--- a/research/magyar-zsido-okleveltar-vii-volume-en.docx
+++ b/research/magyar-zsido-okleveltar-vii-volume-en.docx
@@ -12,7 +12,7 @@
     </w:p>
     <w:p>
       <w:r>
-        <w:t>8 of 873 PDF pages translated. Status: running.</w:t>
+        <w:t>56 of 873 PDF pages translated. Status: running.</w:t>
       </w:r>
     </w:p>
     <w:p>
@@ -382,6 +382,2022 @@
     <w:p>
       <w:r>
         <w:t>6</w:t>
+      </w:r>
+    </w:p>
+    <w:p>
+      <w:pPr>
+        <w:pStyle w:val="Heading1"/>
+      </w:pPr>
+      <w:r>
+        <w:t>PDF viewer page 9</w:t>
+      </w:r>
+    </w:p>
+    <w:p>
+      <w:r>
+        <w:t>https://real-eod.mtak.hu/2973/1/Magyar_zsido_okleveltar_VII.pdf#page=9</w:t>
+      </w:r>
+    </w:p>
+    <w:p>
+      <w:r>
+        <w:t>In the six populous Jewish communities of Sopron county, alongside the 384 Jewish families, there were 426 tax-paying non-Jewish households.</w:t>
+        <w:br/>
+        <w:t>In Moson county, in the three communities with 138 Jewish families, there are 148 non-Jewish tax-paying families.</w:t>
+        <w:br/>
+        <w:t>From the standpoint of settlement history, the question naturally arises: from where and when did this relatively large Jewish population move into the country? The assumption cannot be accepted that a “sizeable” Jewry already lived here in Turkish times, as a remnant of the descendants of those driven out of the medieval towns. We insert here the oldest Kismarton Jewish census known so far, from 1564, although this Jewish congregation can boast the greatest continuity of Jewish population. Its census, made to determine tax arrears, found only eight settled families with :H [OCR: number illegible] persons, to which were added six foreign, solitary, wandering Jewish persons. Of the eight permanent residents, two were born in Kismarton, three in Sopron, two in Kőszeg, and one was of Moravian origin. (M. Zs. O. II. 32 sz.] We find a Jewish population of similar composition in the second half of the 16th century in Nagymarton, Kabold and Lakompak. These are scant remnants of the medieval Jewry of Sopron, Kőszeg and Kismarton. With reference to these, the legislature (1578) could truly write: “Judaei ... , qui in Hungaria paucissimi sunt, quo citius cmigrent; ad solvendum dicam ct alia onera subeunda, in duplo cogantur” [Latin: “The Jews ..., who are very few in Hungary, shall be compelled to pay the tax and bear other burdens double, so that they may emigrate the sooner”]. The law thus even urges the emigration of these few by means of double taxation. Yet these insignificant congregations formed the seeds of the more populous Jewish communities that we encounter here in the first half of the 18th century. In investigating their origins, we may think primarily of immigration from Lower Austria, where, besides the Jewish quarter that developed in the city of Vienna, a whole series of rural Jewish settlements arose in the course of the 17th century*. These were admittedly not yet very populous; even the largest numbered no more than 25–45 families. Similar to these were the Sopron county communities of this period, which are mentioned in the documents (Kismarton 1623, Nagymarton 1(39) [OCR; probably 1639]). But we already find organized congregations headed by Jewish judges (Kismarton 1622, Nagymarton 1639). Moreover, these communities had been attached to Austria since 1491, on the basis of the treaty concluded between Ulászló II and Emperor Frederick III, and returned to Hungary by law only in ]647 [OCR; probably 1647]. These Jewish communities, however, grew greatly when Leopold I, out of religious bias, expelled all Jews from Vienna and Lower Austria in 1670–71. Numerous data support the fact that those banished from Austria partly found refuge in Hungary, although the imperial decree sought to keep them away from there too (D. Kau/mann [OCR; = Kaufmann]: Die letzte Vertreibung der Juden aus Wien und Niederösterreich. Budapest, ]889 [OCR; = 1889]. 190.). The general assembly of the town of Sopron complains in lü75 [OCR; probably 1675]: “Dass judcn-gesindel... in der nachbahrschafft sich hauffig zu vernichren anfangt..” [German: “that Jewish rabble ... is beginning to multiply abundantly in the neighbourhood”; “vernichren” is presumably an OCR error for “vermehren”]. Then in lü80 [OCR; probably 1680] the assembly states in its declaration: “Es geschicht von den juden ein grosser überlauff. Es sind ihrer (j gemeine ... ” [German: “There is a great influx of Jews. There are (j [OCR; numeral unclear] communities of them ...”]. In Kémet Kereszturon [OCR; probably Német Keresztúr], lying close to the town of Sopron, four Jews lived before 1672; in September of that year — as was reported to the Chamber — a further 24 families arrived there, and Mr Kövér Gabriel kept them. (M. Zs. O. Il. 136. sz.)</w:t>
+      </w:r>
+    </w:p>
+    <w:p>
+      <w:r>
+        <w:t>* L. Moses: Die Juden in Niederösterreich Mit besonderer Berücksichtigung des XVII. Jahrhunderts. Wien, 1935.</w:t>
+      </w:r>
+    </w:p>
+    <w:p>
+      <w:r>
+        <w:t>7</w:t>
+      </w:r>
+    </w:p>
+    <w:p>
+      <w:pPr>
+        <w:pStyle w:val="Heading1"/>
+      </w:pPr>
+      <w:r>
+        <w:t>PDF viewer page 10</w:t>
+      </w:r>
+    </w:p>
+    <w:p>
+      <w:r>
+        <w:t>https://real-eod.mtak.hu/2973/1/Magyar_zsido_okleveltar_VII.pdf#page=10</w:t>
+      </w:r>
+    </w:p>
+    <w:p>
+      <w:r>
+        <w:t>The immigration of Jews naturally always depended on the authorities or landlords receiving them, who permitted their residence there and their permanent settlement, and who could provide the newcomers with the necessary protection and security. This must always be taken into account when describing the settlement history of Jewry.</w:t>
+        <w:br/>
+        <w:t>The Jewry expelled at the end of the Middle Ages from the towns of the western border strip was given temporary refuge by the lords of the neighbouring castle estates (Baron Weiszpriach, lord of the castles of Kismarton and Nagymarton; likewise Ecchius von Salm, castellan of Pozsony; Jurisich Miklós, commander of the castle of Kőszeg, who, however, in 1540 yielded to the request of the town burghers and expelled the Jews from there, although they had honourably held their ground in the defence of Kőszeg castle in 1532.)</w:t>
+        <w:br/>
+        <w:t>The Jews, accustomed to the conditions of medieval urban life, were forced in their new places of residence to adapt to the changed circumstances of life. Many of them, who showed no inclination to do so, sought a suitable livelihood elsewhere, far abroad. It is characteristic of those who remained in the villages that in the early period they mostly took up dealing in livestock and animal products. Greater security and wider economic opportunities came to the Jewish inhabitants of these communities when the places became centres of the estates of great landowning feudal lords (the Esterházys, Batthyánys, Zichys, Pálffys). EJI [OCR; probably “These”] lords, who held the highest dignities of the country, were able through their influence to ensure that Jewry, as a class without rights (“judaei .,. -Iurium Regni incapaces” [Latin: “Jews ... incapable of the rights of the Realm”] 1647. Decr. II. Art. 91. §. 8.), nevertheless obtained some protection. We have in mind King Leopold I’s letter of protection for the Jews of Pozsony, Moson and Vas counties (the listing of the Sopron county Jews was omitted for some reason). Upon the complaint of the Jews of the palatinal (Esterházy) and Batthyány estates, the royal letter reprimands the inhabitants of these counties and of the towns lying in their territory (Pozsony, Sopron, Kőszeg and Ruszt) for violently wronging the Jews, and takes them under protection on the grounds that: “Nos eosdom (judaeos) veluti nec dum e Regno nostro Hungariae praescriptos, sed tributaries Dominorum suorum subditos in Nostrarn Regiam, cum personis et rebus eorum universis recipimus.” [Latin: “We receive these (Jews), as not yet proscribed from Our Kingdom of Hungary but as tributary subjects of their lords, into Our Royal [protection], together with all their persons and goods.”] (6 September 1684. M. Zs. O. II. 153. sz.) This decree sounds surprising coming from the ruler who, not quite a decade and a half earlier, had not only expelled all the Jews, some four thousand persons, from Vienna and Lower Austria, but had also sought to remove them from the formerly pledged border territories, which had in the meantime returned to Hungary. This latter expulsion, however, was in force for only a few weeks (24 April 167l. [OCR; = 1671] – 20 August 1671). The great landowners of this region surely secured the annulment of the banning decree concerning the Hungarian border territories. Iaguk [OCR; probably “Maguk” = “themselves”] the magnates themselves set out the rights and duties of the inhabitants of the more populous Jewish communities in separate letters of privilege. The oldest of these letters of privilege whose text has come down to us is Count Batthyány Ádám’s letter of protection of 1687 (Schutzpunkte) for B6 [OCR; number unclear, possibly 36] Jewish families named individually, whom he settled as subjects on his Rohonc estate; two years later the estate steward of the beekói [OCR; place name uncertain] domain came to an agreement with II [OCR; possibly 11] Jewish families of Vágújhely. Palatine Esterházy Pál concluded a detailed contract in 1690 with 50 Jews of Nikolsburg, permitting them to build twenty houses on the manor farm belonging to his castle. This Kismarton contract, set out in seventeen points, served as the model for the other Jewish communities of the Esterházy estate (Köpcsény, 1692. Nagymarton, W94 [OCR; probably 1694]. Boldogasszony, 1714. Kabold, 1718. Lajtaujfalu, 1720. Németkeresztúr, 1130 [OCR; probably 1730].) Here should also be mentioned the letter of protection of Judge Royal Pálffy Mik-</w:t>
+      </w:r>
+    </w:p>
+    <w:p>
+      <w:r>
+        <w:t>8</w:t>
+      </w:r>
+    </w:p>
+    <w:p>
+      <w:pPr>
+        <w:pStyle w:val="Heading1"/>
+      </w:pPr>
+      <w:r>
+        <w:t>PDF viewer page 11</w:t>
+      </w:r>
+    </w:p>
+    <w:p>
+      <w:r>
+        <w:t>https://real-eod.mtak.hu/2973/1/Magyar_zsido_okleveltar_VII.pdf#page=11</w:t>
+      </w:r>
+    </w:p>
+    <w:p>
+      <w:r>
+        <w:t>lós for the 50 Jewish families received at Pozsony Váralja (1714) and for the 40 Jewish families who settled in 1722 on his stemfai [as in source; cf. Stomfa below] estate in Pozsony county.</w:t>
+        <w:br/>
+        <w:t>The Jews of these communities paid their lords a fixed annual sum in gratitude for their protection and defence (Schutzgeld), but beyond this they also strove in every possible way to make themselves useful, performing the most varied services. They sought their lords’ favour by every means, for the security of their existence depended entirely on them; this dependent social position made them servile. On commission they carried out the most varied purchases for their lords and ladies, which were needed in the Baroque era to maintain their luxurious courts. They marketed the surplus produce of the landlords, who by then had largely switched to demesne (manorial) farming. They undertook the lease of seigneurial rights, the regalia; they leased the butcher’s shop, the mill, brandy distilling and beer brewing, as well as the retail sale of drinks. Even if these did not always yield a large income, the constant connection with the lords of the estate meant a great deal to the Jewish settlers, because it ensured some protection for the newcomer, who often lived alone. They also leased the collection of seigneurial tolls and ferry dues, which was no easy task and made them unpopular among the population. Thus this often led to clashes at the designated toll stations. They became instruments of seigneurial exploitation, and although the law from 1630 onward [OCR “Ót11”] repeatedly forbade Jews from leasing the thirtieths and tolls (“.Judaei tam a tricesimarum, quam teloniorum arendatione amoveantnr” [Latin: “Jews shall be removed from leasing both the thirtieths and the tolls”], ]630 [OCR; = 1630]. Dec. Ill. Art. ]5. [OCR; = 15]), the landlords continued to keep them in their service, because ,1 [OCR artefact] by their own strength the Jews could by no means have remained at the toll stations. A royal mandate was sent in 169] [OCR; last digit unclear] to the western border counties — Pozsony, Nyitra, Vas, Sopron and Trencsén counties — concerning the removal of Jewish toll collectors. (M. Zs. O. II. UH. sz. [OCR; number illegible]) This decree, too, attests how often the western immigrants obtained such employment. The prohibitive provision was in vain; the magnates continued to keep their Jewish toll collectors in their service.</w:t>
+        <w:br/>
+        <w:t>The freedom struggle of Rákóczi Ferenc was a great ordeal for the by then numerous Jewish inhabitants of the western border region, since in their places of residence they were all in the service of royalist magnates. The kuruc attacks were directed against their communities as well; generalizing, the kuruc proclaimed that the Jews all sided with the Germans. The attack on the communities of Rohonc and Kismarton alarmed the entire Jewry of the border region; they abandoned their places of residence and, as a contemporary Hebrew source writes: “All the communities of Hungary are in exile” (B. Wachstein: Urkunden und Akten zur Geschichte der Juden in Eisenstadt und den Siebengemeinden. Wien, 192ö [OCR; year unclear]. U. [OCR; page number unclear]). They found temporary refuge in Fraknóvár, Bécsújhely, Bruck on the Lajta and Vienna, while the Jews living in Pozsony and the surrounding communities availed themselves of the protection of Pálffy Miklós at Pozsony Váralja. The census of the Jews who found refuge there has survived from the year 1708. (Published from the Pálffy archive in M. Zs. O. II. :1n. sz. [OCR; number illegible]) Before the national Jewish censuses published in this volume of our Oklevéltár, this Pozsony list contains the most detailed numerical data on the places where Hungarian Jews were settled at that time. It names the :iH [OCR; number illegible] Jewish families already living at Pozsony Váralja at the time. It lists 35 refugees from Stomfa, which was likewise a Pálffy estate. From Köpcsény in Moson county, near Pozsony, which was the property of Palatine Esterházy, the whole community of 44 persons was received, and from Oroszvár, likewise in Moson county, an estate of Count Zichy, twenty-three reached Váralja, while five came from Rajka and four from Köpösd in Nyitra county.</w:t>
+      </w:r>
+    </w:p>
+    <w:p>
+      <w:r>
+        <w:t>9</w:t>
+      </w:r>
+    </w:p>
+    <w:p>
+      <w:pPr>
+        <w:pStyle w:val="Heading1"/>
+      </w:pPr>
+      <w:r>
+        <w:t>PDF viewer page 12</w:t>
+      </w:r>
+    </w:p>
+    <w:p>
+      <w:r>
+        <w:t>https://real-eod.mtak.hu/2973/1/Magyar_zsido_okleveltar_VII.pdf#page=12</w:t>
+      </w:r>
+    </w:p>
+    <w:p>
+      <w:r>
+        <w:t>But in this list we also find refugees from the following places: Tapolcsány, Győr, Óvár, Szentgyörgy, Cseklész, Szerdahely, Holics, Buda, Lajtaújfalu, Kismarton, Nagymarton, Dévény, Bazin, Modor, Szered, Baja, and also persons originating from Moravia, as well as from Bohemia and Poland.</w:t>
+        <w:br/>
+        <w:t>When the struggles of the Rákóczi freedom war came to an end and the devastating epidemics that followed it ceased, the Jewish communities were repopulated, the refugees returned, and indeed, in the ensuing period of peace, a larger process of immigration began from Moravia and Bohemia. Data on Jewish settlement conditions in this period are provided by the Jewish censuses carried out in the twenties of the century, which the Hungarian Royal Lieutenancy Council, newly organized at that time, ordered county by county on royal command. The royal decree lS [OCR; probably “és” = “and”] the Lieutenancy Council’s instruction inquired into the numbers, occupations and tax conditions of Hungarian Jewry because it wished to prevent their renewed mass immigration and indeed wished to reduce the number of those who had been resident for some time. The counties submitted the data in varying ways. In each county the censuses were carried out by the district magistrates (szolgabírák) and jurors, who after completing their work presented their reports to the county general assembly, which sent the material collected for the county to the Lieutenancy Council. The Jews, who lived on the estates of the lords of the noble counties and stood in their service, brought them profit — this explains why the nobility did not wish or demand their removal, and indeed made the arrival of new ones possible.</w:t>
+        <w:br/>
+        <w:t>The principal numerical data of the western border counties of Transdanubia:</w:t>
+        <w:br/>
+        <w:t>According to the 1725 census of Vas county, not counting the free royal town of Kőszeg, Jews lived in five communities, 179 families in all. Its most populous Jewish congregation was Rohonc, where twenty-seven houses were Jewish property and :32 [OCR; probably 32] belonged to the lord; together ]52 [OCR; probably 152] families lived in these houses; in Szalonak ]5 [OCR; probably 15], in Német Újvár 7, in Mura Szombat :l [OCR; digit unclear] and in Szent Gotthárd 2.</w:t>
+        <w:br/>
+        <w:t>According to the 1n5 [OCR; year unclear, possibly 1735] census, 130 families lived in l7 [OCR; probably 17] communities. The number of families was 80 in Rohonc, 13 in Szalonak, 9 in Német Újvár, 7 in Körmend, 3 in Szombathely, 3 in Nagy Csömöte, 2 in Mura Szombat, likewise 2 in Sárvár, and in eight communities one family each lived.</w:t>
+        <w:br/>
+        <w:t>According to the ]746 [OCR; probably 1746] census, 227 families lived in 53 communities: Rohonc 106, Német Újvár 24, Szalonak l7 [OCR; probably 17], Körmend 9. In thirty-six communities only one family each, in seven 2, in three 3, in another three 4.</w:t>
+        <w:br/>
+        <w:t>Census of the Jews of Sopron county from the year 1725:</w:t>
+        <w:br/>
+        <w:t>398 families were recorded in nine communities. While only one family each settled in Kapuvár and in the community of Páli, and two in Kisfalud, the county had the six populous Jewish communities already mentioned above.</w:t>
+        <w:br/>
+        <w:t>The conscription contained in the 1735 table lists 429 families in seven communities. The number of souls in these was 194!J [OCR; last digit unclear]. Only one family lives in Füles, while the data of the six populous congregations at that time are as follows: Kismarton Váralja 112 families, Lakompak 103, Nagymarton 84, Német Keresztúr 54, Kabold 45, Lajta Újfalu 30.</w:t>
+        <w:br/>
+        <w:t>The census from the forties has not survived; we find only, in the summary table of the extraordinary tax, that this tax was levied in 174G [OCR; last digit unclear, possibly 1746] on 1313 persons. This would correspond to 292 families if we reckon 4.5 persons per family. This large decrease can be explained by the fact that poor families were not counted, despite the royal decree; the census-takers proceeded in this way in other counties of the country as well.</w:t>
+      </w:r>
+    </w:p>
+    <w:p>
+      <w:pPr>
+        <w:pStyle w:val="Heading1"/>
+      </w:pPr>
+      <w:r>
+        <w:t>PDF viewer page 13</w:t>
+      </w:r>
+    </w:p>
+    <w:p>
+      <w:r>
+        <w:t>https://real-eod.mtak.hu/2973/1/Magyar_zsido_okleveltar_VII.pdf#page=13</w:t>
+      </w:r>
+    </w:p>
+    <w:p>
+      <w:r>
+        <w:t>The 1725 census of Moson county has survived only incompletely; the communities of the district beyond the Lajta are missing. The Jewish population of only six communities was recorded. The three populous communities appear as follows: Oroszvár with 43, Köpcsény with :38 [OCR; probably 38], Rajka with 15 families. In the community of Csun and in the market town of Óvár one Jewish family each, in the market town of Moson 2; altogether 100 families live in the county.</w:t>
+        <w:br/>
+        <w:t>Two censuses survive from the year 1727; the county submitted one to the Lieutenancy Council on the eighth of February and the other on the second of September, because it was not satisfied with the first. The data of the first submission are as follows: it lists Boldogasszony 40, Köpcsény 29, Oroszvár 2G [OCR; probably 26], Rajlea [OCR; = Rajka] 12, Gátha G [OCR; digit unclear, possibly 6] Jewish heads of family. In Csun and Óvár one family each; Moson and Nynlas [OCR; place name uncertain] are each the residence of two families. According to this census, altogether 1] 9 [OCR; probably 119] families live in the nine communities.</w:t>
+        <w:br/>
+        <w:t>The conscription submitted in September of the same year recorded 165 families in the nine communities: Boldogasszony 5:3 [OCR; probably 53], Oroszvár 4:~ [OCR; second digit unclear], Köpcsény 42, Rajka 14, Gátha 9, Csun two, Óvár and Moson one each.</w:t>
+        <w:br/>
+        <w:t>In 1n5 [OCR; year unclear, possibly 1735] the census-takers found 194 families in fl [OCR; number unclear] communities of the county: Köpcsény appears with GI [OCR; number unclear], Oroszvár with 54, Boldogasszony with :39 [OCR; probably 39], Rajka with 2G [OCR; probably 26] families, while in five communities fewer than 10 families live: Bezenye, Lébény, Moson one family each, Csun :3 [OCR; probably 3], Gátha 8.</w:t>
+        <w:br/>
+        <w:t>The census from 1745 contains only the data of the five populous communities; these five communities are: Boldogasszony 40, Oroszvár :39 [OCR; probably 39], Köpcsény :3G [OCR; second digit unclear], Rajka 16, Gátha 12, altogether 143 families. The extraordinary tax was levied in this county in 174G-biLl1589 [OCR garbled; possibly “1746-ban 589” = “in 1746 on 589”, but year and figure are uncertain] persons. If we again reckon 4.5 persons per family, then 129 could have lived there.</w:t>
+        <w:br/>
+        <w:t>The varying figures for the Jewish population of the communities can be traced back to the fact that the censuses were carried out in different ways in the individual years, even though precisely in these three counties, where the Jews obtained settlement on the estates of the Batthyánys and Esterházys, the Jewish population was counted from time to time on the estates.</w:t>
+        <w:br/>
+        <w:t>Batthyány Ádámné [Mrs Ádám Batthyány], proprietress of Rohonc, gives the following instruction in 1720: “Alle halbe jahr die Juden beschrieben, die gaaben eingetrieben und die nicht eingeschrieben, in Arest geführt, in Eysen und Pand geschlagen, der Juden Richter abel' fül' ein jeden dergl: p. 32 fl. bestrafft werden.” [German: “Every half year the Jews are to be recorded and the dues collected, and those not recorded are to be taken into arrest and put in irons and bonds, while the Jews’ judge is to be fined p. 32 fl. for each such person.”] (M. Zs. O. Ill. 169. sz.) Accordingly, she made the census the duty of the Jewish judge. If not every half year, then annually the leaders of the Jewish community were obliged to submit a census of their members by name. The census made on 28 May 1727 has survived, which shows the names of the heads of family of the Jewish community in German and Hebrew. The list gives 175 names in all. (Rechnitzer Juden Lista oder Verzciohnusz, de dato 28 May 1727. ::VI. Zs. O. Ill. 1087. sz.) At the end of the list we can read that the list submitted by the judge is identical with last year’s, except that those who had died in the meantime were omitted and the newly married were already included in the enumeration. Those, however, who have nothing are submitted to the Trivatal [OCR; word uncertain, apparently an estate office] in a separate list.</w:t>
+        <w:br/>
+        <w:t>The officials of the estates prepared tabular statements on the Esterházys’ Jewish subjects living in the communities of Sopron and Moson counties. (The compilation from the year 1729 is published in M. Zs. O. V/2. 1094. sz. a.) In 1738 the chief accountant of the Esterházy estate instructs the Jewish community of Kismarton and the other seven Jewish communities under the protection of the Esterházy family that their judges and jurors should appear before him, presenting a complete table of the Jewish population of each community. The censuses of the Jews of Nagymarton and Kabold from 1738 and 1739 respectively have indeed survived. (M. Zs. O. V/2. 1110, 1111. és 1112. sz.] The numerical discrepancy between the data of the conscription carried out by the county’s men and the lists submitted to the landlords is striking.</w:t>
+      </w:r>
+    </w:p>
+    <w:p>
+      <w:r>
+        <w:t>II</w:t>
+      </w:r>
+    </w:p>
+    <w:p>
+      <w:pPr>
+        <w:pStyle w:val="Heading1"/>
+      </w:pPr>
+      <w:r>
+        <w:t>PDF viewer page 14</w:t>
+      </w:r>
+    </w:p>
+    <w:p>
+      <w:r>
+        <w:t>https://real-eod.mtak.hu/2973/1/Magyar_zsido_okleveltar_VII.pdf#page=14</w:t>
+      </w:r>
+    </w:p>
+    <w:p>
+      <w:r>
+        <w:t>Thus, for example, according to the 1735 county census Nagymarton had 83 Jewish families, while 126 names appear in the seigneurial list: 44 have their own house or part of a house, and 82 live there as tenants.</w:t>
+        <w:br/>
+        <w:t>Moson county, already in a statute enacted in 1712, provides for the census of Jewry for taxation purposes. (M. Zs. O. V/2. ] 123. sz. [OCR; probably 1123])</w:t>
+      </w:r>
+    </w:p>
+    <w:p>
+      <w:r>
+        <w:t>2. The Jewry of the Border Counties of the Northwestern Upland</w:t>
+      </w:r>
+    </w:p>
+    <w:p>
+      <w:r>
+        <w:t>In this period newcomers arrive in greatest numbers from two areas: Moravia, Bohemia and Poland.</w:t>
+        <w:br/>
+        <w:t>Acsády Ignác (Magyarország népessége a pragmatica sanctio korában. Bp., 1896.) showed, on the basis of the data of the 1735–38 census, that more than one third of the Jewry of Hungary at that time declared itself to be of Moravian origin (38,:35% [OCR; probably 38,35%])*. The censuses from the twenties of the 18th century published in this volume confirm this finding. At the same time, however, we must state that this large-scale immigration of Moravian Jews cannot be attributed to King Charles III’s decree of 1726, valid for Bohemia and Moravia, by which he restricted the number of Jews in these two provinces of his empire, stipulating that in each family only one marrying son should receive the right of residence (incolatus). It was then considered whether to extend the closed number to our country as well, so as to restrict Jewish families; however, taking into account the demographic and economic condition of the country, which had then recently been liberated and was still sparsely populated, the chancellery did not recommend extending this decree to Hungary — adding that its introduction would “veluti piures malas sequelas post se trahere” [Latin: “as it were, bring several bad consequences in its train”]. The lords of the country at that time — as can be established — willingly received onto their estates Jews who possessed some property, because they could profit from them economically.</w:t>
+        <w:br/>
+        <w:t>Immigration from Moravia, just like that from Austria and — as we shall see — that from Polish land, demonstrably (as the documents show) began at the start of the 17th century and continued steadily in the following century too, whereas no new immigrants could come from Austrian soil from the last quarter of the 17th century, after they had been expelled from there in lü70-71 [OCR; probably 1670–71]. By contrast, new groups of immigrants continuously arrived from Moravian soil, since the Jewry there showed considerable numerical growth in this period.</w:t>
+      </w:r>
+    </w:p>
+    <w:p>
+      <w:r>
+        <w:t>* An erroneous datum in Acsády’s book (op. cit. p. 282) must be corrected. Among the data on the origins of the Jews recorded in Vas county, we find in Acsády that of the county’s 131 recorded heads of family, 14 were from Hungary, 2 from Moravia, 100 from other provinces of Austria and 15 from an unknown place. The figure of one hundred arises because the Jewish heads of family found in Rohonc, Körmend, Németújvár and other communities of the county declared as their hereditary lord the widow of Count Batthyány Ádám, Strattmann Eleonóra, whose place of residence at the time of the conscription is given as Wien, although the Jewish inhabitants of these Vas county communities had been Batthyány subjects for generations; this is proven by the letters of protection received from the Batthyánys in 1673 and 1687. These 100 Jewish heads of family must be counted as being of Hungarian origin, and thus the national proportion of Jewry of Hungarian origin is modified.</w:t>
+        <w:br/>
+        <w:t>The combined number of Jewish heads of family of Hungarian origin at this time (1735) is 985 instead of 885, and their national proportion is 38,!!1% [OCR; final digits unclear] instead of 35,31%.</w:t>
+        <w:br/>
+        <w:t>The number of Jewish heads of family originating from other provinces of Austria (excluding Bohemia and Moravia) is only 33 instead of 133, and their national proportion only 1,29% instead of 5,31%.</w:t>
+      </w:r>
+    </w:p>
+    <w:p>
+      <w:r>
+        <w:t>12</w:t>
+      </w:r>
+    </w:p>
+    <w:p>
+      <w:pPr>
+        <w:pStyle w:val="Heading1"/>
+      </w:pPr>
+      <w:r>
+        <w:t>PDF viewer page 15</w:t>
+      </w:r>
+    </w:p>
+    <w:p>
+      <w:r>
+        <w:t>https://real-eod.mtak.hu/2973/1/Magyar_zsido_okleveltar_VII.pdf#page=15</w:t>
+      </w:r>
+    </w:p>
+    <w:p>
+      <w:r>
+        <w:t>Of the historical past of Moravian Jewry we know the following: until the middle of the 15th century, the towns of this Slav-inhabited territory, which were then taking shape, served as the main stations on the eastward route of the Jewry expelled from the imperial cities of Germany, and in them the Jews fulfilled a useful economic function. From the second half of the 15th century, however, the Jews were expelled from the royal towns of the province — with the consent of the ruler (King László V) and under the influence of the anti-Jewish agitation of Kapisztrán János [John of Capistrano]. These towns (Brünn, Olmütz, Znaim, Iglau etc.) obtained from the ruler the right not to be obliged to tolerate Jews within their walls (“de non tolerando judaeos”). Here too it happened, as in many places in the German Empire, that the Jewry pushed out of the towns was partly received by the landlords of neighbouring communities. In this way more and more rural Jewish congregations formed, whose number in time exceeded fifty. The number of Jewish inhabitants of these communities grew when, in the middle of the 17th century, from 16M~ [OCR; year unclear] onward, following the Cossack attacks, the massacres began on Ukrainian, Polish and Lithuanian soil that brought about the break-up of these densely Jewish-inhabited areas. Eastern Jewry — on its route of flight westward — sought protection and the possibility of settlement in the nearest Moravian communities. The number of inhabitants of the Moravian Jewish communities was likewise increased by the masses expelled from Vienna and Lower Austria, and indeed — as is known — Jewish captives carried off from Buda (1686) and Belgrade (Hi89 [OCR; year unclear]), recaptured from the Turks, were transported to Moravia, because the high ransom demanded for them was hoped for from the Jews there.</w:t>
+        <w:br/>
+        <w:t>From a whole series of documents we learn that, from the beginning of the 17th century, Jews had a significant share in the border trade between Hungary and Moravia. The Hungarian landlords early on took into their service Moravian Jews experienced in commercial matters and gave them the opportunity to settle on their estates. As early as 1599 the Czobor estate had a Jewish toll collector. In the census of the taxable portae of Nyitra county from 1593 to lG03 [OCR; probably 1603], Jewish inhabitants of Sassin (Sasvár), Holics and Galgóc already appear several times — where in 1641 a “Sido uozá” is mentioned. (M. Zs. O. VII. 585. sz.) One can observe how the places of Jewish settlement advanced: in the early period they reached from the Hungarian–Moravian border as far as the communities lying along the line of the Vág, and from there further to the line of the Nyitra. Two characteristic features of settlement from Moravia must be pointed out: they settle in a whole series of communities in the territory of Nyitra and Trencsén counties, but, apart from a few more populous settlements, the lord can mostly receive and place only one or two families on his estate. The other characteristic feature of these settlements is that the newly settled maintain their connection with the Jewish communities of their place of origin and with those communities’ landlords. These connections persisted for decades, across generations. Both sides held to them, as their interests also required. The emigrants were bound to their place of origin by family ties and piety; the members of the ancestral community long expected those who had left to return to their midst. It was also a requirement that they contract their marriages within that community. They demanded a material contribution from those settling abroad towards the maintenance of the institutions of the mother community.</w:t>
+        <w:br/>
+        <w:t>The Moravian landlords regarded their Jewish subjects as their hereditary property; these were obliged to report even a temporary absence to the lordship and in such cases to pay a certain fee. The seigneurial authority also had to be informed of their return. From those settling in Hungary they demanded for years the payment of certain</w:t>
+      </w:r>
+    </w:p>
+    <w:p>
+      <w:r>
+        <w:t>13</w:t>
+      </w:r>
+    </w:p>
+    <w:p>
+      <w:pPr>
+        <w:pStyle w:val="Heading1"/>
+      </w:pPr>
+      <w:r>
+        <w:t>PDF viewer page 16</w:t>
+      </w:r>
+    </w:p>
+    <w:p>
+      <w:r>
+        <w:t>https://real-eod.mtak.hu/2973/1/Magyar_zsido_okleveltar_VII.pdf#page=16</w:t>
+      </w:r>
+    </w:p>
+    <w:p>
+      <w:r>
+        <w:t>urbarial obligations. The Moravian landlords regarded this as their rightful claim, arguing that their Jewish subjects, like their non-Jewish subjects, as “Erb und Leibeigen Unterthanen und Servi Glebae” [German/Latin: “hereditary and bonded subjects and serfs bound to the soil”], being bound to the land, were forbidden to move out of the country; and if they nevertheless did so, they continued to owe their hereditary lords an annual tax. Indeed — as we see from the 1735–1739 census, in which the table drawn up by the Lieutenancy Council also contains the question “Dominus illius haereditarius in vel extra Hungariarn est” [Latin: “Is his hereditary lord in or outside Hungary”], and furthermore the column “Annue solvit haereditario domino” [Latin: “Pays annually to the hereditary lord”]. Characteristically, in the specimen sent by the government office to the counties, the answer given to the first question was: “in Moravia comes N.” [“in Moravia, Count N.”]. Summing up the data of the 1735–39 census, those who had settled in Hungary paid their Moravian hereditary lords 4882 forints 33 denars annually, more than one fifth of what they gave their then Hungarian lords in return for urbarial service. From the conscriptions we also learn that the new immigrants quite often still left their families behind in Moravia. Moreover, the immigrants procured their wares there, especially cloth and other textile goods. In the 1736 census of Heves county we find, regarding Moyses Ábrahám, living in the market town of Gyöngyös, who declares “Comes Chaunicz in Moravia” as his hereditary lord, the following about his occupation: “Habet fornicem stabilem panno, tela, fimbriis et reliquis mercibus ex Moravia adductis.” [Latin: “He has a permanent vaulted shop with cloth, linen, fringes and other wares brought from Moravia.”] Jewish merchants from Moravia also constantly travelled to distant Hungarian regions. This is attested by a datum we read in the 1727 census of Nógrád county. One son of the Jewish family staying in the community of Szirák is “in servi ti is pro nunc apud certum Judaeum Brodensem (Ungarisch Brod) Jacobuni Aller nominatum. qui alias cum mercimoniis has partes saepe frequentare solet” [Latin: “currently in service with a certain Jew of Brod (Ungarisch Brod) named Jacob Aller, who otherwise often frequents these parts with merchandise”]. On their journeys across the country the Moravian Jewish merchants came to know the Hungarian regions, and where they found a place suitable for pursuing their occupation, they sought a connection with it, came to an agreement with the lords of the community and settled there.</w:t>
+        <w:br/>
+        <w:t>The Moravian landlords took their Jewish subjects, who represented considerable income for them, under their protection as their own and regarded them as falling under their jurisdiction. This is what the Dietrichsteins did with the Jews who had emigrated from Nikolsburg, the Lichtensteins with those from Göding and Prossnitz, and the Kauniczes with those from Ungarischbrod. Kaunicz Domonkos András in particular acted on several occasions in the interest of his Jews. It is worth mentioning how he took under his patronage two of his Magyarbrod subjects whom the Bishop of Eger had innocently thrown into prison. These Jews had been trading in the town of Eger for years and, with the permission of the authorities, operated a distillery in the town, which had then recently been liberated from Turkish rule. Because they did not comply with the order to leave the community within three hours, they ended up in an underground prison. Count Kaunicz obtained royal intercession for their release. He likewise intervened on behalf of his Jewish subjects with the lords of the towns of Nagyszombat and Trencsén.</w:t>
+        <w:br/>
+        <w:t>The Moravian landlords kept a separate record, besides their Christian subjects, of the Jews who had departed from their estates. Evidence of this is the surviving list: “Haubt Tabella derer Vermög eingelangter individual-Consignatione eines dem Marggrafthum Máhren, von Anno 1740 in das Königreich Hungarn entwichenen .Iuden, nebst bemerkung ihrer theils wissentlichen, theils abel' mutmaslichen aufenthalts Örthern” [German: “Main table of the Jews who, according to the individual consignations received, fled from the Margraviate of Moravia into the Kingdom of Hungary from the year 1740, with a note of their partly known, partly presumed places of residence”]. From this list we learn how many came to Hungary in the said period, from which communities they emigrated and where they settled. Even if this enumeration, which contains 339 names, is not complete — several with fami-</w:t>
+      </w:r>
+    </w:p>
+    <w:p>
+      <w:r>
+        <w:t>14</w:t>
+      </w:r>
+    </w:p>
+    <w:p>
+      <w:pPr>
+        <w:pStyle w:val="Heading1"/>
+      </w:pPr>
+      <w:r>
+        <w:t>PDF viewer page 17</w:t>
+      </w:r>
+    </w:p>
+    <w:p>
+      <w:r>
+        <w:t>https://real-eod.mtak.hu/2973/1/Magyar_zsido_okleveltar_VII.pdf#page=17</w:t>
+      </w:r>
+    </w:p>
+    <w:p>
+      <w:r>
+        <w:t>[…]dostul jöttek [OCR fragment at page start; the beginning of the word is on the previous page, probably “(with their) families came”] —, nevertheless it gives a broad picture of the immigration directed from Moravia into Hungary. We see that most of them came from the populous Moravian Jewish communities lying close to the Hungarian border, especially from Ungarischbrod, this true mother-city of Hungarian Jewry (78 persons). Also noteworthy is where the immigrants headed in the greatest numbers: most went to Buda, more correctly Óbuda (18 heads of family). Among these Óbuda immigrants we find some who soon attained a leading role in their new place of residence and became the founders of large families (Seckl Hollitscher). The Hungarian Lieutenancy Council sent the said list to those counties and towns to which the immigrants had made their way. The wish of the Moravian lords was that their subjects be returned to them..</w:t>
+      </w:r>
+    </w:p>
+    <w:p>
+      <w:r>
+        <w:t>From the standpoint of settlement history, particular interest attaches to all those conscriptions in which the enumerating szolgabírák [district magistrates] and jurors considered it necessary to record also how long the individual Jewish families had been living there locally. Thus in 1727, of the no [OCR reads “no”; a number, probably 110] heads of family enumerated in Pozsonyváralja, only 34 declared themselves born in Pozsony; all the rest immigrated later and married there. New places of settlement came into being in the calmer period following the Peace of Szatmár. Along the Vág, in Szered, which was an Esterházy estate, 23 families were granted settlement. The oldest declares that he came there twenty years ago. At this time the congregation of Dunaszerdahely develops in the Csallóköz, where 19 families lived in 1728. The oldest Jewish inhabitant of the community had arrived nineteen years before. Likewise in the Csallóköz, in Tejfalu near Somorja, the 1746 conscription found 15 families, of which the oldest had been residing there for 27 years. The settlers often had not yet taken root in their place of residence. Thus in Szered the 1735 conscription found only 8 families instead of the 23 enumerated in 1728. Such changes can be found in other communities as well. Of the three border counties lying on the left bank of the Danube (Pozsony, Nyitra and Trencsén), in the years of the published conscriptions Nyitra and Pozsony were the areas of our country most densely inhabited by Jews. The conscriptions of the three counties have survived from three decades of the 18th century. The conscriptions of Pozsony and Nyitra counties, however, are not complete. Thus in the 1728 Pozsony county conscription such populous Jewish settlements as Stomfa and Cseszte are missing. And in the 1727 Nyitra one the Jewry of the three districts lying close to the mining region is not recorded; the conscription took place only in the Vágújhely and Szakolca districts. By contrast, in Trencsén county the enumeration was carried out twice in the year 1727. The most accurate and reliable are the conscriptions carried out in the thirties, in these counties too, as throughout the country. Of the enumerations made in the forties, the Pozsony conscription of 1747 and the Nyitra one, as well as the Trencsén county conscription of 1746, have survived. These aimed to show the number of souls of the Jewish population for the purpose of levying the extraordinary tax. Since the counties held the poll tax levied without the consent of the Diet to be unlawful, and believed that the poor among the Jewry could not pay it, they often refrained from enumerating the destitute and laid no weight on the accuracy of the census data.</w:t>
+        <w:br/>
+        <w:t>The principal data on the Jewry of the three counties are the following:</w:t>
+      </w:r>
+    </w:p>
+    <w:p>
+      <w:r>
+        <w:t>According to the 1728 conscription of Pozsony county, Jews live in 40 communities (including the free royal town of Szentgyörgy). The number of heads of family is 244; in twenty-seven communities only one family each lives. In 35 communities there are everywhere fewer than ten. More populous congregations: Pozsony Váralja III [OCR “III”, probably 111] families, Szered 21, Szerdahely 16, Szentgyörgy and Galánta 15 families each.</w:t>
+      </w:r>
+    </w:p>
+    <w:p>
+      <w:r>
+        <w:t>15</w:t>
+      </w:r>
+    </w:p>
+    <w:p>
+      <w:pPr>
+        <w:pStyle w:val="Heading1"/>
+      </w:pPr>
+      <w:r>
+        <w:t>PDF viewer page 18</w:t>
+      </w:r>
+    </w:p>
+    <w:p>
+      <w:r>
+        <w:t>https://real-eod.mtak.hu/2973/1/Magyar_zsido_okleveltar_VII.pdf#page=18</w:t>
+      </w:r>
+    </w:p>
+    <w:p>
+      <w:r>
+        <w:t>The data of the 1735–36 conscription:</w:t>
+      </w:r>
+    </w:p>
+    <w:p>
+      <w:r>
+        <w:t>They live in 73 communities; the number of heads of family is 395. In twenty-eight communities only one family each. In {j5 [OCR; probably 65] communities everywhere fewer than ten families. The eight most populous Jewish congregations: Pozsony Váralja 123, Stomfa 36, Szentgyörgy free royal town 23, Cseszte 18, Dunaszerdahely 16, Tejfalu likewise 16, Cziffer 12 and Galánta 10 families.</w:t>
+      </w:r>
+    </w:p>
+    <w:p>
+      <w:r>
+        <w:t>In the 1747 conscription, of the county's five districts the data of the Upper District are missing. Taking as a basis that the county levied the two-forint poll tax on 2117 persons, and taking the number of souls per family as 4.5, we can reckon with 470 families.</w:t>
+      </w:r>
+    </w:p>
+    <w:p>
+      <w:r>
+        <w:t>The 1728 conscription of Nyitra county mentions Jews in 33 communities. In 17 communities only one family each lives, in 24 everywhere fewer than ten. The nine most populous congregations are the following: Vágújhely 76, Holics 35, Szenic 32, Sasvár 29, Verbó 21, Szebotist 14, Csejte 12, Pöstyén likewise 12 families. [Only eight names are listed in the source.]</w:t>
+      </w:r>
+    </w:p>
+    <w:p>
+      <w:r>
+        <w:t>According to the 1736 conscription, not counting the free royal town of Szakolca, they live in 56 communities. The number of families is 433. In twenty-six communities only one family each lives, in 46 everywhere fewer than ten. The ten most populous congregations: Vágújhely 80, Szenic 50, Holics 42, Sasvár 39, Verbó 35, Galgóc 25, Csejte likewise 25, Szebotist 19, Pöstyén 14, Kosztolány ll [OCR; probably 11].</w:t>
+      </w:r>
+    </w:p>
+    <w:p>
+      <w:r>
+        <w:t>On the basis of the 1746 conscription the extraordinary tax was levied on 2357 persons. Again counting 4.5 persons per family, we can put their number at 522.</w:t>
+      </w:r>
+    </w:p>
+    <w:p>
+      <w:r>
+        <w:t>In Trencsén county, according to the conscription carried out on 18 February 1727, Jews live in 28 communities of the county; the number of heads of family is 69. In sixteen communities only one family each lives, in Illava 12 families, in the other communities everywhere fewer than ten families.</w:t>
+      </w:r>
+    </w:p>
+    <w:p>
+      <w:r>
+        <w:t>In the period between 29 September 1727 and 1 March 1728 the Jewry of the county's four districts was enumerated again, when 84 families were counted in 28 communities. In ten communities only one family each was found, in Illava fifteen, in Beczkó twelve, in the rest fewer than ten.</w:t>
+      </w:r>
+    </w:p>
+    <w:p>
+      <w:r>
+        <w:t>In 1735, not counting the free royal town of Trencsén, 145 families were enumerated in 44 communities. In twenty communities only one family each lived, in Beczkó 18, in Illava 15, in the rest fewer than ten.</w:t>
+      </w:r>
+    </w:p>
+    <w:p>
+      <w:r>
+        <w:t>According to the incomplete 1745 conscription, 113 families would have lived in 34 communities, in IS [OCR; probably 18] only one family each, in Beczkó ten, in Illava 9 families; in the rest fewer than ten were registered. In the year 1746 a more accurate conscription was carried out, when 172 families with .G92 [OCR; probably 692] souls were registered in 55 communities. In sixteen communities only one family lived, in Beczkó 15, in the community of Baán 13, in Illava likewise l:~ [OCR; probably 13], in Puchó 12 and in Nemes Podhragy ll [OCR; probably 11], in the rest fewer than ten. According to the national summary, the two-forint extraordinary poll tax was likewise demanded in Trencsén county from 692 persons.</w:t>
+      </w:r>
+    </w:p>
+    <w:p>
+      <w:r>
+        <w:t>In contrast with the regions of the western border, in Árva, Turócz and Liptó counties, which extend along the upper course of the Vág, the Jewish population is still sparse in this period.</w:t>
+      </w:r>
+    </w:p>
+    <w:p>
+      <w:r>
+        <w:t>In Árva county, only in one of the market towns, Nagyfalu, did two related Jewish families live in 1725; they retail the lord's wine and carry on peddling. In 1735 five Jewish families in all were found settled in three communities (Alsókubin 3, in Nagyfalu one and in the community of Zászkal one). No conscription from the forties has survived in this county. We learn only that in 1747 eleven families</w:t>
+      </w:r>
+    </w:p>
+    <w:p>
+      <w:r>
+        <w:t>16</w:t>
+      </w:r>
+    </w:p>
+    <w:p>
+      <w:pPr>
+        <w:pStyle w:val="Heading1"/>
+      </w:pPr>
+      <w:r>
+        <w:t>PDF viewer page 19</w:t>
+      </w:r>
+    </w:p>
+    <w:p>
+      <w:r>
+        <w:t>https://real-eod.mtak.hu/2973/1/Magyar_zsido_okleveltar_VII.pdf#page=19</w:t>
+      </w:r>
+    </w:p>
+    <w:p>
+      <w:r>
+        <w:t>pay the extraordinary tax amounting to 51 forints. The communities in which the families lived are not named in the document.</w:t>
+      </w:r>
+    </w:p>
+    <w:p>
+      <w:r>
+        <w:t>Two conscriptions of Turócz county from the year 1727 have survived. The first is dated 13 February 1727 and lists 13 families in three communities of the county (Szent Márton 9, Szucsán 3 and Mossocz 1). The later conscription from the same year (29 September 1727) finds 10 families in Szent Márton and 2 in Szucsán. In the thirties, however, the enumeration of the Jews no longer took place in this county, because a decree expelled them from the vicinity of the mining region; indeed the county writes in its submission addressed to the Lieutenancy Council in 1745 that the single Jew, the poor chirurgus [surgeon] living in Thurán, had also been removed.</w:t>
+      </w:r>
+    </w:p>
+    <w:p>
+      <w:r>
+        <w:t>In Liptó county in 1727, 13 families lived only in Szent Miklós, and two in nearby Palugya; the noble families Okolicsányi, Pongrácz and Plathy made their settlement possible. The immigrants all came from Moravia. Judging by the names, they were made up of several related families; they live partly on manorial, partly on serf plots. The county officials carrying out the conscription took this circumstance into account, because those living on curial plots paid only the landlord, whereas those settled on portal plots also owed contribution to the county. The 1187 [OCR; the year is evidently misread] conscription finds all 15 families of the county in Liptószentmiklós. No conscription of the county's Jewry from the forties has survived. In 1746 the extraordinary poll tax levied on the Jews was paid in this county by 51 individuals. Liptó county repeatedly figures as a transit area for Jewish immigrants pressing eastward, who were compelled to avoid the mining regions.</w:t>
+      </w:r>
+    </w:p>
+    <w:p>
+      <w:r>
+        <w:t>3. The removal of the Jews from the mining region [OCR heading garbled: “A zeidákmalo a bányavidékról való eltávolítá8a”]</w:t>
+      </w:r>
+    </w:p>
+    <w:p>
+      <w:r>
+        <w:t>The settlements spread from the border counties to the more inland territories as well: to Turócz and Bars, neighbouring Nyitra and Trencsén counties, and to the more distant Hont county. Royal decrees at the end of the 17th century (23 January 1693, 29 July 1695) prohibited the residence of Jews within an area of seven miles from the mining towns, and Ferenc Rákóczi II too, in his instruction addressed to the national economic council, orders that the Turks and Jews be kept away from the mining towns. They feared for the revenue of the precious-metal mines on account of the trading Jews. These prohibitive decrees fell into oblivion, and so it could happen that landlords admitted Jews onto their estates lying in the vicinity of the mining towns as well. The newly organized government authorities, however, renewed these prohibitive provisions in 1724–25, threatening those who violated them with the severest punishment (sub poena amissionis vitae) [under pain of loss of life].</w:t>
+      </w:r>
+    </w:p>
+    <w:p>
+      <w:r>
+        <w:t>How seriously this matter was taken is attested by the documents relating to it. Nyitra county repeatedly called upon Count Péter Berényi to remove the Jews living on his Tapolcsány estate. The count turned to the ruler with a petition that the Jews be left to him, pointing out that at the time he had bought this property from the royal chamber together with the income due to him from the Jews there, and that their removal would be to his great detriment. Count János Pálffy, the Ban of Croatia, likewise asks that he be allowed to keep his Jews living in Bajmócz. The Hungarian Court Chancellery referred the request of the two magnates to the Court Chamber, which was the supreme authority of the mining towns. The king (Károly III [Charles III])</w:t>
+      </w:r>
+    </w:p>
+    <w:p>
+      <w:r>
+        <w:t>2 Oklevéltár VII. 17</w:t>
+      </w:r>
+    </w:p>
+    <w:p>
+      <w:pPr>
+        <w:pStyle w:val="Heading1"/>
+      </w:pPr>
+      <w:r>
+        <w:t>PDF viewer page 20</w:t>
+      </w:r>
+    </w:p>
+    <w:p>
+      <w:r>
+        <w:t>https://real-eod.mtak.hu/2973/1/Magyar_zsido_okleveltar_VII.pdf#page=20</w:t>
+      </w:r>
+    </w:p>
+    <w:p>
+      <w:r>
+        <w:t>on 19 August 1727 refuses to grant the request of the two magnates; in the interest of securing the royal revenue he requires the removal of the Jews from the communities of Bajmócz and Tapolcsány.</w:t>
+      </w:r>
+    </w:p>
+    <w:p>
+      <w:r>
+        <w:t>In the conscriptions of 1725 and 1727 we encounter in several places Jews expelled from the mining region who are seeking a new place of residence. Most instructive in this respect is the 1725 conscription of Xógrád [OCR; Nógrád] county, where those expelled from the mining region (Korpona, Bars county; Közép Palajta, Hont county) had at that time been living for half a year or a year. Most of them, nine families, found a new home in Szécsény, where Count János Ádám Forgács received them. Komárom county, lying south of the mining region, in 1727 considered it necessary to supplement the Jewish conscription already prepared in 1725, owing to the number of expellees who had arrived in the community of Osúz [OCR; elsewhere Csúz] lying in the northern part of the county. In the covering letter with which the county submits the Jewish conscription to the Lieutenancy Council, it justifies the failure to meet the deadline thus: “de novo ad possessionem Csuz comita tu riostro adjacentern nonnullos ex comiratu Nit.triensi expulsos adveniti” [OCR Latin garbled; sense: that some persons expelled from Nyitra county have newly arrived at the estate of Csuz adjacent to our county]. For several expellees we read in the conscription: “recentcr ex oppido Drmény” [OCR; “recently from the market town of (Ü)rmény”]. In the conscriptions of the communities of Trencsén (1727) and Nyitra (1728) we find listed separately the names of the expellees who came from the localities of the mining-region territory Pöstyén, :\yitra [OCR; Nyitra], Radosnya, Tapolcsány, Ürmény, Gellúnfalva [OCR], Zsámbokrót [OCR]: “eonscriptio .Iudacorurn reeenter adventorum” [OCR; “conscription of the recently arrived Jews”]. Those newly arrived from the Bajmócz estate are mentioned in Szepes county (1728) and in Pozsony county (1728). The Bajmócz Jewish family that arrived in Szepes county went first to Hozelecz [OCR “Hozeleezre”] and from there to Hunfalva. About the members of the Bajmócz Jewish family that arrived in the Pozsony county community of Haszprunka we read: “Ex dominio Bajmócz expulsi, hue se reciperunt pro interim” [OCR; “expelled from the domain of Bajmócz, they have betaken themselves here for the time being”]. The expellees indeed often did not remain permanently at their first place of refuge, but strove onward. Of two refugees the 1727 conscription reports that they had come five weeks before from Ürmény to Csúz in Komárom county, but that from here they want to go on to Trencsén county, to the community of Ozorecz. Precisely about this community of Csúz we know that in 1727 25 Jewish families lived there under Ferenc Szluha, personalis, and three further lords; by contrast the 1736 conscriptio mentions only three families. In Szécsény, where II [OCR; probably 11] families were counted in 1727, their number had decreased to six by 174G [OCR; probably 1746].</w:t>
+      </w:r>
+    </w:p>
+    <w:p>
+      <w:r>
+        <w:t>On the other hand, precisely in Nógrád county, Balassa Gyarmat developed into a more populous community, where — according to the 1725 conscription — the first Jew, named :\Iarcus [OCR; Marcus] Leuko, had come some year and a half earlier. Here the widow of Gábor Balassa took the newcomer into her house as a zsellér [cottager], for which he pays six forints yearly to the lordship. He bears no public burden, since he settled on a curial plot. He has a three-year-old son; he trades in cheap cloth and ribbons. The whole value of his stock of goods is sixty forints. He pays a taksa [tax] of five forints yearly to the Jews of Szécsény. When in 1746 we again receive information about the conditions of the Jewry of Nógrád county — the 1735–39 conscription of this county has not survived —, 19 Jewish families already live in Balassa Gyarmat, numbering 78 souls. The congregation already has a praeceptor; of the county's 12 Jewish communities it is the most populous.</w:t>
+      </w:r>
+    </w:p>
+    <w:p>
+      <w:r>
+        <w:t>From the conscriptions of the twenties we can form a picture of the fate of the Jewry expelled from the territory of the mining towns. The strict enforcement of the prohibitive decrees contributed to a greater dispersal of the Jewry of the north-western Upland and to the formation of new Jewish congregations.</w:t>
+      </w:r>
+    </w:p>
+    <w:p>
+      <w:r>
+        <w:t>18</w:t>
+      </w:r>
+    </w:p>
+    <w:p>
+      <w:pPr>
+        <w:pStyle w:val="Heading1"/>
+      </w:pPr>
+      <w:r>
+        <w:t>PDF viewer page 21</w:t>
+      </w:r>
+    </w:p>
+    <w:p>
+      <w:r>
+        <w:t>https://real-eod.mtak.hu/2973/1/Magyar_zsido_okleveltar_VII.pdf#page=21</w:t>
+      </w:r>
+    </w:p>
+    <w:p>
+      <w:r>
+        <w:t>4. The Jewry of the border counties of the North-Eastern Upland [OCR heading garbled: “Az Észalckeleti Feliold. határszél; vár;negyéinek”]</w:t>
+      </w:r>
+    </w:p>
+    <w:p>
+      <w:r>
+        <w:t>The third border region where, in the twenties of the 18th century, the county men carrying out the conscription already found a larger Jewish population was the region of the north-eastern Carpathians: the communities of Sáros, Zemplén, Ung, Bereg and Máramaros counties. For the five counties listed here it can be established on the basis of the 1725–28 conscriptions in how many communities they lived and what the number of heads of family living there was:</w:t>
+      </w:r>
+    </w:p>
+    <w:p>
+      <w:r>
+        <w:t xml:space="preserve">  County           Communities   Jewish families</w:t>
+        <w:br/>
+        <w:t xml:space="preserve">  Sáros county          27              29</w:t>
+        <w:br/>
+        <w:t xml:space="preserve">  Zemplén county        5ö [OCR; 56]    78</w:t>
+        <w:br/>
+        <w:t xml:space="preserve">  Ung county            18              24</w:t>
+        <w:br/>
+        <w:t xml:space="preserve">  Bereg county          27              33</w:t>
+        <w:br/>
+        <w:t xml:space="preserve">  Aláramaros [OCR; Máramaros] county</w:t>
+        <w:br/>
+        <w:t xml:space="preserve">                        34              39</w:t>
+        <w:br/>
+        <w:t xml:space="preserve">  ----------------------------------------------</w:t>
+        <w:br/>
+        <w:t xml:space="preserve">  Total                 lü2 [OCR; 162]  2m [OCR; 203]</w:t>
+        <w:br/>
+        <w:t xml:space="preserve">  (i.e. “in … communities … Jewish families lived”)</w:t>
+      </w:r>
+    </w:p>
+    <w:p>
+      <w:r>
+        <w:t>20:~ [OCR; 203] families, counting 4.5 persons per family, correspond to nearly a thousand souls. We know well that the conscriptions, which were prepared according to different systems, do not give exact data. Thus, for example, in Zemplén county in 172(j [OCR; probably 1726] only the árendások [leaseholders] were listed; nevertheless the figures show that in this region they were to be found in far fewer numbers than in the Transdanubian and Cisdanubian border counties. The finding of the Court Chamber in 17:~8 [OCR; probably 1738] still reads thus: “id publicum est, quod in inferiori, sic dieta Hungaria, seu trans-et cis Danubianis partibus. et numero, et opibus incornparabiliter piu res reperiantur Hebraei” [OCR Latin; sense: “it is publicly known that in so-called Lower Hungary, that is, in the parts beyond and on this side of the Danube, Jews are found incomparably more numerous both in number and in wealth”]. (M. Zs. O. III. no. 465.)</w:t>
+      </w:r>
+    </w:p>
+    <w:p>
+      <w:r>
+        <w:t>Conspicuous is the relatively small number of Jews in the north-eastern region, although this territory neighboured Poland, where since the end of the 15th century European Jewry, squeezed out of the central territories of Europe, had concentrated and accumulated in numbers of several hundred thousand. We must also take into account that from this populous Jewish centre a large-scale emigration westward began at the time of the Cossack attack (1648–1 65ö [OCR; probably 1656]). The question naturally arises why the flood of refugees did not turn toward the neighbouring territories beyond the Carpathians. There were certainly historical and economic reasons for this. We know from the history of Jewish migrations that when our forebears were compelled to leave their homes, they mostly sought refuge with their Jewish brethren. Jews were then hardly to be found among the sparsely populated, poor Ruthenians of Subcarpathia. Right up to the beginning of the 17th century we know of no Jews living here. The Jews of Poland begin to appear in the first half of the 17th century at vintage time in the Hegyalja region, to buy grapes there and carry home the wine made from them. The 13 north-eastern counties of Hungary belonged economically under the Szepes Chamber. We know the report of the harmincadosok [thirtieth-duty collectors] of the Szepes Chamber, the administrators of the border customs, and the list of Jews from nearby Polish towns already conducting trade in Hungary (Rimanov, Szandec, Visnic, Tarnov, etc.). In the second half of the 17th century the first Jewish leaseholders — originating from Poland — appear on the estates of the border areas (Makovicza, Homonna, Ungvár, Munkács, Huszt). The detailed contract that Imre Thököly concluded with the Jew Efráim concerning the beer and brandy taverns of Munkács has survived (lri78 [OCR; probably 1678]. 1 January. M. Zs. O. VII. no. 742.). Ilona Zrínyi leases to this same Jew Efráim of Munkács the tavern and toll of Szentmiklós, as well as the toll of Podhering (1 January 1691, M. Zs. O. II.</w:t>
+      </w:r>
+    </w:p>
+    <w:p>
+      <w:r>
+        <w:t>19</w:t>
+      </w:r>
+    </w:p>
+    <w:p>
+      <w:pPr>
+        <w:pStyle w:val="Heading1"/>
+      </w:pPr>
+      <w:r>
+        <w:t>PDF viewer page 22</w:t>
+      </w:r>
+    </w:p>
+    <w:p>
+      <w:r>
+        <w:t>https://real-eod.mtak.hu/2973/1/Magyar_zsido_okleveltar_VII.pdf#page=22</w:t>
+      </w:r>
+    </w:p>
+    <w:p>
+      <w:r>
+        <w:t>no. 148.). In ever greater numbers the Jewish árendások [leaseholders] appear in the border Krajna and Verhovina, who, in keeping with the practice acquired in their Polish homeland, lease, from among the seigneurial usufructs and regalia [OCR “regaU~k”], brandy distilling, beer brewing and the retailing of drink, as well as the manorial mills. This became the most widespread occupation of the Jewry settled here. This also explains why the landlords admitted only one Jewish family each into their village. Of the 203 families of these five counties, 151 families live distributed one to a community. By county their number was divided as follows:</w:t>
+      </w:r>
+    </w:p>
+    <w:p>
+      <w:r>
+        <w:t>Sáros county: of its 27 communities, in 26 one Jewish family each lived. In only one community, three families.</w:t>
+      </w:r>
+    </w:p>
+    <w:p>
+      <w:r>
+        <w:t>Zemplén county: of its 56 communities, in 45 only one family each. In Kégy [OCR; probably four] communities two families each (Sárospatak, Tokaj, Varannó, Homonna). In two communities three families (Sátoraljaújhely, Tállya). In one community four families (Erdőbénye). In two communities seven families (Tolcsva, Bodrogkeresztúr).</w:t>
+      </w:r>
+    </w:p>
+    <w:p>
+      <w:r>
+        <w:t>Ung county: of its 18 communities, in only one do 2 Jewish families live, and in Ungvár four. In the rest only one each.</w:t>
+      </w:r>
+    </w:p>
+    <w:p>
+      <w:r>
+        <w:t>Bereg county: of its 27 communities, in four live two families each, in Munkács three, in the rest only one each.</w:t>
+      </w:r>
+    </w:p>
+    <w:p>
+      <w:r>
+        <w:t>Máramaros county: in four of its communities two families each, and only in Szaplonca three; in the rest one each.</w:t>
+      </w:r>
+    </w:p>
+    <w:p>
+      <w:r>
+        <w:t>This whole region had not a single more populous Jewish community; the most lived in Tolcsva and Bodrogkeresztúr, and even in these only seven families each. Jewish communal life, which enables a congregation to continue traditional religious life, could not develop — something that would surely have exerted an attraction on immigrants accustomed to a pious way of life (regular communal worship, the occupation of the youth with religious teachings, the employment of the functionaries necessary for the continuation of religious life).</w:t>
+      </w:r>
+    </w:p>
+    <w:p>
+      <w:r>
+        <w:t>In material respects, too, this Subcarpathian territory held out no advantages. They were compelled to restrict themselves exclusively to one branch of occupation: the distilling and brewing leased from the landlords and the retailing of these drinks ensured only a meagre livelihood among the inhabitants of villages languishing in misery. The Zemplén county conscription (1726) records what the leaseholders pay the lordship monthly: these were sums ranging from six to thirty kreuzers. There are leaseholders about whom the conscriptio remarks that the person is miserabilis or profugus. We read of only a few large leaseholders at the centres of the estates. Thus the leaseholder of Zboró pays 500 forints rent yearly. In Ung county the leaseholder of Nagyberezna counts as better-off; besides brandy distilling he also leases the manorial mill, and can call two draught oxen, two cows and a horse his own. In Bereg county the leaseholder of Szentmiklós, together with his eight sub-leaseholders, pays five hundred and eighty-five Rhenish forints yearly. In Máramaros county, at Huszt, one leaseholder also rents three mills in addition to beer and brandy distilling, and pays 600 forints yearly rent for this, while the other Huszt leaseholder was obliged to pay 450 forints yearly to members of the same aristocratic families (of the Kemény and Teleki families). Apart from these few large leaseholders, the rest eked out their lives in very poor circumstances, as the Ung county conscription (1739) remarks about one drink-seller: “Ex nuda cremati educillatione misere victitat” [“he lives miserably from the mere retailing of brandy”]; yearly he could pay his lord no more than eight forints twenty kreuzers.</w:t>
+      </w:r>
+    </w:p>
+    <w:p>
+      <w:r>
+        <w:t>They could not carry on trade; there was no opportunity for it among the undemanding and poor village population. They are not averse to agriculture: if they receive even a quarter plot on lease, they strive to farm it. In Sáros, Ung and Bereg</w:t>
+      </w:r>
+    </w:p>
+    <w:p>
+      <w:r>
+        <w:t>20</w:t>
+      </w:r>
+    </w:p>
+    <w:p>
+      <w:pPr>
+        <w:pStyle w:val="Heading1"/>
+      </w:pPr>
+      <w:r>
+        <w:t>PDF viewer page 23</w:t>
+      </w:r>
+    </w:p>
+    <w:p>
+      <w:r>
+        <w:t>https://real-eod.mtak.hu/2973/1/Magyar_zsido_okleveltar_VII.pdf#page=23</w:t>
+      </w:r>
+    </w:p>
+    <w:p>
+      <w:r>
+        <w:t>counties the 1727 conscription mentions persons engaged in agriculture. Of one Jew living in Alsóvereczke (in Bereg county) the conscription remarks: “excolit unum fundum oeconornia omni modo exercet” [OCR; “he cultivates one plot, practises husbandry in every way”]. Of an inhabitant of another locality of the same county it writes: “unum rusticanum fundum excolit” [“he cultivates one peasant plot”], for which he pays twenty forints rent to his landlord.</w:t>
+      </w:r>
+    </w:p>
+    <w:p>
+      <w:r>
+        <w:t>Where the Jews settled not on manorial, curial plots but on serf plots, they are obliged, over and above their urbarial obligations, to pay tax also to the county treasury, the cassa domestica. From the Jewish inhabitants of the counties belonging to the Szepes Chamber a toleration tax was moreover demanded ever since the activity of the Olbern commission sent out already in 16g8 [OCR; probably 1698]. This tolerantialis tax the chamber leased out for an annual lump sum, and the Jewish leaseholders saw to the collection of the tax. To this refer the remarks that can be read in Bereg county's 1727 conscriptio — incidentally this was the only county in which some district szolgabírák [magistrates] prepared the conscription in Hungarian; these were submitted to the general assembly of the county, which then forwarded them in this form to the Lieutenancy Council — at Bilke, about one named Gléba: “.\z Földes Urnak fizett fl. 100. Az sidonak adott. fl. 10.” [Hungarian; “Paid the landlord fl. 100. Gave the Jew fl. 10.”] Likewise at Bilke: “Földes Urna.k fizctt fl. 10. Az falunak nem ad. Az sidonals adott fl. 5.” [Hungarian, OCR; “Paid the landlord fl. 10. Gives nothing to the village. Gave the Jew fl. 5.”]</w:t>
+      </w:r>
+    </w:p>
+    <w:p>
+      <w:r>
+        <w:t>The conscriptions of the twenties also attest that Polish Jewry did not at that time flood the border counties, since according to the conscriptions no Jews yet lived in the innermost districts of Sáros, Zemplén and Ung counties.</w:t>
+      </w:r>
+    </w:p>
+    <w:p>
+      <w:r>
+        <w:t>In the national conscription of the thirties of the 18th century we find the following data for the 5 border counties of this region:</w:t>
+      </w:r>
+    </w:p>
+    <w:p>
+      <w:r>
+        <w:t xml:space="preserve">  County             Communities   Families   Persons</w:t>
+        <w:br/>
+        <w:t xml:space="preserve">  Sáros county           55            61       :U4 [OCR; 314 would agree with the total]</w:t>
+        <w:br/>
+        <w:t xml:space="preserve">  Zemplén county         74           118       541 [OCR “ff)” after the number]</w:t>
+        <w:br/>
+        <w:t xml:space="preserve">  Ung county             36            42       162</w:t>
+        <w:br/>
+        <w:t xml:space="preserve">  Bereg county           37            53       235</w:t>
+        <w:br/>
+        <w:t xml:space="preserve">  Máramaros county       41            66       371</w:t>
+        <w:br/>
+        <w:t xml:space="preserve">  Total:                243           340      1623</w:t>
+      </w:r>
+    </w:p>
+    <w:p>
+      <w:r>
+        <w:t>The increase can be put at a mere 600 souls over a decade, natural increase included.</w:t>
+      </w:r>
+    </w:p>
+    <w:p>
+      <w:r>
+        <w:t>The data of the ]735-38 [OCR; 1735–38] conscription have already been processed from a historical-statistical standpoint by Ignác Acsády in the large statistical publication “Magyarország népessége a pragmatica sanctio korában” [The Population of Hungary in the Age of the Pragmatic Sanction], issued in 1896. He presented the conscriptions relating to the Jewry separately in the 1897 Yearbook (Évkönyv) of the Israelite Hungarian Literary Society under the title “A magyar zsidók 1735-B8-ban” [OCR; The Hungarian Jews in 1735–38]. For this reason we single out from the conscriptions of these years only a few data of greater interest for settlement history. We consider it necessary to note that, of the counties of the north-eastern border region, Acsády could not process the conscriptions of Ung and Máramaros counties, because their conscriptions are missing from the collective volume in the National Archives (U. et C. Fasc. 71. N° 2.) that served him as a basis when he processed the data relating to the Jewry.</w:t>
+      </w:r>
+    </w:p>
+    <w:p>
+      <w:r>
+        <w:t>For several families the conscriptions note that they are advena and have been living there only a short time. Their hereditary lords live in Poland; true, they often can no longer even name them. The new settlers cannot quickly and definitively establish themselves in their places of residence. In Sáros county, where in 1727 at 27</w:t>
+      </w:r>
+    </w:p>
+    <w:p>
+      <w:r>
+        <w:t>21</w:t>
+      </w:r>
+    </w:p>
+    <w:p>
+      <w:pPr>
+        <w:pStyle w:val="Heading1"/>
+      </w:pPr>
+      <w:r>
+        <w:t>PDF viewer page 24</w:t>
+      </w:r>
+    </w:p>
+    <w:p>
+      <w:r>
+        <w:t>https://real-eod.mtak.hu/2973/1/Magyar_zsido_okleveltar_VII.pdf#page=24</w:t>
+      </w:r>
+    </w:p>
+    <w:p>
+      <w:r>
+        <w:t>places Jewish inhabitants were mentioned, in 1737 they are to be found at 57 places. Characteristic of their internal migration is that of the 27 communities listed in 1727, in 1737 they live in only 15. They sought and found a livelihood elsewhere, wherever they were able to come to terms with the lordship. Four families settled in Zboró alone; besides that, in three places two each, everywhere else only one lived. The nobility of Sáros county comes to the defence of the Jewish árendátorok [leaseholders] out of its own economic interest. They complain that the Szepes Chamber burdens their distilling and brewing Jewish leaseholders with tax and proceeds with ruthless means in collecting it. It is to be feared — writes the county's submission — that these burdens and the offensive procedure in collecting the tax will drive the leaseholders to abandon their places of residence and to flee. In reply to this submission the royal instruction came down that they should rather strive to rid themselves of the Jews than to increase their number. (M. Zs. O. III. nos. 451. ló [OCR; unclear] 457.) In Zemplén county, where, considering this region, the Jewry lived in the greatest numbers, more populous settlements did not develop. They lived scattered over the 74 communities. Only in Telesvan [OCR; probably Tolcsva] do ]4 [OCR; probably 14] families live, in Mád 9, in Sátoraljaújhely G [OCR; probably 6], in Nagymihály 5, besides which in four communities B [OCR; probably 3] and in five 2 families. In the other places everywhere only one each. As to their origin, as their names also show, almost all are of Polish descent; only in the southern part of this long, drawn-out county, in the Hegyalja region (Erdőbénye, Tállya, Mád, Bodrogkeresztúr, Sátoraljaújhely, etc.), did a few Moravian Jews from Ungarischbrod end up, who profess Count Kaunicz as their hereditary lord. Of the six of Hungarian origin, Iojses ] Iarcus [OCR; probably Mojses Marcus], living in Sárospatak, came there from the Pálffy estate, from Stomfa; the other five, who declare themselves born in Hungary and whose places of residence are Gálszécs, Pelejte, Pazdics, cannot name their hereditary lord. These belong among those settlers whose forebears too had already been living in this homeland for two or three generations. Thus in Pazdics, which lies near Nagymihály, a Jewish leaseholder is mentioned as early as 1691 (M. Zs. O. II. no. 188.).</w:t>
+      </w:r>
+    </w:p>
+    <w:p>
+      <w:r>
+        <w:t>In Ung county (lng [OCR]), 4:{ [OCR; number uncertain] families with ](l5 [OCR; number uncertain] souls lived in 3G [OCR; probably 36] communities. They are of Polish origin; however, of the heads of family 27 cannot name the hereditary lord whose subject they once were. These — or their forebears — emigrated from there long ago; one head of family is of Lithuanian origin, and one calls himself a libertinus. The only one of the Jews living in this county who still regards himself as a subject of Count Kaunicz is at the same time the only Jew in the county who rents a permanent shop in Ungvár. In the column of the conscription in which the head of family's hereditary lord had to be entered, we read: “Subditus Illustrissimi Domini Comitis Kaunicz in Moravia manet.” [“Subject of the Most Illustrious Lord Count Kaunicz; resides in Moravia.”] He got furthest east of the large number of Moravian immigrants. Only in Ungvár and in two further communities near it do three Jewish families each live, in Perecseny two, in the remaining 32 everywhere only one each. Under such circumstances communal life could not develop; in all, only two families engaged a praeceptor for their children.</w:t>
+      </w:r>
+    </w:p>
+    <w:p>
+      <w:r>
+        <w:t>In Hereg [OCR; Bereg] county the greater part of the Jewry lived on the former Rákóczi estate, which in 1725 passed to the Schönborn family. The 5B [OCR; probably 53] families live in :37 [OCR; probably 37] communities, in 28 of which only one each. The most populous community is Bilke, where six families are mentioned, and Munkács-Szent Miklós with four. In this county, too, most are leaseholders of the manorial brandy distilleries and breweries, and retailers of their drink. The only one who has a permanent shop lives in Vereczke. There are some who trade in wine, cattle and horses. They lease the manorial mill and toll. Among those enumerated we find a tailor newly immigrated from Poland, and another who dyes linen for the people. Of one leaseholder the conscription remarks: “simulque opifex,</w:t>
+      </w:r>
+    </w:p>
+    <w:p>
+      <w:pPr>
+        <w:pStyle w:val="Heading1"/>
+      </w:pPr>
+      <w:r>
+        <w:t>PDF viewer page 25</w:t>
+      </w:r>
+    </w:p>
+    <w:p>
+      <w:r>
+        <w:t>https://real-eod.mtak.hu/2973/1/Magyar_zsido_okleveltar_VII.pdf#page=25</w:t>
+      </w:r>
+    </w:p>
+    <w:p>
+      <w:r>
+        <w:t>qui facit ollas crernatorias, non tamen exercet.” [“who makes … pots, but does not practise it”; OCR “crernatorias” unclear] Some cultivate a rented plot. The census mentions a praeceptor in five of the county's families.</w:t>
+        <w:br/>
+        <w:t xml:space="preserve">      The censuses of the forties still testify to the immigration of Jews into the border counties, but in some counties there are already fewer newcomers. Thus in Sáros in 17:17 [OCR; year unclear, possibly 1737] we know of Jewish families in 55 villages, and in 1744 they live in 57 villages. The number of families, however, shows no growth over these years, or perhaps not all of them were recorded because of the taxation being demanded. They still live in scattered settlements. There are three villages where two families were counted; in all the others only one. The census mentions the teacher of the county's Jewish community: “Judaeorum instructor” [instructor of the Jews].</w:t>
+        <w:br/>
+        <w:t xml:space="preserve">       In Zemplén we can already see the beginnings of concentration into communities: in Tolcsva and Mád 13 families each [OCR “1:3-1:3”], in Újhely 12 [OCR “]2”], in Tokaj 8 [OCR “s”; uncertain], and in Nagymihály H [OCR; number unclear]. These are the seeds of the later populous congregations. Only in Újhely [OCR “U jhelyen l-STállyán nw”; garbled] do two Jews of Moravian origin have a permanent shop.</w:t>
+        <w:br/>
+        <w:t xml:space="preserve">       In Ung county most already live in Ungvár (H [OCR; number unclear] families); in eight villages there are two families each, in two villages three each, and in all the rest only one each.</w:t>
+        <w:br/>
+        <w:t xml:space="preserve">       In Bereg county too the situation is that in the great majority of villages only one family each lives. Only in Munkács are there 5, in Dávidháza 4, in Alsó Vereczke three. Where there are several sons in a family, we find an instructor. The entire Jewry of the county is of Polish origin, as the names of the families show.</w:t>
+        <w:br/>
+        <w:t xml:space="preserve">       In Máramaros county (174U [OCR; year unclear]) :l4H [OCR; possibly 348] persons in iL nn [OCR; number illegible] Jewish families were counted for tax purposes; they paid the two-forint tax demanded from them, a sum of (iDG [OCR; possibly 696] forints. Máramarossziget is already the most populous congregation; ten families live there.</w:t>
+        <w:br/>
+        <w:t xml:space="preserve">       The censuses of the forties served the levying and collection of an extraordinary war tax. Queen Maria Theresa required this as a contribution to the costs of the War of Succession then in progress. Of the five border counties, only Bereg is able to report as early as 1747 that it has paid in full the sum demanded from the Jews, 544 forints for 272 persons; the other counties, however, complain in their submissions to the Lieutenancy Council of the difficulties involved in collecting first the six-forint tax levied on Jewish heads of family and then the two-forint extraordinary tax required for every individual person. Zemplén county (1748) believes that the poor Jews would emigrate to Poland to escape the new tax, and that it cannot collect even :lOO [OCR; probably 300] forints from them. In its submission written in 1747 it reports that even by distraint it could not obtain more than 27H [OCR; possibly 278] forints :m [OCR; number unclear] kreuzer from them. They are such dirt-poor people that the movable goods of individual persons cannot be valued at the two forints demanded as poll tax. Nevertheless in 174H [OCR; year unclear] it pays mH; [OCR; amount unclear] forints for :l4H [OCR; possibly 348] persons.</w:t>
+        <w:br/>
+        <w:t xml:space="preserve">      Ung county reports (174:1 [OCR; year unclear, possibly 1743]) that the entire yearly earnings of the families can scarcely be estimated at 10–12 forints. And in 1745 it complains that it cannot collect the county tax from them even by distraint. The tax levied in 174G [OCR; possibly 1746] was paid for 21G [OCR; possibly 216] persons. Máramaros county (1745) calls for the expulsion of the Jews, as it had already demanded in its statutes drawn up in ](iDO [OCR; possibly 1690]: “The noble county sees a great many inconveniences in the Jews living here.” The Jews, however, were always retained by the magnates and nobles on whose estates they were employed.</w:t>
+        <w:br/>
+        <w:t xml:space="preserve">       Having dealt with the border regions, let us now survey the distribution of the Jewry of the interior regions of the country.</w:t>
+      </w:r>
+    </w:p>
+    <w:p>
+      <w:r>
+        <w:t>23</w:t>
+      </w:r>
+    </w:p>
+    <w:p>
+      <w:pPr>
+        <w:pStyle w:val="Heading1"/>
+      </w:pPr>
+      <w:r>
+        <w:t>PDF viewer page 26</w:t>
+      </w:r>
+    </w:p>
+    <w:p>
+      <w:r>
+        <w:t>https://real-eod.mtak.hu/2973/1/Magyar_zsido_okleveltar_VII.pdf#page=26</w:t>
+      </w:r>
+    </w:p>
+    <w:p>
+      <w:r>
+        <w:t xml:space="preserve">       5. The census of the Jewry of the counties neighbouring Subcarpathia</w:t>
+      </w:r>
+    </w:p>
+    <w:p>
+      <w:r>
+        <w:t xml:space="preserve">      Here we first examine the censuses of the counties of the territories neighbouring Subcarpathia, namely the data of Abaújvár, Borsod and Ugocsa counties.</w:t>
+        <w:br/>
+        <w:t xml:space="preserve">      Abaújvár County (1727). Jews still inhabit it sparsely; they are found in only 7 villages, and everywhere only one family each. Among them there was already one who had settled long before; such may have been the one living in Fonyó [“Fonyón”], who — according to the census — leased from Trautzon the beer-brewing and brandy-distilling in Sárospatak and Regécz, for which he paid the lordship a large annual lease (árenda) of 1700 forints, and also paid tax to the county treasury, just like the other four lessees (árendátor) in the county. These were somehow already regarded as long-established residents, whereas the other two families were only commorans [OCR “CSf Lk”, read as “only”]. Even where it is indicated on whose estate they live, these two families are described as vagus and instabilis. It is to these that the county refers the remark which it formulates in the covering letter of the conscriptio as follows: “Eosclem qWLgentern vagarn in gremio riostro vix aliquod stabilimentum habere ... rarus est, qui locorum non mutaret.” [roughly: “that these, a wandering people, scarcely have any permanent establishment in our midst ... rare is the one who does not change his place”; OCR garbled in several words.] Doubtless several more newly arrived Jews who had not yet found a final place of settlement were moving about the county, but they were not entered in the list.</w:t>
+        <w:br/>
+        <w:t xml:space="preserve">      For this reason it is not surprising that barely a decade later the 173H [OCR; possibly 1738] census shows Jews in 28 villages: one family each in 17 villages, two each in eight, and three each in three. Most of the families declare themselves to be of Polish origin; of the 28, 23 can also name their former hereditary lord, but five no longer can. But Moravian Jews also reached the territory of this county, ten families; seven of them may have come together, since they name the same person as their hereditary lord in Moravia, Retolt (perhaps Rotal, who was lord of Holleschau); some, by their own declaration, even pay their former lord 2–4–6 forints annually. The four families that drifted here from the populous Jewish communities of the western border come from the Esterházy, Zichy, Pálffy and Czobor estates. The Jews of the county are everywhere in the service of the landlords as beer-brewers, brandy-distillers and tavern-keepers; the census lists one tailor, one peddler and one dealer in hides. A praeceptor is mentioned with five families. Two praeceptors with families also appear; this can be explained by their belonging to the Polish immigrants versed in Jewish learning, who gathered around them the sons of those living scattered in the villages. Characteristically, in the families of the two teachers we also find an assistant teacher.</w:t>
+        <w:br/>
+        <w:t xml:space="preserve">      The 1745 census of Abaúj county no longer shows any greater numerical increase compared with the previous conscriptio. It lists forty lessees, naming their landlords as well. Among the heads of family, even those who are not lessees have their lord indicated as follows: “Judaeus domini Jobi, Judaeus dominae Peehianae” [“Jew of Lord Job, Jew of Lady Peehiana”; OCR “Peehianae” uncertain]. They live scattered across the county; only in two of the thirty-nine villages do two families each live. The extraordinary tax levied in 1746 was paid by 206 individuals.</w:t>
+        <w:br/>
+        <w:t xml:space="preserve">      Whereas in Abaúj county the majority of the Jewry is of Polish origin, in Borsod county the situation is different: here the Moravian immigrants are in the majority. The 1727 census knows of only a few Jewish families that had found their way here. In Hangács, in the Szendrő district, three families are mentioned; of them the longest resident there is the person who had come ten years earlier from Holleschau in Moravia, where Rothal was his landlord. We learn of his route of wandering in Hungary. He first settled in Liptó county, from there went to Zemplén, until finally he arrived here in Borsod; half a year ago his wife's uncle joined him from Silesia, with his Polish servant.</w:t>
+      </w:r>
+    </w:p>
+    <w:p>
+      <w:r>
+        <w:t>24</w:t>
+      </w:r>
+    </w:p>
+    <w:p>
+      <w:pPr>
+        <w:pStyle w:val="Heading1"/>
+      </w:pPr>
+      <w:r>
+        <w:t>PDF viewer page 27</w:t>
+      </w:r>
+    </w:p>
+    <w:p>
+      <w:r>
+        <w:t>https://real-eod.mtak.hu/2973/1/Magyar_zsido_okleveltar_VII.pdf#page=27</w:t>
+      </w:r>
+    </w:p>
+    <w:p>
+      <w:r>
+        <w:t xml:space="preserve">      According to this census three Jewish families live in Miskolc. The first came 18 years before the census, with his parents, from Poland. By occupation he is a brandy-distiller. The other two came from Moravia eight and three years ago respectively. Of these two, the family of one still remained in Moravia. In Ónod [OCR “6nodon”] two Jewish families live: one is from Ungarischbrod, a subject of Kaunicz, and pays his lord a hundred thalers a year; the other originates from Trebitsch in Moravia, came here from Zemplén, and is a peddler by occupation. Apart from them, only in one village, Felsőzsolca, is a brandy-distiller from Ungarischbrod mentioned, who came there in 1724.</w:t>
+        <w:br/>
+        <w:t xml:space="preserve">      The 1736 census shows a significant numerical increase in this county too. Already 35 families live in 19 villages. In fourteen villages likewise one each, but we can already observe some concentration: nine live in Miskolc, four in Csaba and in Ónod. By origin most are Moravian, coming mostly from Ungarisch-Brod. Only six are of Polish origin, even if those of unknown origin are counted as such. Three families came here from Nyitra, from the Czobor estate. Of the nine families of Miskolc, eight already carry on trade: “exercet quaestum cum mcr eibus divcrsi generis” [“trades in goods of various kinds”] or “exercet quaestum cum rebus minutioribus” [“trades in smaller wares”] — can be read in their occupation column. For the ninth family this column is not filled in. In the other villages of the county, where they live scattered, they are brandy-distillers and tavern-keepers. Particularly striking is the many-sided occupation of the Moravian Jew living in the village of Sály, to which Acsády already drew attention. He has a permanent shop, the only one in the county, yet he also peddles and practises crafts as well: glazier and tailor. For the lordship he is brandy-distiller, tavern-keeper and also várncsa [OCR; word unclear, possibly “toll-collector”]. He renders many dues in kind to his hereditary lord, Count Kaunicz, and to his present master. In this county the census-takers sent out required the Jews to take the decretal oath according to Verbőczi for their declaration, as we read in the census at every family in the Szentpéter district: “deposito Decrotali Juramento” [“having taken the decretal oath”].</w:t>
+        <w:br/>
+        <w:t xml:space="preserve">      The third county, lying further inland: Ugocsa. On its territory individual Jewish families had already settled at the end of the 17th century, just as in neighbouring Bereg [OCR “Hereg”] county. In 1698–99 the thirtieth-collector (harmincados) who carried out the census mentions six Jewish families in five larger villages of the county (Komját, Tisza-Újhely, Sásvár, Bökény and Tisza-Újlak. M. Zs. O. II. no. 273). From the 1699 name list (Consignatio Judaeorum in comitatu Ugocsensi residentium) we learn not only under whose lordship the six families live, whose occupation is the retailing of wine and brandy, but also that they are very poor, because in the troubled times preceding the kuruc movement the rebels plundered most of them.</w:t>
+        <w:br/>
+        <w:t xml:space="preserve">     The 1728 census shows no greater growth compared with the HiD9 [OCR; probably 1699] name list, for it lists only 12 families in nine villages of the county. The names of the Jews — apart from two — do point to Polish origin, but most of them may have lived there for some time; they farm, even if they each have a still for brandy-distilling, from which they draw an annual income of 5–12 forints. They pay their lords their urbarial dues and pay the annual toleration tax to the Szepes administration.</w:t>
+        <w:br/>
+        <w:t xml:space="preserve">     Barely a decade later, the census taken in 1735 shows a considerable increase: they already live in }() [OCR; number unclear] villages, and the number of families is 25. In nine villages one family each, in five two each, and in two three each. Their origin column is not filled in on the form. When in 1744 the Jewry is recorded for tax purposes, the county makes a remarkable submission about its Jewish population. The county's</w:t>
+      </w:r>
+    </w:p>
+    <w:p>
+      <w:r>
+        <w:t>25</w:t>
+      </w:r>
+    </w:p>
+    <w:p>
+      <w:pPr>
+        <w:pStyle w:val="Heading1"/>
+      </w:pPr>
+      <w:r>
+        <w:t>PDF viewer page 28</w:t>
+      </w:r>
+    </w:p>
+    <w:p>
+      <w:r>
+        <w:t>https://real-eod.mtak.hu/2973/1/Magyar_zsido_okleveltar_VII.pdf#page=28</w:t>
+      </w:r>
+    </w:p>
+    <w:p>
+      <w:r>
+        <w:t>report knows of only two or three Jewish families and writes: their lot is the same as that of the poor common people. They earn their bread by peasant labour. If they are burdened excessively with taxes, they change their place of residence. Nevertheless, the extraordinary tax levied in 1746 was paid in this county by 135 persons.</w:t>
+      </w:r>
+    </w:p>
+    <w:p/>
+    <w:p>
+      <w:r>
+        <w:t xml:space="preserve">                       6. The Jewry of the counties beyond the Tisza (Tiszántúl)</w:t>
+      </w:r>
+    </w:p>
+    <w:p>
+      <w:r>
+        <w:t xml:space="preserve">      Ugocsa county leads us over into the region beyond the Tisza. Among the counties here, in Szatmár as early as 1699 five Jewish lessees were recorded, with details of their property circumstances; they distilled brandy from barley and oats (M. Zs. O. II. no. 279). The list of the Jewish lessees of Szatmár county from the year 1721 has survived (M. Zs. O. III. no. 221); they are mentioned in Nagykároly and in three other villages. In Nagykároly six Jewish families were already living at that time in dwellings built by Count Sándor Károlyi. Among them is Michael Judaeus, who as toll-collector and brewer pays his lord 300 Rhenish forints a year. We also read in the list that the German Jews who had just arrived, whose names it also gives (Áhron Leph, Leezer Orr, Német Mojses and Német Salamon), will be accommodated in the year 1722 in houses built for them. Sándor Károlyi, who was a circumspect landowner, carried out large-scale settlement on his estates. Among the many Swabian settlers he also brought in Jews. Acsády reports, on the basis of the 1723 urbarium of the village of Nagykároly, that the count had already had houses of brick and mud built for one Greek and six Jewish merchants, for each of which the person concerned paid an annual taxa of 18 forints. Just at the time of the census a similar house was being built for the seventh Jewish family. The inn had been leased since 1721 by Zsidó Mihály, who also had a house next door; he likewise leased the brewery (Acsády: Magyarország népessége a pragmatica sanctio korában. Budapest, 1896. 373–74.). Acsády likewise quotes from the work of Károly Á'ble [OCR; name spelling uncertain] (Gróf Károlyi Ferencz és kora. I. 88–89.) that in 1724 Sándor Károlyi himself sent the Jews a rabbi from Pozsony. Sándor Károlyi writes as follows to Mátyás Pollereczky from Pozsony on 17 June 1724: “I trust the Jewry too has received with good grace and joy the Rabbi sent down. Now let them just multiply, I do not oppose it ...”</w:t>
+        <w:br/>
+        <w:t xml:space="preserve">      The conscriptiones of Szatmár county from the twenties and thirties have not come down to us; only the one from 174f3 [OCR; year unclear] has survived. Unfortunately this too gives only a list of names of the county's Jewish heads of family, and not even by village. One hundred and five heads of family and 241 family members, that is, 846 persons in total [sic per OCR; 105 + 241 = 346], were counted in the county, and they also paid the 2-forint poll tax per head. The names of the heads of family mostly show the Polish-style “vics” ending, but we already find Hungarian names as well: Kis Mihály, Lazarus Nagy, Simeon Szabó, Alexander Pap, Lóbl Sánta, Adamus Furkas [OCR; possibly Farkas], Husli Csenger and Moyses Kálló.</w:t>
+        <w:br/>
+        <w:t xml:space="preserve">      Szabolcs was in close connection with Szatmár county; in this county too Jews were already living in 1721 in three villages (Nyírbéltek, Mada, Ibrány: M. Zs. O. III. no. 221). Of this county too only the very first Jewish census, from 174fi [OCR; year unclear], has survived. Jews lived in 44 villages in the county's four districts, GO [OCR; possibly 60] families in total, numbering 221 souls. By density their distribution was as follows: in 31 villages only one each, in Ll [OCR; number unclear] two each, and in two villages three families. The Jewish population of the county had not yet taken root. This is indicated by the county's covering letter, which it attached to the census when it submitted it to the Lieutenancy Council.</w:t>
+      </w:r>
+    </w:p>
+    <w:p>
+      <w:r>
+        <w:t>26</w:t>
+      </w:r>
+    </w:p>
+    <w:p>
+      <w:pPr>
+        <w:pStyle w:val="Heading1"/>
+      </w:pPr>
+      <w:r>
+        <w:t>PDF viewer page 29</w:t>
+      </w:r>
+    </w:p>
+    <w:p>
+      <w:r>
+        <w:t>https://real-eod.mtak.hu/2973/1/Magyar_zsido_okleveltar_VII.pdf#page=29</w:t>
+      </w:r>
+    </w:p>
+    <w:p>
+      <w:r>
+        <w:t xml:space="preserve"> Many of the Jews fled from the taxation: “ut. vix medietas illorum cum summa capitationali asportata remansisset.” [roughly: “so that scarcely half of them remained, the poll-tax sum having been carried off”; sense uncertain]</w:t>
+        <w:br/>
+        <w:t xml:space="preserve">       Of Közép-Szolnok (Middle Szolnok) county we can present only the census of 1727. They filled in the table sent by the Lieutenancy Council, which shows six families in five villages of the county. In Király Darócz — where Jews had lived since 1721 — there were two families; in the other villages only one each was found. They do not bear Polish-style names, only biblical ones (Moyses, Elias, Salamon, David, Judas Izsák and Judas Benjamin). Of the son of one of the Király Darócz Jews the report writes: “sehoiam Judaicam frequentat” [“attends the Jewish school”]; in another family it mentions a relative who is “filios in Literis informans” [“instructing the sons in letters”]. Four live on peasant plots and farm them, while two lease manorial taverns.</w:t>
+        <w:br/>
+        <w:t xml:space="preserve">       The censuses provide few data on the other counties beyond the Tisza. There is still hardly any Jewish population in this area. This applies to Bihar, Békés and Csanád, as well as Csengrád [sic; Csongrád] counties.</w:t>
+        <w:br/>
+        <w:t xml:space="preserve">       In Bihar county — apart from Nagyvárad and the villages belonging to it — the 1727 census mentions no Jews. In 173G [OCR; possibly 1736] too — apart from Nagyvárad and Pece Szőlős, which belongs to it — only two families are mentioned in the county: one in Sámson, the other in Nyíracsád. Even in 1745 it is reported that they could not record the county's Jewry because of their constant wandering. They appeared in the county several times and in considerable numbers, but had not yet found permanent settlement. Nevertheless in 174H [OCR; year unclear] the extraordinary tax levied was collected from 252 persons.</w:t>
+        <w:br/>
+        <w:t xml:space="preserve">       In the whole of Békés county, in whose depopulated areas large-scale settlement was then taking place, only two newly arrived Jewish families are mentioned. One is a brewer on Baron Harruckern's estate in Gyula, the other a brandy-distiller in Gyula-Vár on the Levernborg [OCR “Levern- borg”] estate. The Jew of Gyula came from Buda; his lease runs for three years; when his contract expires — Harruckern's officials reported — they will not renew it. They will not tolerate him there any longer. According to the 1n5 [OCR; year unclear, possibly 1735] census the county's only Jewish family again lives only in Gyula, and in 174G [OCR; possibly 1746] we find one more family there with five employees, one of whom, however, absconded at the time of the census. In 1748, 5 persons paid the extraordinary tax in the county.</w:t>
+        <w:br/>
+        <w:t xml:space="preserve">      Csanád county was freed late from Turkish rule and is for the most part deserted territory. The national census of 1720 found in the whole county, apart from Makó, two villages, in which the number of taxpaying households was 278. Besides the three villages, six puszták belonging to Makó are mentioned, where agriculture is carried on. Among these puszták appears Földiák. There the 174:~ [OCR; year unclear] census mentions a Jewish family, a lessee of György Návay, which came there from the village of Újszász in Pest county. Návay also took in a Jewish family from Acsa, likewise in Pest county. Jewish families gladly moved to places where they found relatives and acquaintances. Thus according to the 1745 census two more families from Acsa moved to Földiák. All of them duly paid the extraordinary military tax. The census from 1740 [OCR; year as printed, possibly misread] lists in Földiák, still the only place in the county inhabited by Jews, three families and one unmarried man, because at the news of the census two families with (j [OCR; number unclear] children fled to the neighbouring county. According to the summary from the year 1748, 12 Jewish individuals paid the poll tax.</w:t>
+        <w:br/>
+        <w:t xml:space="preserve">      In Csongrád county, which like the previous one was very sparsely inhabited, no Jew had yet settled at the time of the censuses published here. Csongrád, Csanád and Békés counties already lay far from the more densely settled places of the Jewry of Polish origin,</w:t>
+      </w:r>
+    </w:p>
+    <w:p>
+      <w:r>
+        <w:t>27</w:t>
+      </w:r>
+    </w:p>
+    <w:p>
+      <w:pPr>
+        <w:pStyle w:val="Heading1"/>
+      </w:pPr>
+      <w:r>
+        <w:t>PDF viewer page 30</w:t>
+      </w:r>
+    </w:p>
+    <w:p>
+      <w:r>
+        <w:t>https://real-eod.mtak.hu/2973/1/Magyar_zsido_okleveltar_VII.pdf#page=30</w:t>
+      </w:r>
+    </w:p>
+    <w:p>
+      <w:r>
+        <w:t>and therefore they did not reach here at that time. Moreover, in the still very sparsely inhabited areas of the Great Plain they could hardly hope for an adequate material basis for their livelihood; it also contributed to this that they did not wish to move too far away from the Jewish-inhabited areas, where they had the opportunity to carry on their religious community life in one way or another.</w:t>
+      </w:r>
+    </w:p>
+    <w:p>
+      <w:r>
+        <w:br/>
+        <w:t xml:space="preserve">                        7. The counties of the separating zone</w:t>
+      </w:r>
+    </w:p>
+    <w:p>
+      <w:r>
+        <w:t xml:space="preserve">     Here we must point out that the three counties last listed formed part of that zone in which Jews either did not live or were not permitted to live. The counties of this zone to some extent separated the western and eastern immigrant Jewish groups from each other. This separating area begins in the north in the Szepesség, where only in Hunfalva could some Jews live. It continued across the territory of Gömör county, which as late as 1752 reports to the Lieutenancy Council that no Jew has lived on its territory for many years, and which in its statute drawn up in 17U7 [OCR; year unclear] declared: “years ago, for well-founded reasons, the universitas of the county resolved that no nobleman may admit a Christ-denying Jew harmful to the common good.” Of our censuses, only that of 1746 mentions five Jewish families in the county: two in Putnok and three in three villages close to it, 24 souls in all. The zone continues with Torna county, where only one family resided in 1728, then with Heves and Külső Szolnok counties, where at the time of the 173ü [OCR; possibly 1736] census 8 families did live in Gyöngyös and one in Gyöngyös Halászi, but in the following year the two united counties expel the Jews: “solely for the purpose of protecting the inhabitants of the county”. In the privileged territories, in the Nagy Kunság (Greater Cumania) and in the towns of the Hajdúság, Jews could not live. In response to the Lieutenancy Council's call for a census of the Jews, the administrator of the Jász-Kun district writes from Jászberény in 1745 that not a single Jew is to be found in their district; only from time to time does one or another obtain permission to carry on trade in petty goods, travelling hither and thither. The captain of the Hajdú towns reports in 1744, when the census of Jews is requested of him — referring to his earlier replies: “In our towns not even one Jew has yet been found, so now too we can write nothing other than that.” Békés county, as we have seen, did not admit Jews. The one or two families mentioned in the 1735 and 1746 censuses form an exception. In Csanád too only one landlord admitted a few persons. Csongrád county reports on the occasion of the 174G [OCR; possibly 1746] census that there is not a single Jew in the county holding a residence permit. The existence of this separating zone over several decades in some way restricted the mass advance of eastern Jewry towards the western parts of our country, and in this way separated the eastern and western Jewry, which differed somewhat from each other in customs, culture and language. This found expression in the distinction, long current within Hungarian Jewry, which designated the western Jewry as “oberlandi” and the eastern as “unterlandi”.</w:t>
+      </w:r>
+    </w:p>
+    <w:p>
+      <w:r>
+        <w:br/>
+        <w:t xml:space="preserve">             8. The Jewry of the southern and northern counties of Transdanubia [OCR heading partly garbled]</w:t>
+      </w:r>
+    </w:p>
+    <w:p>
+      <w:r>
+        <w:t xml:space="preserve">      We intend to return to the settlement conditions of the Jews between the Danube and the Tisza, but for the sake of chronological order let us first survey the situation that developed in Transdanubia. In the development of the settlement of the Jewry of Transdanubia we can clearly distinguish</w:t>
+      </w:r>
+    </w:p>
+    <w:p>
+      <w:r>
+        <w:t>28</w:t>
+      </w:r>
+    </w:p>
+    <w:p>
+      <w:pPr>
+        <w:pStyle w:val="Heading1"/>
+      </w:pPr>
+      <w:r>
+        <w:t>PDF viewer page 31</w:t>
+      </w:r>
+    </w:p>
+    <w:p>
+      <w:r>
+        <w:t>https://real-eod.mtak.hu/2973/1/Magyar_zsido_okleveltar_VII.pdf#page=31</w:t>
+      </w:r>
+    </w:p>
+    <w:p>
+      <w:r>
+        <w:t>two forms. One is characteristic of the southern part of Transdanubia; the other is observable rather in the more northerly areas.</w:t>
+        <w:br/>
+        <w:t xml:space="preserve">      The southern parts of Transdanubia — primarily Vas, Zala and Somogy counties — are characterised by the fact that the first Jewish settlers reached them by swarming out from the populous Jewish communities of the western border. Here we must particularly emphasise the role of the populous Jewish community of Rohonc in Vas county. It was truly the mother community of the Jewish inhabitants of the said counties. In Rohonc, under the protection of the Batthyány family, so populous a Jewish congregation developed that its members, because of their great number, were compelled to earn their living in villages outside their place of residence. According to the 1725 census — as already mentioned — 152 Jewish families lived in 59 houses. Already according to the canonical visitation record (canonica visitatio) of 1713, 400 Jews lived in the community (Jenő Házi: Die kanonische Visitation des Stefan Kazó. Eisenstadt, 195G [OCR; year unclear].). The “Rechnitzer Juden Lista oder Verzeichnusz” [“Rechnitz Jews' list or register”], prepared for the lordship in 1727 by the leaders of the Rohonc Jewish community, lists by name the WO [OCR; number unclear] heads of family of their community, which — taking even four-member families as a basis — would amount to G40 [OCR; possibly 640] persons. At the end of the 1725 census there is a remark that the women, unmarried sons and daughters, and the widows were not listed. It adds further: if we consider the number of the Rohonc Jews, we must say: “non aliud nisi multitudo copiosa dici potest.” [“it can be called nothing other than an abundant multitude.”] Rohonc, which at this time was the most populous community in the county, counted 210 taxpayers according to the national census published in Acsády's book, while Szombathely had only 1G5 [OCR; possibly 165]. The numerous Jewry there could by no means earn its bread, although in Rohonc too, as in other communities of the country where Jews obtained land, they practised agriculture on serf plots. Acsády writes of Rohonc: “they also cultivated the land, vineyard and meadow belonging to the house in return for census. They likewise leased the toll. Although they also farmed, the steward of the estate, Zsigmond Somogyi, did not allow them to be recorded” (op. cit. 387.). In 1735 twelve Jews in Rohonc had a permanent shop, more than in Pozsony and Kismarton with their more numerous Jewish populations. Among the inhabitants of the community there were also various craftsmen: besides butchers, tailors, tanners, braid-makers (paszományos) and glaziers. The poorer ones, the cottars, dealt in selling agricultural produce (beans, kölcs [OCR; probably millet], cabbage, honey, “sír” [OCR; word unclear]) and also bought up animal hides, furs and wool. Nevertheless many of them were forced to secure their subsistence outside the community. Since in Rohonc they enjoyed security under the protection and jurisdiction of the Batthyánys, they had little wish to move elsewhere, even if they set out for neighbouring and then more distant villages to carry on their itinerant trade there: they went round the villages carrying their wares on their backs, or, if they had been able to acquire a horse, took the goods for sale by cart. From the nearby villages, for which they set out in the morning, they returned home by evening. If they went further, they carried on their trade there on weekdays and returned to their home only for the Sabbath day of rest. There were, however, some who already travelled to more distant counties: they visited the villages of Zala, Veszprém, Somogy and Tolna. These spent only the great festivals in Rohonc with their families. The 1725 census, following the list of the Rohonc Jews, states the following: “Ex praenominatis Judaeis quidarn in comitatibue Szaladicnsi, Veszprimierisi, Simeghiensi, Tolnonsi, ac ubi ipsis comodius videtur quaestum suum exercont, ae solum tempore Festorum, ad dornicilia sua redeunt.” [“Some of the aforenamed Jews carry on their trade in the counties of Zala, Veszprém, Somogy and Tolna, and wherever it seems more convenient to them, and return to their homes only at the time of the Festivals.”] The Jewish list of 1727 mentioned above already adds to the names of 42 heads of family where they trade away from home, and</w:t>
+      </w:r>
+    </w:p>
+    <w:p>
+      <w:r>
+        <w:t>29</w:t>
+      </w:r>
+    </w:p>
+    <w:p>
+      <w:pPr>
+        <w:pStyle w:val="Heading1"/>
+      </w:pPr>
+      <w:r>
+        <w:t>PDF viewer page 32</w:t>
+      </w:r>
+    </w:p>
+    <w:p>
+      <w:r>
+        <w:t>https://real-eod.mtak.hu/2973/1/Magyar_zsido_okleveltar_VII.pdf#page=32</w:t>
+      </w:r>
+    </w:p>
+    <w:p>
+      <w:r>
+        <w:t>we also learn from the list whether each stays there alone or with his family, while nonetheless continuing to count as a member of the community. These entries read as follows: Aron Simon mit Weib und Kinder zu Oanischa [“with wife and children at …”; OCR “Oanischa” uncertain], or Abraham Samuel handelt zu Pintzehelle [“trades at …”] etc. (M. Zs. O. V/2. no. 1087). Those absent were regarded as members of the community, since they contributed to the community's burdens; it is therefore understandable that the decree supplementing the community's organisational regulation, the “Judenpolizei”, approved by Eleonora Batthyány, states: “The election of the Jewish judge shall be held at the time of the Jewish New Year, because then they are all at home” (Magyar Zsidó Szemle. XXX. 191:3 [OCR; probably 1913]. 184.).</w:t>
+        <w:br/>
+        <w:t xml:space="preserve">     Where — in larger places — they could count on a permanent clientele, they opened shops. Acsády mentions that as early as 1720 three Jewish merchants had shops in Szentgotthárd, but lived in Rohonc. In 1725, apart from Rohonc, there were permanent Jewish residents in the county only on the two other Batthyány estates, Szalonak and Németújvár. Starting from these communities, they begin to settle in the villages of the county. This growth is shown by the following data: in 17:15 [OCR; possibly 1735] we find Jews in 17 villages, and in 1746 already in 53 villages.</w:t>
+        <w:br/>
+        <w:t xml:space="preserve">     The neighbouring county of Zala was populated by the Jews of Rohonc. The 1728 census lists Jews in seven villages (Keszthely, Szentgrót, Sümeg, Tapolca, Kanizsa, Zalaegerszeg, Alsó Lendva). Their families are for the most part still in Rohonc; they themselves also appear in the 1727 list of the Rohonc Jewish community, with a note of where they trade outside the community. Thus: Josephus Moyses handelt zu Kistel (Keszthely), Jacob Hirshel handelt zu St. Geróth (Szent Grót), Benedict Marx handelt zu Simeg, etc. The covering letter of Zala county to its 1728 census remarks that the Jews came to the county from Rohonc: “ex oppido Rohoncz comitatui Castriferrei adjacente isthuc transire eonsuevissent et majori in parte uxores et famulitium proles que suas actu quoque in ubi conservarent.” [roughly: “that they had been accustomed to come over here from the market town of Rohoncz belonging to Vas county, and for the most part still actually keep their wives, servants and children there”; OCR “in ubi” garbled.]</w:t>
+        <w:br/>
+        <w:t xml:space="preserve">     The increase of the Jewry in Zala county is shown by the following compilation:</w:t>
+        <w:br/>
+        <w:t xml:space="preserve">                    In the year 1728: 19 heads of family in 7 villages.</w:t>
+        <w:br/>
+        <w:t xml:space="preserve">                    In the year 1735: 22 heads of family in 7 villages.</w:t>
+        <w:br/>
+        <w:t xml:space="preserve">                    In the year 174:i [OCR; year unclear]: 35 heads of family in 15 villages.</w:t>
+        <w:br/>
+        <w:t xml:space="preserve">                    In the year 174ű [OCR; year unclear]: 90 heads of family in 27 villages.</w:t>
+      </w:r>
+    </w:p>
+    <w:p>
+      <w:r>
+        <w:t xml:space="preserve">    We see an extraordinary growth in the mid-40s; by then the later populous Jewish communities are already taking shape:</w:t>
+      </w:r>
+    </w:p>
+    <w:p>
+      <w:r>
+        <w:t xml:space="preserve">                        Zalaegerszeg       9 families,</w:t>
+        <w:br/>
+        <w:t xml:space="preserve">                        Keszthely          9 families,</w:t>
+        <w:br/>
+        <w:t xml:space="preserve">                        Zalaszentgrót      9 families,</w:t>
+        <w:br/>
+        <w:t xml:space="preserve">                        Sümeg              8 families,</w:t>
+        <w:br/>
+        <w:t xml:space="preserve">                        Nagykanizsa        7 families,</w:t>
+        <w:br/>
+        <w:t xml:space="preserve">                        Tapolca            7 families.</w:t>
+      </w:r>
+    </w:p>
+    <w:p>
+      <w:r>
+        <w:t xml:space="preserve">     As we can see, the greater part of the families concentrated in the more populous market towns of the county, where there was opportunity to carry on trade in open, permanent shops. In these places they could achieve a larger turnover on the occasion of the national fairs held several times a year. Even in the 40s there are still [nagy- … text continues on next page]</w:t>
+      </w:r>
+    </w:p>
+    <w:p>
+      <w:r>
+        <w:t>30</w:t>
+      </w:r>
+    </w:p>
+    <w:p>
+      <w:pPr>
+        <w:pStyle w:val="Heading1"/>
+      </w:pPr>
+      <w:r>
+        <w:t>PDF viewer page 33</w:t>
+      </w:r>
+    </w:p>
+    <w:p>
+      <w:r>
+        <w:t>https://real-eod.mtak.hu/2973/1/Magyar_zsido_okleveltar_VII.pdf#page=33</w:t>
+      </w:r>
+    </w:p>
+    <w:p>
+      <w:r>
+        <w:t>heads of families from Kanizsa and Tapolca, whose wives and children had remained behind in Rohonc. The overwhelming majority of the county's Jewry continued to originate from there. However, in Sümeg, in the northern part of the county, we encounter family names that point to origins elsewhere, such as Herczei Lakornpag (Lakompak) [OCR: “Lakornpag”] and Volfg~1llgus Morvai (from Moravia) [OCR garbled; possibly “Volfgangus”].</w:t>
+        <w:br/>
+        <w:t xml:space="preserve">      In Somogy County the permanent settlement of Jews began late and slowly. In 1725 only two families were found in the county: one in Marcali under the protection of the Széchenyis, and another in Kaposvár under the protection of the Esterházys. In 1728 only one family is mentioned in the entire county, and that one was not a permanent resident either: he traded in Szigetvár, while his family was [OCR: “{~l.”] in Rohonc. The situation was the same in 1737, with the difference that the single Jew was then found in Marcali. He stayed there accompanied by a servant, while his wife, four children and their tutor had remained in Rohonc under the protection of his hereditary lord, Count Lajos Batthyány. At his place of residence the head of the family himself was under the jurisdiction of Count Zsigmond Széchenyi, to whom he paid 12 forints annually, while he paid his hereditary lord II [OCR; possibly 11] forints. He has a shop at his place of residence and sells cloth, linen, paper and other goods.</w:t>
+        <w:br/>
+        <w:t xml:space="preserve">      In the report attached to the 17::n [OCR; year unclear] census, Somogy County states that the county has no permanent Jewish resident: “ne unum quidem, qui stabiliter hic permarieret reteriri posuissemus” [Latin as in OCR: “we could not find even one who stayed here permanently”]. However, Jews bring in various goods from the neighbouring counties and peddle them. The report adds that the above-mentioned Isaacus Léb had recently come from Rohonc. The itinerant traders mentioned in this report may have been the origin of the members of the GO [OCR; possibly 60] Jewish families that, nine years later, the 174G [OCR; possibly 1746] census already mentions as hospites in 38 villages. Their distribution was as follows:</w:t>
+      </w:r>
+    </w:p>
+    <w:p>
+      <w:r>
+        <w:t xml:space="preserve">                          in 20 villages one family,</w:t>
+        <w:br/>
+        <w:t xml:space="preserve">                          in 18 villages two families,</w:t>
+        <w:br/>
+        <w:t xml:space="preserve">                          in 2 villages four families.</w:t>
+      </w:r>
+    </w:p>
+    <w:p>
+      <w:r>
+        <w:t xml:space="preserve">      Four families lived in Balatonkeresztúr and in the village of Büssü.</w:t>
+        <w:br/>
+        <w:t xml:space="preserve">      Baranya was one of the counties that did not admit Jews, and for this reason the county does not appear in the conscriptions at all. On only one occasion, in 1727, did it report to the Lieutenancy Council that the Jew Izsák lived in Siklós [OCR: “Siklósori”]. He was, incidentally [OCR: “leülönben”], a resident of Rohonc and only had a storehouse here, from which he carried his goods around the countryside for sale. He did not cultivate land and bore no public burdens; he paid only his landlord.</w:t>
+        <w:br/>
+        <w:t xml:space="preserve">      The wide dispersal of the Rohonc Jews is attested by Tolna County, whose resettlement began only in the 1720s: in 1728 Jews are mentioned there in 3 villages. The earliest of them, Ábraham Sámuel, had come ten years before from Rohonc with his two married brothers to Pincehely, a market town of the Esterházy estate. The families of all three had remained behind at their original place of residence. In Pincehely they rent a house and a shop, and they have an assistant and an apprentice with them. They also keep a ritual slaughterer (shochet). Their stock of goods is estimated at one thousand forints. They trade in textiles, spices and salt. We encounter the name of Ábraham Sámuel again in Tolna County's 1735 conscription, but by then his wife and three adult sons also lived there with him. He still had his shop and fulfilled his seigneurial (urbarial) obligations towards his hereditary lord, Count Batthyány, and towards Prince Pál Antal Esterházy, in whose manor house and under whose jurisdiction he was then living.</w:t>
+      </w:r>
+    </w:p>
+    <w:p>
+      <w:r>
+        <w:t xml:space="preserve">                                                                                  31</w:t>
+      </w:r>
+    </w:p>
+    <w:p>
+      <w:pPr>
+        <w:pStyle w:val="Heading1"/>
+      </w:pPr>
+      <w:r>
+        <w:t>PDF viewer page 34</w:t>
+      </w:r>
+    </w:p>
+    <w:p>
+      <w:r>
+        <w:t>https://real-eod.mtak.hu/2973/1/Magyar_zsido_okleveltar_VII.pdf#page=34</w:t>
+      </w:r>
+    </w:p>
+    <w:p>
+      <w:r>
+        <w:t xml:space="preserve">       In the southern half of Transdanubia we have thus seen the migration of the Jews of Rohonc and Szalonak. In the northern and north-eastern part of Transdanubia, by contrast, we already encounter large numbers of immigrants from Moravian communities, alongside Jews who came from the Esterházys' villages in Sopron County and the Pálffys' villages in Pozsony County. It is also characteristic of this part of Transdanubia that in almost every county a more populous Jewish centre gradually develops, in which Jewish communal life becomes possible. This was made possible by aristocratic protection. In return for appropriate material compensation, the lords gave their consent and set down the concessions for the Jewish communities in a separate charter of privileges, while requiring of them the stipulated services in money and in kind. Among these communities are Tata in Komárom County, Pápa in Veszprém, Lovasberény in Fejér, Paks in Tolna, and finally Óbuda and Zsámbék in Pest County.</w:t>
+        <w:br/>
+        <w:t xml:space="preserve">       The settlement of Jews in all these Transdanubian counties and their villages began only after the Rákóczi War of Independence had subsided. This is attested by those conscriptions in which conscientious enumerators also recorded how long each Jewish family had been living in the place. It is regrettable that not all the commissioned enumerators took this into account, and our knowledge of settlement history is therefore very incomplete.</w:t>
+        <w:br/>
+        <w:t xml:space="preserve">       We have already discussed Csuz, the more populous Jewish community that arose in the part of Komárom County north of the Danube. The county's other populous congregation developed at Tata, in its Transdanubian part. According to the 1725 census, 19 Jewish families lived there. None of the heads of families had been born in the village. They arrived there in different years and from different places, so there was no simultaneous group settlement from a single place. The data of the conscription prove this. The oldest Jewish resident of the village had arrived from Stomfa thirteen years before the census. Apart from him, only two had lived there for six years and another two for four years; all the rest had immigrated during the twenties. Six came from Hungarian villages: two from Köpcsény and one each from Stomfa, Rajka, Oroszvár and Rohonc. Four were of Bohemian origin, and six came from Moravia. Of two, the conscription writes that they were from Gallia, that is, Alsace, from where part of Tata's inhabitants had incidentally also come. The first and only employee of the nascent community was the ritual slaughterer (shochet).</w:t>
+        <w:br/>
+        <w:t xml:space="preserve">       Of later numerical data on the Jews of Tata, only the 1736 census is known. It shows a certain decrease in the number of families, counting only 15 families with ü5 [OCR; digit unclear] souls. By then Tata had passed into the possession of the Esterházys: József Esterházy had bought it in 1727 from the Austrian government councillor Krapf F. J.-Gáspár [OCR; name order across line break unclear]. The Esterházys promoted the settlement of Jews, whose number soon grew rapidly, and they formed a religious community. This is shown by the fact that they already had a cemetery in the forties. The oldest surviving tombstone dates from 1743; the deceased bore the name Auspitz and, according to the inscription, came from Nikolsburg. We also know of their synagogue in this period. The community's old charters of privilege from the lordship have not survived, but the known text of their privilege from Hl:38 [OCR; year unclear] goes back to the first half of the 18th century (Goldberger I.: Estcrházyuk szerződései a tatai zsidó hitközséggel [OCR; “The Esterházys' contracts with the Jewish community of Tata”]. IMIT Évkönyv. 191H [OCR; year unclear]. 228–242.).</w:t>
+        <w:br/>
+        <w:t xml:space="preserve">       For Veszprém County we can publish only two conscriptions from the period under discussion, from the years 173G [OCR; 1736, per the next sentence] and 1745. In 173G-biU1a [OCR; 1736] Jews lived in 15 villages of the county, 44 families in total. Their distribution is as follows:</w:t>
+      </w:r>
+    </w:p>
+    <w:p>
+      <w:r>
+        <w:t>:32</w:t>
+      </w:r>
+    </w:p>
+    <w:p>
+      <w:pPr>
+        <w:pStyle w:val="Heading1"/>
+      </w:pPr>
+      <w:r>
+        <w:t>PDF viewer page 35</w:t>
+      </w:r>
+    </w:p>
+    <w:p>
+      <w:r>
+        <w:t>https://real-eod.mtak.hu/2973/1/Magyar_zsido_okleveltar_VII.pdf#page=35</w:t>
+      </w:r>
+    </w:p>
+    <w:p>
+      <w:r>
+        <w:t xml:space="preserve">                  in five villages one family,</w:t>
+        <w:br/>
+        <w:t xml:space="preserve">                  in seven villages two families,</w:t>
+        <w:br/>
+        <w:t xml:space="preserve">                  in one village three families (Veszprém),</w:t>
+        <w:br/>
+        <w:t xml:space="preserve">                  in two villages II [OCR; possibly 11] families (Pápa, Nagyvázsony).</w:t>
+        <w:br/>
+        <w:t xml:space="preserve">      By origin, the heads of families are distributed as follows. Seventeen came from Hungarian villages on the estates of the Esterházys, Czirákys, Batthyánys and Pálffys. The localities from which they came are not named; these aristocratic families are mentioned only as their hereditary lords. Nineteen families are of Moravian origin and two of Bohemian origin; five cannot name their former lords. Surviving documents establish that Jews were living in Veszprém County as early as the end of the 17th century, before and during the Rákóczi War of Independence. “Jacob Hirschl von Pápa” is mentioned in 1698 (M. Zs. O. VI. no. 288). Izsák Hirschl appears in 1701 as the toll collector of Pápa; he was a native of Nagymarton (M. Zs. O. VI. nos. 391–92). We find these Hirschl brothers, Izsák and Jacob, named several times in the field book of Antal Esterházy, kuruc general, between 1706 and 1708 (M. Zs. O. II. 493–94.). Of the eleven families living in Pápa in 1736, five were of Hungarian origin: four had come there from Esterházy estates and one from a Pálffy estate. Four came from Moravia, and the origin of two is unknown. Pápa was an Esterházy estate, and nine of the Jewish families were Esterházy subjects; only two lived in the manor house of another noble family, the Szántóházys. Of the Jew mentioned first in the list we read: “Telonialis, vectigalis exactor” [“collector of tolls and duties”].</w:t>
+        <w:br/>
+        <w:t xml:space="preserve">      In Nagyvázsony eleven families were counted in 1736 [OCR: “l73G”]. Five came from the estates of the Esterházys and Batthyánys [OCR: “Ratthyányak”], and six from Moravia; four of the latter were Dietrichstein subjects who had originally come from Nikolsburg. Two could not give the name of their Moravian lord. All of them reside on land belonging to the Zichy family. Of one head of family, who incidentally was a butcher, it is stated that he does not owe his lord any payment: “Qua aulicus Judaeus adeoque nihil solvit” [“as a court Jew, and therefore he pays nothing”]. The beginnings of a community are shown by the fact that they jointly employed a teacher. Of one head of family we read: “Instruetor puererum Hebraeorum” [OCR; “instructor of Hebrew boys”].</w:t>
+        <w:br/>
+        <w:t xml:space="preserve">      According to the 1745 census, Jews were already living in 32 villages of Veszprém County. Most villages still had only one family; even in the town of Veszprém this was the case, and the occupation of that family's head was “coetor” [OCR; reading uncertain]. He probably kept a cookshop for the Jews who came into the town, as happened in other places too. Larger numbers of families lived in only three places: four in Várpalota, nine in Nagyvázsony and 19 in Pápa, where Bernardus Isaac rabbinus is listed last. In the counties extending over the Bakony Mountains, primarily Veszprém and also Fejér and Esztergom counties, potash boiling is mentioned as an occupation of the Jews (they are called ?inerariusok [OCR; first letter unclear]). In Veszprém County this provided a livelihood for the Jews of Tót Vázsony, Szent Gál and Öskü. In 1748 payment of the poll tax was demanded from 327 persons.</w:t>
+        <w:br/>
+        <w:t xml:space="preserve">      In Fejér County in 1727, according to the conscription, only five families were enumerated, in three villages. One of the three villages was Lovasberény, where two families were found. Nine years later, in l7aG [OCR; 1736], their number had already risen to twenty. Of the families, 14 were of Moravian origin. They had gathered from various villages of the [OCR: “[t”] province, since they name the lords Lichtenstein, Dictrichstcin [OCR], Kaunicz and Szilke [OCR: “Szilkc”] as their hereditary lords. Two declared themselves to be of Slavonian origin</w:t>
+      </w:r>
+    </w:p>
+    <w:p>
+      <w:r>
+        <w:t>3 Oklevéltár VII.</w:t>
+        <w:br/>
+        <w:t xml:space="preserve">                                                                              33</w:t>
+      </w:r>
+    </w:p>
+    <w:p>
+      <w:pPr>
+        <w:pStyle w:val="Heading1"/>
+      </w:pPr>
+      <w:r>
+        <w:t>PDF viewer page 36</w:t>
+      </w:r>
+    </w:p>
+    <w:p>
+      <w:r>
+        <w:t>https://real-eod.mtak.hu/2973/1/Magyar_zsido_okleveltar_VII.pdf#page=36</w:t>
+      </w:r>
+    </w:p>
+    <w:p>
+      <w:r>
+        <w:t>. Three did not know their hereditary lord, and for one family the column for origin is blank. Lovasberény, which had been owned by General Heister and then by the Austrian Baron Fleischmann, was acquired in I730 [OCR; probably 1730] by Count József Cziráky. The 20 families, numbering 95 souls, lived under his protection and on his land (fundus).</w:t>
+        <w:br/>
+        <w:t xml:space="preserve">      The published conscriptions supply authentic data for monographs on the individual Jewish communities of the more recent period, those founded in the course of the 18th century: when they arose and where their founders came from. In his history of the Lovasberény Jewish community, Sándor Neumann (A lovasberényi zsidó hitközség története [History of the Jewish community of Lovasberény]. Bpest, 1912.) writes that oral tradition places the founding of an organised community at the beginning of the 1700s. Yet according to the 1725 conscription only two families lived there at that time. Likewise, we can regard only as legend the report that the entire Jewish population of Lundenburg in Moravia “set out together with its leadership — with its rabbi — and moved to Hungary under banners”. The only basis for this legend can have been that seven of the Lovasberény families immigrated between I/27 and ~U [OCR; years unclear] from Lundenburg, which was a Lichtenstein estate. The development of the community is attested by the fact that, according to the 174G [OCR] census, the number of families had already reached thirty-one. By then the community's recognised Jewish congregation may already have held a seigneurial charter of privileges, the text of which survives only in a later privilege dating from 1798. The growth of Fejér County's Jewry is shown by the county's three published conscriptions:</w:t>
+        <w:br/>
+        <w:t xml:space="preserve">                    In the year 1727: 5 families in 3 villages,</w:t>
+        <w:br/>
+        <w:t xml:space="preserve">                    In the year 173f) [OCR]: 33 families in 10 villages,</w:t>
+        <w:br/>
+        <w:t xml:space="preserve">                    In the year 174U [OCR]: 65 families in 18 villages.</w:t>
+      </w:r>
+    </w:p>
+    <w:p>
+      <w:r>
+        <w:t xml:space="preserve">     This last figure for the number of families was arrived at by calculation from the total of 322 souls, taking five persons per family as the basis. Of the 33 families in the 1736 census, the conscription gives origin data for twenty-nine: 2-1 [OCR; number unclear] Moravian, 4 Hungarian and one Polish.</w:t>
+        <w:br/>
+        <w:t xml:space="preserve">     In Tolna County in 1728 the enumerators found five families in three villages (Pincehely, Dombóvár and Dunaföldvár). In Pincehely there were the three brothers from Rohonc already mentioned. In Dombóvár there was one family, which had already been leasing the manorial butcher's shop for seven years. In Dunaföldvár, on the abbey's estate, one family and one unmarried young man had been living for a year. The whole county was then still very sparsely populated. Since its liberation from Turkish rule, the region had been unable to recover from the devastation, and severe epidemics had reduced its population. Settlement of the uninhabited territory began only in the 1720s, when many Swabian and Franconian immigrants arrived. The Jews also moved in at this time. In 1735, 42 Jewish families numbering 181 souls were recorded in II [OCR; possibly 11] villages of the county. Their distribution in the county was as follows:</w:t>
+      </w:r>
+    </w:p>
+    <w:p>
+      <w:r>
+        <w:t xml:space="preserve">      in six villages one family,</w:t>
+        <w:br/>
+        <w:t xml:space="preserve">      in one village two families (Gyönk),</w:t>
+        <w:br/>
+        <w:t xml:space="preserve">      in two villages three families (Dombóvár, Pincehely),</w:t>
+        <w:br/>
+        <w:t xml:space="preserve">      in one village eight families (Ozora, at that time the centre of the Esterházy estate in Tolna County),</w:t>
+        <w:br/>
+        <w:t xml:space="preserve">      in one village twenty families (Paks).</w:t>
+      </w:r>
+    </w:p>
+    <w:p>
+      <w:r>
+        <w:t xml:space="preserve"> 34</w:t>
+      </w:r>
+    </w:p>
+    <w:p>
+      <w:pPr>
+        <w:pStyle w:val="Heading1"/>
+      </w:pPr>
+      <w:r>
+        <w:t>PDF viewer page 37</w:t>
+      </w:r>
+    </w:p>
+    <w:p>
+      <w:r>
+        <w:t>https://real-eod.mtak.hu/2973/1/Magyar_zsido_okleveltar_VII.pdf#page=37</w:t>
+      </w:r>
+    </w:p>
+    <w:p>
+      <w:r>
+        <w:t xml:space="preserve">      As we see, almost half of the county's Jewish families lived in Paks. All of them arrived in the village between 1728 and 1735. The 1720 census of taxpayers had found only 51 households there in total (Acsády). The village's noble landowners, the Nedeczky and Száraz families, worked to populate their market town, and they promoted the settlement of Jews. Of the twenty Jewish families of Paks, the 13 that could state their place of origin or the name of their hereditary lord were all of Moravian origin; seven of them even name the same lord, called Pruszkau, as their hereditary lord. It can also be observed among the immigrants that several left their Moravian homeland together: relatives, siblings, and fathers with their sons and sons-in-law came together. This can be established from the published names. Paks was already an organised community (communitas). This is shown by the list, which names the rabbi first and, last, the “pracceptor Communitatis .Iudaeorum Paksicnaiurn” [OCR; “teacher of the community of the Jews of Paks”], the teacher of the Jewish community of Paks.</w:t>
+        <w:br/>
+        <w:t xml:space="preserve">      The data on Tolna County's Jewry according to the 174G [OCR] census are as follows:</w:t>
+      </w:r>
+    </w:p>
+    <w:p>
+      <w:r>
+        <w:t xml:space="preserve">             in eighteen villages, in total H5 [OCR; number unclear] families,</w:t>
+        <w:br/>
+        <w:t xml:space="preserve">             in six villages, in total 1 family,</w:t>
+        <w:br/>
+        <w:t xml:space="preserve">             in eight villages, in total 2 families,</w:t>
+        <w:br/>
+        <w:t xml:space="preserve">             in one village, in total 3 families (Lengyel),</w:t>
+        <w:br/>
+        <w:t xml:space="preserve">             in one village, in total 4 families (Hőgyész),</w:t>
+        <w:br/>
+        <w:t xml:space="preserve">             in one village, in total l:i [OCR; number unclear] families (Bonyhád),</w:t>
+        <w:br/>
+        <w:t xml:space="preserve">             in one village, in total 25 families (Paks).</w:t>
+      </w:r>
+    </w:p>
+    <w:p>
+      <w:r>
+        <w:t xml:space="preserve">      This census is the first to mention Jews in Bonyhád. In the national census of InO [OCR; year unclear] we read of this village: “No one has lived in it for four years” (Acsády: op. cit. 378.). This explains why the village of Bonyhád does not appear in the Jewish conscriptions of the twenties and thirties. The 1740 [OCR; as printed] census found 13 Jewish families in the village. In the second half of the 18th century Bonyhád developed into the most populous Jewish congregation of the county. In the sixties of that century they had a prayer house and a rabbi; yet even in InO [OCR; year unclear] they complained that, unlike “the other congregations of the house of Jacob”, they had no privilege from the lordship (Biichler [OCR; Büchler] Sándor: A bonyhádi hitközség múltjából [From the past of the Bonyhád community]. M Zs Sz. xn. [OCR; possibly XII] 1895. 414.).</w:t>
+        <w:br/>
+        <w:t xml:space="preserve">      Since we intend to discuss the Jews of Győr castle together with those of the other Hungarian castles, we examine here only the villages of Győr County. In Győr County the Jewish conscriptions show the following data:</w:t>
+        <w:br/>
+        <w:t xml:space="preserve">      The 1725 census lists 6 families in three villages. The 1735 census lists 12 families in 9 villages. By origin these 12 families divide as follows: three are from Hungary (two from Esterházy estates and one from a Pálffy estate), and the other nine from Moravian villages; six of the latter name Count Kaunicz as their hereditary lord.</w:t>
+        <w:br/>
+        <w:t xml:space="preserve">      The 1743 census found 20 heads of families in nine villages. The largest number, four, lived in Felpéc; one had lived there for ten years and another for 7 years.</w:t>
+        <w:br/>
+        <w:t xml:space="preserve">      The 1744 census mentions Jews in 13 villages; the number of families is not known. In Felpéc, however, it records six. We also learn that one family each had come into the county from Tata and from Nagymarton.</w:t>
+        <w:br/>
+        <w:t xml:space="preserve">      The 1746 census likewise finds Jews in 1B [OCR; number unclear] villages. The number of heads of families is not given here either. In the census conducted by districts their number of souls is 120, which corresponds to roughly 24 families.</w:t>
+      </w:r>
+    </w:p>
+    <w:p>
+      <w:r>
+        <w:t>3*</w:t>
+        <w:br/>
+        <w:t xml:space="preserve">                                                                                  35</w:t>
+      </w:r>
+    </w:p>
+    <w:p>
+      <w:pPr>
+        <w:pStyle w:val="Heading1"/>
+      </w:pPr>
+      <w:r>
+        <w:t>PDF viewer page 38</w:t>
+      </w:r>
+    </w:p>
+    <w:p>
+      <w:r>
+        <w:t>https://real-eod.mtak.hu/2973/1/Magyar_zsido_okleveltar_VII.pdf#page=38</w:t>
+      </w:r>
+    </w:p>
+    <w:p>
+      <w:r>
+        <w:t xml:space="preserve">      It is striking that this county's Jewry showed no significant growth over the two decades, even though it lay close to the populous, Jewish-inhabited western border strip. The Jews here lived in difficult material circumstances, and because of their poverty the county itself requested remission of the extraordinary war tax. Izsák Hirschel, whom the county had commissioned to collect the 150-forint war tax levied on the Jews, wrote of the great misery of certain families. He paints a sad picture of the poverty of Marcus Donát, living in Hédervár, and Jakab )10yses [OCR; probably Moyses], living in the village of Öttevény, and of the great privations of these families with many children. In the intervals between the various censuses, individual families changed their place of residence, which shows that they hoped in this way to find a better livelihood. Only in Felpéc and Gyömörő had they already settled permanently.</w:t>
+        <w:br/>
+        <w:t xml:space="preserve">      No censuses of Esztergom County's Jewry survive from the twenties. The oldest conscription we can publish dates from 1735. Jews lived in four places in the county: 12 families with 47 souls. Among these places was Esztergom Víziváros, with 2 families. No Jews lived in Esztergom itself, because the town's charter of privileges of 1711 stipulated, among other things, that heretics of whatever denomination “shall not be admitted as residents into this royal free city”. The largest number of Jews lived in Bátorkeszi, in the part of the county north of the Danube: six families on the estate of Miklós Pálffy. Four of these families were of Moravian origin, coming from Ungarisch Brod, an estate of Count Kaunicz. One pair of brothers, Jacobus and David Hollender, however, could not name their hereditary lord. Four of the families were peddlers (mercator in dorso Cum minutiis [“trader carrying small wares on his back”]). In Bajna lived a well-to-do, numerous Jewish family, which boiled potash together with two partners living in Tata. It paid its lord, Baron Mihály Sándor, 100 forints a year, but its three-year contract had expired. Two teachers also appear in the lists of the families' household members.</w:t>
+      </w:r>
+    </w:p>
+    <w:p>
+      <w:r>
+        <w:br/>
+        <w:t xml:space="preserve">                 9. The Jewry of the counties between the Danube and the Tisza [OCR: “Dnna-'l'i8za”]</w:t>
+      </w:r>
+    </w:p>
+    <w:p>
+      <w:r>
+        <w:t xml:space="preserve">      The first Jewish conscription of the united counties of Pest-Pilis and Solt, dating from 1725, lists 24 families in eight villages. By number the families were distributed as follows: one family in each of five villages, three in one village (Vörösvár), four in one village (Aszód) and 12 in one village (Óbuda). This census did not satisfy the Lieutenancy Council, which found the number of Jews listed far too small. The county argued that the census could not be carried out accurately because many of the Jews were away.</w:t>
+        <w:br/>
+        <w:t xml:space="preserve">     The 1727 census again records Jews in only eight villages. Apart from Óbuda, Aszód, Vác and Vörösvár, however, these were in other villages of the county, not where they had been enumerated in 1725. Their distribution according to the 1727 conscription:</w:t>
+        <w:br/>
+        <w:t xml:space="preserve">                       in three villages 1 family,</w:t>
+        <w:br/>
+        <w:t xml:space="preserve">                       in two villages 3 families (Vác, Sáp),</w:t>
+        <w:br/>
+        <w:t xml:space="preserve">                       in one village 6 families (Aszód),</w:t>
+        <w:br/>
+        <w:t xml:space="preserve">                       in one village IG [OCR; number unclear] families (Zsámbék),</w:t>
+        <w:br/>
+        <w:t xml:space="preserve">                       in one village 22 families (Óbuda).</w:t>
+      </w:r>
+    </w:p>
+    <w:p>
+      <w:r>
+        <w:t xml:space="preserve">     From the standpoint of settlement history, this census is notable because for almost every family it states how long the family had been living in the place. The county's oldest Jewish inhabitants were those who had arrived in Vörösvár 20 years before 1727 and in Vác IS [OCR; number unclear] years earlier. Of the 22 heads of families in Óbuda, not one had been born in the village. Its first Jewish inhabitant, in 1712,</w:t>
+      </w:r>
+    </w:p>
+    <w:p>
+      <w:r>
+        <w:t>36</w:t>
+      </w:r>
+    </w:p>
+    <w:p>
+      <w:pPr>
+        <w:pStyle w:val="Heading1"/>
+      </w:pPr>
+      <w:r>
+        <w:t>PDF viewer page 39</w:t>
+      </w:r>
+    </w:p>
+    <w:p>
+      <w:r>
+        <w:t>https://real-eod.mtak.hu/2973/1/Magyar_zsido_okleveltar_VII.pdf#page=39</w:t>
+      </w:r>
+    </w:p>
+    <w:p>
+      <w:r>
+        <w:t>arrived there 15 years earlier; two had lived there for 14 years and four for 12 years. All the others settled in Óbuda during the twenties. This conscription does not yet state where the settlers came from; it notes only of Marcus Mandel: “recenter advems-sct ex Vörösvár” [OCR; “had recently arrived from Vörösvár”]. According to the census, the Jews of Óbuda all still lived in rented dwellings and paid their landlords a considerable sum for the hospitium. They enjoyed the protection of the widow of Count Péter Zichy and her permission to reside there, for which they owed an annual joint [OCR: “közbi”] sum of 3 é138 [OCR; amount unclear] forints.</w:t>
+        <w:br/>
+        <w:t xml:space="preserve">      Zsámbék is the only village all of whose Jewish inhabitants, according to the conscription, came at the same time and probably as a group, settled there by Countess Péter Zichy. At the time of the national census of taxpayers the village of Zsámbék had 4~ [OCR; second digit illegible] households; by 1720, when a new census was taken, their number had risen to I08 [OCR; probably 108] (Acsády). This was owing to the lordship's settlement initiatives. At the end of the 1727 census for the Jews of Zsámbék, after the list of families, we find the following remark: “Praeseripsi Sambekiensis Judaei omncs hoc anno ad praeliba.tum oppid um advoncrunt, in gremium Comitatus vel Communi-tatis ad pJ'aescns nihil solverunt. sed Dominio erga aceordarn Excellcrrtissimae nimirum Dominae Comitissae Petra Zichianae soh-unt annue in toto fl. 120.” [Latin as in OCR; approximately: “All the Jews of Zsámbék listed above came to the said town this year; they have so far paid nothing into the treasury of the County or of the Community, but pay the Lordship, by agreement with the Most Excellent Lady Countess Péter Zichy, 120 florins a year in total.”] Paying taxes jointly as a single sum bound the Jews of Zsámbék together early and united them into a community.</w:t>
+        <w:br/>
+        <w:t xml:space="preserve">      According to the 1737 census, Jews lived in II [OCR; possibly 11] villages of the county (not counting the royal free city of Buda), distributed as follows:</w:t>
+        <w:br/>
+        <w:t xml:space="preserve">            in 4 villages                                       1 family,</w:t>
+        <w:br/>
+        <w:t xml:space="preserve">            in 3 villages (Domony, Sáp, Tétény)                 3 families,</w:t>
+        <w:br/>
+        <w:t xml:space="preserve">            in 1 village (Aszód)                                6 families,</w:t>
+        <w:br/>
+        <w:t xml:space="preserve">            in 1 village (Isaszeg)                              7 families,</w:t>
+        <w:br/>
+        <w:t xml:space="preserve">            in 1 village (Zsámbók)                             22 families,</w:t>
+        <w:br/>
+        <w:t xml:space="preserve">            in 1 village (Óbuda)                               43 families.</w:t>
+      </w:r>
+    </w:p>
+    <w:p>
+      <w:r>
+        <w:t xml:space="preserve">      The number of Jewish families in Óbuda almost doubled in ten years. This is partly attributable to the city of Buda obstructing every new Jewish immigration. Whereas Pest County's 1727 conscription records for individual families how long they had been living in the place, the 1737 census, as if supplementing it, gives the place of origin of the heads of families. According to the census, all the heads of families in Óbuda were newcomers, with the sole exception of Marcus Simon, who says of himself: “Vetero Budae natus” [“born in Old Buda”]. Seven had moved there from Hungarian villages (Stornfa [OCR; probably Stomfa], Holics, Nagymarton, two from villages in Pozsony County and one from a village in Bars County). Many had immigrated from Moravia, chiefly from Dietrichstein and Lichtenstein estates. Five came from Bohemia and four from Poland. The contract concluded by the Óbuda congregation, already organised as a community (“gesambte Juden-Gemeinde”), with Countess Péter Zichy, to whom the Óbuda estate belonged, dates from precisely 1737, the year of this census. Under this contract she leased to them the plot on which the synagogue stands, together with the two properties next to it, as well as a site for a cemetery. The Jewish community confirmed this contract with its own seal: “mit dern gemeinde petschaft corrobirt” [German as in OCR; “confirmed with the community seal”] (M. Zs. O. III. no. 462). The census lists five employees of the community: Schachter, Cantor, Subjudex, Educillator Judaeorum, and the Ludi Magister seu Praeceptor Judaicus. From the 1727 census of the Jews of Zsámbék</w:t>
+      </w:r>
+    </w:p>
+    <w:p>
+      <w:r>
+        <w:t xml:space="preserve">                                                                                    37</w:t>
+      </w:r>
+    </w:p>
+    <w:p>
+      <w:pPr>
+        <w:pStyle w:val="Heading1"/>
+      </w:pPr>
+      <w:r>
+        <w:t>PDF viewer page 40</w:t>
+      </w:r>
+    </w:p>
+    <w:p>
+      <w:r>
+        <w:t>https://real-eod.mtak.hu/2973/1/Magyar_zsido_okleveltar_VII.pdf#page=40</w:t>
+      </w:r>
+    </w:p>
+    <w:p>
+      <w:r>
+        <w:t>we learned that they all came to this village at the same time. The 1737 census shows that they came from Bohemian and Moravian villages, that several were members of a single family, and that six came from the estate of the same Moravian lord, Priskovsky.</w:t>
+        <w:br/>
+        <w:t xml:space="preserve">     The 1746 census, which, as already mentioned, was ordered for the purpose of tax assessment, names 32 villages in Pest County where Jews lived: 136 families and 529 persons in total. Their distribution:</w:t>
+        <w:br/>
+        <w:t xml:space="preserve">                        in 15 villages                 1 family,</w:t>
+        <w:br/>
+        <w:t xml:space="preserve">                        in 6 villages                  2 families,</w:t>
+        <w:br/>
+        <w:t xml:space="preserve">                        in 5 villages                  3 families,</w:t>
+        <w:br/>
+        <w:t xml:space="preserve">                        in 1 village   (Pécel)         4 families,</w:t>
+        <w:br/>
+        <w:t xml:space="preserve">                        in 1 village   (Domony)        li [OCR; number unclear] families,</w:t>
+        <w:br/>
+        <w:t xml:space="preserve">                        in 1 village   (Tétény)        8 families,</w:t>
+        <w:br/>
+        <w:t xml:space="preserve">                        in 1 village   (Zsámbék)      15 families,</w:t>
+        <w:br/>
+        <w:t xml:space="preserve">                        in 1 village   (Aszód)        21 families,</w:t>
+        <w:br/>
+        <w:t xml:space="preserve">                        in 1 village   (Óbuda)        40 families.</w:t>
+      </w:r>
+    </w:p>
+    <w:p>
+      <w:r>
+        <w:t xml:space="preserve">      It should be noted here that, according to an official report on the immigration of Moravian Jews into our country prepared between 1740 and 1752, 18 of 339 immigrants went to Óbuda, and a few more to the following villages of Pest County:</w:t>
+        <w:br/>
+        <w:t xml:space="preserve">                        six to Tétény (Theting),</w:t>
+        <w:br/>
+        <w:t xml:space="preserve">                        six to Aszód (Oshart),</w:t>
+        <w:br/>
+        <w:t xml:space="preserve">                        three to Zsámbék (Schambok).</w:t>
+      </w:r>
+    </w:p>
+    <w:p>
+      <w:r>
+        <w:t xml:space="preserve">       Within the county, the Jews settled mostly in the villages of the Pilis and Vác districts. Fewer settled in the Kecskemét district, and fewest of all in the more southerly Solt district. In the Danube–Tisza region they moved southwards only slowly. It may even be supposed that the families enumerated in the two villages of the Solt district near Kalocsa, Bátya and Hajós, came not from the north but across from Transdanubia. As is well known, after the end of Turkish rule the Danube–Tisza region returned to the mother country as a completely uninhabited, deserted territory. The sparsely populated region did not attract the Jews, who were mostly engaged in trade, to settle there. Moreover, the counties between the Danube and the Tisza then had no connection to the east with any territories inhabited by Jews. Immigrants could only come down from the north-west, from Nógrád, or come from the Transdanubian parts.</w:t>
+        <w:br/>
+        <w:t xml:space="preserve">      In the extensive Bács County, in the southern part of the Danube–Tisza region, we likewise find that, apart from the Pétervárad entrenchment, the censuses mention a few Jewish families only in Baja. The 1727 census records two leaseholders (árendátor), and in 1728 too there were only two families there, one of which had come from Rohonc. In 1736 six families with 37 persons were enumerated in the market town. Three came from a Batthyány estate and the other three from the Moravian Lichtenstein estate. At their present place of residence all six were subjects of Lady Lebinna, who resided in Vienna. By occupation they included a “CResarius Liferaní.” [OCR; probably “Caesarius Liferant”, imperial supplier], two brandy distillers, two merchants and a ritual slaughterer (shochet). This Jewish congregation of Baja developed slowly, but in the second half of the 18th century it became the leading community of the Bácska. In 1744, too, only seven heads of families were enumerated, two of whom already owned their own houses. These were already permanent</w:t>
+      </w:r>
+    </w:p>
+    <w:p>
+      <w:r>
+        <w:t>38</w:t>
+      </w:r>
+    </w:p>
+    <w:p>
+      <w:pPr>
+        <w:pStyle w:val="Heading1"/>
+      </w:pPr>
+      <w:r>
+        <w:t>PDF viewer page 41</w:t>
+      </w:r>
+    </w:p>
+    <w:p>
+      <w:r>
+        <w:t>https://real-eod.mtak.hu/2973/1/Magyar_zsido_okleveltar_VII.pdf#page=41</w:t>
+      </w:r>
+    </w:p>
+    <w:p>
+      <w:r>
+        <w:t>chose Baja as their place of residence. In 1745, again only six families were found there.</w:t>
+        <w:br/>
+        <w:t>Jews were surely already living scattered in the county, for in the covering letter of the 172R [OCR: year unclear, probably 1728] conscription they complain to the Lieutenancy Council, which had not been satisfied by the previously submitted Jewish conscription, that the Jews live in villages far apart from one another, which makes their enumeration difficult.</w:t>
+      </w:r>
+    </w:p>
+    <w:p>
+      <w:r>
+        <w:t>10. The Jewry of the Fortresses and Towns</w:t>
+      </w:r>
+    </w:p>
+    <w:p>
+      <w:r>
+        <w:t>Having reviewed the conscriptions of the Jewry of the counties, we must also discuss the conscriptions made in the fortresses and towns of the country.</w:t>
+        <w:br/>
+        <w:t>Of the fortresses, Győr, Komárom, Esztergom, Buda, Nagyvárad, Arad and Pétervárad are relevant here. The beginnings of the Jewry of these fortresses can be traced back partly to the time of the sixteen-year war of liberation, and then to the Rákóczi War of Independence and the Turkish wars of the first half of the 18th century. At this time the Jewish army contractors living in Vienna, Oppenheimer Sámuel, Wertheirner [OCR; probably Wertheimer] Simson, Lehmann Herz and the others, played an important role in equipping and provisioning the troops stationed in the fortresses. Much information about them can be found in the work of Jrfax Grumoald [OCR garbled; probably Max Grunwald]: Samuel Oppenheimer und sein Kreis (Wien-Leipzig, ] 913. [OCR; probably 1913]). The first Jews came to the fortresses as agents of these Vienna-based contractors, enjoying the protection of the chamber administrators and fortress captains. They obtained the right of settlement in the fortresses or in the Váralja [area below the castle; OCR: 'il. V áralja']. Once the wartime had passed, the chamber and military administration confined itself to a narrower sphere. The towns that had grown up around the fortresses, and the counties, then sought to extend their jurisdiction to the Jews living there. As a result, conflicts arose between the chamber and military authorities and the civilian population.</w:t>
+        <w:br/>
+        <w:t>We see this in Győr, where the 1725 conscription finds Hirschl Izsák with his whole family under the protection of the fortress commander. He boasted that by delivering a large quantity of grain he had saved the fortress of Győr from famine when it was besieged by Rákóczi's troops. He later became keeper of the military depots of Győr, Székesfehérvár and Veszprém. In one of his petitions, dated 1725, he signs himself: "Isaac Hirschl Judaeus jaurinensis caesareus". However, the Jews living in Győr do not appear in the 1735 conscription, because the deputy commander of the fortress did not permit the county to enumerate them. The county complained to the ruler, and the complaint succeeded, for in later years, in the conscriptions of 1743, '44, '45 and '46, we again find the Jewry of Győr. Their number is always small, 5-6 families. For the most part they consist of relatives of Hirschl Izsák. From the 1743 conscription we learn of Hirschl: "tenet dornum [OCR; probably domum] titulo hypotecae Kiralyianam in interiori civitate sive praesidio Jauriensi". The lí45 [OCR; probably 1745] conscription reports that he trades in gold and silver and supplies uniforms and horses to the military. His widowed daughter, for her part: "tabernam Judaeis extraneis servans". Hirschl Izsák still appears in the conscriptions of 1746 and 1748. His financial situation may have deteriorated: he fell into the ranks of those unable to pay tax and could no longer even keep a servant.</w:t>
+        <w:br/>
+        <w:t>In Komárom the 1nR [OCR: year unclear, probably 1728] conscription mentions one Jewish head of family with two married relatives. A document from 1727 (M. Zs. O. III. no. 311 [OCR: 'Ill.']) relates that the commander of the Komárom garrison refuses to permit two Jews, Simon Leb and</w:t>
+      </w:r>
+    </w:p>
+    <w:p>
+      <w:r>
+        <w:t>39</w:t>
+      </w:r>
+    </w:p>
+    <w:p>
+      <w:pPr>
+        <w:pStyle w:val="Heading1"/>
+      </w:pPr>
+      <w:r>
+        <w:t>PDF viewer page 42</w:t>
+      </w:r>
+    </w:p>
+    <w:p>
+      <w:r>
+        <w:t>https://real-eod.mtak.hu/2973/1/Magyar_zsido_okleveltar_VII.pdf#page=42</w:t>
+      </w:r>
+    </w:p>
+    <w:p>
+      <w:r>
+        <w:t>his relative, Daniel Aron, to exercise among the soldiery the right of trade they had purchased from the town. According to the 1738 conscription, Simon Leb, originating from Kabold, now lives with two relatives, Aron and Wolff Daniel, in the curia of the deputy commander of the fortress. He pays the deputy commander 300 forints annually, and pays the fortress commander two hundred for protection. So that he may also enjoy the protection of the Pálffy family, he also pays [OCR: 'juttat'] the Jewry of Pozsony six forints a year. This is a contribution to the Sohuztgeld [OCR; probably Schutzgeld, protection money] that the Jews of Pozsony had to pay into their landlord's treasury.</w:t>
+        <w:br/>
+        <w:t>In Esztergom, liberated from Turkish rule, there lived Jews whom the fortress captain had admitted (M. Zs. O. II. nos. 297-98). When the fortress passed into the possession of the Archbishop of Esztergom, the Jews had to leave. The town of Esztergom, citing its charter of privileges mentioned above, did not admit them. Nevertheless, according to the 173G [OCR; probably 1736] conscription, a Jew of Moravian origin was found with his son-in-law in the Víziváros of Esztergom. They have a permanent shop there and belong to the archbishop's jurisdiction.</w:t>
+        <w:br/>
+        <w:t>No Jew was permitted to live in the fortress of Buda after its liberation from Turkish rule. In the Víziváros of Buda, however, Jews were able to open shops under chamber and military protection from lG89 [OCR; probably 1689] onward. They received permission for this so that they could supply the common people and the soldiery with useful goods and cheap foodstuffs. The settlement history of the Jews of Buda is treated in depth by Büchler Sándor [OCR: 'Büehler'] in his work A zsidók története Budapesten [The History of the Jews in Budapest] (Bp., HlOl. [OCR; probably 1901]). The first Jew to obtain the right of settlement was Fe it [OCR; probably Feit] Hirschl, a relative of Hirschl Izsák of Győr. Mentioned alongside him is Jakab ~ áthán [OCR; probably Náthán], who was probably of Moravian origin. These two families were soon followed by others, including those bearing the names Bachrach and Bürgl from Germany. 1690 Ma már egy szehát [OCR garbled; probably 'In 1690 they already'] maintained a room for the purpose of communal worship. In 1703 Buda received its privilege as a free royal town, which also contained the clause: "Authoritatis solius erit Magistratus ... Judaeos ct Zingaros adrnitterc vel non ... admittere ...". From then on the town began a struggle to force the Jews out. When the town was called upon in 1743 to conscribe the Jews, it wrote in its covering letter to the Lieutenancy Council: "From the first years since the town's privileges were restored, they have constantly endeavoured, pro gloria dei et publico bono, to rid themselves of the Jews". For decades the Jewry of Buda had to wage a constant struggle for its existence and survival. Büchler, who describes these events in detail, rightly states: "In the history of the Buda community there are only two things that command admiration: the boldness with which it was founded, and the tenacity with which it was able to survive for sixty years". This was due solely to the chamber and military leadership, aided by the influential Viennese court Jews.</w:t>
+        <w:br/>
+        <w:t>Whenever the Buda authorities were asked to conscribe the Jews, they insisted in their submissions that the Jews should not be conscribed but expelled. Three conscriptions of the Buda Jews survive from this period: those of 1725, l735 [OCR; 1735] and finally 1745. Over these two decades the number of heads of family shows a decrease rather than an increase. In 1725 there are thirty-six heads of family there; in '35 thirty-two are recorded; in '45 thirty-one are counted. They could not acquire real estate and lived in rented dwellings. According to the 1725 conscription, four families have an open shop. The conscription always adds: "hat ohne Erlaubnusz des Raths ein offenes Gewölb". Among the heads of family listed we find the representative of Wertheirner [OCR; probably Wertheimer], the Viennese agent: "ist von Wertheirner von Wien sein bestölter". Members of the Viennese Leyderstorffer and Schlesinger families also appear in the conscription. Several supply the garrison with uniforms, sheets, straw</w:t>
+      </w:r>
+    </w:p>
+    <w:p>
+      <w:r>
+        <w:t>40</w:t>
+      </w:r>
+    </w:p>
+    <w:p>
+      <w:pPr>
+        <w:pStyle w:val="Heading1"/>
+      </w:pPr>
+      <w:r>
+        <w:t>PDF viewer page 43</w:t>
+      </w:r>
+    </w:p>
+    <w:p>
+      <w:r>
+        <w:t>https://real-eod.mtak.hu/2973/1/Magyar_zsido_okleveltar_VII.pdf#page=43</w:t>
+      </w:r>
+    </w:p>
+    <w:p>
+      <w:r>
+        <w:t>sacks and candles. Bürgl Joachim, a protégé of the Court War Council, supplies it with scrap iron. One family lives from its own means, but the community also has its poor. The congregation has a rabbi, a schoolmaster and a slaughterer. An inn serves Jews arriving from elsewhere.</w:t>
+        <w:br/>
+        <w:t>The 1735 conscription gives the places of origin of the 32 families. Seven state that they were born here, and five that they are of Hungarian origin, coming from the Zichy, Esterházy and Pálffy estates and from the towns of Győr and Kornárom [OCR; Komárom]. Among them are six Poles, six Moravians, six from the German Empire, one from Vienna and one from Silesia. This conscription also records whose jurisdiction each family falls under. Nine are under the town's jurisdiction, 15 enjoy chamber protection and 7 military protection. The rabbi has both chamber and military protection; however, all of them live on town plots. Several related families keep an open shop jointly. Here too the conscription does not fail to note beside every Jewish shop: "in damnum et pracjudicium [OCR; praejudicium] hujatum mercatorum civiliurrr [OCR; civilium]". The organized community has six employees. Though there are some well-to-do members, the poor are also present ("mendicus, depauporatus, nullum habet quaestum"), and there are also several peddlers and even a shepherd among them.</w:t>
+        <w:br/>
+        <w:t>The third published conscription of the Buda Jews dates from 1745, the year before their expulsion from the town. After Maria Theresa came to the throne, the leaders of Buda could press with hope of success for the fulfilment of their long-standing wish. On 8 July 1746 a royal decree was proclaimed in the town calling on the 3l [OCR; probably 31] Jewish families of Buda to leave within two months. Several of them had been born in the town or had lived there for several decades and regarded it as their permanent home.</w:t>
+        <w:br/>
+        <w:t>Of the heads of family named in the 1745 list, five also appear in the 1725 conscription and fourteen in the 1735 conscription. Among them are descendants of the first settlers of more than half a century earlier (Natl [OCR; reading uncertain], Hirschl, Bachrach etc.). Four have an open shop, and three heads of family have been absent for some time. The Judex Judaeorum still heads the community, but no rabbi is mentioned; the ludi magister and the subjudex live in the synagogue house. They clung to their place of residence even under the most difficult conditions. On royal command, the Hungarian Chancellery instructed the Chamber and the War Council, which had until then protected the Jews living there, not to hinder the town of Buda in removing them. The ordered expulsion was indeed completed by 8 September 1746. The Jewry of Buda scattered. Several took refuge in neighbouring Óbuda, hoping for permission to return to their old home. Others swelled the Jewish communities of Tata, Aszód and Pozsony, and a few settled on the estates of landlords in Pest County. Some also went abroad.</w:t>
+        <w:br/>
+        <w:t>Thus, for the fourth time over the centuries, the Jewish congregation of Buda was destroyed.</w:t>
+        <w:br/>
+        <w:t>The first conscriptions of the Jews settled at Nagyvárad and Arad, in the vicinity of two fortresses on the eastern edge of the Great Plain, were made in 1727. The seven Jewish families conscribed at Nagyvárad in 1727 lived in different places. Four lived in Várad; one of these stayed in the forest as the bishop's leaseholder (árendátor). One lived at Szőlős on a treasury estate. One lived among the nationality soldiers [nemzetiségi katonák] in the house of an army officer. The seventh had a shop below the fortress under the protection of the fortress commander. The 1736 conscription found 18 families at Nagyvárad and records of them: "Omnes sunt sub jurisdictione Carnerali [OCR; Camerali] et Protectione Commendantis Varadi-</w:t>
+      </w:r>
+    </w:p>
+    <w:p>
+      <w:r>
+        <w:t>41</w:t>
+      </w:r>
+    </w:p>
+    <w:p>
+      <w:pPr>
+        <w:pStyle w:val="Heading1"/>
+      </w:pPr>
+      <w:r>
+        <w:t>PDF viewer page 44</w:t>
+      </w:r>
+    </w:p>
+    <w:p>
+      <w:r>
+        <w:t>https://real-eod.mtak.hu/2973/1/Magyar_zsido_okleveltar_VII.pdf#page=44</w:t>
+      </w:r>
+    </w:p>
+    <w:p>
+      <w:r>
+        <w:t>ensis." The origin of two heads of family is unknown; eleven came from Moravia, two from Poland, likewise two from the German Empire, and finally one from the estate of the Bishop of Nyitra. The congregation has a teacher and a cantor. Together they pay the Szepes Chamber a toleration tax of fifty forints annually, and the same amount to the commander of Várad for protection, supplemented by spices worth 30 forints. At Nagyvárad, too, we hear the county complain of how strongly the fortress commander supports the wandering (vagabundus) Jews at fairs. He has already made it possible for them to build small houses and even to elect a judge. Yet they do not contribute to the public burdens, because they stand under military protection (M. Zs. O. III. no. 496).</w:t>
+        <w:br/>
+        <w:t>The situation is similar in Arad. As early as 1717 the commander-in-chief of the Maros region took two Jews in the suburb of Arad under his protection and patronage as "Hausz und Hof Juden". One of them is Elias Izsák, who, as we learn from a later conscription, came from a Batthyány estate (M. Zs. O. III. no. 91). The 1727 conscription, which covers Arad and Zaránd counties together, lists six families in the chamber town of Arad, two at Orovil Szállás, and likewise two in Zarand County. One family lives at Boros Jenő and one at Zaránd. In the 1735 conscription 19 families live in Arad and its associated settlements. Their distribution by origin: from Hungary ~ [OCR: number illegible] (from the Batthyány, Esterházy and Czobor estates), from Poland 7, from Moravia likewise 7, from Germany two. Jointly they keep a teacher, whose place of origin is not given. Differences of wealth and legal status can be seen among those conscribed. The first six heads of family in the list live in their own houses, on either treasury or town plots. These six together pay the Chamber ] 00 [OCR; probably 100] forints in toleration tax annually and the commander of the fortress of Arad 96 forints. The next eight lived in humbler circumstances. Among them are the rabbi, named Israel Schachter, Isac Mussicus, and a poor man dependent on charity. The last five heads of family listed live in various military settlements belonging to the fortress of Arad: one in the Rácváros, one at a place called Babunczky Gaj, one at Glogovác and two at Mondorlak. Three of the families living among the soldiery have their own houses, and they pay the captain of the nationality soldiery. The 1745 conscription is incomplete, as it names only six heads of family obliged to pay the extraordinary tax, whereas the 174(j [OCR; probably 1746] conscription records 19 heads of family with 72 souls. The judge of the Jewish community in 174u [OCR; probably 1746] is the same Elias Izsák who had already been the fortress commander's house and court Jew in 1717.</w:t>
+        <w:br/>
+        <w:t>Jews seeking to settle in Hungary reached on their wanderings Pétervárad, then the southernmost fortress of the country. They were not permitted to settle in the fortress itself, any more than the Serbs, Croats and Armenians were. Instead they established themselves in the Pétervárad entrenchments opposite the fortress, on the left bank of the Danube, "in fossato Petrovaradiensi". A military map from 17lu [OCR: year unclear] marks these settlements with the names "Rait.zen-Stacdtl" [OCR; probably Raitzen-Staedtl] and "Croaten-Dörfl".</w:t>
+        <w:br/>
+        <w:t>The first Pétervárad conscription we publish dates from 1727. It merely lists the names of the six Jews living there and gives no other data about them. The Lieutenancy Council objected to this, so in ] 72H [OCR; probably 1728] the county's district magistrate (szolgabíró) and assessor prepared a new table, this time with 21 columns, recording the data of twelve heads of family. The first head of family listed is Marcus Filip, who, we read, had come there 35 years earlier from Stemfa in Pozsony County. Years later three more came from there: two from Levard, a village near Stemfa, and one from Buda. Thus seven of the 12 heads of family were of Hungarian origin. Three</w:t>
+      </w:r>
+    </w:p>
+    <w:p>
+      <w:r>
+        <w:t>42</w:t>
+      </w:r>
+    </w:p>
+    <w:p>
+      <w:pPr>
+        <w:pStyle w:val="Heading1"/>
+      </w:pPr>
+      <w:r>
+        <w:t>PDF viewer page 45</w:t>
+      </w:r>
+    </w:p>
+    <w:p>
+      <w:r>
+        <w:t>https://real-eod.mtak.hu/2973/1/Magyar_zsido_okleveltar_VII.pdf#page=45</w:t>
+      </w:r>
+    </w:p>
+    <w:p>
+      <w:r>
+        <w:t>came from Moravia, two of them from Nikolsburg and one from Ungarisch Brod, and one from Poland. Finally, for one, the village of Ramzaicz [OCR: '(n'; reading uncertain] is given as place of origin. Three heads of family already have their own houses; the rest are cottars (zsellér). Their occupations are not indicated.</w:t>
+        <w:br/>
+        <w:t>The 1736 conscription lists 15 heads of family with 56 souls. Their distribution by origin: five from Hungary, who had been subjects of the Pálffy family; six Moravians, 3 Poles and one Bohemian. All are under the jurisdiction of the Court Chamber. In this list too, as in the conscriptions of 1727 and 1728, the first name given is that of Marx (Marcus) Philip, the oldest-established and wealthiest Jew. Among the occupations of the heads of family we find three carters, three tailors and four dealers in second-hand goods. The Jewish colony has a teacher and a slaughterer.</w:t>
+        <w:br/>
+        <w:t>The 1744 conscription shows the congregation growing. The number of heads of family is twenty-seven [OCR: 'Huszonhé.']. This growth can be connected with the fact that after the unsuccessful Turkish war of 173ü-:39 [OCR; probably 1737-39], the Jews who had settled in Belgrade under Austrian rule left the city. Seventeen of the heads of family own houses. The organized Jewish community is headed by Joseph Kohn, judex. Its employees are the rabbi, the teacher and the slaughterer. The 1745 conscription lists the 19 heads of family obliged to pay the six-forint extraordinary war tax. Among them is Ábraham "Buch Hintr" [OCR; probably 'Buchbinder'], a bookbinder who may also have been a bookseller, and a "Felcserer" [barber-surgeon]. In 1748 the king raised the rapidly growing community to the rank of free royal town under the name Újvidék, Ncoplanta [OCR; Neoplanta]. The Jews thus passed from chamber authority to the town's jurisdiction, and they soon felt the disadvantages of this change (Radó Imre and Mayor Jozse] [OCR; probably Mayer József]: A novisadi zsidók története [History of the Jews of Novisad]. Novisad, 1930.). In Újvidék, Hungarian, Moravian, Bohemian and Polish immigrants met, that is, Jews from all the regions that peopled the then still thinly inhabited parts of the country. The Pétervárad conscriptions mention no Sephardic Jews of Balkan origin, apart from one employee of Belgrade origin (1728). Only at Sivácz, in Bács County, do we find Szamuel Niszim, born in Belgrade, who lives there with his family in his own house and deals in Turkish goods in his shop.</w:t>
+        <w:br/>
+        <w:t>The relationship of the Jews to the towns must be treated separately. A review of the towns' reports to the Lieutenancy Council on the conscription of Jews shows that the two centuries since the disaster of Mohács had brought no change in the attitude of the urban burghers toward the Jews. The towns of the western part of the country, which had not come under Turkish rule, continued constantly to invoke against the Jews the royal privilege they had obtained in the years after Mohács, under which they were not obliged to admit Jews: "ius de non tolerando Judaeos" (Pozsony, Sopron, Nagyszombat). After the wars of liberation, the more populous places in the newly acquired territories joined the ranks of the free royal towns in the course of the 18th century. These towns exercised the right granted by their charters to decide for themselves whether or not to admit Jews. Every time the Lieutenancy Council ordered a nationwide conscription of Jews, it also called on the towns to conscribe the Jews living among them. The towns then hastened to report that, under their privileges and statutes, Jews could not settle permanently, but could at most stay there during the national fairs. Since their negative replies are mostly identical in wording, we did not consider it necessary to publish them in our edition. As a sample, only the first, 1725</w:t>
+      </w:r>
+    </w:p>
+    <w:p>
+      <w:r>
+        <w:t>43</w:t>
+      </w:r>
+    </w:p>
+    <w:p>
+      <w:pPr>
+        <w:pStyle w:val="Heading1"/>
+      </w:pPr>
+      <w:r>
+        <w:t>PDF viewer page 46</w:t>
+      </w:r>
+    </w:p>
+    <w:p>
+      <w:r>
+        <w:t>https://real-eod.mtak.hu/2973/1/Magyar_zsido_okleveltar_VII.pdf#page=46</w:t>
+      </w:r>
+    </w:p>
+    <w:p>
+      <w:r>
+        <w:t>conscription is represented: we present the text of the negative replies submitted on that occasion. For the other conscriptions we give only a list of the towns whose negative submissions have survived.</w:t>
+        <w:br/>
+        <w:t>Nevertheless, one, or sometimes two or three, families did gain entry to certain towns. In Bártfa in 1738-46 the town's leaseholder (arendator) is a Polish Jew who pays more than 1000 Rhenish florins in rent annually. In the town of Modor in 1725-36 a merchant of Moravian origin lives with his son-in-law. In 1727 the only Jew of Szatmárnémeti ran the brewery and paid an annual lease of 400 forints. In InG [OCR; probably 1746] three related Jewish families were found here; they lived in Németi. In 17:37 [OCR; probably 1737] at Szentgyörgy in Pozsony County there was a Jewish shopkeeper from Pozsony who paid the town 200 forints a year. Szentgyörgy and Baziri [OCR; probably Bazin] did not tolerate Jews, yet Jews did find admission in the curiae of the nobles living there. In Nyitra, the county with the largest Jewish population in the country, the 1725 conscription already names Jewish inhabitants in Szakolca, its only free royal town. They came from the neighbouring Moravian villages of Göding and Strassnitz, and people from other Moravian villages also came in there [OCR: 'Od;Legyéb']. They paid the town for permission to trade. According to the 1736 conscription, Szakolca had only seven permanent Jewish residents, all of Moravian origin. Three of them had lived there since 1725; four sold their goods in rented shop premises. They jointly keep a teacher. According to the 1747 conscription they paid the two-forint poll tax for 63 persons.</w:t>
+        <w:br/>
+        <w:t>The Jewry of the town of Trencsén enjoyed a special position. As early as 1702 the Court Chamber instructed the town not to hinder its Jewish inhabitants in practising their religious ceremonies. In its rescript the Chamber referred to the old privilege the Jews had received from the ruler: "Incolae .Iudaei jam a longaevo tempore ex Privilegiis sibi il Sacratiesima Caesarea Rcgiaquc Majestate clementer concessis, solitas suas Ceremonias pracea tionum scilicct nuptiarum, circumcisionis et similium in ... Civitate Regia Trcnohinicnsi exerceant" [OCR Latin reproduced as read; 'pracea tionum' probably precationum] (M. Zs. O. II. no. 310). It thus permitted their ceremonies, but required them to pay the same taxes and portions as the town's other burghers. The religious ceremonies mentioned require the presence of at least 10 adult men. Thus, probably, Jews were to be found in such numbers in the town and its surroundings at the beginning of the 18th century. During the Kuruc wars, however, their numbers fell, and only with the return of peace did they begin to settle again in Trencsén. The 1725 conscription lists 12 heads of family, of whom 10 are incorporated (incorporatus) and two are not (non incorporatus). This is the first time we encounter this legal distinction among the Jewry. In 17:3ö [OCR; probably 1736] the names of 15 incorporated and four non-incorporated heads of family are given. The order of the names also indicates a ranking, the latter being placed at the end of the list. They own no houses and rent their dwellings. Eleven of the 19 heads of family have a permanent shop. This is strikingly many, since in the most populous Jewish communities, Pozsony has only three Jews with shops and Kismarton only ten. Only Rohonc, with twelve, and Vágújhely, with fifteen, have more Jews with open shops. These merchants supplied goods not only to their own place of residence but also to the large number of Jews peddling in the countryside. They brought the goods from Moravia. All the heads of family came from there, and all but three from Ungarisch Brod. This permanent connection with Ungarisch Brod led them to pay a considerable sum annually to the Jewish community there. In this way they satisfied their hereditary lord, Count Kaunicz, and contributed to the salary of the local rabbi, whose authority also extended to Trencsén. The Jewish</w:t>
+      </w:r>
+    </w:p>
+    <w:p>
+      <w:r>
+        <w:t>44</w:t>
+      </w:r>
+    </w:p>
+    <w:p>
+      <w:pPr>
+        <w:pStyle w:val="Heading1"/>
+      </w:pPr>
+      <w:r>
+        <w:t>PDF viewer page 47</w:t>
+      </w:r>
+    </w:p>
+    <w:p>
+      <w:r>
+        <w:t>https://real-eod.mtak.hu/2973/1/Magyar_zsido_okleveltar_VII.pdf#page=47</w:t>
+      </w:r>
+    </w:p>
+    <w:p>
+      <w:r>
+        <w:t>community of Ungarisch Brod regarded the Trencsén congregation, to some extent, as its branch community. It also required them always to elect their leaders in Ungarisch Brod and to gather there for the autumn High Holidays (A. Frank! [OCR; probably Frankl] Grün: Geschichte der Juden in Ungarisch Brod. Wien, 1905. p. 20).</w:t>
+        <w:br/>
+        <w:t>According to the 1744 conscription, the number of taxpaying heads of family in Trencsén is twenty. Different sums are demanded of them, because many of them are poor and cannot pay. When a more precise survey was made in 174ü [OCR: year unclear, probably 1746], 32 families were counted. This is a relatively high proportion, since in 1720 the town of Trencsén had only 9 noble and 221 burgher households in all.</w:t>
+      </w:r>
+    </w:p>
+    <w:p>
+      <w:r>
+        <w:t>*</w:t>
+      </w:r>
+    </w:p>
+    <w:p>
+      <w:r>
+        <w:t>Reviewing the nationwide Jewish conscriptions of the second quarter of the 18th century, we can accept Acsády's judgement that they were very valuable works from the statistical, contemporary-historical and cultural points of view alike (op. cit. p. 488). Complete statistical accuracy could not be achieved under the conditions of the time, and many were omitted from the survey, as also happened with the serf conscriptions of 1715 and 1720. Counting the Jews was made difficult because in many places they lived widely scattered, in villages far apart, often with only a single family in a village. The conscription was not carried out simultaneously throughout the country, so it was possible to evade the conscribers by moving to other counties. The landlords and their officials disliked these operations and therefore gave inadequate support to carrying out the conscriptions.</w:t>
+        <w:br/>
+        <w:t>On the basis of the conscriptions of the 1730s, Acsády put the Jewish population at 11,ü21 [OCR; probably 11,621, consistent with the total of 12,907 below]. This total can be supplemented with county data that have come to light since, even if they are not from the same years.</w:t>
+      </w:r>
+    </w:p>
+    <w:p>
+      <w:r>
+        <w:t>County               Year              Souls</w:t>
+        <w:br/>
+        <w:t>Máramaros County     1735              371 souls,</w:t>
+        <w:br/>
+        <w:t>Ung County           1189 [OCR; year unclear]   lG5 [OCR; 165, per the total] souls,</w:t>
+        <w:br/>
+        <w:t>Gömör County         174G [OCR; prob. 1746]     24 souls,</w:t>
+        <w:br/>
+        <w:t>Nógrád County        1746              159 souls,</w:t>
+        <w:br/>
+        <w:t>Szabolcs County      1747              221 souls,</w:t>
+        <w:br/>
+        <w:t>Szatmár County       1746              346 souls.</w:t>
+        <w:br/>
+        <w:t xml:space="preserve">                                       --------</w:t>
+        <w:br/>
+        <w:t xml:space="preserve">                     Total:            1286 souls.</w:t>
+      </w:r>
+    </w:p>
+    <w:p>
+      <w:r>
+        <w:t>This raises the figure given above to 12907. According to the summary of the 174G [OCR; probably 1746] conscription, the two-forint extraordinary tax was payable by the country's Jewry, numbering 14,847 souls. We may safely put the number of Jews then living here at one-third higher, since that many may have been omitted from the conscriptions. We can therefore estimate the Jewry of Hungary at the end of the 1740s at twenty thousand, at a time when the total population of this territory had risen to two million. The Jewry thus made up one per cent of the population.</w:t>
+        <w:br/>
+        <w:t>The conscriptions give detailed information on the Jews' places of origin, times of immigration and places of settlement.</w:t>
+        <w:br/>
+        <w:t>From the last years of the 17th century, the immigration of Jews from the Austrian provinces was already subject to certain conditions. Even before the conclusion of the Peace of Karlóca</w:t>
+      </w:r>
+    </w:p>
+    <w:p>
+      <w:r>
+        <w:t>45</w:t>
+      </w:r>
+    </w:p>
+    <w:p>
+      <w:pPr>
+        <w:pStyle w:val="Heading1"/>
+      </w:pPr>
+      <w:r>
+        <w:t>PDF viewer page 48</w:t>
+      </w:r>
+    </w:p>
+    <w:p>
+      <w:r>
+        <w:t>https://real-eod.mtak.hu/2973/1/Magyar_zsido_okleveltar_VII.pdf#page=48</w:t>
+      </w:r>
+    </w:p>
+    <w:p>
+      <w:r>
+        <w:t>a royal decree provided that emigrating Jews had to pay a so-called "abfahrt Geldt" in proportion to their property (M. Zs. O. II. no. 271, 1 December 1698).</w:t>
+        <w:br/>
+        <w:t>Prince Lichtenstein, lord of Lundenburg in Moravia, releases a Jewish family that had been his hereditary subjects and transfers it to Czobor Márton, owner of the Sasvár estate. The prince issues a letter of release ("Losz-Brief"), signed in his own hand and sealed (M. Zs. O. III. no. 164, 1720). The settlement of immigrant Jews likewise required permission. In 1701 King Leopold I granted a Jew from Prague, then living in Pozsony, permission to settle anywhere in Hungary, subject to the prior consent of the landlords, and to trade there. Every settlement required the landlord's consent, and an agreement had in any case to be reached with him on the annual payment due. Where a Jewish congregation existed in a village, its permission was also needed for settlement. The letters of protection that landlords granted to Jewish communities always stipulated that new members could be admitted only with the lord's consent. In the 17315 [OCR: year unclear, probably 1735] conscription of the Jewry of Nagymarton we repeatedly read: "alhero komben mit Consens der Gemain und des ambts" (M. Zs. O. V/2. no. 1111 [OCR: '1111. RZ.']). Naturally there were newcomers who could not or would not settle permanently. The conscriptions refer to them as vagus, vagabundus, oberrans and inatabilis [OCR; probably instabilis] Jews.</w:t>
+        <w:br/>
+        <w:t>The conscriptions offer little basis for genealogical research, since only a few people bore a fixed family name. Most were recorded under traditional biblical names and their corrupted forms. Some took their names from their place of origin or occupation, and there are also nicknames referring to physical appearance. These conscriptions also give insight into the family, social, economic and cultural conditions of the Jews of this period, but a full treatment of these matters requires detailed research. The lists also yield some data on prominent individuals of the period.</w:t>
+        <w:br/>
+        <w:t>The published conscriptions give a picture of the relationship between Jewish subjects and their noble and aristocratic lords. They provide no data, however, on how the Jews actually lived among the mass of serfs in the villages, although, with few exceptions, almost all of them settled among the serfs. Only in a few western localities, where Jews lived in larger numbers, were spatially separate Jewish congregations established (Pozsony Váralja, Kismarton Váralja, the Jewish quarter of Német Keresztúr, etc.). Most of them lived in scattered settlements, and very many formed the only Jewish family in their village, serving as the landlord's tavern-keepers. Even where several of them lived together, as shopkeepers and as peddlers travelling from village to village, they were in constant contact with the villagers. In several places, where the serf plot allotted to them came with its appurtenances, they, like the serfs, also cultivated the ploughland and vineyards: "alimoniam rustici labore quaererent" (Ugocsa County, 1744). In Bereg County in 1727: "unum rusticanum fundum exeolit" [OCR; probably excolit].</w:t>
+        <w:br/>
+        <w:t>In the German- and Slavic-speaking border regions, the Jews living there spoke these languages as well. Even in the more inland, Hungarian regions of the country, we find them in larger numbers among the newly settled Swabian and Franconian population (Tata, Lovasberény, Zsámbék, Óbuda, Paks, Nagykároly). Only slowly and in smaller numbers did they reach purely Hungarian villages, where they naturally had to learn the Hungarian speech needed for everyday contact, so that they could make themselves</w:t>
+      </w:r>
+    </w:p>
+    <w:p>
+      <w:r>
+        <w:t>46</w:t>
+      </w:r>
+    </w:p>
+    <w:p>
+      <w:pPr>
+        <w:pStyle w:val="Heading1"/>
+      </w:pPr>
+      <w:r>
+        <w:t>PDF viewer page 49</w:t>
+      </w:r>
+    </w:p>
+    <w:p>
+      <w:r>
+        <w:t>https://real-eod.mtak.hu/2973/1/Magyar_zsido_okleveltar_VII.pdf#page=49</w:t>
+      </w:r>
+    </w:p>
+    <w:p>
+      <w:r>
+        <w:t>make themselves understood by the population. In the mouths of the first generation Hungarian speech still sounded foreign, but in the speech of their children, who grew up in a Hungarian community and environment, this was no longer noticeable. In Szatmár, Szabolcs and Zala counties the enumerators carrying out the conscription already recorded their Hungarian names. Characteristic of this change of names is that two brothers who appear in Rohonc under the name "Volf" go by the name "Farkas" in Muraszombat (1735).</w:t>
+        <w:br/>
+        <w:t xml:space="preserve">      According to the census, the better-off, larger Jewish families employed menservants and maidservants, who came from among the children of poor Jewish families. In several places we find Christian coachmen employed by Jewish families, thus in Zala county (Keszthely, Zalaszentgrót, Nagykanizsa, Zalaegerszeg, 1728). In Muraszombat the Jewish toll-collectors have a Christian agent. In Rohonc, Vas county, they lease out their lands to Christians [OCR: "áreridába", read as "árendába" = in lease]. The censuses record Jewish musicians, lute players and cimbalom players. As an example of fraternization we cite the following entry: for the single five-member Jewish family living in Mikusócz [OCR: "Mikusoczon"], a village in Trencsén county, we find the following designation of occupation: Parens fidicon Cum duobus filiis, in popinis solummodo rusticos et heluones exhilaret, praeterea a.hena crematoria plieat [OCR readings "fidicon", "a.hena", "plieat" uncertain]. The father plays music with his two sons, they entertain the villagers and the revellers in the taverns, and in addition the head of the family practises the trade of kettle-mender (1735).</w:t>
+        <w:br/>
+        <w:t xml:space="preserve">      In the foreign environment the Jewish families clung steadfastly to their traditional customs. In several places where a Jewish family with many children lived alone, they engaged a praeceptor [OCR: "praecoptort"] for their children, to keep the ancient teaching alive.</w:t>
+        <w:br/>
+        <w:t xml:space="preserve"> Jewish schools were established in the more populous Jewish communities. Thus, for example, in Holics, Nyitra county, the census of 1728 mentions the "Ludimagister judaicus" [OCR: "judaious"], the schoolmaster, and five assistants (coadjutores). From the villages of Trencsén county they send their children to study in Pozsony and Vágújhely (1746). In the more populous Jewish communities we find a whole range of employees.</w:t>
+        <w:br/>
+        <w:t xml:space="preserve">       Surveying the censuses of the three decades, we find mention only three times of Jewish individuals leaving their community. In Pozsony county, at Felső Diós, we find concerning the daughter of a family: "filia una quam habuit facta christiana" [one daughter whom he had became a Christian]. In 1746 [OCR: "174G"], in Bereg county, in the village of Voloc, we read of a boy: "filius Iczko catechumenus factus est" [OCR: "catcchuarnenus"; his son Iczko became a catechumen]. In Árva county in 1747 it is mentioned of a Jew's companion: "sodalis vero eiusdem Christianus factus esset" [his companion, however, had become a Christian]. Otherwise the Jewish families everywhere held fast to their traditional way of life.</w:t>
+        <w:br/>
+        <w:t xml:space="preserve">       In this volume we publish the conscriptions carried out up to 1748, since with the toleration tax of the 1740s [OCR: "] 740-es"; the year/decade reading is uncertain] a new era begins in the life of Hungarian Jewry and a new system of censuses spreads. The market-town and village Jewry living under seigneurial authority was subordinated to the fullest extent to its feudal lords. Even the noble counties concerned themselves little with them. The burghers, for their part, excluded them from their towns. However, through the fact that from 1750 onward Jewry jointly and regularly, year after year, paid the toleration tax levied on it, whose amount increased from time to time, it came in some way into a stronger relationship with state power. The government authorities of the absolute state — in accordance with the spreading mercantilist outlook — recognized in them subjects who could be put to good use for the state. In this way Jewry could more than once count on the support of state power against its feudal lords and against the narrow-minded, exclusive urban burghers.</w:t>
+        <w:br/>
+        <w:t xml:space="preserve"> The mixed commission formed from members of the Lieutenancy Council and the Hungarian Chamber entered into negotiations — for the first time in 1749 — with the delegates of Jewry.</w:t>
+      </w:r>
+    </w:p>
+    <w:p>
+      <w:r>
+        <w:t xml:space="preserve">                                                                                    47</w:t>
+      </w:r>
+    </w:p>
+    <w:p>
+      <w:pPr>
+        <w:pStyle w:val="Heading1"/>
+      </w:pPr>
+      <w:r>
+        <w:t>PDF viewer page 50</w:t>
+      </w:r>
+    </w:p>
+    <w:p>
+      <w:r>
+        <w:t>https://real-eod.mtak.hu/2973/1/Magyar_zsido_okleveltar_VII.pdf#page=50</w:t>
+      </w:r>
+    </w:p>
+    <w:p>
+      <w:r>
+        <w:t>It agreed with them on the annual amount of the toleration tax and made it the task of Jewry to carry out the assessment and collection of this tax in the individual counties. This commission compelled the Jewish congregations to organize themselves, which meant progress compared with their past. Thus a new system of censuses also came into being.</w:t>
+        <w:br/>
+        <w:t xml:space="preserve">     The material of the next volume of our Oklevéltár will consist of the more important documents relating to the toleration tax and of the registers showing the assessment and collection of this tax.</w:t>
+        <w:br/>
+        <w:t xml:space="preserve">                                      * *</w:t>
+        <w:br/>
+        <w:t xml:space="preserve">      We close with thanks to the Conference on Jewish Material Claims Against Germany, which made possible the publication of this volume as well.</w:t>
+      </w:r>
+    </w:p>
+    <w:p>
+      <w:r>
+        <w:t xml:space="preserve">     Budapest, 1903. II. 21. [OCR reads "1903"; probably an OCR error for the volume's year, 1963]</w:t>
+      </w:r>
+    </w:p>
+    <w:p>
+      <w:r>
+        <w:t xml:space="preserve">         Grünvald Fülöp                          Scheiber Sándor</w:t>
+      </w:r>
+    </w:p>
+    <w:p>
+      <w:r>
+        <w:br/>
+        <w:t>48</w:t>
+      </w:r>
+    </w:p>
+    <w:p>
+      <w:pPr>
+        <w:pStyle w:val="Heading1"/>
+      </w:pPr>
+      <w:r>
+        <w:t>PDF viewer page 51</w:t>
+      </w:r>
+    </w:p>
+    <w:p>
+      <w:r>
+        <w:t>https://real-eod.mtak.hu/2973/1/Magyar_zsido_okleveltar_VII.pdf#page=51</w:t>
+      </w:r>
+    </w:p>
+    <w:p>
+      <w:r>
+        <w:t xml:space="preserve">                                        INTRODUCTION</w:t>
+      </w:r>
+    </w:p>
+    <w:p>
+      <w:r>
+        <w:br/>
+        <w:t xml:space="preserve">               THE NATIONWIDE CENSUSES OF JEWS IN HUNGARY</w:t>
+        <w:br/>
+        <w:t xml:space="preserve">                     IN THE FIRST HALF OF THE 18TH CENTURY</w:t>
+      </w:r>
+    </w:p>
+    <w:p>
+      <w:r>
+        <w:t xml:space="preserve">      Among the most valuable sources for the history of Hungarian Jewry in the first half of the 18th century are the documents, surviving in various forms, that contain the results of the nationwide Jewish censuses held at that time; these documents themselves we are accustomed to call censuses. The special source value of these censuses lies in the fact that, at certain points in time when the Jews were enumerated, they illuminate the economic and social, and likewise the legal, situation of the entire Jewry living in the territory of Hungary of that time — in the narrower sense. From them we learn, among other things, where Jews lived, how many there were, what they occupied themselves with, and who paid what, to whom, and on what title. Without knowledge of these data it would not be possible to write the history of Jewry in a proper manner.</w:t>
+        <w:br/>
+        <w:t xml:space="preserve">      We have no knowledge of any Jewish census of nationwide character in Hungary, i.e. one extending to the entire territory of the country, before 1725. We do know, however, of a few Jewish censuses prepared for individual regions of so-called Upper Hungary, which belonged to a separate treasury administration, that is, for one part of the country. These censuses are known from 1698 and 1699; they were prepared, on the order of the treasury authority of Upper Hungary, the Szepes Chamber, by the thirtieth-duty (harmincad) offices subordinate to the Chamber, and accordingly they contain the data on the enumerated Jewry arranged by thirtieth-duty districts. From 1698 we know of the Jewish censuses of five Upper Hungarian thirtieth-duty districts, namely those of Bártfa, Eperjes, Lubló, Szatmár and Sztropkó. From 1699 we know of the Jewish censuses of six Upper Hungarian thirtieth-duty districts, namely those of Bártfa, Homonna, Kurima, Szatmár, Szőllős and Sztropkó. From the two years, therefore, the Jewish censuses of a total of eight Upper Hungarian thirtieth-duty districts are known; for three of them they have survived from both years.¹</w:t>
+        <w:br/>
+        <w:t xml:space="preserve">      At the turn of the 17th and 18th centuries, 27 thirtieth-duty offices belonged under the administration of the Szepes Chamber.² It may be supposed that the Jews were enumerated in all 27 thirtieth-duty</w:t>
+      </w:r>
+    </w:p>
+    <w:p>
+      <w:r>
+        <w:br/>
+        <w:t xml:space="preserve">      ¹ The text of the mentioned 1698 and 1699 Jewish censuses was published in volume II of the Magyar-Zsidó Oklevéltár, Bp. 1937. The compiler of the volume did not take into account the connection between the censuses and the letters of the thirtieth-duty officials who submitted them. The letters of the individual thirtieth-duty officials and the censuses prepared by them are found at the following places in the volume: from 1698, Bártfa pp. 283-284, 289, Eperjes pp. 292-295, Lubló pp. 289-290, 295-296, Szatmár p. 296, Sztropkó pp. 290-291; from 1699, Bártfa pp. 300-301, Homonna pp. 306-308, Kurima pp. 308-309, Szatmár pp. 310-312, Szőllős p. 302, Sztropkó pp. 303-306.</w:t>
+        <w:br/>
+        <w:t xml:space="preserve">      ² For their list see Ember Győző: A szepesi kamarai igazgatás tisztviselői 1703-ban [The officials of the Szepes Chamber administration in 1703]. Levéltári Közlemények, vol. 24, 1946, p. 274.</w:t>
+      </w:r>
+    </w:p>
+    <w:p>
+      <w:r>
+        <w:t>4 Oklevéltár VII.</w:t>
+        <w:br/>
+        <w:t xml:space="preserve">                                                                                                 49</w:t>
+      </w:r>
+    </w:p>
+    <w:p>
+      <w:pPr>
+        <w:pStyle w:val="Heading1"/>
+      </w:pPr>
+      <w:r>
+        <w:t>PDF viewer page 52</w:t>
+      </w:r>
+    </w:p>
+    <w:p>
+      <w:r>
+        <w:t>https://real-eod.mtak.hu/2973/1/Magyar_zsido_okleveltar_VII.pdf#page=52</w:t>
+      </w:r>
+    </w:p>
+    <w:p>
+      <w:r>
+        <w:t>districts, but apart from the eight mentioned we do not know the censuses of any further districts.</w:t>
+        <w:br/>
+        <w:t xml:space="preserve">      There is also some basis for supposing that at this time the Jews were enumerated not only in Upper Hungary but also in other parts of Hungary in the narrower sense. For the ruler — on the initiative of the Court Chamber in Vienna — at the end of November / beginning of December 1698 sent out a three-member commission charged with enumerating the Jews of Hungary, assessing their situation, and levying an annual tax on them accordingly. The head of the commission was a councillor of the Viennese Court Chamber; its further members were a councillor of the Hungarian Chamber in Pozsony and a secretary of the Viennese Court Chamber. The commission's competence extended to the entire territory of Hungary.³</w:t>
+        <w:br/>
+        <w:t xml:space="preserve">      The history of the commission's activity has not yet been clarified. We do not know whether the planned census of the Jews was completed. It is uncertain whether the 1698 and 1699 Upper Hungarian Jewish censuses mentioned above were prepared for the commission. The 1698 censuses were prepared in July and August, when the commission was not yet operating. This argues that they were not prepared for the commission. Regarding the 1699 censuses it is rather more plausible that they are connected with the commission's activity, although the covering letters of the thirtieth-duty officials, with which they submitted the censuses to the Szepes Chamber, make no mention of the commission.</w:t>
+        <w:br/>
+        <w:t xml:space="preserve">      Since we cannot state with certainty even of the surviving 1698 and 1699 Upper Hungarian Jewish censuses that they were prepared for the commission, the probability is very small that the commission prepared the planned censuses in the rest of the country. The circumstance that no such censuses have come to light so far argues rather that they were never made.</w:t>
+        <w:br/>
+        <w:t xml:space="preserve">      It is likewise uncertain what became of the planned taxation of the Jews. We know of one datum indicating that the commission collected 24,000 florins of tax in 1699 [OCR: "](j(JB"; year read in light of note 4]⁴, but we know nothing more specific about this. We also have data indicating that in the territory under the authority of the Szepes Chamber, i.e. in Upper Hungary, the Jews in the first half of the 18th century paid an annual tax to the treasury with more or less regularity; in the rest of the country, however, this tax of a toleration character did not take root before 1743 or 1749, respectively [OCR: "l743 illetve lí4D"; second year uncertain].⁵</w:t>
+        <w:br/>
+        <w:t xml:space="preserve">      It is probable that the few censuses known from this region from 1721 [OCR: "1í21"] are connected with the treasury taxation of the Upper Hungarian Jews. These censuses were prepared by the officials of the treasury estates of Diósgyőr, Szentmiklós, Munkács and Szatmár</w:t>
+      </w:r>
+    </w:p>
+    <w:p>
+      <w:r>
+        <w:br/>
+        <w:t xml:space="preserve">       ³ The ruler notified the Hungarian Chamber in Pozsony of the dispatch of the commission in his decree dated 24 Nov. 1698. Magyar-Zsidó Oklevéltár, vol. II, Bp. 1937, pp. 296-298 [OCR: "2!J6-2DI;"; page range uncertain]. The royal open mandate ordering support for the commission is dated 1 Dec. 1698 [OCR: "1691;"]. Ibid., pp. 298-300. For one measure of the commission, dated 11 Feb. 1699, by which it appointed a head for the Jews of Pozsony, see ibid., pp. 309-310. — In the three documents cited, the name of the commission's president appears in three different forms — Olbern, Olberen, Ul berich [OCR spacing; possibly "Ulberich"] János Ferenc. The Hungarian chamber councillor was Bornemissza János.</w:t>
+        <w:br/>
+        <w:t xml:space="preserve">      ⁴ According to the minutes of 26 Apr. 1749 of the court commission dealing with the taxation of the Jews of Hungary, iidem comissarii anno 1699. in commissione sua procedentes 24 mille florenorum exegerunt [the same commissioners, proceeding in their commission in the year 1699, collected 24 thousand florins]. Országos Levéltár, Magyar kanc. lvt., Origo ref. 1749. num. 81.</w:t>
+        <w:br/>
+        <w:t xml:space="preserve">      ⁵ Ibid.</w:t>
+      </w:r>
+    </w:p>
+    <w:p>
+      <w:r>
+        <w:br/>
+        <w:t>50</w:t>
+      </w:r>
+    </w:p>
+    <w:p>
+      <w:pPr>
+        <w:pStyle w:val="Heading1"/>
+      </w:pPr>
+      <w:r>
+        <w:t>PDF viewer page 53</w:t>
+      </w:r>
+    </w:p>
+    <w:p>
+      <w:r>
+        <w:t>https://real-eod.mtak.hu/2973/1/Magyar_zsido_okleveltar_VII.pdf#page=53</w:t>
+      </w:r>
+    </w:p>
+    <w:p>
+      <w:r>
+        <w:t>treasury estates.⁶ We cannot classify these censuses as being of nationwide character even if we assume that they were prepared throughout the whole of Upper Hungary.</w:t>
+        <w:br/>
+        <w:t xml:space="preserve">                                          *</w:t>
+        <w:br/>
+        <w:t xml:space="preserve">     The first Jewish census of nationwide character in Hungary was ordered by the ruler in 1725, and it was carried out between 1725 and 1728. In the first half of the 18th century the nationwide census of the Jews of Hungary took place three more times, between 1735-1739, 1743-1745 and 1746-1748 [OCR: "174(j"].</w:t>
+        <w:br/>
+        <w:t xml:space="preserve">     In all four cases the territory of the censuses was Hungary in the narrower sense, to which Transylvania, Slavonia, Croatia, Dalmatia, the Banat, the Military Frontier and the Szepes towns did not belong. The so-called Partium (Közép-Szolnok, Kraszna and Zarand counties and the Kővár district) appears in the censuses for a time because, although it belonged to Transylvania, in certain matters it was under Hungarian administration.</w:t>
+        <w:br/>
+        <w:t xml:space="preserve">     Hungary in the narrower sense had the following 43 counties:</w:t>
+        <w:br/>
+        <w:t>Abaújvár, Arad, Árva, Baranya, Bars, Bács-Bodrog⁷, Bereg, Békés, Bihar, Borsod, Csanád, Csongrád, Esztergom, Fejér, Gömör, Győr, Heves with Külső Szolnok, Hont, Komárom, Liptó, Mármaros, Moson, Nógrád, Nyitra, Pest-Pilis-Solt, Pozsony, Sáros, Somogy, Sopron, Szabolcs, Szatmár, Szepes, Tolna, Torna, Trencsén, Turóc, Ugocsa, Ung, Vasvár, Veszprém, Zala, Zemplén and Zólyom.</w:t>
+        <w:br/>
+        <w:t xml:space="preserve">     The counties (comitatus) had a significant role in the Jewish censuses. It was their task to enumerate the Jews living in their administrative territory.</w:t>
+        <w:br/>
+        <w:t xml:space="preserve">      The free royal and mining towns (civitates liberae regiae ac montanae) had a similar role; geographically they belonged to the territory of the counties, but administratively they were independent. Hungary in the narrower sense had 37 such towns: Bakabánya, Bazin, Bártfa, Besztercebánya, Bélabánya, Breznóbánya, Buda, Debrecen, Eperjes, Esztergom, Győr, Kassa, Késmárk, Kismarton, Komárom, Korpona, Körmöcbánya [OCR: "Körrnöobánya"], Kőszeg, Libetbánya, Lőcse, Modor, Nagybánya, Nagyszombat, Pest, Pozsony, Ruszt, Selmecbánya, Sopron, Szakolca, Szatmárnémeti, Szeben, Szeged, Szentgyörgy, Székesfehérvár, Trencsén, Újbánya, Zólyom.</w:t>
+        <w:br/>
+        <w:t xml:space="preserve">     Finally, the role of the so-called districts (districtus) was the same; these were separate from the counties both geographically and administratively. Hungary in the narrower sense had 2 such districts: that of the Jász-Kun and that of the Hajdú market towns. (The Kővár district belonged to the Partium.)</w:t>
+        <w:br/>
+        <w:t xml:space="preserve">     The counties, towns and districts alike were administratively under the supreme authority of the royal Lieutenancy Council (consilium regium locumtenentiale). They received decrees from it and sent their submissions to it. It did occur, however, that they petitioned the ruler directly in some matter.</w:t>
+        <w:br/>
+        <w:t xml:space="preserve">     The Lieutenancy Council, organized in 1724, was a national government authority. The administration of the country fell within its competence, except for chamber or treasury matters and military matters. For the former, the national government authority was the Hungarian Royal Chamber (camera regia Hungarica); the latter were handled until 1740</w:t>
+      </w:r>
+    </w:p>
+    <w:p>
+      <w:r>
+        <w:t xml:space="preserve">    ⁶ These censuses were published in volume III of the Magyar-Zsidó Oklevéltár, Bp. 1937, pp. 380-381, 385-386, 387-389, 395-397.</w:t>
+        <w:br/>
+        <w:t xml:space="preserve">    ⁷ The two still appeared separately.</w:t>
+      </w:r>
+    </w:p>
+    <w:p>
+      <w:r>
+        <w:br/>
+        <w:t>4*</w:t>
+        <w:br/>
+        <w:t xml:space="preserve">                                                                                  51</w:t>
+      </w:r>
+    </w:p>
+    <w:p>
+      <w:pPr>
+        <w:pStyle w:val="Heading1"/>
+      </w:pPr>
+      <w:r>
+        <w:t>PDF viewer page 54</w:t>
+      </w:r>
+    </w:p>
+    <w:p>
+      <w:r>
+        <w:t>https://real-eod.mtak.hu/2973/1/Magyar_zsido_okleveltar_VII.pdf#page=54</w:t>
+      </w:r>
+    </w:p>
+    <w:p>
+      <w:r>
+        <w:t>by the military commanders, and from 1740 onward by the national supreme military commands (supremae armorum praefecturae).</w:t>
+        <w:br/>
+        <w:t xml:space="preserve">      The affairs of Jewry, including the matter of the Jewish censuses, fell at the national level within the competence of the Lieutenancy Council. The chamber and military national government organs had only a secondary role in the matter of the Jewish censuses, in contrast to the situation before 1724, when — as we have seen — the censuses were carried out by chamber authorities.</w:t>
+        <w:br/>
+        <w:t xml:space="preserve">       In connection with the role of the Lieutenancy Council, mention must also be made of the national or provincial commissariat (commissariatus provincialis), which took part in the Jewish census of 1746-1748. This commissariat operated as an authority subordinate to the Lieutenancy Council; its competence covered military matters affecting the civilian population and, in connection with these, the collection and accounting of the state tax. The director (director) of the commissariat was one of the councillors of the Lieutenancy Council. Subordinate to him, and through him to the Lieutenancy Council, were the national or provincial district commissioners or chief commissioners (commissarii, supremi commissarii). In the 1740s Hungary in the narrower sense had 7 national or provincial commissariat districts (districtus): those of Pozsony, Besztercebánya, Sopron, Buda, Kassa, Debrecen and Eszék. They operated in parallel and in harmony with the war commissariats; through them the Lieutenancy Council was able to call on the support of the military and, when necessary, to enforce its decrees by armed force against the counties, towns and districts.</w:t>
+        <w:br/>
+        <w:t xml:space="preserve">       Legally the Lieutenancy Council was directly subordinate to the ruler; it addressed its submissions to him, and the royal dispositions arriving at the Lieutenancy Council spoke in his name. In reality, however, these royal dispositions were prepared by the Hungarian Royal Court Chancellery (cancellaria regia Hungarica aulica); the Lieutenancy Council's submissions came in to it, and it laid them before the ruler accompanied by its own proposals. In practice the Chancellery was the superior authority of the Lieutenancy Council.</w:t>
+        <w:br/>
+        <w:t xml:space="preserve">       The royal dispositions concerning Jewish affairs, including the matter of the censuses, in the period between 1725 and 1748 were all prepared at the Hungarian Royal Court Chancellery.</w:t>
+        <w:br/>
+        <w:t xml:space="preserve">       We would be mistaken, however, if we believed that the series of administrative organs that dealt with Hungarian affairs — and thus with the affairs of Jewry and with the matter of the Jewish censuses — ended with the Chancellery, and that after the Chancellery came the ruler himself. Legally this was indeed the situation. Here too, however, reality differed from the legal situation. The Hungarian king was at the same time the ruler of the Habsburg empire. Besides the Hungarian government authorities there were also imperial government organs. These he consulted — contrary to Hungarian laws — in Hungarian matters as well. In Hungarian matters the ruler's decisions were more than once born in these imperial government organs, foreign from the Hungarian point of view. This finding applies also to Jewish affairs and to the matter of the Jewish censuses.</w:t>
+        <w:br/>
+        <w:t xml:space="preserve">       In what follows, when we speak of royal decrees, we must be aware that the roots of these decrees may be sought, besides the Lieutenancy Council and the Chancellery, in these imperial government organs as well — naturally without leaving the rulers themselves out of consideration. The role of the Lieutenancy Council and the Chancellery is easy to clarify; their records are available in the National</w:t>
+      </w:r>
+    </w:p>
+    <w:p>
+      <w:r>
+        <w:t>52</w:t>
+      </w:r>
+    </w:p>
+    <w:p>
+      <w:pPr>
+        <w:pStyle w:val="Heading1"/>
+      </w:pPr>
+      <w:r>
+        <w:t>PDF viewer page 55</w:t>
+      </w:r>
+    </w:p>
+    <w:p>
+      <w:r>
+        <w:t>https://real-eod.mtak.hu/2973/1/Magyar_zsido_okleveltar_VII.pdf#page=55</w:t>
+      </w:r>
+    </w:p>
+    <w:p>
+      <w:r>
+        <w:t>Archives. The role of the imperial government organs could also be clarified on the basis of their records; these records, kept in the Viennese archives, could not, however, be used for the writing of this study. Thus the author of this study has had to be content with speaking of royal initiative even in cases where the initiative may have come not from the ruler personally but from one of the ruler's imperial government organs. It is a task for further research to examine more closely the motives of such royal initiatives, extending also to the role of the imperial government organs.</w:t>
+      </w:r>
+    </w:p>
+    <w:p>
+      <w:r>
+        <w:t xml:space="preserve">                                               *</w:t>
+        <w:br/>
+        <w:t xml:space="preserve">      Each of the four Jewish censuses held between 1725 and 1748 took place on royal initiative. What part in this initiative the rulers themselves had, and what part the imperial government organs, only further research extending also to the material of the Viennese archives will be able to clarify — as we have said.</w:t>
+        <w:br/>
+        <w:t xml:space="preserve">      Further research may also shed light on who was the initiator of the royal decree that the Hungarian Royal Court Chancellery addressed in the name of Charles VI (III) to the Hungarian Royal Lieutenancy Council on 28 June 1725. From that part of the decree's introduction which refers to measures taken concerning Jewry in other provinces of the empire, we may infer that the initiator was one of the imperial government organs. It can be regarded as almost certain that the initiative did not come from the Hungarian government authorities.</w:t>
+        <w:br/>
+        <w:t xml:space="preserve">      The decree starts from the premise that Jewry, if its number exceeds a certain measure, is to the detriment of the population [OCR: "bkosság kárára YI1I1"]. On the basis of this consideration, certain provinces of the empire, the so-called hereditary provinces, decided to reduce the number of Jews living in their territory. For Hungary these measures meant the danger that the Jews expelled from the hereditary provinces would come here. The ruler therefore calls upon the Lieutenancy Council to prevent the immigration of Jews and, further, to reduce the number of those already present, or to submit its proposal concerning the achievement of these aims.</w:t>
+        <w:br/>
+        <w:t xml:space="preserve">      In connection with the above, the ruler also orders the Lieutenancy Council to have the entire Jewry living in the country enumerated. As to what the census should be like, the royal decree says little: it should show where Jews live and what public burdens they bear.⁸</w:t>
+        <w:br/>
+        <w:t xml:space="preserve">       The Lieutenancy Council forwarded the royal command to the counties, towns and districts in its circular decree dated 9 July 1725 [OCR: "júl. H-én"; day read from note 9]. It instructed them, on the one hand, to prevent by appropriate measures foreign Jews from moving into their territory, and on the other hand, to enumerate the Jews living in their territory.</w:t>
+      </w:r>
+    </w:p>
+    <w:p>
+      <w:r>
+        <w:br/>
+        <w:t xml:space="preserve">     ⁸ Original draft of the royal decree: Országos Levéltár (hereafter O. L.), Magyar kancelláriai levéltár [Hungarian Chancellery Archive] (hereafter M. kanc. lvt.), Canc. exp. 1725. Jul. No 3. [OCR: "Cane. exp. 1725. Ju!'"] — Published: Magyar-Zsidó Oklevéltár (hereafter M.-Zs. Okl.), vol. III, Bp., 1937, pp. 466-467. — Contemporary official copy of the fair copy of the decree: O. L. Helytartótanácsi levéltár [Lieutenancy Council Archive] (hereafter Helyt. lvt.), Acta Judaeorum (hereafter Jud.), Idealia, No 1. 1725. jún. 28.</w:t>
+      </w:r>
+    </w:p>
+    <w:p>
+      <w:r>
+        <w:br/>
+        <w:t xml:space="preserve">                                                                                              53</w:t>
+      </w:r>
+    </w:p>
+    <w:p>
+      <w:pPr>
+        <w:pStyle w:val="Heading1"/>
+      </w:pPr>
+      <w:r>
+        <w:t>PDF viewer page 56</w:t>
+      </w:r>
+    </w:p>
+    <w:p>
+      <w:r>
+        <w:t>https://real-eod.mtak.hu/2973/1/Magyar_zsido_okleveltar_VII.pdf#page=56</w:t>
+      </w:r>
+    </w:p>
+    <w:p>
+      <w:r>
+        <w:t>Jews. The Lieutenancy Council's circular said no more about the manner of the census than the royal rescript.⁹</w:t>
+        <w:br/>
+        <w:t xml:space="preserve">      In response to the Lieutenancy Council's circular, some counties and towns enumerated the Jews living in their territory, others did not. The Lieutenancy Council did not press the laggards. The pressing came, in the ruler's name, from the Hungarian Chancellery to the Lieutenancy Council, nearly a year and a half after the earlier royal rescript, dated 13 Dec. 1726. It ordered that the Lieutenancy Council submit without delay the report and proposal requested concerning Jewry.¹⁰</w:t>
+        <w:br/>
+        <w:t xml:space="preserve">      The Lieutenancy Council replied to this royal decree relatively quickly, on 8 Jan. 1727, which allows us to conclude that it had already been dealing with the question before the royal urging.</w:t>
+        <w:br/>
+        <w:t xml:space="preserve">      In the first part of the submission it made a detailed proposal as to how, on the one hand, the immigration of foreign Jews into Hungary could be prevented and, on the other, the number of Jews living in the country could be reduced. However interesting and instructive this part of the submission may be, I do not deal with it on this occasion, since it is not closely connected with the matter of the census.¹¹</w:t>
+        <w:br/>
+        <w:t xml:space="preserve">      The second part of the submission dealt with the question of the census. It reported that only 7 counties and 4 towns had prepared and sent in the census.¹² The Lieutenancy Council attached an extract of these censuses to its submission. At the same time it reported that for the other counties and towns it had set the end of February of that year as the deadline by which they were obliged to send in the census.¹³</w:t>
+        <w:br/>
+        <w:t xml:space="preserve">      The ruler, or rather the Hungarian Chancellery, replied to the Lieutenancy Council's submission on 29 April 1727. The reply touched only in passing on the proposals contained in the submission, saying that a decision on them could be made only after the census had been completed. It ordered, however, that the censuses be prepared everywhere within one month, i.e. by the end of May, and that the Lieutenancy Council submit them.¹⁴</w:t>
+        <w:br/>
+        <w:t xml:space="preserve">      We would know poorly the custom of the counties and towns, and likewise of the districts, in executing the decrees of the Lieutenancy Council if we believed that the</w:t>
+      </w:r>
+    </w:p>
+    <w:p>
+      <w:r>
+        <w:br/>
+        <w:t xml:space="preserve">      ⁹ Original draft of the Lieutenancy Council circular: O. L. Helyt. lvt. Jud. Idealia, No 1. 1725. júl. 9. — The original fair copy of the circular sent to the town of Sopron is published in: M.-Zs. Okl. vol. VI, Bp. 1961, pp. 453-454.</w:t>
+        <w:br/>
+        <w:t xml:space="preserve">      ¹⁰ Original draft of the royal decree: O. L. M. kanc. lvt. Acta part. No. 269. — Published: M.-Zs. Okl. vol. III, Bp., 1937, pp. 492-493.</w:t>
+        <w:br/>
+        <w:t xml:space="preserve">      ¹¹ The strict measures proposed by the Lieutenancy Council were in any case never carried out. The Hungarian Chancellery adopted the proposals of the Lieutenancy Council with certain modifications and on 14 Oct. 1727 submitted them to the ruler for approval. The Chancellery's submission was discussed by the ruler's inner council at the beginning of 1728. Charles III did not decide the matter, but ordered a more thorough examination of the question and requested a further proposal. — We have no knowledge that either the Lieutenancy Council or the Hungarian Chancellery dealt with the question again. — Original fair copy of the Chancellery submission: O. L. M. kanc. lvt. Origo ref. 1727. No 79. — The following note can be read on the submission: Haec referada [sic or OCR error] est quidem in Intimo Consilio sub initium anni 1728. habito relata, Augustissimus tamen suam desuper resolutionem suspendendo, rem adhuc magis investigari et elaborari, sicque demum relationem desuper sibi dari iussit ulteriorem. [This submission was indeed reported in the Privy Council held at the beginning of the year 1728; His Most August Majesty, however, suspending his resolution on it, ordered the matter to be investigated and worked out still further, and only then a further report on it to be given to him.]</w:t>
+        <w:br/>
+        <w:t xml:space="preserve">      ¹² The 7 counties: Moson, Nógrád, Pest, Sopron, Trencsén, Vasvár and Zemplén. The 4 towns: Buda, Modor, Szakolca and Trencsén.</w:t>
+        <w:br/>
+        <w:t xml:space="preserve">      ¹³ Original fair copy of the Lieutenancy Council submission: O. L. M. kanc. lvt. Litt. cons. 1727. No 56. Original draft: O. L. Helyt. lvt. Jud. Idealia, No 1. 1727. jan. 8.</w:t>
+        <w:br/>
+        <w:t xml:space="preserve">      ¹⁴ Original draft of the royal decree: O. L. M. kanc. lvt. Acta part. No 269. Published: M.-Zs. Okl. vol. III, Bp., 1937, p. 503. — Contemporary official copy of the fair copy of the decree: O. L. Helyt. lvt. Jud. Idealia [OCR: "Edea lia"], No 1. 1727. ápr. 29.</w:t>
+      </w:r>
+    </w:p>
+    <w:p>
+      <w:r>
+        <w:br/>
+        <w:t xml:space="preserve"> 54</w:t>
       </w:r>
     </w:p>
     <w:sectPr>

--- a/research/magyar-zsido-okleveltar-vii-volume-en.docx
+++ b/research/magyar-zsido-okleveltar-vii-volume-en.docx
@@ -12,7 +12,7 @@
     </w:p>
     <w:p>
       <w:r>
-        <w:t>56 of 873 PDF pages translated. Status: running.</w:t>
+        <w:t>87 of 873 PDF pages translated. Status: stopped.</w:t>
       </w:r>
     </w:p>
     <w:p>
@@ -2398,6 +2398,1890 @@
       <w:r>
         <w:br/>
         <w:t xml:space="preserve"> 54</w:t>
+      </w:r>
+    </w:p>
+    <w:p>
+      <w:pPr>
+        <w:pStyle w:val="Heading1"/>
+      </w:pPr>
+      <w:r>
+        <w:t>PDF viewer page 57</w:t>
+      </w:r>
+    </w:p>
+    <w:p>
+      <w:r>
+        <w:t>https://real-eod.mtak.hu/2973/1/Magyar_zsido_okleveltar_VII.pdf#page=57</w:t>
+      </w:r>
+    </w:p>
+    <w:p>
+      <w:r>
+        <w:t>returns had been completed everywhere by the end of either February or May 1727, and had been sent in from everywhere to the Lieutenancy Council. The Lieutenancy Council entrusted one of its councillors, János Antolchich, with reviewing the reports received in the matter of the Jewish census and informing the Council about them.</w:t>
+        <w:br/>
+        <w:t xml:space="preserve">      János Antolchich did very thorough work. He showed which of the counties, towns and districts had reported that they had no Jews, which had not answered the Lieutenancy Council's call, and which had sent returns that could not be considered adequate. He also explained in detail why these latter returns were inadequate. He submitted his statement to the Lieutenancy Council on 30 May 1727.15</w:t>
+        <w:br/>
+        <w:t xml:space="preserve">      On the basis of János Antolchich's report the Lieutenancy Council drew up the statement which it submitted to the monarch on 19 July 1727.16 This statement grouped the counties, towns and districts into four categories.</w:t>
+        <w:br/>
+        <w:t xml:space="preserve">      In the first category it placed those that had reported that they had no Jewish inhabitants. This category consisted primarily of towns, namely the following: Bakabánya, Bazin, Bártfa, Besztercebánya, Bélabánya, Debrecen, Eperjes, Esztergom, Kassa, Késmárk, Kismarton, Korpona, Körmöcbánya, Libetbánya, Nagybánya, Nagyszombat, Pest, Ruszt, Selmecbánya, Sopron, Szeben, Szeged and Zólyom.17 – Of the counties, Bars and Csongrád, as well as Kraszna from the Partium. – Likewise from the Partium, Kővár district.</w:t>
+        <w:br/>
+        <w:t xml:space="preserve">      In the second category the Lieutenancy Council placed those counties and towns that had prepared and sent adequate returns. A return qualified as adequate if it showed the place of residence and number of the Jews enumerated, and also whether they paid public tax and seigneurial dues. This category comprised the counties of Árva, Bihar, Hont, Sopron, Vasvár and Zemplén, and the towns of Buda, Kőszeg, Modor, Szakolca, Szatmárnémeti and Trencsén.</w:t>
+        <w:br/>
+        <w:t xml:space="preserve">      The returns prepared by the counties and towns placed in the third category did not meet the said requirements. This category comprised the counties of Baranya, Bács, Békés, Borsod, Fejér, Győr, Heves, Liptó, Moson, Nógrád, Pest, Somogy, Trencsén, Turóc and Ung. There was no town in this category.</w:t>
+        <w:br/>
+        <w:t xml:space="preserve">      The fourth category comprised those counties and towns that did not even answer the Lieutenancy Council's repeated calls. These were: the counties of Abaújvár, Arad, Bereg, Bodrog, Csanád, Esztergom, Gömör, Komárom, Máramaros, Nyitra, Pozsony, Sáros, Szabolcs, Szatmár, Szepes, Tolna, Torna, Ugocsa, Veszprém, Zala and Zólyom, and the towns of Breznóbánya, Lőcse, Pozsony, Szentgyörgy, Székesfehérvár and Újbánya in Hungary proper,18 as well as Közép Szolnok county in the Partium.19</w:t>
+      </w:r>
+    </w:p>
+    <w:p>
+      <w:r>
+        <w:t xml:space="preserve">      15 Original fair copy of János Antolchich's report: O. L. Helyt. lvt. Jud. Lad. B. Fasc. 7. No 1. 1727. No 2. The appendix to the report is the detailed statement.</w:t>
+        <w:br/>
+        <w:t xml:space="preserve">      16 The statement was prepared on 23 June 1727 in the accounting office of the Lieutenancy Council. – Original fair copy of the Lieutenancy Council's submission: O. L. M. kanc. lvt. Acta part. No 269. Published in: M.-Zs. Okl. III. k. Bp., 1937. pp. 509–510. – Original draft of the submission: O. L. Helyt. lvt. Jud. Lad. B. Fasc. 7. No 1. 1727. No 3.</w:t>
+        <w:br/>
+        <w:t xml:space="preserve">      17 The market town of Felsőbánya also figured in this category. – Győr and Komárom were not yet free royal towns at that time.</w:t>
+        <w:br/>
+        <w:t xml:space="preserve">      18 To this category also belonged the Jász-Kun district and the Hajdú towns, which do not appear in the statement.</w:t>
+        <w:br/>
+        <w:t xml:space="preserve">      19 To this category also belonged Zaránd county in the Partium, which does not appear in the statement.</w:t>
+      </w:r>
+    </w:p>
+    <w:p>
+      <w:r>
+        <w:t xml:space="preserve">                                                                                               55</w:t>
+      </w:r>
+    </w:p>
+    <w:p>
+      <w:pPr>
+        <w:pStyle w:val="Heading1"/>
+      </w:pPr>
+      <w:r>
+        <w:t>PDF viewer page 58</w:t>
+      </w:r>
+    </w:p>
+    <w:p>
+      <w:r>
+        <w:t>https://real-eod.mtak.hu/2973/1/Magyar_zsido_okleveltar_VII.pdf#page=58</w:t>
+      </w:r>
+    </w:p>
+    <w:p>
+      <w:r>
+        <w:t xml:space="preserve">      Thus, two years after it had been ordered, the result of the census was far from satisfactory. 22 counties and 6 towns had not even deigned to reply to the Lieutenancy Council. 15 counties had prepared inadequate returns. Only 6 counties and 6 towns had sent in returns that met the requirements.</w:t>
+        <w:br/>
+        <w:t xml:space="preserve">      The Lieutenancy Council sent up all the returns received up to then to the court in Vienna, to the monarch, or rather to the Hungarian Chancellery.</w:t>
+        <w:br/>
+        <w:t xml:space="preserve">      At the same time, i.e. on 19 July 1727 [OCR: 'ID'; read as 19], it again issued an order to those counties and towns which the said statement had placed in the third and fourth categories, namely those which had either sent in no return at all or had prepared an inadequate one. In this order it called upon these counties and towns to enumerate the Jews living in their territory without delay. It now prescribed much more precisely what the return should be like and what it should contain. It should list every Jewish male by name, not only the heads of household but also their sons, relatives, dependants and servants. It should list the name of the locality where those enumerated lived. It should state whether they had land, and if so, what kind, and whether they cultivated it themselves or had it cultivated by others. It should state what they paid, and under what title, to the state, the county or town, and to their landlord on account of their land or their trade.20</w:t>
+        <w:br/>
+        <w:t xml:space="preserve">      The monarch, or rather the Hungarian Chancellery, replied on 16 October 1727 [OCR: 'l ö'; read as 16] to the Lieutenancy Council's submission dated 19 July of that year. In the meantime, however, it had also urged the census in its order of 25 September 1727. In this rescript it pointed out that restrictive measures against the Jews were being prepared in Bohemia, so it was to be feared that they would come from there to Hungary. To prevent this, their enumeration was urgent.21</w:t>
+        <w:br/>
+        <w:t xml:space="preserve">      The royal order of 16 October 1727 expressed astonishment that the return had not been completed even by such a county as Pozsony, in whose territory the seat of the Lieutenancy Council was located. It again urged the submission of the returns.22</w:t>
+        <w:br/>
+        <w:t xml:space="preserve">      On 1? November 1727 [OCR: 'l d'; day uncertain] the Lieutenancy Council sent a further report to the monarch in the matter of the Jewish census. It submitted the returns that had come in in the meantime. Returns came in from the following counties: Abaújvár, Árva, Baranya, Bereg, Heves, Komárom, Liptó, Moson, Nógrád, Pest, Sáros and Turóc in Hungary proper, and Közép Szolnok in the Partium. Of these, Árva, Baranya, Heves,</w:t>
+      </w:r>
+    </w:p>
+    <w:p>
+      <w:r>
+        <w:t xml:space="preserve">      20 The relevant part of the Lieutenancy Council's order read [Latin, OCR heavily garbled; translated]: "We therefore seriously and out of abundant benevolence notify Your aforementioned Lordships herewith that they shall submit to this Royal Lieutenancy Council without delay a genuine and circumstantial conscription and information, specific not only of the Jewish lodgers or heads of household inhabiting [the county], but also of their sons, relatives and kinsmen, as well as servants, with expression of the name, of all persons of the male sex whatsoever found within the bosom of that county and fixing their dwellings there; and also of who lives in which place; whether they hold lands and of what kind, and whether they cultivate them themselves or through others; and what, from these or from their trade, they contribute to the public, or for domestic needs, or even to the landlords themselves, and under what title they pay what – and that they omit nothing whatsoever." – Original draft of the two Lieutenancy Council orders: O. L. Helyt. lvt. Jud. Lad. B. Fasc. 7. No 1. 1721 [sic in OCR; possibly 1727]. No 4–6.</w:t>
+        <w:br/>
+        <w:t xml:space="preserve">      21 Original draft of the royal order: O. L. M. kanc. lvt. Acta part. No 269. – Published in: M.-Zs. Okl. III. k. Bp., 1937. p. 623 [OCR reading].</w:t>
+        <w:br/>
+        <w:t xml:space="preserve">      22 Original fair copy of the royal order: O. L. M. kanc. lvt. Acta part. No 269. – Published in: M.-Zs. Okl. III. k. Bp., 1937. pp. 524–525. – Contemporary official copy of the order: O. L. Helyt. lvt. Jud. Idealia. No 1. 1727. okt. 16. – The order also deals with Jewish customs collectors; however, since this question is not connected with the matter of the census, I do not discuss it.</w:t>
+      </w:r>
+    </w:p>
+    <w:p>
+      <w:r>
+        <w:t>56</w:t>
+      </w:r>
+    </w:p>
+    <w:p>
+      <w:pPr>
+        <w:pStyle w:val="Heading1"/>
+      </w:pPr>
+      <w:r>
+        <w:t>PDF viewer page 59</w:t>
+      </w:r>
+    </w:p>
+    <w:p>
+      <w:r>
+        <w:t>https://real-eod.mtak.hu/2973/1/Magyar_zsido_okleveltar_VII.pdf#page=59</w:t>
+      </w:r>
+    </w:p>
+    <w:p>
+      <w:r>
+        <w:t>Liptó, Nógrád, Pest and Turóc counties sent in their second return, Abaújvár, Bereg, Komárom, Sáros and Közép Szolnok their first, and Moson its third. – Gömör and Zólyom, as well as – contrary to its earlier report – Hont counties reported that no Jews lived in their territory.23</w:t>
+        <w:br/>
+        <w:t xml:space="preserve">      At the end of 1727 and in the first months of 1728 further returns reached the Lieutenancy Council. It submitted these on 10 March 1728. They were the returns of Arad, Bács, Máramaros, Pozsony, Szepes, Tolna, Torna, Trencsén, Ugocsa, Ung and Zaránd counties, the last from the Partium, the other 10 from Hungary proper. Of these, Arad, Máramaros, Pozsony, Szepes, Tolna, Torna, Ugocsa and Zaránd sent a return for the first time, and Bács, Trencsén and Ung for the second time.24</w:t>
+        <w:br/>
+        <w:t xml:space="preserve">      We do not know of any further submissions by the Lieutenancy Council in the matter of the Jewish census ordered in 1725. Apart from the returns mentioned in these submissions, a few more came in. Of the counties, Nyitra and Zala, and of the towns, Szentgyörgy also sent returns to the Lieutenancy Council.</w:t>
+        <w:br/>
+        <w:t xml:space="preserve">      But even so, despite the provisions of the monarch and the Lieutenancy Council repeated so many times, there remained counties, towns and districts that sent neither a return nor a report stating that they had no Jewish inhabitants. Among the counties these were Csanád, Esztergom, Szabolcs, Szatmár and Veszprém; among the towns Breznóbánya, Lőcse, Pozsony, Székesfehérvár and Újbánya; and among the districts the Jász-Kun district and the Hajdú towns.</w:t>
+        <w:br/>
+        <w:t xml:space="preserve">      If we look at where Jews were enumerated in the 1730s [OCR: 'InO-as'; read as 1730s] and the 1740s, then on this basis we may assume almost with certainty only of the 5 towns and 2 districts in question that they had no Jewish inhabitants.25 Of the 5 counties in question we can venture this assumption only for Csanád. Csanád county sent a negative report to the Lieutenancy Council in 1736 [OCR: 'InG'; read as 1736], but in the 1740s it already submitted returns. In 1748 [OCR: '174S'] Csanád county had 12, Esztergom 1?6 [OCR: '] :i6'; digits uncertain], Szabolcs 22? [OCR: '22]'; last digit uncertain], Szatmár 346, and Veszprém 327 Jewish inhabitants.26 Thus in the 1720s, of the five counties in question, it is probable only in the case of Csanád that it did not enumerate the Jews living in its territory not out of negligence but because there were none. The other four counties in all probability did not carry out the orders of the monarch and the Lieutenancy Council.</w:t>
+        <w:br/>
+        <w:t xml:space="preserve">      We have no knowledge of their having received any punishment for failing to carry out the census.</w:t>
+        <w:br/>
+        <w:t xml:space="preserve">      The Hungarian Chancellery had the returns it received copied, placed the copies among its own records, and sent the originals27 back to the Lieutenancy Council; these entered the Lieutenancy Council's records.</w:t>
+      </w:r>
+    </w:p>
+    <w:p>
+      <w:r>
+        <w:t xml:space="preserve">      23 Original draft of the Lieutenancy Council's submission: O. L. Helyt. lvt. Jud. Lad. B. Fasc. 7. No 1. 1727. No 6 [OCR: 'ti'].</w:t>
+        <w:br/>
+        <w:t xml:space="preserve">      24 Original draft of the Lieutenancy Council's submission: Ibid. 1728. No 1.</w:t>
+        <w:br/>
+        <w:t xml:space="preserve">      25 According to the statement of 25 July 1748, the most reliable in this respect, which will be discussed below, no Jews lived in the five towns and the two districts.</w:t>
+        <w:br/>
+        <w:t xml:space="preserve">      26 According to the statement mentioned in the previous note.</w:t>
+        <w:br/>
+        <w:t xml:space="preserve">      27 These "originals" were sometimes already copies made by the counties or towns; in such cases the counties or towns kept the original copies and placed them among their own records. Considering the relative completeness of the Lieutenancy Council copies, we considered it unnecessary to search for these county and town copies.</w:t>
+      </w:r>
+    </w:p>
+    <w:p>
+      <w:r>
+        <w:t xml:space="preserve">                                                                                            57</w:t>
+      </w:r>
+    </w:p>
+    <w:p>
+      <w:pPr>
+        <w:pStyle w:val="Heading1"/>
+      </w:pPr>
+      <w:r>
+        <w:t>PDF viewer page 60</w:t>
+      </w:r>
+    </w:p>
+    <w:p>
+      <w:r>
+        <w:t>https://real-eod.mtak.hu/2973/1/Magyar_zsido_okleveltar_VII.pdf#page=60</w:t>
+      </w:r>
+    </w:p>
+    <w:p>
+      <w:r>
+        <w:t xml:space="preserve">      The returns are now among the records of the Hungarian Chancellery and of the Lieutenancy Council, in the custody of the Hungarian National Archives.28</w:t>
+        <w:br/>
+        <w:t xml:space="preserve">      Altogether the Jewish returns of 36 [OCR: '3H'; cf. p. 60 '36'] counties and 7 towns from the period 1725–1728 survive here. Two of them (that of Győr county and that of the town of Buda) survive only in Chancellery copies; the rest survive in the "original" copies received by the Lieutenancy Council and for the most part also in Chancellery copies.</w:t>
+        <w:br/>
+        <w:t xml:space="preserve">      The history of the census has revealed the explanation of why some counties prepared the return twice, and Moson even three times.</w:t>
+        <w:br/>
+        <w:t xml:space="preserve">      The history of the census also provides an explanation of why the returns prepared in the various counties and towns are not uniform. We have seen that the Lieutenancy Council's circular of 9 July 1725 defined only approximately what the return should contain, and only on 29 July 1727 did it prescribe the requirements more precisely. But even so it could not ensure that the enumerators commissioned by the counties and towns proceeded uniformly everywhere.</w:t>
+        <w:br/>
+        <w:t xml:space="preserve">      The completed returns thus illuminate the situation of Hungarian Jewry in the period 1725–1728 in varying detail.29</w:t>
+        <w:br/>
+        <w:t xml:space="preserve">      The analysis of the content and form of the returns and the establishment of the lessons arising from them is not the task of this study.</w:t>
+      </w:r>
+    </w:p>
+    <w:p>
+      <w:r>
+        <w:t xml:space="preserve">                                                 *</w:t>
+        <w:br/>
+        <w:t xml:space="preserve">      There is no trace of any measure having been put into effect against Hungarian Jewry on the basis of the national census carried out in the second half of the 1720s. The planned measures to prevent the immigration of Jews and to limit their number did not materialize.</w:t>
+        <w:br/>
+        <w:t xml:space="preserve">      The number of Jews thus grew unhindered, and this growth was evidently not merely the consequence of natural increase, but also resulted from immigration from beyond the borders. The Viennese Court Chamber drew the monarch's attention to this growth in 1785 [sic in OCR; context suggests 1735]. It referred to the excessively increased number of the Jews of Máramaros on the basis of a return which was presumably prepared for Chamber purposes.</w:t>
+        <w:br/>
+        <w:t xml:space="preserve">      By his order dated 9 September 1735 the monarch sent this return to the Lieutenancy Council. The royal order considered it beyond doubt that the number of Jews had risen in a similar manner not only in Máramaros but in other parts of the country as well, as a result of restrictive measures having been introduced in the neighbouring hereditary provinces. It laid down that in Hungary, too, only as many Jews might be tolerated as did not harm the public and did not cause the ruin of the country's other inhabitants. It called upon the Lieutenancy Council to have the Jews enumerated in the other counties and towns of the country as well, and on the basis of the result of the census to make a proposal for reducing the number of Jews, or rather for preventing their further growth, as it had done in its submission dated 8? [OCR: 'R'] January 1727.</w:t>
+      </w:r>
+    </w:p>
+    <w:p>
+      <w:r>
+        <w:t xml:space="preserve">      28 Location of the Chancellery copies: O. L. M. kanc. lvt. Acta part. No 269. – The Lieutenancy Council copies are at present still in two places: O. L. Helyt. lvt. Jud. No 1. and O. L. Helyt. lvt. Fasc. mens. Litt., under various daily dates. Those in the latter place will be transferred to the former.</w:t>
+        <w:br/>
+        <w:t xml:space="preserve">      29 Volume III of M.-Zs. Okl. (Bp., 1937) published the returns of Buda (pp. 468–471), from the return of Pest county that of Óbuda (pp. 515–518), and from the return of Pozsony county those of the Jews living in the vicinity of the town of Pozsony (pp. 533?–556? [OCR: '53:l-55(i']).</w:t>
+      </w:r>
+    </w:p>
+    <w:p>
+      <w:r>
+        <w:t>58</w:t>
+      </w:r>
+    </w:p>
+    <w:p>
+      <w:pPr>
+        <w:pStyle w:val="Heading1"/>
+      </w:pPr>
+      <w:r>
+        <w:t>PDF viewer page 61</w:t>
+      </w:r>
+    </w:p>
+    <w:p>
+      <w:r>
+        <w:t>https://real-eod.mtak.hu/2973/1/Magyar_zsido_okleveltar_VII.pdf#page=61</w:t>
+      </w:r>
+    </w:p>
+    <w:p>
+      <w:r>
+        <w:t>Let it meanwhile order that the landlords should not admit wandering Jews to their estates.30</w:t>
+        <w:br/>
+        <w:t xml:space="preserve">      This royal rescript ordered the second national census of Hungarian Jewry in the first half of the 18th century. The aim of the census ordered in 1735 was the same as that of the one held ten years earlier: establishing the number of Jews with a view to reducing it, or rather preventing its further growth. Thus this, too, was primarily a census with a public-order purpose.</w:t>
+        <w:br/>
+        <w:t xml:space="preserve">      This census, however – like the one ordered in 1725 – also had an economic purpose. The monarch wished to learn not only where and how many Jews lived in the country, but also under what material circumstances, and not least under whose seigneurial protection they lived and what they paid in return for this protection. On the other hand, he did not wish for information on whether they shared in public burdens, or whether they paid state, county or town taxes.</w:t>
+        <w:br/>
+        <w:t xml:space="preserve">      Although the royal order did not say what the return should contain, the columns of the Máramaros county Chamber return enclosed as a model indicated what the Viennese court wanted to know.31</w:t>
+        <w:br/>
+        <w:t xml:space="preserve">      The Lieutenancy Council took this Chamber return as its basis when it drew up the questions of the census. It did, however, somewhat expand these points. It likewise set out the questions in a tabular header, though not in German but in Latin. The questions, i.e. the columns of the tabular return, were the following:</w:t>
+        <w:br/>
+        <w:t xml:space="preserve">      name of the locality,</w:t>
+        <w:br/>
+        <w:t xml:space="preserve">      names of the Jewish heads of household,</w:t>
+        <w:br/>
+        <w:t xml:space="preserve">      number of wives,</w:t>
+        <w:br/>
+        <w:t xml:space="preserve">      number of older children,</w:t>
+        <w:br/>
+        <w:t xml:space="preserve">      number of younger children,</w:t>
+        <w:br/>
+        <w:t xml:space="preserve">      number of teachers,</w:t>
+        <w:br/>
+        <w:t xml:space="preserve">      number of male servants,</w:t>
+        <w:br/>
+        <w:t xml:space="preserve">      number of female servants,</w:t>
+        <w:br/>
+        <w:t xml:space="preserve">      number of persons belonging to the household,</w:t>
+        <w:br/>
+        <w:t xml:space="preserve">      number of horses,</w:t>
+        <w:br/>
+        <w:t xml:space="preserve">      number of oxen,</w:t>
+        <w:br/>
+        <w:t xml:space="preserve">      number of cows,</w:t>
+        <w:br/>
+        <w:t xml:space="preserve">      number of calves,</w:t>
+        <w:br/>
+        <w:t xml:space="preserve">      name and residence of the hereditary landlord,</w:t>
+        <w:br/>
+        <w:t xml:space="preserve">      name of the present landlord,</w:t>
+        <w:br/>
+        <w:t xml:space="preserve">      annual sum paid in cash to the hereditary landlord,</w:t>
+        <w:br/>
+        <w:t xml:space="preserve">      type of produce paid to the hereditary landlord,</w:t>
+      </w:r>
+    </w:p>
+    <w:p>
+      <w:r>
+        <w:t xml:space="preserve">      30 Original draft of the royal order: O. L. M. kanc. lvt., Conc. exp. 1735 [OCR: '1'3,J'] Sept. No 26. – Published in: M.-Zs. Okl. III. k. Bp., 1937. pp. 693–694 [OCR: '6U3-(l\}4'; page numbers uncertain]. – Contemporary official copy of the order: O. L. Helyt. lvt. Jud. Idealia. No 1. 1735. szept. 9 [OCR: 'U.']. Here lies the Máramaros Jewish return, undated.</w:t>
+        <w:br/>
+        <w:t xml:space="preserve">      31 The columns of this return, prepared in German, were the following: name of the locality, names of the Jewish heads of household, number of wives, number of older children, number of younger children, number of male servants, number of female servants, total number of persons belonging to the household, number of horses, number of oxen, number of cows, number of calves, amount of annual rent paid to the landlord, and finally the name of the landlord.</w:t>
+      </w:r>
+    </w:p>
+    <w:p>
+      <w:r>
+        <w:t xml:space="preserve">                                                                                                 59</w:t>
+      </w:r>
+    </w:p>
+    <w:p>
+      <w:pPr>
+        <w:pStyle w:val="Heading1"/>
+      </w:pPr>
+      <w:r>
+        <w:t>PDF viewer page 62</w:t>
+      </w:r>
+    </w:p>
+    <w:p>
+      <w:r>
+        <w:t>https://real-eod.mtak.hu/2973/1/Magyar_zsido_okleveltar_VII.pdf#page=62</w:t>
+      </w:r>
+    </w:p>
+    <w:p>
+      <w:r>
+        <w:t xml:space="preserve">     annual amount of produce paid to the hereditary landlord,</w:t>
+        <w:br/>
+        <w:t xml:space="preserve">     annual sum paid in cash to the present landlord,</w:t>
+        <w:br/>
+        <w:t xml:space="preserve">     type of produce paid to the present landlord,</w:t>
+        <w:br/>
+        <w:t xml:space="preserve">     annual amount of produce paid to the present landlord,</w:t>
+        <w:br/>
+        <w:t xml:space="preserve">     occupation of the Jewish heads of household.32</w:t>
+      </w:r>
+    </w:p>
+    <w:p>
+      <w:r>
+        <w:t xml:space="preserve">      In accordance with the royal rescript, the Lieutenancy Council ordered the national census of the Jews on 23 September 1735. This time too it entrusted the counties, towns and districts with carrying out the census. It informed them of the contents of the royal rescript, sent them the census table, the idea tabellae, and set a deadline of three months. No Lieutenancy Council order went to Máramaros county, since its Chamber return already existed. Nor did the mining towns receive a call from the Lieutenancy Council, nor Nagyszombat, evidently because it was common knowledge that they had no Jewish inhabitants.33</w:t>
+        <w:br/>
+        <w:t xml:space="preserve">      The census ordered in 1735 was carried out comparatively more smoothly than that of ten years before.34 Naturally not every county, town and district kept the three-month deadline – rather those that sent negative reports. The bulk of the returns reached the Lieutenancy Council in 1735 and 1736; on 18 December 1736 it sent reminders to a further 15 counties and 2 towns.35 In response to the reminder further returns or negative reports came in in 1737 and 1738, and Ung county sent its return only in 1739 [OCR: '173H'].</w:t>
+        <w:br/>
+        <w:t xml:space="preserve">      In the end the returns of 31 counties and 8 towns were completed, as against the 36 and 7 returns, respectively, of the 1720s. Of the counties, 7 sent neither a return nor a negative report: Gömör, Nógrád, Szabolcs, Szatmár and Torna in Hungary proper, and Közép Szolnok and Kraszna in the Partium.</w:t>
+        <w:br/>
+        <w:t xml:space="preserve">      The Partium – with the exception of Zaránd county – no longer fell under the competence of the Lieutenancy Council as regards the census at that time; this is the explanation why Közép Szolnok and Kraszna counties, and likewise Kővár district, sent neither a return nor a negative report.</w:t>
+        <w:br/>
+        <w:t xml:space="preserve">      In the said 5 counties of Hungary proper Jewish inhabitants were enumerated in the 1740s; it may therefore be assumed that in the 1730s they did not prepare returns out of negligence, and not because they had no Jewish inhabitants. Only Gömör county may have been an exception to this, which in the 1720s made a negative report and in the 1740s had only 18 Jewish inhabitants.</w:t>
+      </w:r>
+    </w:p>
+    <w:p>
+      <w:r>
+        <w:t xml:space="preserve">      32 I have translated the Latin questions, or rather column headings, into Hungarian not literally but according to their sense. A copy of this so-called idea tabellae: O. L. Helyt. lvt. Jud. Lad. B. Fasc. 7. No 1. 1735? [OCR: 'Lad, TI. Fas«. i. Ko 1. l7;!IJ.'; reading uncertain] No 1. – The idea tabellae sent to the town of Sopron is published in: M.-Zs. Okl. VI. k. Bp., 1961. pp. 586–587 [OCR garbled; reading probable].</w:t>
+        <w:br/>
+        <w:t xml:space="preserve">      33 Original draft of the Lieutenancy Council's order: O. L. Helyt. lvt. Jud. Idealia. No 1. 1735. szept. 23 [OCR: '2:.L']. – The Lieutenancy Council's order addressed to the town of Pest is published in: M.-Zs. Okl. III. k. Bp. 1937. pp. 694–695 [OCR garbled; page numbers uncertain]. – The Lieutenancy Council's order addressed to the town of Sopron is published in: M.-Zs. Okl. VI. k. Bp., 1961. pp. 587–588.</w:t>
+        <w:br/>
+        <w:t xml:space="preserve">      34 We know only of the difficulty raised by the military command of the fortress of Győr against the county authority. On this see the reports of Győr county dated 14 November 1735 and 17 January 1736: O. L. Helyt. lvt. Jud. No 1. 1735. No 7. 1736. No 8.</w:t>
+        <w:br/>
+        <w:t xml:space="preserve">      35 Original draft of the Lieutenancy Council's order: O. L. Helyt. lvt. Jud. Lad. B. Fasc. 7. No 1. 1736. No 1.</w:t>
+      </w:r>
+    </w:p>
+    <w:p>
+      <w:r>
+        <w:t>60</w:t>
+      </w:r>
+    </w:p>
+    <w:p>
+      <w:pPr>
+        <w:pStyle w:val="Heading1"/>
+      </w:pPr>
+      <w:r>
+        <w:t>PDF viewer page 63</w:t>
+      </w:r>
+    </w:p>
+    <w:p>
+      <w:r>
+        <w:t>https://real-eod.mtak.hu/2973/1/Magyar_zsido_okleveltar_VII.pdf#page=63</w:t>
+      </w:r>
+    </w:p>
+    <w:p>
+      <w:r>
+        <w:t xml:space="preserve">      Negative reports came from 8 counties: Baranya, Bars [OCR: 'BaIB'], Csanád, Csongrád, Hont, Turóc and Zólyom in Hungary proper, and Zaránd in the Partium. Of these, Baranya, Hont, Turóc and Zaránd still had Jewish inhabitants in the 1720s.</w:t>
+        <w:br/>
+        <w:t xml:space="preserve">      The number of towns in which Jews also lived rose in the 1730s from 7 to 8; Bártfa became the eighth. The towns all sent reports, except Nagyszombat and 7 mining towns, from which the Lieutenancy Council did not even request them, because it was common knowledge that no Jews lived in them.</w:t>
+        <w:br/>
+        <w:t xml:space="preserve">      The Jász-Kun district and the Hajdú towns submitted negative reports.</w:t>
+        <w:br/>
+        <w:t xml:space="preserve">      We mentioned that in 1735 the monarch ordered the census of the Jews on the initiative of the Chamber. This is the explanation why on 10 December 1738 the Lieutenancy Council forwarded the returns received thus far to the Hungarian Chamber.36</w:t>
+        <w:br/>
+        <w:t xml:space="preserve">      The Hungarian Chamber had the returns copied. Copies were made of the returns of 29 counties and 8 towns.37 It then sent the original returns back to the Lieutenancy Council on 12 June 1739,38 and they entered the Lieutenancy Council's archive.</w:t>
+        <w:br/>
+        <w:t xml:space="preserve">      Volume III of the Magyar-Zsidó Oklevéltár published the Jewish returns of the towns of Pozsony, Buda, Kismarton and Kőszeg, and of the market town of Óbuda, from the 1730s.39 According to the editor, the returns were in the archive of the Hungarian Chancellery.40 From this one might conclude that the Hungarian Chancellery also had copies made of the returns. There is, however, no other trace of this; at present – to our knowledge – the Jewish returns prepared in the 1730s are not in the archive of the Hungarian Chancellery.</w:t>
+        <w:br/>
+        <w:t xml:space="preserve">      The Jewish census ordered in 1735 was the most uniformly prepared of the national Jewish censuses of the first half of the 18th century. It is among the most valuable historical sources illuminating the economic and social situation of the Jews.41</w:t>
+        <w:br/>
+        <w:t xml:space="preserve">      On the basis of the returns received, the Lieutenancy Council had various, partly fragmentary, statements prepared. The more significant of these are the two which show the Jews under domestic and under foreign hereditary landlords, respectively.42 A summary statement was also prepared of the Jews living in the towns.43</w:t>
+        <w:br/>
+        <w:t xml:space="preserve">      We have no knowledge of the Lieutenancy Council having made a proposal to the monarch, on the basis of the result of the Jewish census carried out in the 1730s,</w:t>
+      </w:r>
+    </w:p>
+    <w:p>
+      <w:r>
+        <w:t xml:space="preserve">      36 Original draft of the Lieutenancy Council's letter: O. L. Helyt. lvt. Jud. No 1. 1738. No 6.</w:t>
+        <w:br/>
+        <w:t xml:space="preserve">      37 As we mentioned, the Lieutenancy Council did not request a return from Máramaros county. Ung county's return arrived only in 1739, so no Chamber copy was made of it either. – The Hungarian Chamber then had the copies bound together. This volume: O. L. Magy. kam. arch. Urb. et consor. Fasc. 71. No 2.</w:t>
+        <w:br/>
+        <w:t xml:space="preserve">      38 Original fair copy of the Hungarian Chamber's letter: O. L. Helyt. lvt. Jud. No 1. 1739. No 4.</w:t>
+        <w:br/>
+        <w:t xml:space="preserve">      39 III. k., Bp., 1937. pp. 699–707, 711–717, 720–727, 743–745, 755–759. – The returns of Pozsony, Kismarton and Óbuda come from the respective county returns.</w:t>
+        <w:br/>
+        <w:t xml:space="preserve">      40 O. L. M. kanc. lvt. Acta part. No 43. The documents relating to the Jewish returns that were under this reference are at present to be found under ibid. [OCR: '1.10.'] Acta part. No 269. Here, however, there are no documents relating to the census of the 1730s.</w:t>
+        <w:br/>
+        <w:t xml:space="preserve">      41 This census – specifically the volume of copies prepared by the Hungarian Chamber – was used by Ignác Acsády in his work Magyarország népessége a pragmatica sanctio korában [The Population of Hungary in the Age of the Pragmatic Sanction]. Bp., 1896.</w:t>
+        <w:br/>
+        <w:t xml:space="preserve">      42 O. L. Jud. Lad. B. Fasc. 7. No 1. 1736. No 4 and No 6 [OCR: ''o 4. és No G.'; readings uncertain].</w:t>
+        <w:br/>
+        <w:t xml:space="preserve">      43 Ibid. 1736. No 5. – The Hajdú towns also appear in this statement, although no Jews lived there.</w:t>
+      </w:r>
+    </w:p>
+    <w:p>
+      <w:r>
+        <w:t xml:space="preserve">                                                                                                        61</w:t>
+      </w:r>
+    </w:p>
+    <w:p>
+      <w:pPr>
+        <w:pStyle w:val="Heading1"/>
+      </w:pPr>
+      <w:r>
+        <w:t>PDF viewer page 64</w:t>
+      </w:r>
+    </w:p>
+    <w:p>
+      <w:r>
+        <w:t>https://real-eod.mtak.hu/2973/1/Magyar_zsido_okleveltar_VII.pdf#page=64</w:t>
+      </w:r>
+    </w:p>
+    <w:p>
+      <w:r>
+        <w:t>for any restriction of the Jews. It did, on 26 [OCR: '2o'; cf. note 44: 26] January 1737, issue a circular in which it instructed the counties, towns and districts to proceed against the Jews in the same way as against vagrants, i.e. to check their identity and, if they had no passport, to arrest them and deport them to their place of domicile. It also ordered that the Jews living in their territory should be given a regular passport if they went anywhere.44 These provisions, however, can hardly be connected with the census; they contain no reference to it either. What was at issue here was the extension of the regulations concerning vagrants to the Jewish population of the country. In his rescript dated 27 February 1737 approving the provision,45 the monarch, too, regarded it only as a temporary measure for the time until the other measures planned for restricting the Jews were introduced, for the sake of which he had ordered both the 1725 and the 1735 census. These further measures, however, did not materialize.46</w:t>
+        <w:br/>
+        <w:t xml:space="preserve">      The two national Jewish censuses of the 1740s took place for an entirely different reason.</w:t>
+        <w:br/>
+        <w:t xml:space="preserve">                                                   *</w:t>
+        <w:br/>
+        <w:t xml:space="preserve">      A brief royal rescript dated 12 February 1743 reached the Lieutenancy Council. The rescript referred to the grave situation of the treasury, which had to be remedied by every possible means. It further referred to the fact that many Jews lived in Hungary. On all these grounds it called upon the Lieutenancy Council to make a proposal for the extraordinary taxation of Hungarian Jewry.47</w:t>
+        <w:br/>
+        <w:t xml:space="preserve">      On the Hungarian Chancellery draft of the royal rescript the note can be read that the king gave the instruction for the provision.48 It is probable, however, that the idea of the extraordinary taxation of Hungarian Jewry, to cover to some extent the costs of the War of the Austrian Succession, arose at the Viennese Court Chamber.</w:t>
+        <w:br/>
+        <w:t xml:space="preserve">      This royal provision introduced the third national census of Hungarian Jewry in the first half of the 18th century. The aim of this census was the extraordinary taxation of the Jews, in contrast to the previous censuses of 1725 and 1735, which were prepared with a public-order purpose, for the restriction of the Jews.</w:t>
+        <w:br/>
+        <w:t xml:space="preserve">      The Lieutenancy Council entrusted one of its councillors, Kristóf Festetics, with making a proposal in the matter. Festetics's opinion was that the extraordinary taxation of the Jews planned by the monarch was not possible. He argued that, under the agreement reached between the monarch and the Estates in the matter of the war tax, everything that belongs to the tax base [is] at the disposal of the Estates</w:t>
+      </w:r>
+    </w:p>
+    <w:p>
+      <w:r>
+        <w:t xml:space="preserve">      44 Original draft of the Lieutenancy Council's circular: O. L. Helyt. lvt. Jud. Idealia. No 1. 1737. jan. 26. – In the same place, the original draft of the Lieutenancy Council's submission to the monarch in the matter.</w:t>
+        <w:br/>
+        <w:t xml:space="preserve">      45 Contemporary official copy of the fair copy of the royal rescript: Ibid. 1737. febr. 25.</w:t>
+        <w:br/>
+        <w:t xml:space="preserve">      46 I mention here that on the occasion of the 1735 Jewish census several counties protested to the Lieutenancy Council against the Jewish tax customary in the 13 Upper Hungarian counties, collected or farmed out by the Szepes Chamber. I do not deal with this question in my study.</w:t>
+        <w:br/>
+        <w:t xml:space="preserve">      47 Original fair copy of the royal rescript: O. L. Helyt. lvt. Jud. Lad. B. Fasc. 7. No 2. 1743. No 1.</w:t>
+        <w:br/>
+        <w:t xml:space="preserve">      48 Original draft of the royal rescript: O. L. M. kanc. lvt. Conc. exp. 1743. Febr. No 31.</w:t>
+      </w:r>
+    </w:p>
+    <w:p>
+      <w:r>
+        <w:t>62</w:t>
+      </w:r>
+    </w:p>
+    <w:p>
+      <w:pPr>
+        <w:pStyle w:val="Heading1"/>
+      </w:pPr>
+      <w:r>
+        <w:t>PDF viewer page 65</w:t>
+      </w:r>
+    </w:p>
+    <w:p>
+      <w:r>
+        <w:t>https://real-eod.mtak.hu/2973/1/Magyar_zsido_okleveltar_VII.pdf#page=65</w:t>
+      </w:r>
+    </w:p>
+    <w:p>
+      <w:r>
+        <w:t>stands. The Jews too belong to the tax base, and therefore only the estates have the right to tax them. By this right the counties levy the war tax on the Jews as well, and on the occasion of the noble insurrection they even levied an extraordinary tax on them. The resolution passed at the diet, which practice has also confirmed, could be changed only at a new diet. There is little hope of that, since at the most recent diet, too, numerous complaints were voiced because the Szepes Chamber taxes the Jews living in the area under its jurisdiction, in the 13 Upper Hungarian counties [OCR: 'a13']. Nor is it worth stirring up the question of taxation for the sake of an extraordinary tax on the Jews, since according to the latest conscription only 2430 Jewish families live in the country.49</w:t>
+        <w:br/>
+        <w:t xml:space="preserve">     The Lieutenancy Council submitted the proposal requested by the ruler on 6 March 1743. In its submission it set out the concerns that Festetics Kristóf had raised, except that it did not mention that the extraordinary taxation of the Jews would bring the treasury no worthwhile profit. Reckoning, however, that the concerns raised would not turn the ruler from the ruler's intention, it also made the requested proposal on the manner of taxation.</w:t>
+        <w:br/>
+        <w:t xml:space="preserve">     It took as its starting point that Article 10 of 1595 had imposed a tax of 50 denars per month on the Jews. On this basis it proposed that every Jew living on separate bread, that is, every Jewish family, should pay a one-time tax of 6 [OCR: 'f)'; the figure 6 is given on p. 66] forints. This extraordinary tax, however, should not affect the right of the counties and towns, nor that of the landlords, to tax the Jews or to collect dues from them. And since some Jews are richer and some poorer, the Jews living in each county or town should themselves apportion among themselves the sum falling on them, collect it themselves, and take it to the county and town treasuries. The counties and towns should then forward it to the war cash offices of the treasury. So that the number of Jewish families on which the extraordinary tax was to be paid could be known, the counties and towns should conscribe the Jews living in their territory and report the result of the conscription to the Lieutenancy Council, which would then report on it to the ruler.50</w:t>
+        <w:br/>
+        <w:t xml:space="preserve">     On 22 March 1743 the ruler replied to the Lieutenancy Council's submission that, for the sake of the desired aim, it should communicate its arguments to the counties and towns and then report on the result.51</w:t>
+        <w:br/>
+        <w:t xml:space="preserve">     The Lieutenancy Council interpreted the somewhat oracular [OCR: 'kicsit rlodonai'; probably 'kissé dodonai' = 'somewhat Delphic/ambiguous'] royal rescript to mean that the king insisted on the extraordinary taxation of the Jews and approved its proposal on the rate and manner of taxation. On 2 April 1743 — in the case of the towns</w:t>
+      </w:r>
+    </w:p>
+    <w:p>
+      <w:r>
+        <w:br/>
+        <w:t xml:space="preserve">      49 Original fair copy of Festetics's report: O. L. Helyt. lvt. Jud. Lad. B. Fase. 7. No 2. 1743. No 2. — Festetics took the figure for the number of Jewish families from the Lieutenancy Council tabulation prepared on the basis of the 1735 conscription. The figure needs to be checked.</w:t>
+        <w:br/>
+        <w:t xml:space="preserve">      50 Original fair copy of the Lieutenancy Council submission: O. L. M. kane. lvt. Litt. cons. 1743. No 122. — Original draft of the submission: O. L. Helyt. lvt, Jud. Lad. B. Fasc, 7. No 2. 1743. No 3.</w:t>
+        <w:br/>
+        <w:t xml:space="preserve">      51 [Latin, translated:] "We have thought it right graciously to rescribe to Your Fidelities further in this matter too, and at the same time to commission that, in order to obtain the desired effect in this business, Your Fidelities should forthwith write out to the counties of the kingdom and to the free and royal cities the motives you have adduced for this purpose, and should take care to inform Our Majesty promptly of what effect these have had and successively produced with them; and let Your same Fidelities not omit this." — Original draft of the royal decree: O. L. M. kanc. lvt. Cane. exp. 1743. Mart. No 88. — Contemporary official copy of the decree: O. L. Helyt. lvt. Jud. Idealia. No 1. 1743. 22 March.</w:t>
+      </w:r>
+    </w:p>
+    <w:p>
+      <w:r>
+        <w:br/>
+        <w:t xml:space="preserve">                                                                                              63</w:t>
+      </w:r>
+    </w:p>
+    <w:p>
+      <w:pPr>
+        <w:pStyle w:val="Heading1"/>
+      </w:pPr>
+      <w:r>
+        <w:t>PDF viewer page 66</w:t>
+      </w:r>
+    </w:p>
+    <w:p>
+      <w:r>
+        <w:t>https://real-eod.mtak.hu/2973/1/Magyar_zsido_okleveltar_VII.pdf#page=66</w:t>
+      </w:r>
+    </w:p>
+    <w:p>
+      <w:r>
+        <w:t>in its circular dated 1 June — it therefore put forward only the arguments that spoke in favour of taxation and kept silent about its concerns. Its chief argument was that the Jews could make many kinds of profit through the war. It meant to give no less weight to the argument that Article 10 of 1595 had already imposed a tax on the Jews, and that the amount of the present tax was the same as that of 1595. It fixed the amount of the one-time extraordinary tax at 6 forints per family, and regarding its assessment and collection it ordered what it had proposed to the ruler. It ordered the counties and towns to conscribe the Jews and to send it the conscriptions, so that it could submit them to the ruler.52</w:t>
+        <w:br/>
+        <w:t xml:space="preserve">        Following this circular of the Lieutenancy Council, dated 2 April and 1 June 1743 respectively, the third national Jewish conscription began. It may be said at the outset that this conscription produced the fewest results. The main reason was that the purpose of the conscription was the taxation of the Jews. Taxation was the most sensitive question of all, one on which ruler and estates were always opposed to each other. The concerns raised by Lieutenancy Councillor Festetics Kristóf in his report all proved well founded. Most of the counties of Hungary were unwilling to acknowledge the ruler's right to tax the Jews separately. These counties — and there was even a town among them — either did not deign to reply to the Lieutenancy Council's circular at all, or replied but lined up arguments in their reply to support their rejection.</w:t>
+        <w:br/>
+        <w:t xml:space="preserve">        It would lead too far, beyond the scope of this study, if I were to set out one by one which county refused the extraordinary taxation of the Jews, when, and on what grounds. In essence, these arguments were the same as the concerns of Festetics Kristóf, who had himself intended his concerns as arguments against the ruler's intention.</w:t>
+        <w:br/>
+        <w:t xml:space="preserve">        When the ruler inquired, in a rescript dated 21 May 1743, what had happened in the matter of the taxation of the Jews,53 the Lieutenancy Council, in its submission dated 24 May 1743, sent the reply it had given to Zala [OCR: 'ZF1la'] and Borsod counties, which had protested against the taxation. It reported that it was giving the same reply to the other protesting counties as well. It would also have given this reply to Pozsony county, which had likewise protested, had that county not indicated that it had sent its protest directly to the king as well.54</w:t>
+        <w:br/>
+        <w:t xml:space="preserve">        The essence of the Lieutenancy Council's reply to the protesting counties was that royal taxation of the Jews did not prevent the counties from also taxing them separately. It further stated that everyone takes an extraordinary share of extraordinary wartime hardships, and that this applies to the Jews as well.</w:t>
+      </w:r>
+    </w:p>
+    <w:p>
+      <w:r>
+        <w:br/>
+        <w:t xml:space="preserve">      52 Original draft of the Lieutenancy Council circular: O. L. Helyt. Ivt. Jud. Idealia. No 1. 1743. 2 April. — The circular went to the counties dated 2 April. Of the towns, only the following received the circular, dated 1 June: Bártfa, Buda, Kőszeg, Modor, Szakolca, Szatmárnémeti, Szentgyörgy, Trencsén and the Hajdú towns. These were the places where, according to one of the Lieutenancy Council's tabulations, Jews were reckoned to be present — in the case of the Hajdú towns, erroneously.</w:t>
+        <w:br/>
+        <w:t xml:space="preserve">      53 [OCR: '5:\\'] Original fair copy of the royal rescript: O. L. Helyt. lvt. Jud. Lad. B. Fase. 7. No 2. 1743. No 9. — Original draft of the rescript: O. L. M. ka ne. Jvt. Cone. exp. 1743. Mai. No 55.</w:t>
+        <w:br/>
+        <w:t xml:space="preserve">      54 Original fair copy of the Lieutenancy Council submission: O. L. M. kanc. lvt. Litt. cons. 1743. No 238. — Original draft of the submission: O. L. Helyt. lvt. Jud. Lad. B. Fasc. '7. No 2. 1743. No 10.</w:t>
+      </w:r>
+    </w:p>
+    <w:p>
+      <w:r>
+        <w:br/>
+        <w:t>·64</w:t>
+      </w:r>
+    </w:p>
+    <w:p>
+      <w:pPr>
+        <w:pStyle w:val="Heading1"/>
+      </w:pPr>
+      <w:r>
+        <w:t>PDF viewer page 67</w:t>
+      </w:r>
+    </w:p>
+    <w:p>
+      <w:r>
+        <w:t>https://real-eod.mtak.hu/2973/1/Magyar_zsido_okleveltar_VII.pdf#page=67</w:t>
+      </w:r>
+    </w:p>
+    <w:p>
+      <w:r>
+        <w:t xml:space="preserve">      In a rescript dated 31 May 1743 the ruler asked the Lieutenancy Council what the outcome of the reply given to Zala and Borsod counties had been. At the same time the ruler forwarded the protest that Pozsony county had addressed directly to the ruler, asking for a proposal on how to answer it.55</w:t>
+        <w:br/>
+        <w:t xml:space="preserve">      The Lieutenancy Council did not reply to this royal rescript. The reason was that on 31 May 1743, before receiving the ruler's decree of the same date, it had submitted copies of the protests against the taxation of the Jews that it had received from 10 counties, among them Zala, Borsod and Pozsony.56</w:t>
+        <w:br/>
+        <w:t xml:space="preserve">      The ruler, in turn, did not reply to this Lieutenancy Council submission. It seems that the ruler was waiting for the Lieutenancy Council's reply, while the Council was waiting for the ruler's instructions.</w:t>
+        <w:br/>
+        <w:t xml:space="preserve">      During this period of mutual waiting nothing of substance happened. The Lieutenancy Council contented itself with giving the protesting counties a reply similar to the one it had given Zala and Borsod. These replies were not effective enough to make the counties change their position.</w:t>
+        <w:br/>
+        <w:t xml:space="preserve">      Nearly a year passed in this way. Then the ruler's decree dated 22 May 1744 moved the matter of taxation, and with it the conscription, somewhat further forward. The royal rescript declared that the arguments raised by the counties against the taxation of the Jews were not considered valid. It called on the Lieutenancy Council to do everything in its power to bring the taxation to success as quickly as possible.57</w:t>
+        <w:br/>
+        <w:t xml:space="preserve">     The Lieutenancy Council appointed a four-member committee to clarify the state of the matter and move it forward. The committee proposed that the Lieutenancy Council address a new circular to the counties and towns and set a deadline for paying the tax.58</w:t>
+        <w:br/>
+        <w:t xml:space="preserve">      The Lieutenancy Council acted on the committee's proposal. On 6 June 1744 it reported to the ruler that it had addressed a circular to the counties, towns and districts, setting St. Michael's Day, that is, 29 September, as the deadline for the tax.59</w:t>
+        <w:br/>
+        <w:t xml:space="preserve">     We would be mistaken, however, to think that the Lieutenancy Council's new circular was more successful than the earlier one. Sopron county, for example, in its letter dated 25 August 1744, again refused to tax the Jews. In its reply dated 25 September 1744 [OCR: 'lí44'], the Lieutenancy Council explained that the ruler had the right to tax the Jews and again called on the county to carry out the decree</w:t>
+      </w:r>
+    </w:p>
+    <w:p>
+      <w:r>
+        <w:t xml:space="preserve">       55 Original fair copy of the royal rescript: O. L. Helyt. lvt. Jud. Lad. B. Fase. 7. No 2. 1743 No 12. With it, the contemporary official copy of Pozsony county's protest dated [day illegible in OCR: 'Itr-ón'] May 1743. — Original draft of the rescript: O. L. M. Icaric. lvt. Conc, exp. 1743. -Iun, No 13.</w:t>
+        <w:br/>
+        <w:t xml:space="preserve">      56 Original fair copy of the Lieutenancy Council submission: O. L. :\1. kanc, lvt. Litt. cons. 1743. No 255. — Original draft: O. L. Helyt. lvt. Jud. Lad. TI. Fase. 7. No 2. 1743. No 13. — The 10 counties: Abaújvár, Borsod, Fejér, Győr, Nógrád, Pest, Pozsony, Trencsén, Zala and Zemplén.</w:t>
+        <w:br/>
+        <w:t xml:space="preserve">      57 Original draft of the royal rescript: O. L. 1\1.kanc, lvt. Cone. exp. 1744. Mai. No 58.</w:t>
+        <w:br/>
+        <w:t xml:space="preserve">      58 Original fair copy of the committee's report: O. L. Helyt. lvt. Jud. Lad. B. Fase. 7. No 2. 1744. No 1. — The members of the committee were Pehm András, Ordódy Lajos László, Schlessberg [OCR: 'Soh lcssbcrg'] László and Domsics [OCR: 'Domsies'] Mihály.</w:t>
+        <w:br/>
+        <w:t xml:space="preserve">      59 Original fair copy of the Lieutenancy Council submission: O. L. M. ka ne. lvt. Litt. cons. 1744. No 191. — Original draft: O. L. Helyt. IvL Jud. Lad. B. Eusc. 7. No 2. 1744. No 2.</w:t>
+      </w:r>
+    </w:p>
+    <w:p>
+      <w:r>
+        <w:t>5 Oklevéltár   VII. [signature mark]</w:t>
+        <w:br/>
+        <w:t xml:space="preserve">                                                                                                    65</w:t>
+      </w:r>
+    </w:p>
+    <w:p>
+      <w:pPr>
+        <w:pStyle w:val="Heading1"/>
+      </w:pPr>
+      <w:r>
+        <w:t>PDF viewer page 68</w:t>
+      </w:r>
+    </w:p>
+    <w:p>
+      <w:r>
+        <w:t>https://real-eod.mtak.hu/2973/1/Magyar_zsido_okleveltar_VII.pdf#page=68</w:t>
+      </w:r>
+    </w:p>
+    <w:p>
+      <w:r>
+        <w:t>It also sent the text of its reply to the county to the ruler, in its submission dated 25 September 1744. Maria Theresa dealt with the matter in person as well. Maria Theresa's autograph note sheds light on why the government did not act more forcefully against the counties. There was a war, and the fate of the empire depended not least on the attitude of the Hungarian estates. This explains the helplessness, or rather the compromising attitude, of the government authorities. The Lieutenancy Council's submission in the Sopron matter was simply noted and filed; this was the decision of the Hungarian Chancellery at its council session held on 5 October 1744 [OCR: 'okt. ő-én'; day probably 5].60</w:t>
+        <w:br/>
+        <w:t xml:space="preserve">     Many more examples like that of Sopron could be listed. Vasvár county intended to use the Jewish tax it had collected for the purposes of the noble insurrection. As it wrote in its letter dated 15 September 1744, the tax of the Jews had always been used to cover county needs, and only the diet could change this practice. The Lieutenancy Council wrote to Vasvár county as well that taxing the Jews was the ruler's sovereign right, and called on it to pay the collected Jewish tax into the war cash office. In this matter too it addressed a submission to the ruler, which met the same fate as its predecessor in the Sopron matter mentioned above.61</w:t>
+        <w:br/>
+        <w:t xml:space="preserve">     Receiving no further instructions from the ruler, the Lieutenancy Council contented itself with waiting for the county reports. Meanwhile it tried to convince the opposing counties, by written arguments, that their position was wrong, and repeatedly ordered them to carry out the decree that had been issued.</w:t>
+        <w:br/>
+        <w:t xml:space="preserve">     The Michaelmas deadline had long passed when the ruler, in a rescript dated 4 December 1744, called on the Lieutenancy Council to report again on the result of the taxation and also to submit the Jewish conscriptions it had received.62</w:t>
+        <w:br/>
+        <w:t xml:space="preserve">     The Lieutenancy Council replied to the ruler's request on 18 December 1744 [OCR: 'lS-án'; probably 18]. It submitted a tabulation of the state of the Jewish tax. The tabulation showed that, of the country's 44 counties,63 only 7 had conscribed the Jews, 7 reported that they had no Jewish inhabitants, 14 had not replied to the Lieutenancy Council's decrees, and 16 [OCR: 'Hi'; 16 is consistent with the total of 44] had refused to carry them out. — The situation was more favourable with the towns. Of the 8 towns in which Jews lived, only Buda refused to carry out the decree. Kőszeg, Szatmárnémeti and Szentgyörgy did not reply. Bártfa, Modor, Szakolca and Trencsén conscribed the Jews. — The Hajdú towns and the Jász-Kun district had no Jewish inhabitants.64</w:t>
+      </w:r>
+    </w:p>
+    <w:p>
+      <w:r>
+        <w:br/>
+        <w:t xml:space="preserve">      60 Original fair copy of the Lieutenancy Council submission: O. L. M. kanc, lvt. Litt. cons. 1744. No 326. — With it, Maria Theresa's autograph note on the matter. — Original draft of the submission: O. L. Helyt. Ivt. Jud. Lad. B. Fasc. 7. No 2. 1744. No 3.</w:t>
+        <w:br/>
+        <w:t xml:space="preserve">      61 Original fair copy of the Lieutenancy Council submission dated 2 October 1744: O. L. M. kanc. Ivt. Litt. eons. 1744. No 339. — Original draft of the submission: O. L. Helyt. lvt. Jud. Lad. B. Fase. 7. No 2. 1744. No 4.</w:t>
+        <w:br/>
+        <w:t xml:space="preserve">      62 Original fair copy of the royal rescript: O. L. Helyt. lvt. Jud. Lad. B. Fasc. 7. No 2. 1744. No 5.</w:t>
+        <w:br/>
+        <w:t xml:space="preserve">      63 Of the Partium, only Zaránd county appears in the tabulation; Közép Szolnok and Kraszna counties, as well as Kővár district, did not fall under the Lieutenancy Council's jurisdiction.</w:t>
+        <w:br/>
+        <w:t xml:space="preserve">      64 Original fair copy of the Lieutenancy Council submission: O. L. M. kane. lvt. Litt. COllS. 1745. No 38. With it, the tabulation. — Original draft of the submission: O. L. Helyt. lvt. Jud. Lad. B. Fasc. 7. No 2. 1744. No 6.</w:t>
+      </w:r>
+    </w:p>
+    <w:p>
+      <w:r>
+        <w:br/>
+        <w:t>66</w:t>
+      </w:r>
+    </w:p>
+    <w:p>
+      <w:pPr>
+        <w:pStyle w:val="Heading1"/>
+      </w:pPr>
+      <w:r>
+        <w:t>PDF viewer page 69</w:t>
+      </w:r>
+    </w:p>
+    <w:p>
+      <w:r>
+        <w:t>https://real-eod.mtak.hu/2973/1/Magyar_zsido_okleveltar_VII.pdf#page=69</w:t>
+      </w:r>
+    </w:p>
+    <w:p>
+      <w:r>
+        <w:t xml:space="preserve">       On 18 February 1745 [OCR: 'febr. 1S-án'; note 65 gives febr. 18] the ruler ordered the counties and towns to proceed more vigorously in taxing the Jews.65</w:t>
+        <w:br/>
+        <w:t xml:space="preserve">       On 13 March 1745 the Lieutenancy Council reported to the ruler that a further 5 counties and 1 town (Buda) had complied with the decrees on the conscription and taxation of the Jews.66</w:t>
+        <w:br/>
+        <w:t xml:space="preserve">       After this, no significant developments occurred in the matter of the Jewish conscription and taxation ordered in 1743. Conscriptions arrived from 2 more counties and 2 towns (Győr and Kőszeg). The remaining counties and towns either protested in writing or expressed their protest by not replying to the Lieutenancy Council at all.</w:t>
+        <w:br/>
+        <w:t xml:space="preserve">      The Lieutenancy Council, for its part, contented itself with forwarding copies of the letters received from the counties to the ruler, where they ended up in the archive of the Hungarian Chancellery.</w:t>
+        <w:br/>
+        <w:t xml:space="preserve">       The ruler's last disposition concerning the 6-forint-per-family tax and the related conscription was dated 14 June 1745. In it the Lieutenancy Council was called on to report regularly when, from where, and how much Jewish tax came in.67 By then, however, more than three years after the taxation and conscription had been ordered, no further results could be expected.</w:t>
+        <w:br/>
+        <w:t xml:space="preserve">       Summing up the result of the 1743 Jewish conscription, we can establish that of the 4 national Jewish conscriptions held in the first half of the 18th century, this one was the least successful. Of the country's 44 counties,68 only 14 complied with the Lieutenancy Council's decree: Abaújvár, Arad, Bács-Bodrog, Bereg, Csanád, Győr, Moson, Pozsony, Sáros, Szepes, Trencsén, Vasvár, Veszprém and Zala. For two of these, Pozsony and Vasvár, the conscription does not survive among the Lieutenancy Council records. 8 counties reported that they had no Jewish inhabitants: Baranya, Békés, Csongrád, Heves, Hont, Turóc, Zarand and Zólyom. No Jews lived in Bars county either. Finally, 21 counties in which Jews did live refused the conscription and the taxation.</w:t>
+        <w:br/>
+        <w:t xml:space="preserve">       The situation was more favourable with the towns. After Győr was raised to the rank of free royal town, there were by then 9 towns in which Jews lived. Of these, 7 conscribed and taxed their Jewish inhabitants: Bártfa, Buda, Győr, Kőszeg, Modor, Szakolca, Trencsén. Two towns, Szatmárnémeti and Szentgyörgy, did not comply with the Lieutenancy Council's decree.</w:t>
+        <w:br/>
+        <w:t xml:space="preserve">      No Jews lived in the Jász-Kun district or in the Hajdú towns.</w:t>
+        <w:br/>
+        <w:t xml:space="preserve">       If we look for the reason for the failure of the 1743 Jewish conscription, we find it in the balance of power between the ruler and the Hungarian estates. During the years of the War of the Austrian Succession the ruler depended on the support of the Hungarian estates. For this reason the ruler did not act against them with the vigour that could have secured greater success. The ruler did reject the estates' argument that the ruler had no right to impose an extraordinary tax on the Jews, and held fast to the decree. However, the ruler did not do everything possible to have the decree actually carried out, and tolerated opposition to the royal will.</w:t>
+      </w:r>
+    </w:p>
+    <w:p>
+      <w:r>
+        <w:t xml:space="preserve">     65 Original draft of the royal decree: O. L. M. kane. lvt. Cone. exp. 1745. Febr. No 3.8. [OCR; possibly No 38] — Contemporary official copy: O. L. Helyt. lvt. Jud. Idealia. No 1. 1745. 18 Feb.</w:t>
+        <w:br/>
+        <w:t xml:space="preserve">     66 Original fair copy of the Lieutenancy Council submission: O. L. M. kane. lvt. Litt. cons, 1745. No 200.</w:t>
+        <w:br/>
+        <w:t xml:space="preserve">     67 Original draft of the royal decree: O. L. M. kanc. lvt. Cone. exp. 1745. Jun. No 30.</w:t>
+        <w:br/>
+        <w:t xml:space="preserve">     68 Not counting Közép Szolnok and Kraszna, which belonged to the Partium, the number of counties is 44.</w:t>
+      </w:r>
+    </w:p>
+    <w:p>
+      <w:r>
+        <w:br/>
+        <w:t>5*                                                                                            67</w:t>
+      </w:r>
+    </w:p>
+    <w:p>
+      <w:pPr>
+        <w:pStyle w:val="Heading1"/>
+      </w:pPr>
+      <w:r>
+        <w:t>PDF viewer page 70</w:t>
+      </w:r>
+    </w:p>
+    <w:p>
+      <w:r>
+        <w:t>https://real-eod.mtak.hu/2973/1/Magyar_zsido_okleveltar_VII.pdf#page=70</w:t>
+      </w:r>
+    </w:p>
+    <w:p>
+      <w:r>
+        <w:t xml:space="preserve">      As to the question of which side was right in the dispute between the ruler and the estates over the taxation of the Jews, it can hardly be decided. The estates were right that the Jews living in the country belonged to the tax base. Their taxation — whether in the form of war tax or domestic tax — was therefore the right of the counties, towns and districts that held the tax base, and not of the ruler. The ruler, on the other hand, was right that the Jews had become part of the tax base only because they were allowed to live in the country, and permission for this was granted by the ruler, according to the general practice of the age. According to that general practice, the ruler could demand a separate tax from them, a toleration tax, in return for permission to live in the country and for tolerating the Jews there.</w:t>
+        <w:br/>
+        <w:t xml:space="preserve">      How the question was settled ultimately depended on the balance of power between the ruler and the estates. The ruler could conscribe the Jews and tax them for being tolerated in the country only if the counties, towns and districts responsible for carrying out the conscription and taxation could be persuaded or compelled to do so — or else by carrying out the conscription and taxation without them.</w:t>
+        <w:br/>
+        <w:t xml:space="preserve">      The history of the 1743 national Jewish conscription also sheds light on its value as a source. This conscription was completed for far fewer counties and towns than either the 1725 or the 1735 conscription. It is also much poorer than those, containing far less data on the economic and social situation of the Jews. The conscription was made in order to levy the 6-forint [OCR: '(j forintos'] per-family tax. The enumerators therefore often contented themselves with recording the name and place of residence of the head of the family. At other times, however, they prepared a more detailed conscription containing more data. Despite its lack of uniformity and the varying detail of its data, the 1743 conscription is a usable source for the history of Hungarian Jewry. It is regrettable that it was completed, and has survived, for only a relatively small area.</w:t>
+      </w:r>
+    </w:p>
+    <w:p>
+      <w:r>
+        <w:t xml:space="preserve">                                           *</w:t>
+        <w:br/>
+        <w:t xml:space="preserve">      Presumably the relative failure of the 1743 attempt at taxation also played a part in the ruler's decision to try once more to subject Hungarian Jewry to an extraordinary tax. The War of the Austrian Succession was still going on and the treasury was exhausted; these circumstances served as the justification for the new levy.</w:t>
+        <w:br/>
+        <w:t xml:space="preserve">      Maria Theresa ordered the new extraordinary Jewish tax in a rescript addressed to the Lieutenancy Council on 23 May 1746 [OCR: '174G']. The rescript ordered that every Jewish person who wished to be tolerated in the country by the ruler must pay 2 forints to the treasury. This extraordinary tax did not exempt the Jews from other taxes. Every head of family was to pay the tax for the persons belonging to the family, including assistants and male and female servants. The deadline for payment was 3 or 4 weeks after the promulgation of the royal decree. Anyone who failed to pay would pay five times the amount as a penalty. Every customary means, including military execution, could be used to collect the tax. Half of the fivefold penalty was to go to the informer, as well as to the officials taking part in the execution. Every Jew who had not paid this tax was to be regarded as lacking royal protection, as one proscribed. The royal officials could seize such proscribed — that is, rightless — persons together with the goods and other belongings in their possession, and were indeed obliged to arrest them.</w:t>
+      </w:r>
+    </w:p>
+    <w:p>
+      <w:r>
+        <w:t>68</w:t>
+      </w:r>
+    </w:p>
+    <w:p>
+      <w:pPr>
+        <w:pStyle w:val="Heading1"/>
+      </w:pPr>
+      <w:r>
+        <w:t>PDF viewer page 71</w:t>
+      </w:r>
+    </w:p>
+    <w:p>
+      <w:r>
+        <w:t>https://real-eod.mtak.hu/2973/1/Magyar_zsido_okleveltar_VII.pdf#page=71</w:t>
+      </w:r>
+    </w:p>
+    <w:p>
+      <w:r>
+        <w:t xml:space="preserve">      For the purpose of levying the tax, and so that the excessively growing number of Jews could be known precisely, every Jewish person had to be conscribed.</w:t>
+        <w:br/>
+        <w:t xml:space="preserve">      Every county and town was obliged to entrust one of its officials with taxing the Jews, and this official was to receive one percent of the tax collected for the work. This tax collector was to pay the collected tax into the nearest war cash office, together with a list of the persons who had paid.</w:t>
+        <w:br/>
+        <w:t xml:space="preserve">      The conscriptions were to be sent to the Lieutenancy Council, which would submit them to the ruler.</w:t>
+        <w:br/>
+        <w:t xml:space="preserve">      The Lieutenancy Council was obliged to promulgate the royal decree and was responsible for its execution regardless of objections.69</w:t>
+        <w:br/>
+        <w:t xml:space="preserve">      Learning from the experience of the previous conscription and taxation, the ruler at the same time addressed a decree to the lord lieutenants (főispánok) and their administrators. The ruler communicated to them the rescript addressed to the Lieutenancy Council and ordered them to have the royal decree promulgated in their presence. They were further ordered to do everything in their power to carry out the decree, to proceed with full rigour, and to report on the result.70</w:t>
+        <w:br/>
+        <w:t xml:space="preserve">      The Lieutenancy Council sent out the circular ordering the taxation and conscription on 1 June 1746 [OCR: 'jún. ] -én'], in accordance with the royal rescript.71</w:t>
+        <w:br/>
+        <w:t xml:space="preserve">      These measures introduced the fourth national conscription of Hungarian Jewry in the first half of the 18th century.</w:t>
+        <w:br/>
+        <w:t xml:space="preserve">      The purpose of this conscription was the same as that of the preceding one ordered in 1743: this too was a tax conscription. The basis of the tax, however, was now the person rather than the family. This meant that the conscription on which the tax was based had to be more detailed and cover every person.</w:t>
+        <w:br/>
+        <w:t xml:space="preserve">      The levying and collection of the new tax differed somewhat from those of the previous one. Under the previous tax, the Jews had been left to decide how to divide among themselves the tax falling on them. Now every head of family had to pay according to the number of persons belonging to the family. This method of taxation weighed heavily on the poorer families, which in many cases could not pay the amount falling on them at all.</w:t>
+        <w:br/>
+        <w:t xml:space="preserve">      In the new conscription and taxation the ruler threatened much greater severity than had been applied in the previous one. Success again depended on how far the ruler could enforce the royal will, and on how the balance of power between ruler and estates developed.</w:t>
+        <w:br/>
+        <w:t xml:space="preserve">      The new conscription and taxation did not begin under more favourable auspices than the previous one. Most of the counties again took a negative position. On 28 July 1746 [OCR: '] 74G'] the Lieutenancy Council submitted copies of the letters of Pozsony and Komárom counties to the ruler, to show what the situation was.72</w:t>
+        <w:br/>
+        <w:t xml:space="preserve">      The ruler was unwilling to accept the counties' arguments against the extraordinary toleration tax, which were essentially the same as those that</w:t>
+      </w:r>
+    </w:p>
+    <w:p>
+      <w:r>
+        <w:br/>
+        <w:t xml:space="preserve">     69 Original fair copy of the royal decree: O. L. Helyt. lvt. Jud. Lad. B. Fase. 7. No 2.1746. No 1. — Original draft: O. L. M. ka.ne. lvt. Cane. exp. 1746. Mai. No 68.</w:t>
+        <w:br/>
+        <w:t xml:space="preserve">     70 Original draft of the royal decree: O. L. M. kanc, lvt. Cane. exp. 1746. Mai. No 67.</w:t>
+        <w:br/>
+        <w:t xml:space="preserve">     71 Original draft of the Lieutenancy Council circular: O. L. Helyt. lvr. Jud. Idealia. No 1. 1746. 1 June.</w:t>
+        <w:br/>
+        <w:t xml:space="preserve">     72 Original fair copy of the Lieutenancy Council submission: D. L. [OCR; presumably O. L.] M. kane. IvL Litt. eons. 1746. No 321.</w:t>
+      </w:r>
+    </w:p>
+    <w:p>
+      <w:r>
+        <w:br/>
+        <w:t xml:space="preserve">                                                                                                69</w:t>
+      </w:r>
+    </w:p>
+    <w:p>
+      <w:pPr>
+        <w:pStyle w:val="Heading1"/>
+      </w:pPr>
+      <w:r>
+        <w:t>PDF viewer page 72</w:t>
+      </w:r>
+    </w:p>
+    <w:p>
+      <w:r>
+        <w:t>https://real-eod.mtak.hu/2973/1/Magyar_zsido_okleveltar_VII.pdf#page=72</w:t>
+      </w:r>
+    </w:p>
+    <w:p>
+      <w:r>
+        <w:t>had been invoked in previous years as well. The ruler instructed the Lieutenancy Council to enforce the decree of 23 May and to overcome the difficulties raised by the counties.73</w:t>
+        <w:br/>
+        <w:t xml:space="preserve">      In accordance with this royal decree dated 5 August 1746, the Lieutenancy Council rejected the protests of Pozsony, Komárom and several other counties against the taxation of the Jews.74</w:t>
+        <w:br/>
+        <w:t xml:space="preserve">      On 19 August 1746 the Lieutenancy Council submitted to the ruler the first summary tabulation of the county, town and district replies received up to that point.75 The 3–4-week deadline originally set had long passed, yet few replies had arrived, and a considerable part of these were negative.</w:t>
+        <w:br/>
+        <w:t xml:space="preserve">      Besides the counties' protests on grounds of principle, a new difficulty arose: what should be done with the poor Jews who could not pay the 2 forints per person? Referring to a letter from Zemplén county, the Lieutenancy Council set out this difficulty before the ruler in its submission of 6 September 1746.76</w:t>
+        <w:br/>
+        <w:t xml:space="preserve">      The ruler did not reply to this submission. Instead, in a rescript dated 12 September 1746, the ruler expressed dissatisfaction with what had been done so far in the matter of the conscription and taxation. The ruler set a new one-month deadline for the conscription and the payment of the tax, and ordered military execution against all who failed to pay within this deadline.</w:t>
+        <w:br/>
+        <w:t xml:space="preserve">      Military execution had already been mentioned in the royal decree of 23 May, and some counties had in fact used this means.77 A new element, however, was the ruler's decision to involve the country or provincial commissariat organization in carrying out the taxation and conscription. The rescript ordered that the Jews must prove before the provincial commissary of the relevant district that they had paid the tax. Otherwise the provincial commissary would carry out military execution against them.78</w:t>
+        <w:br/>
+        <w:t xml:space="preserve">      Involving the provincial commissariat organization in carrying out the conscription and taxation proved a decisive step. This organization depended far more on the Lieutenancy Council and the ruler than the counties, towns and districts did. It was therefore much better suited to enforcing the royal will, relying on the strength of the troops stationed in the country.</w:t>
+        <w:br/>
+        <w:t xml:space="preserve">      The Lieutenancy Council informed the provincial commissaries of the ruler's decision on 16 September 1746 [OCR: '174G. szept. Hi-án'; day uncertain, cf. note 79].79 At the same time it informed the counties, towns and districts of the same.80</w:t>
+        <w:br/>
+        <w:t xml:space="preserve">      One consequence of the provincial commissariat's involvement in carrying out the taxation and conscription was that the counties, towns and districts</w:t>
+      </w:r>
+    </w:p>
+    <w:p>
+      <w:r>
+        <w:t xml:space="preserve">      73 [OCR: '70'] Original fair copy of the royal rescript dated 5 August 1746 [OCR: '174ö. aug. ö-én']: O. L. llelyt. lvt. Jud- Lad. B. Fase. 7. No 2. 1746. No 5. — Original draft: O. L. ~L kane. lvt. Cone. exp. 1746. Aug. No 30.</w:t>
+        <w:br/>
+        <w:t xml:space="preserve">      74 Original draft of the Lieutenancy Council decree dated 9 August 1746: O. L. Helyt. Ivt. Jud. Lad. B. Fasc. 7. No 2. 1746. No 6.</w:t>
+        <w:br/>
+        <w:t xml:space="preserve">      75 Original fair copy of the submission: O. L. M. kanc. lvt. Litt. cons. 1746. No 375.</w:t>
+        <w:br/>
+        <w:t xml:space="preserve">      76 Original fair copy of the submission: O. L. M. kane.lvt. Litt. cons. 1746. No 410.</w:t>
+        <w:br/>
+        <w:t xml:space="preserve">      77 E.g. Ung county. O. L. M. kanc. lvt. Litt. COllS. 1746. No 375.</w:t>
+        <w:br/>
+        <w:t xml:space="preserve">      78 Original fair copy of the royal rescript: O. L. Helyt. lvt. Jud. Lad. B. Fasc. 7. No 2. 1746. No 9. — Original draft: O. L. M. kanc, lvt. Cone. exp. 1746. Sept. No 45.</w:t>
+        <w:br/>
+        <w:t xml:space="preserve">      79 Original draft of the Lieutenancy Council circular: O. L. Helyt. lvt. Jud. Idealia. [OCR line garbled: 't. 16.'; reference partly illegible]</w:t>
+        <w:br/>
+        <w:t xml:space="preserve">      80 Ibid.</w:t>
+      </w:r>
+    </w:p>
+    <w:p/>
+    <w:p>
+      <w:r>
+        <w:br/>
+        <w:t>70</w:t>
+      </w:r>
+    </w:p>
+    <w:p>
+      <w:pPr>
+        <w:pStyle w:val="Heading1"/>
+      </w:pPr>
+      <w:r>
+        <w:t>PDF viewer page 73</w:t>
+      </w:r>
+    </w:p>
+    <w:p>
+      <w:r>
+        <w:t>https://real-eod.mtak.hu/2973/1/Magyar_zsido_okleveltar_VII.pdf#page=73</w:t>
+      </w:r>
+    </w:p>
+    <w:p>
+      <w:r>
+        <w:t>the Jewish conscriptions had to be sent not only to the Lieutenancy Council [helytartótanács] but also to the provincial commissioners. It happened that the conscriptions were sent only to the competent provincial commissioner.</w:t>
+        <w:br/>
+        <w:t xml:space="preserve">      It would be a mistake to think that from then on taxation and conscription took place without any obstacle or complication. Such cases continued to occur. It happened that the Jews were conscribed not by the competent county, town or district, but by a chamber [kamarai] or military authority.81 It was a frequent occurrence that the tax was not paid into the competent war treasury [hadipénztár].82 Sopron county wanted to redeem the tax of the Jews living on its territory in a single sum of 300 gold ducats, to which the ruler did not consent.83 There were difficulties concerning the payment of the one percent due to the tax administrators.84 I consider that a description of cases similar to these may be omitted within the limits of my study.</w:t>
+        <w:br/>
+        <w:t xml:space="preserve">      Such difficulties, however, essentially only delayed, but did not prevent, the Jews from being continuously conscribed and taxed everywhere they lived. The director of the provincial commissariat, Count Balassa Pál, informed the Lieutenancy Council, of which he was himself one of the councillors, of the progress of conscription and taxation. The Lieutenancy Council in turn forwarded these reports to the ruler, on the basis of which the Hungarian Court Chancellery from time to time also sent statements to the Court Chamber in Vienna.85</w:t>
+        <w:br/>
+        <w:t xml:space="preserve">      From the report of the Lieutenancy Council dated 30 June 1747 [OCR; footnote 85 gives 20 June 1747 for the submission], submitting the letter and statement written by Count Balássa Pál on 19 June 1747, the ruler was, however, able to establish that some counties had not yet executed the decrees, while others had remained in arrears. He therefore ordered that the Lieutenancy Council should now no longer address summonses to the counties, but proceed with the utmost rigour. The provincial commissioners were to collect the outstanding Jewish tax with military assistance.86</w:t>
+      </w:r>
+    </w:p>
+    <w:p>
+      <w:r>
+        <w:br/>
+        <w:t xml:space="preserve">       81 E.g. the Jews of Nagyvárad were conscribed by a military authority, those of Arad by a chamber authority. O. L. M. kane. lvt. Ins. eons. bell. 1746. No 131. - O. L. Helyt. lvt. Jud. Lad. B. Fase. 7. No 2. 1746. No 14.</w:t>
+        <w:br/>
+        <w:t xml:space="preserve">       82 E.g. the Jews of Pétervárad paid the tax into the chamber treasury. The Lieutenancy Council ordered that Bács county should reclaim the taxa from there and pay it into the war treasury. O. L. Helyt. lvt. Jud. Lad. B. Fase. 7. No 2. 1746. No 16.</w:t>
+        <w:br/>
+        <w:t xml:space="preserve">       83 [OCR "8:10."; footnote number 83 followed by "O."] O. L. M. kanc. lvt. Cone. exp. 1746. Oet. No 66. - O. L. Helyt. lvt. Jud. Lad. B. Fase. 7. No 2. 1746. No 15.</w:t>
+        <w:br/>
+        <w:t xml:space="preserve">       84 O. L. M. kanc, lvt. Litt. eons. 1746. No 472. - Ibid. Cone. exp. 1746. Nov. No 103.</w:t>
+        <w:br/>
+        <w:t xml:space="preserve">       85 The ruler requested information from the Lieutenancy Council on 4 May 1747. O. L. M. kanc. lvt. Cone. exp. 1747. Mai. No 16. - At the same time the Hungarian Chancellery informed the Court Chamber of the results achieved so far. Ibid. 1746. Mai. No 88. - On 17 May 1747 the Lieutenancy Council informed the ruler of the further replies received up to the end of February 1747. O. L. M. kanc, lvt. Litt. cons. 1747. No 198. - Count Balassa Pál, director of the provincial commissariat, sent a statement to the Lieutenancy Council on 19 June 1747 on the state of the taxation. At the same time he asked the Lieutenancy Council to issue a summons to those counties and towns which had not yet executed the decrees. O. L. Helyt. lvt, Jud. Lad. B. Fase. 7. No. 21747. No 1. [OCR "No. 21747." probably "No 2. 1747."] Beside Balassa's letter there are several further statements, namely on the situation as of [OCR "okt. Iü-i"; possibly 10] October 1747, and then from approximately January 1748. - The Lieutenancy Council submitted Balassa's report and statement to the ruler in copy on 20 June 1747. O. L. M. kanc, Ivt. Litt. eons. 1747. No 248. - The Hungarian Chancellery communicated the further developments to the Court Chamber on 30 June 1747. Ibid. Cone. exp. 1746. Jul. No 115.</w:t>
+        <w:br/>
+        <w:t xml:space="preserve">        86 Original draft of the royal decree: O. L. M. kane. lvt. Cone. exp. 1747. Ju!. No 4.</w:t>
+      </w:r>
+    </w:p>
+    <w:p>
+      <w:r>
+        <w:t>[OCR note: archive abbreviations such as "kane.", "eons.", "Cone.", "Fase.", "Oet." are retained as read; they probably stand for kanc., cons., Conc., Fasc., Oct.]</w:t>
+      </w:r>
+    </w:p>
+    <w:p>
+      <w:r>
+        <w:t xml:space="preserve">                                                                                                     71</w:t>
+      </w:r>
+    </w:p>
+    <w:p>
+      <w:pPr>
+        <w:pStyle w:val="Heading1"/>
+      </w:pPr>
+      <w:r>
+        <w:t>PDF viewer page 74</w:t>
+      </w:r>
+    </w:p>
+    <w:p>
+      <w:r>
+        <w:t>https://real-eod.mtak.hu/2973/1/Magyar_zsido_okleveltar_VII.pdf#page=74</w:t>
+      </w:r>
+    </w:p>
+    <w:p>
+      <w:r>
+        <w:t xml:space="preserve">      The Lieutenancy Council communicated the contents of the royal rescript to Count Balassa, who prepared a precise plan for the military enforcement and attached it to his report dated 11 July 1747.87</w:t>
+        <w:br/>
+        <w:t xml:space="preserve">      We have no further information on the manner in which the enforcements were carried out. In the ruler's rescript to the Lieutenancy Council of 1 September 1747 we can read that even then there were still non-payers and persons in arrears.88</w:t>
+        <w:br/>
+        <w:t xml:space="preserve">      Complete collection of the tax, without any arrears, was not achieved even in the end. What the provincial commissariat was able to accomplish, with the cooperation of the military, was that the Jews were conscribed everywhere they lived, the tax was assessed on them, and the greater part of it was actually collected.</w:t>
+        <w:br/>
+        <w:t xml:space="preserve">      Excellent information on the final result of the taxation [OCR "adóstatás"] and the conscription is provided by the statement which was prepared on 25 July 1748 in the office of the provincial commissariat, which Count Balassa Pál, director of the provincial security [OCR "biztonsági"; elsewhere "biztossági" = commissariat] submitted to the Lieutenancy Council on 27 July 1748, and which the latter sent on to the ruler on the very same day.89</w:t>
+        <w:br/>
+        <w:t xml:space="preserve">      It emerges from this statement that in the second half of the 1740s, of the 43 counties90 of Hungary in the narrower sense - without the Partium, from which by then Zaránd county too no longer fell under the jurisdiction of the Lieutenancy Council - 36,91 and of its 37 towns 9,92 had Jewish inhabitants, while in neither of its 2 districts93 did Jews live.</w:t>
+        <w:br/>
+        <w:t xml:space="preserve">      The number of Jewish persons living in the 36 counties and 9 towns was 14847. On them a tax of 2 forints per head was assessed, in total [OCR "2D ü94"; probably 29694] forints. Of this, 25900 forints 45 kreuzers, i.e. more than 87% [OCR "87';;,"], was actually paid in cash. The treasury could be satisfied with this result, especially if we compare it with the failure of the 1743 taxation.</w:t>
+        <w:br/>
+        <w:t xml:space="preserve">      The statement prepared at the provincial commissariat shows the distribution of the number of Jews by provincial commissarial districts, and within these by counties and towns. Below I publish this statement in extract, omitting from it the figures relating to the payment of the tax.</w:t>
+      </w:r>
+    </w:p>
+    <w:p>
+      <w:r>
+        <w:br/>
+        <w:t xml:space="preserve">     87 Original fair copy of Count Balassa Pál's report: O. L. Helyt.lvt. Jud. Lad. B. Fase. 7. No 2. 1747. No 2.</w:t>
+        <w:br/>
+        <w:t xml:space="preserve">       88 Original draft of the royal decree: O. L. M. kane. lvt. Cone. exp. 1747. Sept. No 2.</w:t>
+        <w:br/>
+        <w:t xml:space="preserve">       89 Original fair copy of Count Balássa Pál's report: O. L. Helyt. lvt. Jud. Lad. B. Fase. 7. No 2. 1748. No 2. With it, the original of the statement. - Original fair copy of the Lieutenancy Council's submission: O. L. M. kanc. lvt. Litt. cons, 1748. No 278. With it, a copy of the statement.</w:t>
+        <w:br/>
+        <w:t xml:space="preserve">       90 Counting Bács and Bodrog as one.</w:t>
+        <w:br/>
+        <w:t xml:space="preserve">       91 Baranya, Bars, Csongrád, Heves and Külső Szolnok, Hont, Turóc [OCR "Turóe"] and Zólyom counties had no Jewish inhabitants.</w:t>
+        <w:br/>
+        <w:t xml:space="preserve">       92 Buda, Bártfa, Győr, Komárom, Modor, Szakolca [OCR "Szakolea"], Szatmárnémeti, Szentgyörgy and Trencsén.</w:t>
+        <w:br/>
+        <w:t xml:space="preserve">       93 The Jász-kun district and the Hajdú towns.</w:t>
+      </w:r>
+    </w:p>
+    <w:p>
+      <w:r>
+        <w:br/>
+        <w:t>72</w:t>
+      </w:r>
+    </w:p>
+    <w:p>
+      <w:pPr>
+        <w:pStyle w:val="Heading1"/>
+      </w:pPr>
+      <w:r>
+        <w:t>PDF viewer page 75</w:t>
+      </w:r>
+    </w:p>
+    <w:p>
+      <w:r>
+        <w:t>https://real-eod.mtak.hu/2973/1/Magyar_zsido_okleveltar_VII.pdf#page=75</w:t>
+      </w:r>
+    </w:p>
+    <w:p>
+      <w:r>
+        <w:t>County, town, district:                                   Number of Jews:</w:t>
+      </w:r>
+    </w:p>
+    <w:p>
+      <w:r>
+        <w:t xml:space="preserve">             Pozsony district</w:t>
+      </w:r>
+    </w:p>
+    <w:p>
+      <w:r>
+        <w:t xml:space="preserve">  Pozsony county                                              2117</w:t>
+        <w:br/>
+        <w:t xml:space="preserve">        Pozsony town</w:t>
+        <w:br/>
+        <w:t xml:space="preserve">        Szentgyörgy town                                         7</w:t>
+        <w:br/>
+        <w:t xml:space="preserve">        Bazin town</w:t>
+        <w:br/>
+        <w:t xml:space="preserve">        Modor town   J                                           3</w:t>
+        <w:br/>
+        <w:t xml:space="preserve">        Nagyszombat town</w:t>
+        <w:br/>
+        <w:t xml:space="preserve">  Nyitra county                                               2357</w:t>
+        <w:br/>
+        <w:t xml:space="preserve">        Szakolca town                                           96</w:t>
+        <w:br/>
+        <w:t xml:space="preserve">  Trencsén county                                              692</w:t>
+        <w:br/>
+        <w:t xml:space="preserve">        Trencsén town                                          131</w:t>
+        <w:br/>
+        <w:t xml:space="preserve">  Moson county                                                 589</w:t>
+        <w:br/>
+        <w:t xml:space="preserve">  Győr county                                                  120</w:t>
+        <w:br/>
+        <w:t xml:space="preserve">        Győr town                                               51</w:t>
+        <w:br/>
+        <w:t xml:space="preserve">  Komárom county                                               110</w:t>
+        <w:br/>
+        <w:t xml:space="preserve">        Komárom town                                            34</w:t>
+        <w:br/>
+        <w:t xml:space="preserve">                                              Total           6307</w:t>
+      </w:r>
+    </w:p>
+    <w:p>
+      <w:r>
+        <w:t>[OCR: the "J" after Modor may be a bracket in the original; the line attribution of the figure 3 is uncertain]</w:t>
+      </w:r>
+    </w:p>
+    <w:p>
+      <w:r>
+        <w:t xml:space="preserve">             Besztercebánya district</w:t>
+        <w:br/>
+        <w:t xml:space="preserve">  Árva county                                                   27</w:t>
+        <w:br/>
+        <w:t xml:space="preserve">  Liptó county                                                  51</w:t>
+        <w:br/>
+        <w:t xml:space="preserve">  Turóc county</w:t>
+        <w:br/>
+        <w:t xml:space="preserve">  Bars county</w:t>
+        <w:br/>
+        <w:t xml:space="preserve">        Körmöcbánya town</w:t>
+        <w:br/>
+        <w:t xml:space="preserve">        Újbánya town</w:t>
+        <w:br/>
+        <w:t xml:space="preserve">  Zólyom county</w:t>
+        <w:br/>
+        <w:t xml:space="preserve">        Besztercebánya town</w:t>
+        <w:br/>
+        <w:t xml:space="preserve">        Breznóbánya town</w:t>
+        <w:br/>
+        <w:t xml:space="preserve">        Libetbánya town</w:t>
+        <w:br/>
+        <w:t xml:space="preserve">        Zólyom town</w:t>
+        <w:br/>
+        <w:t xml:space="preserve">        Korpona town</w:t>
+        <w:br/>
+        <w:t xml:space="preserve">  Hont county</w:t>
+        <w:br/>
+        <w:t xml:space="preserve">        Selmecbánya town</w:t>
+        <w:br/>
+        <w:t xml:space="preserve">        Bakabánya town</w:t>
+        <w:br/>
+        <w:t xml:space="preserve">        Bélabánya town</w:t>
+        <w:br/>
+        <w:t xml:space="preserve">                                              Total             78</w:t>
+      </w:r>
+    </w:p>
+    <w:p>
+      <w:r>
+        <w:t xml:space="preserve">                                                                         73</w:t>
+      </w:r>
+    </w:p>
+    <w:p>
+      <w:pPr>
+        <w:pStyle w:val="Heading1"/>
+      </w:pPr>
+      <w:r>
+        <w:t>PDF viewer page 76</w:t>
+      </w:r>
+    </w:p>
+    <w:p>
+      <w:r>
+        <w:t>https://real-eod.mtak.hu/2973/1/Magyar_zsido_okleveltar_VII.pdf#page=76</w:t>
+      </w:r>
+    </w:p>
+    <w:p>
+      <w:r>
+        <w:t xml:space="preserve">         County, town, district:                                 Number of Jews:</w:t>
+      </w:r>
+    </w:p>
+    <w:p>
+      <w:r>
+        <w:t xml:space="preserve">                     Sopron district</w:t>
+        <w:br/>
+        <w:t xml:space="preserve">           Sopron county                                             1313</w:t>
+        <w:br/>
+        <w:t xml:space="preserve">                 Sopron town</w:t>
+        <w:br/>
+        <w:t xml:space="preserve">                 Ruszt town</w:t>
+        <w:br/>
+        <w:t xml:space="preserve">                 Kismarton town</w:t>
+        <w:br/>
+        <w:t xml:space="preserve">           Vasvár county [as in OCR]                                 1137</w:t>
+        <w:br/>
+        <w:t xml:space="preserve">                 Kőszeg town</w:t>
+        <w:br/>
+        <w:t xml:space="preserve">           Zala county                                                336</w:t>
+        <w:br/>
+        <w:t xml:space="preserve">           Veszprém county                                            327</w:t>
+        <w:br/>
+        <w:t xml:space="preserve">           Somogy county                                              273</w:t>
+        <w:br/>
+        <w:t xml:space="preserve">                                                    Total            3386</w:t>
+      </w:r>
+    </w:p>
+    <w:p>
+      <w:r>
+        <w:br/>
+        <w:t xml:space="preserve">                     Buda district [OCR "Budai 'terület"]</w:t>
+        <w:br/>
+        <w:t xml:space="preserve">           Pest-Pilis-Solt county                                     626</w:t>
+        <w:br/>
+        <w:t xml:space="preserve">                 Buda town94                                          187</w:t>
+        <w:br/>
+        <w:t xml:space="preserve">                 Pest town</w:t>
+        <w:br/>
+        <w:t xml:space="preserve">           Nógrád county                                              153</w:t>
+        <w:br/>
+        <w:t xml:space="preserve">           Heves and Külső Szolnok county</w:t>
+        <w:br/>
+        <w:t xml:space="preserve">                 Jász-kun district</w:t>
+        <w:br/>
+        <w:t xml:space="preserve">                 Eger town95</w:t>
+        <w:br/>
+        <w:t xml:space="preserve">           Esztergom county                                           136</w:t>
+        <w:br/>
+        <w:t xml:space="preserve">                 Esztergom town</w:t>
+        <w:br/>
+        <w:t xml:space="preserve">           Fejér county                                               320</w:t>
+        <w:br/>
+        <w:t xml:space="preserve">                 Székesfehérvár town</w:t>
+        <w:br/>
+        <w:t xml:space="preserve">           Csongrád county</w:t>
+        <w:br/>
+        <w:t xml:space="preserve">                 Szeged town</w:t>
+        <w:br/>
+        <w:t xml:space="preserve">           Csanád county                                               12</w:t>
+        <w:br/>
+        <w:t xml:space="preserve">           Arad county                                                 56</w:t>
+        <w:br/>
+        <w:t xml:space="preserve">                                                    Total            1390</w:t>
+      </w:r>
+    </w:p>
+    <w:p>
+      <w:r>
+        <w:t>[Note: the figures as read sum to 1490, not 1390; the summary on p. 76 also gives 1390 — probable OCR or source discrepancy in one figure]</w:t>
+      </w:r>
+    </w:p>
+    <w:p>
+      <w:r>
+        <w:t xml:space="preserve">      94 Regarding Buda, the statement remarked that in 1746 many Jews moved away from there to escape the tax. The population figure dates from the time before their departure.</w:t>
+        <w:br/>
+        <w:t xml:space="preserve">      95 Eger was not a royal free town.</w:t>
+      </w:r>
+    </w:p>
+    <w:p>
+      <w:r>
+        <w:br/>
+        <w:t>74</w:t>
+      </w:r>
+    </w:p>
+    <w:p>
+      <w:pPr>
+        <w:pStyle w:val="Heading1"/>
+      </w:pPr>
+      <w:r>
+        <w:t>PDF viewer page 77</w:t>
+      </w:r>
+    </w:p>
+    <w:p>
+      <w:r>
+        <w:t>https://real-eod.mtak.hu/2973/1/Magyar_zsido_okleveltar_VII.pdf#page=77</w:t>
+      </w:r>
+    </w:p>
+    <w:p>
+      <w:r>
+        <w:t xml:space="preserve">       County, town, district:                            Number of Jews:</w:t>
+      </w:r>
+    </w:p>
+    <w:p>
+      <w:r>
+        <w:t xml:space="preserve">                    Kassa district</w:t>
+        <w:br/>
+        <w:t xml:space="preserve">         Abaújvár county                                     206</w:t>
+        <w:br/>
+        <w:t xml:space="preserve">               Kassa town</w:t>
+        <w:br/>
+        <w:t xml:space="preserve">         Zemplén county                                      532</w:t>
+        <w:br/>
+        <w:t xml:space="preserve">         Sáros county                                        269</w:t>
+        <w:br/>
+        <w:t xml:space="preserve">               Eperjes town</w:t>
+        <w:br/>
+        <w:t xml:space="preserve">               Bártfa town                                    12</w:t>
+        <w:br/>
+        <w:t xml:space="preserve">               Szeben town</w:t>
+        <w:br/>
+        <w:t xml:space="preserve">         Szepes county                                        67</w:t>
+        <w:br/>
+        <w:t xml:space="preserve">               Lőcse town</w:t>
+        <w:br/>
+        <w:t xml:space="preserve">               Késmárk town</w:t>
+        <w:br/>
+        <w:t xml:space="preserve">         Gömör county                                         18</w:t>
+        <w:br/>
+        <w:t xml:space="preserve">         Torna county                                         30</w:t>
+        <w:br/>
+        <w:t xml:space="preserve">         Borsod county                                       279</w:t>
+        <w:br/>
+        <w:t xml:space="preserve">         Ung county                                          216</w:t>
+        <w:br/>
+        <w:t xml:space="preserve">         Bereg county                                        272</w:t>
+        <w:br/>
+        <w:t xml:space="preserve">                                              Total         1901</w:t>
+      </w:r>
+    </w:p>
+    <w:p>
+      <w:r>
+        <w:br/>
+        <w:t xml:space="preserve">                    Debrecen district [OCR "l)ebreceni"]</w:t>
+        <w:br/>
+        <w:t xml:space="preserve">         Mármaros county                                     348</w:t>
+        <w:br/>
+        <w:t xml:space="preserve">         Szatmár county                                      346</w:t>
+        <w:br/>
+        <w:t xml:space="preserve">               Szatmárnémeti town                             19</w:t>
+        <w:br/>
+        <w:t xml:space="preserve">         Nagybánya town</w:t>
+        <w:br/>
+        <w:t xml:space="preserve">         Szabolcs county                                     221</w:t>
+        <w:br/>
+        <w:t xml:space="preserve">               Hajdú towns</w:t>
+        <w:br/>
+        <w:t xml:space="preserve">               Polgári96</w:t>
+        <w:br/>
+        <w:t xml:space="preserve">         Bihar county                                        252</w:t>
+        <w:br/>
+        <w:t xml:space="preserve">               Debrecen town</w:t>
+        <w:br/>
+        <w:t xml:space="preserve">         Békés county                                          5</w:t>
+        <w:br/>
+        <w:t xml:space="preserve">         Ugocsa county                                       135</w:t>
+        <w:br/>
+        <w:t xml:space="preserve">                                              Total         1326</w:t>
+      </w:r>
+    </w:p>
+    <w:p>
+      <w:r>
+        <w:t>96   Polgári was not a royal free town.</w:t>
+      </w:r>
+    </w:p>
+    <w:p>
+      <w:r>
+        <w:br/>
+        <w:t xml:space="preserve">                                                                          75</w:t>
+      </w:r>
+    </w:p>
+    <w:p>
+      <w:pPr>
+        <w:pStyle w:val="Heading1"/>
+      </w:pPr>
+      <w:r>
+        <w:t>PDF viewer page 78</w:t>
+      </w:r>
+    </w:p>
+    <w:p>
+      <w:r>
+        <w:t>https://real-eod.mtak.hu/2973/1/Magyar_zsido_okleveltar_VII.pdf#page=78</w:t>
+      </w:r>
+    </w:p>
+    <w:p>
+      <w:r>
+        <w:t xml:space="preserve">         County, town, district:                                 Number of Jews:</w:t>
+      </w:r>
+    </w:p>
+    <w:p>
+      <w:r>
+        <w:t xml:space="preserve">                     Eszék district [OCR "Eszéki keridei"]</w:t>
+        <w:br/>
+        <w:t xml:space="preserve">           Baranya county</w:t>
+        <w:br/>
+        <w:t xml:space="preserve">           Tolna county                                              25() [OCR; probably 256]</w:t>
+        <w:br/>
+        <w:t xml:space="preserve">           Bács county                                               144</w:t>
+        <w:br/>
+        <w:t xml:space="preserve">           Bodrog county                                              59</w:t>
+        <w:br/>
+        <w:t xml:space="preserve">                                                    Total             459</w:t>
+      </w:r>
+    </w:p>
+    <w:p>
+      <w:r>
+        <w:br/>
+        <w:t xml:space="preserve">                     Summary</w:t>
+        <w:br/>
+        <w:t xml:space="preserve">           Pozsony district                                         6307 [OCR "ü307"]</w:t>
+        <w:br/>
+        <w:t xml:space="preserve">           Besztercebánya district                                    78</w:t>
+        <w:br/>
+        <w:t xml:space="preserve">           Sopron district                                          3386 [OCR "3:386"]</w:t>
+        <w:br/>
+        <w:t xml:space="preserve">           Buda district                                            1390</w:t>
+        <w:br/>
+        <w:t xml:space="preserve">           Kassa district                                           1901</w:t>
+        <w:br/>
+        <w:t xml:space="preserve">           Debrecen district                                        1326 [OCR "132G"]</w:t>
+        <w:br/>
+        <w:t xml:space="preserve">           Eszék district                                            459</w:t>
+        <w:br/>
+        <w:t xml:space="preserve">                                                    Total          14847</w:t>
+      </w:r>
+    </w:p>
+    <w:p>
+      <w:r>
+        <w:br/>
+        <w:t xml:space="preserve">      Comparing these figures with the data of the earlier 3 national conscriptions, and drawing the conclusions arising from them, is no longer the task of this study.</w:t>
+        <w:br/>
+        <w:t xml:space="preserve">      If we compare the 1746-47 Jewish conscriptions that reached the Lieutenancy Council and have survived among its records with the provincial commissariat statement described above, we must note with regret that the conscription is not available to us for every county and town where, according to the evidence of the statement, Jews lived and where they were in all certainty also conscribed. We find the explanation for this in the fact that, ever since the provincial commissariat became involved in carrying out the taxation and the conscription, the conscriptions were sent primarily there, and not to the Lieutenancy Council. The Lieutenancy Council presumably did not receive the conscriptions from several places. It is probable that it did not even press to receive them, since it was regularly informed of the course of the taxation and the conscription from the reports of the director of the provincial commissariat. The statements sent to the ruler were prepared by the directorate of the provincial commissariat.</w:t>
+        <w:br/>
+        <w:t xml:space="preserve">     Among the records of the Lieutenancy Council, of the 36 counties where Jews lived in 1746-47 [OCR "174G-47"], the Jewish conscriptions of 25 are present. The conscriptions of 11 [OCR "II"] counties are missing: those of Abaújvár, Bács-Bodrog, Bihar, Esztergom, Komárom, Liptó, Moson, Sáros, Sopron, Ugocsa [OCR "Ugoesa"] and Veszprém counties. - With regard to the towns the situation is considerably more favourable; only that of Buda is missing, from where the Jews were expelled in [OCR "174ü"; possibly 1746].</w:t>
+        <w:br/>
+        <w:t xml:space="preserve">     We have no knowledge that the conscriptions of the 1740s were copied either for the Hungarian Chancellery (as in the 1720s) or for the Hungarian Chamber (as in the 1730s), and that they would be extant among the records of these government authorities.</w:t>
+      </w:r>
+    </w:p>
+    <w:p>
+      <w:r>
+        <w:t>76</w:t>
+      </w:r>
+    </w:p>
+    <w:p>
+      <w:pPr>
+        <w:pStyle w:val="Heading1"/>
+      </w:pPr>
+      <w:r>
+        <w:t>PDF viewer page 79</w:t>
+      </w:r>
+    </w:p>
+    <w:p>
+      <w:r>
+        <w:t>https://real-eod.mtak.hu/2973/1/Magyar_zsido_okleveltar_VII.pdf#page=79</w:t>
+      </w:r>
+    </w:p>
+    <w:p>
+      <w:r>
+        <w:t xml:space="preserve">     To our knowledge, not a single conscription from the 1740s has been published so far.</w:t>
+        <w:br/>
+        <w:t xml:space="preserve">     As regards the historical source value of the 1746 conscription, it is considerably greater than that of the 1743 one [OCR "1743-as§"], but does not reach that of the 1735 one. Its chief weakness is that it was not prepared uniformly. In general the Jewish persons were listed by name, not only the heads of families but also the family members; there was, however, also a county which gave only a summary by locality. In one or another of the conscriptions we also find the ages of the persons and the occupation of the head of the family, as well as references to their financial situation.</w:t>
+        <w:br/>
+        <w:t xml:space="preserve">     Despite its lack of uniformity, the 1746 conscription is a source of the first order for the history of Hungarian Jewry.</w:t>
+      </w:r>
+    </w:p>
+    <w:p>
+      <w:r>
+        <w:t xml:space="preserve">                                       *</w:t>
+        <w:br/>
+        <w:t xml:space="preserve">     My aim in this outline of the history of the four national Jewish conscriptions carried out in the first half of the 18th century was to shed light on their origin, and thereby to facilitate the work of those who process the conscriptions. Establishing the abundant knowledge that can be obtained from the conscriptions [OCR "összcfrrisokból"] I did not, as I have already mentioned, regard as my task.</w:t>
+        <w:br/>
+        <w:t xml:space="preserve">     In 1749 the toleration tax [türelmi taxa], which in 1743 and 1746 had still been levied on the Jews of Hungary only in the form of an extraordinary tax, became regular. In connection with the levying of this toleration tax, the Jews were conscribed relatively frequently in the second half of the 18th century and the first half of the 19th century. Clarifying the history of these conscriptions, as well as their publication and the evaluation of their results, is among the primary tasks still awaiting solution in the history of Hungarian Jewry.</w:t>
+      </w:r>
+    </w:p>
+    <w:p>
+      <w:r>
+        <w:t xml:space="preserve">                                                           Ember Győző</w:t>
+      </w:r>
+    </w:p>
+    <w:p>
+      <w:r>
+        <w:br/>
+        <w:t xml:space="preserve">                                                                               77</w:t>
+      </w:r>
+    </w:p>
+    <w:p>
+      <w:pPr>
+        <w:pStyle w:val="Heading1"/>
+      </w:pPr>
+      <w:r>
+        <w:t>PDF viewer page 81</w:t>
+      </w:r>
+    </w:p>
+    <w:p>
+      <w:r>
+        <w:t>https://real-eod.mtak.hu/2973/1/Magyar_zsido_okleveltar_VII.pdf#page=81</w:t>
+      </w:r>
+    </w:p>
+    <w:p>
+      <w:r>
+        <w:t>CHARTULARY [Oklevéltár]</w:t>
+      </w:r>
+    </w:p>
+    <w:p>
+      <w:r>
+        <w:t>VOLUME VII</w:t>
+      </w:r>
+    </w:p>
+    <w:p>
+      <w:r>
+        <w:t>1725-1748</w:t>
+      </w:r>
+    </w:p>
+    <w:p>
+      <w:pPr>
+        <w:pStyle w:val="Heading1"/>
+      </w:pPr>
+      <w:r>
+        <w:t>PDF viewer page 82</w:t>
+      </w:r>
+    </w:p>
+    <w:p>
+      <w:r>
+        <w:t>https://real-eod.mtak.hu/2973/1/Magyar_zsido_okleveltar_VII.pdf#page=82</w:t>
+      </w:r>
+    </w:p>
+    <w:p>
+      <w:r>
+        <w:t>[Blank page]</w:t>
+      </w:r>
+    </w:p>
+    <w:p>
+      <w:pPr>
+        <w:pStyle w:val="Heading1"/>
+      </w:pPr>
+      <w:r>
+        <w:t>PDF viewer page 83</w:t>
+      </w:r>
+    </w:p>
+    <w:p>
+      <w:r>
+        <w:t>https://real-eod.mtak.hu/2973/1/Magyar_zsido_okleveltar_VII.pdf#page=83</w:t>
+      </w:r>
+    </w:p>
+    <w:p>
+      <w:r>
+        <w:t>JEWISH CENSUSES OF COUNTIES AND TOWNS</w:t>
+        <w:br/>
+        <w:t>PURSUANT TO THE DECREE OF THE ROYAL LIEUTENANCY COUNCIL</w:t>
+        <w:br/>
+        <w:t>OF 9 JULY 1725</w:t>
+      </w:r>
+    </w:p>
+    <w:p>
+      <w:r>
+        <w:t>1. Árva County, 21 July 1725, Alsókubin.</w:t>
+        <w:br/>
+        <w:t>2. Győr County, Undated.</w:t>
+        <w:br/>
+        <w:t>3. Hont County, 21 Aug. 1725, Solmecbánya [OCR reading; likely Selmecbánya, cf. no. 3 below].</w:t>
+        <w:br/>
+        <w:t>4. Komárom County, 15 Aug. 1725, Komárom.</w:t>
+        <w:br/>
+        <w:t>5. Mcsori [OCR reading; probably Moson] County, 27 Aug. 1725, Magyaróvár.</w:t>
+        <w:br/>
+        <w:t>6. Nógrád County, 27 Aug. 1725, Losonc.</w:t>
+        <w:br/>
+        <w:t>7. United Pest-Pilis and Solt County, 21 Nov. 1725, Pest.</w:t>
+        <w:br/>
+        <w:t>8. Somogy County, 6 Dec. 1725, Tapsony.</w:t>
+        <w:br/>
+        <w:t>9. Sopron County, 31 Aug. 1725, Sopron.</w:t>
+        <w:br/>
+        <w:t>10. Vasvár County, 20 Oct.-1 Nov. 1725, Jáák.</w:t>
+        <w:br/>
+        <w:t>11. Zemplén County, 8 March 1726, Nagymihály.</w:t>
+      </w:r>
+    </w:p>
+    <w:p>
+      <w:r>
+        <w:t>1. Town of Bazin, 14 Dec. 1725.</w:t>
+        <w:br/>
+        <w:t>2. Town of Buda, 20 July 1725. (Published in M. Zs. O. III. no. 273.)</w:t>
+        <w:br/>
+        <w:t>3. Town of Kőszeg, 21 July 1725.</w:t>
+        <w:br/>
+        <w:t>4. Town of Modor, 20 July 1725.</w:t>
+        <w:br/>
+        <w:t>5. Town of Szakolca, 24 July 1725.</w:t>
+        <w:br/>
+        <w:t>6. Town of Trencsén, 22 July 1725.</w:t>
+      </w:r>
+    </w:p>
+    <w:p>
+      <w:r>
+        <w:t>6 Oklevéltár VII.</w:t>
+        <w:br/>
+        <w:t>81</w:t>
+      </w:r>
+    </w:p>
+    <w:p>
+      <w:pPr>
+        <w:pStyle w:val="Heading1"/>
+      </w:pPr>
+      <w:r>
+        <w:t>PDF viewer page 84</w:t>
+      </w:r>
+    </w:p>
+    <w:p>
+      <w:r>
+        <w:t>https://real-eod.mtak.hu/2973/1/Magyar_zsido_okleveltar_VII.pdf#page=84</w:t>
+      </w:r>
+    </w:p>
+    <w:p>
+      <w:r>
+        <w:t>[Blank page]</w:t>
+      </w:r>
+    </w:p>
+    <w:p>
+      <w:pPr>
+        <w:pStyle w:val="Heading1"/>
+      </w:pPr>
+      <w:r>
+        <w:t>PDF viewer page 85</w:t>
+      </w:r>
+    </w:p>
+    <w:p>
+      <w:r>
+        <w:t>https://real-eod.mtak.hu/2973/1/Magyar_zsido_okleveltar_VII.pdf#page=85</w:t>
+      </w:r>
+    </w:p>
+    <w:p>
+      <w:r>
+        <w:t>1. 21 July 1725. Alsókubin. Only one Jew is found in Árva County.</w:t>
+      </w:r>
+    </w:p>
+    <w:p>
+      <w:r>
+        <w:t>... we report that in this county there is at present only one [person] by the name of the Jews, Abraharaum [OCR; Abraham] Markusz, with Samuel Izak, his relative, and his family, who moreover sells the lord's wine at retail in the market town of Nagy Falu but carries on a rather meagre trade; and we indicate that he has hitherto contributed nothing toward the public burdens ...</w:t>
+        <w:br/>
+        <w:t>Given at our general assembly held in the market town of AIso Kubin, on 21 July 1725.</w:t>
+        <w:br/>
+        <w:t>The Community of the County of Árva.</w:t>
+        <w:br/>
+        <w:t>O. L. Htt. Fasc. Mensium Litt.</w:t>
+      </w:r>
+    </w:p>
+    <w:p>
+      <w:r>
+        <w:br/>
+        <w:t>2. Undated. Census of the Jewry of Győr County.</w:t>
+        <w:br/>
+        <w:t>Census of the Jews residing within the Illustrious County of Győr.</w:t>
+        <w:br/>
+        <w:t>In the Market Town or Fortress of Győr, those placed under the protection of the Government of Győr.</w:t>
+        <w:br/>
+        <w:t>Isác Hiersl with his kin and family, likewise Jacobus Hiersl, likewise with his kin and family, carrying on trade in this place.</w:t>
+        <w:br/>
+        <w:t>In the District of Des ert i [OCR spacing; Deserti].</w:t>
+        <w:br/>
+        <w:t>In Koronczó, Simon Gersel, with wife and children.</w:t>
+        <w:br/>
+        <w:t>In the same place, Moisce Sárner with wife and children.</w:t>
+        <w:br/>
+        <w:t>In the District of Szigetköz.</w:t>
+        <w:br/>
+        <w:t>Ábraham Donath with consort and two sons.</w:t>
+        <w:br/>
+        <w:t>Likewise Marcus, in the same estate, with consort.</w:t>
+        <w:br/>
+        <w:t>In the same place, Samuél Moisis with consort and son.</w:t>
+        <w:br/>
+        <w:t>In the District of Ásvány.</w:t>
+        <w:br/>
+        <w:t>Marcus Ábraham with wife.</w:t>
+        <w:br/>
+        <w:t>O. L. Acta part. s. (1. [archive reference partly illegible in OCR]</w:t>
+      </w:r>
+    </w:p>
+    <w:p>
+      <w:r>
+        <w:br/>
+        <w:t>3. 21 August 1725. Selmecbánya. Report of Hont County on its single Jewish inhabitant.</w:t>
+        <w:br/>
+        <w:t>"... within this County only a single Jew, called Jelen, resides in the Estate of Nénye, otherwise poor, though occasionally carrying on butchery, and he pays absolutely nothing toward the public [burdens]."</w:t>
+        <w:br/>
+        <w:t>O. L. Act. Part. 1725-6. Litterae 1725.augusztus 21.</w:t>
+      </w:r>
+    </w:p>
+    <w:p>
+      <w:r>
+        <w:t>6*</w:t>
+        <w:br/>
+        <w:t>83</w:t>
+      </w:r>
+    </w:p>
+    <w:p>
+      <w:pPr>
+        <w:pStyle w:val="Heading1"/>
+      </w:pPr>
+      <w:r>
+        <w:t>PDF viewer page 86</w:t>
+      </w:r>
+    </w:p>
+    <w:p>
+      <w:r>
+        <w:t>https://real-eod.mtak.hu/2973/1/Magyar_zsido_okleveltar_VII.pdf#page=86</w:t>
+      </w:r>
+    </w:p>
+    <w:p>
+      <w:r>
+        <w:t>4. 15 August 1725. Komárom. Census of the Jews of Komárom County.</w:t>
+      </w:r>
+    </w:p>
+    <w:p>
+      <w:r>
+        <w:t>CENSUS OF THE HEBREWS LIVING IN THE COUNTY OF KOMÁROM</w:t>
+        <w:br/>
+        <w:t>CONDUCTED IN THE YEAR 1725</w:t>
+      </w:r>
+    </w:p>
+    <w:p>
+      <w:r>
+        <w:t>In the year 1725, on the 7th day of the month of August, by virtue of the gracious Mandate of the Exalted Royal Lieutenancy Council, a census of the Jews was made in the District of Győr [Processu Jauriensi] by us, the undersigned Judges, in the following manner and order.</w:t>
+      </w:r>
+    </w:p>
+    <w:p>
+      <w:r>
+        <w:t>IN THE MARKET TOWN OF TATA</w:t>
+      </w:r>
+    </w:p>
+    <w:p>
+      <w:r>
+        <w:t>Salamon Taies [OCR; elsewhere Taics] of Nikolsburg, lessee of the Lord's iron mill [Molae Fertariae, sic], pays the Domain 200 fl. annually. Simon, a Jew, scribe of the said Salamon Taies of Nikolsburg.</w:t>
+        <w:br/>
+        <w:t>Ábraham Salamon, about 34 years old. Trader, born in the Estate of Köpsény in Moson County, has resided here for three years. Pays the Domain 40 fl. Has two sons, two daughters. Has a servant named Abraham, 17 years old.</w:t>
+        <w:br/>
+        <w:t>Simon Farkas. About 5] [OCR; probably 51] years old. Trader, born in the Market Town of Stompha in Pozsony County, has resided here for ]3 [OCR; probably 13] years. Has one son, two daughters. Pays the Domain 40 fl. Also leases a distillery from the Domain for 200 fl. Has two servants, the first named David, about 23 years old, the second Joannes, 15 years old, both from Moravia.</w:t>
+        <w:br/>
+        <w:t>Isaac Markus. About 18 years old. A petty trader, wanders here and there through the villages, married, from Moravia, has resided here for four years.</w:t>
+        <w:br/>
+        <w:t>Jacobus Heisel. About 36 years old. Married, a tailor from Bohemia, has resided here for ] 8 [OCR; probably 18] weeks. Has one son, one daughter.</w:t>
+        <w:br/>
+        <w:t>Isaac Salamon. About 3G [OCR; probably 36] years old. Married, from Moson County, in the Market Town of Rayka. A petty trader, wanders here and there to the villages. Pays the Domain 8 fl. Has 3 sons, 1 daughter, has resided here for G [OCR; probably 6] years.</w:t>
+        <w:br/>
+        <w:t>Ábraham Saehter, about 70 years old, married. A Jewish butcher, from the Market Town of Rahovies (Rohone) in Vas County, has resided here for 6 years.</w:t>
+        <w:br/>
+        <w:t>Jakobus Joachim, about 25 years old, married, a tailor from Bohemia, has resided here for half a year.</w:t>
+        <w:br/>
+        <w:t>Joachim Fridek, from Moravia, married, scribe of Salamon Taics in the iron mill, about 35 years old. Pays the Domain a census of 15 fl.</w:t>
+        <w:br/>
+        <w:t>Salamon Farkas: manual labourer from Bohemia, about 36 years old. Has resided here for 1 year. Pays the Domain a census of 3 fl.</w:t>
+        <w:br/>
+        <w:t>Ábraham Marcus. Manual labourer, married, about 35 years old, from Moravia, has resided here for 1 year. Has one son.</w:t>
+        <w:br/>
+        <w:t>Samuel Moyses, manual labourer, married, about 30 years old, from the Market Town of Köpcsény in Moson County, has resided here for 1 year. Has one son.</w:t>
+        <w:br/>
+        <w:t>Marcus Leb, married, about 2G [OCR; probably 26] years old, from Moravia, has resided here for 2 years, a petty trader, wanders here and there through the villages, has one daughter.</w:t>
+        <w:br/>
+        <w:t>Moyses Leopold, from Moravia, married, about 26 years old, from Moravia, has resided here for 4 years. A petty trader wandering here and there through the villages, has 4 sons, one daughter.</w:t>
+        <w:br/>
+        <w:t>Samuel David, from Gallia, married, about 33 years old, has resided here for 1 year. Overseer of Salamon Taics at the iron mill. Has one son, 4 daughters.</w:t>
+      </w:r>
+    </w:p>
+    <w:p>
+      <w:r>
+        <w:t>84</w:t>
+      </w:r>
+    </w:p>
+    <w:p>
+      <w:pPr>
+        <w:pStyle w:val="Heading1"/>
+      </w:pPr>
+      <w:r>
+        <w:t>PDF viewer page 87</w:t>
+      </w:r>
+    </w:p>
+    <w:p>
+      <w:r>
+        <w:t>https://real-eod.mtak.hu/2973/1/Magyar_zsido_okleveltar_VII.pdf#page=87</w:t>
+      </w:r>
+    </w:p>
+    <w:p>
+      <w:r>
+        <w:t>Abrahamus Kulman, unmarried, from Gallia, about 20 years old. Scribe of Salamon Taics at the iron mill, has resided here for 4 years.</w:t>
+        <w:br/>
+        <w:t>Adamus Salamon, manual labourer at the iron mill, from Moravia, married, about 29 years old. Has resided here for 2 years. Has one son.</w:t>
+        <w:br/>
+        <w:t>Lazarus Michl, a trader wandering here and there to the villages. From the Market Town of Oroszvár in Moson County. About :36 [OCR; probably 36] years old, married, has 3 sons, 2 daughters. Has resided for a year and a half.</w:t>
+      </w:r>
+    </w:p>
+    <w:p>
+      <w:r>
+        <w:t>IN THE ESTATE OF ALMÁS</w:t>
+      </w:r>
+    </w:p>
+    <w:p>
+      <w:r>
+        <w:t>Jacobus Kapl. Overseer of Salamon Taics in the iron mill, from Moravia, about 26 years old. Has resided here for a year and a half, married, has no children.</w:t>
+      </w:r>
+    </w:p>
+    <w:p>
+      <w:r>
+        <w:t>IN THE ESTATE OF KÚCS [OCR reading]</w:t>
+      </w:r>
+    </w:p>
+    <w:p>
+      <w:r>
+        <w:t>Simon Neustadl. A petty trader, wanders through the villages.</w:t>
+        <w:br/>
+        <w:t>Concerning which census of the above-written Jews, made by us in the foregoing manner, we have thought fit to issue these letters of testimony, fortified with our own signatures and the impressions of our customary seals. Komárom, year and day as above.</w:t>
+        <w:br/>
+        <w:t>Franciscus Somody, Judge of the nobles [Judlium] of the Illustrious County of Komárom L. S.</w:t>
+        <w:br/>
+        <w:t>Adamus H II ina 1 [OCR; name garbled], Assessor of the Judicial Table of the same Illustrious County L. S.</w:t>
+      </w:r>
+    </w:p>
+    <w:p>
+      <w:r>
+        <w:t>In the year 1726 [sic in OCR; the document is dated 1725], on the 8th &amp; O. [OCR; probably 9th] days of the month of August, upon the gracious dispatch of the Illustrious County of Komárom, in conformity with the benign intimation of the Exalted Royal Lieutenancy Council, a census of the Jews was made in the District of Újvár [Processu Uyvariensi] by us, the undersigned, in the following manner and order, and first of all:</w:t>
+      </w:r>
+    </w:p>
+    <w:p>
+      <w:r>
+        <w:t>IN THE ESTATE OF CSUZ [OCR: CSU Z]</w:t>
+      </w:r>
+    </w:p>
+    <w:p>
+      <w:r>
+        <w:t>Protection                                | Jews</w:t>
+        <w:br/>
+        <w:t>------------------------------------------|------------------------------------------</w:t>
+        <w:br/>
+        <w:t>Under the protection of the Spectable     | The Jew Ersl Aáron, lessee of the</w:t>
+        <w:br/>
+        <w:t xml:space="preserve">  Lord Baron Franciscus Szluha            |   brewery, distillery and VIru [OCR;</w:t>
+        <w:br/>
+        <w:t xml:space="preserve">                                          |   reading uncertain], otherwise a subject</w:t>
+        <w:br/>
+        <w:t xml:space="preserve">                                          |   of His Most Excellent Lord Count</w:t>
+        <w:br/>
+        <w:t xml:space="preserve">                                          |   Nicolaus Pálffy, Palatine of the</w:t>
+        <w:br/>
+        <w:t xml:space="preserve">                                          |   Kingdom of Hungary.</w:t>
+        <w:br/>
+        <w:t>Under the same Titled Lord Baron.         | Jacobus Lebl with son, lessee of the</w:t>
+        <w:br/>
+        <w:t xml:space="preserve">                                          |   butcher's shop, subject of His Most</w:t>
+        <w:br/>
+        <w:t xml:space="preserve">                                          |   Excellent Lord Marcus Czobor.</w:t>
+        <w:br/>
+        <w:t>Under the protection of the Titled Lord   | Simon Anzill. Subject of His Most</w:t>
+        <w:br/>
+        <w:t xml:space="preserve">  Geor. Fekete.                           |   Excellent Lord Count von Kaunitz,</w:t>
+        <w:br/>
+        <w:t xml:space="preserve">                                          |   formerly lessee of the brewery of Lord</w:t>
+        <w:br/>
+        <w:t xml:space="preserve">                                          |   Jacobus Oxi, but now, having no</w:t>
+        <w:br/>
+        <w:t xml:space="preserve">                                          |   benefice, lives on his own money.</w:t>
+        <w:br/>
+        <w:t>In the same place, under the same         | Isaac Lebl. Carrying on trade in various</w:t>
+        <w:br/>
+        <w:t xml:space="preserve">  protection.                             |   goods throughout the Kingdom. Subject</w:t>
+        <w:br/>
+        <w:t xml:space="preserve">                                          |   of His Most Excellent Lord Count von</w:t>
+        <w:br/>
+        <w:t xml:space="preserve">                                          |   Kaunitz.</w:t>
+        <w:br/>
+        <w:t>In the same place, under the same         | Jacobus Lebl. Occasionally carries on</w:t>
+        <w:br/>
+        <w:t xml:space="preserve">  protection.                             |   trade.</w:t>
+        <w:br/>
+        <w:t xml:space="preserve">                                          | Marcus Kloin [OCR; probably Klein]</w:t>
+        <w:br/>
+        <w:t xml:space="preserve">                                          |   carries on trade in various goods,</w:t>
+        <w:br/>
+        <w:t xml:space="preserve">                                          |   subject of His Most Excellent Lord</w:t>
+        <w:br/>
+        <w:t xml:space="preserve">                                          |   Count von Kaunitz.</w:t>
+        <w:br/>
+        <w:t>In the same place                         | Bernardus Dopich. Carries on trade in</w:t>
+        <w:br/>
+        <w:t xml:space="preserve">                                          |   merchandise, subject of His Most</w:t>
+        <w:br/>
+        <w:t xml:space="preserve">                                          |   Excellent Lord Count von Kaunitz.</w:t>
+        <w:br/>
+        <w:t>In the same place                         | Israel Jakab. Carries on trade in</w:t>
+        <w:br/>
+        <w:t xml:space="preserve">                                          |   merchandise, subject of His Most</w:t>
+        <w:br/>
+        <w:t xml:space="preserve">                                          |   Excellent Lord Count Marcus Czobor.</w:t>
+      </w:r>
+    </w:p>
+    <w:p>
+      <w:r>
+        <w:t>85</w:t>
+      </w:r>
+    </w:p>
+    <w:p>
+      <w:pPr>
+        <w:pStyle w:val="Heading1"/>
+      </w:pPr>
+      <w:r>
+        <w:t>PDF viewer page 88</w:t>
+      </w:r>
+    </w:p>
+    <w:p>
+      <w:r>
+        <w:t>https://real-eod.mtak.hu/2973/1/Magyar_zsido_okleveltar_VII.pdf#page=88</w:t>
+      </w:r>
+    </w:p>
+    <w:p>
+      <w:r>
+        <w:t>Protection                                | Jews</w:t>
+        <w:br/>
+        <w:t>------------------------------------------|------------------------------------------</w:t>
+        <w:br/>
+        <w:t>In the same place                         | David Lebl with son, lessee of the</w:t>
+        <w:br/>
+        <w:t xml:space="preserve">                                          |   distillery, [subject] of His Most</w:t>
+        <w:br/>
+        <w:t xml:space="preserve">                                          |   Excellent Lord Count von Kaunitz.</w:t>
+        <w:br/>
+        <w:t>In the same place                         | Joannes Anzill. Carries on mercantile</w:t>
+        <w:br/>
+        <w:t xml:space="preserve">                                          |   trade, subject of His Most Excellent</w:t>
+        <w:br/>
+        <w:t xml:space="preserve">                                          |   Lord Count von Kaunitz.</w:t>
+        <w:br/>
+        <w:t>In the same place                         | Jacobus Aáron. Occasionally carries on</w:t>
+        <w:br/>
+        <w:t xml:space="preserve">                                          |   mercantile trade, subject of the Most</w:t>
+        <w:br/>
+        <w:t xml:space="preserve">                                          |   Excellent and Most Illustrious Count</w:t>
+        <w:br/>
+        <w:t xml:space="preserve">                                          |   von Kaunitz.</w:t>
+        <w:br/>
+        <w:t>In the same place                         | Salamon Klein. Carries on mercantile</w:t>
+        <w:br/>
+        <w:t xml:space="preserve">                                          |   trade, subject of His Most Excellent</w:t>
+        <w:br/>
+        <w:t xml:space="preserve">                                          |   Lord Count von Kaunitz.</w:t>
+        <w:br/>
+        <w:t>In the same place                         | Abraham Sartor, occasionally [practises]</w:t>
+        <w:br/>
+        <w:t xml:space="preserve">                                          |   a craft, sometimes carries on trade.</w:t>
+        <w:br/>
+        <w:t>In the same place                         | Hirsl Szklenár occasionally carries on</w:t>
+        <w:br/>
+        <w:t xml:space="preserve">                                          |   trade, subject of His Most Excellent</w:t>
+        <w:br/>
+        <w:t xml:space="preserve">                                          |   Lord Count von Kaunitz.</w:t>
+        <w:br/>
+        <w:t>In the same place                         | Isaac Prusnics occasionally carries on</w:t>
+        <w:br/>
+        <w:t xml:space="preserve">                                          |   mercantile trade, subject of the Prince</w:t>
+        <w:br/>
+        <w:t xml:space="preserve">                                          |   von Liechtenstein.</w:t>
+        <w:br/>
+        <w:t>In the same place                         | The Jew Volff. Occasionally carries on</w:t>
+        <w:br/>
+        <w:t xml:space="preserve">                                          |   trade in produce, subject of His Most</w:t>
+        <w:br/>
+        <w:t xml:space="preserve">                                          |   Excellent Lord Count Kaunitz.</w:t>
+        <w:br/>
+        <w:t>In the same Estate. Under the protection  | Simon Prusztics. Carries on mercantile</w:t>
+        <w:br/>
+        <w:t xml:space="preserve">  of the Most Illustrious Lord Michael    |   trade, subject of the Prince von</w:t>
+        <w:br/>
+        <w:t xml:space="preserve">  Naszvady.                               |   Liechtenstein.</w:t>
+        <w:br/>
+        <w:t xml:space="preserve">                                          | Michael, a Jew, carries on trade,</w:t>
+        <w:br/>
+        <w:t xml:space="preserve">                                          |   subject of the Prince von Dietrichstein.</w:t>
+        <w:br/>
+        <w:t>In the same Estate, under Lord Adam       | Samuel Elias with Elias Lebl. Lessees of</w:t>
+        <w:br/>
+        <w:t xml:space="preserve">  Rötth.                                  |   the brewery and distillery, subjects of</w:t>
+        <w:br/>
+        <w:t xml:space="preserve">                                          |   His Most Excellent Lord Count von</w:t>
+        <w:br/>
+        <w:t xml:space="preserve">                                          |   Kaunitz.</w:t>
+        <w:br/>
+        <w:t>In the same estate, Szömöre, under the    | Salamon Peho, furrier [pelio], subject</w:t>
+        <w:br/>
+        <w:t xml:space="preserve">  protection of Lord Oxl.                 |   of His Most Excellent Lord Count von</w:t>
+        <w:br/>
+        <w:t xml:space="preserve">                                          |   Kaunitz.</w:t>
+        <w:br/>
+        <w:t>In the Estate of Csehy, under the         | The Jew Eszerias. Lessee of the</w:t>
+        <w:br/>
+        <w:t xml:space="preserve">  protection of Lord Steph. Baranyai      |   distillery, subject of His Most</w:t>
+        <w:br/>
+        <w:t xml:space="preserve">                                          |   Excellent Lord Count von Kaunitz.</w:t>
+        <w:br/>
+        <w:t>In the Estate of Fül' [OCR; reading       | The Jew Isaac, lessee of the distillery,</w:t>
+        <w:br/>
+        <w:t xml:space="preserve">  uncertain], under the protection of     |   subject of the Prince von Liechtenstein.</w:t>
+        <w:br/>
+        <w:t xml:space="preserve">  Lord Lad. Luby.                         |</w:t>
+      </w:r>
+    </w:p>
+    <w:p>
+      <w:r>
+        <w:t>Concerning which census of the above-written Jews, made by us in the foregoing manner, we have thought fit to issue these letters of testimony, fortified with our own signatures and the impressions of our customary seals. Given at Komárom, year and day as above.</w:t>
+      </w:r>
+    </w:p>
+    <w:p>
+      <w:r>
+        <w:t>Andreas Rőtth, District Judge of the nobles [processualis ord. Judlium] of the Illustrious County of Komárom L. S.</w:t>
+        <w:br/>
+        <w:t>Emericus Surány, Sworn Assessor of the same Illustrious County L. S.</w:t>
+      </w:r>
+    </w:p>
+    <w:p>
+      <w:r>
+        <w:t>Apart from the Hebrews listed above in the foregoing manner, no others are found in this County of Komárom.</w:t>
+      </w:r>
+    </w:p>
+    <w:p>
+      <w:r>
+        <w:t>Issued by Leopoldus Piroldt, sworn vice-notary of the aforesaid County of Komárom. L. S.</w:t>
+      </w:r>
+    </w:p>
+    <w:p>
+      <w:r>
+        <w:t>Catalogue of the Jews of Komárom County, submitted 15 Aug. 1725.</w:t>
+      </w:r>
+    </w:p>
+    <w:p>
+      <w:r>
+        <w:t>O. L. Htt. Fasc. Msnsíum Litt. Act. part. ~ o 269. [archive reference partly garbled in OCR]</w:t>
+      </w:r>
+    </w:p>
+    <w:p>
+      <w:r>
+        <w:t>86</w:t>
       </w:r>
     </w:p>
     <w:sectPr>

--- a/research/magyar-zsido-okleveltar-vii-volume-en.docx
+++ b/research/magyar-zsido-okleveltar-vii-volume-en.docx
@@ -12,7 +12,7 @@
     </w:p>
     <w:p>
       <w:r>
-        <w:t>87 of 873 PDF pages translated. Status: stopped.</w:t>
+        <w:t>176 of 873 PDF pages translated. Status: running.</w:t>
       </w:r>
     </w:p>
     <w:p>
@@ -3734,27 +3734,17 @@
         <w:pStyle w:val="Heading1"/>
       </w:pPr>
       <w:r>
-        <w:t>PDF viewer page 81</w:t>
-      </w:r>
-    </w:p>
-    <w:p>
-      <w:r>
-        <w:t>https://real-eod.mtak.hu/2973/1/Magyar_zsido_okleveltar_VII.pdf#page=81</w:t>
-      </w:r>
-    </w:p>
-    <w:p>
-      <w:r>
-        <w:t>CHARTULARY [Oklevéltár]</w:t>
-      </w:r>
-    </w:p>
-    <w:p>
-      <w:r>
-        <w:t>VOLUME VII</w:t>
-      </w:r>
-    </w:p>
-    <w:p>
-      <w:r>
-        <w:t>1725-1748</w:t>
+        <w:t>PDF viewer page 80</w:t>
+      </w:r>
+    </w:p>
+    <w:p>
+      <w:r>
+        <w:t>https://real-eod.mtak.hu/2973/1/Magyar_zsido_okleveltar_VII.pdf#page=80</w:t>
+      </w:r>
+    </w:p>
+    <w:p>
+      <w:r>
+        <w:t>[Blank page — verified against the scan on 16 October 2026.]</w:t>
       </w:r>
     </w:p>
     <w:p>
@@ -3762,17 +3752,27 @@
         <w:pStyle w:val="Heading1"/>
       </w:pPr>
       <w:r>
-        <w:t>PDF viewer page 82</w:t>
-      </w:r>
-    </w:p>
-    <w:p>
-      <w:r>
-        <w:t>https://real-eod.mtak.hu/2973/1/Magyar_zsido_okleveltar_VII.pdf#page=82</w:t>
-      </w:r>
-    </w:p>
-    <w:p>
-      <w:r>
-        <w:t>[Blank page]</w:t>
+        <w:t>PDF viewer page 81</w:t>
+      </w:r>
+    </w:p>
+    <w:p>
+      <w:r>
+        <w:t>https://real-eod.mtak.hu/2973/1/Magyar_zsido_okleveltar_VII.pdf#page=81</w:t>
+      </w:r>
+    </w:p>
+    <w:p>
+      <w:r>
+        <w:t>CHARTULARY [Oklevéltár]</w:t>
+      </w:r>
+    </w:p>
+    <w:p>
+      <w:r>
+        <w:t>VOLUME VII</w:t>
+      </w:r>
+    </w:p>
+    <w:p>
+      <w:r>
+        <w:t>1725-1748</w:t>
       </w:r>
     </w:p>
     <w:p>
@@ -3780,68 +3780,17 @@
         <w:pStyle w:val="Heading1"/>
       </w:pPr>
       <w:r>
-        <w:t>PDF viewer page 83</w:t>
-      </w:r>
-    </w:p>
-    <w:p>
-      <w:r>
-        <w:t>https://real-eod.mtak.hu/2973/1/Magyar_zsido_okleveltar_VII.pdf#page=83</w:t>
-      </w:r>
-    </w:p>
-    <w:p>
-      <w:r>
-        <w:t>JEWISH CENSUSES OF COUNTIES AND TOWNS</w:t>
-        <w:br/>
-        <w:t>PURSUANT TO THE DECREE OF THE ROYAL LIEUTENANCY COUNCIL</w:t>
-        <w:br/>
-        <w:t>OF 9 JULY 1725</w:t>
-      </w:r>
-    </w:p>
-    <w:p>
-      <w:r>
-        <w:t>1. Árva County, 21 July 1725, Alsókubin.</w:t>
-        <w:br/>
-        <w:t>2. Győr County, Undated.</w:t>
-        <w:br/>
-        <w:t>3. Hont County, 21 Aug. 1725, Solmecbánya [OCR reading; likely Selmecbánya, cf. no. 3 below].</w:t>
-        <w:br/>
-        <w:t>4. Komárom County, 15 Aug. 1725, Komárom.</w:t>
-        <w:br/>
-        <w:t>5. Mcsori [OCR reading; probably Moson] County, 27 Aug. 1725, Magyaróvár.</w:t>
-        <w:br/>
-        <w:t>6. Nógrád County, 27 Aug. 1725, Losonc.</w:t>
-        <w:br/>
-        <w:t>7. United Pest-Pilis and Solt County, 21 Nov. 1725, Pest.</w:t>
-        <w:br/>
-        <w:t>8. Somogy County, 6 Dec. 1725, Tapsony.</w:t>
-        <w:br/>
-        <w:t>9. Sopron County, 31 Aug. 1725, Sopron.</w:t>
-        <w:br/>
-        <w:t>10. Vasvár County, 20 Oct.-1 Nov. 1725, Jáák.</w:t>
-        <w:br/>
-        <w:t>11. Zemplén County, 8 March 1726, Nagymihály.</w:t>
-      </w:r>
-    </w:p>
-    <w:p>
-      <w:r>
-        <w:t>1. Town of Bazin, 14 Dec. 1725.</w:t>
-        <w:br/>
-        <w:t>2. Town of Buda, 20 July 1725. (Published in M. Zs. O. III. no. 273.)</w:t>
-        <w:br/>
-        <w:t>3. Town of Kőszeg, 21 July 1725.</w:t>
-        <w:br/>
-        <w:t>4. Town of Modor, 20 July 1725.</w:t>
-        <w:br/>
-        <w:t>5. Town of Szakolca, 24 July 1725.</w:t>
-        <w:br/>
-        <w:t>6. Town of Trencsén, 22 July 1725.</w:t>
-      </w:r>
-    </w:p>
-    <w:p>
-      <w:r>
-        <w:t>6 Oklevéltár VII.</w:t>
-        <w:br/>
-        <w:t>81</w:t>
+        <w:t>PDF viewer page 82</w:t>
+      </w:r>
+    </w:p>
+    <w:p>
+      <w:r>
+        <w:t>https://real-eod.mtak.hu/2973/1/Magyar_zsido_okleveltar_VII.pdf#page=82</w:t>
+      </w:r>
+    </w:p>
+    <w:p>
+      <w:r>
+        <w:t>[Blank page]</w:t>
       </w:r>
     </w:p>
     <w:p>
@@ -3849,17 +3798,68 @@
         <w:pStyle w:val="Heading1"/>
       </w:pPr>
       <w:r>
-        <w:t>PDF viewer page 84</w:t>
-      </w:r>
-    </w:p>
-    <w:p>
-      <w:r>
-        <w:t>https://real-eod.mtak.hu/2973/1/Magyar_zsido_okleveltar_VII.pdf#page=84</w:t>
-      </w:r>
-    </w:p>
-    <w:p>
-      <w:r>
-        <w:t>[Blank page]</w:t>
+        <w:t>PDF viewer page 83</w:t>
+      </w:r>
+    </w:p>
+    <w:p>
+      <w:r>
+        <w:t>https://real-eod.mtak.hu/2973/1/Magyar_zsido_okleveltar_VII.pdf#page=83</w:t>
+      </w:r>
+    </w:p>
+    <w:p>
+      <w:r>
+        <w:t>JEWISH CENSUSES OF COUNTIES AND TOWNS</w:t>
+        <w:br/>
+        <w:t>PURSUANT TO THE DECREE OF THE ROYAL LIEUTENANCY COUNCIL</w:t>
+        <w:br/>
+        <w:t>OF 9 JULY 1725</w:t>
+      </w:r>
+    </w:p>
+    <w:p>
+      <w:r>
+        <w:t>1. Árva County, 21 July 1725, Alsókubin.</w:t>
+        <w:br/>
+        <w:t>2. Győr County, Undated.</w:t>
+        <w:br/>
+        <w:t>3. Hont County, 21 Aug. 1725, Solmecbánya [OCR reading; likely Selmecbánya, cf. no. 3 below].</w:t>
+        <w:br/>
+        <w:t>4. Komárom County, 15 Aug. 1725, Komárom.</w:t>
+        <w:br/>
+        <w:t>5. Mcsori [OCR reading; probably Moson] County, 27 Aug. 1725, Magyaróvár.</w:t>
+        <w:br/>
+        <w:t>6. Nógrád County, 27 Aug. 1725, Losonc.</w:t>
+        <w:br/>
+        <w:t>7. United Pest-Pilis and Solt County, 21 Nov. 1725, Pest.</w:t>
+        <w:br/>
+        <w:t>8. Somogy County, 6 Dec. 1725, Tapsony.</w:t>
+        <w:br/>
+        <w:t>9. Sopron County, 31 Aug. 1725, Sopron.</w:t>
+        <w:br/>
+        <w:t>10. Vasvár County, 20 Oct.-1 Nov. 1725, Jáák.</w:t>
+        <w:br/>
+        <w:t>11. Zemplén County, 8 March 1726, Nagymihály.</w:t>
+      </w:r>
+    </w:p>
+    <w:p>
+      <w:r>
+        <w:t>1. Town of Bazin, 14 Dec. 1725.</w:t>
+        <w:br/>
+        <w:t>2. Town of Buda, 20 July 1725. (Published in M. Zs. O. III. no. 273.)</w:t>
+        <w:br/>
+        <w:t>3. Town of Kőszeg, 21 July 1725.</w:t>
+        <w:br/>
+        <w:t>4. Town of Modor, 20 July 1725.</w:t>
+        <w:br/>
+        <w:t>5. Town of Szakolca, 24 July 1725.</w:t>
+        <w:br/>
+        <w:t>6. Town of Trencsén, 22 July 1725.</w:t>
+      </w:r>
+    </w:p>
+    <w:p>
+      <w:r>
+        <w:t>6 Oklevéltár VII.</w:t>
+        <w:br/>
+        <w:t>81</w:t>
       </w:r>
     </w:p>
     <w:p>
@@ -3867,77 +3867,17 @@
         <w:pStyle w:val="Heading1"/>
       </w:pPr>
       <w:r>
-        <w:t>PDF viewer page 85</w:t>
-      </w:r>
-    </w:p>
-    <w:p>
-      <w:r>
-        <w:t>https://real-eod.mtak.hu/2973/1/Magyar_zsido_okleveltar_VII.pdf#page=85</w:t>
-      </w:r>
-    </w:p>
-    <w:p>
-      <w:r>
-        <w:t>1. 21 July 1725. Alsókubin. Only one Jew is found in Árva County.</w:t>
-      </w:r>
-    </w:p>
-    <w:p>
-      <w:r>
-        <w:t>... we report that in this county there is at present only one [person] by the name of the Jews, Abraharaum [OCR; Abraham] Markusz, with Samuel Izak, his relative, and his family, who moreover sells the lord's wine at retail in the market town of Nagy Falu but carries on a rather meagre trade; and we indicate that he has hitherto contributed nothing toward the public burdens ...</w:t>
-        <w:br/>
-        <w:t>Given at our general assembly held in the market town of AIso Kubin, on 21 July 1725.</w:t>
-        <w:br/>
-        <w:t>The Community of the County of Árva.</w:t>
-        <w:br/>
-        <w:t>O. L. Htt. Fasc. Mensium Litt.</w:t>
-      </w:r>
-    </w:p>
-    <w:p>
-      <w:r>
-        <w:br/>
-        <w:t>2. Undated. Census of the Jewry of Győr County.</w:t>
-        <w:br/>
-        <w:t>Census of the Jews residing within the Illustrious County of Győr.</w:t>
-        <w:br/>
-        <w:t>In the Market Town or Fortress of Győr, those placed under the protection of the Government of Győr.</w:t>
-        <w:br/>
-        <w:t>Isác Hiersl with his kin and family, likewise Jacobus Hiersl, likewise with his kin and family, carrying on trade in this place.</w:t>
-        <w:br/>
-        <w:t>In the District of Des ert i [OCR spacing; Deserti].</w:t>
-        <w:br/>
-        <w:t>In Koronczó, Simon Gersel, with wife and children.</w:t>
-        <w:br/>
-        <w:t>In the same place, Moisce Sárner with wife and children.</w:t>
-        <w:br/>
-        <w:t>In the District of Szigetköz.</w:t>
-        <w:br/>
-        <w:t>Ábraham Donath with consort and two sons.</w:t>
-        <w:br/>
-        <w:t>Likewise Marcus, in the same estate, with consort.</w:t>
-        <w:br/>
-        <w:t>In the same place, Samuél Moisis with consort and son.</w:t>
-        <w:br/>
-        <w:t>In the District of Ásvány.</w:t>
-        <w:br/>
-        <w:t>Marcus Ábraham with wife.</w:t>
-        <w:br/>
-        <w:t>O. L. Acta part. s. (1. [archive reference partly illegible in OCR]</w:t>
-      </w:r>
-    </w:p>
-    <w:p>
-      <w:r>
-        <w:br/>
-        <w:t>3. 21 August 1725. Selmecbánya. Report of Hont County on its single Jewish inhabitant.</w:t>
-        <w:br/>
-        <w:t>"... within this County only a single Jew, called Jelen, resides in the Estate of Nénye, otherwise poor, though occasionally carrying on butchery, and he pays absolutely nothing toward the public [burdens]."</w:t>
-        <w:br/>
-        <w:t>O. L. Act. Part. 1725-6. Litterae 1725.augusztus 21.</w:t>
-      </w:r>
-    </w:p>
-    <w:p>
-      <w:r>
-        <w:t>6*</w:t>
-        <w:br/>
-        <w:t>83</w:t>
+        <w:t>PDF viewer page 84</w:t>
+      </w:r>
+    </w:p>
+    <w:p>
+      <w:r>
+        <w:t>https://real-eod.mtak.hu/2973/1/Magyar_zsido_okleveltar_VII.pdf#page=84</w:t>
+      </w:r>
+    </w:p>
+    <w:p>
+      <w:r>
+        <w:t>[Blank page]</w:t>
       </w:r>
     </w:p>
     <w:p>
@@ -3945,72 +3885,77 @@
         <w:pStyle w:val="Heading1"/>
       </w:pPr>
       <w:r>
-        <w:t>PDF viewer page 86</w:t>
-      </w:r>
-    </w:p>
-    <w:p>
-      <w:r>
-        <w:t>https://real-eod.mtak.hu/2973/1/Magyar_zsido_okleveltar_VII.pdf#page=86</w:t>
-      </w:r>
-    </w:p>
-    <w:p>
-      <w:r>
-        <w:t>4. 15 August 1725. Komárom. Census of the Jews of Komárom County.</w:t>
-      </w:r>
-    </w:p>
-    <w:p>
-      <w:r>
-        <w:t>CENSUS OF THE HEBREWS LIVING IN THE COUNTY OF KOMÁROM</w:t>
-        <w:br/>
-        <w:t>CONDUCTED IN THE YEAR 1725</w:t>
-      </w:r>
-    </w:p>
-    <w:p>
-      <w:r>
-        <w:t>In the year 1725, on the 7th day of the month of August, by virtue of the gracious Mandate of the Exalted Royal Lieutenancy Council, a census of the Jews was made in the District of Győr [Processu Jauriensi] by us, the undersigned Judges, in the following manner and order.</w:t>
-      </w:r>
-    </w:p>
-    <w:p>
-      <w:r>
-        <w:t>IN THE MARKET TOWN OF TATA</w:t>
-      </w:r>
-    </w:p>
-    <w:p>
-      <w:r>
-        <w:t>Salamon Taies [OCR; elsewhere Taics] of Nikolsburg, lessee of the Lord's iron mill [Molae Fertariae, sic], pays the Domain 200 fl. annually. Simon, a Jew, scribe of the said Salamon Taies of Nikolsburg.</w:t>
-        <w:br/>
-        <w:t>Ábraham Salamon, about 34 years old. Trader, born in the Estate of Köpsény in Moson County, has resided here for three years. Pays the Domain 40 fl. Has two sons, two daughters. Has a servant named Abraham, 17 years old.</w:t>
-        <w:br/>
-        <w:t>Simon Farkas. About 5] [OCR; probably 51] years old. Trader, born in the Market Town of Stompha in Pozsony County, has resided here for ]3 [OCR; probably 13] years. Has one son, two daughters. Pays the Domain 40 fl. Also leases a distillery from the Domain for 200 fl. Has two servants, the first named David, about 23 years old, the second Joannes, 15 years old, both from Moravia.</w:t>
-        <w:br/>
-        <w:t>Isaac Markus. About 18 years old. A petty trader, wanders here and there through the villages, married, from Moravia, has resided here for four years.</w:t>
-        <w:br/>
-        <w:t>Jacobus Heisel. About 36 years old. Married, a tailor from Bohemia, has resided here for ] 8 [OCR; probably 18] weeks. Has one son, one daughter.</w:t>
-        <w:br/>
-        <w:t>Isaac Salamon. About 3G [OCR; probably 36] years old. Married, from Moson County, in the Market Town of Rayka. A petty trader, wanders here and there to the villages. Pays the Domain 8 fl. Has 3 sons, 1 daughter, has resided here for G [OCR; probably 6] years.</w:t>
-        <w:br/>
-        <w:t>Ábraham Saehter, about 70 years old, married. A Jewish butcher, from the Market Town of Rahovies (Rohone) in Vas County, has resided here for 6 years.</w:t>
-        <w:br/>
-        <w:t>Jakobus Joachim, about 25 years old, married, a tailor from Bohemia, has resided here for half a year.</w:t>
-        <w:br/>
-        <w:t>Joachim Fridek, from Moravia, married, scribe of Salamon Taics in the iron mill, about 35 years old. Pays the Domain a census of 15 fl.</w:t>
-        <w:br/>
-        <w:t>Salamon Farkas: manual labourer from Bohemia, about 36 years old. Has resided here for 1 year. Pays the Domain a census of 3 fl.</w:t>
-        <w:br/>
-        <w:t>Ábraham Marcus. Manual labourer, married, about 35 years old, from Moravia, has resided here for 1 year. Has one son.</w:t>
-        <w:br/>
-        <w:t>Samuel Moyses, manual labourer, married, about 30 years old, from the Market Town of Köpcsény in Moson County, has resided here for 1 year. Has one son.</w:t>
-        <w:br/>
-        <w:t>Marcus Leb, married, about 2G [OCR; probably 26] years old, from Moravia, has resided here for 2 years, a petty trader, wanders here and there through the villages, has one daughter.</w:t>
-        <w:br/>
-        <w:t>Moyses Leopold, from Moravia, married, about 26 years old, from Moravia, has resided here for 4 years. A petty trader wandering here and there through the villages, has 4 sons, one daughter.</w:t>
-        <w:br/>
-        <w:t>Samuel David, from Gallia, married, about 33 years old, has resided here for 1 year. Overseer of Salamon Taics at the iron mill. Has one son, 4 daughters.</w:t>
-      </w:r>
-    </w:p>
-    <w:p>
-      <w:r>
-        <w:t>84</w:t>
+        <w:t>PDF viewer page 85</w:t>
+      </w:r>
+    </w:p>
+    <w:p>
+      <w:r>
+        <w:t>https://real-eod.mtak.hu/2973/1/Magyar_zsido_okleveltar_VII.pdf#page=85</w:t>
+      </w:r>
+    </w:p>
+    <w:p>
+      <w:r>
+        <w:t>1. 21 July 1725. Alsókubin. Only one Jew is found in Árva County.</w:t>
+      </w:r>
+    </w:p>
+    <w:p>
+      <w:r>
+        <w:t>... we report that in this county there is at present only one [person] by the name of the Jews, Abraharaum [OCR; Abraham] Markusz, with Samuel Izak, his relative, and his family, who moreover sells the lord's wine at retail in the market town of Nagy Falu but carries on a rather meagre trade; and we indicate that he has hitherto contributed nothing toward the public burdens ...</w:t>
+        <w:br/>
+        <w:t>Given at our general assembly held in the market town of AIso Kubin, on 21 July 1725.</w:t>
+        <w:br/>
+        <w:t>The Community of the County of Árva.</w:t>
+        <w:br/>
+        <w:t>O. L. Htt. Fasc. Mensium Litt.</w:t>
+      </w:r>
+    </w:p>
+    <w:p>
+      <w:r>
+        <w:br/>
+        <w:t>2. Undated. Census of the Jewry of Győr County.</w:t>
+        <w:br/>
+        <w:t>Census of the Jews residing within the Illustrious County of Győr.</w:t>
+        <w:br/>
+        <w:t>In the Market Town or Fortress of Győr, those placed under the protection of the Government of Győr.</w:t>
+        <w:br/>
+        <w:t>Isác Hiersl with his kin and family, likewise Jacobus Hiersl, likewise with his kin and family, carrying on trade in this place.</w:t>
+        <w:br/>
+        <w:t>In the District of Des ert i [OCR spacing; Deserti].</w:t>
+        <w:br/>
+        <w:t>In Koronczó, Simon Gersel, with wife and children.</w:t>
+        <w:br/>
+        <w:t>In the same place, Moisce Sárner with wife and children.</w:t>
+        <w:br/>
+        <w:t>In the District of Szigetköz.</w:t>
+        <w:br/>
+        <w:t>Ábraham Donath with consort and two sons.</w:t>
+        <w:br/>
+        <w:t>Likewise Marcus, in the same estate, with consort.</w:t>
+        <w:br/>
+        <w:t>In the same place, Samuél Moisis with consort and son.</w:t>
+        <w:br/>
+        <w:t>In the District of Ásvány.</w:t>
+        <w:br/>
+        <w:t>Marcus Ábraham with wife.</w:t>
+        <w:br/>
+        <w:t>O. L. Acta part. s. (1. [archive reference partly illegible in OCR]</w:t>
+      </w:r>
+    </w:p>
+    <w:p>
+      <w:r>
+        <w:br/>
+        <w:t>3. 21 August 1725. Selmecbánya. Report of Hont County on its single Jewish inhabitant.</w:t>
+        <w:br/>
+        <w:t>"... within this County only a single Jew, called Jelen, resides in the Estate of Nénye, otherwise poor, though occasionally carrying on butchery, and he pays absolutely nothing toward the public [burdens]."</w:t>
+        <w:br/>
+        <w:t>O. L. Act. Part. 1725-6. Litterae 1725.augusztus 21.</w:t>
+      </w:r>
+    </w:p>
+    <w:p>
+      <w:r>
+        <w:t>6*</w:t>
+        <w:br/>
+        <w:t>83</w:t>
       </w:r>
     </w:p>
     <w:p>
@@ -4018,129 +3963,72 @@
         <w:pStyle w:val="Heading1"/>
       </w:pPr>
       <w:r>
-        <w:t>PDF viewer page 87</w:t>
-      </w:r>
-    </w:p>
-    <w:p>
-      <w:r>
-        <w:t>https://real-eod.mtak.hu/2973/1/Magyar_zsido_okleveltar_VII.pdf#page=87</w:t>
-      </w:r>
-    </w:p>
-    <w:p>
-      <w:r>
-        <w:t>Abrahamus Kulman, unmarried, from Gallia, about 20 years old. Scribe of Salamon Taics at the iron mill, has resided here for 4 years.</w:t>
-        <w:br/>
-        <w:t>Adamus Salamon, manual labourer at the iron mill, from Moravia, married, about 29 years old. Has resided here for 2 years. Has one son.</w:t>
-        <w:br/>
-        <w:t>Lazarus Michl, a trader wandering here and there to the villages. From the Market Town of Oroszvár in Moson County. About :36 [OCR; probably 36] years old, married, has 3 sons, 2 daughters. Has resided for a year and a half.</w:t>
-      </w:r>
-    </w:p>
-    <w:p>
-      <w:r>
-        <w:t>IN THE ESTATE OF ALMÁS</w:t>
-      </w:r>
-    </w:p>
-    <w:p>
-      <w:r>
-        <w:t>Jacobus Kapl. Overseer of Salamon Taics in the iron mill, from Moravia, about 26 years old. Has resided here for a year and a half, married, has no children.</w:t>
-      </w:r>
-    </w:p>
-    <w:p>
-      <w:r>
-        <w:t>IN THE ESTATE OF KÚCS [OCR reading]</w:t>
-      </w:r>
-    </w:p>
-    <w:p>
-      <w:r>
-        <w:t>Simon Neustadl. A petty trader, wanders through the villages.</w:t>
-        <w:br/>
-        <w:t>Concerning which census of the above-written Jews, made by us in the foregoing manner, we have thought fit to issue these letters of testimony, fortified with our own signatures and the impressions of our customary seals. Komárom, year and day as above.</w:t>
-        <w:br/>
-        <w:t>Franciscus Somody, Judge of the nobles [Judlium] of the Illustrious County of Komárom L. S.</w:t>
-        <w:br/>
-        <w:t>Adamus H II ina 1 [OCR; name garbled], Assessor of the Judicial Table of the same Illustrious County L. S.</w:t>
-      </w:r>
-    </w:p>
-    <w:p>
-      <w:r>
-        <w:t>In the year 1726 [sic in OCR; the document is dated 1725], on the 8th &amp; O. [OCR; probably 9th] days of the month of August, upon the gracious dispatch of the Illustrious County of Komárom, in conformity with the benign intimation of the Exalted Royal Lieutenancy Council, a census of the Jews was made in the District of Újvár [Processu Uyvariensi] by us, the undersigned, in the following manner and order, and first of all:</w:t>
-      </w:r>
-    </w:p>
-    <w:p>
-      <w:r>
-        <w:t>IN THE ESTATE OF CSUZ [OCR: CSU Z]</w:t>
-      </w:r>
-    </w:p>
-    <w:p>
-      <w:r>
-        <w:t>Protection                                | Jews</w:t>
-        <w:br/>
-        <w:t>------------------------------------------|------------------------------------------</w:t>
-        <w:br/>
-        <w:t>Under the protection of the Spectable     | The Jew Ersl Aáron, lessee of the</w:t>
-        <w:br/>
-        <w:t xml:space="preserve">  Lord Baron Franciscus Szluha            |   brewery, distillery and VIru [OCR;</w:t>
-        <w:br/>
-        <w:t xml:space="preserve">                                          |   reading uncertain], otherwise a subject</w:t>
-        <w:br/>
-        <w:t xml:space="preserve">                                          |   of His Most Excellent Lord Count</w:t>
-        <w:br/>
-        <w:t xml:space="preserve">                                          |   Nicolaus Pálffy, Palatine of the</w:t>
-        <w:br/>
-        <w:t xml:space="preserve">                                          |   Kingdom of Hungary.</w:t>
-        <w:br/>
-        <w:t>Under the same Titled Lord Baron.         | Jacobus Lebl with son, lessee of the</w:t>
-        <w:br/>
-        <w:t xml:space="preserve">                                          |   butcher's shop, subject of His Most</w:t>
-        <w:br/>
-        <w:t xml:space="preserve">                                          |   Excellent Lord Marcus Czobor.</w:t>
-        <w:br/>
-        <w:t>Under the protection of the Titled Lord   | Simon Anzill. Subject of His Most</w:t>
-        <w:br/>
-        <w:t xml:space="preserve">  Geor. Fekete.                           |   Excellent Lord Count von Kaunitz,</w:t>
-        <w:br/>
-        <w:t xml:space="preserve">                                          |   formerly lessee of the brewery of Lord</w:t>
-        <w:br/>
-        <w:t xml:space="preserve">                                          |   Jacobus Oxi, but now, having no</w:t>
-        <w:br/>
-        <w:t xml:space="preserve">                                          |   benefice, lives on his own money.</w:t>
-        <w:br/>
-        <w:t>In the same place, under the same         | Isaac Lebl. Carrying on trade in various</w:t>
-        <w:br/>
-        <w:t xml:space="preserve">  protection.                             |   goods throughout the Kingdom. Subject</w:t>
-        <w:br/>
-        <w:t xml:space="preserve">                                          |   of His Most Excellent Lord Count von</w:t>
-        <w:br/>
-        <w:t xml:space="preserve">                                          |   Kaunitz.</w:t>
-        <w:br/>
-        <w:t>In the same place, under the same         | Jacobus Lebl. Occasionally carries on</w:t>
-        <w:br/>
-        <w:t xml:space="preserve">  protection.                             |   trade.</w:t>
-        <w:br/>
-        <w:t xml:space="preserve">                                          | Marcus Kloin [OCR; probably Klein]</w:t>
-        <w:br/>
-        <w:t xml:space="preserve">                                          |   carries on trade in various goods,</w:t>
-        <w:br/>
-        <w:t xml:space="preserve">                                          |   subject of His Most Excellent Lord</w:t>
-        <w:br/>
-        <w:t xml:space="preserve">                                          |   Count von Kaunitz.</w:t>
-        <w:br/>
-        <w:t>In the same place                         | Bernardus Dopich. Carries on trade in</w:t>
-        <w:br/>
-        <w:t xml:space="preserve">                                          |   merchandise, subject of His Most</w:t>
-        <w:br/>
-        <w:t xml:space="preserve">                                          |   Excellent Lord Count von Kaunitz.</w:t>
-        <w:br/>
-        <w:t>In the same place                         | Israel Jakab. Carries on trade in</w:t>
-        <w:br/>
-        <w:t xml:space="preserve">                                          |   merchandise, subject of His Most</w:t>
-        <w:br/>
-        <w:t xml:space="preserve">                                          |   Excellent Lord Count Marcus Czobor.</w:t>
-      </w:r>
-    </w:p>
-    <w:p>
-      <w:r>
-        <w:t>85</w:t>
+        <w:t>PDF viewer page 86</w:t>
+      </w:r>
+    </w:p>
+    <w:p>
+      <w:r>
+        <w:t>https://real-eod.mtak.hu/2973/1/Magyar_zsido_okleveltar_VII.pdf#page=86</w:t>
+      </w:r>
+    </w:p>
+    <w:p>
+      <w:r>
+        <w:t>4. 15 August 1725. Komárom. Census of the Jews of Komárom County.</w:t>
+      </w:r>
+    </w:p>
+    <w:p>
+      <w:r>
+        <w:t>CENSUS OF THE HEBREWS LIVING IN THE COUNTY OF KOMÁROM</w:t>
+        <w:br/>
+        <w:t>CONDUCTED IN THE YEAR 1725</w:t>
+      </w:r>
+    </w:p>
+    <w:p>
+      <w:r>
+        <w:t>In the year 1725, on the 7th day of the month of August, by virtue of the gracious Mandate of the Exalted Royal Lieutenancy Council, a census of the Jews was made in the District of Győr [Processu Jauriensi] by us, the undersigned Judges, in the following manner and order.</w:t>
+      </w:r>
+    </w:p>
+    <w:p>
+      <w:r>
+        <w:t>IN THE MARKET TOWN OF TATA</w:t>
+      </w:r>
+    </w:p>
+    <w:p>
+      <w:r>
+        <w:t>Salamon Taies [OCR; elsewhere Taics] of Nikolsburg, lessee of the Lord's iron mill [Molae Fertariae, sic], pays the Domain 200 fl. annually. Simon, a Jew, scribe of the said Salamon Taies of Nikolsburg.</w:t>
+        <w:br/>
+        <w:t>Ábraham Salamon, about 34 years old. Trader, born in the Estate of Köpsény in Moson County, has resided here for three years. Pays the Domain 40 fl. Has two sons, two daughters. Has a servant named Abraham, 17 years old.</w:t>
+        <w:br/>
+        <w:t>Simon Farkas. About 5] [OCR; probably 51] years old. Trader, born in the Market Town of Stompha in Pozsony County, has resided here for ]3 [OCR; probably 13] years. Has one son, two daughters. Pays the Domain 40 fl. Also leases a distillery from the Domain for 200 fl. Has two servants, the first named David, about 23 years old, the second Joannes, 15 years old, both from Moravia.</w:t>
+        <w:br/>
+        <w:t>Isaac Markus. About 18 years old. A petty trader, wanders here and there through the villages, married, from Moravia, has resided here for four years.</w:t>
+        <w:br/>
+        <w:t>Jacobus Heisel. About 36 years old. Married, a tailor from Bohemia, has resided here for ] 8 [OCR; probably 18] weeks. Has one son, one daughter.</w:t>
+        <w:br/>
+        <w:t>Isaac Salamon. About 3G [OCR; probably 36] years old. Married, from Moson County, in the Market Town of Rayka. A petty trader, wanders here and there to the villages. Pays the Domain 8 fl. Has 3 sons, 1 daughter, has resided here for G [OCR; probably 6] years.</w:t>
+        <w:br/>
+        <w:t>Ábraham Saehter, about 70 years old, married. A Jewish butcher, from the Market Town of Rahovies (Rohone) in Vas County, has resided here for 6 years.</w:t>
+        <w:br/>
+        <w:t>Jakobus Joachim, about 25 years old, married, a tailor from Bohemia, has resided here for half a year.</w:t>
+        <w:br/>
+        <w:t>Joachim Fridek, from Moravia, married, scribe of Salamon Taics in the iron mill, about 35 years old. Pays the Domain a census of 15 fl.</w:t>
+        <w:br/>
+        <w:t>Salamon Farkas: manual labourer from Bohemia, about 36 years old. Has resided here for 1 year. Pays the Domain a census of 3 fl.</w:t>
+        <w:br/>
+        <w:t>Ábraham Marcus. Manual labourer, married, about 35 years old, from Moravia, has resided here for 1 year. Has one son.</w:t>
+        <w:br/>
+        <w:t>Samuel Moyses, manual labourer, married, about 30 years old, from the Market Town of Köpcsény in Moson County, has resided here for 1 year. Has one son.</w:t>
+        <w:br/>
+        <w:t>Marcus Leb, married, about 2G [OCR; probably 26] years old, from Moravia, has resided here for 2 years, a petty trader, wanders here and there through the villages, has one daughter.</w:t>
+        <w:br/>
+        <w:t>Moyses Leopold, from Moravia, married, about 26 years old, from Moravia, has resided here for 4 years. A petty trader wandering here and there through the villages, has 4 sons, one daughter.</w:t>
+        <w:br/>
+        <w:t>Samuel David, from Gallia, married, about 33 years old, has resided here for 1 year. Overseer of Salamon Taics at the iron mill. Has one son, 4 daughters.</w:t>
+      </w:r>
+    </w:p>
+    <w:p>
+      <w:r>
+        <w:t>84</w:t>
       </w:r>
     </w:p>
     <w:p>
@@ -4148,6 +4036,136 @@
         <w:pStyle w:val="Heading1"/>
       </w:pPr>
       <w:r>
+        <w:t>PDF viewer page 87</w:t>
+      </w:r>
+    </w:p>
+    <w:p>
+      <w:r>
+        <w:t>https://real-eod.mtak.hu/2973/1/Magyar_zsido_okleveltar_VII.pdf#page=87</w:t>
+      </w:r>
+    </w:p>
+    <w:p>
+      <w:r>
+        <w:t>Abrahamus Kulman, unmarried, from Gallia, about 20 years old. Scribe of Salamon Taics at the iron mill, has resided here for 4 years.</w:t>
+        <w:br/>
+        <w:t>Adamus Salamon, manual labourer at the iron mill, from Moravia, married, about 29 years old. Has resided here for 2 years. Has one son.</w:t>
+        <w:br/>
+        <w:t>Lazarus Michl, a trader wandering here and there to the villages. From the Market Town of Oroszvár in Moson County. About :36 [OCR; probably 36] years old, married, has 3 sons, 2 daughters. Has resided for a year and a half.</w:t>
+      </w:r>
+    </w:p>
+    <w:p>
+      <w:r>
+        <w:t>IN THE ESTATE OF ALMÁS</w:t>
+      </w:r>
+    </w:p>
+    <w:p>
+      <w:r>
+        <w:t>Jacobus Kapl. Overseer of Salamon Taics in the iron mill, from Moravia, about 26 years old. Has resided here for a year and a half, married, has no children.</w:t>
+      </w:r>
+    </w:p>
+    <w:p>
+      <w:r>
+        <w:t>IN THE ESTATE OF KÚCS [OCR reading]</w:t>
+      </w:r>
+    </w:p>
+    <w:p>
+      <w:r>
+        <w:t>Simon Neustadl. A petty trader, wanders through the villages.</w:t>
+        <w:br/>
+        <w:t>Concerning which census of the above-written Jews, made by us in the foregoing manner, we have thought fit to issue these letters of testimony, fortified with our own signatures and the impressions of our customary seals. Komárom, year and day as above.</w:t>
+        <w:br/>
+        <w:t>Franciscus Somody, Judge of the nobles [Judlium] of the Illustrious County of Komárom L. S.</w:t>
+        <w:br/>
+        <w:t>Adamus H II ina 1 [OCR; name garbled], Assessor of the Judicial Table of the same Illustrious County L. S.</w:t>
+      </w:r>
+    </w:p>
+    <w:p>
+      <w:r>
+        <w:t>In the year 1726 [sic in OCR; the document is dated 1725], on the 8th &amp; O. [OCR; probably 9th] days of the month of August, upon the gracious dispatch of the Illustrious County of Komárom, in conformity with the benign intimation of the Exalted Royal Lieutenancy Council, a census of the Jews was made in the District of Újvár [Processu Uyvariensi] by us, the undersigned, in the following manner and order, and first of all:</w:t>
+      </w:r>
+    </w:p>
+    <w:p>
+      <w:r>
+        <w:t>IN THE ESTATE OF CSUZ [OCR: CSU Z]</w:t>
+      </w:r>
+    </w:p>
+    <w:p>
+      <w:r>
+        <w:t>Protection                                | Jews</w:t>
+        <w:br/>
+        <w:t>------------------------------------------|------------------------------------------</w:t>
+        <w:br/>
+        <w:t>Under the protection of the Spectable     | The Jew Ersl Aáron, lessee of the</w:t>
+        <w:br/>
+        <w:t xml:space="preserve">  Lord Baron Franciscus Szluha            |   brewery, distillery and VIru [OCR;</w:t>
+        <w:br/>
+        <w:t xml:space="preserve">                                          |   reading uncertain], otherwise a subject</w:t>
+        <w:br/>
+        <w:t xml:space="preserve">                                          |   of His Most Excellent Lord Count</w:t>
+        <w:br/>
+        <w:t xml:space="preserve">                                          |   Nicolaus Pálffy, Palatine of the</w:t>
+        <w:br/>
+        <w:t xml:space="preserve">                                          |   Kingdom of Hungary.</w:t>
+        <w:br/>
+        <w:t>Under the same Titled Lord Baron.         | Jacobus Lebl with son, lessee of the</w:t>
+        <w:br/>
+        <w:t xml:space="preserve">                                          |   butcher's shop, subject of His Most</w:t>
+        <w:br/>
+        <w:t xml:space="preserve">                                          |   Excellent Lord Marcus Czobor.</w:t>
+        <w:br/>
+        <w:t>Under the protection of the Titled Lord   | Simon Anzill. Subject of His Most</w:t>
+        <w:br/>
+        <w:t xml:space="preserve">  Geor. Fekete.                           |   Excellent Lord Count von Kaunitz,</w:t>
+        <w:br/>
+        <w:t xml:space="preserve">                                          |   formerly lessee of the brewery of Lord</w:t>
+        <w:br/>
+        <w:t xml:space="preserve">                                          |   Jacobus Oxi, but now, having no</w:t>
+        <w:br/>
+        <w:t xml:space="preserve">                                          |   benefice, lives on his own money.</w:t>
+        <w:br/>
+        <w:t>In the same place, under the same         | Isaac Lebl. Carrying on trade in various</w:t>
+        <w:br/>
+        <w:t xml:space="preserve">  protection.                             |   goods throughout the Kingdom. Subject</w:t>
+        <w:br/>
+        <w:t xml:space="preserve">                                          |   of His Most Excellent Lord Count von</w:t>
+        <w:br/>
+        <w:t xml:space="preserve">                                          |   Kaunitz.</w:t>
+        <w:br/>
+        <w:t>In the same place, under the same         | Jacobus Lebl. Occasionally carries on</w:t>
+        <w:br/>
+        <w:t xml:space="preserve">  protection.                             |   trade.</w:t>
+        <w:br/>
+        <w:t xml:space="preserve">                                          | Marcus Kloin [OCR; probably Klein]</w:t>
+        <w:br/>
+        <w:t xml:space="preserve">                                          |   carries on trade in various goods,</w:t>
+        <w:br/>
+        <w:t xml:space="preserve">                                          |   subject of His Most Excellent Lord</w:t>
+        <w:br/>
+        <w:t xml:space="preserve">                                          |   Count von Kaunitz.</w:t>
+        <w:br/>
+        <w:t>In the same place                         | Bernardus Dopich. Carries on trade in</w:t>
+        <w:br/>
+        <w:t xml:space="preserve">                                          |   merchandise, subject of His Most</w:t>
+        <w:br/>
+        <w:t xml:space="preserve">                                          |   Excellent Lord Count von Kaunitz.</w:t>
+        <w:br/>
+        <w:t>In the same place                         | Israel Jakab. Carries on trade in</w:t>
+        <w:br/>
+        <w:t xml:space="preserve">                                          |   merchandise, subject of His Most</w:t>
+        <w:br/>
+        <w:t xml:space="preserve">                                          |   Excellent Lord Count Marcus Czobor.</w:t>
+      </w:r>
+    </w:p>
+    <w:p>
+      <w:r>
+        <w:t>85</w:t>
+      </w:r>
+    </w:p>
+    <w:p>
+      <w:pPr>
+        <w:pStyle w:val="Heading1"/>
+      </w:pPr>
+      <w:r>
         <w:t>PDF viewer page 88</w:t>
       </w:r>
     </w:p>
@@ -4282,6 +4300,8026 @@
     <w:p>
       <w:r>
         <w:t>86</w:t>
+      </w:r>
+    </w:p>
+    <w:p>
+      <w:pPr>
+        <w:pStyle w:val="Heading1"/>
+      </w:pPr>
+      <w:r>
+        <w:t>PDF viewer page 89</w:t>
+      </w:r>
+    </w:p>
+    <w:p>
+      <w:r>
+        <w:t>https://real-eod.mtak.hu/2973/1/Magyar_zsido_okleveltar_VII.pdf#page=89</w:t>
+      </w:r>
+    </w:p>
+    <w:p>
+      <w:r>
+        <w:t>5. 27 August 1725. Magyaróvár. Moson county sends up the census of the Jews.</w:t>
+        <w:br/>
+        <w:t>(The census of the Jewry living in the communities beyond the Leitha [Lajtán-túli] is missing)</w:t>
+      </w:r>
+    </w:p>
+    <w:p>
+      <w:r>
+        <w:t>In the year 1725, on 21 July, by mandate of the i[llustrious] c[ounty] of Mosson, proceeding with the census of the Jews (where and how many of them are dwelling), and making its beginning in the market town of Raika, we ascertained their number and location as follows:</w:t>
+      </w:r>
+    </w:p>
+    <w:p>
+      <w:r>
+        <w:t>Residence      | Name                                                                                      | [column heading illegible in OCR]</w:t>
+        <w:br/>
+        <w:t>---------------+-------------------------------------------------------------------------------------------+-----</w:t>
+        <w:br/>
+        <w:t>Raika          | Josephus Mark, born in Köpcsény, in the curia of the lord colonel Veisz                   |  6</w:t>
+        <w:br/>
+        <w:t xml:space="preserve">               | Volffgangus Israel, Moravian, on the allodium of the same lord colonel                    |  7</w:t>
+        <w:br/>
+        <w:t xml:space="preserve">               | This Jew has 7 servants, of whom two are married; one of them, named Salamon, likewise    |</w:t>
+        <w:br/>
+        <w:t xml:space="preserve">               |   Moravian, [lives] in the house of the magnificent lady Mednyanszky; the other, likewise |</w:t>
+        <w:br/>
+        <w:t xml:space="preserve">               |   named Salamon, stays on this same allodium                                              |  7</w:t>
+        <w:br/>
+        <w:t xml:space="preserve">               | Marcus ISM [OCR uncertain], born at Stomphae, in the curia formerly of the Liptai,        |</w:t>
+        <w:br/>
+        <w:t xml:space="preserve">               |   but now of lord Stephanus Zidanics                                                      | 15</w:t>
+        <w:br/>
+        <w:t xml:space="preserve">               | This Jew keeps one youth, named Jacob, originating from Bohemia                           |</w:t>
+        <w:br/>
+        <w:t xml:space="preserve">               | Joannes Schlesinger, Moravian, in the curia of the same lord Zidanics                     |  8</w:t>
+        <w:br/>
+        <w:t xml:space="preserve">               | Ignatius Marcus, born in the market town of Raika, in the curia of the aforesaid          |</w:t>
+        <w:br/>
+        <w:t xml:space="preserve">               |   lord Zidanics                                                                           |  1</w:t>
+        <w:br/>
+        <w:t xml:space="preserve">               | Lazarus Ábraham, Moravian from Pisek, likewise in the curia of lord Zidanics; has been    |</w:t>
+        <w:br/>
+        <w:t xml:space="preserve">               |   staying for only two weeks                                                              |</w:t>
+        <w:br/>
+        <w:t xml:space="preserve">               | Elias Marcus, Moravian, in the curia of lord Joannes Kimlei                               |  5</w:t>
+        <w:br/>
+        <w:t xml:space="preserve">               | Gabriel Josoph, born in this market town, butcher, in the same curia of lord Kimloy       | 19</w:t>
+        <w:br/>
+        <w:t xml:space="preserve">               | Hierschll Springer, in the curia of lord Michael Domsies                                  |  6</w:t>
+        <w:br/>
+        <w:t xml:space="preserve">               | Marcus Salamon, Moravian, in the curia of lord Stephanus Zorad                            |  1</w:t>
+        <w:br/>
+        <w:t xml:space="preserve">               | Israel Isak, born in the market town of Oroszvár, in the house of the community of Raika   |  2</w:t>
+        <w:br/>
+        <w:t xml:space="preserve">               | Volff Israel, Moravian. This Jew keeps 4 servants and 2 apprentices                       |  7</w:t>
+        <w:br/>
+        <w:t xml:space="preserve">               | Elias Polak, in the curia of the aforesaid lord Michael Domsies, has been staying for two |</w:t>
+        <w:br/>
+        <w:t xml:space="preserve">               |   months; otherwise a butcher and school rector, whom the Jews maintain from house to     |</w:t>
+        <w:br/>
+        <w:t xml:space="preserve">               |   house for the instruction of their children                                             |</w:t>
+        <w:br/>
+        <w:t>In the market  | Jonas Isak, [judge — word apparently missing in OCR] of the Jews dwelling here, in the    |</w:t>
+        <w:br/>
+        <w:t>town of        |   curia of the most illustrious lord supreme count, lord Carolus Zichy. He has one        |</w:t>
+        <w:br/>
+        <w:t>Oroszvár       |   servant, named Lazarus                                                                  | 51</w:t>
+        <w:br/>
+        <w:t xml:space="preserve">               | Hirschll Eszlerraicher, Moravian, in the aforesaid curia                                  | 38</w:t>
+        <w:br/>
+        <w:t xml:space="preserve">               | Lazarus Simon, born in Köpcsény, in the same curia                                        |  8</w:t>
+        <w:br/>
+        <w:t xml:space="preserve">               | Lceb Eszterraicher, in the aforementioned curia                                           | 20</w:t>
+        <w:br/>
+        <w:t xml:space="preserve">               | Isak Israel, born at Budua [OCR; possibly Buda], in the aforesaid curia, keeps one        |</w:t>
+        <w:br/>
+        <w:t xml:space="preserve">               |   servant, a newcomer from Moravia                                                        | 37</w:t>
+        <w:br/>
+        <w:t xml:space="preserve">               | Jacob Szaffl, in the repeatedly mentioned curia                                           | 20</w:t>
+        <w:br/>
+        <w:t xml:space="preserve">               | Michael F'leishaker-, born in Kereszt. Ur [OCR uncertain], in the aforementioned curia.   |</w:t>
+        <w:br/>
+        <w:t xml:space="preserve">               |   He has one servant                                                                      | 15</w:t>
+        <w:br/>
+        <w:t xml:space="preserve">               | Perl Adam, born in Nómct Jandorff [OCR uncertain], in the aforementioned curia            | 35</w:t>
+        <w:br/>
+        <w:t xml:space="preserve">               | Job Parined, born in this market town of Oroszvár, in the oft-mentioned curia             | 50</w:t>
+        <w:br/>
+        <w:t xml:space="preserve">               | HadI! Sehmidll, born in Oroszvár, in the above-mentioned curia                            | 28</w:t>
+        <w:br/>
+        <w:t xml:space="preserve">               | Adam Israel, born at Buda, in the same curia as the preceding                             | 22</w:t>
+        <w:br/>
+        <w:t xml:space="preserve">               | Michael Schlesinger, Moravian, in this very curia                                         | 10</w:t>
+      </w:r>
+    </w:p>
+    <w:p>
+      <w:r>
+        <w:t>87</w:t>
+      </w:r>
+    </w:p>
+    <w:p>
+      <w:pPr>
+        <w:pStyle w:val="Heading1"/>
+      </w:pPr>
+      <w:r>
+        <w:t>PDF viewer page 90</w:t>
+      </w:r>
+    </w:p>
+    <w:p>
+      <w:r>
+        <w:t>https://real-eod.mtak.hu/2973/1/Magyar_zsido_okleveltar_VII.pdf#page=90</w:t>
+      </w:r>
+    </w:p>
+    <w:p>
+      <w:r>
+        <w:t>Residence      | Name                                                                                      | [no.]</w:t>
+        <w:br/>
+        <w:t>---------------+-------------------------------------------------------------------------------------------+-----</w:t>
+        <w:br/>
+        <w:t xml:space="preserve">               | Hatll Lebl, born in Oroszvár, in this same curia                                          | 28</w:t>
+        <w:br/>
+        <w:t xml:space="preserve">               | Josephus Lebll, born in Barathfalu, has one servant, originating from Moravia             | 38</w:t>
+        <w:br/>
+        <w:t xml:space="preserve">               | David Foxll, with a certain peasant                                                       | 20</w:t>
+        <w:br/>
+        <w:t xml:space="preserve">               | Volf! Polak, likewise with a peasant                                                      | 12</w:t>
+        <w:br/>
+        <w:t xml:space="preserve">               | Samson Moyser, born in Köpesin, likewise with a peasant                                   | 16</w:t>
+        <w:br/>
+        <w:t xml:space="preserve">               | HadI Moyses, born in Köpesin, with a peasant                                              | 26</w:t>
+        <w:br/>
+        <w:t xml:space="preserve">               | Leeb Podcr, Bohemian, with a peasant                                                      | 15</w:t>
+        <w:br/>
+        <w:t xml:space="preserve">               | Volff Schneider, born at Stomphae, with a peasant                                         | 15</w:t>
+        <w:br/>
+        <w:t xml:space="preserve">               | Gabriel Jacob, born in Moravia, with a peasant                                            | 16</w:t>
+        <w:br/>
+        <w:t xml:space="preserve">               | Leeb Lzak, born in Csun, with a peasant                                                   | 35</w:t>
+        <w:br/>
+        <w:t xml:space="preserve">               | Vuneth Gridl, born in this market town of Oroszvár                                        | 30</w:t>
+        <w:br/>
+        <w:t xml:space="preserve">               | Sehmudl Morkx, Moravian                                                                   | 12</w:t>
+        <w:br/>
+        <w:t xml:space="preserve">               | Bernhardus Poder, Bohemian                                                                | 12</w:t>
+        <w:br/>
+        <w:t xml:space="preserve">               | Hirs&lt;;hl! Volff, Moravian                                                                 | 10</w:t>
+        <w:br/>
+        <w:t xml:space="preserve">               | Volff Izak, born in this market town                                                      | 30</w:t>
+        <w:br/>
+        <w:t xml:space="preserve">               | Salamon Lebl!, born in Rohoncz                                                            |  7</w:t>
+        <w:br/>
+        <w:t xml:space="preserve">               | Hirschl, likewise also born in this market town of Oroszvár, with a peasant               | 27</w:t>
+        <w:br/>
+        <w:t xml:space="preserve">               | Zucharias, born in Pratis Marianis, has one servant                                       | 10</w:t>
+        <w:br/>
+        <w:t xml:space="preserve">               |                                                                                           |  3 [OCR: two numbers, 10 and 3, against this entry; assignment unclear]</w:t>
+        <w:br/>
+        <w:t xml:space="preserve">               | Michael Moyses, born at Stomphae                                                          |  4</w:t>
+        <w:br/>
+        <w:t xml:space="preserve">               | David Sr-hneidur                                                                          |  4</w:t>
+        <w:br/>
+        <w:t xml:space="preserve">               | Simon Hirseb.ll, born in Crondorff                                                        | 21</w:t>
+        <w:br/>
+        <w:t xml:space="preserve">               | Joseph Lebll, born in this market town of Oroszvár                                        | 25</w:t>
+        <w:br/>
+        <w:t xml:space="preserve">               | Salamon Jacob, born in Mattersdorff                                                       |  2</w:t>
+        <w:br/>
+        <w:t xml:space="preserve">               | David Leebtl, born in this market town                                                    | 24</w:t>
+        <w:br/>
+        <w:t xml:space="preserve">               | Lazarus Gidl, likewise born in this market town                                           | 24</w:t>
+        <w:br/>
+        <w:t xml:space="preserve">               | Mkhael David, Moravian                                                                    |  2</w:t>
+        <w:br/>
+        <w:t xml:space="preserve">               | Mandl Adam, born in Rakos                                                                 | 15</w:t>
+        <w:br/>
+        <w:t xml:space="preserve">               | Joseph Schneider, of Prague                                                               |  6</w:t>
+        <w:br/>
+        <w:t xml:space="preserve">               | Urban Suldinger                                                                           |</w:t>
+        <w:br/>
+        <w:t xml:space="preserve">               | Bernardus Rabin, Pole                                                                     |</w:t>
+        <w:br/>
+        <w:t xml:space="preserve">               | Salamon Lcbu, Pole, school rector                                                         |</w:t>
+        <w:br/>
+        <w:t xml:space="preserve">               |   [OCR: the numbers 6, 10, 3 stand in a block against these three entries; alignment uncertain]</w:t>
+        <w:br/>
+        <w:t xml:space="preserve">               | Harll Glazor, born in Osun [OCR; possibly Csun], Schulklopher [synagogue summoner]        | 28</w:t>
+        <w:br/>
+        <w:t>In the market  | Marcus Hierschll, judge of the Jews dwelling here. He has one maidservant                 | 51</w:t>
+        <w:br/>
+        <w:t>town of        | Adam Leebll, born in this place                                                           | 35</w:t>
+        <w:br/>
+        <w:t>Köpcsény       | Ebedt, butcher, likewise born in this place, has a servant, [and] one maidservant         |</w:t>
+        <w:br/>
+        <w:t xml:space="preserve">               |   [as] cook, likewise one                                                                 | 50</w:t>
+        <w:br/>
+        <w:t xml:space="preserve">               | Israel Phillip, likewise born here                                                        | 42</w:t>
+        <w:br/>
+        <w:t xml:space="preserve">               | Josua Kuppel, born in Kis-Martony, keeps one maidservant                                  |  5</w:t>
+        <w:br/>
+        <w:t xml:space="preserve">               | Moyses Gersll, likewise born in Kis-Martony, keeps one maidservant                        | 18</w:t>
+        <w:br/>
+        <w:t xml:space="preserve">               | Lceb Gaja, Moravian                                                                       | 12</w:t>
+        <w:br/>
+        <w:t xml:space="preserve">               | Lceb Moyses, born in the aforesaid market town of Köpcsény                                | 28</w:t>
+        <w:br/>
+        <w:t xml:space="preserve">               | Ancsidl Israel, born in this place                                                        | 35</w:t>
+        <w:br/>
+        <w:t xml:space="preserve">               | Nattl Hirschll, likewise born [here], keeps his own brother with him                      | 25</w:t>
+        <w:br/>
+        <w:t xml:space="preserve">               | Israel Leebll, born in the said market town of Köpcsény                                   | 25</w:t>
+        <w:br/>
+        <w:t xml:space="preserve">               | Ancsl, born in this same market town                                                      | 35</w:t>
+        <w:br/>
+        <w:t xml:space="preserve">               | Moyses Samuel, likewise born [here], keeps one maidservant                                | 30</w:t>
+        <w:br/>
+        <w:t xml:space="preserve">               | Lazar Adam, born in this place                                                            | 25</w:t>
+        <w:br/>
+        <w:t xml:space="preserve">               | Simon Mikl, Moravian                                                                      | 28</w:t>
+        <w:br/>
+        <w:t xml:space="preserve">               | Hirschll Natan, Moravian                                                                  |  4</w:t>
+      </w:r>
+    </w:p>
+    <w:p>
+      <w:r>
+        <w:t>88</w:t>
+      </w:r>
+    </w:p>
+    <w:p>
+      <w:pPr>
+        <w:pStyle w:val="Heading1"/>
+      </w:pPr>
+      <w:r>
+        <w:t>PDF viewer page 91</w:t>
+      </w:r>
+    </w:p>
+    <w:p>
+      <w:r>
+        <w:t>https://real-eod.mtak.hu/2973/1/Magyar_zsido_okleveltar_VII.pdf#page=91</w:t>
+      </w:r>
+    </w:p>
+    <w:p>
+      <w:r>
+        <w:t>Residence      | Name                                                                                      | [no.]</w:t>
+        <w:br/>
+        <w:t>---------------+-------------------------------------------------------------------------------------------+-----</w:t>
+        <w:br/>
+        <w:t xml:space="preserve">               | Hirschll Praag, of Prague                                                                 | 20</w:t>
+        <w:br/>
+        <w:t xml:space="preserve">               | Judas Samuel -                                                                            | 22</w:t>
+        <w:br/>
+        <w:t xml:space="preserve">               | Wolff Eleschhaker, born in Kobersdorff                                                    | 30</w:t>
+        <w:br/>
+        <w:t xml:space="preserve">               | Cain Hamburger, born at Hamburg, keeps a preceptor and one maidservant                    |  3</w:t>
+        <w:br/>
+        <w:t xml:space="preserve">               | David Hoffmeister, of Vienna                                                              |  4</w:t>
+        <w:br/>
+        <w:t xml:space="preserve">               | Jacob Prag, born at Prague                                                                |  4</w:t>
+        <w:br/>
+        <w:t xml:space="preserve">               | Philipp Schneider, Bohemian                                                               |  2</w:t>
+        <w:br/>
+        <w:t xml:space="preserve">               | Hirschll Holczan, Moravian, arrived about half a year ago                                 |</w:t>
+        <w:br/>
+        <w:t xml:space="preserve">               | Samuel Gloser, born in this aforesaid market town of Köpesény                             | 25</w:t>
+        <w:br/>
+        <w:t xml:space="preserve">               | Leeb Hirschll, likewise born here                                                         | 40</w:t>
+        <w:br/>
+        <w:t xml:space="preserve">               | Samnel Israel, born in the same place                                                     | 40</w:t>
+        <w:br/>
+        <w:t xml:space="preserve">               | Moyses Adam, born in this place                                                           | 22</w:t>
+        <w:br/>
+        <w:t xml:space="preserve">               | Jacob Samnel, likewise born in this market town                                           | 44</w:t>
+        <w:br/>
+        <w:t xml:space="preserve">               | Major- Abraham, likewise a son of this market town, otherwise school rector and           |</w:t>
+        <w:br/>
+        <w:t xml:space="preserve">               |   sar-h ter [OCR uncertain; possibly 'schachter']                                         | 24</w:t>
+        <w:br/>
+        <w:t xml:space="preserve">               | Moyses Szccsin, born in Szocsin                                                           |  1</w:t>
+        <w:br/>
+        <w:t xml:space="preserve">               | Majer Paches, born in Moravia                                                             |  4</w:t>
+        <w:br/>
+        <w:t xml:space="preserve">               | Lazar Samuol, lower judge                                                                 |</w:t>
+        <w:br/>
+        <w:t xml:space="preserve">               | Judas Abraham, Pole, school rector                                                        |</w:t>
+        <w:br/>
+        <w:t xml:space="preserve">               | Cain Schrcibcr, likewise as the previous                                                  |</w:t>
+        <w:br/>
+        <w:t xml:space="preserve">               |   [OCR: the numbers 32, 2, 2 stand in a block against these three entries; alignment uncertain]</w:t>
+        <w:br/>
+        <w:t xml:space="preserve">               | Samuol Karmi Szlaani                                                                      | 20</w:t>
+        <w:br/>
+        <w:t xml:space="preserve">               | Joseph Polak, born at Presslavia                                                          | 20</w:t>
+        <w:br/>
+        <w:t xml:space="preserve">               | Gotthl, born in Ungarischbot.L [OCR uncertain]                                            |</w:t>
+        <w:br/>
+        <w:t>In the estate  | Salamon David, Pole, keeps one servant, originating from Oroszvár                         | 16 [OCR: 'i 16']</w:t>
+        <w:br/>
+        <w:t>of Csun        |                                                                                           |</w:t>
+        <w:br/>
+        <w:t>In the market  | Marx Gerstll, in the territory subject to the dominion of Óvár                            | 19</w:t>
+        <w:br/>
+        <w:t>town of Óvár   |                                                                                           |</w:t>
+        <w:br/>
+        <w:t>In the market  | A certain [man] called Joeham, in the curia of lord Stephanus Zidanics, about             |  2</w:t>
+        <w:br/>
+        <w:t>town of        | Marcus, in the small houses by the curia of the magnificent lord baron Barthalotty; for   |</w:t>
+        <w:br/>
+        <w:t>Mossony        |   how many years he has lived there cannot be ascertained                                 |</w:t>
+      </w:r>
+    </w:p>
+    <w:p>
+      <w:r>
+        <w:t>Concerning which census of the above-specified Jews made by us, we report by these our present letters to the same illustrious county, [gemine — OCR uncertain] and most humbly.</w:t>
+        <w:br/>
+        <w:t>On 27 August, in the year 1725.</w:t>
+        <w:br/>
+        <w:t xml:space="preserve">    Ladislaus Sandor, noble judge of the illustrious county of Moson, m. p.</w:t>
+        <w:br/>
+        <w:t xml:space="preserve">    Joannes Kémley, juror of the illustrious county of Moson, m. p.</w:t>
+        <w:br/>
+        <w:t>O. L. HU. Fase. Mensium. Lia.</w:t>
+      </w:r>
+    </w:p>
+    <w:p>
+      <w:r>
+        <w:br/>
+        <w:t>6. 27 August 1725. Losonc [OCR: 'Lesone']. Nógrád county sends up the census of its Jews.</w:t>
+      </w:r>
+    </w:p>
+    <w:p>
+      <w:r>
+        <w:t>Census or investigation of the Jews dwelling here, in the bosom of this illustrious county:</w:t>
+        <w:br/>
+        <w:t>Jacobus Csakny, in the estate of Gutta, dwelling for about one year, a newcomer from the Free and Royal City of Carpona [L. R-que C-te Carponensi]; [states that] he has so far rendered no common burden at all, nor any portional quantum, in the bosom of this illustrious county [OCR wording garbled: 'se hactonus ... recognosci praestitisse'].</w:t>
+      </w:r>
+    </w:p>
+    <w:p>
+      <w:r>
+        <w:t>89</w:t>
+      </w:r>
+    </w:p>
+    <w:p>
+      <w:pPr>
+        <w:pStyle w:val="Heading1"/>
+      </w:pPr>
+      <w:r>
+        <w:t>PDF viewer page 92</w:t>
+      </w:r>
+    </w:p>
+    <w:p>
+      <w:r>
+        <w:t>https://real-eod.mtak.hu/2973/1/Magyar_zsido_okleveltar_VII.pdf#page=92</w:t>
+      </w:r>
+    </w:p>
+    <w:p>
+      <w:r>
+        <w:t>Marcus Leuko, in the market town of Balassa Gyarmath, dwelling for a year and a half, a newcomer from the aforesaid city, likewise pays no portional quantum.</w:t>
+        <w:br/>
+        <w:t>Josephus Samuel, dwelling in the estate of Szügy for about one year, a newcomer from the estate of Közép Paloita, county of Hont, contributes nothing at all.</w:t>
+        <w:br/>
+        <w:t>Marcus Jacob, dwelling in the estate of Szécsén Kovácsy, a newcomer from the market town of Galgócz in the illustrious county of Nitra [OCR: 'Xitriensi'], who like the others has rendered no portional quantum.</w:t>
+        <w:br/>
+        <w:t>Isac Jakab, in the estate of Verebély, who for the space of one year has been leasing the brewery, aged about 20.</w:t>
+        <w:br/>
+        <w:t>Volf Jakab, in the estate of Karanea Keszy, dwelling for half a year in the court of lord Stephanus Bene, and is aged about 38.</w:t>
+        <w:br/>
+        <w:t>Jacobus Bernát, in the estate of Buják, dwelling for the space of three years, aged about 40.</w:t>
+        <w:br/>
+        <w:t>Josephus Isák, in the estate of Szirák, dwelling for the space of seven years, is aged about 39.</w:t>
+        <w:br/>
+        <w:t>Elias, in the market town of Szécsény, dwelling for the space of one year, aged about 38.</w:t>
+        <w:br/>
+        <w:t>Mojses, in the same place, dwelling for the space of one year, and is aged about 50.</w:t>
+        <w:br/>
+        <w:t>David Isák, in the same place, dwelling for the space of one year, aged about 26.</w:t>
+        <w:br/>
+        <w:t>Jacobus, in the same place, dwelling for the space of one year, aged 40.</w:t>
+        <w:br/>
+        <w:t>Jelen, in the same place, dwelling for the space of one year, aged about 40.</w:t>
+        <w:br/>
+        <w:t>Marcus, in the same place, dwelling for the space of one year, aged UO [OCR; number illegible].</w:t>
+        <w:br/>
+        <w:t>Samuel, in the same place, dwelling for the space of one year, aged about 26.</w:t>
+        <w:br/>
+        <w:t>Isac Marcus, in the same place, dwelling for the space of one year, aged about :{O [OCR; number uncertain].</w:t>
+        <w:br/>
+        <w:t>Jacobus Aron, in the same place, dwelling for the space of one year, aged about 31.</w:t>
+        <w:br/>
+        <w:t>Salamon Zilionka, in the estate of Rimocz, dwelling for the space of one year, aged about 5U [OCR; second digit illegible].</w:t>
+        <w:br/>
+        <w:t>Abrahamus Lőrincz, with his son Petrc [OCR; possibly Petrus], dwelling for about two years in the market town of Lossoncz, a newcomer from the domain of Moravia.</w:t>
+      </w:r>
+    </w:p>
+    <w:p>
+      <w:r>
+        <w:t xml:space="preserve">    From the general congregation of the nobility, held on the 2í [OCR; day uncertain] day of the month of August 1725 in the market town of Lossoncz.</w:t>
+        <w:br/>
+        <w:t xml:space="preserve">    Issued by Stephanus Gyürky de Lossoncz, ordinary sworn notary of the illustrious county of Nógrád, m. p.</w:t>
+      </w:r>
+    </w:p>
+    <w:p>
+      <w:r>
+        <w:t>O. L. Ha. Fasc. Mensium. Lit. Its duplicate copy: Canc. Acta Part. No. 269, under 16.</w:t>
+      </w:r>
+    </w:p>
+    <w:p>
+      <w:r>
+        <w:br/>
+        <w:t>7. 21 November 1725. Pest. Census of the Jewry of the united counties of Pest-Pilis and Solt.</w:t>
+      </w:r>
+    </w:p>
+    <w:p>
+      <w:r>
+        <w:t>Specification of the Jews living in the united Counties of Pest, Pilis and Solt.</w:t>
+      </w:r>
+    </w:p>
+    <w:p>
+      <w:r>
+        <w:t xml:space="preserve">                                    Vetero-Budae</w:t>
+        <w:br/>
+        <w:t>Marcus Venczl, Antonius Joel, Aisigl, Simon Lazer, Elias, Aisig Niclespurger, Jacobus Lebl, David Valis, Lebl Jacob, David Valis, Lebl, Gabriel Lawrus.</w:t>
+      </w:r>
+    </w:p>
+    <w:p>
+      <w:r>
+        <w:t xml:space="preserve">                                    In Vörös Vár</w:t>
+        <w:br/>
+        <w:t xml:space="preserve">             Marcus Mandl, and his brother JI i1'81Mandl [OCR garbled; possibly Hirsl Mandl], Perl,</w:t>
+      </w:r>
+    </w:p>
+    <w:p>
+      <w:r>
+        <w:t>90</w:t>
+      </w:r>
+    </w:p>
+    <w:p>
+      <w:pPr>
+        <w:pStyle w:val="Heading1"/>
+      </w:pPr>
+      <w:r>
+        <w:t>PDF viewer page 93</w:t>
+      </w:r>
+    </w:p>
+    <w:p>
+      <w:r>
+        <w:t>https://real-eod.mtak.hu/2973/1/Magyar_zsido_okleveltar_VII.pdf#page=93</w:t>
+      </w:r>
+    </w:p>
+    <w:p>
+      <w:r>
+        <w:t xml:space="preserve">                                    In Csaba</w:t>
+        <w:br/>
+        <w:t xml:space="preserve">                                    Salamon.</w:t>
+        <w:br/>
+        <w:t xml:space="preserve">                                    In Haraszty</w:t>
+        <w:br/>
+        <w:t xml:space="preserve">                                    Philippus and Lassarus.</w:t>
+        <w:br/>
+        <w:t xml:space="preserve">                                    Vacy</w:t>
+        <w:br/>
+        <w:t xml:space="preserve">                                    the Jew Meczl.</w:t>
+        <w:br/>
+        <w:t xml:space="preserve">                                    In Tott Györk [OCR: 'Gyöfk']</w:t>
+        <w:br/>
+        <w:t xml:space="preserve">                                    the Jew Jacob.</w:t>
+        <w:br/>
+        <w:t xml:space="preserve">                                    In Aszod</w:t>
+        <w:br/>
+        <w:t xml:space="preserve">                    Jacobus Bernard, Jacobus Szabo, Salamon, Hirsl.</w:t>
+        <w:br/>
+        <w:t xml:space="preserve">                                    In Rátott</w:t>
+        <w:br/>
+        <w:t xml:space="preserve">                                    Jacobus Fles.</w:t>
+        <w:br/>
+        <w:t>O. L. Htt. Litt.</w:t>
+      </w:r>
+    </w:p>
+    <w:p>
+      <w:r>
+        <w:br/>
+        <w:t>8. 6 December 1725. Tapsony. Somogy county reports that there are only 2 Jews in the territory of the county.</w:t>
+      </w:r>
+    </w:p>
+    <w:p>
+      <w:r>
+        <w:t>"in our whole County only 2 Jews are found, of whom one resides in the estate of Marczal, namely a property of the Illustrious Count, lord Sigismundus Szécseny (tit.), and the other at Kapus-Varini, on the territory of the Most Serene widowed Dorous [OCR uncertain] Esterházy" ...</w:t>
+        <w:br/>
+        <w:t>O. L. Htt. Litt.</w:t>
+      </w:r>
+    </w:p>
+    <w:p>
+      <w:r>
+        <w:br/>
+        <w:t>9. 31 August 1725. Keresztúr. Sopron county sends up the census of the Jews.</w:t>
+      </w:r>
+    </w:p>
+    <w:p>
+      <w:r>
+        <w:t>Census or catalogue of all the Jews at present subsisting in the Upper district of this county of Sopron, by us the undersigned ... begun in the year 1725, on the 28th day of the month of August, and carried out in the following manner.</w:t>
+      </w:r>
+    </w:p>
+    <w:p>
+      <w:r>
+        <w:t xml:space="preserve">                                    In the estate of Lakompak:</w:t>
+      </w:r>
+    </w:p>
+    <w:p>
+      <w:r>
+        <w:t>[Table: two parallel sets of columns, each 'Names of Jews' followed by several tally columns; the tally-column headings and most tally marks are illegible in the OCR and cannot be reliably attributed to rows. Names are given in source order.]</w:t>
+      </w:r>
+    </w:p>
+    <w:p>
+      <w:r>
+        <w:t>Names of Jews                    | Names of Jews</w:t>
+        <w:br/>
+        <w:t>---------------------------------+---------------------------------</w:t>
+        <w:br/>
+        <w:t>Samuel Salamon, judge            | Smull Salamon</w:t>
+        <w:br/>
+        <w:t>Lebll Joseph                     | Arron Lypmon</w:t>
+        <w:br/>
+        <w:t>Izrael Hierslly                  | Salamon Schaj</w:t>
+        <w:br/>
+        <w:t>Idlly Híerslly                   | Izrael Sehaj</w:t>
+        <w:br/>
+        <w:t>Morx Slezinger                   | Idlly Sehaj</w:t>
+        <w:br/>
+        <w:t>[illegible]                      | Isak Sehaj</w:t>
+        <w:br/>
+        <w:t>ta~:~~mH!~~l~~ [illegible]       | Mojscs Israel</w:t>
+      </w:r>
+    </w:p>
+    <w:p>
+      <w:r>
+        <w:t>91</w:t>
+      </w:r>
+    </w:p>
+    <w:p>
+      <w:pPr>
+        <w:pStyle w:val="Heading1"/>
+      </w:pPr>
+      <w:r>
+        <w:t>PDF viewer page 94</w:t>
+      </w:r>
+    </w:p>
+    <w:p>
+      <w:r>
+        <w:t>https://real-eod.mtak.hu/2973/1/Magyar_zsido_okleveltar_VII.pdf#page=94</w:t>
+      </w:r>
+    </w:p>
+    <w:p>
+      <w:r>
+        <w:t>[Lakompak table, continued. Tally-column headings and marks illegible in OCR; names given in source order.]</w:t>
+      </w:r>
+    </w:p>
+    <w:p>
+      <w:r>
+        <w:t>Names of Jews                    | Names of Jews</w:t>
+        <w:br/>
+        <w:t>---------------------------------+------------------------------------------------------------</w:t>
+        <w:br/>
+        <w:t>Judy Leeb                        | Lezer Arron</w:t>
+        <w:br/>
+        <w:t>Abraham Arron                    | Elias Salamon</w:t>
+        <w:br/>
+        <w:t>Mojses Leeb                      | Joseph Heczll</w:t>
+        <w:br/>
+        <w:t>!sak Abraham                     | SAamb uhel Schln;tkUll / ra am sa [OCR garbled]</w:t>
+        <w:br/>
+        <w:t>Marx Abraham                     | Isak Marx</w:t>
+        <w:br/>
+        <w:t>Fajthll Marx                     | HerglI Haim</w:t>
+        <w:br/>
+        <w:t>Kive Mojses                      | David Salamon</w:t>
+        <w:br/>
+        <w:t>Nottly Heczll                    | Henik David</w:t>
+        <w:br/>
+        <w:t>Ziszlly Hegsll                   | Salamon Elias</w:t>
+        <w:br/>
+        <w:t>Enokh Salamon                    | Samuel Salamon</w:t>
+        <w:br/>
+        <w:t>Abraham Lebll                    | Oreh Majores</w:t>
+        <w:br/>
+        <w:t>Zissll Arron                     | Isák Perll</w:t>
+        <w:br/>
+        <w:t>Abraham Arrori                   | Mojses Jákob</w:t>
+        <w:br/>
+        <w:t>Leeb Mojses                      | David Marx</w:t>
+        <w:br/>
+        <w:t>Mastell Haim                     | Abraham Samsen</w:t>
+        <w:br/>
+        <w:t>Leeb Mojses                      | Leebll Isak Schnaider</w:t>
+        <w:br/>
+        <w:t>Geczll Isák                      | Mojses Gerstll</w:t>
+        <w:br/>
+        <w:t>David Ina                        | Arrori Mojses</w:t>
+        <w:br/>
+        <w:t>Fajth Mojses                     | Mancs Lsák</w:t>
+        <w:br/>
+        <w:t>Israel! Hiersl!                  | Joseph Mojsos</w:t>
+        <w:br/>
+        <w:t>Mojses Jakob                     | Herczll Abraham</w:t>
+        <w:br/>
+        <w:t>Zissll Jakob                     | Mojses Jákob</w:t>
+        <w:br/>
+        <w:t>Mojses Haim                      | Wolff Mojses</w:t>
+        <w:br/>
+        <w:t>Abraham Haim                     | Nath Abraham</w:t>
+        <w:br/>
+        <w:t>Isák Haim                        | Salamon Herssll [OCR split]</w:t>
+        <w:br/>
+        <w:t>Marx Joseph                      | Marx Simon-J'udin [OCR uncertain], rabbi, possesses the</w:t>
+        <w:br/>
+        <w:t>Kopll Jakob                      |   house of the Jewish community</w:t>
+        <w:br/>
+        <w:t>Elias Kopll                      | Isak Jerusalem, jurist</w:t>
+        <w:br/>
+        <w:t>Salamon Kopll                    | Mojses Morx, school rector</w:t>
+        <w:br/>
+        <w:t>Mojses Perll                     | Majses Lebll, school rector</w:t>
+        <w:br/>
+        <w:t>Punem Perll                      | Elias Haimb from Niehlespurgh</w:t>
+        <w:br/>
+        <w:t>Majscs Nothll                    | ~~j:sol~~~~)7k;iSer [OCR garbled name], from Moravia</w:t>
+        <w:br/>
+        <w:t>Jakob Nothll                     | Michell Haim, schachter, or [sive] [OCR interleaved; reading uncertain]</w:t>
+        <w:br/>
+        <w:t>Isak Leebll                      | Jakob Wolff S~lsinger [OCR uncertain], their psalmist</w:t>
+        <w:br/>
+        <w:t>Morx Shaj                        | Hors ll-J'ud [OCR uncertain; possibly 'Hersll Jud']</w:t>
+        <w:br/>
+        <w:t>Shaj Marx                        | Gabriel Abraham [OCR uncertain] from Pratis Marianis by the</w:t>
+        <w:br/>
+        <w:t>Schmull Isák                     |   lake Fertő</w:t>
+        <w:br/>
+        <w:t>Jakob Fajth                      |</w:t>
+        <w:br/>
+        <w:t>Schmull Leebll                   |</w:t>
+        <w:br/>
+        <w:t>Seebll Salamon                   |</w:t>
+        <w:br/>
+        <w:t>Michll Leebll                    |</w:t>
+        <w:br/>
+        <w:t>Kaufman Zissll                   |</w:t>
+        <w:br/>
+        <w:t>Piniches Marx                    |</w:t>
+        <w:br/>
+        <w:t>Gabriel Isák                     |</w:t>
+        <w:br/>
+        <w:t>David Salamon                    |</w:t>
+        <w:br/>
+        <w:t>Salamon Sniermacher              |</w:t>
+        <w:br/>
+        <w:t>Arron Salamon                    |</w:t>
+        <w:br/>
+        <w:t>Lemell Arron                     |</w:t>
+        <w:br/>
+        <w:t>Joseph Lebll Arron               |</w:t>
+      </w:r>
+    </w:p>
+    <w:p>
+      <w:r>
+        <w:t>Totals [as read in OCR]: 291 | 66 | 4 | 1 | -</w:t>
+      </w:r>
+    </w:p>
+    <w:p>
+      <w:r>
+        <w:t>92</w:t>
+      </w:r>
+    </w:p>
+    <w:p>
+      <w:pPr>
+        <w:pStyle w:val="Heading1"/>
+      </w:pPr>
+      <w:r>
+        <w:t>PDF viewer page 95</w:t>
+      </w:r>
+    </w:p>
+    <w:p>
+      <w:r>
+        <w:t>https://real-eod.mtak.hu/2973/1/Magyar_zsido_okleveltar_VII.pdf#page=95</w:t>
+      </w:r>
+    </w:p>
+    <w:p>
+      <w:r>
+        <w:t>This Jewish community has so far contributed nothing towards the concurrence of public burdens.</w:t>
+      </w:r>
+    </w:p>
+    <w:p>
+      <w:r>
+        <w:t xml:space="preserve">                                    In the market town of Kabold:</w:t>
+      </w:r>
+    </w:p>
+    <w:p>
+      <w:r>
+        <w:t>[Table: two parallel sets of columns, each 'Names of Jews' followed by several tally columns; tally-column headings and most marks illegible in OCR. Names given in source order.]</w:t>
+      </w:r>
+    </w:p>
+    <w:p>
+      <w:r>
+        <w:t>Names of Jews                    | Names of Jews</w:t>
+        <w:br/>
+        <w:t>---------------------------------+------------------------------------------------------------</w:t>
+        <w:br/>
+        <w:t>Lebll Arrori, judge              | Simon Samson</w:t>
+        <w:br/>
+        <w:t>Habil Schnaider                  | Punem Arron</w:t>
+        <w:br/>
+        <w:t>David Snicrmacher                | Hen;·llerlJLebbMichIIiSalamon [OCR garbled; possibly several names]</w:t>
+        <w:br/>
+        <w:t>Morx Jakob                       | M~st [OCR fragment]</w:t>
+        <w:br/>
+        <w:t>Lebb Schuklóffer                 | Daniel Lekll</w:t>
+        <w:br/>
+        <w:t>Jakob Mojses                     | Filip Mi"hll</w:t>
+        <w:br/>
+        <w:t>Arrori Simándll                  | Zachareas Filep</w:t>
+        <w:br/>
+        <w:t>Salamon Schrnull                 | Jacob Mojses</w:t>
+        <w:br/>
+        <w:t>Salamon Joseph                   | Isák Gersli</w:t>
+        <w:br/>
+        <w:t>Morx Mári&lt;.lll                   | Majer Isák</w:t>
+        <w:br/>
+        <w:t>Josepb Perll                     | Abraham Marx</w:t>
+        <w:br/>
+        <w:t>~~j;~s S;~:~~ [OCR garbled]      | [..]es Wolff [OCR fragment]</w:t>
+        <w:br/>
+        <w:t>Mojses Benedek                   | Jomell</w:t>
+        <w:br/>
+        <w:t>Pesigh Hiersll                   | [..]h Jomell [OCR fragment]</w:t>
+        <w:br/>
+        <w:t>Jakob Manull                     | IDsaenP iel Sr-hmull [OCR garbled]</w:t>
+        <w:br/>
+        <w:t>Abraham Spilrnan                 | Hierssll Herssll</w:t>
+        <w:br/>
+        <w:t>Isak Marx                        | Slemolli Hierssll</w:t>
+        <w:br/>
+        <w:t>Elieser Salamon                  | Herszll Salamon</w:t>
+        <w:br/>
+        <w:t>Salamon Leeb                     |</w:t>
+        <w:br/>
+        <w:t>Masterll Salamon                 |</w:t>
+      </w:r>
+    </w:p>
+    <w:p>
+      <w:r>
+        <w:t>Totals [as read in OCR]: 171 | 16 | - | 2 | ... | 4</w:t>
+      </w:r>
+    </w:p>
+    <w:p>
+      <w:r>
+        <w:t>This Jewish community previously rendered nothing at all towards the concurrence of public burdens, except that since the year 1724, on account of the pasturing of goats, it pays annually six florins to the Christian community here, which the Christian community applies to the discharge of the portional burden.</w:t>
+      </w:r>
+    </w:p>
+    <w:p>
+      <w:r>
+        <w:t xml:space="preserve">                                    In the market town of Nagy-Marton:</w:t>
+      </w:r>
+    </w:p>
+    <w:p>
+      <w:r>
+        <w:t>Names of Jews                    | Names of Jews</w:t>
+        <w:br/>
+        <w:t>---------------------------------+---------------------------------</w:t>
+        <w:br/>
+        <w:t>Wolff Simon Apeni bamer, judge   | Salamon Mojses</w:t>
+        <w:br/>
+        <w:t>Simon Mandll                     | Elias Mojses</w:t>
+        <w:br/>
+        <w:t>Mojses Simon                     | Lebll Hierssll</w:t>
+        <w:br/>
+        <w:t>Gabriel Paun                     | Joseph Sisse</w:t>
+        <w:br/>
+        <w:t>Wolff Jákob                      | Isák Joseph</w:t>
+        <w:br/>
+        <w:t>Salamon Abraham                  | Simon Lazarus</w:t>
+        <w:br/>
+        <w:t>Czódik Salamon                   | Abrahum Simon</w:t>
+        <w:br/>
+        <w:t>Arron Jakob                      | Mandl) Tajcz</w:t>
+        <w:br/>
+        <w:t>Salamon Czalle                   | Gabriel Marx, rabbi</w:t>
+        <w:br/>
+        <w:t>Marx Are                         | Israel Sotte</w:t>
+        <w:br/>
+        <w:t>Hiersll Are                      | Ikob Schay</w:t>
+        <w:br/>
+        <w:t>Jakob HiersJl                    | Salamon Marx</w:t>
+        <w:br/>
+        <w:t>Geizll Salamon                   | Isak Kalman</w:t>
+        <w:br/>
+        <w:t>Salamon Geezll                   | Morx Isák</w:t>
+        <w:br/>
+        <w:t>Gotlieb Mojses                   | Lazarus Isák</w:t>
+        <w:br/>
+        <w:t xml:space="preserve">                                 | Fajth Abraham</w:t>
+        <w:br/>
+        <w:t>[Tally marks illegible/unattributable in OCR.]</w:t>
+      </w:r>
+    </w:p>
+    <w:p>
+      <w:r>
+        <w:t>93</w:t>
+      </w:r>
+    </w:p>
+    <w:p>
+      <w:pPr>
+        <w:pStyle w:val="Heading1"/>
+      </w:pPr>
+      <w:r>
+        <w:t>PDF viewer page 96</w:t>
+      </w:r>
+    </w:p>
+    <w:p>
+      <w:r>
+        <w:t>https://real-eod.mtak.hu/2973/1/Magyar_zsido_okleveltar_VII.pdf#page=96</w:t>
+      </w:r>
+    </w:p>
+    <w:p>
+      <w:r>
+        <w:t>[Nagy-Marton table, continued. Tally-column headings and marks illegible in OCR; names given in source order.]</w:t>
+      </w:r>
+    </w:p>
+    <w:p>
+      <w:r>
+        <w:t>Names of Jews                    | Names of Jews                    | Names of Jews</w:t>
+        <w:br/>
+        <w:t>---------------------------------+----------------------------------+---------------------------------</w:t>
+        <w:br/>
+        <w:t>Lebel Daniel                     | Joachim Schalgh                  | ~::t~A~r;::; [OCR garbled]</w:t>
+        <w:br/>
+        <w:t>Samuel Simandll                  | Joachim Per                      | Hierssll Elias</w:t>
+        <w:br/>
+        <w:t>Geczll Hiersll                   | Isák Kuppll                      | Hiersll Snajder</w:t>
+        <w:br/>
+        <w:t>Jakob Hiersll                    | Hon Isák                         | Isák Arron</w:t>
+        <w:br/>
+        <w:t>Samuel Hiersll                   | Hierssll Honn                    | Isák Jakab</w:t>
+        <w:br/>
+        <w:t>Majterll Snájder                 | Leebll Honn                      | Wolff Hiersll</w:t>
+        <w:br/>
+        <w:t>Enoch Job                        | Mojses Sisa                      | Salamon Isák</w:t>
+        <w:br/>
+        <w:t>Fichder Simon                    | Marx Simon                       | Gotlieb David</w:t>
+        <w:br/>
+        <w:t>Israel Jude                      | Samsen Samuell                   | ['",~:~d S~~:1~r — OCR garbled]</w:t>
+        <w:br/>
+        <w:t>Kulmon Arron                     | Hiersll Gerstll                  | David Past</w:t>
+        <w:br/>
+        <w:t>Wolff Poper                      | Mojses Gerstll                   | Fajthll Gultsmidt</w:t>
+        <w:br/>
+        <w:t>Mojses Lazarus                   |                                  | Isák Jud</w:t>
+        <w:br/>
+        <w:t>Lazárus Mojses                   |                                  |</w:t>
+        <w:br/>
+        <w:t>Israel Poder                     |                                  |</w:t>
+        <w:br/>
+        <w:t>Saje Simon                       |                                  |</w:t>
+        <w:br/>
+        <w:t>Arron Simon                      |                                  |</w:t>
+        <w:br/>
+        <w:t>Abraham Marx                     |                                  |</w:t>
+        <w:br/>
+        <w:t>Friedrich Ábraham                |                                  |</w:t>
+        <w:br/>
+        <w:t>Marx Abrabam                     |                                  |</w:t>
+        <w:br/>
+        <w:t>Mojses Hiersll                   |                                  |</w:t>
+        <w:br/>
+        <w:t>Mojses Marx                      |                                  |</w:t>
+        <w:br/>
+        <w:t>Joachim Sabszlly                 |                                  |</w:t>
+        <w:br/>
+        <w:t>Morx Snajder                     |                                  |</w:t>
+        <w:br/>
+        <w:t>Joseph Sebaj                     |                                  |</w:t>
+        <w:br/>
+        <w:t>Gersll Hiersll                   |                                  |</w:t>
+        <w:br/>
+        <w:t>Jakob Leebll                     |                                  |</w:t>
+        <w:br/>
+        <w:t>Simon Simandi                    |                                  |</w:t>
+        <w:br/>
+        <w:t>[A figure '2' appears at the bottom right of the table; its function is unclear in OCR.]</w:t>
+      </w:r>
+    </w:p>
+    <w:p>
+      <w:r>
+        <w:t>This Jewish community, since the year 1716, has so far rendered towards the concurrence of public burdens one hundred florins annually to the Christian community here; otherwise nothing.</w:t>
+      </w:r>
+    </w:p>
+    <w:p>
+      <w:r>
+        <w:t xml:space="preserve">                                    In the manor house of the estate of Neyfeld:</w:t>
+      </w:r>
+    </w:p>
+    <w:p>
+      <w:r>
+        <w:t>Names of Jews                    | Names of Jews</w:t>
+        <w:br/>
+        <w:t>---------------------------------+---------------------------------</w:t>
+        <w:br/>
+        <w:t>Morx Arron, judge                | Elias Isak</w:t>
+        <w:br/>
+        <w:t>Lebll Arron                      | Mojses Schmull</w:t>
+        <w:br/>
+        <w:t>Abraham Morx                     | Follethin Snajder</w:t>
+        <w:br/>
+        <w:t>Ensll Abraham                    | Leebll Israel</w:t>
+        <w:br/>
+        <w:t>Abraham Ensll                    | Simon Donan</w:t>
+        <w:br/>
+        <w:t>Salamon Ensll                    | Morkes Kozmonest</w:t>
+        <w:br/>
+        <w:t>Morx Mojses                      | Rubin Schlesinger</w:t>
+        <w:br/>
+        <w:t>Lazárus David                    | Borgh Mandll</w:t>
+        <w:br/>
+        <w:t>Borgh Isák                       | Leve Joseph</w:t>
+        <w:br/>
+        <w:t>Isák Jákob                       | Mojses Abraham</w:t>
+        <w:br/>
+        <w:t>Jacob Jakob                      | Frandrnan Mojses</w:t>
+        <w:br/>
+        <w:t>Salamon Simon                    | David, school rector</w:t>
+        <w:br/>
+        <w:t>Májer Sálom                      | Bolff Hiersll</w:t>
+        <w:br/>
+        <w:t>MostIly Mojses                   | Israel Lebll</w:t>
+        <w:br/>
+        <w:t>Abmham Morx                      |</w:t>
+        <w:br/>
+        <w:t>David Frankfurtner               |</w:t>
+        <w:br/>
+        <w:t>[Tally marks illegible/unattributable in OCR.]</w:t>
+      </w:r>
+    </w:p>
+    <w:p>
+      <w:r>
+        <w:t>94</w:t>
+      </w:r>
+    </w:p>
+    <w:p>
+      <w:pPr>
+        <w:pStyle w:val="Heading1"/>
+      </w:pPr>
+      <w:r>
+        <w:t>PDF viewer page 97</w:t>
+      </w:r>
+    </w:p>
+    <w:p>
+      <w:r>
+        <w:t>https://real-eod.mtak.hu/2973/1/Magyar_zsido_okleveltar_VII.pdf#page=97</w:t>
+      </w:r>
+    </w:p>
+    <w:p>
+      <w:r>
+        <w:t xml:space="preserve">     This Jewish community has hitherto contributed nothing toward the public burdens within the Christian community; it is now situated on the curial estate [fundus curialis].</w:t>
+        <w:br/>
+        <w:t xml:space="preserve">                               Outside the castle of Kiss-Marton</w:t>
+      </w:r>
+    </w:p>
+    <w:p>
+      <w:r>
+        <w:t>[Table. Column heading: "Names of the Jews". The numeric column headings are illegible in the OCR. Row values below are given as they appear in the OCR; the column position of each "1" is uncertain, and some rows have values that are garbled or missing.]</w:t>
+      </w:r>
+    </w:p>
+    <w:p>
+      <w:r>
+        <w:t>Names of the Jews              [values]          | Names of the Jews              [values]</w:t>
+        <w:br/>
+        <w:t>-----------------------------------------------------------------------------------------------</w:t>
+        <w:br/>
+        <w:t>Lebll Austerlicz iudex [OCR: "iudeJ'"] 1 - - - - | Leebl! Hiersl!                 1 - - --</w:t>
+        <w:br/>
+        <w:t>Folletin Polák                 1 - - - -         | Simon Hanoch                   - 1 - --</w:t>
+        <w:br/>
+        <w:t>Hiersll Prager                 - - - 1 -         | Domus Communitatis [the community's house]</w:t>
+        <w:br/>
+        <w:t>Wolff Prajstok                 1 - - - -         | Wolff Lazarus                  - - 1</w:t>
+        <w:br/>
+        <w:t>Lebll David                    [no values]       | Alexander Lazarus              1 - --</w:t>
+        <w:br/>
+        <w:t>Jakob Hiersll                  [no values]       | Lazarus Alexander              - 1 - --</w:t>
+        <w:br/>
+        <w:t>Abrabam Paragh                 [no values]       | Folle Polak                    1 - - --</w:t>
+        <w:br/>
+        <w:t>Lazarus Mojses                 - - -             | Kopll Schulsinger              - - 1 -</w:t>
+        <w:br/>
+        <w:t>Israel Prill                   1 - - - -         | HerslI Salamon                 1 - - --</w:t>
+        <w:br/>
+        <w:t>Mojses Salamon                 - 1 - -           | Ijull Berindorff               [no values]</w:t>
+        <w:br/>
+        <w:t>Israel Sieskind                - 1 - -           | Kupll Spiczer                  [no values]</w:t>
+        <w:br/>
+        <w:t>Aron Polák                     1 - - - - [?]     | Wolff Merll                    [garbled]</w:t>
+        <w:br/>
+        <w:t>Ijdlí Gerstll                  1 - - - - [?]     | Mojses MerU                    [garbled: "1 ; I"]</w:t>
+        <w:br/>
+        <w:t>Marcus Menczll                 [garbled]         | Elias Liachtenstadt            [garbled]</w:t>
+        <w:br/>
+        <w:t>Folletin Gerstll               [garbled: "--1' 11- - -" / "1, - - -"] | Mojses Liechtenstadt [garbled: ": :1 i --"]</w:t>
+        <w:br/>
+        <w:t>Abrabam Spiezer                1 - - -           | Isak Abraham                   [garbled]</w:t>
+        <w:br/>
+        <w:t>Salamon Spiezer                [garbled]         | Majer Mojses                   [garbled]</w:t>
+        <w:br/>
+        <w:t>Marcus Majer Rabiner           [garbled]         | Herzll LeebU                   [garbled]</w:t>
+        <w:br/>
+        <w:t>orphani [orphans] Marx et [and] Salamon Wolff  [garbled: "1" / "-1'"] | Jakob Salamon [garbled: "1" / "_1 11-1--"]</w:t>
+        <w:br/>
+        <w:t>Mojses Lenell                  [garbled]         | Majer Salamon                  [garbled]</w:t>
+        <w:br/>
+        <w:t>Filip Snajder                  [garbled]         | Hersll AITon                   [garbled]</w:t>
+        <w:br/>
+        <w:t>Salamon Morx                   1 - - -           | David Liechtenstadt            1 [garbled: "11:1 I" / "-1-: - -"]</w:t>
+        <w:br/>
+        <w:t>Abrabam Seligh                 1 - - -           | Joseph Arron                   1 - - -</w:t>
+        <w:br/>
+        <w:t>Arre Leeb                      - - - 1 -         | Abraham Guldtsmidt             1 - - --</w:t>
+        <w:br/>
+        <w:t>Israel Prill                   1 - --            | Arron Elias                    - 1 - --</w:t>
+        <w:br/>
+        <w:t>Judas Simon                    - 1 - -           | Isák Elias                     [garbled: "_i 1 __"]</w:t>
+        <w:br/>
+        <w:t xml:space="preserve">                                                 | Perll Abraham                  [garbled: "_i 1 i __"]</w:t>
+        <w:br/>
+        <w:t>Benedith Ijdll                 1 - - - -         | Arre Abraham                   - 1 =1- -</w:t>
+        <w:br/>
+        <w:t>Folle Mojses                   1 - - - -         | Hiersll Leebel                 - 1 - --</w:t>
+        <w:br/>
+        <w:t>Perll Benedeth                 - 1 - - -         | KopU Schulkloffer              - 1 - --</w:t>
+        <w:br/>
+        <w:t>Wolff Abraham                  - 1 - - -         | Ikób Polák                     - 1 - --</w:t>
+        <w:br/>
+        <w:t>Hiers II Benedeth              - - - 1 -         | Leebll Salamon                 - 1 --</w:t>
+        <w:br/>
+        <w:t>Folle Alexander                1 - - - -         | Salamon David                  - 1 -!-</w:t>
+        <w:br/>
+        <w:t>Mojses Austerlicz              1 - - - -         | Israel Lazarus                 - 1 -</w:t>
+        <w:br/>
+        <w:t>Abrabam Mojses                 - 1 - - -         | Benedeth Abraham               - - 1 -</w:t>
+        <w:br/>
+        <w:t>Samual Jakob                   1 - - - -         | Mojses Schlesinger             - 1 - --</w:t>
+        <w:br/>
+        <w:t>Lee b Benedeth                 - 1 - - -         | W olff Schlesinger             1 - - --</w:t>
+        <w:br/>
+        <w:t>Penstll Snajder                - 1 - - -         | Mojses Israel                  - - - 1</w:t>
+        <w:br/>
+        <w:t>Herz Austerlitz                - 1 - - -         | Leebll Schulsingerj            - - 1 -</w:t>
+        <w:br/>
+        <w:t>Leezer Sáich                   - 1 - - -         | Wertmer Domus                  1 - - --</w:t>
+        <w:br/>
+        <w:t>Mojses Gerstll                 1 -- -            | Israel Abrabam                 - 1 - --</w:t>
+        <w:br/>
+        <w:t>Kopell Kumen                   - 1 - -           | Israel Kón                     - 1 - --</w:t>
+        <w:br/>
+        <w:t>Pinkes Morx                    - 1 - -           | LeebU Marcus                   - - 1 -</w:t>
+        <w:br/>
+        <w:t>Israel Hiersl!                 - 1 - -           | Isák Izrael                    - 1 - --</w:t>
+        <w:br/>
+        <w:t>Párgh Sniermacher              1 - - -           | Arron Salamon orphani [orphans]  - 1 - --</w:t>
+        <w:br/>
+        <w:t>[unlabelled row]               1 _ -             | Abrabam Wochter                - - 1 -</w:t>
+        <w:br/>
+        <w:t>Isák Ijdll                     1 _               | [unlabelled value]             1</w:t>
+        <w:br/>
+        <w:t>Ijdll Isák                     [no values]       | Major Ajbesicz                 [no values]</w:t>
+        <w:br/>
+        <w:t>Hierssl Sniermacher            1 _ - -           | Isak Májer                     --- 1-·</w:t>
+        <w:br/>
+        <w:t>Salamon Snajder                - 1 - --          |</w:t>
+      </w:r>
+    </w:p>
+    <w:p>
+      <w:r>
+        <w:t>[Totals line as in OCR:]       35   46   11   121</w:t>
+      </w:r>
+    </w:p>
+    <w:p>
+      <w:r>
+        <w:t>95</w:t>
+      </w:r>
+    </w:p>
+    <w:p>
+      <w:pPr>
+        <w:pStyle w:val="Heading1"/>
+      </w:pPr>
+      <w:r>
+        <w:t>PDF viewer page 98</w:t>
+      </w:r>
+    </w:p>
+    <w:p>
+      <w:r>
+        <w:t>https://real-eod.mtak.hu/2973/1/Magyar_zsido_okleveltar_VII.pdf#page=98</w:t>
+      </w:r>
+    </w:p>
+    <w:p>
+      <w:r>
+        <w:t xml:space="preserve">      This Jewish community has contributed nothing toward the public burdens, neither now nor previously, because they are situated on the castle estate [fundus Arcensis].</w:t>
+      </w:r>
+    </w:p>
+    <w:p>
+      <w:r>
+        <w:t xml:space="preserve">                                               In the market town of Keresztur:</w:t>
+      </w:r>
+    </w:p>
+    <w:p>
+      <w:r>
+        <w:t>[Table. Column heading: "Names of the Jews". The numeric column headings and most row values are illegible/garbled in the OCR; only clearly legible values are reproduced, and their column positions are uncertain.]</w:t>
+      </w:r>
+    </w:p>
+    <w:p>
+      <w:r>
+        <w:t>Names of the Jews                         [values]   | Names of the Jews              [values]</w:t>
+        <w:br/>
+        <w:t>-----------------------------------------------------------------------------------------------</w:t>
+        <w:br/>
+        <w:t>Jakab Schajo iudex [judge]                1 -        | Isak Adam                      - 1 - -</w:t>
+        <w:br/>
+        <w:t>Jakob Leeb                                [garbled]  | Nathan Abraham                 1 - - -</w:t>
+        <w:br/>
+        <w:t>Fájth Jákob                               [garbled]  | Jakob Filep                    1 - -</w:t>
+        <w:br/>
+        <w:t>Adam Jakob                                1 -        | Filep Jakob                    1 - --</w:t>
+        <w:br/>
+        <w:t>Lee b Mojses                              1 -        | Ábraham HierslI                1 - --</w:t>
+        <w:br/>
+        <w:t>Hiersll Eszterraicher                     1 - -      | Leebll Simon                   - 1 - --</w:t>
+        <w:br/>
+        <w:t>Isák Jákob                                1 - -      | Hiersll Abraham                - 1 - --</w:t>
+        <w:br/>
+        <w:t>David Hiersll                             [garbled]  | Abraham Joseph                 [garbled]</w:t>
+        <w:br/>
+        <w:t>David Simon Rabinertl [Rabbi?], lives in the community's house [in communitatis domo manet]  [garbled] | Jonas Abr~ [name truncated in OCR]  [garbled]</w:t>
+        <w:br/>
+        <w:t>Joseph Abraham                            1 -        | Salamon FaJth                  [garbled]</w:t>
+        <w:br/>
+        <w:t>Kauffman Jakob                            1 -        | Fájth Salamon                  [garbled]</w:t>
+        <w:br/>
+        <w:t>Jacob Marx Snajder                        1 -        | Joseph Schaigh                 1 - --</w:t>
+        <w:br/>
+        <w:t>Adam Joachim                              1 -        | Leebll Salamon                 [garbled]</w:t>
+        <w:br/>
+        <w:t>W olff Simon Schulkloffer [line break in OCR; reading as one entry uncertain]  1 - | Abraham Lebl!   1</w:t>
+        <w:br/>
+        <w:t>Salamon Adam                              1 -        | Israell Leeb                   [garbled]</w:t>
+        <w:br/>
+        <w:t>Adam Joachim [second entry of this name]  1 -        | Ikob Mojses                    1</w:t>
+        <w:br/>
+        <w:t>Lebll Fájth                               1 -        | David -Jonás                   [garbled]</w:t>
+        <w:br/>
+        <w:t>Abraham Lebll                             1 -        | Hiersll Lebll                  [garbled]</w:t>
+        <w:br/>
+        <w:t>Israel Benedeth                           [garbled]  | Leeb David                     - 1 - --</w:t>
+        <w:br/>
+        <w:t>Jozeph Jakob                              [garbled]  | Morx Jakob                     1</w:t>
+        <w:br/>
+        <w:t>Gersli Luiser                             1 -        | Mojses Hiersll                 1 -</w:t>
+        <w:br/>
+        <w:t>Marx Májer                                1          | Salamon Jakob                  [garbled]</w:t>
+        <w:br/>
+        <w:t>Perll Ábraham                             1          | Salamon Leeb Schulsinger       [garbled]</w:t>
+        <w:br/>
+        <w:t>Jakob Lieberman                           [garbled]  |</w:t>
+      </w:r>
+    </w:p>
+    <w:p>
+      <w:r>
+        <w:t>[Figures probably belonging to totals, as in OCR: "127", "181", "21"; their placement is uncertain]</w:t>
+      </w:r>
+    </w:p>
+    <w:p>
+      <w:r>
+        <w:t xml:space="preserve">   This Jewish community has already for some years [OCR: "armis", presumably "annis"] contributed toward the public burdens within the local Christian community ninety-one florins annually.</w:t>
+        <w:br/>
+        <w:t xml:space="preserve">     Thus concluded on the 31st day of the month of August, in the market town of Keresztur, in the year 1725.</w:t>
+        <w:br/>
+        <w:t xml:space="preserve">     Emericus Korlatovics, deputy judge of the nobles [Vice iudex nobilium] of the illustrious County of Sopron [i. c. Soproniensis] m. p. L. S.</w:t>
+        <w:br/>
+        <w:t>Stephanus Darás, juror [iurassor] of the illustrious County of Sopron [i. c. Soproniensis] m. p. L. S.</w:t>
+      </w:r>
+    </w:p>
+    <w:p>
+      <w:r>
+        <w:t xml:space="preserve">     Note on the outside:     Those having houses: 135 [OCR: "'135"]; the others living as lodgers [in inquilinatu] number: 400.</w:t>
+      </w:r>
+    </w:p>
+    <w:p>
+      <w:r>
+        <w:t xml:space="preserve">     Conscription or catalogue of the Jews at present residing in the island of Rábaköz [OCR: "in insula Rábak z" with a stray "ö"], carried out by me, the undersigned, at ... in the year 1725, on the 2nd day of August:</w:t>
+      </w:r>
+    </w:p>
+    <w:p>
+      <w:r>
+        <w:t>96</w:t>
+      </w:r>
+    </w:p>
+    <w:p>
+      <w:pPr>
+        <w:pStyle w:val="Heading1"/>
+      </w:pPr>
+      <w:r>
+        <w:t>PDF viewer page 99</w:t>
+      </w:r>
+    </w:p>
+    <w:p>
+      <w:r>
+        <w:t>https://real-eod.mtak.hu/2973/1/Magyar_zsido_okleveltar_VII.pdf#page=99</w:t>
+      </w:r>
+    </w:p>
+    <w:p>
+      <w:r>
+        <w:t xml:space="preserve">                              In the market town of Kapuvár</w:t>
+        <w:br/>
+        <w:t>Samuel, householder [hospes], having a small house, pays annually to the local Christian community toward the public burdens, on account of the pasturing of his four horses, fl. 1 d. 50.</w:t>
+      </w:r>
+    </w:p>
+    <w:p>
+      <w:r>
+        <w:t xml:space="preserve">                                   In the estate [possessio] of Páli</w:t>
+        <w:br/>
+        <w:t>Joseph, having a small house, has hitherto contributed nothing toward the public burdens.</w:t>
+      </w:r>
+    </w:p>
+    <w:p>
+      <w:r>
+        <w:t xml:space="preserve">                            In the estate [possessio] of Kisfalud</w:t>
+        <w:br/>
+        <w:t>Salamon Joseph, foreigner or native [extraneus seu indigena].</w:t>
+        <w:br/>
+        <w:t>Jakab Isák, foreigner or native [extraneus seu indigena].</w:t>
+        <w:br/>
+        <w:t>These Jews have hitherto paid nothing toward the public burdens.</w:t>
+        <w:br/>
+        <w:t>Joannes Kecskés, judge of the nobles of the County of Sopron [c. Soproniensis] m. p. L. S.</w:t>
+      </w:r>
+    </w:p>
+    <w:p>
+      <w:r>
+        <w:t xml:space="preserve">     Htt. Fasc. Mensium Litt. és Canc. Acta Partic. No 269-2</w:t>
+      </w:r>
+    </w:p>
+    <w:p>
+      <w:r>
+        <w:br/>
+        <w:t xml:space="preserve"> 10. 1725 October 20, Ják. Census of the Jews of Vasvár County. [heading partly garbled in OCR]</w:t>
+      </w:r>
+    </w:p>
+    <w:p>
+      <w:r>
+        <w:t xml:space="preserve">     We the undersigned acknowledge by these presents: that whereas the exalted Royal Lieutenancy Council [Consilium Regium Locumtenentiale], by means of its gracious mandate, deigned to intimate to this illustrious County that each and every Jew living in this County be registered and their condition be investigated in detail, and that genuine information thereon be given to the exalted Royal Council; by virtue of which gracious mandate the illustrious County deigned to commit this investigation of the Jews to us. We therefore, wishing most humbly to comply with the gracious dispatch and commission of the said illustrious County, as the requirement of our office demands, carried out the census of the Jews as follows, namely:</w:t>
+        <w:br/>
+        <w:t xml:space="preserve">     First. In the market town of Rohoncz the Jews having dwellings and possessing sessions [sessiones], although they do not cultivate the arable lands and meadows belonging to them, nevertheless lease them out to Christians; yet they contribute and pay the portional quota [Portionale Quantum] into their common fund, like the other townsmen; they are the following.</w:t>
+      </w:r>
+    </w:p>
+    <w:p>
+      <w:r>
+        <w:t xml:space="preserve">                                                                        Householders  Houses</w:t>
+        <w:br/>
+        <w:t xml:space="preserve">                                                                        [Hospites]    [Domus]</w:t>
+      </w:r>
+    </w:p>
+    <w:p>
+      <w:r>
+        <w:t>Judge [Jurex, sic OCR] Samuél Morx with his son Ábraham                 .      2         1</w:t>
+        <w:br/>
+        <w:t>Samuel Jacab with his two brothers Isac and Salamon                     .      3 [OCR: "'&gt; .)"; reading uncertain]   1</w:t>
+        <w:br/>
+        <w:t>Samuél Philip with his son-in-law Isac                                  .      2         1</w:t>
+        <w:br/>
+        <w:t>Elias Salamon and Samuél Lanrel                                         .      2         1</w:t>
+        <w:br/>
+        <w:t>Scholum Strumnan with his son-in-law Salamon                            .      2         1</w:t>
+        <w:br/>
+        <w:t>Moises Snajder with his son-in-law Sam ucl                              .      2         1</w:t>
+        <w:br/>
+        <w:t>L6b Sachtcr with his relative by marriage [Affinis] Baruch              .      2         1</w:t>
+        <w:br/>
+        <w:t>Abraham Stappcl with his brother David                                  .      2         1</w:t>
+        <w:br/>
+        <w:t>Jacab Lebőel, and Simon Snajder                                         .      2         1</w:t>
+        <w:br/>
+        <w:t>Lebl Marink, and his two sons Mojses and La.mach                        .      3 [OCR: ":1"]   1</w:t>
+        <w:br/>
+        <w:t>Lebel Frisl, and his relative by marriage [Affinis] Joseph              .      2         1</w:t>
+      </w:r>
+    </w:p>
+    <w:p>
+      <w:r>
+        <w:t>7 Oklevéltár VII.</w:t>
+        <w:br/>
+        <w:t xml:space="preserve">                                                                                          97</w:t>
+      </w:r>
+    </w:p>
+    <w:p>
+      <w:pPr>
+        <w:pStyle w:val="Heading1"/>
+      </w:pPr>
+      <w:r>
+        <w:t>PDF viewer page 100</w:t>
+      </w:r>
+    </w:p>
+    <w:p>
+      <w:r>
+        <w:t>https://real-eod.mtak.hu/2973/1/Magyar_zsido_okleveltar_VII.pdf#page=100</w:t>
+      </w:r>
+    </w:p>
+    <w:p>
+      <w:r>
+        <w:t xml:space="preserve">                                                                  Householders  Houses</w:t>
+        <w:br/>
+        <w:t xml:space="preserve">                                                                  [Hospites]    [Domus]</w:t>
+      </w:r>
+    </w:p>
+    <w:p>
+      <w:r>
+        <w:t>Moises Joseph, and his son-in-law Hirsl                       .      2         1</w:t>
+        <w:br/>
+        <w:t>Simon Adam, and his relative by marriage [Affinis] David      .      2         1</w:t>
+        <w:br/>
+        <w:t>Isác Morx, and Sarnuel Morx                                   .      2         1</w:t>
+        <w:br/>
+        <w:t>Jachiam Hiersl                                                .      1         1</w:t>
+        <w:br/>
+        <w:t>Elias Joseph                                                  .      1         1</w:t>
+        <w:br/>
+        <w:t>Mojses Leb, and Moises Majer                                  .      2         1</w:t>
+        <w:br/>
+        <w:t>Moises Jacob                                                  .      1         1</w:t>
+        <w:br/>
+        <w:t>Michael Isác, and his two relatives by marriage [Affines] Samuel and Morx  .  3  1</w:t>
+        <w:br/>
+        <w:t>Isac Morx, and his son-in-law Israel                          .      2         1</w:t>
+        <w:br/>
+        <w:t>Ábraham Michael [OCR: ":\\licha.el"]                           .      1         1</w:t>
+        <w:br/>
+        <w:t>Benedict, and his two brothers Moises and Joseph              .      3         1</w:t>
+        <w:br/>
+        <w:t>Adam Handel                                                   .      1         1</w:t>
+        <w:br/>
+        <w:t>David Stappel                                                 .      1         1</w:t>
+        <w:br/>
+        <w:t>Schapsl with his son Samuél                                   .      1         1</w:t>
+        <w:br/>
+        <w:t>Isac Leb Samuel                                               .      1         1</w:t>
+        <w:br/>
+        <w:t>Joseph Michael                                                .      1         1</w:t>
+      </w:r>
+    </w:p>
+    <w:p>
+      <w:r>
+        <w:t xml:space="preserve">     Secondly. There are Jews having exempt houses, who pay nothing in aid of the Christians toward the fulfilment of the portional quota [Portionale Quantum], but pay to the lordship [Dominium] what is commonly called Schuez Gelt [i.e. protection money]; they are named as follows.</w:t>
+      </w:r>
+    </w:p>
+    <w:p>
+      <w:r>
+        <w:t>Isác Ábraham and his two sons-in-law                          .      3         1</w:t>
+        <w:br/>
+        <w:t>Samuel Majer and his son Sulmon                               .      2         1 [OCR: "]"]</w:t>
+        <w:br/>
+        <w:t>Mojses Lóbl, and Burllch                                      .      2         1</w:t>
+        <w:br/>
+        <w:t>Alexander and his brother Mojses                              .      2         1</w:t>
+        <w:br/>
+        <w:t>David Liehtenstot                                             .      1         1</w:t>
+        <w:br/>
+        <w:t>Simon Scholum, and Mojses Lebl                                .      2         1</w:t>
+        <w:br/>
+        <w:t>Moiscs Bolff and two sons, Samsen and Ábraham                 .      3         1</w:t>
+        <w:br/>
+        <w:t>Jacob Bolff and Torna Bolff                                   .      2         1 [OCR: "]"]</w:t>
+        <w:br/>
+        <w:t>Salmon Morx and his relative by marriage [Affinis] Salrnon    .      2         1</w:t>
+        <w:br/>
+        <w:t>Samuel Michael                                                .      1         1</w:t>
+        <w:br/>
+        <w:t>Michael Lazárus and Joseph                                    .      2         1</w:t>
+        <w:br/>
+        <w:t>Samuel Ábraham                                                .      1         1</w:t>
+        <w:br/>
+        <w:t>Levi Sehnjermoeher and his son Salamon                        .      2         1</w:t>
+        <w:br/>
+        <w:t>Elias Fajbel                                                  .      1         1</w:t>
+        <w:br/>
+        <w:t>Ábraham Unfsel and his son-in-law Ábraham                     .      2         1</w:t>
+        <w:br/>
+        <w:t>Ábraham Moises                                                .      1         1</w:t>
+        <w:br/>
+        <w:t>Elias Majer and his son Israel, and his son-in-law Ábraham    .      3         1</w:t>
+        <w:br/>
+        <w:t>Sehoium and his relative by marriage [Affinis] Jacob          .      2         1</w:t>
+        <w:br/>
+        <w:t>Xattel Morx and his son Joel                                  .      2         1</w:t>
+        <w:br/>
+        <w:t>David SapsI                                                   .      1         1</w:t>
+        <w:br/>
+        <w:t>Sehoium Flesh                                                 .      1         1</w:t>
+        <w:br/>
+        <w:t>Michacl Jacub and his son Michael                             .      2         1</w:t>
+        <w:br/>
+        <w:t>HierslBicszl and his father-in-law Salarnon                   .      2         1</w:t>
+        <w:br/>
+        <w:t>Xatte1 Elias Xlajcr                                           .      1         1</w:t>
+        <w:br/>
+        <w:t>Leb Major and his brother Xattel                              .      2         1</w:t>
+      </w:r>
+    </w:p>
+    <w:p>
+      <w:r>
+        <w:t>98</w:t>
+      </w:r>
+    </w:p>
+    <w:p>
+      <w:pPr>
+        <w:pStyle w:val="Heading1"/>
+      </w:pPr>
+      <w:r>
+        <w:t>PDF viewer page 101</w:t>
+      </w:r>
+    </w:p>
+    <w:p>
+      <w:r>
+        <w:t>https://real-eod.mtak.hu/2973/1/Magyar_zsido_okleveltar_VII.pdf#page=101</w:t>
+      </w:r>
+    </w:p>
+    <w:p>
+      <w:r>
+        <w:t xml:space="preserve">                                                                       Householders  Houses</w:t>
+        <w:br/>
+        <w:t xml:space="preserve">                                                                       [Hospites]    [Dornus, sic OCR]</w:t>
+      </w:r>
+    </w:p>
+    <w:p>
+      <w:r>
+        <w:t>Sámuel Hiersl and his brother Nattel                               .     2          1</w:t>
+        <w:br/>
+        <w:t>Ábraham Hirsl                                                      .     1          1</w:t>
+        <w:br/>
+        <w:t>Samuel Auspitcz and Jachiam                                        .     2          1</w:t>
+        <w:br/>
+        <w:t>Schmule and his son Liepmon                                        .     2          1</w:t>
+        <w:br/>
+        <w:t>Scholum and his relative by marriage [Affinis] ISllC               .     2          1</w:t>
+        <w:br/>
+        <w:t>Joseph Ignaczj                                                     .     1          1</w:t>
+        <w:br/>
+        <w:t>Samuél Morx and his relative by marriage [Affinis] Morx            .     2          1</w:t>
+      </w:r>
+    </w:p>
+    <w:p>
+      <w:r>
+        <w:br/>
+        <w:t xml:space="preserve">     Thirdly. There are also Jewish lodgers [Inquilini] not having their own dwellings, but residing in the houses of the Jews specified in the two preceding points, and paying only to the lordship [Dominium].</w:t>
+      </w:r>
+    </w:p>
+    <w:p>
+      <w:r>
+        <w:t>hac Hiersl [first letter missing in OCR?]  Jacob Gcczl        Isaác JIichcl</w:t>
+        <w:br/>
+        <w:t>Michael Isáo [OCR: "}1ichael"]          Jacob Czvy                  Abraliarn Majer</w:t>
+        <w:br/>
+        <w:t>Victor Klozcl"            Joseph Leb                  Isaác Nottel</w:t>
+        <w:br/>
+        <w:t>Isaac Sulmon              Joseph Ábraham              Ábraham Fajbel</w:t>
+        <w:br/>
+        <w:t>Ábraham Hu lis            Solum Lipmon                Salamon Faiscll</w:t>
+        <w:br/>
+        <w:t>Aran Elias                Sulmon Lipmon               Sulmon Scholum</w:t>
+        <w:br/>
+        <w:t>Moises Barneh             Ensel Leb                   Scholum Liprnon</w:t>
+        <w:br/>
+        <w:t>Lebl Gimpl                Isáac Lazarus               Samlan Morx</w:t>
+        <w:br/>
+        <w:t>Lcbl Gecz;l               Moisee Lcbl                 Jacob Simon</w:t>
+        <w:br/>
+        <w:t>David Lebl                Leb Giswngh                 Simon Lebl</w:t>
+        <w:br/>
+        <w:t>David Jacab               Baruch Morx                 Samuel Morx</w:t>
+        <w:br/>
+        <w:t>Hieml Ensel               Salamon Majer               Simon Moises</w:t>
+        <w:br/>
+        <w:t>Simon Levi                Isaác Morx                  Samsen Isác</w:t>
+        <w:br/>
+        <w:t>Nattel Sielle             Jacob Major                 Lebl Hiersl</w:t>
+        <w:br/>
+        <w:t>Sulmon Ruben              Simon. Mojses               Ábraham Turdus</w:t>
+      </w:r>
+    </w:p>
+    <w:p>
+      <w:r>
+        <w:t xml:space="preserve">      Fourthly. Of the aforenamed Jews, some carry on their trade in the Counties of Szala [Szaladiensi], Veszprim [Veszprimiensi], Simegh [Simeghiensi], Tolna [Tolnensi], and wherever it seems more convenient to them, and return to their dwellings only at the time of the festivals. And both these and the others residing at home trade in goods of every kind, and carry hides, wool and honey out to the neighbouring foreign provinces and sell them there. The lodgers [Inquilini], however, trade in beans, piffa [meaning unclear; OCR reading uncertain], cabbages, indeed even lard or Arimae [OCR reading uncertain] (which ought to be forbidden to them), and in sheep and goats.</w:t>
+      </w:r>
+    </w:p>
+    <w:p>
+      <w:r>
+        <w:br/>
+        <w:t xml:space="preserve">     The Jews in the market town of Szalonak, living not in their own but in leased houses, and paying nothing into the Christians' common fund but to the lordship [Dominium], are the following:</w:t>
+      </w:r>
+    </w:p>
+    <w:p>
+      <w:r>
+        <w:t>Judge [Judex] Salamon Hicrel   Garse Isracl          Moises Klozcr</w:t>
+        <w:br/>
+        <w:t>Ábraham Hicral                 Jacob Lebel           Abraharn Siskincl</w:t>
+        <w:br/>
+        <w:t>Adam Abraham                   Ábrahum Lebel         Hiersl Kappel</w:t>
+        <w:br/>
+        <w:t>Salamon Adam                   Salamon Lebel         Joseph Gcczl</w:t>
+        <w:br/>
+        <w:t>Lebel Israel                   Moises Jacob          Sachter</w:t>
+      </w:r>
+    </w:p>
+    <w:p>
+      <w:r>
+        <w:t>7*</w:t>
+        <w:br/>
+        <w:t xml:space="preserve">                                                                                     99</w:t>
+      </w:r>
+    </w:p>
+    <w:p>
+      <w:pPr>
+        <w:pStyle w:val="Heading1"/>
+      </w:pPr>
+      <w:r>
+        <w:t>PDF viewer page 102</w:t>
+      </w:r>
+    </w:p>
+    <w:p>
+      <w:r>
+        <w:t>https://real-eod.mtak.hu/2973/1/Magyar_zsido_okleveltar_VII.pdf#page=102</w:t>
+      </w:r>
+    </w:p>
+    <w:p>
+      <w:r>
+        <w:t xml:space="preserve">    In the market town of Németh Ujvár, likewise not having their own dwellings, and paying only to the lordship [Dominium]:</w:t>
+        <w:br/>
+        <w:t xml:space="preserve">           Salamon Moises                   Savedi                  Majerl</w:t>
+        <w:br/>
+        <w:t xml:space="preserve">           Majerl                           Moises                  Baruch</w:t>
+        <w:br/>
+        <w:t xml:space="preserve">                                            Sochter</w:t>
+      </w:r>
+    </w:p>
+    <w:p>
+      <w:r>
+        <w:t xml:space="preserve">      And these Jews living in the aforesaid two market towns, Szalonak and Németh Ujvár, trade on a smaller scale [minoris sortis], like those of Rohoncz.</w:t>
+        <w:br/>
+        <w:t xml:space="preserve">       Lastly, the wives, unmarried sons and daughters, offspring, and widows of all the above-specified Jews can be called nothing other than a copious multitude.</w:t>
+        <w:br/>
+        <w:t xml:space="preserve">      Concerning which census and investigation of the Jews, carried out in the foregoing manner, we most humbly present to the illustrious County these our letters of report, fortified with our signatures and seals. Given at Jáák on the 20th day of the month of October, in the year 1725.</w:t>
+        <w:br/>
+        <w:t xml:space="preserve">      Ladislaus Rosty, processual judge of the nobles [Processualis Judlium, sic OCR] of the illustrious County of Castriferreum [Vasvár] m. p.</w:t>
+        <w:br/>
+        <w:t xml:space="preserve">                                                                             L. S.</w:t>
+        <w:br/>
+        <w:t xml:space="preserve">          Staphanus Horváth, juror [Jurassor] of the illustrious County of Castriferreum m. p.</w:t>
+      </w:r>
+    </w:p>
+    <w:p>
+      <w:r>
+        <w:t xml:space="preserve">     It is further added that among the aforementioned Jews there are craftsmen — furriers, tailors, Nodifices [button-/lace-makers?], glaziers, and indeed very many butchers — who are to be found in the villages belonging to the lordship (and in the market town of Rohoncz itself, according to the agreement entered into by the Jews with the Most Excellent Lady Countess, as landlady, paying one florin for each ox); and</w:t>
+        <w:br/>
+        <w:t xml:space="preserve">     furthermore Jewish toll-collectors in the market towns of Rohoncz and Csákány, and also Murav Szombath, exercise the actual duty of the toll-collecting office contrary to the express publication and prohibition of the illustrious County and the laws of the Kingdom.</w:t>
+        <w:br/>
+        <w:t xml:space="preserve">                                     The same judge of the nobles as above m. p.</w:t>
+      </w:r>
+    </w:p>
+    <w:p>
+      <w:r>
+        <w:t xml:space="preserve">           1725 November 1, Rakicsán. Supplement to the census of the Jews of Vasvár County.</w:t>
+        <w:br/>
+        <w:t xml:space="preserve">      We the undersigned acknowledge by these presents that, by virtue of the gracious commission of the Lord Vice-Counts sent to us upon the intimation of the exalted Royal Council, we duly carried out the census of the Jews existing in the Process of Totságh and the districts belonging to it, and likewise the inquiry into the Jewish toll-collectors there, and have found as follows:</w:t>
+        <w:br/>
+        <w:t xml:space="preserve">      1° There are Jews in the market town of Muraj Szombat, situated in the County of Castriferreum, [OCR: "habito, unum intelligentes" — sense unclear] three in number: the first Farkas, the second Sarnson, the third Abraham.</w:t>
+        <w:br/>
+        <w:t xml:space="preserve">      2° In the market town of Sz. Gothard the Jew Salamon Morx, together with another Jew; they have their shops [Fornices] in the aforesaid places and sell their wares of various kinds, and moreover carry on trade in neighbouring and more distant places; apart from the aforementioned shops they possess nothing; they pay the agreed rent [Arenda] to the lordships, but contribute nothing into the common fund [Gremium] of the community. Those of Muraj-Szombath collect the toll by virtue of a contract entered into with them by the Lords of the lordships of Murai Szombath and Rakicsin, and live as toll-collectors in this manner: that they alone do not always collect the toll, and in their absence they do not collect it, but they have a Christi-</w:t>
+      </w:r>
+    </w:p>
+    <w:p>
+      <w:r>
+        <w:t>100</w:t>
+      </w:r>
+    </w:p>
+    <w:p>
+      <w:pPr>
+        <w:pStyle w:val="Heading1"/>
+      </w:pPr>
+      <w:r>
+        <w:t>PDF viewer page 103</w:t>
+      </w:r>
+    </w:p>
+    <w:p>
+      <w:r>
+        <w:t>https://real-eod.mtak.hu/2973/1/Magyar_zsido_okleveltar_VII.pdf#page=103</w:t>
+      </w:r>
+    </w:p>
+    <w:p>
+      <w:r>
+        <w:t>an hired, who collects the said toll according to their wish and hands over what is collected to the Jews themselves. Given at Rakicsan on the 1st day of the month of November, in the year 1725.</w:t>
+        <w:br/>
+        <w:t>Paulus Mlinarics, chief processual judge of the nobles [Processualis Supremus Judlium] of the illustrious County of Castriferreum m. p.</w:t>
+        <w:br/>
+        <w:t xml:space="preserve">                                                                                                         L. S.</w:t>
+        <w:br/>
+        <w:t xml:space="preserve">                                      Ladislaus Lippirt, juror [Jurassor] of the same illustrious County m. p.</w:t>
+      </w:r>
+    </w:p>
+    <w:p>
+      <w:r>
+        <w:t xml:space="preserve">     O. L. nu, Litt. 1727. okt. 20., novv L Act. Part. [archive reference partly garbled in OCR]</w:t>
+      </w:r>
+    </w:p>
+    <w:p/>
+    <w:p>
+      <w:r>
+        <w:t>11. 1726 March 8, Nagymihály. Census of the Jews of Zemplén County.</w:t>
+      </w:r>
+    </w:p>
+    <w:p>
+      <w:r>
+        <w:t>CENSUS OF THE JEWS HOLDING ARENDAS [LEASES] IN THE PROCESS OF NAGY MIHÁLY</w:t>
+      </w:r>
+    </w:p>
+    <w:p>
+      <w:r>
+        <w:t xml:space="preserve">                                                                                    Monthly tax</w:t>
+        <w:br/>
+        <w:t>Names of the places in which they live    Names of the same Jews                    Rh. fl.   xr.</w:t>
+        <w:br/>
+        <w:t>----------------------------------------------------------------------------------------------</w:t>
+        <w:br/>
+        <w:t>In the market town of Nagy Mihály         Isac La ibovics</w:t>
+        <w:br/>
+        <w:t xml:space="preserve">  In Sámogh                               Major La.ibovics                                    10</w:t>
+        <w:br/>
+        <w:t xml:space="preserve">     Mocsár                               Mosk o Berkovics                                     8</w:t>
+        <w:br/>
+        <w:t xml:space="preserve">     Őrmező                               Berko Herskovics                                    20</w:t>
+        <w:br/>
+        <w:t xml:space="preserve">     Vásárhely                            RIta Ábrahami Levko                                 30</w:t>
+        <w:br/>
+        <w:t xml:space="preserve">     Tussa Újfalu [OCR: "'I'ussa Újfillu"] Ephraim Isakovics                                  25</w:t>
+        <w:br/>
+        <w:t xml:space="preserve">     Bosznyicza                           Samuel Haim                                         15</w:t>
+        <w:br/>
+        <w:t xml:space="preserve">     Kucsiny                              Levko Lahrnan                                       17</w:t>
+        <w:br/>
+        <w:t xml:space="preserve">     Mátyaska                             Abraham Levkovics                                   25</w:t>
+        <w:br/>
+        <w:t xml:space="preserve">     Bánocz                               Aron Izraelovica                                    10</w:t>
+        <w:br/>
+        <w:t xml:space="preserve">     Petrik                               David Levkovics                                     10</w:t>
+        <w:br/>
+        <w:t xml:space="preserve">     Czirokahosszúmező                    Levko Oriskovics, exempt on account of fire [ob combustum immunis]</w:t>
+        <w:br/>
+        <w:t>In the market town of Szinna              Jacob Oriskovics                                    20</w:t>
+        <w:br/>
+        <w:t xml:space="preserve">  In Sztakcsiny                           Marco SájJovics                                     12</w:t>
+        <w:br/>
+        <w:t xml:space="preserve">     Ublya                                Moyses Moskovics                                    10</w:t>
+        <w:br/>
+        <w:t xml:space="preserve">     Kfonova                              Da.vid Sajovics                                      9</w:t>
+        <w:br/>
+        <w:t xml:space="preserve">     Kálna                                Abraham Lazurovics                                   9</w:t>
+        <w:br/>
+        <w:t xml:space="preserve">     Sztarina                             Marco Orisovics                                     12</w:t>
+        <w:br/>
+        <w:t xml:space="preserve">     PstoIina                             Widow [ReJicta] of Marco Sajovics                   14</w:t>
+        <w:br/>
+        <w:t xml:space="preserve">     Topolya                              Mosko Davidovics                                     6</w:t>
+        <w:br/>
+        <w:t xml:space="preserve">     UJics                                Laiba                                                6</w:t>
+        <w:br/>
+        <w:t xml:space="preserve">     Pápina                               Mendely Izraelovics                                 12</w:t>
+        <w:br/>
+        <w:t xml:space="preserve">     Also Jablonka                        Jacsko Jakubovics                                    9</w:t>
+        <w:br/>
+        <w:t xml:space="preserve">     Felső Jablonka                       Levko Sajovics                                      10</w:t>
+        <w:br/>
+        <w:t xml:space="preserve">     Világb                               Aron Mihájlovics                                    17</w:t>
+        <w:br/>
+        <w:t xml:space="preserve">     Hosztovicza                          Hersko Zelmonovics                                  20</w:t>
+        <w:br/>
+        <w:t xml:space="preserve">     Habura                               Zelmon Mihailovics                                  24</w:t>
+        <w:br/>
+        <w:t xml:space="preserve">     Csertész                             Abraham Jakubovics                                  22</w:t>
+        <w:br/>
+        <w:t xml:space="preserve">     Mező Laborcz                         Joseph Moskovics                                    22</w:t>
+        <w:br/>
+        <w:t xml:space="preserve">     Boró                                 Aran Abrahamovics                                   20</w:t>
+        <w:br/>
+        <w:t xml:space="preserve">     Krasznibrod                          Chaim Iz. Kozakovszky                               15</w:t>
+        <w:br/>
+        <w:t xml:space="preserve">  In Közép Csebinye                       Jacobus Abrahamovics                                 9</w:t>
+        <w:br/>
+        <w:t xml:space="preserve">     Závatka                              Chaim                                                6</w:t>
+        <w:br/>
+        <w:t xml:space="preserve">     Kohánocz                             Hersko Moskovics                                     8</w:t>
+        <w:br/>
+        <w:t xml:space="preserve">     Koskócz                              Lazur Tzraelovics                                   14</w:t>
+        <w:br/>
+        <w:t xml:space="preserve">     lz (bugya) Hrabócz                   Abraham, destitute [misera bilis]</w:t>
+        <w:br/>
+        <w:t xml:space="preserve">     Rokito                               Izrael Kozakovszky, fugitive [profngns, sic OCR]</w:t>
+        <w:br/>
+        <w:t xml:space="preserve">     Mácza                                Abraham                                              8</w:t>
+      </w:r>
+    </w:p>
+    <w:p>
+      <w:r>
+        <w:t xml:space="preserve">                                                                                                                   101</w:t>
+      </w:r>
+    </w:p>
+    <w:p>
+      <w:pPr>
+        <w:pStyle w:val="Heading1"/>
+      </w:pPr>
+      <w:r>
+        <w:t>PDF viewer page 104</w:t>
+      </w:r>
+    </w:p>
+    <w:p>
+      <w:r>
+        <w:t>https://real-eod.mtak.hu/2973/1/Magyar_zsido_okleveltar_VII.pdf#page=104</w:t>
+      </w:r>
+    </w:p>
+    <w:p>
+      <w:r>
+        <w:t xml:space="preserve">                                                                                    Monthly tax</w:t>
+        <w:br/>
+        <w:t>Names of the places in which they live    Names of the same Jews                    Rh. fl.   xr.</w:t>
+        <w:br/>
+        <w:t>----------------------------------------------------------------------------------------------</w:t>
+        <w:br/>
+        <w:t xml:space="preserve">  In the market town of Homonna           Micbael Salamonovics                        2       30</w:t>
+        <w:br/>
+        <w:t xml:space="preserve">     The same place [Ibidem]              Izrael J osepbovics, fugitive [profugus]</w:t>
+        <w:br/>
+        <w:t xml:space="preserve">     Zboina                               Fabian Abrabamovics                                  6</w:t>
+        <w:br/>
+        <w:t xml:space="preserve">     Ruszka                               Michaeí Davidovics                                   6</w:t>
+        <w:br/>
+        <w:t xml:space="preserve">     Fölső Körtvélyes                     Hersko                                               9</w:t>
+        <w:br/>
+        <w:t xml:space="preserve">     Márk Csemernye                       Haim Jakubovics                                     12</w:t>
+        <w:br/>
+        <w:t xml:space="preserve">     Zboj                                 Abraham Lazurovics                                   6</w:t>
+      </w:r>
+    </w:p>
+    <w:p>
+      <w:r>
+        <w:t xml:space="preserve">              Total monthly tax of the Jews of this Process                           9       25</w:t>
+      </w:r>
+    </w:p>
+    <w:p>
+      <w:r>
+        <w:t>In the Process of Varanó [Varanóviensi]:</w:t>
+        <w:br/>
+        <w:t xml:space="preserve">     In the market town of Újbely         Abrabam Moskovics                                   45</w:t>
+        <w:br/>
+        <w:t xml:space="preserve">     The same place                       Samuél Pandacher                                    15</w:t>
+        <w:br/>
+        <w:t xml:space="preserve">     The same place                       Samuel Abrahumovics                                 24</w:t>
+        <w:br/>
+        <w:t xml:space="preserve">     In the market town of Varranó        Abraham                                             30</w:t>
+        <w:br/>
+        <w:t xml:space="preserve">     The same place                       Berko                                               24</w:t>
+      </w:r>
+    </w:p>
+    <w:p>
+      <w:r>
+        <w:t xml:space="preserve">           Total monthly tax of the Jews of this Process                              2       18</w:t>
+      </w:r>
+    </w:p>
+    <w:p>
+      <w:r>
+        <w:t>In the Submontane Process [Submontano]:</w:t>
+        <w:br/>
+        <w:t xml:space="preserve">     In Ardo                              Leib Rapbaelovics                           2       05</w:t>
+        <w:br/>
+        <w:t xml:space="preserve">     N. Patak                             Abrabam Josephovics  } destitute</w:t>
+        <w:br/>
+        <w:t xml:space="preserve">     The same place                       Zelik Jakubovics     } [miserabiles]</w:t>
+        <w:br/>
+        <w:t xml:space="preserve">     Vámos Újfalu                         Jacob IIerskovics                                   45</w:t>
+        <w:br/>
+        <w:t xml:space="preserve">     Tolcsva                              J aeo bus Elias         )</w:t>
+        <w:br/>
+        <w:t xml:space="preserve">     The same place                       J osephus Moskovics     )</w:t>
+        <w:br/>
+        <w:t xml:space="preserve">     The same place                       Abrabam Moskovics       )  All these contribute to the</w:t>
+        <w:br/>
+        <w:t xml:space="preserve">     The same place                       Hersko Borkovics        )  town's common fund this year</w:t>
+        <w:br/>
+        <w:t xml:space="preserve">     The same place                       Raphael Levkovics       )  Rh. fl. 25.</w:t>
+        <w:br/>
+        <w:t xml:space="preserve">     The same place                       Levko J akubovies       )</w:t>
+        <w:br/>
+        <w:t xml:space="preserve">     The same place                       David Levkovies</w:t>
+        <w:br/>
+        <w:t xml:space="preserve">  In Benye                                Isae Levko              } These are all new and therefore</w:t>
+        <w:br/>
+        <w:t xml:space="preserve">     The same place                       Joseph Levko            } have hitherto contributed</w:t>
+        <w:br/>
+        <w:t xml:space="preserve">     The same place                       Benyasovies Herselly    } nothing to the locality's</w:t>
+        <w:br/>
+        <w:t xml:space="preserve">     The same place                       Izrael Murkovics        } common fund</w:t>
+        <w:br/>
+        <w:t xml:space="preserve">  In Bodrogh Keresztúr                    Elias Mojses                                2</w:t>
+        <w:br/>
+        <w:t xml:space="preserve">     The same place                       Abraham J osephovics    )</w:t>
+        <w:br/>
+        <w:t xml:space="preserve">     The same place                       Moyses Abrahamovics     )  These contribute to the</w:t>
+        <w:br/>
+        <w:t xml:space="preserve">     The same place                       Joseph Hersko           )  town's common fund for</w:t>
+        <w:br/>
+        <w:t xml:space="preserve">     The same place                       Hersko Jakubovies       )  this year Rh. fl. HL</w:t>
+        <w:br/>
+        <w:t xml:space="preserve">     The same place                       Hersko J osephovies     )  [amount illegible in OCR]</w:t>
+        <w:br/>
+        <w:t xml:space="preserve">     The same place                       Levko Mihalyovícs</w:t>
+        <w:br/>
+        <w:t xml:space="preserve">  In Tokaj                                Levko J osephovies                          1       15</w:t>
+        <w:br/>
+        <w:t xml:space="preserve">     The same place                       Hirs Laibé                                          71~ [OCR; probably 7½]</w:t>
+        <w:br/>
+        <w:t xml:space="preserve">  In Tállya                               Fabian Moskovics                            2       30</w:t>
+        <w:br/>
+        <w:t xml:space="preserve">     Szerencs                             Beniamin Hoszsz, new arendator [leaseholder]</w:t>
+        <w:br/>
+        <w:t xml:space="preserve">     Maad                                 Zelman                                              30</w:t>
+      </w:r>
+    </w:p>
+    <w:p>
+      <w:r>
+        <w:t xml:space="preserve">          Total monthly tax of the Jews of this Process                              10       1212 [OCR; probably 12½]</w:t>
+        <w:br/>
+        <w:t xml:space="preserve">         In the Insular Process [Processu Insulano], however, none at all are found    21       5572 [OCR; probably 55½]</w:t>
+      </w:r>
+    </w:p>
+    <w:p>
+      <w:r>
+        <w:t>From the General Congregation held on the 8th day of March 1726 in the market town of Nagy Mihály.</w:t>
+        <w:br/>
+        <w:t xml:space="preserve">                                                                         Balthazar Orosz de Csusy,</w:t>
+        <w:br/>
+        <w:t xml:space="preserve">                                                                 sworn notary of the illustrious County of Zemplén.</w:t>
+        <w:br/>
+        <w:t xml:space="preserve">       O. L. Act. part. 1726</w:t>
+      </w:r>
+    </w:p>
+    <w:p>
+      <w:r>
+        <w:br/>
+        <w:t>102</w:t>
+      </w:r>
+    </w:p>
+    <w:p>
+      <w:pPr>
+        <w:pStyle w:val="Heading1"/>
+      </w:pPr>
+      <w:r>
+        <w:t>PDF viewer page 105</w:t>
+      </w:r>
+    </w:p>
+    <w:p>
+      <w:r>
+        <w:t>https://real-eod.mtak.hu/2973/1/Magyar_zsido_okleveltar_VII.pdf#page=105</w:t>
+      </w:r>
+    </w:p>
+    <w:p>
+      <w:r>
+        <w:t>1. 14 December 1725. Bazin. The town of Bazin reports that no Jew may spend even a single night in its territory, except in the Castle and in the curiae of the nobles, where they actually do live. [OCR: "Bazia cáros" read as Bazin város; "kicéce" read as kivéve]</w:t>
+      </w:r>
+    </w:p>
+    <w:p>
+      <w:r>
+        <w:t>"... it was ordained that, on account of certain crimes and infanticides perpetrated by them, no Jew should be permitted to stay even for a single night in the territory of this town (excepting, however, the Castle grounds and certain suburban noble curiae, where Jews actually resided)." [OCR: "eotum" read as eorum; "noctern" as noctem]</w:t>
+      </w:r>
+    </w:p>
+    <w:p>
+      <w:r>
+        <w:t xml:space="preserve">     O. L. Htt. Litt.</w:t>
+      </w:r>
+    </w:p>
+    <w:p>
+      <w:r>
+        <w:br/>
+        <w:t>2. 20 July 1725. Buda. Census of the Jewry of the town of Buda.</w:t>
+      </w:r>
+    </w:p>
+    <w:p>
+      <w:r>
+        <w:t xml:space="preserve">     Published in Magyar Zsidó Oklevéltár vol. III [OCR: "Ill."], no. 273.</w:t>
+      </w:r>
+    </w:p>
+    <w:p>
+      <w:r>
+        <w:t xml:space="preserve">     O. L. Acta part. No 43.</w:t>
+      </w:r>
+    </w:p>
+    <w:p>
+      <w:r>
+        <w:br/>
+        <w:t>3. 21 July 1725. Ginz [OCR: "Etiezeq"; reading uncertain, cf. Ginz in the text]. One Jew lives in the town of Kőszeg.</w:t>
+      </w:r>
+    </w:p>
+    <w:p>
+      <w:r>
+        <w:t>". .. As for Jews, apart from a single one, named Israel Schlezinger, otherwise a privileged Imperial-Royal Hebrew, who bought a burgher house here by Imperial-Royal privilege and is otherwise propertied, namely holding vineyards, and who contributes proportionately to the town from all such properties and from his trade, and who has also for many years been the toll collector, there are none; nor shall we ever strive to admit more, as being otherwise ordinarily harmful to the poor community.</w:t>
+        <w:br/>
+        <w:t xml:space="preserve">     Ginz, 21 July 1725.</w:t>
+        <w:br/>
+        <w:t>The judge, senate and community of the free and royal town of Keöszegh or Ginz."</w:t>
+      </w:r>
+    </w:p>
+    <w:p>
+      <w:r>
+        <w:t xml:space="preserve">     O. L. Htt. Fasc. Mensium. Litt.</w:t>
+      </w:r>
+    </w:p>
+    <w:p>
+      <w:r>
+        <w:br/>
+        <w:t>4. 20 July 1725. Modor. List of the Jewry of the town of Modor.</w:t>
+      </w:r>
+    </w:p>
+    <w:p>
+      <w:r>
+        <w:t xml:space="preserve">                  CATALOGUE OF THE JEWS LIVING IN MODRA</w:t>
+      </w:r>
+    </w:p>
+    <w:p>
+      <w:r>
+        <w:t xml:space="preserve">      First. In this place there is one Jew, named Esaias Hirschel, with his wife and children; they have their own house with appurtenances, that is, a garden vineyard and a small meadow; and no others dare to settle here. [OCR: "Vinea Hortensi" — punctuation unclear; possibly "vineyard, garden"]</w:t>
+        <w:br/>
+        <w:t xml:space="preserve">      Second. He has a household consisting of 3 Jewish persons and one Jewish cook. He keeps horses, but keeps Christian servants.</w:t>
+        <w:br/>
+        <w:t xml:space="preserve">      Third. He carries on mercantile trade, and of other kinds as well; however, he does not keep a public shop, but only a domestic one.</w:t>
+        <w:br/>
+        <w:t xml:space="preserve">      Fourth. For the house and the aforesaid means and trade, towards the public burdens, since he also does not provide quarters, he pays the town annually, by contract, an agreed sum of fl. 150. Apart from him no Jew dares (as stated above) to settle here, and none would be admitted either.</w:t>
+        <w:br/>
+        <w:t>Modra, 20 July 1725.</w:t>
+      </w:r>
+    </w:p>
+    <w:p>
+      <w:r>
+        <w:t xml:space="preserve">     O. L. Htt. Litterae. Act. part.</w:t>
+      </w:r>
+    </w:p>
+    <w:p>
+      <w:r>
+        <w:br/>
+        <w:t xml:space="preserve">                                                                                            103</w:t>
+      </w:r>
+    </w:p>
+    <w:p>
+      <w:pPr>
+        <w:pStyle w:val="Heading1"/>
+      </w:pPr>
+      <w:r>
+        <w:t>PDF viewer page 106</w:t>
+      </w:r>
+    </w:p>
+    <w:p>
+      <w:r>
+        <w:t>https://real-eod.mtak.hu/2973/1/Magyar_zsido_okleveltar_VII.pdf#page=106</w:t>
+      </w:r>
+    </w:p>
+    <w:p>
+      <w:r>
+        <w:t>5. 24 July 1725. Szakolca [OCR: "Szokolc«"]. The town of Szakolca sends up the census of its Jews.</w:t>
+      </w:r>
+    </w:p>
+    <w:p>
+      <w:r>
+        <w:t xml:space="preserve">     Catalogue of the Hebrews existing in the free and royal town of Szakolcza and taxed solely for the revenue of the town, selling their meagre wares; they are these:</w:t>
+      </w:r>
+    </w:p>
+    <w:p>
+      <w:r>
+        <w:t>From             Name                      paying                     amount</w:t>
+        <w:br/>
+        <w:t>Sztrazniczio,    Abraham Beniamin,         paying                     .         f. 30.</w:t>
+        <w:br/>
+        <w:t>Gedinga,         Hcrsl Adam,               paying                     .         f. 15.</w:t>
+        <w:br/>
+        <w:t>likewise,        Isac Adam,                paying                     .         f. 15.</w:t>
+        <w:br/>
+        <w:t xml:space="preserve">                                                    Total             .         f. W. [OCR: "W" unreadable]</w:t>
+      </w:r>
+    </w:p>
+    <w:p>
+      <w:r>
+        <w:t xml:space="preserve">     Towards the payment of the aforesaid tax there contribute proportionately the outsiders coming from nearby Sztrazniczio and Gedinga, selling their wares, of truly small value, from door to door, and also staying here as lodgers, vagrant and possessors of barely five or six florins [OCR: "HeK", read as sex — uncertain], the following:</w:t>
+        <w:br/>
+        <w:t xml:space="preserve">                     Gaja,                          }[ojíleH Gajensis [OCR garbled]</w:t>
+        <w:br/>
+        <w:t xml:space="preserve">                     Szt.razniczio,                 Salamon Beniam</w:t>
+        <w:br/>
+        <w:t xml:space="preserve">                     Gedinga,                       Herszl Ábraham</w:t>
+        <w:br/>
+        <w:t xml:space="preserve">                     Nikolspurga,                   Salamon Israel</w:t>
+      </w:r>
+    </w:p>
+    <w:p>
+      <w:r>
+        <w:t xml:space="preserve">     All the aforementioned, together with those arriving, were previously taxed annually at fl. 15 towards the subsidy fund, as relief in contributing to the public burdens. But since even this was not paid without the greatest trouble to the two judges, and was in any case a meagre subsidy and relief, and in order to forestall the troubles of collection, it seemed good to the most ample senate to impose on the aforementioned three a tax of 60 florins [OCR: "GO"] and nevertheless to subject the rest to a proportionate assessment.</w:t>
+        <w:br/>
+        <w:t xml:space="preserve">     The following, too, lodgers moving from place to place, living in the houses and manor farms (allodia) of inhabitants, distilling brandy and selling it freely together with the citizens and inhabitants of this town:</w:t>
+        <w:br/>
+        <w:t>From Sztruzniczio:                  Iacobus Ábraham, paying                       fl.     10.</w:t>
+        <w:br/>
+        <w:t>From Prosticgow:                    Lebl Salamon, paying                .         fl.     10.</w:t>
+        <w:br/>
+        <w:t xml:space="preserve">      likewise                      Josephus Salamon, paying            .         fl.     10.</w:t>
+        <w:br/>
+        <w:t>From Polgcdin:                      Fajt] Hcrssel, paying               .         fl.     10.</w:t>
+        <w:br/>
+        <w:t xml:space="preserve">      likewise                      Michael Polak, paying               .         fl.     20.</w:t>
+        <w:br/>
+        <w:t>From Trebicz:                       Iaoobus Trebiczky                   .         fl.     10.</w:t>
+        <w:br/>
+        <w:t>From Bohemia, namely the town of Richnow: Raphael Herpel                .         fl      10.</w:t>
+        <w:br/>
+        <w:t>Lebl Mandl of Gedinga, by way of lease, for free sale in the suburban village of Mokrihay,</w:t>
+        <w:br/>
+        <w:t xml:space="preserve">      [and] in the town together with the other citizens and inhabitants, paying  .  fl.  70.</w:t>
+        <w:br/>
+        <w:t xml:space="preserve">                                                                     total:       fl. 150.</w:t>
+      </w:r>
+    </w:p>
+    <w:p>
+      <w:r>
+        <w:t xml:space="preserve">     Signed by Stephanus Szaloky, sworn notary of the town, Szakolca, 24 July 1725.</w:t>
+        <w:br/>
+        <w:t xml:space="preserve">                The judge, councillors and the other senators of the free and royal town of Szakolcza.</w:t>
+        <w:br/>
+        <w:t xml:space="preserve">      O. L. Htt. Fasc. Mensium, Litt. and Canc. Acta Partic. No 269-ll.</w:t>
+      </w:r>
+    </w:p>
+    <w:p>
+      <w:r>
+        <w:br/>
+        <w:t>104</w:t>
+      </w:r>
+    </w:p>
+    <w:p>
+      <w:pPr>
+        <w:pStyle w:val="Heading1"/>
+      </w:pPr>
+      <w:r>
+        <w:t>PDF viewer page 107</w:t>
+      </w:r>
+    </w:p>
+    <w:p>
+      <w:r>
+        <w:t>https://real-eod.mtak.hu/2973/1/Magyar_zsido_okleveltar_VII.pdf#page=107</w:t>
+      </w:r>
+    </w:p>
+    <w:p>
+      <w:r>
+        <w:t>6. 22 July 1725. Trencsén. List of the Jewry of the town of Trencsén.</w:t>
+      </w:r>
+    </w:p>
+    <w:p>
+      <w:r>
+        <w:t>CATALOGUE OF THE JEWS LIVING IN THE FREE AND ROYAL TOWN OF TRENCHIN, AND SPECIFICATION OF THEIR ANNUAL CONTRIBUTION TO THE TOWN</w:t>
+      </w:r>
+    </w:p>
+    <w:p>
+      <w:r>
+        <w:t xml:space="preserve">     Incorporated Jews pay in this manner</w:t>
+        <w:br/>
+        <w:t xml:space="preserve">                                                                               Monthly payment</w:t>
+        <w:br/>
+        <w:t xml:space="preserve">                                                                                 fl.           d</w:t>
+      </w:r>
+    </w:p>
+    <w:p>
+      <w:r>
+        <w:t xml:space="preserve">     Samuel Hirsl pays monthly                                             .     4         09Y2</w:t>
+        <w:br/>
+        <w:t xml:space="preserve">     Jakub JVI!Lrek [OCR garbled; possibly Marek]                          .     2         97Yz</w:t>
+        <w:br/>
+        <w:t xml:space="preserve">     Marék Mándell                                                         .     1         86-</w:t>
+        <w:br/>
+        <w:t xml:space="preserve">     Ioachim                                                               .     1         26Y2</w:t>
+        <w:br/>
+        <w:t xml:space="preserve">     Abraham David                                                         .               93-</w:t>
+        <w:br/>
+        <w:t xml:space="preserve">     Ábraham Simsó                                                         .               82--</w:t>
+        <w:br/>
+        <w:t xml:space="preserve">     Kümprecht Simsó                                                       .               44Y2</w:t>
+        <w:br/>
+        <w:t xml:space="preserve">     Ilil'sll [OCR garbled]                                                .      1        23-</w:t>
+        <w:br/>
+        <w:t xml:space="preserve">     Marok Jakub                                                           .      1        1112</w:t>
+        <w:br/>
+        <w:t xml:space="preserve">     Jakuh Mandell                                                         .      1        26Y2</w:t>
+        <w:br/>
+        <w:t>[OCR: "Y2"/"Yz" probably represent ½]</w:t>
+      </w:r>
+    </w:p>
+    <w:p>
+      <w:r>
+        <w:t xml:space="preserve">    Jews not admitted to incorporation, and staying there for the time being, pay as follows.</w:t>
+        <w:br/>
+        <w:t xml:space="preserve">     LebI Simső                                                                           30-</w:t>
+        <w:br/>
+        <w:t xml:space="preserve">     Jakub LebI                                                                           40</w:t>
+        <w:br/>
+        <w:t xml:space="preserve">                                          Which makes   fl                     16         70</w:t>
+        <w:br/>
+        <w:t xml:space="preserve">     Which, multiplied six times, makes annually in total . . . .   fl         100        20</w:t>
+      </w:r>
+    </w:p>
+    <w:p>
+      <w:r>
+        <w:t xml:space="preserve">     O. L. Htt. Litterae. and Act. part.</w:t>
+      </w:r>
+    </w:p>
+    <w:p>
+      <w:r>
+        <w:br/>
+        <w:t xml:space="preserve">                                                                                                    105</w:t>
+      </w:r>
+    </w:p>
+    <w:p>
+      <w:pPr>
+        <w:pStyle w:val="Heading1"/>
+      </w:pPr>
+      <w:r>
+        <w:t>PDF viewer page 108</w:t>
+      </w:r>
+    </w:p>
+    <w:p>
+      <w:r>
+        <w:t>https://real-eod.mtak.hu/2973/1/Magyar_zsido_okleveltar_VII.pdf#page=108</w:t>
+      </w:r>
+    </w:p>
+    <w:p>
+      <w:r>
+        <w:t>[No extractable source text on this PDF page; scan requires inspection.]</w:t>
+      </w:r>
+    </w:p>
+    <w:p>
+      <w:pPr>
+        <w:pStyle w:val="Heading1"/>
+      </w:pPr>
+      <w:r>
+        <w:t>PDF viewer page 109</w:t>
+      </w:r>
+    </w:p>
+    <w:p>
+      <w:r>
+        <w:t>https://real-eod.mtak.hu/2973/1/Magyar_zsido_okleveltar_VII.pdf#page=109</w:t>
+      </w:r>
+    </w:p>
+    <w:p>
+      <w:r>
+        <w:t>NEGATIVE REPORTS OF COUNTIES AND TOWNS</w:t>
+        <w:br/>
+        <w:t>TO THE LIEUTENANCY COUNCIL IN RESPONSE TO ITS DECREE</w:t>
+        <w:br/>
+        <w:t>CONCERNING THE CENSUS OF THE JEWS, FROM THE YEARS 1725–26 [OCR: "1725-26-08", probably "1725–26-os"]</w:t>
+      </w:r>
+    </w:p>
+    <w:p>
+      <w:r>
+        <w:t xml:space="preserve">            1. Kővár district, 24 Sept. 1725.</w:t>
+        <w:br/>
+        <w:t xml:space="preserve">            2. Kraszna county, 1 Aug. 1725.</w:t>
+        <w:br/>
+        <w:t xml:space="preserve">            3. Town of Besztercebánya, 15 Oct. 1726.</w:t>
+        <w:br/>
+        <w:t xml:space="preserve">            4. Town of Eperjes, 21 July 1725.</w:t>
+        <w:br/>
+        <w:t xml:space="preserve">            5. Town of Esztergom, 18 July 1725.</w:t>
+        <w:br/>
+        <w:t xml:space="preserve">            6. Town of Késmárk, 30 July 1725.</w:t>
+        <w:br/>
+        <w:t xml:space="preserve">            7. Town of Kismarton, 19 Aug. 1725.</w:t>
+        <w:br/>
+        <w:t xml:space="preserve">            8. Town of Kisszeben, 22 July 1725.</w:t>
+        <w:br/>
+        <w:t xml:space="preserve">            9. Town of Nagybánya, 25 July 1725.</w:t>
+        <w:br/>
+        <w:t xml:space="preserve">           10. Town of Nagyszombat, 23 July 1725.</w:t>
+        <w:br/>
+        <w:t xml:space="preserve">           11. Town of Sopron, 27 Aug. 1725.</w:t>
+        <w:br/>
+        <w:t xml:space="preserve">           12. Town of Szeged, 23 July 1725.</w:t>
+      </w:r>
+    </w:p>
+    <w:p>
+      <w:pPr>
+        <w:pStyle w:val="Heading1"/>
+      </w:pPr>
+      <w:r>
+        <w:t>PDF viewer page 110</w:t>
+      </w:r>
+    </w:p>
+    <w:p>
+      <w:r>
+        <w:t>https://real-eod.mtak.hu/2973/1/Magyar_zsido_okleveltar_VII.pdf#page=110</w:t>
+      </w:r>
+    </w:p>
+    <w:p>
+      <w:r>
+        <w:t>[No extractable source text on this PDF page; scan requires inspection.]</w:t>
+      </w:r>
+    </w:p>
+    <w:p>
+      <w:pPr>
+        <w:pStyle w:val="Heading1"/>
+      </w:pPr>
+      <w:r>
+        <w:t>PDF viewer page 111</w:t>
+      </w:r>
+    </w:p>
+    <w:p>
+      <w:r>
+        <w:t>https://real-eod.mtak.hu/2973/1/Magyar_zsido_okleveltar_VII.pdf#page=111</w:t>
+      </w:r>
+    </w:p>
+    <w:p>
+      <w:r>
+        <w:t>1. 1725 [24 Sept.]. The Kővár district reports to the Lieutenancy Council [OCR: "Hu", read as Htt.] that there are no Jews in the district.</w:t>
+      </w:r>
+    </w:p>
+    <w:p>
+      <w:r>
+        <w:t>"... concerning the status of the Jews, about which we can give no information whatsoever ... we have absolutely no Jew living in our midst ..."</w:t>
+      </w:r>
+    </w:p>
+    <w:p>
+      <w:r>
+        <w:t xml:space="preserve">     O. L. Htt. Litt.</w:t>
+      </w:r>
+    </w:p>
+    <w:p>
+      <w:r>
+        <w:br/>
+        <w:t>2. 1 Aug. 1725. Somlyó. Kraszna county reports that</w:t>
+      </w:r>
+    </w:p>
+    <w:p>
+      <w:r>
+        <w:t xml:space="preserve">     "Since, however, no Jew, and absolutely nowhere, resides within the bounds of this County ..."</w:t>
+      </w:r>
+    </w:p>
+    <w:p>
+      <w:r>
+        <w:t xml:space="preserve">     O. L. Htt. Litt.</w:t>
+      </w:r>
+    </w:p>
+    <w:p>
+      <w:r>
+        <w:br/>
+        <w:t>3. 15 October 1726. The town of Besztercebánya reports that, under the mining law, Jews are forbidden not only to live but even to appear within 7 miles of the district of the mining towns.</w:t>
+      </w:r>
+    </w:p>
+    <w:p>
+      <w:r>
+        <w:t xml:space="preserve">      ... namely, how His Most Sacred Caesarean-Royal Majesty Leopold the Great, of glorious memory, already in the year 169H [OCR; digit unclear], on the 2H [OCR; digit unclear] day of the month of January, and in the year 1695 [OCR: "lG95"], on the 29th day of the month of July, long since past, by means of two most gracious mandates issued under the aforesaid dates, deigned graciously to commit and command to this illustrious County of Zólyom, and consequently also, in its manner, to this free and royal and at the same time mining town of Neosolium, upon the prior most humble petition of the 7 mining towns, that the same illustrious County of Zólyom should by no means suffer or permit, contrary to ancient usage and custom, Jews in the Kingdom of Hungary to stay in any way, much less to settle, within the district of the free and royal mining towns and from there for 7 miles around, in order, namely, to forestall the frauds and thefts that could be craftily practised in respect of the gold and silver mines and the smelting offices ...</w:t>
+        <w:br/>
+        <w:t xml:space="preserve">      Neosolium, 15 October 1726 [OCR: "lí2G"].</w:t>
+        <w:br/>
+        <w:t>N. the judge and senate of the free and royal and at the same time mining town of Neosolium.</w:t>
+      </w:r>
+    </w:p>
+    <w:p>
+      <w:r>
+        <w:t xml:space="preserve">     O. L. Htt. Fasc. Mensium Litt.</w:t>
+      </w:r>
+    </w:p>
+    <w:p>
+      <w:r>
+        <w:t xml:space="preserve">                                                                                   109</w:t>
+      </w:r>
+    </w:p>
+    <w:p>
+      <w:pPr>
+        <w:pStyle w:val="Heading1"/>
+      </w:pPr>
+      <w:r>
+        <w:t>PDF viewer page 112</w:t>
+      </w:r>
+    </w:p>
+    <w:p>
+      <w:r>
+        <w:t>https://real-eod.mtak.hu/2973/1/Magyar_zsido_okleveltar_VII.pdf#page=112</w:t>
+      </w:r>
+    </w:p>
+    <w:p>
+      <w:r>
+        <w:t>4. 21 July 1725. The town of Eperjes reports that it has neither a Jewish lessee nor a permanently resident Jew.</w:t>
+      </w:r>
+    </w:p>
+    <w:p>
+      <w:r>
+        <w:t xml:space="preserve">     "Furthermore, the Jews here among us hold no leases of revenues, much less a fixed residence; indeed, within human memory they would not even be admitted into the town, as being infidels, except perhaps clandestinely and incognito, or with passes from their lords, from whom they have leased estates ..." [Latin phrasing "nullos habent exarendatores proventus" is irregular; rendering approximate]</w:t>
+      </w:r>
+    </w:p>
+    <w:p>
+      <w:r>
+        <w:t xml:space="preserve">      O. L. Htt. Litt.</w:t>
+      </w:r>
+    </w:p>
+    <w:p>
+      <w:r>
+        <w:br/>
+        <w:t>5. 18 July 1725. The town of Esztergom reports that, on the basis of the town's privileges, it has not tolerated Jews on its territory; should any wish to settle among them from a foreign country hereafter, they will report it to the Lieutenancy Council.</w:t>
+      </w:r>
+    </w:p>
+    <w:p>
+      <w:r>
+        <w:t xml:space="preserve">       "... with regard, namely, to the Jews ... that although, by virtue of the privileges granted by His Most Sacred Majesty ... Joseph I ..., their admission was left to our free discretion, nevertheless, in conformity with those same letters of privilege, with the addition of a statute of this town, none of them who would fix continuous habitation here is tolerated in the territory of this town (except at public fairs, to which they have customarily appeared from time to time from other places), and none is admitted in any way; and if in future it should happen that anyone ... comes here who perhaps wishes to be received from other kingdoms into the bosom of this town, the same will in that case be duly reported to this Exalted Council ..."</w:t>
+      </w:r>
+    </w:p>
+    <w:p>
+      <w:r>
+        <w:t xml:space="preserve">      O. L. Htt. Litt.</w:t>
+      </w:r>
+    </w:p>
+    <w:p>
+      <w:r>
+        <w:br/>
+        <w:t>6. 30 July 1725. The town of Késmárk reports that it has no Jewish inhabitants; only at the time of fairs do Jewish merchants come there from Moravia and Poland.</w:t>
+      </w:r>
+    </w:p>
+    <w:p>
+      <w:r>
+        <w:t xml:space="preserve">     "... that no Jews are found or accepted here, except those coming here at fair time from the neighbouring Kingdom of Poland and from Moravia, who, when the fairs have ended, customarily return again with their goods not sold here, and are by no means tolerated here beyond the fairs ..."</w:t>
+      </w:r>
+    </w:p>
+    <w:p>
+      <w:r>
+        <w:t xml:space="preserve">      O. L. Htt. Litt.</w:t>
+      </w:r>
+    </w:p>
+    <w:p>
+      <w:r>
+        <w:br/>
+        <w:t>7. 19 August 1725. Kismarton. The town does not admit Jews to its territory; on the Esterházy estate, however, they were admitted in large numbers and built houses there, which the town was unable to prevent.</w:t>
+      </w:r>
+    </w:p>
+    <w:p>
+      <w:r>
+        <w:t xml:space="preserve">      "... Of the Jews, however, none has been received into the town's territory, although many have petitioned repeatedly; but that on the land of the Esterházy domain they admit them in greater number, almost to the complete ruin of the citizens here, and indeed even have new houses of several storeys built there, it is not within our power to remedy or prevent."</w:t>
+      </w:r>
+    </w:p>
+    <w:p>
+      <w:r>
+        <w:t xml:space="preserve">      O. L. Htt. Litt. 1725.</w:t>
+      </w:r>
+    </w:p>
+    <w:p>
+      <w:r>
+        <w:br/>
+        <w:t>110</w:t>
+      </w:r>
+    </w:p>
+    <w:p>
+      <w:pPr>
+        <w:pStyle w:val="Heading1"/>
+      </w:pPr>
+      <w:r>
+        <w:t>PDF viewer page 113</w:t>
+      </w:r>
+    </w:p>
+    <w:p>
+      <w:r>
+        <w:t>https://real-eod.mtak.hu/2973/1/Magyar_zsido_okleveltar_VII.pdf#page=113</w:t>
+      </w:r>
+    </w:p>
+    <w:p>
+      <w:r>
+        <w:t>8. 22 July 1725. (Kis)szeben. The town of Szeben reports that it has no Jewish inhabitant.</w:t>
+      </w:r>
+    </w:p>
+    <w:p>
+      <w:r>
+        <w:t>“Finally, as to the third [point], concerning the most gracious Commission issued under date of the 9th of the present [month] with regard to Jews perhaps residing in this city, we humbly inform [you] that among us no Jew whatsoever is found up to the present.”</w:t>
+        <w:br/>
+        <w:t xml:space="preserve">     O. L. Htt. Litt.</w:t>
+      </w:r>
+    </w:p>
+    <w:p>
+      <w:r>
+        <w:br/>
+        <w:t>9. 25 July 1725. The town of Nagybánya reports that it has had no Jewish inhabitant within living memory, and has none now either.</w:t>
+      </w:r>
+    </w:p>
+    <w:p>
+      <w:r>
+        <w:t>“Since, however, no Jew is found in this our city, nor has any of them been an inhabitant of this place within the memory of men, all the more will [this] remain so hereafter.” [OCR/source literally: “eo magis inposterum existet”; the sentence appears elliptical]</w:t>
+        <w:br/>
+        <w:t xml:space="preserve">     O. L. Htt. Litt.</w:t>
+      </w:r>
+    </w:p>
+    <w:p>
+      <w:r>
+        <w:br/>
+        <w:t>10. 23 July 1725. The town of Nagyszombat reports that no Jew has lived in its territory since ancient times, but for a short time they have been permitted passage through the town.</w:t>
+      </w:r>
+    </w:p>
+    <w:p>
+      <w:r>
+        <w:t>“... we would not have omitted to comply most humbly, were it not that the Jews have otherwise, from the most ancient times, and indeed by the Emperor Ferdinand of glorious memory, been banished in perpetuity on account of the crimes committed by them in this city. And although until the most recent years of this century they did not dare even to set foot on the soil of this territory [OCR: “Pcculy”], nevertheless transit (but by no means entry [OCR: “Inbroitus”, probably “introitus”]) through the territories of the city has now been allowed to them with the foreknowledge of the Royal Fiscus” ...</w:t>
+        <w:br/>
+        <w:t xml:space="preserve">     O. L. Htt. Litt.</w:t>
+      </w:r>
+    </w:p>
+    <w:p>
+      <w:r>
+        <w:br/>
+        <w:t>11. 27 August 1725. Report of the town of Sopron to the Lieutenancy Council concerning the conscription of the Jews.</w:t>
+        <w:br/>
+        <w:t xml:space="preserve">     That Jews who, according to the gracious Resolution of His Most Serene Majesty, are to be expelled, or perhaps have already been expelled, from one or another of His remaining hereditary provinces should not take refuge here, we shall watch all the more carefully, since it is otherwise provided that no Jew may reside in this Free and Royal City.</w:t>
+        <w:br/>
+        <w:t xml:space="preserve">     O. L. Hit. [OCR; probably “Htt.”] Litterae 27 August 1725.</w:t>
+      </w:r>
+    </w:p>
+    <w:p>
+      <w:r>
+        <w:br/>
+        <w:t>12. 23 July 1725. The town of Szeged, on the basis of its privileges, does not tolerate Hebrews within its territory.</w:t>
+        <w:br/>
+        <w:t xml:space="preserve">     Since indeed both our privileges and our particular statutes expressly forbid each and every Hebrew from subsistence and habitation in this city, consequently, just as until now we have not suffered [OCR: “nisi passe”] any Hebrew within [our] bosom, so in future too we shall admit none of them and shall not tolerate [them].</w:t>
+        <w:br/>
+        <w:t xml:space="preserve">     O. L. Htt. Litt. 1725.</w:t>
+      </w:r>
+    </w:p>
+    <w:p>
+      <w:r>
+        <w:br/>
+        <w:t xml:space="preserve">                                                                                   III [page number as OCR'd; probably 111]</w:t>
+      </w:r>
+    </w:p>
+    <w:p>
+      <w:pPr>
+        <w:pStyle w:val="Heading1"/>
+      </w:pPr>
+      <w:r>
+        <w:t>PDF viewer page 114</w:t>
+      </w:r>
+    </w:p>
+    <w:p>
+      <w:r>
+        <w:t>https://real-eod.mtak.hu/2973/1/Magyar_zsido_okleveltar_VII.pdf#page=114</w:t>
+      </w:r>
+    </w:p>
+    <w:p>
+      <w:r>
+        <w:t>[No text in the OCR source for this page]</w:t>
+      </w:r>
+    </w:p>
+    <w:p>
+      <w:pPr>
+        <w:pStyle w:val="Heading1"/>
+      </w:pPr>
+      <w:r>
+        <w:t>PDF viewer page 115</w:t>
+      </w:r>
+    </w:p>
+    <w:p>
+      <w:r>
+        <w:t>https://real-eod.mtak.hu/2973/1/Magyar_zsido_okleveltar_VII.pdf#page=115</w:t>
+      </w:r>
+    </w:p>
+    <w:p>
+      <w:r>
+        <w:t>CONSCRIPTIONS OF THE JEWRY OF COUNTIES AND TOWNS</w:t>
+        <w:br/>
+        <w:t>IN RESPONSE TO THE REPEATED SUMMONSES OF THE LIEUTENANCY COUNCIL</w:t>
+        <w:br/>
+        <w:t>FROM THE YEAR 1727</w:t>
+      </w:r>
+    </w:p>
+    <w:p>
+      <w:r>
+        <w:t>[The source list is in two columns, interleaved by the OCR; reconstructed below as left column, then right column. Co. = county (vm.)]</w:t>
+      </w:r>
+    </w:p>
+    <w:p>
+      <w:r>
+        <w:t xml:space="preserve"> 1.  Abaújvár Co., 1727 Oct. 7, Szapsi [OCR; cf. Szepsi in no. 1 below].</w:t>
+        <w:br/>
+        <w:t xml:space="preserve"> 2.  Arad and Zaránd Co., 1728 Mar. 3, Arad.</w:t>
+        <w:br/>
+        <w:t xml:space="preserve"> 3.  Baranya Co., 1727 Sept. 19, Pécs.</w:t>
+        <w:br/>
+        <w:t xml:space="preserve"> 4a  Bács Co., 1727 Feb. 17, Baja.</w:t>
+        <w:br/>
+        <w:t xml:space="preserve"> 4b  Bács Co., 1728 Jan. 15, Monostorszeg.</w:t>
+        <w:br/>
+        <w:t xml:space="preserve"> 40  [OCR; probably 4c] Bács Co., 1728 Apr. 3, Baja.</w:t>
+        <w:br/>
+        <w:t xml:space="preserve"> 5.  Bereg Co., 1727 Oct. 1, Deda.</w:t>
+        <w:br/>
+        <w:t xml:space="preserve"> 6a  Békés Co., 1727 Feb. 10, Kőrösladány.</w:t>
+        <w:br/>
+        <w:t xml:space="preserve"> 6b  Békés Co., 1728 Feb. 17, Gyula.</w:t>
+        <w:br/>
+        <w:t xml:space="preserve"> 7.  Bihar Co., 1727 Feb. 6, Püspöki.</w:t>
+        <w:br/>
+        <w:t xml:space="preserve"> 8.  Borsod Co., 1727 Aug. 12-10 [OCR unclear].</w:t>
+        <w:br/>
+        <w:t xml:space="preserve"> 9.  Fejér Co. [OCR “m.”], 1727 Mar. 8.</w:t>
+        <w:br/>
+        <w:t>10a  Heves Co., 1727 Mar. 6, Eger.</w:t>
+        <w:br/>
+        <w:t>10b  Heves Co., 1727 Aug. 25, Eger.</w:t>
+        <w:br/>
+        <w:t>11.  Hont Co., 1727 July 29, Nyék.</w:t>
+        <w:br/>
+        <w:t>12.  Komárom Co., 1727 Sept. 25, Csúz.</w:t>
+        <w:br/>
+        <w:t>13.  Közép Szolnok Co., 1727 Sept. 26, Lele.</w:t>
+        <w:br/>
+        <w:t>14a  Liptó Co., 1727 May 30.</w:t>
+        <w:br/>
+        <w:t>14.  [OCR; probably 14b] Liptó Co., 1727 Sept. 17, Liptószentmiklós.</w:t>
+        <w:br/>
+        <w:t>15.  Máramaros Co., 1728 Jan. 8, Máramarossziget.</w:t>
+        <w:br/>
+        <w:t>16a  Moson Co., 1727 Feb. 8, Magyaróvár.</w:t>
+        <w:br/>
+        <w:t>16b  Moson Co., 1727 Sept. 2, Magyaróvár.</w:t>
+      </w:r>
+    </w:p>
+    <w:p>
+      <w:r>
+        <w:t>17a  Nógrád Co. [OCR “m.”], 1727 July 7.</w:t>
+        <w:br/>
+        <w:t>17b  Nógrád Co., 1727 Oct. 27, Ludány.</w:t>
+        <w:br/>
+        <w:t>18a  Nyitra Co., 1727 Apr. 7, Galgóc.</w:t>
+        <w:br/>
+        <w:t>18b  Nyitra Co., 1728 Jan. 13, Galgóc.</w:t>
+        <w:br/>
+        <w:t>19.  Pest-Pilis and Solt united Co. [OCR “Pes-Pilis”], 1727 Sept. 15, Pest.</w:t>
+        <w:br/>
+        <w:t>20.  Pozsony Co., 1728 Mar. 20, Pozsony.</w:t>
+        <w:br/>
+        <w:t>21.  Sáros Co., 1727 Sept. 10, Eperjes.</w:t>
+        <w:br/>
+        <w:t>22.  Somogy Co., 1728 Jan. 24, Tapsony.</w:t>
+        <w:br/>
+        <w:t>23.  Szepes Co., 1728 Mar. 15, Lőcse.</w:t>
+        <w:br/>
+        <w:t>24.  Tolna Co., 1728 Feb. 4, Simontornya.</w:t>
+        <w:br/>
+        <w:t>25.  Torna Co., 1728 Feb. 19, Torna.</w:t>
+        <w:br/>
+        <w:t>200  [OCR; numbering unclear, perhaps 26a] Trencsén Co., 1727 Feb. 18, Trencsén.</w:t>
+        <w:br/>
+        <w:t>25b  [OCR; numbering unclear, perhaps 26b] Trencsén Co., 1727 Sept. 29, Trencsén.</w:t>
+        <w:br/>
+        <w:t>26c  Trencsén Co., 1728 March 1, Trencsén.</w:t>
+        <w:br/>
+        <w:t>27a  Turóc Co., 1727 Feb. 13, Turócszentmárton.</w:t>
+        <w:br/>
+        <w:t>27b  Turóc Co., 1727 Sept. 23, Turócszentmárton.</w:t>
+        <w:br/>
+        <w:t>28a  Ugocsa Co., 1728 Feb. 16, Fancsika.</w:t>
+        <w:br/>
+        <w:t>28b  [OCR; numbering as printed] Ung Co., 1727 Feb. 11, Ungvár.</w:t>
+        <w:br/>
+        <w:t>29.  Ung Co., 1728 Feb. 16, Ungvár.</w:t>
+        <w:br/>
+        <w:t>30.  Zala Co., 1728 Mar. 9, Zalaegerszeg.</w:t>
+      </w:r>
+    </w:p>
+    <w:p>
+      <w:r>
+        <w:t xml:space="preserve"> 1.  Town of Szatmárnémeti, 1727 Feb. 19.</w:t>
+        <w:br/>
+        <w:t xml:space="preserve"> 2.  Town of Szentgyörgy, 1727 Aug. 2.</w:t>
+      </w:r>
+    </w:p>
+    <w:p>
+      <w:r>
+        <w:br/>
+        <w:t>8 Oklevéltár VII.</w:t>
+        <w:br/>
+        <w:t xml:space="preserve">                                                                                                                          113</w:t>
+      </w:r>
+    </w:p>
+    <w:p>
+      <w:pPr>
+        <w:pStyle w:val="Heading1"/>
+      </w:pPr>
+      <w:r>
+        <w:t>PDF viewer page 116</w:t>
+      </w:r>
+    </w:p>
+    <w:p>
+      <w:r>
+        <w:t>https://real-eod.mtak.hu/2973/1/Magyar_zsido_okleveltar_VII.pdf#page=116</w:t>
+      </w:r>
+    </w:p>
+    <w:p>
+      <w:r>
+        <w:t>o [stray OCR character only; no text]</w:t>
+      </w:r>
+    </w:p>
+    <w:p>
+      <w:pPr>
+        <w:pStyle w:val="Heading1"/>
+      </w:pPr>
+      <w:r>
+        <w:t>PDF viewer page 117</w:t>
+      </w:r>
+    </w:p>
+    <w:p>
+      <w:r>
+        <w:t>https://real-eod.mtak.hu/2973/1/Magyar_zsido_okleveltar_VII.pdf#page=117</w:t>
+      </w:r>
+    </w:p>
+    <w:p>
+      <w:r>
+        <w:t>1. 7 October 1727. Szepsi [OCR: “Szepei”]. Conscription of the Jews of Abaújvár County.</w:t>
+      </w:r>
+    </w:p>
+    <w:p>
+      <w:r>
+        <w:t>LIST OF THE JEWS RESIDING IN THE ILLUSTRIOUS COUNTY OF ABAÚJVÁR</w:t>
+      </w:r>
+    </w:p>
+    <w:p>
+      <w:r>
+        <w:t xml:space="preserve">     In the estate of Fony [OCR: “Fon y”]: Fabianus Markovics, holding the lease of beer [OCR: “CCl'eV1SHle”, i.e. cerevisiae] and brandy of the domains of Sáros Patak and Regúcz belonging to the Most Eminent Prince of the Holy Roman Empire von Trautczen [OCR spelling], for which lease he pays annually (as far as could be ascertained) 1700 Hungarian florins. He has one son, 3 cows, 12 horses, 4 servants. To the treasury of the Illustrious County he pays 35 Rhenish florins.</w:t>
+        <w:br/>
+        <w:t xml:space="preserve">     In the estate of Horváthi [OCR: “Hor v thi. á”]: the leaseholder of the same Most Eminent Prince, the Jew Josephus Herxkovics [OCR spelling], has 4 oxen, 1 horse, 1 cow. He pays as lease to His Eminence 60 [OCR: “GO”] Hungarian florins, and to the treasury of the Illustrious County 10 florins.</w:t>
+        <w:br/>
+        <w:t xml:space="preserve">     In Felső Ozécz [OCR: “Fel S Ő O z é c z c”]: the Jew Moyses Herskovics, leaseholder of the brandy house of Lord Ladislaus Truranszky [OCR spelling]. He has 2 sons, 1 servant, 2 horses, 1 cow; for the lease he pays him [OCR: “Hi.”; numeral unreadable] Hungarian florins, and to the treasury of the Illustrious County 4 Rhenish florins.</w:t>
+        <w:br/>
+        <w:t xml:space="preserve">     In Ozekch1~Za [OCR garbled place name]: the Jewish leaseholder of the Noble Lord Samuel Pathaj, Josephus Zelman, who has 1 servant, 3 horses, 2 cows; he pays a lease of 200 Hungarian florins, and to the treasury of the Illustrious County 10 Rhenish florins.</w:t>
+        <w:br/>
+        <w:t xml:space="preserve">     In the estate of Bakta: the Jew David, temporarily dwelling in the inn of the Noble Lord Josephus Szemere, sells drink without a lease; who, being a vagrant [OCR: “quam vagus”], has not been assessed for the treasury of the Illustrious County, having nothing except one horse.</w:t>
+        <w:br/>
+        <w:t xml:space="preserve">     In the estate of Fancsal [OCR: “F a n c sal.”] of Lord Adamus Vozar: the Jew Marcus, residing on the land of the same Lord, to whom he pays 10 Hungarian florins. He has two sons, the elder Joannes, aged [OCR: “R.”; numeral unclear], the younger Michael [OCR: “Miehaclcm”], aged [OCR: “a.”; numeral unclear]. Since he is unsettled and has no means apart from one horse, he has not been assessed for the treasury of the Illustrious County.</w:t>
+        <w:br/>
+        <w:t xml:space="preserve">     In the estate of Zaricilly [OCR: “Z a ri ci.Il y.”]: the Jew Elias, leaseholder of brandy, for which lease he pays to Lord Michael [OCR: “Iichaeli”] Szent Mártonyi 31 Rhenish florins 40 kreuzers; having no means, he pays to the treasury of the Illustrious County 1 Rhenish florin 30 kreuzers.</w:t>
+        <w:br/>
+        <w:t xml:space="preserve">     And this is the state of the Jews residing in the Illustrious County of Abaújvár, ascertained and recorded on the report of the Lords District Magistrates. Under the General Assembly of the same Illustrious County, continued on the 7th day of the month of October [OCR: “Sbris”, probably “8bris”] in the year 1727 in the town of Szepsi.</w:t>
+        <w:br/>
+        <w:t xml:space="preserve">     Issued by Joannes Saygho, sworn notary of the aforesaid Illustrious County, in his own hand.</w:t>
+      </w:r>
+    </w:p>
+    <w:p>
+      <w:r>
+        <w:t xml:space="preserve">     O. L. C 29. No 1. 1727-1. and Act. part. 1727.</w:t>
+      </w:r>
+    </w:p>
+    <w:p>
+      <w:r>
+        <w:t>S· [OCR; probably 8*]                                                                                  115</w:t>
+      </w:r>
+    </w:p>
+    <w:p>
+      <w:pPr>
+        <w:pStyle w:val="Heading1"/>
+      </w:pPr>
+      <w:r>
+        <w:t>PDF viewer page 118</w:t>
+      </w:r>
+    </w:p>
+    <w:p>
+      <w:r>
+        <w:t>https://real-eod.mtak.hu/2973/1/Magyar_zsido_okleveltar_VII.pdf#page=118</w:t>
+      </w:r>
+    </w:p>
+    <w:p>
+      <w:r>
+        <w:t>2. 3 March 1728. Arad. Arad and Zaránd counties submit the conscription of the Jews.</w:t>
+        <w:br/>
+        <w:t>SPECIFICATION OF THE JEWS LIVING IN THE ILLUSTRIOUS COUNTIES OF ARAD AND ZARÁND.</w:t>
+      </w:r>
+    </w:p>
+    <w:p>
+      <w:r>
+        <w:t>[Table; column alignment of the numerals is uncertain in the OCR and is reproduced approximately]</w:t>
+      </w:r>
+    </w:p>
+    <w:p>
+      <w:r>
+        <w:t xml:space="preserve">                                     Heads of household    Families    Jewish servants</w:t>
+      </w:r>
+    </w:p>
+    <w:p>
+      <w:r>
+        <w:t xml:space="preserve">   In the cameral town of Arad</w:t>
+        <w:br/>
+        <w:t xml:space="preserve">        Elias Isák                                                       2</w:t>
+        <w:br/>
+        <w:t xml:space="preserve">        Lazar Josef</w:t>
+        <w:br/>
+        <w:t xml:space="preserve">        Mandli Vincler                                     1             2</w:t>
+        <w:br/>
+        <w:t xml:space="preserve">                                                                         1</w:t>
+        <w:br/>
+        <w:t xml:space="preserve">        Jacab Salamon</w:t>
+        <w:br/>
+        <w:t xml:space="preserve">        Izrael Moysis                                      2</w:t>
+        <w:br/>
+        <w:t xml:space="preserve">        Palko Isak</w:t>
+        <w:br/>
+        <w:t xml:space="preserve">   In the so-called Orovil Szállás, a military place, situated in the aforesaid county of Arad:</w:t>
+        <w:br/>
+        <w:t xml:space="preserve">        Hersko                                             1</w:t>
+        <w:br/>
+        <w:t xml:space="preserve">        Majer</w:t>
+        <w:br/>
+        <w:t xml:space="preserve">   In the county of Zaránd</w:t>
+        <w:br/>
+        <w:t xml:space="preserve">        In the town of Boros Jenő</w:t>
+        <w:br/>
+        <w:t xml:space="preserve">        Jacab Polczer                                      1</w:t>
+        <w:br/>
+        <w:t xml:space="preserve">        In the village of Zaránd</w:t>
+        <w:br/>
+        <w:t xml:space="preserve">        Raphael</w:t>
+        <w:br/>
+        <w:t xml:space="preserve">   O. L. C 29. No 1. 1728-1.</w:t>
+      </w:r>
+    </w:p>
+    <w:p>
+      <w:r>
+        <w:t>3. 19 September 1727. Pécs. Report of Baranya County on the county's sole Jewish inhabitant.</w:t>
+        <w:br/>
+        <w:t xml:space="preserve">     ... In view of which we also voluntarily refer to our letter issued on the 9th day of the month of July of the present year from our general assembly held here in the Episcopal City of Pécs [Quinque]Ecclesiensis [OCR: “Episcopali Civitate et Ecclesiensi”], that within this our County there is [a Jew] nowhere except in the town of Siklós, named Isák, an inhabitant of Rohoncz, who has no son or kinsman in this County but only a rented shop, and stops there only from time to time. [He has] no cultivation, nor does he contribute towards the public or domestic necessities, but [only] to the Landlord. ...</w:t>
+        <w:br/>
+        <w:t xml:space="preserve">     O. L. C. 28. [sic in OCR; elsewhere C 29] No 1. 1727-2.</w:t>
+      </w:r>
+    </w:p>
+    <w:p>
+      <w:r>
+        <w:t>4a 17 February 1727. Baja. Bács County sends up the list of names of its Jews.</w:t>
+        <w:br/>
+        <w:t xml:space="preserve">     Catalogue of the Jews existing in the Illustrious County of Bács, drawn from the domestic conscription, as follows, contributing only to the lord leaseholder:</w:t>
+        <w:br/>
+        <w:t xml:space="preserve">     In the town of Baja</w:t>
+        <w:br/>
+        <w:t xml:space="preserve">     Moises Mihal, Löbel Izak</w:t>
+        <w:br/>
+        <w:t xml:space="preserve">     In the Petrovaradin Trench [fossatum Petrovaradiense]</w:t>
+        <w:br/>
+        <w:t xml:space="preserve">     Philippus Marx, Isach Taics, Joachim, Jacob Taics, Gyurka Taics, Hersl Wolff.</w:t>
+        <w:br/>
+        <w:t xml:space="preserve">     Extracted by me, Ladislaus Baranyai, sworn ordinary notary of the aforesaid Illustrious County, in his own hand. L. S.</w:t>
+        <w:br/>
+        <w:t xml:space="preserve">          From our general assembly held at Baja on 17 February 1727.</w:t>
+        <w:br/>
+        <w:t xml:space="preserve">                                                The Community of the County of Bács.</w:t>
+        <w:br/>
+        <w:t xml:space="preserve">     Htt. Fasc. Mensium Litt. and Canc. Acta Partic. No. 269. 14.</w:t>
+      </w:r>
+    </w:p>
+    <w:p>
+      <w:r>
+        <w:br/>
+        <w:t>116</w:t>
+      </w:r>
+    </w:p>
+    <w:p>
+      <w:pPr>
+        <w:pStyle w:val="Heading1"/>
+      </w:pPr>
+      <w:r>
+        <w:t>PDF viewer page 119</w:t>
+      </w:r>
+    </w:p>
+    <w:p>
+      <w:r>
+        <w:t>https://real-eod.mtak.hu/2973/1/Magyar_zsido_okleveltar_VII.pdf#page=119</w:t>
+      </w:r>
+    </w:p>
+    <w:p>
+      <w:r>
+        <w:t>4b 15 January 1728 [OCR: “[anuár 15 -Óu”]. Monostorszeg. Report of Bács County on the Jews.</w:t>
+        <w:br/>
+        <w:t xml:space="preserve">     ... within this county there are scarcely seven or eight in number, most of them having nothing, as if they were not compelled [OCR/source: “quasi non necessitentur”] to feed themselves with begged bread; in the meantime, before the general conscription, we have passed over the domestic one, in which their condition will be examined more exactly ...</w:t>
+      </w:r>
+    </w:p>
+    <w:p>
+      <w:r>
+        <w:t xml:space="preserve">     Conscription of the Jews ... living in the town of Baja:</w:t>
+        <w:br/>
+        <w:t xml:space="preserve">     Moyses Mihály, married, has a house and four sons, pays for lodging fl. 11 [OCR: “ll.”], came from Rohoncz, keeps one cow, pays nothing.</w:t>
+        <w:br/>
+        <w:t xml:space="preserve">     Leppl Issák, married, has seven sons, pays for lodging fl. 26, keeps three cows, two [OCR: “dum”] horses and one cauldron, pays nothing.</w:t>
+      </w:r>
+    </w:p>
+    <w:p>
+      <w:r>
+        <w:t xml:space="preserve">     Conscription of the Jews ... living in the Petrovaradin Trench:</w:t>
+        <w:br/>
+        <w:t xml:space="preserve">     Marcus Filip, married, has two servants, named Moyses and the other Moyses, who came from Bohemia; has lived [here] for 35 years, native of Stomfa; keeps 4 oxen, 2 cows, 1 horse, 1 cauldron; pays to the domestic treasury fl. 20, to the Petrovaradin community fl. 12.</w:t>
+        <w:br/>
+        <w:t xml:space="preserve">     Izak Taicz, married, has a house for [OCR: “n”] years, native of Levardino, possesses goods worth 40 florins, pays to the domestic treasury fl. [OCR: “ao. x. ao.”; numerals unreadable], to the community fl. [OCR: “a”].</w:t>
+        <w:br/>
+        <w:t xml:space="preserve">     Jakab Taicz, married, pays for lodging fl. 8, for [OCR: “D.”] years, native of Stomfa, pays to the domestic treasury fl. 2 x. [OCR: “ao.”], to the community fl. 2.</w:t>
+        <w:br/>
+        <w:t xml:space="preserve">     Jakab Abraham, unmarried, has a servant named Josephus, coming from Buda; pays for lodging fl. [OCR: “U.”], native of Buda, his goods worth fl. 80; pays to the domestic treasury fl. [OCR: “:m. x. :10.”], to the community fl. [OCR: “:~”].</w:t>
+        <w:br/>
+        <w:t xml:space="preserve">     David Polak, married, has a house and a servant from Poland named Michl, coming from Poland; pays to the domestic treasury fl. 1, to the community fl. 1.</w:t>
+        <w:br/>
+        <w:t xml:space="preserve">     Jerg Taicz, married, has a servant named Lazarus coming from Belgrade; pays for lodging fl. 12, coming from Levardino, value of his goods f. [OCR: “ao.”]; pays to the domestic treasury fl. [OCR: “a.”], to the community fl. 1 x. [OCR: “:iO”].</w:t>
+        <w:br/>
+        <w:t xml:space="preserve">     Jacab Schnaider, married, pays for lodging fl. 6, came last year from Nicolspurg, pays to the domestic treasury fl. 2, to the community fl. 1.</w:t>
+        <w:br/>
+        <w:t xml:space="preserve">     Izrael Alexander, married, pays for lodging fl. [OCR: “u”], came last year from Stomfa, pays to the domestic treasury fl. 1, to the community fl. 1.</w:t>
+        <w:br/>
+        <w:t xml:space="preserve">     Joachim von Futok, married, pays for lodging fl. 6 [OCR: “G.”], has lived here for 10 years, native of Nicolspurg, pays nothing to the domestic treasury, to the community fl. 1.</w:t>
+        <w:br/>
+        <w:t xml:space="preserve">     Moyses Lebl, unmarried, servant, has lived here for 2 years, coming from Ramzaicz [OCR spelling], pays nothing.</w:t>
+        <w:br/>
+        <w:t xml:space="preserve">     Joseph Michl, married, servant, has lived here for 2 years, came from Stomfa, pays nothing.</w:t>
+        <w:br/>
+        <w:t xml:space="preserve">     Lebl Abraham, married, servant, came last year from Ungrisiprod [OCR spelling], pays nothing.</w:t>
+        <w:br/>
+        <w:t xml:space="preserve">     Stephanus Kermendy, district magistrate of the nobles of the Illustrious County of Bács.</w:t>
+        <w:br/>
+        <w:t xml:space="preserve">                               Sigismundus Zaborszky, juror of the Illustrious County of Bács.</w:t>
+        <w:br/>
+        <w:t xml:space="preserve">     From our general assembly held on the 15th day of the month of January, in the year 1728, in the estate of Monostorszegh,</w:t>
+        <w:br/>
+        <w:t xml:space="preserve">                                               The most humble servants, the County of Bács.</w:t>
+        <w:br/>
+        <w:t xml:space="preserve">     Canc. Acta Partic. No. 269-14.           Htt. Litterae.</w:t>
+      </w:r>
+    </w:p>
+    <w:p>
+      <w:r>
+        <w:br/>
+        <w:t xml:space="preserve">                                                                                                  117</w:t>
+      </w:r>
+    </w:p>
+    <w:p>
+      <w:pPr>
+        <w:pStyle w:val="Heading1"/>
+      </w:pPr>
+      <w:r>
+        <w:t>PDF viewer page 120</w:t>
+      </w:r>
+    </w:p>
+    <w:p>
+      <w:r>
+        <w:t>https://real-eod.mtak.hu/2973/1/Magyar_zsido_okleveltar_VII.pdf#page=120</w:t>
+      </w:r>
+    </w:p>
+    <w:p>
+      <w:r>
+        <w:t>4c 3 April 1728. Baja. Bács County [heading continues beyond the OCR text]</w:t>
+      </w:r>
+    </w:p>
+    <w:p>
+      <w:r>
+        <w:t>[Table. The column headings are only partly legible in the OCR; legible fragments: “Number”, “Whether they have”, “If he does not have his own house, how much he pays for lodging”, “fl.”, “x.”. The remaining vertical headings are illegible and are not reconstructed. Column alignment below is approximate.]</w:t>
+      </w:r>
+    </w:p>
+    <w:p>
+      <w:r>
+        <w:t>Conscription of the Jews living in the Petrovaradin Trench and under the jurisdiction of the Illustrious County of Bács, carried out on 3 April 1728.</w:t>
+      </w:r>
+    </w:p>
+    <w:p>
+      <w:r>
+        <w:t>Name                 No.  [illegible columns]      Servants  Names                    Origin          [illeg.]  Lodging fl.  x.</w:t>
+        <w:br/>
+        <w:t>Marcus Filip         1    est  -   -               2         Moyses and the other     both Bohemia    habet     -            -</w:t>
+        <w:br/>
+        <w:t xml:space="preserve">                                                             Moyses</w:t>
+        <w:br/>
+        <w:t>Izak Taicz           1    est  -   -               -         -                        -               habet     -            -</w:t>
+        <w:br/>
+        <w:t>Jakab Taicz          1    est  -   -               -         -                        -               -         -            8 [column uncertain]</w:t>
+        <w:br/>
+        <w:t>Jakab Abraham        1    -    -   -               1         Josephum                 Buda            -         12           -</w:t>
+        <w:br/>
+        <w:t>David Polák          1    est  -   -               1         Michl                    Polonia         habet     -            -</w:t>
+        <w:br/>
+        <w:t>Jerg Taicz           1    est  -   -               1         Lazar                    Belgrado        -         12           -</w:t>
+        <w:br/>
+        <w:t>Jakab Schnaider      1    est  -   -               -         -                        -               -         lj [OCR]     -</w:t>
+        <w:br/>
+        <w:t>Izrael Alexander     1    est  -   -               -         -                        -               -         6            -</w:t>
+        <w:br/>
+        <w:t>Joachim von Futok    1    est  -   -               -         -                        -               -         6            -</w:t>
+        <w:br/>
+        <w:t>Moyses Lebl          1    -    -   -               -         -                        -               -         servit       -</w:t>
+        <w:br/>
+        <w:t>Joseph Michl         1    est  -   -               -         -                        -               -         servit       -</w:t>
+        <w:br/>
+        <w:t>Lebl Ábraham         1    est  -   -               -         -                        -               -         servit       -</w:t>
+      </w:r>
+    </w:p>
+    <w:p>
+      <w:r>
+        <w:t>[“est” = “is” (presumably under a heading now illegible); “habet” = “has”; “servit” = “serves”]</w:t>
+      </w:r>
+    </w:p>
+    <w:p>
+      <w:r>
+        <w:t>Conscription of the Jews in the Illustrious County of Bács, in the town of Baja, and living under the jurisdiction of the said Illustrious County, carried out on the occasion of the domestic Conscription of the Year 1728.</w:t>
+      </w:r>
+    </w:p>
+    <w:p>
+      <w:r>
+        <w:t>Name                 No.  [illeg.]       [illeg.]                                              Lodging fl.</w:t>
+        <w:br/>
+        <w:t>Moyses Mihaly        1    est            4                                                      II [OCR; probably 11]</w:t>
+        <w:br/>
+        <w:t>Leppl Issák          1    est            3                                                      15</w:t>
+        <w:br/>
+        <w:t xml:space="preserve">     Total           2    [OCR: “unt.' [am- bo”; probably “sunt ambo” = “both are”]   7      26</w:t>
+      </w:r>
+    </w:p>
+    <w:p>
+      <w:r>
+        <w:br/>
+        <w:t>L. S. Paulus Cseitey, ordinary magistrate of the Illustrious County of Bács, as deputed district conscriptor, in his own hand.</w:t>
+      </w:r>
+    </w:p>
+    <w:p>
+      <w:r>
+        <w:br/>
+        <w:t xml:space="preserve">       O. L. C. 29. No. 1. 1728-2.</w:t>
+      </w:r>
+    </w:p>
+    <w:p>
+      <w:r>
+        <w:br/>
+        <w:t>118</w:t>
+      </w:r>
+    </w:p>
+    <w:p>
+      <w:pPr>
+        <w:pStyle w:val="Heading1"/>
+      </w:pPr>
+      <w:r>
+        <w:t>PDF viewer page 121</w:t>
+      </w:r>
+    </w:p>
+    <w:p>
+      <w:r>
+        <w:t>https://real-eod.mtak.hu/2973/1/Magyar_zsido_okleveltar_VII.pdf#page=121</w:t>
+      </w:r>
+    </w:p>
+    <w:p>
+      <w:r>
+        <w:t>[Running head, continued from previous page:] …census of the Jewry.</w:t>
+      </w:r>
+    </w:p>
+    <w:p>
+      <w:r>
+        <w:t>[Table. The OCR has badly scrambled the column layout; the column headings and row values below are reconstructed from the readable fragments. Values are reproduced as read, and illegible residue is marked.]</w:t>
+      </w:r>
+    </w:p>
+    <w:p>
+      <w:r>
+        <w:t>Column headings (as legible):</w:t>
+        <w:br/>
+        <w:t xml:space="preserve">  Since how many years (ab annis) | And whence did he come here? | Whether they have [subheadings illegible] | How much he pays: of the portio [tax] / of the arenda [lease] (fl. | x.) | [further illegible columns]</w:t>
+      </w:r>
+    </w:p>
+    <w:p>
+      <w:r>
+        <w:t>ab annis | Whence came          | Whether they have / values [as OCR]    | Note           | Paid: Portionis / Arendae [as OCR]</w:t>
+        <w:br/>
+        <w:t>---------+----------------------+----------------------------------------+----------------+-----------------------------------</w:t>
+        <w:br/>
+        <w:t>ab 36    | Stomfa               |                                        |                |</w:t>
+        <w:br/>
+        <w:t>a 11 [OCR “lJ”] | Levardino     | 1 2 1 1 - 4 1 / - 1 - - -              | merces fl. 40. | 600 [OCR “bOoo'”] 25 [OCR “2°5”] - 12 2 - - 1 [garbled]</w:t>
+        <w:br/>
+        <w:t>a 9      | Stomfa               | 1 - - - - - - -                        | pro fl. 80     | 2 30 2</w:t>
+        <w:br/>
+        <w:t>a 3      | Buda                 |                                        |                | 3 30 3</w:t>
+        <w:br/>
+        <w:t>a 4      | [illegible]          | 1 -                                    |                | 30</w:t>
+        <w:br/>
+        <w:t>a 9      | [illegible, ends “-no”] |                                     | pro fl. 30     |</w:t>
+        <w:br/>
+        <w:t>ab 1     | [illegible, ends “-urgio”] | - - - - -                        |                |</w:t>
+        <w:br/>
+        <w:t>ab 1     | Nicolsburgio         |                                        |                |</w:t>
+        <w:br/>
+        <w:t>a 10     |                      |                                        |                | 2 - 1 -</w:t>
+        <w:br/>
+        <w:t>a 2      | Ramzai cz [? Ramzaicz] | - - - -                              |                | - - - - -</w:t>
+        <w:br/>
+        <w:t>a 2      | Stomfa               |                                        |                |</w:t>
+        <w:br/>
+        <w:t>ab 1     | Ungrisi brod         | - - - - -                              |                | - - - - -</w:t>
+      </w:r>
+    </w:p>
+    <w:p>
+      <w:r>
+        <w:t>[The letters “S … o … Q” appear vertically in the right margin; their meaning is unclear.]</w:t>
+      </w:r>
+    </w:p>
+    <w:p>
+      <w:r>
+        <w:t>L. S. Stephanus Kermendy, Processual [district] Judge (Judlium) of the Illustrious County of Bács, m. p.</w:t>
+        <w:br/>
+        <w:t>L. S. Sigismundus Zaborszky, Juror of the Illustrious County of Bács, m. p.</w:t>
+      </w:r>
+    </w:p>
+    <w:p>
+      <w:r>
+        <w:t>a 7 | From Rohoncz                     |  1</w:t>
+        <w:br/>
+        <w:t>a 7 | From Krumau, from Moravia         |  1</w:t>
+      </w:r>
+    </w:p>
+    <w:p>
+      <w:r>
+        <w:t>L. S. Franciscus Péchy, Juror of the same Illustrious County, m. p.</w:t>
+      </w:r>
+    </w:p>
+    <w:p>
+      <w:r>
+        <w:t>119</w:t>
+      </w:r>
+    </w:p>
+    <w:p>
+      <w:pPr>
+        <w:pStyle w:val="Heading1"/>
+      </w:pPr>
+      <w:r>
+        <w:t>PDF viewer page 122</w:t>
+      </w:r>
+    </w:p>
+    <w:p>
+      <w:r>
+        <w:t>https://real-eod.mtak.hu/2973/1/Magyar_zsido_okleveltar_VII.pdf#page=122</w:t>
+      </w:r>
+    </w:p>
+    <w:p>
+      <w:r>
+        <w:t>5. 1 October 1727. Deda. Census of the Jewry of Bereg County.</w:t>
+      </w:r>
+    </w:p>
+    <w:p>
+      <w:r>
+        <w:t>Having conscribed the Jews in my own district, they were found as follows:</w:t>
+        <w:br/>
+        <w:t>In Bilke [OCR “B il kén”]. One named Gléba; he has neither younger brother nor elder brother, nor does he possess a plot. Paid to the landlord fl. 100.</w:t>
+        <w:br/>
+        <w:t>Given to the Jew [sic; meaning unclear] fl. 10.</w:t>
+        <w:br/>
+        <w:t>One named Martin has nothing, neither elder brother nor younger brother, nor does he possess a plot.</w:t>
+        <w:br/>
+        <w:t>Paid to the landlord 10.</w:t>
+        <w:br/>
+        <w:t>He gives nothing to the village. Given to the Jew [sic] flo: 5.</w:t>
+        <w:br/>
+        <w:t>Possessio Dobruka.</w:t>
+        <w:br/>
+        <w:t>A Jew named Isak has nothing, possesses no plot, no relative [OCR “Abtafi” = Atyafi].</w:t>
+        <w:br/>
+        <w:t>Pays to the landlord 10 forints.</w:t>
+        <w:br/>
+        <w:t>He gives nothing to the village. Given to the Jew [sic] fl. 6.</w:t>
+        <w:br/>
+        <w:t>Possessio Bene [OCR “13e n e”]. One named Josép, neither younger brother nor elder brother, possesses no plot. Paid tax to the landlord 5.</w:t>
+        <w:br/>
+        <w:t>Given to the Jew [sic], pays fl: 10.</w:t>
+        <w:br/>
+        <w:t>He helps the village annually with five icce [OCR “Ieee”] of pálinka, i.e. fl. 5.</w:t>
+        <w:br/>
+        <w:t>Dated Borsova, on the 29th day of September [7bris] 1727.</w:t>
+        <w:br/>
+        <w:t>Ordinary district magistrate (szolgabíró) of the Noble County of Bereg. Cherney Pall m. p. L. S.</w:t>
+      </w:r>
+    </w:p>
+    <w:p>
+      <w:r>
+        <w:t>We, the undersigned Ordinary District Magistrate and Sworn Assessor of the Honourable Noble County of Bereg, by commission of the Honourable Noble County came here to the locality named Ugornja to carry out the conscription written below, which follows thus:</w:t>
+        <w:br/>
+        <w:t>1mo Here in Ugornja, a locality in the Honourable Noble County of Bereg, lives a Jew named Lázár.</w:t>
+        <w:br/>
+        <w:t>2do He has two sons, the name of one is Joseph, of the other Oroszlan; one is five years old, the other 3.</w:t>
+        <w:br/>
+        <w:t>3tio Neither a relative nor a servant lives with him.</w:t>
+        <w:br/>
+        <w:t>4to He holds a plot of His Grace Mr László Vay; before the ferry [rév] [there is] an orchard, his garden, plums and apples grow in it; he sells drink [korcsma] and meat; annually he gives the lord arenda flo. 12.</w:t>
+        <w:br/>
+        <w:t>5to He has so far contributed nothing to the Noble County or to the village.</w:t>
+        <w:br/>
+        <w:t>Ordinary District Magistrate of the Honourable Noble County of Bereg, Guthy György m. p. L. S.</w:t>
+        <w:br/>
+        <w:t>Sworn Assessor Gersini Gábor m. p. L. S.</w:t>
+      </w:r>
+    </w:p>
+    <w:p>
+      <w:r>
+        <w:t>Conscription of the Jews existing in the Illustrious County of Bereg, and specially in the Illustrious Dominions of Munkács and Sz. Miklós, made by virtue of the Most Gracious Mandate of the Exalted Royal Council.</w:t>
+      </w:r>
+    </w:p>
+    <w:p>
+      <w:r>
+        <w:t>Concerning whether:</w:t>
+        <w:br/>
+        <w:t>1ma Which of the Jews has a stable residence here, and by what name is he called?</w:t>
+        <w:br/>
+        <w:t>2do Whether they have sons, blood relatives, kinsmen, servants — let him declare by what names they are called.</w:t>
+      </w:r>
+    </w:p>
+    <w:p>
+      <w:r>
+        <w:t>120</w:t>
+      </w:r>
+    </w:p>
+    <w:p>
+      <w:pPr>
+        <w:pStyle w:val="Heading1"/>
+      </w:pPr>
+      <w:r>
+        <w:t>PDF viewer page 123</w:t>
+      </w:r>
+    </w:p>
+    <w:p>
+      <w:r>
+        <w:t>https://real-eod.mtak.hu/2973/1/Magyar_zsido_okleveltar_VII.pdf#page=123</w:t>
+      </w:r>
+    </w:p>
+    <w:p>
+      <w:r>
+        <w:t>3tio And in what place such a one lives, and what land he holds, whether he cultivates it himself or through others?</w:t>
+        <w:br/>
+        <w:t>4to And what of these he pays toward the public, either from his trade or from domestic necessities, or to the landlords themselves, and under what title he pays anything?</w:t>
+      </w:r>
+    </w:p>
+    <w:p>
+      <w:r>
+        <w:t>Izrael Lazarovics, Jewish arendator of Sz. Miklós. Ad 2dum: he has one brother with him, named Hersko Lazarevics. Two servants, one called Josi, the other Jazko. Ad 3tium: he cultivates no land, apart from the house in which he lives, which the landlord assigned to him. Ad 4um: toward the public he pays nothing other than the toleration money to the Illustrious Chamber, namely Hungarian fl. 30 annually. From trade, however, the Thirtieth [customs duty]; to the landlord, for the year, he pays arenda — understood as including also the subleaseholders in the places noted below — Hungarian fl. 585.</w:t>
+      </w:r>
+    </w:p>
+    <w:p>
+      <w:r>
+        <w:t>Jacobus Lazarevics, tapster (educillator) of Izrael Lazarovics, has his residence in the village (Possessio) Szolyva. Ad 2dum: nothing. Ad 3tium: he has only a house, which was assigned to him by the landlord. Otherwise nothing.</w:t>
+        <w:br/>
+        <w:t>Ad 4tum: toward the public he pays nothing, since he was included in the arenda of Izrael Lazarevics.</w:t>
+      </w:r>
+    </w:p>
+    <w:p>
+      <w:r>
+        <w:t>Iczko, tapster, a Jew, “fraternus” of the first [relationship term unclear in OCR], has his residence in the village Szuszko. He holds no land apart from a single house assigned by the landlord. Toward the public he contributes nothing.</w:t>
+      </w:r>
+    </w:p>
+    <w:p>
+      <w:r>
+        <w:t>Parim Szmulovics, Jew, tapster of Izrael Lazarovics; his residence is in the village Verbjas. He cultivates no land except one [OCR punctuation unclear]. He has a house in which he resides, by grant of the landlord.</w:t>
+      </w:r>
+    </w:p>
+    <w:p>
+      <w:r>
+        <w:t>Abraham Herskovics, Jew and tapster of Izrael Lazarovics; his residence is in the town of Munkács.</w:t>
+      </w:r>
+    </w:p>
+    <w:p>
+      <w:r>
+        <w:t>Likewise Jutzko Nachmanovics, Jew, tapster likewise of Izrael Lazarovics; his residence is in the village Ivanyi. These cultivate no land, except that they have houses assigned for habitation by the landlord. Toward the public they contribute nothing.</w:t>
+      </w:r>
+    </w:p>
+    <w:p>
+      <w:r>
+        <w:t>Orum, Jew, tapster of Izrael Lazarevics, has his residence in the village Bilatzovicza. No land apart from a house assigned by the landlord. Toward the public he contributes nothing.</w:t>
+      </w:r>
+    </w:p>
+    <w:p>
+      <w:r>
+        <w:t>All these are included in the arenda of Izrael Lazarevics, Jew of Sz. Miklós, belonging to the Dominion of Munkács.</w:t>
+      </w:r>
+    </w:p>
+    <w:p>
+      <w:r>
+        <w:t>There follow the arendators of various villages.</w:t>
+        <w:br/>
+        <w:t>Volya, Jew, has his residence below the Monastery of St. Nicholas at Munkács. He cultivates land [sic; a negative may be missing in the OCR] apart from the house assigned to him by the landlord, namely the Abbot of the aforesaid Monastery, in which he lives. Toward the public he pays nothing except the toleration money to the Illustrious Chamber, Hungarian fl. 12.</w:t>
+        <w:br/>
+        <w:t>To the aforesaid landlord, by way of arenda, Hungarian fl. 180 per year.</w:t>
+      </w:r>
+    </w:p>
+    <w:p>
+      <w:r>
+        <w:t>Jacobus, Jew, arendator of the village Kulcsin, where he has nothing apart from the house in which he lives, which was assigned to him by the provisor of the Dominion of Sz. Miklós. Toward the public he contributes nothing. He pays arenda to the Illustrious Chamber, Hungarian fl. 18.</w:t>
+      </w:r>
+    </w:p>
+    <w:p>
+      <w:r>
+        <w:t>Aron, Jew, resides as an inquilinus [cottager/lodger] in Oroszvegh, in a village of the Illustrious Dominion of Munkács. Toward the public he contributes nothing.</w:t>
+      </w:r>
+    </w:p>
+    <w:p>
+      <w:r>
+        <w:t>121</w:t>
+      </w:r>
+    </w:p>
+    <w:p>
+      <w:pPr>
+        <w:pStyle w:val="Heading1"/>
+      </w:pPr>
+      <w:r>
+        <w:t>PDF viewer page 124</w:t>
+      </w:r>
+    </w:p>
+    <w:p>
+      <w:r>
+        <w:t>https://real-eod.mtak.hu/2973/1/Magyar_zsido_okleveltar_VII.pdf#page=124</w:t>
+      </w:r>
+    </w:p>
+    <w:p>
+      <w:r>
+        <w:t>Hersko, Jew, having his residence in the Illustrious Dominion of Munkács and the village Isnite. He cultivates one plot; toward the public he contributes nothing other than the toleration money, Hungarian fl. 10. To the Dominion of Munkács, by way of arenda, he pays Hungarian fl. 20.</w:t>
+      </w:r>
+    </w:p>
+    <w:p>
+      <w:r>
+        <w:t>Jonna, Jew, has fixed his residence in the Illustrious Dominion of Munkács, in the village Lucska; he resides in a house assigned by the officials. He cultivates no land. Toward the public he contributes nothing, except that he has paid the Illustrious Chamber toleration of Hungarian fl. 9 d. 60. To his Dominion, by way of arenda, Hungarian fl. 24.</w:t>
+      </w:r>
+    </w:p>
+    <w:p>
+      <w:r>
+        <w:t>David Herskovics, Jew, whose residence is in the village Gátth of the Illustrious Dominion of Munkács, who contributes [OCR “conducit”] nothing to the public, but pays toleration to the Illustrious Chamber, Hungarian fl. 9 d. 60. For arenda to the Dominion of Munkács he pays per year Hungarian fl. 36.</w:t>
+      </w:r>
+    </w:p>
+    <w:p>
+      <w:r>
+        <w:t>Hersko, Jew, has his residence in the village Balasér; he has three sons: Iczko, Elia and Aser [OCR “Asel'”]; apart from one small house he has nothing. Toward the public he contributes nothing. To the landlord, however, he pays arenda of Hungarian fl. 12 [OCR “]2”].</w:t>
+      </w:r>
+    </w:p>
+    <w:p>
+      <w:r>
+        <w:t>Javel Herskovics [OCR “•Iavel”], Jew, has fixed his residence in the village Dávidháza; cultivating no land, he has only a house assigned for habitation. Toward the public he contributes nothing. To the landlord, however, he pays per year Hungarian fl. [OCR “eo”; numeral illegible].</w:t>
+      </w:r>
+    </w:p>
+    <w:p>
+      <w:r>
+        <w:t>Likewise in the same village Simon, Jew; he has a son Josephus, and likewise a son-in-law called Sztrulya. Tapsters of the aforesaid Jew Javel Herskovics, contributing nothing to the public.</w:t>
+      </w:r>
+    </w:p>
+    <w:p>
+      <w:r>
+        <w:t>Sztrulya Abrahamovics resides as an inquilinus in the town of Bereghszáz, contributing nothing to the public nor to the landlord.</w:t>
+      </w:r>
+    </w:p>
+    <w:p>
+      <w:r>
+        <w:t>Davidl Iczkovics [OCR “Davicll”], Jew, rendering his own dues in the town of Beregh; toward the public he contributed nothing even before the arrest.</w:t>
+      </w:r>
+    </w:p>
+    <w:p>
+      <w:r>
+        <w:t>Marko Chaim, Jew, living in the village Draga Bartfalva of the Illustrious Dominion of Munkács in a small house without land; toward the public he contributes nothing apart from the toleration to the Illustrious Chamber, namely Hungarian fl. 8. To the Dominion of Munkács, however, he pays arenda per year of Hungarian fl. 15.</w:t>
+      </w:r>
+    </w:p>
+    <w:p>
+      <w:r>
+        <w:t>Leiba, Jew and arendator of the village Medencze of the Illustrious Dominion of Munkács. He pays annual arenda of Hungarian fl. 8; otherwise nothing.</w:t>
+      </w:r>
+    </w:p>
+    <w:p>
+      <w:r>
+        <w:t>Marko Eliasovics, Jew, arendator of the village Zavidfalva of the Illustrious Dominion of Munkács [OCR “Iunkács”]; he pays annual arenda to the Dominion of Munkács of Hungarian fl. 12; otherwise nothing.</w:t>
+      </w:r>
+    </w:p>
+    <w:p>
+      <w:r>
+        <w:t>Aran, Jew, has his temporary residence in the village Pod hering of the Illustrious Dominion of Sz. Miklós, contributing nothing to anyone.</w:t>
+      </w:r>
+    </w:p>
+    <w:p>
+      <w:r>
+        <w:t>Jacobus Eliasovics, Jew, arendator in the Dominion of Sz. Miklós, having his residence in the village Alsó-Vereczke; he has one servant called Ábraham, and likewise one son-in-law with him called Hensra Harabovics [OCR reading uncertain]; this Jacobus cultivates one plot and carries on husbandry in every way. Toward the public he contributes nothing except the toleration money, Hungarian fl. 18. To the Illustrious Dominion of Sz. Miklós, by way of arenda, he pays annually Hungarian florins 200.</w:t>
+      </w:r>
+    </w:p>
+    <w:p>
+      <w:r>
+        <w:t>Lejba Smulovics, son-in-law of the aforesaid Jacobus Eliasovics and his tapster in the village Zavadka. Toward the public he contributes nothing, nor likewise to the landlord, since this too was already included in the aforesaid Jacobus’s arenda.</w:t>
+      </w:r>
+    </w:p>
+    <w:p>
+      <w:r>
+        <w:t>Aron Abrahamovics, having his residence in the village Bilahzovicza, where he cultivates one peasant plot. Toward the public, however, he contributes nothing. To the landlord, in the form of arenda, Hungarian fl. 20. Otherwise nothing.</w:t>
+      </w:r>
+    </w:p>
+    <w:p>
+      <w:r>
+        <w:t>122</w:t>
+      </w:r>
+    </w:p>
+    <w:p>
+      <w:pPr>
+        <w:pStyle w:val="Heading1"/>
+      </w:pPr>
+      <w:r>
+        <w:t>PDF viewer page 125</w:t>
+      </w:r>
+    </w:p>
+    <w:p>
+      <w:r>
+        <w:t>https://real-eod.mtak.hu/2973/1/Magyar_zsido_okleveltar_VII.pdf#page=125</w:t>
+      </w:r>
+    </w:p>
+    <w:p>
+      <w:r>
+        <w:t>Jacobus Juszkovics, Jew, his residence being in the village Kis Gutth, where he cultivates no land, having only a small house assigned by the landlord. Contributing nothing toward the public; to the landlord, by way of arenda, for the space of one year he pays Hungarian fl. 12.</w:t>
+        <w:br/>
+        <w:t>All these, if they carry on any trade, pay nothing here within the bosom of the Illustrious County, but on goods exported and imported they are accustomed to pay the Thirtieth to His Sacred Majesty.</w:t>
+        <w:br/>
+        <w:t>This conscription of the Jews, attested by our own oath and strengthened by our signatures and usual seals, we have issued.</w:t>
+        <w:br/>
+        <w:t>Munkács, on the 25th day of the month of September in the year 1727.</w:t>
+      </w:r>
+    </w:p>
+    <w:p>
+      <w:r>
+        <w:t>District magistrate (Judlium) of the Illustrious County of Beregh, Joannes Püspök m. p. L. S.</w:t>
+        <w:br/>
+        <w:t>O. L. C. 29. No 1 1727-3.</w:t>
+      </w:r>
+    </w:p>
+    <w:p>
+      <w:r>
+        <w:t>6a [OCR “(ja”] 10 February 1727. Körösladány [OCR “1\ örösZadány”]. Report of Békés County to the Htt. [Lieutenancy Council] on its Jews.</w:t>
+      </w:r>
+    </w:p>
+    <w:p>
+      <w:r>
+        <w:t>… Within the whole bosom of this county there have been no Jews, but recently two have been introduced: one, lessee of the brewery of the Most Illustrious Lord Joannes Georgius ab Harukern at Gyula; the other, afterwards, lessee of the distillery of our Most Excellent Lord Supreme Count Joannes Jacobus a Lewenbergh [OCR “Levembergh”] in the village Váry; no others whatever exist …</w:t>
+        <w:br/>
+        <w:t>From our general assembly held on the 10th day of the month of February 1727 in the village Körös Ladány.</w:t>
+        <w:br/>
+        <w:t>The Universitas of the County of Békés.</w:t>
+        <w:br/>
+        <w:t>Htt. Fasc. Mensium Litt.</w:t>
+      </w:r>
+    </w:p>
+    <w:p>
+      <w:r>
+        <w:t>6b 17 February 1728. Gyula. Supplementary report of Békés County on its Jews.</w:t>
+      </w:r>
+    </w:p>
+    <w:p>
+      <w:r>
+        <w:t>… in the whole county, apart from a single Jew called by name Salamon, at present at Gyula under the dominion of the Most Illustrious Councillor ab Harukern, coming from Buda, as arendator of the brewery and the distillery house, but without exercising trade. Until the arenda is completed he would stay; once his “tricesimalis” [OCR reading; sense unclear] arenda is finished, for the future year 1729, he would be freely permitted to return to Buda, whence he previously came [OCR “termit”], and further he would not be tolerated in the Harukern dominion either (as was declared by the lord officials).</w:t>
+        <w:br/>
+        <w:t>Given from our general assembly held on the 17th [OCR “li.”] of February of the year 1728 in the castle of Gyula.</w:t>
+        <w:br/>
+        <w:t>The Universitas of the County of Békés.</w:t>
+        <w:br/>
+        <w:t>Htt. Fasc. Mensium. Litt.</w:t>
+      </w:r>
+    </w:p>
+    <w:p>
+      <w:r>
+        <w:t>7. 6 [OCR “(j.”] February 1727. Püspöki. Census of the Jews of Bihar County.</w:t>
+      </w:r>
+    </w:p>
+    <w:p>
+      <w:r>
+        <w:t>List of the Jews found in the Illustrious County of Bihar.</w:t>
+        <w:br/>
+        <w:t>In the town Váradolaszi lives a Jew named Majerlével [OCR “Majerl-vel”]; he has his own house; toward the relief of the townspeople he pays fl 10 for the common burden; he has a vaulted shop (fornix) with cloth and other things, and carries on trade in the manner of the Jews.</w:t>
+      </w:r>
+    </w:p>
+    <w:p>
+      <w:r>
+        <w:t>123</w:t>
+      </w:r>
+    </w:p>
+    <w:p>
+      <w:pPr>
+        <w:pStyle w:val="Heading1"/>
+      </w:pPr>
+      <w:r>
+        <w:t>PDF viewer page 126</w:t>
+      </w:r>
+    </w:p>
+    <w:p>
+      <w:r>
+        <w:t>https://real-eod.mtak.hu/2973/1/Magyar_zsido_okleveltar_VII.pdf#page=126</w:t>
+      </w:r>
+    </w:p>
+    <w:p>
+      <w:r>
+        <w:t>In the same place lives the Jew Josephus Isak; he keeps lodging with Henricus Himelham, citizen, and carries on petty trade, buying smaller goods from other Jews; into the number of the townspeople he pays annually for the common burden Rhenish florins 3.</w:t>
+        <w:br/>
+        <w:t>Abrahamus Poliezer at present dwells in the woods; for three years he has been arendator of the episcopal distillery house existing in Szőlős; formerly he resided in Várad and contributed into the number of the city Rh. fl. 20, i.e. 20; since he has been arendator he contributes nothing.</w:t>
+        <w:br/>
+        <w:t>Another Josephus, a Jew, lives in the fiscal allodium, lessee of the fiscal distillery; he contributes nothing.</w:t>
+        <w:br/>
+        <w:t>Isak, a Jew, lives in the town of the National Militia, under the protection of the commanding officer existing there, and in his house; he contributes nothing.</w:t>
+        <w:br/>
+        <w:t>A Jew by name Bermán lives before the castle; he has a vaulted shop with cloth and other things, under the protection of the General Commandant of Várad; he contributes nothing.</w:t>
+        <w:br/>
+        <w:t>Simon Jvel, partner in trade of the above-specified Majorlével, also shares with him in the contribution to the common burden; he has lived here for five years.</w:t>
+      </w:r>
+    </w:p>
+    <w:p>
+      <w:r>
+        <w:t>O. L. Htt. Litterae. Canc. Act. part.</w:t>
+      </w:r>
+    </w:p>
+    <w:p>
+      <w:r>
+        <w:t>8. 12–17–18 August 1727. Census of the Jewry of three districts of Borsod County.</w:t>
+      </w:r>
+    </w:p>
+    <w:p>
+      <w:r>
+        <w:t>12 Aug. 1727. Hangács. Ádám Szatmári Király reports that 3 Jews live in the Szendrő district [OCR garbled: “szetulrűi árásb 'tn”; the Latin text below mentions only one]:</w:t>
+        <w:br/>
+        <w:t>“in this Szendrő district at present only one was found, living in the village Hangács, whom I have recorded thus: The same Jew, called Benjamin Has, born in Moravia in the town Holiso, under the Dominion of the Most Illustrious Count a Rhottal, is in his forty-second year, and first entered Hungary 10 years ago; since that time, in the Illustrious Counties first of Liptó, then of Zemplén, and finally of Borsod, in houses and breweries of various lords, together with his wife named Anna Herschel, he often practised the craft of brewing beer, but more often of distilling wine (commonly Palyinka), and had no other means of living; utterly destitute of goods, livestock, substance or merchandise, he sustains his own and his family’s life only by the aforesaid; he has 3 sons, one 16, another 11, the third 3, and a little daughter of 6 years; for the house and 2 cauldrons he currently pays us an arenda of 20 Hungarian florins. He maintains his wife’s uncle, called Joachimus Hresofszki, about 55 years of age, originating from the Duchy of Silesia, who, having left his wife and children in Moravia in the town Brusznicz, destitute of all means of living, moved here from Poland about 6 months ago solely for the sake of subsistence; he also has a servant named Jacobus, likewise a Jew, counting his 25th year of age, who lacks altogether family and merchandise, and originates from the Illustrious Kingdom of Poland, from the town Sidlov, and moved into this Illustrious Kingdom only 3 years [OCR “armis” = annis] ago for the purpose of performing service.”</w:t>
+      </w:r>
+    </w:p>
+    <w:p>
+      <w:r>
+        <w:t>O. L. Htt. Litt.</w:t>
+      </w:r>
+    </w:p>
+    <w:p>
+      <w:r>
+        <w:t>124</w:t>
+      </w:r>
+    </w:p>
+    <w:p>
+      <w:pPr>
+        <w:pStyle w:val="Heading1"/>
+      </w:pPr>
+      <w:r>
+        <w:t>PDF viewer page 127</w:t>
+      </w:r>
+    </w:p>
+    <w:p>
+      <w:r>
+        <w:t>https://real-eod.mtak.hu/2973/1/Magyar_zsido_okleveltar_VII.pdf#page=127</w:t>
+      </w:r>
+    </w:p>
+    <w:p>
+      <w:r>
+        <w:t>17 Aug. 1727. Miskolc. Chief district magistrate Ferenc Bük and juror György Kozári report to the Htt. that there are 3 Jews in the Miskolc district.</w:t>
+      </w:r>
+    </w:p>
+    <w:p>
+      <w:r>
+        <w:t>“In the Miskolc district 3 Jews were found, namely: In the town of Miskolcz. By name Jacobus Salomon, having come here about 18 years ago from Upper Poland and living here in the aforesaid town, has practised and currently practises the craft of distilling spirits; he is about 32 years old. For the house in which he resides and 2 cauldrons he pays annually to the lady widow of the late Mr Paulus Szepessi Hung. fl. [OCR “n.”] 20; he maintains his father, already worn out by old age, named Salamon, about 75 years old; he has a wife named Catharina, 2 sons, Salamon and Mojses Salamon, [one] 4 years old, while the other, Mojses, has not yet completed his first year; destitute of a servant and other goods, he deposits annually for the Treasury of the Illustrious County Rh. fl. 10.</w:t>
+        <w:br/>
+        <w:t>The other Jew there, named Mojses Simon, from Moravia and the town Magyar Brod, came here 3 years ago, about 30 years old. He carries on trade in merchandise; he has a fellow-lodger partner named Filip, likewise born in Moravia, in the town Magyar Brod, who came here 8 years ago and likewise carries on trade in merchandise; he keeps his family in Moravia; he has a servant named Chaim. For the house and vaulted shop of the Most Illustrious and Noble Mr Franciscus Aszalai both pay annually Hung. fl. 50, and to the Treasury of the Illustrious County annually Rh. fl. 25.</w:t>
+        <w:br/>
+        <w:t>In the village Felső Sócza, the Jew Mojses Isak, who came here in the year 1724 from Moravia and the town Magyar Brod, and is here under contract with the Most Illustrious and Noble Mr Andreas Dőri for distilling spirits; besides this he is unable to carry on any trade; he has a wife Catharina, [and is said] to have 2 sons, Samuel and Mojses. Samuel is about 10 years old, Mojses currently in his fourth year. Destitute of a servant and other things, he has hitherto paid nothing to the Treasury of the Illustrious County” …</w:t>
+      </w:r>
+    </w:p>
+    <w:p>
+      <w:r>
+        <w:t>O. L. Htt. Litt.</w:t>
+      </w:r>
+    </w:p>
+    <w:p>
+      <w:r>
+        <w:t>18 Aug. 1727. Mezőkövesd. Péter Sebe, chief district magistrate of Borsod County, reports that the following Jews live in his district.</w:t>
+      </w:r>
+    </w:p>
+    <w:p>
+      <w:r>
+        <w:t>“The other of them received the name Moyses at circumcision, of the lineage Getcz, originating from Moravia, the town Magyar Bratt, a subject of Count Vilhelmus Maximilianus a Kaunicz; he maintains a wife, 3 daughters and his mother-in-law; he is arendator of the distillery in the Dominion of Ónod, and pays 100 thalers; he carries on no other trade or husbandry; for the County he renders fl. 6 R. There was also another, called Moyses, who has now been absent for a long time, who at times also called himself Josephus, originating from the place Trebics; with his wife [and] son Kalme, otherwise called Salamon, he sustained his life in this way: distilling, and carrying linen and smaller wares from village to village; he has so far rendered nothing to anyone, since not long ago, in the town of Keresztur in the Illustrious County of Zemplén, he suffered the loss of all his substance in a conflagration” …</w:t>
+      </w:r>
+    </w:p>
+    <w:p>
+      <w:r>
+        <w:t>O. L. Htt. Litt.</w:t>
+      </w:r>
+    </w:p>
+    <w:p>
+      <w:r>
+        <w:t>125</w:t>
+      </w:r>
+    </w:p>
+    <w:p>
+      <w:pPr>
+        <w:pStyle w:val="Heading1"/>
+      </w:pPr>
+      <w:r>
+        <w:t>PDF viewer page 128</w:t>
+      </w:r>
+    </w:p>
+    <w:p>
+      <w:r>
+        <w:t>https://real-eod.mtak.hu/2973/1/Magyar_zsido_okleveltar_VII.pdf#page=128</w:t>
+      </w:r>
+    </w:p>
+    <w:p>
+      <w:r>
+        <w:t>9. 8 March 1727. Székesfehérvár. List of the Jews found in Fejér County.</w:t>
+      </w:r>
+    </w:p>
+    <w:p>
+      <w:r>
+        <w:t>Consignation of the Jews to be found in this County of Fejér.</w:t>
+        <w:br/>
+        <w:t>In the village Moór [OCR “11 ó ó r”], two, one of whom is named Volffgangus Hirsll, the other Hirsll Keczll.</w:t>
+        <w:br/>
+        <w:t>In Csurgó, one, named Salamon.</w:t>
+        <w:br/>
+        <w:t>In Lovas Berény likewise two, called Jacobus and Salamon Hirsll.</w:t>
+        <w:br/>
+        <w:t>Issued by Josephus Denkovics, sworn notary of the aforesaid County, in his own hand.</w:t>
+      </w:r>
+    </w:p>
+    <w:p>
+      <w:r>
+        <w:t>O. L. Htt. Litterae. Act. part.</w:t>
+      </w:r>
+    </w:p>
+    <w:p>
+      <w:r>
+        <w:t>The Lieutenancy Council’s remark on the submission: “… As being less adequate, and therefore belonging to the third class.” On this see M. Zs. O. III, no. 308, 19 July 1727: the Lieutenancy Council’s report on the outcome of the royal decree ordering the census of the Jews, which groups the reports into four categories: 1) where there are no Jews; 2) from where adequate reports arrived; 3) those who submitted incomplete censuses; 4) finally, those who have not yet sent in a report.</w:t>
+      </w:r>
+    </w:p>
+    <w:p>
+      <w:r>
+        <w:t>10a 6 [OCR “G.”] March 1727. Eger. Heves–Külső Szolnok County reports that one merchant Jew and one pálinka-distilling Jew live on its territory, but they have no permanent place of residence.</w:t>
+        <w:br/>
+        <w:t>“Jews are found, 2, of whom one trades in various goods, the other distils spirits; but they do not have a fixed residence; rather, they have rented lodgings annually” …</w:t>
+      </w:r>
+    </w:p>
+    <w:p>
+      <w:r>
+        <w:t>O. L. Htt. Litt.</w:t>
+      </w:r>
+    </w:p>
+    <w:p>
+      <w:r>
+        <w:t>10b 25 August 1727. Eger. From the report of Heves County and the Külső Szolnok County united with it on the census of its Jewry.</w:t>
+      </w:r>
+    </w:p>
+    <w:p>
+      <w:r>
+        <w:t>… had dwellings in the town of Gyöngyös, we represent the following, to be written up for the Exalted Council.</w:t>
+        <w:br/>
+        <w:t>First, that in the aforesaid town of Gyöngyös two brothers, full and uterine, carrying on trade in various goods — one of whom is called David Abraham, the other Moyses Ábraham — are dwelling; and these keep their lodging in the vaulted shop of Mr Stephanus Orczy; both married, living in one household and one trade; the first of them has a son named Ábraham, thirteen years old, and a daughter Anna, eight years old; the other, Moyses Ábraham, has a daughter Sara, fifteen years old; together they keep one servant named Marcus and one maidservant Susanna, of the Hebrew nation, paying the lord of the land twenty florins.</w:t>
+        <w:br/>
+        <w:t>These moreover have one blood relative named Jacobus Ábraham, living on the land of Mr Paulus Petrovay, likewise married; he has a male child of two years named Isác, and two daughters, Elisabetha of eight years and Susanna of four. He himself, as porter of his small wares, which he is accustomed to sell from village to village, stays in the aforesaid town in the manner of an inquilinus.</w:t>
+        <w:br/>
+        <w:t>There was found moreover another, named Marcus, who lives in the brewery of the town, married; he has a son Samuel, seven years old, and daughters Rosa, seventeen years old, and Eva, nine years old, Susanna, six years old, and Maria, one and a half years old. By way of arenda he pays the town fifteen florins, and he, like the preceding, is accustomed to sell his goods from village to village.</w:t>
+      </w:r>
+    </w:p>
+    <w:p>
+      <w:r>
+        <w:t>126</w:t>
+      </w:r>
+    </w:p>
+    <w:p>
+      <w:pPr>
+        <w:pStyle w:val="Heading1"/>
+      </w:pPr>
+      <w:r>
+        <w:t>PDF viewer page 129</w:t>
+      </w:r>
+    </w:p>
+    <w:p>
+      <w:r>
+        <w:t>https://real-eod.mtak.hu/2973/1/Magyar_zsido_okleveltar_VII.pdf#page=129</w:t>
+      </w:r>
+    </w:p>
+    <w:p>
+      <w:r>
+        <w:t xml:space="preserve">     And two others were found still living as lodgers [inquilinario modo] with the aforementioned: one named Adam Jacob, who has a son Samuel aged four years and a daughter Sara aged two years. He pays three florins for residence [incolatus], a newcomer [neo-advena].</w:t>
+        <w:br/>
+        <w:t xml:space="preserve">     The other, named Hirschl, having a son Moyses aged three years and a daughter Rachel aged five years, likewise pays three florins for the house; traders similar to the former [priori similes quaestores]. And all these, in the aforesaid town, pay twelve florins for four market stalls.</w:t>
+        <w:br/>
+        <w:t xml:space="preserve">     And on these aforementioned Jews 150 florins were also imposed on account of domestic needs. Since, therefore, we have to submit the investigation of these aforementioned Jews to the Exalted Council by way of information ...</w:t>
+        <w:br/>
+        <w:t xml:space="preserve">    O. L. C. 29. No 1. 1727-5.</w:t>
+      </w:r>
+    </w:p>
+    <w:p>
+      <w:r>
+        <w:br/>
+        <w:t>11. 1727 July [OCR: 'júliu.d9'; probably July 9]. Nyék. Submission of Hont county in response to the Lieutenancy Council's order of the [OCR: 'ID-ih'; possibly '10th'] concerning the census of the Jews.          [margin: 1727 July]</w:t>
+      </w:r>
+    </w:p>
+    <w:p>
+      <w:r>
+        <w:t xml:space="preserve">          [...] with promptness we thought it necessary to inform [you] about this: that we have removed the Jews from the bosom of this County, and have allowed [them] safe passage across the bridges of the rivers Gran and Ipoly, situated along the Danube, towards Vaczium, otherwise exceeding a distance of six miles, pending the further disposition and ratification of the Exalted Royal Lieutenancy Council. Furthermore, regarding the apprehension of the Jew who fled from the prisons of the Margraviate of Moravia, in case he should happen to come to these parts, we have made appropriate arrangements ...</w:t>
+      </w:r>
+    </w:p>
+    <w:p>
+      <w:r>
+        <w:t xml:space="preserve">     O. L. C 29. No 1. 1727-6 [OCR: '1727-G'].</w:t>
+      </w:r>
+    </w:p>
+    <w:p>
+      <w:r>
+        <w:br/>
+        <w:t>12. 1727 September 25. Csúz [OCR: 'Osuz']. Komárom county submits the census of the Jews.</w:t>
+        <w:br/>
+        <w:t>(As regards the [OCR: 'gyűTi jáTásra'; probably 'Győr district'], the 1725 census, under the same year number, stands unchanged! The Csúz one, however, is the following):</w:t>
+        <w:br/>
+        <w:t xml:space="preserve">                                         Census</w:t>
+        <w:br/>
+        <w:t xml:space="preserve">                                 of the Jews of Csúz.</w:t>
+      </w:r>
+    </w:p>
+    <w:p>
+      <w:r>
+        <w:t xml:space="preserve">    In the year 1727, on the 26th day of the month of September ... in the estate of Csuz, in the district of Uyvar, a census of the Jews residing there was again made by us, the undersigned, in the following manner and order, and first:</w:t>
+      </w:r>
+    </w:p>
+    <w:p>
+      <w:r>
+        <w:br/>
+        <w:t xml:space="preserve">       Under the protection of:                                 Jew:</w:t>
+      </w:r>
+    </w:p>
+    <w:p>
+      <w:r>
+        <w:br/>
+        <w:t>the illustrious lord [i. d.] baron           Jacobus Lebl, married, aged about 54, came from the estate</w:t>
+        <w:br/>
+        <w:t>Franciscus Szluha [OCR: 'Je Tklad';           of Holics, in the county of Nittra; has resided here 14 years;</w:t>
+        <w:br/>
+        <w:t>possibly 'de Iklad']                          leases the manorial butchery for fl. 12; pays tax to the</w:t>
+        <w:br/>
+        <w:t xml:space="preserve">                                              county fl. 3.</w:t>
+        <w:br/>
+        <w:t xml:space="preserve">                                Jacobus Israel, married, aged about 25, came from the</w:t>
+        <w:br/>
+        <w:t xml:space="preserve">                                  aforesaid estate and county; has resided here 14 years;</w:t>
+        <w:br/>
+        <w:t xml:space="preserve">                                  has one daughter of three years; otherwise a meagre trader</w:t>
+        <w:br/>
+        <w:t xml:space="preserve">                                  wandering here and there through the villages; pays census</w:t>
+        <w:br/>
+        <w:t xml:space="preserve">                                  to the lord fl. 4, to the county fl. 1 d. 25.</w:t>
+      </w:r>
+    </w:p>
+    <w:p>
+      <w:r>
+        <w:br/>
+        <w:t xml:space="preserve">                                                                                         127</w:t>
+      </w:r>
+    </w:p>
+    <w:p>
+      <w:pPr>
+        <w:pStyle w:val="Heading1"/>
+      </w:pPr>
+      <w:r>
+        <w:t>PDF viewer page 130</w:t>
+      </w:r>
+    </w:p>
+    <w:p>
+      <w:r>
+        <w:t>https://real-eod.mtak.hu/2973/1/Magyar_zsido_okleveltar_VII.pdf#page=130</w:t>
+      </w:r>
+    </w:p>
+    <w:p>
+      <w:r>
+        <w:t xml:space="preserve">        Under the protection of:                                        Jew:</w:t>
+      </w:r>
+    </w:p>
+    <w:p>
+      <w:r>
+        <w:br/>
+        <w:t xml:space="preserve">                                      Micheal Moyses, married, aged about 25, came from</w:t>
+        <w:br/>
+        <w:t xml:space="preserve">                                       Moravia, from the town called Magyar Brod; has resided here 3 years;</w:t>
+        <w:br/>
+        <w:t xml:space="preserve">                                       has one son of 1 1/2 years; carries on a very meagre trade</w:t>
+        <w:br/>
+        <w:t xml:space="preserve">                                       here and there through the villages; pays census to the lord</w:t>
+        <w:br/>
+        <w:t xml:space="preserve">                                       fl. 4, to the county fl. 1 d. 25.</w:t>
+        <w:br/>
+        <w:t xml:space="preserve"> the spectable and generous     Isaac Lebl, married, aged about 35, came from Moravia,</w:t>
+        <w:br/>
+        <w:t xml:space="preserve"> lord Georgius Fekete,             from the town called Magyar Brod; has resided here 12 years; carries on</w:t>
+        <w:br/>
+        <w:t xml:space="preserve"> councillor of the E. C. R. L.     trade here and there through the villages; pays the lord fl. 6, the county</w:t>
+        <w:br/>
+        <w:t xml:space="preserve"> [Exalted Royal Lieutenancy        fl. 2 d. 5.</w:t>
+        <w:br/>
+        <w:t xml:space="preserve"> Council]</w:t>
+        <w:br/>
+        <w:t xml:space="preserve">                                Jacobus Aáron, married, aged about 32, came from</w:t>
+        <w:br/>
+        <w:t xml:space="preserve">                                   the county of Nittra, from the town called Galgocz; has resided here</w:t>
+        <w:br/>
+        <w:t xml:space="preserve">                                   7 years; a trader wandering here and there through the villages; has</w:t>
+        <w:br/>
+        <w:t xml:space="preserve">                                   two daughters, one 4 and 1 years [sic]; pays the lord fl. 3,</w:t>
+        <w:br/>
+        <w:t xml:space="preserve">                                   the county fl. 1.</w:t>
+        <w:br/>
+        <w:t xml:space="preserve">                                Salamon Klein, married, aged about 34, came from</w:t>
+        <w:br/>
+        <w:t xml:space="preserve">                                   Moravia, from the town called Magy [sic] Brod; has resided here 9 years;</w:t>
+        <w:br/>
+        <w:t xml:space="preserve">                                   carries on trade wandering here and there through the villages; has</w:t>
+        <w:br/>
+        <w:t xml:space="preserve">                                   three daughters: 6, 4 and 1/2 years; pays the lord fl. 4, the</w:t>
+        <w:br/>
+        <w:t xml:space="preserve">                                   county fl. 2.</w:t>
+        <w:br/>
+        <w:t xml:space="preserve">                                Bernardus Hersl, married, aged about 23, came from</w:t>
+        <w:br/>
+        <w:t xml:space="preserve">                                   Moravia, from the town called Magyar Brod; has resided here 6 years;</w:t>
+        <w:br/>
+        <w:t xml:space="preserve">                                   carries on trade wandering here and there through the villages; pays census</w:t>
+        <w:br/>
+        <w:t xml:space="preserve">                                   to the lord fl. 5, to the county d. 25.</w:t>
+        <w:br/>
+        <w:t xml:space="preserve">                                Abrahamus Kalrnon [OCR; possibly 'Kalmon'], married, aged about 52, came</w:t>
+        <w:br/>
+        <w:t xml:space="preserve">                                   from Leva, in the county of Bars; has resided here 9 years; pays the lord</w:t>
+        <w:br/>
+        <w:t xml:space="preserve">                                   fl. 4, the county d. 90.</w:t>
+        <w:br/>
+        <w:t xml:space="preserve">                                Jozeph Isaac, married, aged about 45, came from here,</w:t>
+        <w:br/>
+        <w:t xml:space="preserve">                                   from Comaromium; has resided here 11 years; has 3 daughters, 8-6-4</w:t>
+        <w:br/>
+        <w:t xml:space="preserve">                                   years; almost a beggar; pays the lord fl. 4, the county</w:t>
+        <w:br/>
+        <w:t xml:space="preserve">                                   60 a. [OCR; probably 'd.'].</w:t>
+        <w:br/>
+        <w:t xml:space="preserve">                                Gabriel Marko, married, aged about 40, came from</w:t>
+        <w:br/>
+        <w:t xml:space="preserve">                                  Moravia, from the town called Proszteho; has resided here 3 years;</w:t>
+        <w:br/>
+        <w:t xml:space="preserve">                                  lessee of the distillery [domus crematoria]; pays census to the lord fl.</w:t>
+        <w:br/>
+        <w:t xml:space="preserve">                                   10, to the county fl. 1 d. 45; has one son of 14 years,</w:t>
+        <w:br/>
+        <w:t xml:space="preserve">                                   called Hersl.</w:t>
+        <w:br/>
+        <w:t xml:space="preserve">                                David Levko, married, aged about 35, came from Moravia,</w:t>
+        <w:br/>
+        <w:t xml:space="preserve">                                   from the town called Magyar Brod; has resided here 14 years; has</w:t>
+        <w:br/>
+        <w:t xml:space="preserve">                                   one daughter of 4 years; Jewish sexton [aedituus Judaicus] of Csuz;</w:t>
+        <w:br/>
+        <w:t xml:space="preserve">                                   pays the lord fl. 8, the county nothing.</w:t>
+        <w:br/>
+        <w:t xml:space="preserve">                                Abraham Bernard, married, aged about 35, came</w:t>
+        <w:br/>
+        <w:t xml:space="preserve">                                   from Moravia, from the town called Magyar Brad [sic]; has resided here</w:t>
+        <w:br/>
+        <w:t xml:space="preserve">                                   10 years; carries on trade here and there through the villages; has</w:t>
+        <w:br/>
+        <w:t xml:space="preserve">                                   two sons, 8 and 3 years, 3 daughters, 2-1 and 2 1/2 years [sic];</w:t>
+        <w:br/>
+        <w:t xml:space="preserve">                                   pays the lord fl. 3, the county fl. 1 a. [OCR; probably 'd.'] 50.</w:t>
+        <w:br/>
+        <w:t xml:space="preserve">                                Elias Leeb, poor, married, aged about 50, came from</w:t>
+        <w:br/>
+        <w:t xml:space="preserve">                                   Batorkeszy, in the county of Esztergom [Strigoniensi]; has resided here 8 years;</w:t>
+        <w:br/>
+        <w:t xml:space="preserve">                                  pays the lord fl. 1, the county nothing.</w:t>
+        <w:br/>
+        <w:t xml:space="preserve">                                Abraham Simon, married, aged about 25, came from</w:t>
+        <w:br/>
+        <w:t xml:space="preserve">                                   Moravia, from the town called Magyar Brod; has resided here</w:t>
+        <w:br/>
+        <w:t xml:space="preserve">                                   15 years; carries on trade here and there through the villages; has a daughter of</w:t>
+        <w:br/>
+        <w:t xml:space="preserve">                                   1 1/2 years; pays the lord fl. 3, the county d. 60.</w:t>
+        <w:br/>
+        <w:t xml:space="preserve">                                Abraham Joseph, married, aged about 25, came from</w:t>
+        <w:br/>
+        <w:t xml:space="preserve">                                   Silesia [Szilesia], from the estate called Lublencz; has resided here 13 years;</w:t>
+        <w:br/>
+        <w:t xml:space="preserve">                                   has one son of 4 years, a daughter of 5 years; lessee of the</w:t>
+        <w:br/>
+        <w:t xml:space="preserve">                                   manorial butchery; pays lease fl. 6, the county fl. 1.</w:t>
+      </w:r>
+    </w:p>
+    <w:p>
+      <w:r>
+        <w:br/>
+        <w:t>128</w:t>
+      </w:r>
+    </w:p>
+    <w:p>
+      <w:pPr>
+        <w:pStyle w:val="Heading1"/>
+      </w:pPr>
+      <w:r>
+        <w:t>PDF viewer page 131</w:t>
+      </w:r>
+    </w:p>
+    <w:p>
+      <w:r>
+        <w:t>https://real-eod.mtak.hu/2973/1/Magyar_zsido_okleveltar_VII.pdf#page=131</w:t>
+      </w:r>
+    </w:p>
+    <w:p>
+      <w:r>
+        <w:t xml:space="preserve">        Under the protection of:                                           Jew:</w:t>
+      </w:r>
+    </w:p>
+    <w:p>
+      <w:r>
+        <w:br/>
+        <w:t xml:space="preserve">                                   Maria Simon Anzel, a bereaved, most wretched widow; pays the lord</w:t>
+        <w:br/>
+        <w:t xml:space="preserve">                                      nothing, the county likewise.</w:t>
+        <w:br/>
+        <w:t xml:space="preserve">                                   Joseph Lőrintz, married, aged about 20; recently</w:t>
+        <w:br/>
+        <w:t xml:space="preserve">                                      expelled from the town of Ürmény, settled here; pays the</w:t>
+        <w:br/>
+        <w:t xml:space="preserve">                                      lord d. 59, the county not yet.</w:t>
+        <w:br/>
+        <w:t xml:space="preserve">                                   Salamon Isaac, married, aged about 35; recently, 5 weeks</w:t>
+        <w:br/>
+        <w:t xml:space="preserve">                                      ago [OCR: '5 7-manas' = septimanas], expelled from the town of Ürmény, moved here</w:t>
+        <w:br/>
+        <w:t xml:space="preserve">                                      for the time being, but says he will leave from here for the estate</w:t>
+        <w:br/>
+        <w:t xml:space="preserve">                                      of Ozorecz, in the county of Trencsén; has sons,</w:t>
+        <w:br/>
+        <w:t xml:space="preserve">                                      2: 4 and 2 years; pays neither the lord nor the county.</w:t>
+        <w:br/>
+        <w:t xml:space="preserve">                                   Joseph Jakab, married, aged about 50; recently, [OCR: '57-manus'; probably 5 weeks]</w:t>
+        <w:br/>
+        <w:t xml:space="preserve">                                      ago, driven from the town of Ürmény, moved here for the time being,</w:t>
+        <w:br/>
+        <w:t xml:space="preserve">                                      but asserts he will leave from here within a short time for the estate</w:t>
+        <w:br/>
+        <w:t xml:space="preserve">                                      of Ozorocz, in the county of Trencsén; has a daughter of 14 years;</w:t>
+        <w:br/>
+        <w:t xml:space="preserve">                                      pays nothing to the county or the lord.</w:t>
+      </w:r>
+    </w:p>
+    <w:p>
+      <w:r>
+        <w:t>the most illustrious and generous  Michael Jancsy', married, aged about 30, came from</w:t>
+        <w:br/>
+        <w:t xml:space="preserve">  lord Michael                        Moravia, from the town of Magyar Brod; has resided here [OCR: '1;3'; possibly 13] years;</w:t>
+        <w:br/>
+        <w:t xml:space="preserve">  Naszvady                            carrying on trade here and there through the villages; has one son</w:t>
+        <w:br/>
+        <w:t xml:space="preserve">                                      of 2 years, one daughter of 5 years; pays the lord fl. 4,</w:t>
+        <w:br/>
+        <w:t xml:space="preserve">                                      the county 2 and d. [illegible in OCR: ',il!'].</w:t>
+        <w:br/>
+        <w:t xml:space="preserve">                                   Abrahamus Isaac, married, aged about 35, came from</w:t>
+        <w:br/>
+        <w:t xml:space="preserve">                                      Moravia, from the town of Magyar Brod; has resided here 2 years; a meagre</w:t>
+        <w:br/>
+        <w:t xml:space="preserve">                                      trader wandering here and there through the villages; has one son</w:t>
+        <w:br/>
+        <w:t xml:space="preserve">                                      of 2 years, likewise one daughter of 5 years; pays the lord</w:t>
+        <w:br/>
+        <w:t xml:space="preserve">                                      fl. 3, the county one.</w:t>
+        <w:br/>
+        <w:t xml:space="preserve">                                   Isaac Hitzig, married, aged about 50; where he came from</w:t>
+        <w:br/>
+        <w:t xml:space="preserve">                                      is unknown, since he was not at home. Has resided here</w:t>
+        <w:br/>
+        <w:t xml:space="preserve">                                      two years. Lessee of the manorial distillery; has</w:t>
+        <w:br/>
+        <w:t xml:space="preserve">                                      one son of 15 years; pays the lord fl. 8, the county</w:t>
+        <w:br/>
+        <w:t xml:space="preserve">                                      1 fl.</w:t>
+      </w:r>
+    </w:p>
+    <w:p>
+      <w:r>
+        <w:t>the most illustrious and generous  Jacobus Lebl, married, aged about 53, came from the</w:t>
+        <w:br/>
+        <w:t xml:space="preserve">   lord Adamus Rötth                  estate of Batorkeszy, in the county of Esztergom; has resided</w:t>
+        <w:br/>
+        <w:t xml:space="preserve">                                      here [OCR: 'X'; number illegible] years; leases the manorial butchery for fl. 12; has</w:t>
+        <w:br/>
+        <w:t xml:space="preserve">                                      four sons, aged [OCR: 'IS'; possibly 18]-14-8-1, two daughters, aged</w:t>
+        <w:br/>
+        <w:t xml:space="preserve">                                      [OCR: '2;'-4'; uncertain]; pays the county fl. 1 d. 50.</w:t>
+        <w:br/>
+        <w:t xml:space="preserve">                                   Israel Farkas, poor, married, aged about [OCR: ':i3'; possibly 33], came</w:t>
+        <w:br/>
+        <w:t xml:space="preserve">                                      from the estate of Batorkeszy, in the county of Esztergom; has resided</w:t>
+        <w:br/>
+        <w:t xml:space="preserve">                                      [OCR: '!J'; possibly 9 years]; has one son of 5 years; pays the lord fl. 2,</w:t>
+        <w:br/>
+        <w:t xml:space="preserve">                                      the county d. 25.</w:t>
+        <w:br/>
+        <w:t xml:space="preserve">                                   Joseph Lebl [OCR: 'Lcbl'], married, aged about 50, driven out of the estate</w:t>
+        <w:br/>
+        <w:t xml:space="preserve">                                      of Nagy-Töre, in the county of Bars; has resided here 2 years;</w:t>
+        <w:br/>
+        <w:t xml:space="preserve">                                      has 2 sons, aged 15 and [OCR: 'Hl'; possibly 10], and 2 daughters, both [OCR: '::;'; number illegible]</w:t>
+        <w:br/>
+        <w:t xml:space="preserve">                                      years; pays the lord fl. 2, the county a. [OCR; probably 'd.'] 50.</w:t>
+      </w:r>
+    </w:p>
+    <w:p>
+      <w:r>
+        <w:br/>
+        <w:t xml:space="preserve">                           Done in the estate of Csuz on the day and year above.</w:t>
+        <w:br/>
+        <w:t xml:space="preserve">                               Adamus Hainal, sworn noble judge [iudex nobilium] of the i. c. [inclyti comitatus] of Komárom.</w:t>
+        <w:br/>
+        <w:t xml:space="preserve">                                           Emericus Surany, sworn juror [iurassor] of the same i. c.</w:t>
+      </w:r>
+    </w:p>
+    <w:p>
+      <w:r>
+        <w:t xml:space="preserve">      O. L. C 29. No 1 1727-4.         Canc. Acta Partic. No. 269.</w:t>
+      </w:r>
+    </w:p>
+    <w:p>
+      <w:r>
+        <w:br/>
+        <w:t>II [OCR; probably signature '9*'] Oklevéltár VII.                                       1290 [OCR; probably page 129]</w:t>
+      </w:r>
+    </w:p>
+    <w:p>
+      <w:pPr>
+        <w:pStyle w:val="Heading1"/>
+      </w:pPr>
+      <w:r>
+        <w:t>PDF viewer page 132</w:t>
+      </w:r>
+    </w:p>
+    <w:p>
+      <w:r>
+        <w:t>https://real-eod.mtak.hu/2973/1/Magyar_zsido_okleveltar_VII.pdf#page=132</w:t>
+      </w:r>
+    </w:p>
+    <w:p>
+      <w:r>
+        <w:t>13.                                                     1727 September 26. Lele. Közép-Szolnok [Middle Szolnok county]</w:t>
+        <w:br/>
+        <w:t xml:space="preserve">      Table of the Specification of the Jews in the County of Middle Szolnok [com-...; text continues across the facing page]</w:t>
+        <w:br/>
+        <w:t xml:space="preserve">      [... in accordance with] the most gracious [... of the] Exalted Royal Hungarian Council [heading incomplete in OCR]</w:t>
+      </w:r>
+    </w:p>
+    <w:p>
+      <w:r>
+        <w:t>District of Tasnád   | Name of the Jewish | His married   | His unmarried         | Brothers &amp;</w:t>
+        <w:br/>
+        <w:t xml:space="preserve">                     | householder        | sons          | sons                  | Kinsmen</w:t>
+        <w:br/>
+        <w:t>---------------------+--------------------+---------------+-----------------------+---------------------------</w:t>
+        <w:br/>
+        <w:t>In the village of    | Moyses             | Joseph Lázár  | Name not known;       | None with him</w:t>
+        <w:br/>
+        <w:t xml:space="preserve">  Király-Darócz      |                    |               | attends the Jewish    |</w:t>
+        <w:br/>
+        <w:t xml:space="preserve">                     |                    |               | school                |</w:t>
+        <w:br/>
+        <w:t xml:space="preserve">                     |                    |               |                       |</w:t>
+        <w:br/>
+        <w:t xml:space="preserve">                     | Elias              | Has two sons; |                       | A certain person of the</w:t>
+        <w:br/>
+        <w:t xml:space="preserve">                     |                    | their names   |                       | same rite lives with him;</w:t>
+        <w:br/>
+        <w:t xml:space="preserve">                     |                    | are not known |                       | whether a relative or a</w:t>
+        <w:br/>
+        <w:t xml:space="preserve">                     |                    |               |                       | brother is unknown;</w:t>
+        <w:br/>
+        <w:t xml:space="preserve">                     |                    |               |                       | instructing the sons in</w:t>
+        <w:br/>
+        <w:t xml:space="preserve">                     |                    |               |                       | letters</w:t>
+        <w:br/>
+        <w:t xml:space="preserve">                     |                    |               |                       |</w:t>
+        <w:br/>
+        <w:t>In the village of    | Salamon            |               | Jacob                 | no family</w:t>
+        <w:br/>
+        <w:t xml:space="preserve">  Mindszent          |                    |               | Abraham               | besides these</w:t>
+        <w:br/>
+        <w:t xml:space="preserve">                     |                    |               |                       |</w:t>
+        <w:br/>
+        <w:t>District of Pér      |                    |               |                       |</w:t>
+        <w:br/>
+        <w:t xml:space="preserve">                     |                    |               |                       |</w:t>
+        <w:br/>
+        <w:t>In the village of    | Judás              |               |                       |</w:t>
+        <w:br/>
+        <w:t xml:space="preserve">  Thasnád Szántó     | Benjámin           |               |                       |</w:t>
+        <w:br/>
+        <w:t xml:space="preserve">                     |                    |               |                       |</w:t>
+        <w:br/>
+        <w:t>In the village of    | Judás Izák         |               | Joseph aged 14, a     |</w:t>
+        <w:br/>
+        <w:t xml:space="preserve">  Szedon             |                    |               | little one of [OCR:   |</w:t>
+        <w:br/>
+        <w:t xml:space="preserve">                     |                    |               | 'annonunum'; possibly |</w:t>
+        <w:br/>
+        <w:t xml:space="preserve">                     |                    |               | one year]             |</w:t>
+        <w:br/>
+        <w:t xml:space="preserve">                     |                    |               |                       |</w:t>
+        <w:br/>
+        <w:t>In the village of    | David              |               | An infant [OCR:       |</w:t>
+        <w:br/>
+        <w:t xml:space="preserve">  Kőrös              |                    |               | 'annonimum'; possibly |</w:t>
+        <w:br/>
+        <w:t xml:space="preserve">                     |                    |               | one year old]         |</w:t>
+        <w:br/>
+        <w:t>---------------------+--------------------+---------------+-----------------------+---------------------------</w:t>
+        <w:br/>
+        <w:t>Total                |         6          |       4       |          6            |        1</w:t>
+      </w:r>
+    </w:p>
+    <w:p>
+      <w:r>
+        <w:t>[Column assignment of entries reconstructed from OCR layout; uncertain in places.]</w:t>
+      </w:r>
+    </w:p>
+    <w:p>
+      <w:r>
+        <w:t xml:space="preserve">     The series of which Specification, by the district noble judges [Processuales D. Judlium] of this County [... line continues on facing page] ...[Hun]garian [...] we humbly present, from the Congregation of the County of Middle Szolnok [... continues on facing page] County Notary, m. p.</w:t>
+      </w:r>
+    </w:p>
+    <w:p>
+      <w:r>
+        <w:t xml:space="preserve">      O. L. C 29. No 1. 1727-8.</w:t>
+      </w:r>
+    </w:p>
+    <w:p>
+      <w:r>
+        <w:br/>
+        <w:t>130</w:t>
+      </w:r>
+    </w:p>
+    <w:p>
+      <w:pPr>
+        <w:pStyle w:val="Heading1"/>
+      </w:pPr>
+      <w:r>
+        <w:t>PDF viewer page 133</w:t>
+      </w:r>
+    </w:p>
+    <w:p>
+      <w:r>
+        <w:t>https://real-eod.mtak.hu/2973/1/Magyar_zsido_okleveltar_VII.pdf#page=133</w:t>
+      </w:r>
+    </w:p>
+    <w:p>
+      <w:r>
+        <w:t>[Continuation of the table from the facing page]</w:t>
+      </w:r>
+    </w:p>
+    <w:p>
+      <w:r>
+        <w:t>Servants  | On whose land he lives,  | His husbandry [oeconomia] | Whether, how and in  | What he pays annually</w:t>
+        <w:br/>
+        <w:t xml:space="preserve">          | and of what kind         | in the County and in the  | which burdens of the | to the landlord whose</w:t>
+        <w:br/>
+        <w:t xml:space="preserve">          |                          | territory where he is,    | County he contributes| land he inhabits</w:t>
+        <w:br/>
+        <w:t xml:space="preserve">          |                          | of what kind?             |                      |</w:t>
+        <w:br/>
+        <w:t>----------+--------------------------+---------------------------+----------------------+-------------------------</w:t>
+        <w:br/>
+        <w:t>None with | Lives on the peasant     | In this territory carries | Ordinarily does not  | He does indeed pay</w:t>
+        <w:br/>
+        <w:t>him       | [rusticanus] plot of the | on husbandry as regards   | contribute           | something annually, but</w:t>
+        <w:br/>
+        <w:t xml:space="preserve">          | Most Illustrious Baroness| hay and sowing            |                      | what tax is unknown</w:t>
+        <w:br/>
+        <w:t xml:space="preserve">          | Susanna Bánffy, widow of |                           |                      |</w:t>
+        <w:br/>
+        <w:t xml:space="preserve">          | the late Most Illustrious|                           |                      |</w:t>
+        <w:br/>
+        <w:t xml:space="preserve">          | Baron Emericus Josika    |                           |                      |</w:t>
+        <w:br/>
+        <w:t xml:space="preserve">          |                          |                           |                      |</w:t>
+        <w:br/>
+        <w:t xml:space="preserve">          | On the peasant plot of   | Apart from sowing         | No                   | How much and what is</w:t>
+        <w:br/>
+        <w:t xml:space="preserve">          | the Most Excellent Count | kuharuz [maize] he has    |                      | unknown</w:t>
+        <w:br/>
+        <w:t xml:space="preserve">          | Alexander Erdődy         | not been accustomed to    |                      |</w:t>
+        <w:br/>
+        <w:t xml:space="preserve">          |                          | sow anything              |                      |</w:t>
+        <w:br/>
+        <w:t xml:space="preserve">          |                          |                           |                      |</w:t>
+        <w:br/>
+        <w:t xml:space="preserve">          | On the peasant plot of   | Carries on sowing like    | No                   | Annually 8 Hungarian</w:t>
+        <w:br/>
+        <w:t xml:space="preserve">          | the Spectable Lord       | the inhabitants           |                      | florins each [singulos]</w:t>
+        <w:br/>
+        <w:t xml:space="preserve">          | Sigismundus Csoma        |                           |                      |</w:t>
+        <w:br/>
+        <w:t xml:space="preserve">          |                          |                           |                      |</w:t>
+        <w:br/>
+        <w:t xml:space="preserve">          | Has long inhabited the   | Carries on none           | No                   | Since he is the tavern-</w:t>
+        <w:br/>
+        <w:t xml:space="preserve">          | peasant [plot] of the    |                           |                      | keeper, he himself</w:t>
+        <w:br/>
+        <w:t xml:space="preserve">          | Most Excellent General   |                           |                      | expects an annual</w:t>
+        <w:br/>
+        <w:t xml:space="preserve">          | Count Alexander Károlyi, |                           |                      | payment; it is not</w:t>
+        <w:br/>
+        <w:t xml:space="preserve">          | and is his tavern-keeper |                           |                      | expected from him</w:t>
+        <w:br/>
+        <w:t xml:space="preserve">          | [educillator] there      |                           |                      |</w:t>
+        <w:br/>
+        <w:t xml:space="preserve">          |                          |                           |                      |</w:t>
+        <w:br/>
+        <w:t xml:space="preserve">          | On the peasant plot of   | Of hay only, for his two  | No                   | Unknown</w:t>
+        <w:br/>
+        <w:t xml:space="preserve">          | Lady Anna Rácz           | horses                    |                      |</w:t>
+        <w:br/>
+        <w:t xml:space="preserve">          |                          |                           |                      |</w:t>
+        <w:br/>
+        <w:t xml:space="preserve">          | On the serf [colonicalis]| Carries on none           | No                   | Holds the landlord's</w:t>
+        <w:br/>
+        <w:t xml:space="preserve">          | plot of the Generous     |                           |                      | taverns [popinae] on</w:t>
+        <w:br/>
+        <w:t xml:space="preserve">          | Stephanus Bernáth        |                           |                      | lease, for which he pays</w:t>
+        <w:br/>
+        <w:t xml:space="preserve">          |                          |                           |                      | annually Hung. fl. 6</w:t>
+      </w:r>
+    </w:p>
+    <w:p>
+      <w:r>
+        <w:t>[...] carried out by means of their good faith, we [...] the same to the Exalted Hungarian [Hun-...] Lieutenancy Council [... continuation of the closing lines from the facing page]</w:t>
+        <w:br/>
+        <w:t>On the 26th [OCR: '2G'] day of the month of September, in the year 1727, in the village of Lele. Issued by the sworn [... Notary] of the same [County].</w:t>
+      </w:r>
+    </w:p>
+    <w:p>
+      <w:r>
+        <w:br/>
+        <w:t>9* [OCR: '9"'; printer's signature]</w:t>
+        <w:br/>
+        <w:t xml:space="preserve">                                                                                                                  131</w:t>
+      </w:r>
+    </w:p>
+    <w:p>
+      <w:pPr>
+        <w:pStyle w:val="Heading1"/>
+      </w:pPr>
+      <w:r>
+        <w:t>PDF viewer page 134</w:t>
+      </w:r>
+    </w:p>
+    <w:p>
+      <w:r>
+        <w:t>https://real-eod.mtak.hu/2973/1/Magyar_zsido_okleveltar_VII.pdf#page=134</w:t>
+      </w:r>
+    </w:p>
+    <w:p>
+      <w:r>
+        <w:t>14a. 1727 May 30. Liptószentmiklós. List of the Jews of Liptó county.</w:t>
+      </w:r>
+    </w:p>
+    <w:p>
+      <w:r>
+        <w:t xml:space="preserve">      Specification of the Jews living in this County of Lyptó.</w:t>
+      </w:r>
+    </w:p>
+    <w:p>
+      <w:r>
+        <w:t xml:space="preserve">                                  In the Town of Szent Miklóss.</w:t>
+        <w:br/>
+        <w:t xml:space="preserve">     Jacobus Zajacz [OCR: 'Zajaez']. Abraham Joseph. Izacus Jacob, with his son David, and his son-in-law called Leffko. Izak Kalman, with his son Izrael &amp; son-in-law Samuel Kalman. Salamon. Bernardus Mozes. Adamus Abram. Abram Simon. Ruben Hersl.</w:t>
+      </w:r>
+    </w:p>
+    <w:p>
+      <w:r>
+        <w:t xml:space="preserve">                            In the Estate of Nagy Pallugya.</w:t>
+        <w:br/>
+        <w:t xml:space="preserve">      Leffko Joseph. Leffko Polacsik.</w:t>
+      </w:r>
+    </w:p>
+    <w:p>
+      <w:r>
+        <w:t xml:space="preserve">      O. L. Htt. Litterae.</w:t>
+      </w:r>
+    </w:p>
+    <w:p>
+      <w:r>
+        <w:br/>
+        <w:t>14b. 1727 September 17. Liptószentmiklós. Census of the Jews of Liptó county.</w:t>
+      </w:r>
+    </w:p>
+    <w:p>
+      <w:r>
+        <w:t xml:space="preserve">    Census of the Jews of the County of Lyptó. Census of the Jews to be found in the bosom of this County.</w:t>
+      </w:r>
+    </w:p>
+    <w:p>
+      <w:r>
+        <w:t>[Column headings printed vertically; illegible in OCR. Amount columns read: fl. | den. | fl. | den. | fl. | den. (and further fl. | den.)]</w:t>
+      </w:r>
+    </w:p>
+    <w:p>
+      <w:r>
+        <w:t xml:space="preserve">               In the Town of Szent Miklós</w:t>
+      </w:r>
+    </w:p>
+    <w:p>
+      <w:r>
+        <w:t>Jacobus Zagacz [OCR: 'Zagaez'], residing on a curial plot, i.e. one free from</w:t>
+        <w:br/>
+        <w:t xml:space="preserve">   portal burdens; has a son Izacus,</w:t>
+        <w:br/>
+        <w:t xml:space="preserve">   currently staying in Moravia; no kinsman,</w:t>
+        <w:br/>
+        <w:t xml:space="preserve">   but a servant, Elias Hersl; pays .................................. 30</w:t>
+        <w:br/>
+        <w:t>Ruben Hersl, likewise residing on a similar curial plot;</w:t>
+        <w:br/>
+        <w:t xml:space="preserve">   has a son now staying in Moravia, likewise called</w:t>
+        <w:br/>
+        <w:t xml:space="preserve">   Rubin [OCR: 'Hnbin'] Hersl; has no kinsman and no</w:t>
+        <w:br/>
+        <w:t xml:space="preserve">   servant; pays</w:t>
+        <w:br/>
+        <w:t>Abraham Joseph, on a portal plot, [keeps] an inn only,</w:t>
+        <w:br/>
+        <w:t xml:space="preserve">   in return for payment of fl. 11 [OCR: 'll'] to be paid annually to the inhabitant of the plot;</w:t>
+        <w:br/>
+        <w:t xml:space="preserve">   has no kinsman</w:t>
+        <w:br/>
+        <w:t xml:space="preserve">   and no servant; pays .............................................. [OCR: 'ii'; illegible]</w:t>
+        <w:br/>
+        <w:t>Marcus Leffko, residing on a curial plot; has a</w:t>
+        <w:br/>
+        <w:t xml:space="preserve">   son Josephus, a brother Marcus Vlcsko,</w:t>
+        <w:br/>
+        <w:t xml:space="preserve">   but no servant; pays</w:t>
+        <w:br/>
+        <w:t>David Izák has three sons: Abraham, Jacob,</w:t>
+        <w:br/>
+        <w:t xml:space="preserve">   and Effraim; no kinsman and no servant;</w:t>
+        <w:br/>
+        <w:t xml:space="preserve">  residing on a curial plot; pays .................................... 8</w:t>
+        <w:br/>
+        <w:t>Abraham Simon also has three sons: Simeon [OCR: 'Bímeoucm'],</w:t>
+        <w:br/>
+        <w:t xml:space="preserve">   now staying in Moravia, Moizes [OCR: 'Moizon'], and one called Leffko;</w:t>
+        <w:br/>
+        <w:t xml:space="preserve">  residing on a portal plot; pays</w:t>
+        <w:br/>
+        <w:t xml:space="preserve">   the inhabitant of the plot fl. 7. Has no relative and no servant;</w:t>
+        <w:br/>
+        <w:t xml:space="preserve">   pays furthermore ................................................... 3</w:t>
+      </w:r>
+    </w:p>
+    <w:p>
+      <w:r>
+        <w:t>[Placement of amounts within the fl./den. columns not recoverable from OCR.]</w:t>
+      </w:r>
+    </w:p>
+    <w:p>
+      <w:r>
+        <w:br/>
+        <w:t>132</w:t>
+      </w:r>
+    </w:p>
+    <w:p>
+      <w:pPr>
+        <w:pStyle w:val="Heading1"/>
+      </w:pPr>
+      <w:r>
+        <w:t>PDF viewer page 135</w:t>
+      </w:r>
+    </w:p>
+    <w:p>
+      <w:r>
+        <w:t>https://real-eod.mtak.hu/2973/1/Magyar_zsido_okleveltar_VII.pdf#page=135</w:t>
+      </w:r>
+    </w:p>
+    <w:p>
+      <w:r>
+        <w:t xml:space="preserve">                In the Town of Szent Miklós</w:t>
+      </w:r>
+    </w:p>
+    <w:p>
+      <w:r>
+        <w:t xml:space="preserve">                                                                 fl. | den. | fl. | den. | fl. | den. | fl. | den.</w:t>
+      </w:r>
+    </w:p>
+    <w:p>
+      <w:r>
+        <w:t xml:space="preserve"> Izák Kálmán, having an inn on a portal plot,</w:t>
+        <w:br/>
+        <w:t xml:space="preserve">    pays the inhabitant of the plot fl. 8 d. 25. He has no son and no kinsman,</w:t>
+        <w:br/>
+        <w:t xml:space="preserve">    nor a servant;</w:t>
+        <w:br/>
+        <w:t xml:space="preserve">    pays furthermore ................................................ 4</w:t>
+        <w:br/>
+        <w:t>Samuel Kálmán, having an inn on a portal</w:t>
+        <w:br/>
+        <w:t xml:space="preserve">    plot, pays the inhabitant of the plot fl. 8; having neither a relative</w:t>
+        <w:br/>
+        <w:t xml:space="preserve">    nor a servant, pays furthermore ................................. 2</w:t>
+        <w:br/>
+        <w:t>Salamon [OCR: 'Ralamon'] Fridrics has no son, but has a brother</w:t>
+        <w:br/>
+        <w:t xml:space="preserve">    called Mojzes; likewise residing on a portal plot,</w:t>
+        <w:br/>
+        <w:t xml:space="preserve">    he pays his host, i.e. the inhabitant of the plot,</w:t>
+        <w:br/>
+        <w:t xml:space="preserve">    fl. 6, and furthermore pays ..................................... 2   50</w:t>
+        <w:br/>
+        <w:t>Adamus Abraham has two little sons: called Marcus and</w:t>
+        <w:br/>
+        <w:t xml:space="preserve">    Hersl. No relative &amp; no servant;</w:t>
+        <w:br/>
+        <w:t xml:space="preserve">    residing on a portal plot, pays for the</w:t>
+        <w:br/>
+        <w:t xml:space="preserve">    inn to the inhabitant of the plot fl. 4. item [amount not legible in OCR]</w:t>
+        <w:br/>
+        <w:t>Bernardus Mojzes has three little daughters [filiolas; sic, the names given are male]: Mojzes,</w:t>
+        <w:br/>
+        <w:t xml:space="preserve">   Jacobus, and Salamon. No relative, and likewise</w:t>
+        <w:br/>
+        <w:t xml:space="preserve">    no servant; residing on a portal plot,</w:t>
+        <w:br/>
+        <w:t xml:space="preserve">    pays for the inn to the inhabitant of the plot fl. 2 d. 50.</w:t>
+        <w:br/>
+        <w:t>Jacobus Izák has no sons, kinsmen or servants;</w:t>
+        <w:br/>
+        <w:t xml:space="preserve">    he resides, however, on a portal plot .......................... 1</w:t>
+      </w:r>
+    </w:p>
+    <w:p>
+      <w:r>
+        <w:t>Abrahamus Hersl, likewise having no sons, kinsmen or any</w:t>
+        <w:br/>
+        <w:t xml:space="preserve">   servant, recently moved here from the illustrious County of Árva [Arvensi],</w:t>
+        <w:br/>
+        <w:t xml:space="preserve">    and stays in the aforesaid town.</w:t>
+      </w:r>
+    </w:p>
+    <w:p>
+      <w:r>
+        <w:br/>
+        <w:t>In the Estate of Nagy Pallugya [heading garbled in OCR]</w:t>
+        <w:br/>
+        <w:t>Josephus Levik has one son, and a brother,</w:t>
+        <w:br/>
+        <w:t xml:space="preserve">  Josephus Levik [sic], living in the said town of Szent Miklós;</w:t>
+        <w:br/>
+        <w:t xml:space="preserve">   no servant; resides in a noble</w:t>
+        <w:br/>
+        <w:t xml:space="preserve">  curia, paying nothing to anyone.</w:t>
+        <w:br/>
+        <w:t>Marcus Levik, residing in the aforesaid noble curia,</w:t>
+        <w:br/>
+        <w:t xml:space="preserve">  has one son, but no relative</w:t>
+        <w:br/>
+        <w:t xml:space="preserve">  and no servant; likewise pays nothing</w:t>
+        <w:br/>
+        <w:t xml:space="preserve">  in cash to anyone, but is bound to certain services to the possessor</w:t>
+        <w:br/>
+        <w:t xml:space="preserve">  of the said curia.</w:t>
+      </w:r>
+    </w:p>
+    <w:p>
+      <w:r>
+        <w:br/>
+        <w:t xml:space="preserve">     O. L. C 29. No 1 1727-7.</w:t>
+      </w:r>
+    </w:p>
+    <w:p>
+      <w:r>
+        <w:br/>
+        <w:t xml:space="preserve">                                                                                                               133</w:t>
+      </w:r>
+    </w:p>
+    <w:p>
+      <w:pPr>
+        <w:pStyle w:val="Heading1"/>
+      </w:pPr>
+      <w:r>
+        <w:t>PDF viewer page 136</w:t>
+      </w:r>
+    </w:p>
+    <w:p>
+      <w:r>
+        <w:t>https://real-eod.mtak.hu/2973/1/Magyar_zsido_okleveltar_VII.pdf#page=136</w:t>
+      </w:r>
+    </w:p>
+    <w:p>
+      <w:r>
+        <w:t>15. 1728 January 8. Sziget. Máramaros county submits the census of the Jews.</w:t>
+        <w:br/>
+        <w:t xml:space="preserve">        Census of the Jews living in this county, namely:</w:t>
+      </w:r>
+    </w:p>
+    <w:p>
+      <w:r>
+        <w:t>[Column headings printed vertically; illegible in OCR. Figures below are given as they appear; their assignment to particular columns is not recoverable from the OCR.]</w:t>
+      </w:r>
+    </w:p>
+    <w:p>
+      <w:r>
+        <w:t xml:space="preserve">              Census of the Jews existing in the Royal</w:t>
+        <w:br/>
+        <w:t xml:space="preserve">              Fiscal domain of Bocskó</w:t>
+      </w:r>
+    </w:p>
+    <w:p>
+      <w:r>
+        <w:t xml:space="preserve">         In Szigeth</w:t>
+        <w:br/>
+        <w:t>Israel Moskó                                                   1   1</w:t>
+        <w:br/>
+        <w:t>Smuly, his son, who is here at times, but for the most part</w:t>
+        <w:br/>
+        <w:t xml:space="preserve">    stays in Poland                                            1</w:t>
+        <w:br/>
+        <w:t>Rechlya, widow                                                 1</w:t>
+        <w:br/>
+        <w:t>Aiszik, son of the same [ejusdem]                              1</w:t>
+        <w:br/>
+        <w:t>Lodgers in the house of the lessee [arendator]</w:t>
+        <w:br/>
+        <w:t>Jakub Izák</w:t>
+        <w:br/>
+        <w:t>Rechlya, consort of the same [ejusdem consors]</w:t>
+        <w:br/>
+        <w:t xml:space="preserve">         In the estate of Bocskó</w:t>
+        <w:br/>
+        <w:t>Smulo Mojses                                                   1</w:t>
+        <w:br/>
+        <w:t>Saára                                                          1</w:t>
+        <w:br/>
+        <w:t>Saara, Beta, Maria                                             3</w:t>
+        <w:br/>
+        <w:t>Salamon                                                        1</w:t>
+        <w:br/>
+        <w:t>Illias                                                         1</w:t>
+        <w:br/>
+        <w:t>Sorna                                                          1</w:t>
+        <w:br/>
+        <w:t>Daughters of the same: Saára, Eszter, Saára                    3</w:t>
+        <w:br/>
+        <w:t>Poka Sztrojana Marko                                           1</w:t>
+        <w:br/>
+        <w:t>Maria                                                          1</w:t>
+        <w:br/>
+        <w:t>Daughters                                                      2</w:t>
+        <w:br/>
+        <w:t xml:space="preserve">         In the estate of Akna Rabo [OCR; possibly 'Rahó']</w:t>
+        <w:br/>
+        <w:t>Ajszik Marko                                                   1</w:t>
+        <w:br/>
+        <w:t>Illia Kolmán                                                   1</w:t>
+        <w:br/>
+        <w:t xml:space="preserve">      In the estate of Körösmező</w:t>
+        <w:br/>
+        <w:t>Lejba Abramhuff</w:t>
+        <w:br/>
+        <w:t>Fáres                                                          1   1</w:t>
+        <w:br/>
+        <w:t xml:space="preserve">         In the estate of Felső Rona</w:t>
+        <w:br/>
+        <w:t>Jacub Simon</w:t>
+        <w:br/>
+        <w:t>Tuber Perecz                                                   1</w:t>
+        <w:br/>
+        <w:t>Chaim and Marko Jakobb                                         1</w:t>
+        <w:br/>
+        <w:t>Dranra [OCR; uncertain] Abraham and Frankó Jakab               2</w:t>
+        <w:br/>
+        <w:t>Teacher [Praeceptor] Lejtman                                   2</w:t>
+        <w:br/>
+        <w:t>They contribute nothing to the portional quantum.</w:t>
+      </w:r>
+    </w:p>
+    <w:p>
+      <w:r>
+        <w:t>There follows the census of the Jews residing in the</w:t>
+        <w:br/>
+        <w:t xml:space="preserve">  Districts, and first in the</w:t>
+        <w:br/>
+        <w:t xml:space="preserve">  Upper District,</w:t>
+        <w:br/>
+        <w:t xml:space="preserve">         and in the estate of Joód [OCR: 'J06d']</w:t>
+        <w:br/>
+        <w:t>A Jew named Izrael                                             1</w:t>
+        <w:br/>
+        <w:t>This Jew, living for eight weeks in the territory</w:t>
+        <w:br/>
+        <w:t xml:space="preserve">   of the noble Naruca Pálya (which</w:t>
+        <w:br/>
+        <w:t xml:space="preserve">   territory, on account of a debt by which he was bound</w:t>
+        <w:br/>
+        <w:t xml:space="preserve">   to Jacobus Rusz de Ruszkahora, fiscal</w:t>
+        <w:br/>
+        <w:t>134</w:t>
+      </w:r>
+    </w:p>
+    <w:p>
+      <w:pPr>
+        <w:pStyle w:val="Heading1"/>
+      </w:pPr>
+      <w:r>
+        <w:t>PDF viewer page 137</w:t>
+      </w:r>
+    </w:p>
+    <w:p>
+      <w:r>
+        <w:t>https://real-eod.mtak.hu/2973/1/Magyar_zsido_okleveltar_VII.pdf#page=137</w:t>
+      </w:r>
+    </w:p>
+    <w:p>
+      <w:r>
+        <w:t>[Table column headings illegible in OCR. Numeric entries are given as they appear; their column assignment is uncertain.]</w:t>
+      </w:r>
+    </w:p>
+    <w:p>
+      <w:r>
+        <w:t>...had been occupied by a colonist) Who indeed, [as tenant] of the Lord Fiscal Provisor, kept the tavern for the retail sale of wine, beer and brandy. He pays nothing for house and territory. According to the agreement he is bound to accept brandy at 19 kreuzers [OCR: Xfros] per justa [a measure], the profit he can extract above that being granted to him. [He pays] the tithe [OCR: decimali1aiem] on wine and beer. He has no offspring and no servant, except that two married sons, survivors of one deceased blood brother, named Hers and Arian, live in the domain of Huszt.</w:t>
+      </w:r>
+    </w:p>
+    <w:p>
+      <w:r>
+        <w:t xml:space="preserve">        In the estate of Rosálya [OCR: Ros á lya]</w:t>
+        <w:br/>
+        <w:t>Jew Elias Sicar</w:t>
+        <w:br/>
+        <w:t>David                                                1</w:t>
+        <w:br/>
+        <w:t>This Jew Elias Sicar has been living for eight weeks under one and the same roof with Volpungo Roska, a fiscal colonist. He pays nothing for the lodging.</w:t>
+        <w:br/>
+        <w:t>Jacobus                                              1</w:t>
+      </w:r>
+    </w:p>
+    <w:p>
+      <w:r>
+        <w:t xml:space="preserve">        In the estate of Konyha</w:t>
+        <w:br/>
+        <w:t>Lazarus Izrael</w:t>
+        <w:br/>
+        <w:t>For seven years he has lived on the territory and in the house of the nobleman Ladislaus Szaplonczai, and pays this nobleman annually Hung. flor. 20, i.e. twenty. He lives from the retail sale of brandy and beer and has no farming. He contributes nothing else towards the relief of the contributing common people, except Rh. fl. 36 on various occasions for the needs of the village. His interest, paid according to the agreement concluded between them, goes to the relief of the contributors.</w:t>
+        <w:br/>
+        <w:t>Lejbanik</w:t>
+        <w:br/>
+        <w:t>He keeps with him his wife's parent, named Majer, and likewise a relative by marriage, named Jacobus.</w:t>
+      </w:r>
+    </w:p>
+    <w:p>
+      <w:r>
+        <w:t xml:space="preserve">        In the estate of Ruszkova</w:t>
+        <w:br/>
+        <w:t>Jew David                                            1</w:t>
+        <w:br/>
+        <w:t>He has resided in a fiscal house for 5 years and pays the Lord Fiscal Provisor annually Rh. fl. 47.</w:t>
+        <w:br/>
+        <w:t>Berko                                                1</w:t>
+        <w:br/>
+        <w:t xml:space="preserve">        In the District of Kaszó [OCR: Kas z6]</w:t>
+        <w:br/>
+        <w:t xml:space="preserve">        Estate of Butfalva</w:t>
+        <w:br/>
+        <w:t>Jew Hersovics</w:t>
+        <w:br/>
+        <w:t>Maria Moska                                          1</w:t>
+        <w:br/>
+        <w:t>Zbora and Zere                                       2</w:t>
+      </w:r>
+    </w:p>
+    <w:p>
+      <w:r>
+        <w:t>135</w:t>
+      </w:r>
+    </w:p>
+    <w:p>
+      <w:pPr>
+        <w:pStyle w:val="Heading1"/>
+      </w:pPr>
+      <w:r>
+        <w:t>PDF viewer page 138</w:t>
+      </w:r>
+    </w:p>
+    <w:p>
+      <w:r>
+        <w:t>https://real-eod.mtak.hu/2973/1/Magyar_zsido_okleveltar_VII.pdf#page=138</w:t>
+      </w:r>
+    </w:p>
+    <w:p>
+      <w:r>
+        <w:t>[Table column headings illegible in OCR. Numeric entries are given as they appear; their column assignment is uncertain.]</w:t>
+      </w:r>
+    </w:p>
+    <w:p>
+      <w:r>
+        <w:t>He has one copper pot fitted for distilling brandy and trades only in brandy. In this state of affairs he himself does not know what profit he draws from it. For six years now he has lived in the house of the noblemen Stephanus and Jonas Pap, alias Ber. Hence, without any estate, he pays the territorial landlords annually Hung. fl. 20. Towards the relief of the respective village [he pays] Rh. f. 2·40.</w:t>
+      </w:r>
+    </w:p>
+    <w:p>
+      <w:r>
+        <w:t xml:space="preserve">        In the estate of Szerfalva</w:t>
+        <w:br/>
+        <w:t>Jew Leba Muskovics                                   1</w:t>
+        <w:br/>
+        <w:t>Maria Herskovics                                     1</w:t>
+        <w:br/>
+        <w:t>Joszip</w:t>
+        <w:br/>
+        <w:t>He has one copper still and trades in the retail sale of brandy. He knows [OCR: in compertum habet; a negation may be missing] what it brings him at the present time. He lives at the house of Timosi Borodi and lodges himself there. He pays nothing either to the possessor or to the village of Butfalva.</w:t>
+      </w:r>
+    </w:p>
+    <w:p>
+      <w:r>
+        <w:t xml:space="preserve">        In the estate of Gyulafalva</w:t>
+        <w:br/>
+        <w:t>Jew Moska Nifre                                      1        2    2</w:t>
+        <w:br/>
+        <w:t>Joszip Isak                                          1</w:t>
+        <w:br/>
+        <w:t>He has two copper pots and trades in the sale of wine and brandy. He himself does not know what it brings him annually. For three years he has lived in the house of the noble Stephanus Rednik, without any estate of territory. For the house he pays annually Hung. fl. Hl. [OCR unclear: amount illegible]. For the Palatinal quantum he pays annually Rh. fl. 4.</w:t>
+      </w:r>
+    </w:p>
+    <w:p>
+      <w:r>
+        <w:t xml:space="preserve">        In the estate of Kulinfalva [OCR; spelled Kalinfalva below]</w:t>
+        <w:br/>
+        <w:t>Jew Iszak                                            1</w:t>
+        <w:br/>
+        <w:t>Haelena Sidó                                         1</w:t>
+        <w:br/>
+        <w:t>Majer and Lejbb                                      2</w:t>
+        <w:br/>
+        <w:t>He exercises no trade and lives quite poorly [OCR: aeque; possibly aegre]. Sometimes he cooks brandy to support his life. For two years he has lived in the house of Thomas Barod. Since he lacks necessities, he neither pays a tax for the house nor is assessed for the village.</w:t>
+        <w:br/>
+        <w:t>Jew called Jacobus                                   1</w:t>
+        <w:br/>
+        <w:t>Liciana Sidó                                         1</w:t>
+        <w:br/>
+        <w:t>He lives in the said estate of Kalinfalva and has absolutely nothing. He pays nothing to anyone.</w:t>
+      </w:r>
+    </w:p>
+    <w:p>
+      <w:r>
+        <w:t>136</w:t>
+      </w:r>
+    </w:p>
+    <w:p>
+      <w:pPr>
+        <w:pStyle w:val="Heading1"/>
+      </w:pPr>
+      <w:r>
+        <w:t>PDF viewer page 139</w:t>
+      </w:r>
+    </w:p>
+    <w:p>
+      <w:r>
+        <w:t>https://real-eod.mtak.hu/2973/1/Magyar_zsido_okleveltar_VII.pdf#page=139</w:t>
+      </w:r>
+    </w:p>
+    <w:p>
+      <w:r>
+        <w:t>[Table column headings illegible in OCR. Numeric entries are given as they appear; their column assignment is uncertain.]</w:t>
+      </w:r>
+    </w:p>
+    <w:p>
+      <w:r>
+        <w:t xml:space="preserve">        In the estate of Barczinfalva</w:t>
+        <w:br/>
+        <w:t>Jew Simon                                            1</w:t>
+        <w:br/>
+        <w:t>Maria Sídó                                           1</w:t>
+        <w:br/>
+        <w:t>Zelik, Leba, Hersa                                   3</w:t>
+        <w:br/>
+        <w:t>He lacks a draught animal and exercises no trade. He supports himself and his children by the labour of his hands and pays absolutely nothing to anyone.</w:t>
+      </w:r>
+    </w:p>
+    <w:p>
+      <w:r>
+        <w:t xml:space="preserve">             In the District of Sziget</w:t>
+      </w:r>
+    </w:p>
+    <w:p>
+      <w:r>
+        <w:t xml:space="preserve">       Estate of Szaploncza</w:t>
+        <w:br/>
+        <w:t>Jew [OCR: Juuacus] Jacobus                           1</w:t>
+        <w:br/>
+        <w:t>Lebe, Abraharn, Jacob                                3</w:t>
+        <w:br/>
+        <w:t>He lives under the protection of the nobleman Lord Simeon Szaplonczai and pays annually 60 justas of brandy. He contributes the portional quantum. He has a single brother, a fellow-lodger, named Franciscus.</w:t>
+        <w:br/>
+        <w:t xml:space="preserve">       Lejba, Jew, in the same estate of</w:t>
+        <w:br/>
+        <w:t xml:space="preserve">       Szaploncza                                    1</w:t>
+        <w:br/>
+        <w:t>Lejba, Jew, son                                      1</w:t>
+        <w:br/>
+        <w:t>He lives there under the protection of Lord Petrus Szaplonczai junior. He came into this county from the illustrious Kingdom of Hungary from the year [OCR: ab anno sic; year missing]. The aforesaid arendator pays Lord Petrus Szaplonczai annually 40 justas of brandy [OCR: nummo 40]. He has one son, the one named above. He is to bear the burdens of the village proportionally [OCR garbled: proportialiorum praestiturus].</w:t>
+        <w:br/>
+        <w:t>Jew Hers                                             1</w:t>
+        <w:br/>
+        <w:t>Having sons Jiszko, Miszpom, Lebarn                  3</w:t>
+        <w:br/>
+        <w:t>He has lived in the same estate of Szaploncza for three years past, under the protection of Lord Ladislaus Sztojka senior. He pays arenda annually of fl. Hung. 12.</w:t>
+      </w:r>
+    </w:p>
+    <w:p>
+      <w:r>
+        <w:t xml:space="preserve">          In the estate of Kökényes</w:t>
+        <w:br/>
+        <w:t>Jew Jacobus Frain                                    1</w:t>
+        <w:br/>
+        <w:t>Jew Hers                                             1</w:t>
+        <w:br/>
+        <w:t>He in fact lives under the protection of our Most Illustrious Lord Supreme Count Josephus de Bethlen. In lieu of arenda he pays this Most Illustrious Count annually fl. Hung. 8 and one pound of pepper.</w:t>
+      </w:r>
+    </w:p>
+    <w:p>
+      <w:r>
+        <w:t xml:space="preserve">          In the estate of Alsó Apsa</w:t>
+        <w:br/>
+        <w:t>Jew Hers                                             1</w:t>
+        <w:br/>
+        <w:t>Having sons Jacobus and Leba                         2</w:t>
+      </w:r>
+    </w:p>
+    <w:p>
+      <w:r>
+        <w:t>137</w:t>
+      </w:r>
+    </w:p>
+    <w:p>
+      <w:pPr>
+        <w:pStyle w:val="Heading1"/>
+      </w:pPr>
+      <w:r>
+        <w:t>PDF viewer page 140</w:t>
+      </w:r>
+    </w:p>
+    <w:p>
+      <w:r>
+        <w:t>https://real-eod.mtak.hu/2973/1/Magyar_zsido_okleveltar_VII.pdf#page=140</w:t>
+      </w:r>
+    </w:p>
+    <w:p>
+      <w:r>
+        <w:t>[Table column headings illegible in OCR. Numeric entries are given as they appear; their column assignment is uncertain.]</w:t>
+      </w:r>
+    </w:p>
+    <w:p>
+      <w:r>
+        <w:t>He lives under the protection of Simon Szaplonczai. He pays the aforesaid Simon Szaplonczai annually 60 Pozsony justas of brandy, and he bears the burdens of the village.</w:t>
+      </w:r>
+    </w:p>
+    <w:p>
+      <w:r>
+        <w:t xml:space="preserve">         In the estate of Középső Apsa</w:t>
+        <w:br/>
+        <w:t>Jew Moska                                            1</w:t>
+        <w:br/>
+        <w:t>Lejb, Abrahamus                                      2</w:t>
+        <w:br/>
+        <w:t>He has lived for three years under the protection of Lord Franciscus Darin. He pays the aforementioned lord an annual arenda of 3 fl. Hung. [OCR: 3 :I&lt;'LHung.], and bears the burdens of the village proportionately.</w:t>
+      </w:r>
+    </w:p>
+    <w:p>
+      <w:r>
+        <w:t xml:space="preserve">       In the estate of Szlatina</w:t>
+        <w:br/>
+        <w:t>Jew Jacobus Taba                                     1</w:t>
+        <w:br/>
+        <w:t>Son Tabis                                            1</w:t>
+        <w:br/>
+        <w:t>Daughter Chaje                                       1</w:t>
+        <w:br/>
+        <w:t>This Jew holds three arendas. The first is that of Szlatina, for which he pays the Most Illustrious Lord Ladislaus Sztojka annually for the house Hung. fl. 10. The second is that of Barvasza, for which he pays the Generous Lord Joannes Racz Hung. fl. 30. The third is that of Hosszúmező [Hoszszumesziensem], for which he pays Rh. fl. 100. He also has two copper pots fitted for distilling brandy, in the interest of which he obtained from the townspeople a licence to sell brandy annually.</w:t>
+      </w:r>
+    </w:p>
+    <w:p>
+      <w:r>
+        <w:t xml:space="preserve">        In the estate of Fejéregyháza</w:t>
+        <w:br/>
+        <w:t>Jew Fajbel                                           1</w:t>
+        <w:br/>
+        <w:t>He has two sons, Hers and Josip                      2</w:t>
+        <w:br/>
+        <w:t>He pays arenda to the Most Illustrious Lord Ladislaus Sztojka annually of 50, i.e. fifty, Hung.</w:t>
+      </w:r>
+    </w:p>
+    <w:p>
+      <w:r>
+        <w:t xml:space="preserve">       In the town of Sziget</w:t>
+        <w:br/>
+        <w:t>Elias David                                          1</w:t>
+        <w:br/>
+        <w:t>Sons Hers and David                                  2</w:t>
+        <w:br/>
+        <w:t>For arenda he pays the town annually fl. Hung. 200, i.e. two hundred Hung. He trades in brandy-cooking and pays nothing to anyone besides the arenda.</w:t>
+      </w:r>
+    </w:p>
+    <w:p>
+      <w:r>
+        <w:t xml:space="preserve">        In the estate of Taraczköz</w:t>
+        <w:br/>
+        <w:t>Jew Mosen                                            1</w:t>
+        <w:br/>
+        <w:t>Son Abrahamus</w:t>
+        <w:br/>
+        <w:t>He has lived in this county for almost forty years. He has one copper pot. He lives under the protection of the Most Illustrious Supreme Count Josephus de Bethlen and pays that Lord 15 fl. Hung. in lieu of arenda.</w:t>
+      </w:r>
+    </w:p>
+    <w:p>
+      <w:r>
+        <w:t>138</w:t>
+      </w:r>
+    </w:p>
+    <w:p>
+      <w:pPr>
+        <w:pStyle w:val="Heading1"/>
+      </w:pPr>
+      <w:r>
+        <w:t>PDF viewer page 141</w:t>
+      </w:r>
+    </w:p>
+    <w:p>
+      <w:r>
+        <w:t>https://real-eod.mtak.hu/2973/1/Magyar_zsido_okleveltar_VII.pdf#page=141</w:t>
+      </w:r>
+    </w:p>
+    <w:p>
+      <w:r>
+        <w:t>[Table column headings illegible in OCR. Numeric entries are given as they appear; their column assignment is uncertain.]</w:t>
+      </w:r>
+    </w:p>
+    <w:p>
+      <w:r>
+        <w:t xml:space="preserve">        In the estate of Karácsonfalva</w:t>
+        <w:br/>
+        <w:t>Alter Moscha                                         1</w:t>
+        <w:br/>
+        <w:t>Sons Marko &amp; Moscha                                  2</w:t>
+        <w:br/>
+        <w:t>He lives on the estate of the late Generous Georgius Pogány. In lieu of arenda he pays the sons of Lord Georgius Pogány annually 15 Hung. fl. Otherwise he contributes nothing.</w:t>
+      </w:r>
+    </w:p>
+    <w:p>
+      <w:r>
+        <w:t xml:space="preserve">        In the estate of Taraczköz</w:t>
+        <w:br/>
+        <w:t>Joannis, Jew                                         1</w:t>
+        <w:br/>
+        <w:t>He has lived for two years under the protection of the Most Illustrious Lord Sigismundus Frater. In lieu of arenda he pays annually fl. 8 in money, and likewise 26 justas of pálinka.</w:t>
+        <w:br/>
+        <w:t xml:space="preserve">       In the estate of Karácsonfalva</w:t>
+        <w:br/>
+        <w:t>resides Jew Hers [OCR: IIt'rs]                       1</w:t>
+        <w:br/>
+        <w:t>For about three years he has lived on the estate of Lady Maria Balog. In lieu of arenda he pays this lady annually 6 fl. Hung. Besides that he contributes nothing.</w:t>
+      </w:r>
+    </w:p>
+    <w:p>
+      <w:r>
+        <w:t xml:space="preserve">             In the Lower District</w:t>
+        <w:br/>
+        <w:t xml:space="preserve">          Estate of Szekleneze</w:t>
+        <w:br/>
+        <w:t>David Izrael                1        2      1      1      1      3</w:t>
+        <w:br/>
+        <w:t xml:space="preserve">   In the estate of Mihályka</w:t>
+        <w:br/>
+        <w:t>Jew Volyf                   1        6             1      2      1</w:t>
+        <w:br/>
+        <w:t xml:space="preserve">   In the estate of Vajnay</w:t>
+        <w:br/>
+        <w:t>Jew Jacobus                 1        4             1</w:t>
+        <w:br/>
+        <w:t xml:space="preserve">  In the same estate, Jew</w:t>
+        <w:br/>
+        <w:t>Alter Jacobus               1        2                    2</w:t>
+        <w:br/>
+        <w:t xml:space="preserve">         In the estate of Darva</w:t>
+        <w:br/>
+        <w:t>Jew Jacobus                 1        2      1      1      1</w:t>
+        <w:br/>
+        <w:t xml:space="preserve">         In the estate of Urmező</w:t>
+        <w:br/>
+        <w:t>Jew Lejba                   1        2             1      3      2</w:t>
+        <w:br/>
+        <w:t xml:space="preserve">         In the estate of Bedő</w:t>
+        <w:br/>
+        <w:t>Jew Majer                   1        4             1             1</w:t>
+        <w:br/>
+        <w:t xml:space="preserve">  In the same estate</w:t>
+        <w:br/>
+        <w:t>Jew Simon                   1        2             1             1</w:t>
+        <w:br/>
+        <w:t xml:space="preserve">         In the town of Huszth</w:t>
+        <w:br/>
+        <w:t>Abrahamus Majer             1        1             4      3      4</w:t>
+        <w:br/>
+        <w:t>[Column positions of the numbers above are approximate; OCR alignment unreliable.]</w:t>
+        <w:br/>
+        <w:t>This Abrahamus holds on arenda three mills in the territory of the said town of Huszth and two in the territory of Iza, each turning with a single pair of stones [OCR line order disturbed here: supero liberam]. Both in the aforementioned town of Huszth and in the estate of Iza he keeps a tavern or tap-room for mead and beer as well as brandy. In lieu of arenda he pays the Most Illustrious Counts Sigismundus Kemény, Alexander and Michael Teleki annually fl. Hung. 600, i.e. six hundred.</w:t>
+      </w:r>
+    </w:p>
+    <w:p>
+      <w:r>
+        <w:t>139</w:t>
+      </w:r>
+    </w:p>
+    <w:p>
+      <w:pPr>
+        <w:pStyle w:val="Heading1"/>
+      </w:pPr>
+      <w:r>
+        <w:t>PDF viewer page 142</w:t>
+      </w:r>
+    </w:p>
+    <w:p>
+      <w:r>
+        <w:t>https://real-eod.mtak.hu/2973/1/Magyar_zsido_okleveltar_VII.pdf#page=142</w:t>
+      </w:r>
+    </w:p>
+    <w:p>
+      <w:r>
+        <w:t>[Table column headings illegible in OCR. Numeric entries are given as they appear; their column assignment is uncertain.]</w:t>
+      </w:r>
+    </w:p>
+    <w:p>
+      <w:r>
+        <w:t xml:space="preserve">        In the same town of Huszth</w:t>
+        <w:br/>
+        <w:t>Martinus Salaruonovics [OCR]          1      2      1      2</w:t>
+        <w:br/>
+        <w:t>He keeps a wine tap-room in the aforesaid town of Huszth. For its arenda he paid the aforenamed Most Illustrious Counts for the present year fl. Hung. 450, i.e. four hundred and fifty fl. Hung.</w:t>
+      </w:r>
+    </w:p>
+    <w:p>
+      <w:r>
+        <w:t xml:space="preserve">        Estate of Bustyaháza</w:t>
+        <w:br/>
+        <w:t>Joseph, Jew</w:t>
+        <w:br/>
+        <w:t>He holds three mills on arenda, two in the said estate of Bustyaháza and the third in Száldabos, each turning with a single pair of stones. He also keeps the tap-room of both estates, for mead, beer and brandy. For arenda he paid the territorial landlords, the Most Illustrious Counts Teleki and Kemény, for the present year Hung. fl. 130, i.e. one hundred and thirty.</w:t>
+      </w:r>
+    </w:p>
+    <w:p>
+      <w:r>
+        <w:t xml:space="preserve">        Town of Técső</w:t>
+        <w:br/>
+        <w:t>Jacobus Berko               1    1    1    1    1    1</w:t>
+        <w:br/>
+        <w:t>For arenda he pays the aforesaid town annually Hung. florins 15, i.e. ten and five. However, he has nothing in hand from which he could secure gain or public use for himself.</w:t>
+      </w:r>
+    </w:p>
+    <w:p>
+      <w:r>
+        <w:t xml:space="preserve">        Town of Visk        [OCR scattered numbers: 1  1  1  2  10  7]</w:t>
+        <w:br/>
+        <w:t>Jew Simon                                            1</w:t>
+        <w:br/>
+        <w:t>Peszlyacska                                          1</w:t>
+        <w:br/>
+        <w:t>Hers and Majer                                       2</w:t>
+        <w:br/>
+        <w:t>His son-in-law Simon Domine Smuly; his wife Para. He contributes nothing to anyone and holds no arenda, except that the Jew Simon maintains [him]. For arenda the Jew Simon pays the aforesaid town of Visk Rh. florins 50. Besides that he contributes nothing.</w:t>
+      </w:r>
+    </w:p>
+    <w:p>
+      <w:r>
+        <w:t xml:space="preserve">     From our congregation held on the 8th day of the month of January 1728 in the town of Szigeth.</w:t>
+        <w:br/>
+        <w:t xml:space="preserve">      The Universitas of the County of Máramaros.</w:t>
+        <w:br/>
+        <w:t xml:space="preserve">                 [seal marks in OCR: rMrl   fTUSil]</w:t>
+        <w:br/>
+        <w:t xml:space="preserve">      Four seals impressed in grey wax give the name of the county.</w:t>
+        <w:br/>
+        <w:t xml:space="preserve">      O. L. C 29. No 1. 1728-3.</w:t>
+      </w:r>
+    </w:p>
+    <w:p>
+      <w:r>
+        <w:t>140</w:t>
+      </w:r>
+    </w:p>
+    <w:p>
+      <w:pPr>
+        <w:pStyle w:val="Heading1"/>
+      </w:pPr>
+      <w:r>
+        <w:t>PDF viewer page 143</w:t>
+      </w:r>
+    </w:p>
+    <w:p>
+      <w:r>
+        <w:t>https://real-eod.mtak.hu/2973/1/Magyar_zsido_okleveltar_VII.pdf#page=143</w:t>
+      </w:r>
+    </w:p>
+    <w:p>
+      <w:r>
+        <w:t>16a.                 1727, February 8. Magyaróvár.</w:t>
+        <w:br/>
+        <w:t xml:space="preserve">                                               Moson County sends up the list of names of the</w:t>
+        <w:br/>
+        <w:t xml:space="preserve">                     Jews living in the Nezsider district beyond the Leitha.</w:t>
+        <w:br/>
+        <w:t xml:space="preserve">    Conscription of the Jews dwelling in this illustrious County of Moson, namely in the Trans-Leitha District, and having their fixed domiciles . .. carried out by us the undersigned on the 8th day of the month of February in the year 1727 in the following manner.</w:t>
+      </w:r>
+    </w:p>
+    <w:p>
+      <w:r>
+        <w:t>[Table: two parallel pairs of columns, Estate | Jews. Reconstructed from OCR; the vertical alignment of place labels against names is uncertain.]</w:t>
+      </w:r>
+    </w:p>
+    <w:p>
+      <w:r>
+        <w:t>LEFT HALF</w:t>
+        <w:br/>
+        <w:t>Estate                     Jews</w:t>
+        <w:br/>
+        <w:t>Boldog                     Moyses Simon</w:t>
+        <w:br/>
+        <w:t xml:space="preserve">  Asszony                  Isaak Mojses</w:t>
+        <w:br/>
+        <w:t xml:space="preserve">                           Herschel! Mojses</w:t>
+        <w:br/>
+        <w:t xml:space="preserve">                           Mojses Juua</w:t>
+        <w:br/>
+        <w:t xml:space="preserve">                           Lebl Seligman</w:t>
+        <w:br/>
+        <w:t xml:space="preserve">                           Herschell Sohey</w:t>
+        <w:br/>
+        <w:t xml:space="preserve">                           Leb Lsaa.k</w:t>
+        <w:br/>
+        <w:t xml:space="preserve">                           Mojses Seho}'</w:t>
+        <w:br/>
+        <w:t xml:space="preserve">                           Isaac .\Iojses</w:t>
+        <w:br/>
+        <w:t xml:space="preserve">                           Daniel Lebl</w:t>
+        <w:br/>
+        <w:t xml:space="preserve">                           S&lt;:11eyLebl</w:t>
+        <w:br/>
+        <w:t xml:space="preserve">                           Herschel Joehum</w:t>
+        <w:br/>
+        <w:t xml:space="preserve">                           NatU Hersehel!</w:t>
+        <w:br/>
+        <w:t xml:space="preserve">                           Joseph Mojses</w:t>
+        <w:br/>
+        <w:t xml:space="preserve">                           Lebl Mojses</w:t>
+        <w:br/>
+        <w:t xml:space="preserve">                           Joseph W olff</w:t>
+        <w:br/>
+        <w:t xml:space="preserve">                           Abra harn VoJff</w:t>
+        <w:br/>
+        <w:t xml:space="preserve">                           Hiersehcll Jaeob</w:t>
+        <w:br/>
+        <w:t xml:space="preserve">                           Salamon Isaac</w:t>
+        <w:br/>
+        <w:t xml:space="preserve">                           Daviu Salamon</w:t>
+        <w:br/>
+        <w:t xml:space="preserve">                           Gersl Hiersl</w:t>
+        <w:br/>
+        <w:t xml:space="preserve">                           Joseph Ebeul</w:t>
+        <w:br/>
+        <w:t xml:space="preserve">                           Isaac Mojses</w:t>
+        <w:br/>
+        <w:t xml:space="preserve">                           Philipp Mojses</w:t>
+        <w:br/>
+        <w:t xml:space="preserve">                           Marcus Pue-hpinter</w:t>
+        <w:br/>
+        <w:t xml:space="preserve">                           Daniel Schneider</w:t>
+        <w:br/>
+        <w:t xml:space="preserve">                           .Tacob Schneider</w:t>
+        <w:br/>
+        <w:t xml:space="preserve">                           Satamon Isaac</w:t>
+        <w:br/>
+        <w:t xml:space="preserve">                           Adam Izreel</w:t>
+        <w:br/>
+        <w:t xml:space="preserve">                           Mojses Marcus</w:t>
+        <w:br/>
+        <w:t xml:space="preserve">                           Lebl Ll.ierscholl</w:t>
+        <w:br/>
+        <w:t xml:space="preserve">                           lIiersche! Halamon</w:t>
+        <w:br/>
+        <w:t xml:space="preserve">                           Joseph Volf[</w:t>
+        <w:br/>
+        <w:t xml:space="preserve">                           Marcus Leopold</w:t>
+        <w:br/>
+        <w:t xml:space="preserve">                           Salamon Marcus</w:t>
+        <w:br/>
+        <w:t xml:space="preserve">                           üd I '\fojses [OCR garbled]</w:t>
+        <w:br/>
+        <w:t xml:space="preserve">                           Benedict Malllll</w:t>
+        <w:br/>
+        <w:t xml:space="preserve">                           Marx Isaac</w:t>
+        <w:br/>
+        <w:t xml:space="preserve">                           J oltan Hiel'sehell</w:t>
+        <w:br/>
+        <w:t xml:space="preserve">                           Lehi Joseph</w:t>
+        <w:br/>
+        <w:t>Gátha, in                  Abraham Jacob</w:t>
+        <w:br/>
+        <w:t xml:space="preserve"> inquilinate               David J Iicrschell</w:t>
+        <w:br/>
+        <w:t xml:space="preserve"> [as cottars]</w:t>
+      </w:r>
+    </w:p>
+    <w:p>
+      <w:r>
+        <w:t>RIGHT HALF</w:t>
+        <w:br/>
+        <w:t>Estate                     Jews</w:t>
+        <w:br/>
+        <w:t>[label unclear in OCR]     David Ábraham</w:t>
+        <w:br/>
+        <w:t xml:space="preserve">                           Jocum Marx</w:t>
+        <w:br/>
+        <w:t xml:space="preserve">                           Abraham David</w:t>
+        <w:br/>
+        <w:t xml:space="preserve">                           David Salamon</w:t>
+        <w:br/>
+        <w:t>in the town of Nyulas      Gottlieb David</w:t>
+        <w:br/>
+        <w:t xml:space="preserve">                           Isaac Kobell</w:t>
+        <w:br/>
+        <w:t>in the domain of Pral      Moyses Simon, judge</w:t>
+        <w:br/>
+        <w:t xml:space="preserve"> [Pralensi] and            Isáe Jorl</w:t>
+        <w:br/>
+        <w:t xml:space="preserve"> B. Asszony                .\1iehael Moises</w:t>
+        <w:br/>
+        <w:t xml:space="preserve">                           Judas Simon</w:t>
+        <w:br/>
+        <w:t xml:space="preserve">                           Leh SeIigman</w:t>
+        <w:br/>
+        <w:t xml:space="preserve">                           Hicrt-hel Scheye</w:t>
+        <w:br/>
+        <w:t xml:space="preserve">                           Moyses Scheye</w:t>
+        <w:br/>
+        <w:t xml:space="preserve">                           Lőbl David</w:t>
+        <w:br/>
+        <w:t xml:space="preserve">                           Seheye Lebl</w:t>
+        <w:br/>
+        <w:t xml:space="preserve">                           Hierschel Joachim</w:t>
+        <w:br/>
+        <w:t xml:space="preserve">                           Adam Israel'</w:t>
+        <w:br/>
+        <w:t xml:space="preserve">                           Nati Hicrachel</w:t>
+        <w:br/>
+        <w:t xml:space="preserve">                           J os-ph .Moyses</w:t>
+        <w:br/>
+        <w:t xml:space="preserve">                           Mo yses Juda</w:t>
+        <w:br/>
+        <w:t xml:space="preserve">                           Jacob Schneider</w:t>
+        <w:br/>
+        <w:t xml:space="preserve">                           Salamon Seligrnan</w:t>
+        <w:br/>
+        <w:t xml:space="preserve">                           Lcbel Velyeh</w:t>
+        <w:br/>
+        <w:t xml:space="preserve">                           Salamon Isac</w:t>
+        <w:br/>
+        <w:t xml:space="preserve">                           Hicrschel Jacob</w:t>
+        <w:br/>
+        <w:t xml:space="preserve">                           LehI Sa.lamon</w:t>
+        <w:br/>
+        <w:t xml:space="preserve">                           David Salamon</w:t>
+        <w:br/>
+        <w:t xml:space="preserve">                           Gersil Hiersr-hel</w:t>
+        <w:br/>
+        <w:t xml:space="preserve">                           J aeob Daniel</w:t>
+        <w:br/>
+        <w:t>Gátta                      David Hierschel</w:t>
+        <w:br/>
+        <w:t xml:space="preserve">                           Marcus Kulca</w:t>
+        <w:br/>
+        <w:t xml:space="preserve">                           Abraham Salamon</w:t>
+        <w:br/>
+        <w:t xml:space="preserve">                           Salamon .Iamon</w:t>
+        <w:br/>
+        <w:t xml:space="preserve">                           J or-hum Marclis</w:t>
+        <w:br/>
+        <w:t xml:space="preserve">                           Ahraham David</w:t>
+        <w:br/>
+        <w:t xml:space="preserve">                           Gotlieb .David</w:t>
+        <w:br/>
+        <w:t xml:space="preserve">                           Isac Abraham</w:t>
+        <w:br/>
+        <w:t>Vinten [OCR; uncertain]    Nii.tl Moyscs</w:t>
+        <w:br/>
+        <w:t>in Boldogh Asszony         Joseph Vol ff</w:t>
+        <w:br/>
+        <w:t xml:space="preserve">                           Phole Scbneider</w:t>
+        <w:br/>
+        <w:t xml:space="preserve">                           Daniel Lebl</w:t>
+        <w:br/>
+        <w:t xml:space="preserve">                           Isac Porch</w:t>
+        <w:br/>
+        <w:t xml:space="preserve">                           Moyses Marks</w:t>
+      </w:r>
+    </w:p>
+    <w:p>
+      <w:r>
+        <w:t xml:space="preserve">                                 Josephus Vizkelety, noble magistrate [iudex nobilium] of the illustrious County of Moson, in his own hand [m. p.]</w:t>
+        <w:br/>
+        <w:t xml:space="preserve">                                             Antonius Hersich, juror [iurassor] of the illustrious County of Moson</w:t>
+        <w:br/>
+        <w:t xml:space="preserve">       Htt.    Fasc,        Mensium.        Litt.</w:t>
+      </w:r>
+    </w:p>
+    <w:p>
+      <w:r>
+        <w:t>141</w:t>
+      </w:r>
+    </w:p>
+    <w:p>
+      <w:pPr>
+        <w:pStyle w:val="Heading1"/>
+      </w:pPr>
+      <w:r>
+        <w:t>PDF viewer page 144</w:t>
+      </w:r>
+    </w:p>
+    <w:p>
+      <w:r>
+        <w:t>https://real-eod.mtak.hu/2973/1/Magyar_zsido_okleveltar_VII.pdf#page=144</w:t>
+      </w:r>
+    </w:p>
+    <w:p>
+      <w:r>
+        <w:t>1727, February 8. Moson County draws up the list of names of the Jews of its Cis-Leitha district.</w:t>
+        <w:br/>
+        <w:t xml:space="preserve">     Conscription of the Jews dwelling in the Hungarian, or Cis-Leitha, District, set out with an indication of how many of them have houses in the communities and in whose burdens they are accustomed to share:</w:t>
+      </w:r>
+    </w:p>
+    <w:p>
+      <w:r>
+        <w:t>[Table: two parallel pairs of columns, Estate | Jews. Reconstructed from OCR; the vertical alignment of place labels against names is uncertain.]</w:t>
+      </w:r>
+    </w:p>
+    <w:p>
+      <w:r>
+        <w:t>LEFT HALF</w:t>
+        <w:br/>
+        <w:t>Estate                     Jews</w:t>
+        <w:br/>
+        <w:t>In the town of Rajka:      Josephus March</w:t>
+        <w:br/>
+        <w:t xml:space="preserve">                           W olffgangus Izrael</w:t>
+        <w:br/>
+        <w:t xml:space="preserve">                           Marcus Isaac</w:t>
+        <w:br/>
+        <w:t xml:space="preserve">                           Jo=el Slezinger</w:t>
+        <w:br/>
+        <w:t xml:space="preserve">                           Elias Marcus</w:t>
+        <w:br/>
+        <w:t xml:space="preserve">                           Gabriel Joseph</w:t>
+        <w:br/>
+        <w:t xml:space="preserve">                           Hirsl Springer</w:t>
+        <w:br/>
+        <w:t xml:space="preserve">                           Izrael Isaac</w:t>
+        <w:br/>
+        <w:t xml:space="preserve">                           Volff Izrael</w:t>
+        <w:br/>
+        <w:t xml:space="preserve">                           Elias Polák</w:t>
+        <w:br/>
+        <w:t xml:space="preserve">                           Salamon</w:t>
+        <w:br/>
+        <w:t xml:space="preserve">                           Lebl</w:t>
+        <w:br/>
+        <w:t>In the estate of</w:t>
+        <w:br/>
+        <w:t xml:space="preserve">  Csuny:                   Sa.larrion David</w:t>
+        <w:br/>
+        <w:t>In the town of</w:t>
+        <w:br/>
+        <w:t xml:space="preserve">  Óvár:                    Marx Kersll</w:t>
+        <w:br/>
+        <w:t>in the town of</w:t>
+        <w:br/>
+        <w:t xml:space="preserve">  Mossony:                 Abraham Jakom</w:t>
+        <w:br/>
+        <w:t xml:space="preserve">                           Hirschell</w:t>
+        <w:br/>
+        <w:t>in the town of</w:t>
+        <w:br/>
+        <w:t xml:space="preserve">  Köpcsény:                Marcus Hirschell</w:t>
+        <w:br/>
+        <w:t xml:space="preserve">                           Ebedt Fleischhacker</w:t>
+        <w:br/>
+        <w:t xml:space="preserve">                           Izrael Philipp</w:t>
+        <w:br/>
+        <w:t xml:space="preserve">                           Josua Kuppel</w:t>
+        <w:br/>
+        <w:t xml:space="preserve">                           Lebl Mojses</w:t>
+        <w:br/>
+        <w:t xml:space="preserve">                           Simon Mike</w:t>
+        <w:br/>
+        <w:t xml:space="preserve">                           Ancsed Izrael</w:t>
+        <w:br/>
+        <w:t xml:space="preserve">                           Matel Hirschell</w:t>
+        <w:br/>
+        <w:t xml:space="preserve">                           Izrael Lebel</w:t>
+        <w:br/>
+        <w:t xml:space="preserve">                           Leb Gaja</w:t>
+        <w:br/>
+        <w:t xml:space="preserve">                           Ancsel</w:t>
+        <w:br/>
+        <w:t xml:space="preserve">                           Hirsehll Na.tarn</w:t>
+        <w:br/>
+        <w:t xml:space="preserve">                           Mojses Samuel</w:t>
+        <w:br/>
+        <w:t xml:space="preserve">                           Mojses Gersl</w:t>
+        <w:br/>
+        <w:t xml:space="preserve">                           Hirsl Prag</w:t>
+        <w:br/>
+        <w:t xml:space="preserve">                           Judas Samuel</w:t>
+        <w:br/>
+        <w:t xml:space="preserve">                           Gersl Sneider</w:t>
+        <w:br/>
+        <w:t xml:space="preserve">                           Lázár Adam</w:t>
+        <w:br/>
+        <w:t xml:space="preserve">                           Tretsll Sneider</w:t>
+        <w:br/>
+        <w:t xml:space="preserve">                           Paned Mojses</w:t>
+        <w:br/>
+        <w:t xml:space="preserve">                           Salamon Hayud</w:t>
+        <w:br/>
+        <w:t xml:space="preserve">                           Cain Hamburger</w:t>
+        <w:br/>
+        <w:t xml:space="preserve">                           David Hoffmeister</w:t>
+        <w:br/>
+        <w:t xml:space="preserve">                           Jacob Prach</w:t>
+        <w:br/>
+        <w:t xml:space="preserve">                           Samuel Klozer</w:t>
+        <w:br/>
+        <w:t xml:space="preserve">                           Gersli Zakarias</w:t>
+      </w:r>
+    </w:p>
+    <w:p>
+      <w:r>
+        <w:t>RIGHT HALF</w:t>
+        <w:br/>
+        <w:t>Estate                     Jews</w:t>
+        <w:br/>
+        <w:t>[label missing in OCR]     Leb Hes [OCR: Le~ He~-; uncertain]</w:t>
+        <w:br/>
+        <w:t xml:space="preserve">                           Samuel Izrael</w:t>
+        <w:br/>
+        <w:t xml:space="preserve">                           Hirsl Hollesan</w:t>
+        <w:br/>
+        <w:t xml:space="preserve">                           Mojses Adam</w:t>
+        <w:br/>
+        <w:t xml:space="preserve">                           Jacob Samucl</w:t>
+        <w:br/>
+        <w:t xml:space="preserve">                           Mojses Schiczon</w:t>
+        <w:br/>
+        <w:t xml:space="preserve">                           Majer Pasecs</w:t>
+        <w:br/>
+        <w:t xml:space="preserve">                           Majer Abraham</w:t>
+        <w:br/>
+        <w:t xml:space="preserve">                           Lezer Samnel</w:t>
+        <w:br/>
+        <w:t xml:space="preserve">                           Judes Abraham</w:t>
+        <w:br/>
+        <w:t xml:space="preserve">                           Cain Schraiber }</w:t>
+        <w:br/>
+        <w:t xml:space="preserve">                           Jacob Trangl</w:t>
+        <w:br/>
+        <w:t xml:space="preserve">                           Job Wolff</w:t>
+        <w:br/>
+        <w:t xml:space="preserve">                           [they] have houses and pay</w:t>
+        <w:br/>
+        <w:t xml:space="preserve">                           among the peasants</w:t>
+        <w:br/>
+        <w:t xml:space="preserve">                           [scope of the bracket unclear in OCR]</w:t>
+        <w:br/>
+        <w:t>In the town of</w:t>
+        <w:br/>
+        <w:t xml:space="preserve">  Oroszvár:                Jonas Tsaa.o</w:t>
+        <w:br/>
+        <w:t xml:space="preserve">                           Joseph Lebl</w:t>
+        <w:br/>
+        <w:t xml:space="preserve">                           Hirschll</w:t>
+        <w:br/>
+        <w:t xml:space="preserve">                           LebI Eszterreicher</w:t>
+        <w:br/>
+        <w:t xml:space="preserve">                           Nati Lebl</w:t>
+        <w:br/>
+        <w:t xml:space="preserve">                           Isaac 'I'ürkischer</w:t>
+        <w:br/>
+        <w:t xml:space="preserve">                           Isidl</w:t>
+        <w:br/>
+        <w:t xml:space="preserve">                           Michll</w:t>
+        <w:br/>
+        <w:t xml:space="preserve">                           Smuld the younger</w:t>
+        <w:br/>
+        <w:t xml:space="preserve">                           Perl</w:t>
+        <w:br/>
+        <w:t xml:space="preserve">                           Adam Türkischer</w:t>
+        <w:br/>
+        <w:t xml:space="preserve">                           Jacob Schneider</w:t>
+        <w:br/>
+        <w:t xml:space="preserve">                           Jidl</w:t>
+        <w:br/>
+        <w:t xml:space="preserve">                           Miehll</w:t>
+        <w:br/>
+        <w:t xml:space="preserve">                           Wolff Isaac</w:t>
+        <w:br/>
+        <w:t xml:space="preserve">                           Moyes Sneider</w:t>
+        <w:br/>
+        <w:t xml:space="preserve">                           Wolf[</w:t>
+        <w:br/>
+        <w:t xml:space="preserve">                           Ponet</w:t>
+        <w:br/>
+        <w:t xml:space="preserve">                           Bernard Bader</w:t>
+        <w:br/>
+        <w:t xml:space="preserve">                           Salamon Michll</w:t>
+        <w:br/>
+        <w:t xml:space="preserve">                           Lebl Isaac</w:t>
+        <w:br/>
+        <w:t xml:space="preserve">                           Hirsl Simon</w:t>
+        <w:br/>
+        <w:t xml:space="preserve">                           David Lőbl</w:t>
+        <w:br/>
+        <w:t xml:space="preserve">                           Lőbl Bader</w:t>
+        <w:br/>
+        <w:t xml:space="preserve">                           Isaac Polák</w:t>
+        <w:br/>
+        <w:t xml:space="preserve">                           Salamon, owns a house,</w:t>
+        <w:br/>
+        <w:t xml:space="preserve">                             contributes nothing to</w:t>
+        <w:br/>
+        <w:t xml:space="preserve">                             the community.</w:t>
+      </w:r>
+    </w:p>
+    <w:p>
+      <w:r>
+        <w:t>Ladislaus Sándor, noble magistrate [iudex nobilium] of the illustrious County of Moson          Joannes Kémley, juror [iurassor].</w:t>
+        <w:br/>
+        <w:t>Canc. Acta Partic               No 269.</w:t>
+      </w:r>
+    </w:p>
+    <w:p>
+      <w:r>
+        <w:t>142</w:t>
+      </w:r>
+    </w:p>
+    <w:p>
+      <w:pPr>
+        <w:pStyle w:val="Heading1"/>
+      </w:pPr>
+      <w:r>
+        <w:t>PDF viewer page 145</w:t>
+      </w:r>
+    </w:p>
+    <w:p>
+      <w:r>
+        <w:t>https://real-eod.mtak.hu/2973/1/Magyar_zsido_okleveltar_VII.pdf#page=145</w:t>
+      </w:r>
+    </w:p>
+    <w:p>
+      <w:r>
+        <w:t>16b.    1727 September 2. Óvár. Census of the Jews of Moson County. [OCR: 'iV! oson me gye' = Moson megye]</w:t>
+      </w:r>
+    </w:p>
+    <w:p>
+      <w:r>
+        <w:t>Census of the Jews residing in my district (processus), pursuant to the Gracious Decree of the Exalted Council dated the 19th day of July of the immediately preceding month and of the current year 1727, directed to this Illustrious County, according to the rubrics appended below, with the observations inserted, carried out in the following manner by me, the undersigned district judge (Judlium [= judex nobilium]), together with one juror (jurassor) of this Illustrious County, likewise undersigned, upon the prior commission of this County:</w:t>
+      </w:r>
+    </w:p>
+    <w:p>
+      <w:r>
+        <w:t>COLUMN HEADINGS: Has own house: with appurtenances | without | from which, for those residing in common, fl. | pays to the Lordship fl. | for trade pays to the Lordship fl. | Has: sons | daughters | blood relatives (consanguineos) | relatives by marriage (cognatos) | male servants | female servants</w:t>
+      </w:r>
+    </w:p>
+    <w:p>
+      <w:r>
+        <w:t>[Note: the OCR column alignment is badly scrambled. Below, each row gives the figures and names in the order in which they appear; column assignments are given only where the OCR position is reasonably clear. A '1' appears in one of the house columns (with/without appurtenances, unclear); the figure 6 appears in one of the florin columns.]</w:t>
+      </w:r>
+    </w:p>
+    <w:p>
+      <w:r>
+        <w:t>Boldog Aszszony.</w:t>
+      </w:r>
+    </w:p>
+    <w:p>
+      <w:r>
+        <w:t>Judge Moyses Simon — 1 | 6 | – | sons: Joseph et Jacob | daughters: Gild, Rebeca et Eüchel | male servant: Jacob | female servant: Blümel</w:t>
+        <w:br/>
+        <w:t>Isaac Moyses, Joseph Philipp, lodger with the aforesaid Isaac, pays 7 fl. as annual rent — 6</w:t>
+        <w:br/>
+        <w:t>Hirschl Scheü — 6 | daughters: Lea et Ester</w:t>
+        <w:br/>
+        <w:t>Lebel Isaac, lodger of the same Hirschl, pays rent of 7 fl. — 6 | sons: Isaac</w:t>
+        <w:br/>
+        <w:t>Daniel Lebel — 6 | daughters: Gidl | blood relatives: Elkedl et Rebeca | male servant [?]: Isaac</w:t>
+        <w:br/>
+        <w:t>Hirschl Jochum — 1 | 6 | sons: Abraham | daughters: Gidl et Gyela | blood relatives: Riesel | male servant [?]: Fole</w:t>
+        <w:br/>
+        <w:t>Lebel Joseph, lodger of the same Hirschl Jochum, pays rent of 6 fl. — – | sons: Nattl, Hirschl et Jochum</w:t>
+        <w:br/>
+        <w:t>Joseph Moyses — 6</w:t>
+        <w:br/>
+        <w:t>Lebel Mandl, his lodger — sons: Mandl et Salamonem</w:t>
+        <w:br/>
+        <w:t>[page continues]</w:t>
+      </w:r>
+    </w:p>
+    <w:p>
+      <w:pPr>
+        <w:pStyle w:val="Heading1"/>
+      </w:pPr>
+      <w:r>
+        <w:t>PDF viewer page 146</w:t>
+      </w:r>
+    </w:p>
+    <w:p>
+      <w:r>
+        <w:t>https://real-eod.mtak.hu/2973/1/Magyar_zsido_okleveltar_VII.pdf#page=146</w:t>
+      </w:r>
+    </w:p>
+    <w:p>
+      <w:r>
+        <w:t>[Column headings repeated, as on the previous page: Has own house: with appurtenances | without | from which, for those residing in common, fl. | pays to the Lordship fl. | for trade pays to the Lordship fl. | Has: sons | daughters | blood relatives | relatives by marriage | male servants | female servants]</w:t>
+      </w:r>
+    </w:p>
+    <w:p>
+      <w:r>
+        <w:t>[Note: single letters (G, R, S, D, M, e) appearing in the daughters' column are OCR fragments, probably truncated names; reproduced as read. Figures read by OCR as 'o', 'e', 'ti', '(j' are most likely 6.]</w:t>
+      </w:r>
+    </w:p>
+    <w:p>
+      <w:r>
+        <w:t>Moyses Juda — 6 [OCR 'o'] | blood relatives [?]: Israel, Isaac, Schendl et Rosel [OCR 'nosel'] | – | male servant: Hirschl | female servant: Ester</w:t>
+        <w:br/>
+        <w:t>Simon Juda — 6 [OCR 'e'] | – | – | male servant: Aron | –</w:t>
+        <w:br/>
+        <w:t>Leb Seligman et Daniel Schumirler, lodgers with Moyses Juda, pay him 12 fl. — 6 | sons: Mair | G | – | – | male servant: Abraham | –</w:t>
+        <w:br/>
+        <w:t>Moyses Seheu [= Scheü?] — 6 | sons: Samuel | R / G | – | – | – | female servant: Gidl</w:t>
+        <w:br/>
+        <w:t>Israel Adam, lodger of the same, pays rent of 8 fl. — 6 | – | – | – | male servant: Falk | –</w:t>
+        <w:br/>
+        <w:t>Seheu Lebel — 6 | sons: Lebel et Kálman | R | – | – | male servant: Naphthali</w:t>
+        <w:br/>
+        <w:t>Hirschl Jacob — 6 | sons: Joseph | – | – | male servant: Hirschl</w:t>
+        <w:br/>
+        <w:t>Salamon Isaa[c] — 6 | sons: Simon | R | blood relatives: Hindl | – | – | –</w:t>
+        <w:br/>
+        <w:t>Michael Moyses — 1 | 6 | sons: Jochum | S | – | – | – | –</w:t>
+        <w:br/>
+        <w:t xml:space="preserve">   [a line 'Simon et Moyses / G R' appears here, apparently duplicated from the next row]</w:t>
+        <w:br/>
+        <w:t>Isaac Moyses — 6 | sons: Simon et Moyses | G R | – | – | – | –</w:t>
+        <w:br/>
+        <w:t>Hirschl Moyses, three brothers living together — 6 | sons: Simon | blood relatives: Hindl et Lea | – | – | –</w:t>
+        <w:br/>
+        <w:t>Moyses Max, whose lodger pays rent of 8 fl. — 6 | sons: Maxel | – | – | – | –</w:t>
+        <w:br/>
+        <w:t>Nattl Hirsehl [= Hirschl] — 6 | sons: Joseph | D et | blood relatives: Ester | – | male servant: Marx | female servant: Sara</w:t>
+        <w:br/>
+        <w:t>Wolff Joseph — 6 | – | – | – | –</w:t>
+        <w:br/>
+        <w:t>David Salamon — 6 | sons: Salamon | – | – | – | –</w:t>
+        <w:br/>
+        <w:t>Isaac Hirschl, lodger with the aforesaid David Salamon, pays rent of 7 fl. — sons: Isaac | M e</w:t>
+        <w:br/>
+        <w:t>[page continues]</w:t>
+      </w:r>
+    </w:p>
+    <w:p>
+      <w:pPr>
+        <w:pStyle w:val="Heading1"/>
+      </w:pPr>
+      <w:r>
+        <w:t>PDF viewer page 147</w:t>
+      </w:r>
+    </w:p>
+    <w:p>
+      <w:r>
+        <w:t>https://real-eod.mtak.hu/2973/1/Magyar_zsido_okleveltar_VII.pdf#page=147</w:t>
+      </w:r>
+    </w:p>
+    <w:p>
+      <w:r>
+        <w:t>[Note: the OCR of this page is particularly scrambled; figures and names may be displaced between rows. Reproduced in OCR order with ambiguity flagged.]</w:t>
+      </w:r>
+    </w:p>
+    <w:p>
+      <w:r>
+        <w:t>[…]b Moyses [name truncated in OCR] — 1 | – | 6 | – | Salamon | Hindel [row assignment uncertain]</w:t>
+        <w:br/>
+        <w:t>Jacob Salamon, lodger of the same — – | – | – | 6 | – | – | Gidl et Rahel</w:t>
+        <w:br/>
+        <w:t>Salamon Isaac — – | – | – | Isaac</w:t>
+        <w:br/>
+        <w:t>Joseph Ebe — 1 | 6 | – | Guendel [assignment uncertain]</w:t>
+        <w:br/>
+        <w:t>Gerstl Hirschl, lodger of the same — 6 | – | sons: Kalmon et Hirschl | daughters: Debora et Rahel</w:t>
+        <w:br/>
+        <w:t>Daniel Hirsehl [= Hirschl] — 1 | – | 6 | – | – | – | Ester et Jarl | Gidil et Hana</w:t>
+        <w:br/>
+        <w:t>Lodgers of the same: Adam Salamon et Moyses Marx — – | Moyses | Sara</w:t>
+        <w:br/>
+        <w:t>Daniel Jacob; Isaac Jacob, his brother and lodger — – / – | – / 1 | – / – | 6 [OCR '96'] / 6 [OCR 'ti'] | – / – | Hirschl | Vogl, Golda | Schendell | Peirl [row assignment and columns uncertain]</w:t>
+      </w:r>
+    </w:p>
+    <w:p>
+      <w:r>
+        <w:t>Lodgers living in Christian houses</w:t>
+        <w:br/>
+        <w:t>Philipp Moyses, lodger with the inhabitant Joannes Schmidt, pays rent of 9 fl. — 6 | Moyses, Joseph et Scheü [?] | – | Sara, Aron et Gidl [assignment uncertain]</w:t>
+        <w:br/>
+        <w:t>Adam Israel, lodger, pays rent of 8 fl. — 6 | Lebel, Joseph, Kalman et Michael [assignment to this row uncertain]</w:t>
+        <w:br/>
+        <w:t>Benedec Mandl, lodger with the inhabitant Joannes DOrnsitz [sic; cf. Domsitz on next page], pays rent of 15 fl. — 6 | Rösl et Ester</w:t>
+        <w:br/>
+        <w:t>Marx Gabriel likewise pays the aforesaid peasant rent of 6½ fl. [OCR '6%'] — 6 | Gabriel et Lázár</w:t>
+        <w:br/>
+        <w:t>[page continues]</w:t>
+      </w:r>
+    </w:p>
+    <w:p>
+      <w:pPr>
+        <w:pStyle w:val="Heading1"/>
+      </w:pPr>
+      <w:r>
+        <w:t>PDF viewer page 148</w:t>
+      </w:r>
+    </w:p>
+    <w:p>
+      <w:r>
+        <w:t>https://real-eod.mtak.hu/2973/1/Magyar_zsido_okleveltar_VII.pdf#page=148</w:t>
+      </w:r>
+    </w:p>
+    <w:p>
+      <w:r>
+        <w:t>[Column headings: Has own house: with appurtenances | without | from which, for those residing in common, fl. | pays to the Lordship fl. | for trade pays to the Lordship fl. | Has: sons | daughters | blood relatives | relatives by marriage | male servants | female servants]</w:t>
+      </w:r>
+    </w:p>
+    <w:p>
+      <w:r>
+        <w:t>Jonas Hirschl — – | – | – | 6 | – | sons: Hirschl | daughters: Sára | – | – | – | –</w:t>
+        <w:br/>
+        <w:t>Marx Isaac, lodger with the inhabitant Joannes Domsitz, pays rent of 6½ fl. — – | – | – | 6 | – | sons: Salamon | – | – | – | – | –</w:t>
+        <w:br/>
+        <w:t>Nathan Moyses, lodger with Matth. Feder, pays rent of 8½ fl. [OCR '812'] — – | – | – | 6 | – | sons: Moyses | daughters: Ester et Rahel | – | – | – | –</w:t>
+        <w:br/>
+        <w:t>Wolff Jacob likewise pays the aforesaid peasant rent of 10 fl. — – | – | – | 6 | – | – | – | – | – | male servant: Hirschl | –</w:t>
+        <w:br/>
+        <w:t>Joseph Wolff, lodger with the inhabitant Joannes Schmidt, pays annual rent of 10 fl. — – | – | – | 6 | – | sons: Volff | daughters: Rösel et Peirl | – | – | – | –</w:t>
+        <w:br/>
+        <w:t>Isaac Joseph, lodger in the house of the Lord Captain Riva, pays him rent of 7 fl. — – | – | – | 6 | – | sons: Say | – | blood relatives: Levi et Tedi</w:t>
+      </w:r>
+    </w:p>
+    <w:p>
+      <w:r>
+        <w:t>Widows</w:t>
+        <w:br/>
+        <w:t xml:space="preserve">  Lebel Salamon — – | – | – | – | – | sons: Salamon | daughters: Judith et Rösl | – | – | – | –</w:t>
+        <w:br/>
+        <w:t xml:space="preserve">  Fole Abraham — – | – | – | – | – | sons: Berl et Salamon | daughters: Rösl et Gidl | – | – | – | –</w:t>
+        <w:br/>
+        <w:t xml:space="preserve">  Rabbi Noptoli — – | – | – | – | – | sons: Juda et Abraham | daughters: Rachel et Rösl, Gidl, Rahel [OCR layout unclear] | – | – | – | –</w:t>
+        <w:br/>
+        <w:t>Butcher</w:t>
+        <w:br/>
+        <w:t xml:space="preserve">  Isaac Abraham — – | – | – | – | – | sons: Löbl | – | – | – | – | –</w:t>
+        <w:br/>
+        <w:t>Schoolmasters</w:t>
+        <w:br/>
+        <w:t xml:space="preserve">  Michael Jacob — – | – | – | – | – | sons: Jacob et Marx | – | – | – | – | –</w:t>
+        <w:br/>
+        <w:t xml:space="preserve">  Hirschl — – | – | – | – | – | sons: Salamon, Nattl et Joseph | daughters: Barbara et Rösl | – | – | – | –</w:t>
+        <w:br/>
+        <w:t>[page continues]</w:t>
+      </w:r>
+    </w:p>
+    <w:p>
+      <w:pPr>
+        <w:pStyle w:val="Heading1"/>
+      </w:pPr>
+      <w:r>
+        <w:t>PDF viewer page 149</w:t>
+      </w:r>
+    </w:p>
+    <w:p>
+      <w:r>
+        <w:t>https://real-eod.mtak.hu/2973/1/Magyar_zsido_okleveltar_VII.pdf#page=149</w:t>
+      </w:r>
+    </w:p>
+    <w:p>
+      <w:r>
+        <w:t>Of the lodgers:</w:t>
+        <w:br/>
+        <w:t xml:space="preserve">  Judge of the Jews Salamon Marx — sons: Marx, Joseph, David et Hirschl</w:t>
+      </w:r>
+    </w:p>
+    <w:p>
+      <w:r>
+        <w:t>The aforementioned Jews pay in concreto [amount not legible in OCR] in Boldogh Aszszony in aid of the public burdens.</w:t>
+        <w:br/>
+        <w:t>Likewise for pastures, likewise 12 florins.</w:t>
+        <w:br/>
+        <w:t>To the Lordship of Óvár, for trade in the manorial villages, all of them together likewise pay 150 fl.</w:t>
+        <w:br/>
+        <w:t>Similarly, to the Venerable Chapter of Győr (Jauriensis), for pursuing trade in the town of Weyden, 10 fl.</w:t>
+        <w:br/>
+        <w:t>Likewise to the Lord Prelate of the Cistercians of Holy Cross (de S. Cruce), 30 florins [OCR ':~O'; reading 30 uncertain].</w:t>
+      </w:r>
+    </w:p>
+    <w:p>
+      <w:r>
+        <w:t>In the estate (possessio) of Gátha.</w:t>
+        <w:br/>
+        <w:t>[Figures read by OCR as '1 y~' / '1 y:!' are probably 1½.]</w:t>
+      </w:r>
+    </w:p>
+    <w:p>
+      <w:r>
+        <w:t>David Hirschl, lodger with the inhabitant Joannes Sabobek, pays rent of 10 fl. — 1½ | Hidl</w:t>
+        <w:br/>
+        <w:t>Marcus Lebel likewise pays the aforesaid peasant rent of 5 fl. — 1½ | sons: Lebel | daughters: Sára et Hinell</w:t>
+        <w:br/>
+        <w:t>Marcus Hirschl, lodger with the inhabitant Jacobus Tatzbeer, pays him rent of 1 fl. [rent figure uncertain in OCR] — 1½ | –</w:t>
+        <w:br/>
+        <w:t>Jochum Marx et David Ábraham, these two Jews, pay rent of 20 fl. in the manor house (curia) of the Lord Ladislaus a Schlosbergh, nothing besides. — Lebel | Reina et Ester | Gidl et Regina [assignment of names between this and adjacent rows uncertain]</w:t>
+        <w:br/>
+        <w:t>Abraham Jacob, lodger with the inhabitant Georgius Urbanics, pays as annual rent 16 fl. — 2 | Roehl et Fradl | – | – | – | female servant: Sára</w:t>
+        <w:br/>
+        <w:t>David Ábraham et [continues on next page] — Hane et Jacob | Regina [assignment uncertain]</w:t>
+      </w:r>
+    </w:p>
+    <w:p>
+      <w:pPr>
+        <w:pStyle w:val="Heading1"/>
+      </w:pPr>
+      <w:r>
+        <w:t>PDF viewer page 150</w:t>
+      </w:r>
+    </w:p>
+    <w:p>
+      <w:r>
+        <w:t>https://real-eod.mtak.hu/2973/1/Magyar_zsido_okleveltar_VII.pdf#page=150</w:t>
+      </w:r>
+    </w:p>
+    <w:p>
+      <w:r>
+        <w:t>[Column headings: Has own house: with appurtenances | without | from which, for those residing in common, fl. | pays to the Lordship fl. | for trade pays to the Lordship fl. | Has: sons | daughters | blood relatives | relatives by marriage | male servants | female servants]</w:t>
+      </w:r>
+    </w:p>
+    <w:p>
+      <w:r>
+        <w:t>Marcus [OCR '~arcus ~ij'], these two Jews are lodgers with the inhabitant Simon Miletits, pay as rent 14 fl. — – | – | 2</w:t>
+        <w:br/>
+        <w:t>Salomon Peirl likewise pays rent of 20 fl. in the manor house of the aforementioned Lord La[dislaus] Schlosberg. To the community nothing. — sons: Jacob | daughters: Gidl</w:t>
+      </w:r>
+    </w:p>
+    <w:p>
+      <w:r>
+        <w:t>In the town of Nyulas.</w:t>
+        <w:br/>
+        <w:t>Joseph Salamon, lodger with the inhabitant Joannes Wolffbeis, pays him rent of 9 fl.</w:t>
+        <w:br/>
+        <w:t>Isaac Kopper et Gottlieb David are both lodging with the inhabitant Valentinus Repetz and pay him annual rent of 9 fl. — – | – | Nimll [? OCR 'NimH'; row assignment uncertain]</w:t>
+      </w:r>
+    </w:p>
+    <w:p>
+      <w:r>
+        <w:t>The above-named Jews together pay, for the trade they are admitted to pursue in the village of the Lordship, to the Lordship of Óvár annually 17 florins. Concerning which, the census having been carried out by us in the aforesaid manner, we present the present report letters, [signed] with our own hands and seals, [jointly — OCR 'Communitás', reading uncertain] to the same Illustrious County.</w:t>
+        <w:br/>
+        <w:t xml:space="preserve">                L. S. Josephus Vízkelety, district judge (Judiium) of the Illustrious County of Moson, m. p.</w:t>
+        <w:br/>
+        <w:t xml:space="preserve">                L. S. Antonius Herschitz, juror (Jurassor) of the Illustrious County of Moson, m. p.</w:t>
+      </w:r>
+    </w:p>
+    <w:p>
+      <w:r>
+        <w:t>Census of the Jews residing in my district, pursuant to the Gracious Decree of the Exalted Royal Council dated the 19th day of July of the immediately preceding month and of the current year 1727, directed to this Illustrious County, according to the rubrics appended below and the observations added, carried out in the following manner by me, the undersigned district judge, together with the juror likewise named below, upon the prior commission of this County.</w:t>
+      </w:r>
+    </w:p>
+    <w:p>
+      <w:pPr>
+        <w:pStyle w:val="Heading1"/>
+      </w:pPr>
+      <w:r>
+        <w:t>PDF viewer page 151</w:t>
+      </w:r>
+    </w:p>
+    <w:p>
+      <w:r>
+        <w:t>https://real-eod.mtak.hu/2973/1/Magyar_zsido_okleveltar_VII.pdf#page=151</w:t>
+      </w:r>
+    </w:p>
+    <w:p>
+      <w:r>
+        <w:t>In the town of Köpcsény.</w:t>
+        <w:br/>
+        <w:t>[Same column headings as above. OCR alignment is scrambled; names are given in OCR order, with columns indicated only where reasonably clear. Latin accusative forms (Saram, Marcum etc.) preserved.]</w:t>
+      </w:r>
+    </w:p>
+    <w:p>
+      <w:r>
+        <w:t>Moyses Kersl, Judge, married — sons: Adam | daughters: Saram</w:t>
+        <w:br/>
+        <w:t>Moyses Samuel, married, pays for lodging with a peasant fl. 15. — 6 | sons: Salamonem, Marcum, Samuelem | daughters: Fegele</w:t>
+        <w:br/>
+        <w:t>Aron Samuel, married, pays as a lodger to the peasant fl. 12. — 6</w:t>
+        <w:br/>
+        <w:t>Hirs Frajsel, married, pays to the Judge by way of rent fl. 12. — 6 | sons: Abraham | daughters: Smunam et Medl</w:t>
+        <w:br/>
+        <w:t>Etrsl [? OCR; perhaps Hirsl] Sneider, married, pays to the local judge by way of rent fl. 10. — 6 | daughters: Ciperl</w:t>
+        <w:br/>
+        <w:t>Poneth Moyses, married, pays to the judge by way of rent fl. 10 [OCR 'HJ']. — 6 | daughters: Lee, Saram, Mindi, Kolde | Marcum cum Hirsl</w:t>
+        <w:br/>
+        <w:t>Moyses Adam, married, pays to the peasant by way of rent fl. 15. — 6 | sons: Kustl</w:t>
+        <w:br/>
+        <w:t>Widow Ester — sons: Lebl</w:t>
+        <w:br/>
+        <w:t>Salamon Aron, married, pays as rent with a peasant fl. 8. — 6</w:t>
+        <w:br/>
+        <w:t>Lebl Hirsl, married, as a lodger pays the peasant fl. 12. — 6 | sons: Volf, Kalamon, Samuel | daughters: Rezl</w:t>
+        <w:br/>
+        <w:t>Moyses Aron, married, pays the peasant as rent fl. 8. — Samsen [? assignment uncertain]</w:t>
+        <w:br/>
+        <w:t>Trestl Sneider, married, as a lodger pays the peasant fl. 10. — 6 | Aron [?] | 6 | Lebl, Natam [OCR 'Natarn'], Marcum | Saram | Hirsl [figures and names in these last rows misaligned in OCR; assignment between rows uncertain]</w:t>
+        <w:br/>
+        <w:t>[page continues]</w:t>
+      </w:r>
+    </w:p>
+    <w:p>
+      <w:pPr>
+        <w:pStyle w:val="Heading1"/>
+      </w:pPr>
+      <w:r>
+        <w:t>PDF viewer page 152</w:t>
+      </w:r>
+    </w:p>
+    <w:p>
+      <w:r>
+        <w:t>https://real-eod.mtak.hu/2973/1/Magyar_zsido_okleveltar_VII.pdf#page=152</w:t>
+      </w:r>
+    </w:p>
+    <w:p>
+      <w:r>
+        <w:t>[Column headings: Has own house: with appurtenances | without | from which, for those residing in common, fl. | pays to the Lordship fl. | for trade pays to the Lordship fl. | Has: sons | daughters | blood relatives | relatives by marriage | male servants | female servants]</w:t>
+      </w:r>
+    </w:p>
+    <w:p>
+      <w:r>
+        <w:t>Jacob Samuel, married, pays the peasant by way of rent fl. 9. — 6 | daughters: Saram | Abraham [column uncertain, probably servants]</w:t>
+        <w:br/>
+        <w:t>Kersl Zakarias lives with a peasant and pays him fl. 10. — 6 | sons: Marcum, Jacobum, Hirsl | female servant [?]: Belle</w:t>
+        <w:br/>
+        <w:t>Salamon Isaak pays the peasant fl. 11. — 6 | sons: Kalamon, Joseph | daughters: Hanam, Rachl | Meysem | Fegl</w:t>
+        <w:br/>
+        <w:t>Jacob Vigdor, married, staying with a peasant, pays him fl. 7. — 6 | sons: Vicdor, Natam, Samuelem | daughters: Pachl [? OCR; perhaps Rachl]</w:t>
+        <w:br/>
+        <w:t>Sai Salamon, married, stays with a peasant, pays him fl. 7. — 3</w:t>
+        <w:br/>
+        <w:t>Samuel Sneider with his wife pays the peasant rent of fl. 8. — 3 | daughters: Lee</w:t>
+        <w:br/>
+        <w:t>Joseph Troger, married, living with a peasant, pays him fl. 6. — 3 | sons: Marcum, Hirsl, Hajom | daughters: Lee</w:t>
+        <w:br/>
+        <w:t>Löbl Troger, married, pays for lodging with a peasant fl. 8. — 3 | sons: Jacobum | daughters: Ranam [OCR 'Ranarn'; perhaps Hanam]</w:t>
+        <w:br/>
+        <w:t>Jacob Broid, brandy-distiller [Veinprener], married, lives in the manorial house without any rent. — Hirsl [?] | – | daughters: Medl, Enul, Punam [assignment uncertain]</w:t>
+      </w:r>
+    </w:p>
+    <w:p>
+      <w:pPr>
+        <w:pStyle w:val="Heading1"/>
+      </w:pPr>
+      <w:r>
+        <w:t>PDF viewer page 153</w:t>
+      </w:r>
+    </w:p>
+    <w:p>
+      <w:r>
+        <w:t>https://real-eod.mtak.hu/2973/1/Magyar_zsido_okleveltar_VII.pdf#page=153</w:t>
+      </w:r>
+    </w:p>
+    <w:p>
+      <w:r>
+        <w:t>[Continuation of a tabulated census; column headings are not on this page. Numeric and name columns are reproduced in OCR order; their assignment to specific columns is uncertain.]</w:t>
+      </w:r>
+    </w:p>
+    <w:p>
+      <w:r>
+        <w:t>Volfgangus Fleishaker, married, has as a lodger Samuel Groszer [OCR: 'Samuelem Groszer'], and pays the same fl. 3.   | – 1 1 10 14 – | Perl</w:t>
+        <w:br/>
+        <w:t xml:space="preserve">   [Groszer line:]   | – 6 – – | Sophiam</w:t>
+        <w:br/>
+        <w:t>Likewise Lipmon Sneider, who pays 2 fl. to his host.   | – – – 6 – – | Rachl</w:t>
+        <w:br/>
+        <w:t>Likewise Notl, married, pays 2 fl. to the aforesaid Fleischhaker.   | – I – 3 – [OCR 'I' possibly '1'] | Notl, Davidem, Eliam | Kolde</w:t>
+        <w:br/>
+        <w:t>Frangliet, residing in Belegrad.   | I – 1 10</w:t>
+      </w:r>
+    </w:p>
+    <w:p>
+      <w:r>
+        <w:t>Likewise, residing in the Manorial Houses [Domibus Dominalibus]</w:t>
+      </w:r>
+    </w:p>
+    <w:p>
+      <w:r>
+        <w:t>Adamus Lebl, married; lodger of this Adam:   | Isaak</w:t>
+        <w:br/>
+        <w:t>Benedic Lanio, married, pays the same fl. 3. [OCR: 'Lanio' may be a surname or 'butcher'; unclear]   | Abrahaml | Male</w:t>
+        <w:br/>
+        <w:t>Simon Samuel, married   | Jocom, Simon | Fegl, Eszter, Endl</w:t>
+        <w:br/>
+        <w:t>Löbl Isaac, married   | Saram, 1 [?], Isák, Fegl</w:t>
+        <w:br/>
+        <w:t>Widow Grasl   | Rifka</w:t>
+        <w:br/>
+        <w:t>Marx Hirsel, married   | Saram, Preindl</w:t>
+        <w:br/>
+        <w:t>Israel Löbl, married   | Abrahaml, Lebl | Rachl | Pestl | Isaac, Salamon, Fitl, Lee</w:t>
+        <w:br/>
+        <w:t>Lazarus Adam, married   | Davidem | Merl, Eszter, Hanna</w:t>
+        <w:br/>
+        <w:t>Widow Ebedl   | Samson et [and] Simon | Fegl</w:t>
+        <w:br/>
+        <w:t>Simon Michl, married   | Marcum, Hirsl | Geld, Sendl</w:t>
+      </w:r>
+    </w:p>
+    <w:p>
+      <w:r>
+        <w:t>[Margin: page number, OCR garbled, probably 151]</w:t>
+      </w:r>
+    </w:p>
+    <w:p>
+      <w:pPr>
+        <w:pStyle w:val="Heading1"/>
+      </w:pPr>
+      <w:r>
+        <w:t>PDF viewer page 154</w:t>
+      </w:r>
+    </w:p>
+    <w:p>
+      <w:r>
+        <w:t>https://real-eod.mtak.hu/2973/1/Magyar_zsido_okleveltar_VII.pdf#page=154</w:t>
+      </w:r>
+    </w:p>
+    <w:p>
+      <w:r>
+        <w:t>[Margin: page number, OCR garbled, probably 152]</w:t>
+      </w:r>
+    </w:p>
+    <w:p>
+      <w:r>
+        <w:t>[Column headings, reconstructed from OCR; alignment uncertain:]</w:t>
+        <w:br/>
+        <w:t>Has own house (with | without appurtenances) | from which pays into the common [fund], fl. | of residents [OCR 'commorantium'; column placement unclear] | pays to the Domain, fl. | for trade pays to the Domain, fl. | Has: sons | daughters | kinsmen | relatives | servants | maidservants</w:t>
+      </w:r>
+    </w:p>
+    <w:p>
+      <w:r>
+        <w:t>Nathl Hirsl, married   | – | Prendl | Kutele | – – –</w:t>
+        <w:br/>
+        <w:t>Izrael Philip, married. Inhabitants [OCR 'Tnhabitateres'] with the same Izrael   | Ibl, Ithl [OCR uncertain] | Haja, Dina, Ester, Fegl | Jacob, Lee | Rezl | – – –</w:t>
+        <w:br/>
+        <w:t>Samuel Izrael, married   | Izrael [OCR '1 rael'] | – – – – –</w:t>
+        <w:br/>
+        <w:t>Lebl Moyses, married   | Moysem | Saram, Rachl, Zelde | – – – –</w:t>
+        <w:br/>
+        <w:t>Widow Anna   | – – – – – –</w:t>
+        <w:br/>
+        <w:t>Marcus   | – | Lee | Majer, Noac, Jacob, Lee | – – –</w:t>
+        <w:br/>
+        <w:t>Ancsdl Salamon   | Salamonem [OCR 'S .lamonm'], Calman [OCR 'r alman'], Abraham [OCR 'A .raham'] | Puna, Eszter | – – – –</w:t>
+        <w:br/>
+        <w:t>Abraham Salamon   | 6 | – – – – – –</w:t>
+      </w:r>
+    </w:p>
+    <w:p>
+      <w:r>
+        <w:t>The above-named Jews residing in the Manorial Houses pay protection money [Schucz geldt] and for the shops [fornicibus] fl. 253. In addition, to the Domain of Óvár, for freely carrying on trade in the villages of the Domain, annually fl. 85; and for the butcher's shop [macello] they pay to the same Domain of Köpcsény 30 fl.</w:t>
+      </w:r>
+    </w:p>
+    <w:p>
+      <w:r>
+        <w:t>In the Town of Oroszvár</w:t>
+      </w:r>
+    </w:p>
+    <w:p>
+      <w:r>
+        <w:t>Isacus Jonas, Judge [Judex], married</w:t>
+        <w:br/>
+        <w:t>Joseph Lebl, married   | =1 [OCR] | Hirsl | Magdalenam, Elisabetham</w:t>
+        <w:br/>
+        <w:t>Hirsl Isaac, married   | –1 | Isaac</w:t>
+      </w:r>
+    </w:p>
+    <w:p>
+      <w:pPr>
+        <w:pStyle w:val="Heading1"/>
+      </w:pPr>
+      <w:r>
+        <w:t>PDF viewer page 155</w:t>
+      </w:r>
+    </w:p>
+    <w:p>
+      <w:r>
+        <w:t>https://real-eod.mtak.hu/2973/1/Magyar_zsido_okleveltar_VII.pdf#page=155</w:t>
+      </w:r>
+    </w:p>
+    <w:p>
+      <w:r>
+        <w:t>[Continuation of the preceding table; column headings not repeated on this page.]</w:t>
+      </w:r>
+    </w:p>
+    <w:p>
+      <w:r>
+        <w:t>[Preceding row continued:]   | – – – – – – | Isaac</w:t>
+        <w:br/>
+        <w:t>Isaac Izrael, married [OCR 'Uxoras']</w:t>
+        <w:br/>
+        <w:t>Jidl Ponet, married   | – – – – – | Hirsl, Perel | Gild, Clara, Eriska</w:t>
+        <w:br/>
+        <w:t>Lébl Esberaj, married   | – – – – – | Natan, Izai, Wolff | Lee, Nati</w:t>
+        <w:br/>
+        <w:t>Michl Schlesinger, married, living with a peasant, pays him fl. 10.   | – – – – – | Isaac, Samul, David | Gild | MarianB [OCR]</w:t>
+        <w:br/>
+        <w:t>Natan Lebell, married   | – – – – – | Zachariam | Rachl, Ester</w:t>
+        <w:br/>
+        <w:t>Gabriel Niklspurger pays the peasant by way of rent fl. 9.   | – – – – – | Giezl, Salamon | Mariannam [OCR 'Maria-nam'], Judas</w:t>
+        <w:br/>
+        <w:t>David Löbell, married   | – – – – – | Isaac</w:t>
+        <w:br/>
+        <w:t>Barek Poder, married, pays the peasant for rent 12 fl.   | – – – – – | Simon, Michl | Rachel</w:t>
+        <w:br/>
+        <w:t>Jacob Lebel, married, pays the peasant for rent fl. 11 [OCR 'll'].   | – – – – – | Simon, Abraham, Joseph | Malcha</w:t>
+        <w:br/>
+        <w:t>Adam Lőbell, married, pays the peasant   | – – – – – | Isaac, Abraham | Ester, Cidl | – – | Wolff, Adam</w:t>
+        <w:br/>
+        <w:t>Ponet Jidl, married, pays the peasant fl. 10.   | – – – – – | Wolff, Izrael | Gild</w:t>
+        <w:br/>
+        <w:t>Wolfgangus Sneider, married, pays the peasant fl. 8.   | – – – – – | Moyses, Abraham, Jonam | Gilde, Rachl</w:t>
+        <w:br/>
+        <w:t>Moyses Sneider, married, pays the peasant fl. 13.   | – – – – – – – – – – | Isaac</w:t>
+      </w:r>
+    </w:p>
+    <w:p>
+      <w:r>
+        <w:t>[Margin: page number, OCR garbled, probably 153]</w:t>
+      </w:r>
+    </w:p>
+    <w:p>
+      <w:pPr>
+        <w:pStyle w:val="Heading1"/>
+      </w:pPr>
+      <w:r>
+        <w:t>PDF viewer page 156</w:t>
+      </w:r>
+    </w:p>
+    <w:p>
+      <w:r>
+        <w:t>https://real-eod.mtak.hu/2973/1/Magyar_zsido_okleveltar_VII.pdf#page=156</w:t>
+      </w:r>
+    </w:p>
+    <w:p>
+      <w:r>
+        <w:t>[Margin: page number, OCR garbled, probably 154]</w:t>
+      </w:r>
+    </w:p>
+    <w:p>
+      <w:r>
+        <w:t>[Column headings, reconstructed from OCR; alignment uncertain:]</w:t>
+        <w:br/>
+        <w:t>Has own house (with | without appurtenances) | from which pays into the common [fund] of residents, fl. | pays to the Domain, fl. | for trade pays to the Domain, fl. | Has: sons | daughters | kinsmen | relatives | servants | maidservants</w:t>
+      </w:r>
+    </w:p>
+    <w:p>
+      <w:r>
+        <w:t>Hirsl Simon, married, [pays the] peasant fl. 10.   | – – – – | Moysem, Marcum | Blumam | – | Ferdinandum | –</w:t>
+        <w:br/>
+        <w:t>Widow Ester [OCR 'Estel'']</w:t>
+        <w:br/>
+        <w:t>Simon Hirsl, married, pays the peasant fl. 11.   | – – – – – | Joseph, Jacob | Gild | – – – –</w:t>
+        <w:br/>
+        <w:t>Widow Matelek   | – – – – – – – – – –</w:t>
+        <w:br/>
+        <w:t>Michl Flajshaker, married   | – – – – – | Lenan, Sreindl et [and] Ester | Jacob, Salamonem | – – –</w:t>
+        <w:br/>
+        <w:t>Widow Ester [OCR 'Estel'']   | – – – – – – – – – –</w:t>
+        <w:br/>
+        <w:t>Widow Gerdl   | – – – – – – – – – –</w:t>
+        <w:br/>
+        <w:t>Adam Izrael, married   | – – – – – | Joseph, Moysem, Hirsl, Ebedl | Belle | – – – –</w:t>
+        <w:br/>
+        <w:t>Natan Samuel, married   | – – – – – | Samuel, Bernam | Dina, Mariannam | – – – –</w:t>
+        <w:br/>
+        <w:t>Lazarus Stompha   | – – – – – – – – – –</w:t>
+        <w:br/>
+        <w:t>Wolff Esterricher, married   | – – – – – – | Saram | – – – –</w:t>
+        <w:br/>
+        <w:t>Perl Adam, married   | – – – – – | Marcum, Lazarum | Gidl | – – – –</w:t>
+        <w:br/>
+        <w:t>Salamon Löbell with wife   | – – – – – – – – – –</w:t>
+        <w:br/>
+        <w:t>Jacob Sneider, married   | – – – – – – | Saram | – – – –</w:t>
+        <w:br/>
+        <w:t>Widow Kela   | – – – – – – – – – –</w:t>
+        <w:br/>
+        <w:t>Zacharias Isaac, married   | – – – – – | Eliam | Berenam | – – – –</w:t>
+        <w:br/>
+        <w:t>Samson Moyses, married, [pays the] peasant fl. 8.   | – – – – – | Moysem | Hanam, Endlam | – – – –</w:t>
+        <w:br/>
+        <w:t>Widow Frumal   | – – – – – – – – – –</w:t>
+      </w:r>
+    </w:p>
+    <w:p>
+      <w:pPr>
+        <w:pStyle w:val="Heading1"/>
+      </w:pPr>
+      <w:r>
+        <w:t>PDF viewer page 157</w:t>
+      </w:r>
+    </w:p>
+    <w:p>
+      <w:r>
+        <w:t>https://real-eod.mtak.hu/2973/1/Magyar_zsido_okleveltar_VII.pdf#page=157</w:t>
+      </w:r>
+    </w:p>
+    <w:p>
+      <w:r>
+        <w:t>[Continuation of the preceding table.]</w:t>
+      </w:r>
+    </w:p>
+    <w:p>
+      <w:r>
+        <w:t>Isaac Polak, married, pays the peasant fl. 7.</w:t>
+        <w:br/>
+        <w:t>Wolff Polak, married, pays the peasant for rent fl. 7.   | Abraham, Isaak | Dinam</w:t>
+        <w:br/>
+        <w:t>Weur [OCR 'weur'] Isaac pays the peasant fl. 8.   | Hirsl | Rachl</w:t>
+      </w:r>
+    </w:p>
+    <w:p>
+      <w:r>
+        <w:t>The above-named Jews pay to the Illustrious Count, Lord Carolus Zichy (Tit.), for protection money [OCR '811CZ geldt', probably 'Schucz geldt'] and for the shops annually fl. 330.</w:t>
+        <w:br/>
+        <w:t>In addition, to the Domain of Óvár, for freely carrying on trade in the villages of the Domain, annually fl. [OCR 'HIO'; figure illegible].</w:t>
+        <w:br/>
+        <w:t>The following are the Jews of Lord Franciscus Zichy.</w:t>
+      </w:r>
+    </w:p>
+    <w:p>
+      <w:r>
+        <w:t>Salamon Joseph, married   | 12 – | Joseph | Kele</w:t>
+        <w:br/>
+        <w:t>Jachim Abraham, lodger with the aforesaid Salamon, married   | 6 –</w:t>
+        <w:br/>
+        <w:t>With the same, lodger Joseph David, married   | 6 | Samuelem et [and] Adam | Edl</w:t>
+        <w:br/>
+        <w:t>Mandl Adam with wife pays the peasant for rent fl. 8.   | 6 – | Adam | Rachle, Andl</w:t>
+        <w:br/>
+        <w:t>Michl David, married   | 20 | Hirsl | Saram</w:t>
+      </w:r>
+    </w:p>
+    <w:p>
+      <w:r>
+        <w:t>In the Estate [Possessio] of Csuny</w:t>
+      </w:r>
+    </w:p>
+    <w:p>
+      <w:r>
+        <w:t>David Salamon, married, pays the peasant as rent fl. 16.   | 6 – | Perl | Rachl, Haidl</w:t>
+        <w:br/>
+        <w:t>Joseph Salamon, married, pays the peasant rent fl. 6.   | 4 – | Simonem | Ester</w:t>
+      </w:r>
+    </w:p>
+    <w:p>
+      <w:r>
+        <w:t>In the Town of Rajka</w:t>
+      </w:r>
+    </w:p>
+    <w:p>
+      <w:r>
+        <w:t>Joseph Marcus, married, residing in the manor house [curia] of Lord Colonel Weisz   | 38 – | Lebe, Salamonem | Rezl</w:t>
+      </w:r>
+    </w:p>
+    <w:p>
+      <w:r>
+        <w:t>[Margin: page number, OCR garbled, probably 155]</w:t>
+      </w:r>
+    </w:p>
+    <w:p>
+      <w:pPr>
+        <w:pStyle w:val="Heading1"/>
+      </w:pPr>
+      <w:r>
+        <w:t>PDF viewer page 158</w:t>
+      </w:r>
+    </w:p>
+    <w:p>
+      <w:r>
+        <w:t>https://real-eod.mtak.hu/2973/1/Magyar_zsido_okleveltar_VII.pdf#page=158</w:t>
+      </w:r>
+    </w:p>
+    <w:p>
+      <w:r>
+        <w:t>[Margin: page number, OCR garbled, probably 156]</w:t>
+      </w:r>
+    </w:p>
+    <w:p>
+      <w:r>
+        <w:t>[Column headings, reconstructed from OCR; alignment uncertain:]</w:t>
+        <w:br/>
+        <w:t>Has own house (with | without appurtenances) | from which pays into the common [fund] of residents, fl. | pays to the Domain, fl. | for trade pays to the Domain, fl. | Has: sons | daughters | kinsmen | relatives | servants | maidservants</w:t>
+      </w:r>
+    </w:p>
+    <w:p>
+      <w:r>
+        <w:t>Wolff Izrael, married, likewise residing [OCR 'subitans'] in the manor of the Lord Colonel   | – – – | 50 | – | Isaac | – | Natan with wife | – | Tyronem [apprentice], Salamonem</w:t>
+        <w:br/>
+        <w:t>Izrael Wolff, married   | 18 | – | Kersl | – – – | Tyronem [apprentice], Moysem</w:t>
+        <w:br/>
+        <w:t>[residing] in the aforesaid manor of the Lord Colonel   | – – – – – | Lazar, Isaac [OCR: unclear whether this line belongs to the Izrael Wolff entry or to a separate entry]</w:t>
+        <w:br/>
+        <w:t>Salamon Wolff, married, residing in the same manor of the Lord Colonel   | – – – | 12 | – | Leeb | – – – | Tyronem [apprentice], Isaj | Saram</w:t>
+        <w:br/>
+        <w:t>Marcus Joseph, married, in the aforementioned manor of Lord Weisz   | – – – | 11 [OCR 'II'] | – | Abraham | Saram</w:t>
+        <w:br/>
+        <w:t>Jamel Schlesinger, married, residing in the manor of Lord Stephanus Zidanics   | – – – | 20 | – | Kersl with wife | –</w:t>
+        <w:br/>
+        <w:t>Marcus Isaac, married, residing in the aforesaid manor of Lord Zidanics   | – – – | 50 | – | Baruch, Marcum, Natan, Isaac | Hanam</w:t>
+        <w:br/>
+        <w:t>Elias Marcus, married, with Lord Joannes Kemlej   | – – | 20 | – | – | Gild</w:t>
+        <w:br/>
+        <w:t>Gabriel Joseph, with the same Lord Kemley   | – – – | 10 | – | – | Rachl</w:t>
+        <w:br/>
+        <w:t>Leeb Snajder, married, in the Mednyánszky manor   | – – – | 12 | – | – | Rachl | – – | Léb</w:t>
+        <w:br/>
+        <w:t>Samuel Passamantarius [lace-maker], married, in the same Mednyánszky manor   | – – – | 12 | – | – | Rebecam, Telczem</w:t>
+      </w:r>
+    </w:p>
+    <w:p>
+      <w:pPr>
+        <w:pStyle w:val="Heading1"/>
+      </w:pPr>
+      <w:r>
+        <w:t>PDF viewer page 159</w:t>
+      </w:r>
+    </w:p>
+    <w:p>
+      <w:r>
+        <w:t>https://real-eod.mtak.hu/2973/1/Magyar_zsido_okleveltar_VII.pdf#page=159</w:t>
+      </w:r>
+    </w:p>
+    <w:p>
+      <w:r>
+        <w:t>Hirsl Springer, married, residing in the manor of Lord Zorad   | 40 | Volff, Izrael, David et [and] Moysem</w:t>
+        <w:br/>
+        <w:t>Isaac Izrael, married, pays the Community of Rajka for [his] shop [OCR '~etfornice']   | 15 | Nepotem [a grandson/nephew], Lene</w:t>
+      </w:r>
+    </w:p>
+    <w:p>
+      <w:r>
+        <w:t>In the Town of Óvár</w:t>
+      </w:r>
+    </w:p>
+    <w:p>
+      <w:r>
+        <w:t>Marcus Kersl, residing in the Manorial house   | 75 | Joseph, Isaac | Babdl, Elisabeth | Dulce | Simonem, Marcum</w:t>
+      </w:r>
+    </w:p>
+    <w:p>
+      <w:r>
+        <w:t>It is to be noted that the Jew immediately preceding here pays nothing for trade, but his son and his nepos [grandson/nephew], named Simon, have a shop at Mossony; they pay the Community fl. 8 for trade, but nothing to the Domain.</w:t>
+      </w:r>
+    </w:p>
+    <w:p>
+      <w:r>
+        <w:t>In the Town of Mossony</w:t>
+      </w:r>
+    </w:p>
+    <w:p>
+      <w:r>
+        <w:t>Abraham Joachim, married, residing with the brewer of Lord Baron Barthalotz, pays him   | [OCR '–1 o'; figure illegible]</w:t>
+      </w:r>
+    </w:p>
+    <w:p>
+      <w:r>
+        <w:t>Concerning which, the census having been thus carried out by us, we present the present Letters of Report, authenticated [munitas], to the aforesaid Illustrious County.</w:t>
+        <w:br/>
+        <w:t>L. S. Ladislaus Sandor, Judge of the Nobles [OCR 'Judlium'] of the Illustrious County of Moson, m. p.</w:t>
+        <w:br/>
+        <w:t>L. S. Joannes Kémley, Juror of the same County, m. p.</w:t>
+      </w:r>
+    </w:p>
+    <w:p>
+      <w:r>
+        <w:t>O. L. C 29. No 1. 1727-9. and Act part. No. 269.</w:t>
+      </w:r>
+    </w:p>
+    <w:p>
+      <w:r>
+        <w:t>[Margin: page number, OCR garbled, probably 157]</w:t>
+      </w:r>
+    </w:p>
+    <w:p>
+      <w:pPr>
+        <w:pStyle w:val="Heading1"/>
+      </w:pPr>
+      <w:r>
+        <w:t>PDF viewer page 160</w:t>
+      </w:r>
+    </w:p>
+    <w:p>
+      <w:r>
+        <w:t>https://real-eod.mtak.hu/2973/1/Magyar_zsido_okleveltar_VII.pdf#page=160</w:t>
+      </w:r>
+    </w:p>
+    <w:p>
+      <w:r>
+        <w:t>17a. 7 July 1727. Nagylibercse. Nógrád County reports that it prohibits the settlement of Jews within a radius of 7 miles of the mining towns, and that it has designated places for their settlement outside this area.</w:t>
+      </w:r>
+    </w:p>
+    <w:p>
+      <w:r>
+        <w:t>. . . that we should keep away and severely prohibit the Jews from attempting further access to our places adjoining the mining towns [submontanis], also in accordance with the dispositions of the same E. C. [Excelsum Consilium] already once graciously issued to us, and that we should specify those places which, in accordance with the aforementioned earlier disposition of the E. C., considering the distance of seven miles, have been permitted by us to them for free access; we humbly report that they have once again been severely prohibited through the renewed circulation of our determination established to that effect, and that, after the preliminary formalities, the places — namely the towns Gyarmath, Szécsény, Lossoncz and the villages adjoining them in this district, which are otherwise a good seven miles distant from the mining towns — will be permitted by us to them for free access.</w:t>
+        <w:br/>
+        <w:t>From the general assembly held on 7 July 1727 in the estate of Nagy Libercse.</w:t>
+      </w:r>
+    </w:p>
+    <w:p>
+      <w:r>
+        <w:t>HU. Fasc. Mensium. Litt.</w:t>
+      </w:r>
+    </w:p>
+    <w:p>
+      <w:r>
+        <w:br/>
+        <w:t>17b. 27 October 1727. Ludány. Nógrád County sends up its census of Jews.</w:t>
+      </w:r>
+    </w:p>
+    <w:p>
+      <w:r>
+        <w:t>Census of the Jews residing in the Illustrious County of Nógrád and the district of [OCR 'Kdöierlsi'; place name uncertain] . . . made and compiled:</w:t>
+        <w:br/>
+        <w:t>Jacobus Sesaezni [OCR], residing in the estate of Gutta, in the house of the Lord General Antonius Jeszenszky, for two and a half years. Father of a family, has 3 sons: David, Benedict and Marcus, the first 13, the second 5 and the third 3 years of age. The said resident [hospes] Jacob formerly held and possessed from the above-named landlord, by title of lease, his allodial brewing house and distilling house [OCR 'crt-mutoriam'; reading uncertain], for one [year] and three quarters of a year, annually for florins [OCR 'no'; figure illegible], without, however, any use of external appurtenances. But since he is now oppressed by excessive misery owing to the dearth, and is burdened with debts arising from it, he resides in the same house simply and by the mere grace of the landlord, and has sustained [OCR 'ortam'; word uncertain] both himself and his children not otherwise than by his craft as a glazier (since the time of his residence in the bosom of this county, not contributing the least to the public or to domestic needs).</w:t>
+        <w:br/>
+        <w:t>Aron Abraham, in the estate of Legind, in the house of Lord Suhajda, residing for about half a year, has sons Abraham, aged 2½ [OCR '2:{'], and Jacob, aged 1½; who, by the craft of a sock-maker or thread-maker [OCR 'filialificis'] and by a small trade in goods of spices worth about 4 florins, leads his life rather miserably. To his lord he pays annually fl. 4 and one pound of pepper, but to the public or for domestic needs nothing at all.</w:t>
+        <w:br/>
+        <w:t>Loeephsie Samuel [OCR], in the estate of Szügy [OCR 'Sziigy'], in the house of Lord Stephanus Paczalay, residing for one quarter of a year, has sons Abraham, aged 5, Samuel, aged 3½, and Izrael, aged one; who, supporting himself and his children by mere trade in fringes and laces, sometimes also cloth, has paid his lord annually fl. 6, but to the public so far nothing.</w:t>
+        <w:br/>
+        <w:t>Isak Jacob, in the same place, in the house of Lord Joannes Paczalay, likewise residing for a quarter of a year [OCR 'ab anno quadrante anni'; garbled], has sons Jacob, aged 10, Abraham</w:t>
+      </w:r>
+    </w:p>
+    <w:p>
+      <w:r>
+        <w:t>158</w:t>
+      </w:r>
+    </w:p>
+    <w:p>
+      <w:pPr>
+        <w:pStyle w:val="Heading1"/>
+      </w:pPr>
+      <w:r>
+        <w:t>PDF viewer page 161</w:t>
+      </w:r>
+    </w:p>
+    <w:p>
+      <w:r>
+        <w:t>https://real-eod.mtak.hu/2973/1/Magyar_zsido_okleveltar_VII.pdf#page=161</w:t>
+      </w:r>
+    </w:p>
+    <w:p>
+      <w:r>
+        <w:t>…aged 5, Samuel aged 4 and Moyses aged 2. He lives with his children on a meagre trade, equal to that of the preceding person. He pays his lord fl. 6, but contributes nothing to the county treasury.</w:t>
+        <w:br/>
+        <w:t xml:space="preserve">      Jacobus Vlcsek, residing in the same place, in the house of lord Stephanus Paczalay, for one year [OCR: "anno 1-0"]. As a lodger (inquilinus) he pays the same lord fl. 4 d. 50 annually, but pays nothing towards public or domestic needs. He has a son, Abraham, aged 4½. His trade is meagre, consisting of small quantities of spices and of cheaper girdles and laces. It should be noted here that this Hebrew is said [OCR garbled: "Haebrcus esse asseratur"] to have had fl. 1 exacted from him this year by the Jews of Szécsény by way of tax.</w:t>
+        <w:br/>
+        <w:t xml:space="preserve">      Morcus Leuko, a lodger in the market town of Gyarmath, in the house of the most illustrious lady widow of Gabriel Balassa, has resided there for [OCR unclear: "a-bus"] years. He pays his lady landlord fl. 6 annually, but pays nothing towards public or domestic needs. He has a son, Laurentius, aged [OCR unclear: "a-ium"]. His trade, worth about fl. 60, consists of laces, girdles and at times also cheaper cloth. He too says that over the course of two years he has paid fl. 5 to the Jews of Szécsény, exacted by way of tax.</w:t>
+        <w:br/>
+        <w:t xml:space="preserve">                            Josephus Péber, noble magistrate (judex nobilium) of the aforementioned illustrious county, in his own hand.</w:t>
+      </w:r>
+    </w:p>
+    <w:p>
+      <w:r>
+        <w:t xml:space="preserve">      In the year 1727, on the 10th day of the month of September, in the market town of Szécsén ... we, the undersigned noble magistrate and juror of the aforementioned illustrious county ... the mandate ordering ... the conscription of the Jews to be made ... We have carried out the conscription of the Jews residing in the district of Szécsény in the manner that follows, applying every diligence in investigating them.</w:t>
+        <w:br/>
+        <w:t xml:space="preserve">      Elias Hnnszlo] [OCR unclear], aged about [OCR unclear: ":~D"], is a householder (hospes) residing in the market town of Szécsény. He has sons: Jacobus aged 17, a second, Samuel, aged 12, a third, Abraham, aged 10, and also Moyses, aged 7. Besides these, he has Salamon, a Jew, at present his servant, aged 17. He has a house there, built with a vault of unburnt bricks, in which he keeps, for the sake of trade, some smaller goods amounting to about 100 florins. He pays the most illustrious lord count, lord Joannes Adamus Forgacs de Ghymes etc., as landlord of the aforenoted market town, fl. Rhenish 12 by way of lease (arenda), without any [further] means. Together with the other Jews of the whole illustrious county, he customarily pays the renowned community (universitas) 12 Rhenish florins annually in the form of a tax.</w:t>
+        <w:br/>
+        <w:t xml:space="preserve">      Morcus Laibl, aged about [OCR: "GO", possibly 60], is a householder residing in the same place. He has with him his son Samuel, aged about 24, who is married. He lives in his own house, which is small and built only of wattle, destitute of all means and lacking a vault. Together with his son he carries on a trade amounting to about 40 florins. He pays the above-titled lord count fl. Rh. 8 annually.</w:t>
+        <w:br/>
+        <w:t xml:space="preserve">      llr ouses Laibl [OCR garbled; name uncertain], aged about 58, is a householder residing in the same place. He has a son Leo, aged 22, a second, Jacobus, aged 17, and a third, his son-in-law Isacus David, aged 30. The latter likewise has sons: Harsl, aged 16, Jacobus, aged [OCR unclear: ":1"], and Finus [OCR uncertain], aged half a year. He lives in a certain house abandoned by its own householder, with no means existing in it. He pays the above-titled lord 12 Rhenish florins annually and carries on a trade of about 30 florins, consisting of girdles, linen and smaller goods.</w:t>
+      </w:r>
+    </w:p>
+    <w:p>
+      <w:r>
+        <w:t xml:space="preserve">                                                                                  159</w:t>
+      </w:r>
+    </w:p>
+    <w:p>
+      <w:pPr>
+        <w:pStyle w:val="Heading1"/>
+      </w:pPr>
+      <w:r>
+        <w:t>PDF viewer page 162</w:t>
+      </w:r>
+    </w:p>
+    <w:p>
+      <w:r>
+        <w:t>https://real-eod.mtak.hu/2973/1/Magyar_zsido_okleveltar_VII.pdf#page=162</w:t>
+      </w:r>
+    </w:p>
+    <w:p>
+      <w:r>
+        <w:t xml:space="preserve">      Jacobus Leibl, aged about 43, is a householder residing in the same place. [He has] 5 little sons, of whom the eldest is Laib, aged 8; Hersl is aged 6 and Ezechiel aged 3; Saul and David, infants, are half a year old. He lives in his house, purchased there from a certain lodger for 7 florins. Though destitute of all means, he continues his residence there, and he pays the lord count 4 Rhenish florins annually.</w:t>
+        <w:br/>
+        <w:t xml:space="preserve">      Isacus Marek, aged about 32, keeps himself there in the manner of a lodger for the sake of a modest trade and lodging. He nevertheless pays the most illustrious lord count 4 florins annually. He has no male offspring.</w:t>
+        <w:br/>
+        <w:t xml:space="preserve">      Marcus Laibl junior, aged about 27, is a householder residing in the same place, without any means. He lives in a house there which he acquired himself. He has one son, Josephus, aged [OCR unclear: "B"], and another, Enoch, aged half a year. He likewise pays the oft-titled lord count 4 florins for lodging, and he has goods amounting to scarcely 10 Rhenish florins.</w:t>
+        <w:br/>
+        <w:t xml:space="preserve">      Simon Samuel, aged about 40, is a lodger residing in the same place. He has two sons, Abraham aged 7 and Samuel aged one year. Formerly he served as a distiller here and there in the neighbouring villages. Now, however, because of his excessive guzzling of the same, he has been deprived of that service too. He pays the aforenamed lord count only 1 Rhenish florin annually, and he passes his life day by day more by precarious means than by trade, having entirely lost his credit.</w:t>
+        <w:br/>
+        <w:t xml:space="preserve">      Jacobus Áron, aged about 35, is a lodger residing in the same place. Apart from one son aged 2, called Abraham, he has neither goods, nor a house, nor other means. Together with the aforenamed male child and several children of the female sex, he leads a miserable life solely through the goodwill and beneficence of the other Jews. He has no income and makes no payment on any title.</w:t>
+        <w:br/>
+        <w:t xml:space="preserve">      Lev Benes, aged about [OCR unclear: "BO"], resides in the same place. Formerly, however, he leased a certain distillery house in the illustrious county of Heves, namely in the market town of Pászto. Last year a fire broke out there unexpectedly in the neighbourhood [OCR: "inaperante"], and he lost his leased house along with the rest, being left destitute of almost all household goods [OCR: "supolloot.ilc"]. Here he now keeps himself as a lodger, and therefore pays nothing either to the renowned community together with the other Jews or to the most illustrious lord count himself. At present, however, he carries about here and there on his back, for the sustenance of life, goods of about [OCR unclear: ":~O"] florins. He has one son, Benianus, aged [OCR unclear: "R"], and another, Moyses, aged 3.</w:t>
+        <w:br/>
+        <w:t xml:space="preserve">      Salamon Moyses, aged about 70, is at present a lodger residing in the same place. He has with him his only son, called Jacobus, already married, aged about 25. This son is destitute of all kinds of merchandise. Solely by the permission and agreement of the Christian butchers there, he slaughters one beast or another on behalf of the other Jews and acts as a butcher according to their custom. He pays nothing either to the above-titled lord count or to the illustrious county.</w:t>
+        <w:br/>
+        <w:t xml:space="preserve">      Marcus Hersl, aged about 40, acts there as teacher of the children of the other Jews of the illustrious county. He has a son, Jacobus, aged about [OCR unclear: "IH"]. He does not pay anything to anyone; rather, he himself receives his customary salary from the other Jews.</w:t>
+        <w:br/>
+        <w:t xml:space="preserve">      Abraham Matis, residing on the estate (possessio) of Rimocz, aged about 25. He has one brother, Samuel, aged 17, and another, Jacobus, aged 12, all unmarried. He lives only in a kitchen that was once built for a captain quartered there. To the aforesaid estate, both for lodging and also in</w:t>
+      </w:r>
+    </w:p>
+    <w:p>
+      <w:r>
+        <w:t xml:space="preserve">      160</w:t>
+      </w:r>
+    </w:p>
+    <w:p>
+      <w:pPr>
+        <w:pStyle w:val="Heading1"/>
+      </w:pPr>
+      <w:r>
+        <w:t>PDF viewer page 163</w:t>
+      </w:r>
+    </w:p>
+    <w:p>
+      <w:r>
+        <w:t>https://real-eod.mtak.hu/2973/1/Magyar_zsido_okleveltar_VII.pdf#page=163</w:t>
+      </w:r>
+    </w:p>
+    <w:p>
+      <w:r>
+        <w:t>respect of the lease of the very meagre revenue of the butcher's shop he operates there, he pays the aforesaid estate [OCR unclear: "ti"] Rhenish florins annually. He customarily helps proportionately in the payment of the 12 florins usually rendered to the renowned county.</w:t>
+        <w:br/>
+        <w:t xml:space="preserve">      Abraham, aged about 41, is a householder residing on the estate of SúrDg [OCR unclear]. He has two sons. One of them, Abraham, aged about 13, is at present in service with a certain Jew of Brody named Jacobus Aller, who otherwise often frequents these parts with merchandise. The other is Moyses, aged [OCR unclear: "H"]. He lives in a lodger's house of the most illustrious and noble lord Adamus Roth, which has no appurtenances. He pays the landlord fl. 24 annually and contributed some groats towards the payment of the aforementioned 12 florins. He has goods amounting to about 20 Rhenish florins.</w:t>
+        <w:br/>
+        <w:t xml:space="preserve">      Baruch Abraham, aged about 38, is a householder residing on the estate of Bagyon. He has one son called Abraham, aged about 10. With him lives his kinsman Todres David, married, aged 25. They live in a house of the noble lord Georgius Balogh de Ocsa in the manner of lodgers, without appurtenances, carrying on trade by carrying smaller goods on their backs. They contribute 6 Rhenish florins annually to the same lord, and help proportionately with some amounts towards the payment of the 12 florins usually rendered to the illustrious county.</w:t>
+        <w:br/>
+        <w:t xml:space="preserve">      Jacobus Bernard, aged about 40, is a householder residing on the estate of Bujak. He has with him his son-in-law Marcus Abraham, aged about 28, and also a son called Cain, aged half a year. In addition there is a sister's son, Isacus Laibl, at that time in service with him, aged about 22. He lives in the manner of a lodger in a house [OCR: "Domogys."] without a vault and without any appurtenances, belonging to the most illustrious lord count, lord Stephanus Eszterházy de Galaritha [OCR; sic] etc. For its lease he pays the above-titled lord count 6 Rhenish florins annually, and towards the payment of the 12 florins he pays some Rhenish florins together with the other Jews.</w:t>
+        <w:br/>
+        <w:t xml:space="preserve">      Done in the year, day, month and place as above.</w:t>
+        <w:br/>
+        <w:t xml:space="preserve">        Adamus Bene de Nándor, noble magistrate of the illustrious county of Neograd, in his own hand.</w:t>
+        <w:br/>
+        <w:t xml:space="preserve">        Ladislaus Bohus, juror of the same illustrious county of Neograd.</w:t>
+        <w:br/>
+        <w:t xml:space="preserve">        Read by Stephanus Gyürky, ordinary sworn notary of the illustrious county of Neograd, in his own hand.</w:t>
+        <w:br/>
+        <w:t xml:space="preserve">       O. L. C 29. No 1. 1727-10.   Canc. Acta Partic. No 269-16.</w:t>
+      </w:r>
+    </w:p>
+    <w:p/>
+    <w:p>
+      <w:r>
+        <w:t xml:space="preserve">         18 a. 1727, April 7. Galgóc. Nyitra County reports that those Jews who live closer than 7 miles to the mining towns must be resettled farther away, and that it has also notified the landlords of this.</w:t>
+      </w:r>
+    </w:p>
+    <w:p>
+      <w:r>
+        <w:t xml:space="preserve">       "... to publish within this entire County of ours. Thereafter, should any Jews perhaps still be found lurking within the circuit of 7 miles of such Royal Mining Towns, they are to send them away without delay. Moreover, they are also to admonish the Landlords, under the penalty for non-observance of the gracious Royal Mandates, not to dare to give any further place or protection to such Jews, who are to be removed from such a circuit of 7 miles of the Mining Towns. Should any perhaps be found more recalcitrant, they shall not fail to report such persons [OCR unclear: "inaudita"]."</w:t>
+        <w:br/>
+        <w:t xml:space="preserve">       O. L. Htt.   Litt.</w:t>
+      </w:r>
+    </w:p>
+    <w:p>
+      <w:r>
+        <w:t xml:space="preserve"> 11 Oklevéltár   VII.</w:t>
+        <w:br/>
+        <w:t xml:space="preserve">                                                                                   161</w:t>
+      </w:r>
+    </w:p>
+    <w:p>
+      <w:pPr>
+        <w:pStyle w:val="Heading1"/>
+      </w:pPr>
+      <w:r>
+        <w:t>PDF viewer page 164</w:t>
+      </w:r>
+    </w:p>
+    <w:p>
+      <w:r>
+        <w:t>https://real-eod.mtak.hu/2973/1/Magyar_zsido_okleveltar_VII.pdf#page=164</w:t>
+      </w:r>
+    </w:p>
+    <w:p>
+      <w:r>
+        <w:t>18 b. 1728, January 13. Uj Galgóc. Nyitra County reports that since, pursuant to the decree of the Htt. of 14 November 1727, according to which it would have to resettle all the Jews living closer than 7 miles to the mining towns from the Bajmác [OCR: "Bajmáci"], Bodok and Nyitra districts, it therefore gives a statement on the Jews of only 2 districts — those of Vágújhely and Szakolca: [the heading's syntax is incomplete/garbled in the OCR]</w:t>
+        <w:br/>
+        <w:t xml:space="preserve">    1. Conscription of the Jews present in the district of Ujhely, in the year 1727 [OCR: "p27"].</w:t>
+      </w:r>
+    </w:p>
+    <w:p>
+      <w:r>
+        <w:t>In the market town of Újhely:</w:t>
+        <w:br/>
+        <w:t>Joseph Aron, Hunobrodensis, with sons Philippo and Arone, and son-in-law</w:t>
+        <w:br/>
+        <w:t xml:space="preserve">   Salamone Marco                                                          10</w:t>
+        <w:br/>
+        <w:t>Mojsis Simon Viennensis with son Simone                                    33</w:t>
+        <w:br/>
+        <w:t>Mojsis Abraham Hunobrodensis with sons Elia, Jacobo, Simone and</w:t>
+        <w:br/>
+        <w:t xml:space="preserve">   Abrahamo                                                                90</w:t>
+        <w:br/>
+        <w:t>Lewko Hersl Hunobrodensis with sons Isaco, Simone, Salomone and</w:t>
+        <w:br/>
+        <w:t xml:space="preserve">   Samuele                                                                 18</w:t>
+        <w:br/>
+        <w:t>Marcus Joseph Hunobrodensis with sons Marco and Levko                      14</w:t>
+        <w:br/>
+        <w:t>Abrahamus Isak Hunobrodensis with sons Mojse, Jelen, Isaco and</w:t>
+        <w:br/>
+        <w:t xml:space="preserve">   Jacobo                                                                  14</w:t>
+        <w:br/>
+        <w:t>Levko David Hunobrodensis with sons Davide, Jacobo and Samuele             35</w:t>
+        <w:br/>
+        <w:t>Jelen Joseph Hunobrodensis with sons Bernardo, Isaco and Salomone          30</w:t>
+        <w:br/>
+        <w:t>Jacobus Hnsell(?) with parent Arone, Abrahamo Hunobrodensis                50</w:t>
+        <w:br/>
+        <w:t>Abrahamus Salamon Hunobrodensis with sons Levko and Salamone               15</w:t>
+        <w:br/>
+        <w:t>Salamon Abraham Hunobrodensis, owns one free house</w:t>
+        <w:br/>
+        <w:t xml:space="preserve">   without appurtenances until the time of redemption                      20</w:t>
+        <w:br/>
+        <w:t>Jacobus Michael Hunobrodensis with sons Simone, Arone and Michaelo         HJ [OCR unclear]</w:t>
+        <w:br/>
+        <w:t>Smuel Jelen Hunobrodensis, butcher, with sons Jacobo and Abrahamo          22</w:t>
+        <w:br/>
+        <w:t>Salamon Vlesek from Poland with sons Salamone and Jacobo                    4</w:t>
+        <w:br/>
+        <w:t>Salamon Szklenar with sons Mojse, Salamone and son-in-law Salamone,</w:t>
+        <w:br/>
+        <w:t xml:space="preserve">   Isac with sons Adamo, Salamone and Samuele                              12    50</w:t>
+        <w:br/>
+        <w:t>Aron Abraham Hunobrodensis, tailor                                         12    50</w:t>
+        <w:br/>
+        <w:t>Abrahamus Skvarenina, Moravian                                             17</w:t>
+        <w:br/>
+        <w:t>Jelen Marok Hrmobrodensis                                                  20</w:t>
+        <w:br/>
+        <w:t>Isak Mojsis with sons Abrahamo and Levko                                    7</w:t>
+        <w:br/>
+        <w:t>Josephus Kosuth Hunobrodensis                                              23</w:t>
+        <w:br/>
+        <w:t>Isak Salomon Hunobrodonsis with sons Abrahamo and Jacobo                   20</w:t>
+        <w:br/>
+        <w:t>Samuel Marek Hrmobrodonsis with sons Jacobo, Jelen and Mojse               20</w:t>
+        <w:br/>
+        <w:t>Marcus Isak Hunobrodensis                                                  15</w:t>
+        <w:br/>
+        <w:t>Simon Isak Pragensis with son Marco                                         () [OCR unclear]</w:t>
+      </w:r>
+    </w:p>
+    <w:p>
+      <w:r>
+        <w:t>Salamon Dukesz Hunobrodcnsis with sons Mojso and Isaco, leaseholder</w:t>
+        <w:br/>
+        <w:t xml:space="preserve">   of the estates of ct. [OCR unclear] Joannes Nagy, for which he pays fl. 150 annually.</w:t>
+        <w:br/>
+        <w:t>Josephus Bareth Hrmobrodensis                                              10</w:t>
+        <w:br/>
+        <w:t>Mojsis Abraham Hunobrodensis with sons Marco, Josepho and Isaco            20</w:t>
+        <w:br/>
+        <w:t>Widow of Marcus Pinkus, Moravian of Lipnik (Lipnikiensis), with sons</w:t>
+        <w:br/>
+        <w:t xml:space="preserve">   Josepho, Adamo and Pinkus                                               18</w:t>
+        <w:br/>
+        <w:t>Pinkus Abraham Hrmobrodensis                                               10</w:t>
+        <w:br/>
+        <w:t>Jacobus Mojsis Hunobcodensis with sons Abrahamo, Salomone and</w:t>
+        <w:br/>
+        <w:t xml:space="preserve">   Mojse                                                                   12</w:t>
+        <w:br/>
+        <w:t>Isak Pinkus Hunobrodensis with sons(!) Abrahamo                            36</w:t>
+        <w:br/>
+        <w:t>Jelen Isak Hunobrodonsis with sons(!) Abrahamo                             10</w:t>
+        <w:br/>
+        <w:t>Jelen Samuel, Moravian, with sons(?) Samuele                               16</w:t>
+        <w:br/>
+        <w:t>Volffgangus with son-in-law Marco Josepho, Hunobrodcnsis, with son</w:t>
+        <w:br/>
+        <w:t xml:space="preserve">   Jacobo                                                                  16</w:t>
+        <w:br/>
+        <w:t>Mojsis Marok Hunobrodensis with sons Marco, Abrahamo, Jacobo,</w:t>
+        <w:br/>
+        <w:t xml:space="preserve">   Jona                                                                     8</w:t>
+      </w:r>
+    </w:p>
+    <w:p>
+      <w:r>
+        <w:t>162</w:t>
+      </w:r>
+    </w:p>
+    <w:p>
+      <w:pPr>
+        <w:pStyle w:val="Heading1"/>
+      </w:pPr>
+      <w:r>
+        <w:t>PDF viewer page 165</w:t>
+      </w:r>
+    </w:p>
+    <w:p>
+      <w:r>
+        <w:t>https://real-eod.mtak.hu/2973/1/Magyar_zsido_okleveltar_VII.pdf#page=165</w:t>
+      </w:r>
+    </w:p>
+    <w:p>
+      <w:r>
+        <w:t xml:space="preserve">                                                                   Paid for lodgings</w:t>
+        <w:br/>
+        <w:t xml:space="preserve">                                                                   flor.      den.</w:t>
+      </w:r>
+    </w:p>
+    <w:p>
+      <w:r>
+        <w:t>Philippus Jacobus Hunobrodensis, for a distillery house and lodging        40</w:t>
+        <w:br/>
+        <w:t>Samuel Salomon Hunobrodensis with sons Elia, Marco and Daniele             18</w:t>
+        <w:br/>
+        <w:t>Josephus Jacobus Hunobrodensis with son Marco                               6</w:t>
+        <w:br/>
+        <w:t>Isac Daniel Hunobrodensis with sons Jacobo and Daniele                     10</w:t>
+        <w:br/>
+        <w:t>Marcus Jacobus Hunobrodensis                                                9</w:t>
+        <w:br/>
+        <w:t>Jacobus Kosuth Hunobrodonsis with son Salamone                              7</w:t>
+        <w:br/>
+        <w:t>Pinkus Kosuth Hunobrodensis                                                 7</w:t>
+        <w:br/>
+        <w:t>Mojsis Jacobus Hunobrodensis with son(!) Jacobo and Abrahamo                7</w:t>
+        <w:br/>
+        <w:t>Mojsis Israel Hunobrodensis with sons Israele and Philippo                 20</w:t>
+        <w:br/>
+        <w:t>Samual Mojsis with parent Mojse and son Salomone                           16</w:t>
+      </w:r>
+    </w:p>
+    <w:p>
+      <w:r>
+        <w:t xml:space="preserve">     The above-written Jews residing in the market town of Vagh Újhely pay annually, as a lump sum, fl. 60 towards the public burdens into the hands of the lord County Receiver, and likewise fl. 60 for the Church of Vagh Ujhely. They contribute nothing to the town community, but for lodgings as set down [above].</w:t>
+      </w:r>
+    </w:p>
+    <w:p>
+      <w:r>
+        <w:t xml:space="preserve">      In the same market town of Ujhely.</w:t>
+        <w:br/>
+        <w:t>Samuel Havszky</w:t>
+        <w:br/>
+        <w:t>Isacus Szklenar</w:t>
+        <w:br/>
+        <w:t>Josephus Aron from Poland</w:t>
+        <w:br/>
+        <w:t>Enoch from Germany [OCR: "Garmania"]                                       7</w:t>
+        <w:br/>
+        <w:t>Jelen Abraham, Moravian, with son(!) Abrahamo and Israelo                  ti [OCR unclear]</w:t>
+        <w:br/>
+        <w:t>Israel Salamon from Poland with son Salamone                                4     25</w:t>
+        <w:br/>
+        <w:t>Josephus Salamon, Moravian, Niklspurgensis                                  8</w:t>
+        <w:br/>
+        <w:t>Salamon Jacob, Moravian, Prosztoviensis, with sons Jacobo and Josepho       2     50</w:t>
+        <w:br/>
+        <w:t>Samuel Lebl from Poland with son Levko</w:t>
+        <w:br/>
+        <w:t>Isak Marek, Moravian, Proszloviensis                                        4     50</w:t>
+        <w:br/>
+        <w:t>Jonas Philippus Hunobrodonsis with sons Philippo and Jacobo                 5</w:t>
+        <w:br/>
+        <w:t>Jacobus Levko, Moravian                                                     8</w:t>
+        <w:br/>
+        <w:t>Jacobus Isak Hunobrodensis</w:t>
+        <w:br/>
+        <w:t>Jacobus Mojsis Hnnobrodensis                                                4</w:t>
+        <w:br/>
+        <w:t>Mojsis Levko Hunobrodensis</w:t>
+        <w:br/>
+        <w:t>Mojsis Tsak [OCR] Hunobrodonsis with sons Salarnone and Colomanno</w:t>
+        <w:br/>
+        <w:t>Marcus Schwarj... [OCR unclear] Hunobrodensis                               5</w:t>
+      </w:r>
+    </w:p>
+    <w:p>
+      <w:r>
+        <w:t xml:space="preserve">     Names of the Jews and their sons who have recently arrived and pay nothing other than for lodging:</w:t>
+      </w:r>
+    </w:p>
+    <w:p>
+      <w:r>
+        <w:t>Samuel Jacobus Hunobrodensis                                               13</w:t>
+        <w:br/>
+        <w:t>Joannes Isak, butcher, Hunobrodensis                                        2</w:t>
+        <w:br/>
+        <w:t>Mojsis Pinkus Hunobrodonsis with sons Simone, Pinkus, Jacobo</w:t>
+        <w:br/>
+        <w:t xml:space="preserve">   and Abrahamo                                                             6</w:t>
+        <w:br/>
+        <w:t>Mojsis Samuel with son Lebl                                                 5</w:t>
+        <w:br/>
+        <w:t>Hersl, Moravian, Hraneczensis, with son Jacobo                              5</w:t>
+        <w:br/>
+        <w:t>Lebl Salamon, Moravian, Holesoviensis, with son David, has leased</w:t>
+        <w:br/>
+        <w:t xml:space="preserve">   one distillery house, for which he pays together with lodging           33</w:t>
+        <w:br/>
+        <w:t>Israel Jacobus, Moravian, Holesoviensis, with son Petro                     5     50</w:t>
+        <w:br/>
+        <w:t>Tsuc [OCR] Moravian Holesoviensis with son Marco</w:t>
+        <w:br/>
+        <w:t>Jacobus Hajm from Germany with sons Lahan [OCR; possibly Laban], Jacobo and Hajem   7</w:t>
+      </w:r>
+    </w:p>
+    <w:p>
+      <w:r>
+        <w:t>11*</w:t>
+        <w:br/>
+        <w:t xml:space="preserve">                                                                                                163</w:t>
+      </w:r>
+    </w:p>
+    <w:p>
+      <w:pPr>
+        <w:pStyle w:val="Heading1"/>
+      </w:pPr>
+      <w:r>
+        <w:t>PDF viewer page 166</w:t>
+      </w:r>
+    </w:p>
+    <w:p>
+      <w:r>
+        <w:t>https://real-eod.mtak.hu/2973/1/Magyar_zsido_okleveltar_VII.pdf#page=166</w:t>
+      </w:r>
+    </w:p>
+    <w:p>
+      <w:r>
+        <w:t xml:space="preserve">       In the same market town of Ujhely, names of the Jewish servants and their sons:</w:t>
+      </w:r>
+    </w:p>
+    <w:p>
+      <w:r>
+        <w:t xml:space="preserve">                                                                   Paid for lodgings</w:t>
+        <w:br/>
+        <w:t xml:space="preserve">                                                                   flor.      den.</w:t>
+      </w:r>
+    </w:p>
+    <w:p>
+      <w:r>
+        <w:t>Jacobus Gabriel Hunobrodensis with sons David and Gabriele</w:t>
+        <w:br/>
+        <w:t>Salamon Lebl Stomphensis</w:t>
+        <w:br/>
+        <w:t>Hersll Hunobrodonsis with sons Mojse and Jacobo</w:t>
+        <w:br/>
+        <w:t>Abrahamus Szerediensis with son Vlesek</w:t>
+        <w:br/>
+        <w:t>Josephus Pusoniensis [OCR]</w:t>
+        <w:br/>
+        <w:t>Jeremias Jones Hunobrodcnsis</w:t>
+      </w:r>
+    </w:p>
+    <w:p>
+      <w:r>
+        <w:br/>
+        <w:t>In the market town of Csejta [OCR: "Cse j t a II"]</w:t>
+      </w:r>
+    </w:p>
+    <w:p>
+      <w:r>
+        <w:t xml:space="preserve">     Names of the Jews and their sons [paying] for lodging, carrying on trade with cheaper goods.</w:t>
+      </w:r>
+    </w:p>
+    <w:p>
+      <w:r>
+        <w:t>Jacobus Kelemen Hunubrodensis with sons Leonardo, Volffgango</w:t>
+        <w:br/>
+        <w:t xml:space="preserve">   and Marco                                                               25</w:t>
+        <w:br/>
+        <w:t>Samuel Simon Hunobrudensis with sons Levko and Simone                      25</w:t>
+        <w:br/>
+        <w:t>Jelen Jacob, Moravian, with son Levko                                      lj [OCR unclear]</w:t>
+        <w:br/>
+        <w:t>Samuel Jacob Hunobrodensis with son Lazaro                                  a [OCR unclear]  50</w:t>
+        <w:br/>
+        <w:t>Jacobus David Hunobrodensis with sons Mojse, Simone and Samuele             a [OCR unclear]</w:t>
+        <w:br/>
+        <w:t>Mojsis Salamon with son Salamone                                            e [OCR unclear]</w:t>
+        <w:br/>
+        <w:t>Jacobus Mojsis with son Jelen                                               4</w:t>
+        <w:br/>
+        <w:t>Samuel Joachim with sons Mojse and Levko                                    4</w:t>
+        <w:br/>
+        <w:t>Joachim Samuel Hunobrodensis, beggar</w:t>
+        <w:br/>
+        <w:t>Josephus Jacobus, Moravian</w:t>
+        <w:br/>
+        <w:t>Joachim Samuel Hunobrodensis, beggar</w:t>
+        <w:br/>
+        <w:t>Josephus Jacobus, Moravian</w:t>
+        <w:br/>
+        <w:t xml:space="preserve">   [the last two entries repeat in the OCR]</w:t>
+        <w:br/>
+        <w:t xml:space="preserve">   Recently arrived:</w:t>
+        <w:br/>
+        <w:t>Adamus Jacobus with son-in-law Mojse, Jona Hunobrodensis, and son</w:t>
+        <w:br/>
+        <w:t xml:space="preserve">   Jona                                                                    10</w:t>
+        <w:br/>
+        <w:t>Jacobus Philippus, Moravian, Kremeriziensis, with sons Stephano and</w:t>
+        <w:br/>
+        <w:t xml:space="preserve">   Samuele                                                                        25</w:t>
+      </w:r>
+    </w:p>
+    <w:p>
+      <w:r>
+        <w:t xml:space="preserve">     The aforenoted Jews of Csejta pay annually, as a lump sum, fl. II [OCR; possibly 11] d. GO [OCR; possibly 60] towards the public burdens into the hands of the lord County Receiver. They pay fl. 10 for the Church of Csejta and fl. 3 to the lord parish priest of the same town. They pay nothing to the town community, but for lodgings as set down.</w:t>
+      </w:r>
+    </w:p>
+    <w:p>
+      <w:r>
+        <w:t xml:space="preserve">       On the estate of Radolya [the following] pays nothing other than for lodging:</w:t>
+      </w:r>
+    </w:p>
+    <w:p>
+      <w:r>
+        <w:t xml:space="preserve">  Josephus Jacobus Hunobrodensis with son</w:t>
+        <w:br/>
+        <w:t xml:space="preserve">   Arone                                                                    3</w:t>
+        <w:br/>
+        <w:t xml:space="preserve">   On the estate of Csaszkocz, similarly:</w:t>
+        <w:br/>
+        <w:t xml:space="preserve">   Jacobus Vlcsek, Moravian, with sons Michaelo and Abraham                       50</w:t>
+      </w:r>
+    </w:p>
+    <w:p>
+      <w:r>
+        <w:t xml:space="preserve">       In Fölső Botthfalva, similarly:</w:t>
+        <w:br/>
+        <w:t xml:space="preserve"> Hersll, Moravian, Lipnikiensis                                             4</w:t>
+      </w:r>
+    </w:p>
+    <w:p>
+      <w:r>
+        <w:br/>
+        <w:t xml:space="preserve"> 164</w:t>
+      </w:r>
+    </w:p>
+    <w:p>
+      <w:pPr>
+        <w:pStyle w:val="Heading1"/>
+      </w:pPr>
+      <w:r>
+        <w:t>PDF viewer page 167</w:t>
+      </w:r>
+    </w:p>
+    <w:p>
+      <w:r>
+        <w:t>https://real-eod.mtak.hu/2973/1/Magyar_zsido_okleveltar_VII.pdf#page=167</w:t>
+      </w:r>
+    </w:p>
+    <w:p>
+      <w:r>
+        <w:t xml:space="preserve">                                                                   Paid for lodgings</w:t>
+        <w:br/>
+        <w:t xml:space="preserve">                                                                   flor.      den.</w:t>
+      </w:r>
+    </w:p>
+    <w:p>
+      <w:r>
+        <w:t xml:space="preserve">     In Lubina, similarly:</w:t>
+        <w:br/>
+        <w:t>Simon Salamon with sons Jacobo and Bernardo, Hunborodensis                  3</w:t>
+        <w:br/>
+        <w:t>Mojsis Salamon Hunobrodensis with sons Jacobo, Salamone and</w:t>
+        <w:br/>
+        <w:t xml:space="preserve">   Michale [OCR garbled: "l\Iü;hale"]                                       2</w:t>
+        <w:br/>
+        <w:t>Jacobus Salamon Hunobrodensis with son Salamone                             2     50</w:t>
+      </w:r>
+    </w:p>
+    <w:p>
+      <w:r>
+        <w:t xml:space="preserve">    These 3 Jews of Lubina pay annually, together with the Jews of Csejta, fl. L [OCR; possibly 1] d. 50 to the lord County Receiver.</w:t>
+      </w:r>
+    </w:p>
+    <w:p>
+      <w:r>
+        <w:t>In the market town of Ótura [OCR: "Ó T II r a"]</w:t>
+      </w:r>
+    </w:p>
+    <w:p>
+      <w:r>
+        <w:t>Isak Salamon Hunobrodensis with son Elia pays the lord Receiver</w:t>
+        <w:br/>
+        <w:t xml:space="preserve">   fl. 1 d. 50, the town fl. 1, and for lodging                             ti [OCR unclear]</w:t>
+        <w:br/>
+        <w:t>Mojsis Salamon, Moravian, Sztrazniciensis, with son Salamone, [pays] the lord County Receiver</w:t>
+        <w:br/>
+        <w:t xml:space="preserve">   fl. 1.</w:t>
+      </w:r>
+    </w:p>
+    <w:p>
+      <w:r>
+        <w:t xml:space="preserve">     On the estate of Mjava [OCR: "}1 j a v a"], carrying on trade with very cheap goods:</w:t>
+      </w:r>
+    </w:p>
+    <w:p>
+      <w:r>
+        <w:t>Adamus Samuel, Moravian, Sztraznicziensis, pays the Church of Miava</w:t>
+        <w:br/>
+        <w:t xml:space="preserve">   fl. 2, the Community d. 50, the lord County Receiver d. 75 [OCR: "a. 7.5."]    7</w:t>
+        <w:br/>
+        <w:t>Josephus Mattis, Moravian, Straznicziensis, with son Abrahamo pays</w:t>
+        <w:br/>
+        <w:t xml:space="preserve">  the Community d. 50                                                       4</w:t>
+      </w:r>
+    </w:p>
+    <w:p>
+      <w:r>
+        <w:t>In the market town of Brezova.</w:t>
+      </w:r>
+    </w:p>
+    <w:p>
+      <w:r>
+        <w:t>Carrying on trade with very cheap goods: Samuel Jelen, Moravian,</w:t>
+        <w:br/>
+        <w:t xml:space="preserve">     Hunobrodensis, having his own house without appurtenances, pays the</w:t>
+        <w:br/>
+        <w:t xml:space="preserve">     town fl. G [OCR; possibly 6], the lord County Receiver fl. 1.</w:t>
+        <w:br/>
+        <w:t>Jacobus Jelen, Moravian, Hunobrodensis, pays the town d. 50,</w:t>
+        <w:br/>
+        <w:t xml:space="preserve">   the lord Receiver ll. 50 [OCR unclear], for lodging                       3</w:t>
+        <w:br/>
+        <w:t>Lazarus Jacobus Hunobrodensis pays the town ll. 50 [OCR unclear], the lord</w:t>
+        <w:br/>
+        <w:t xml:space="preserve">     Receiver u. 50 [OCR unclear].</w:t>
+        <w:br/>
+        <w:t>Jelen Isak Hunobrodensis with sons Isaco, Jacobo and Samuele, having</w:t>
+        <w:br/>
+        <w:t xml:space="preserve">     his own house without appurtenances, pays the town fl. 3, the lord</w:t>
+        <w:br/>
+        <w:t xml:space="preserve">     Receiver fl. 1.</w:t>
+      </w:r>
+    </w:p>
+    <w:p>
+      <w:r>
+        <w:t>In the market town of Pöstény.</w:t>
+      </w:r>
+    </w:p>
+    <w:p>
+      <w:r>
+        <w:t>The leaseholder Samuel, with son Josepho, resides in the aforesaid town,</w:t>
+        <w:br/>
+        <w:t xml:space="preserve">   namely in the manorial customs-house, all of whose appurtenances he has</w:t>
+        <w:br/>
+        <w:t xml:space="preserve">   been using for 3 years now. For the same house and for the lease of the</w:t>
+        <w:br/>
+        <w:t xml:space="preserve">   Teplic[z] tavern [OCR: "Teplic;iensi"] he pays the 1. [OCR unclear] Domain annually fl.   320</w:t>
+        <w:br/>
+        <w:t>He has sons Levko, Marcus, Samuel, Mojses and Abraham, [and] two</w:t>
+        <w:br/>
+        <w:t xml:space="preserve">   serving maids; they keep 3 cows. They carry on various trade in grain,</w:t>
+        <w:br/>
+        <w:t xml:space="preserve">   fruit and other goods. He pays nothing to the Community or to the County.</w:t>
+      </w:r>
+    </w:p>
+    <w:p>
+      <w:r>
+        <w:t>In Nagy Eörvisth</w:t>
+      </w:r>
+    </w:p>
+    <w:p>
+      <w:r>
+        <w:t>Jacobus Jelen, butcher, residing in the house of lord Joannes Hodossy junior</w:t>
+        <w:br/>
+        <w:t xml:space="preserve">   for about 12 years, pays annually for lodging                            5</w:t>
+        <w:br/>
+        <w:t>Moreover, he leases the butcher's shop of the Most Illustrious lord Count Honory a Trauttmanstorff,</w:t>
+        <w:br/>
+        <w:t xml:space="preserve">   for which he pays annually tallow, lbs. no. 30, and from each animal</w:t>
+        <w:br/>
+        <w:t xml:space="preserve">   [gives] the tongue and meat to the same lord Count at a price lower by an obolus,</w:t>
+      </w:r>
+    </w:p>
+    <w:p>
+      <w:r>
+        <w:t xml:space="preserve">                                                                                                     165</w:t>
+      </w:r>
+    </w:p>
+    <w:p>
+      <w:pPr>
+        <w:pStyle w:val="Heading1"/>
+      </w:pPr>
+      <w:r>
+        <w:t>PDF viewer page 168</w:t>
+      </w:r>
+    </w:p>
+    <w:p>
+      <w:r>
+        <w:t>https://real-eod.mtak.hu/2973/1/Magyar_zsido_okleveltar_VII.pdf#page=168</w:t>
+      </w:r>
+    </w:p>
+    <w:p>
+      <w:r>
+        <w:t xml:space="preserve">                                                                   Paid for lodgings</w:t>
+        <w:br/>
+        <w:t xml:space="preserve">                                                                   flor.      den.</w:t>
+      </w:r>
+    </w:p>
+    <w:p>
+      <w:r>
+        <w:t xml:space="preserve">    In Brunocz.</w:t>
+        <w:br/>
+        <w:t xml:space="preserve">    Jacobus Szaszny with son Samuele, living in the Szelcsovszky house for</w:t>
+        <w:br/>
+        <w:t xml:space="preserve">       12 years, and Jacobo Marco                                           () [OCR unclear]</w:t>
+        <w:br/>
+        <w:t xml:space="preserve">    To the Jews of Csejta he pays d. 50.</w:t>
+      </w:r>
+    </w:p>
+    <w:p>
+      <w:r>
+        <w:t xml:space="preserve">    In Bori</w:t>
+        <w:br/>
+        <w:t xml:space="preserve">    Simon Abraham, butcher and tavern-keeper, with sons Jacobo, Samuele,</w:t>
+        <w:br/>
+        <w:t xml:space="preserve">      Abrahamo and Volffgango, leases half a house together with a garden from</w:t>
+        <w:br/>
+        <w:t xml:space="preserve">      the lady widow of Gabriel Horoffi, for which he pays annually        12</w:t>
+        <w:br/>
+        <w:t xml:space="preserve">    To the Jews of Verbócz he pays d. 80.</w:t>
+        <w:br/>
+        <w:t xml:space="preserve">    There follows the conscription of the recently arrived Jews.</w:t>
+        <w:br/>
+        <w:t xml:space="preserve">    Jacobus Isak, in the market town of Pöstény, living with the Pöstény resident Joannes</w:t>
+        <w:br/>
+        <w:t xml:space="preserve">       Koren, came from Nittria, poor, has two small children               4</w:t>
+        <w:br/>
+        <w:t xml:space="preserve">    Same place: Jacobus Smigmator came from Nittria, has no children</w:t>
+        <w:br/>
+        <w:t xml:space="preserve">    Same place: Marcus Chelman with son Marco, from Tapoesán [OCR]          3</w:t>
+        <w:br/>
+        <w:t xml:space="preserve">    Same place: Mojsis Kokrhel, butcher and at the same time teacher of Jewish boys,</w:t>
+        <w:br/>
+        <w:t xml:space="preserve">       came from Nittria                                                    4</w:t>
+        <w:br/>
+        <w:t xml:space="preserve">    Same place: Isak Jelen, glazier, with sons Jacobo, Joachimo and Salamone,</w:t>
+        <w:br/>
+        <w:t xml:space="preserve">       came from Zambokrét                                                  () [OCR unclear]</w:t>
+        <w:br/>
+        <w:t xml:space="preserve">    Same place: Salomon came from Huncbroda [OCR] with another Jew, Simone; both</w:t>
+        <w:br/>
+        <w:t xml:space="preserve">       poor                                                                 4</w:t>
+        <w:br/>
+        <w:t xml:space="preserve">    Same place: Simon Chil, with his kinsman Marco, a single man, from Ürrnény [OCR], poor   3</w:t>
+        <w:br/>
+        <w:t xml:space="preserve">            None of these, on account of their recent arrival, has paid anything either to the Community or to the County.</w:t>
+      </w:r>
+    </w:p>
+    <w:p>
+      <w:r>
+        <w:t xml:space="preserve">         In Nagy Eőrvistye.</w:t>
+        <w:br/>
+        <w:t xml:space="preserve">    Isak Abraham, poor, came from Radosnya, has a son Jacobus                2</w:t>
+        <w:br/>
+        <w:t xml:space="preserve">    Same place: Mojsis Abraham, poor, came from Radosnyu [OCR].</w:t>
+      </w:r>
+    </w:p>
+    <w:p>
+      <w:r>
+        <w:t xml:space="preserve">    In Pobedin.</w:t>
+        <w:br/>
+        <w:t xml:space="preserve">    Abraham Elias and Mojses live together in the manorial house, poor; they</w:t>
+        <w:br/>
+        <w:t xml:space="preserve">      came from Radosnya                                                    8</w:t>
+      </w:r>
+    </w:p>
+    <w:p>
+      <w:r>
+        <w:t xml:space="preserve">    In Krakovan.</w:t>
+        <w:br/>
+        <w:t xml:space="preserve">    One called Jacobus, living in the manorial house, from Radosnya, has a</w:t>
+        <w:br/>
+        <w:t xml:space="preserve">       son David.</w:t>
+        <w:br/>
+        <w:t xml:space="preserve">    Same place: the distiller Josephus arrived from Vitencz. He has a Jewish assistant</w:t>
+        <w:br/>
+        <w:t xml:space="preserve">       named Antonius and one cow; otherwise he has no trade.</w:t>
+        <w:br/>
+        <w:t xml:space="preserve">    Same place: Jacobus, a single man, poor, living with Joannes Maczkech,</w:t>
+        <w:br/>
+        <w:t xml:space="preserve">       has a son Lazarus, from Radosnya                                     3</w:t>
+      </w:r>
+    </w:p>
+    <w:p>
+      <w:r>
+        <w:t xml:space="preserve">    In Bori.</w:t>
+        <w:br/>
+        <w:t xml:space="preserve">    Isak Abraham with sons Salomone, Lazaro and Mojse came from Nittria     4</w:t>
+        <w:br/>
+        <w:t xml:space="preserve">    Same place: Lebl Mojsis with sons Jacobo and Philippo, from Czabaj      5</w:t>
+        <w:br/>
+        <w:t xml:space="preserve">    Same place: Jachl Abraham with sons Saulo and Isaco</w:t>
+        <w:br/>
+        <w:t xml:space="preserve">    Same place: Elias came from Nittria, poor                               3</w:t>
+        <w:br/>
+        <w:t xml:space="preserve">    Same place: Mojsis Hersl, butcher, with sons Isaco, Josepho and Abrahamo,</w:t>
+        <w:br/>
+        <w:t xml:space="preserve">       came from Nittria, poor                                              7</w:t>
+        <w:br/>
+        <w:t xml:space="preserve">    Same place: Samuel Skranka with 5 sons, namely Levkone, Jacobo, Josepho,</w:t>
+        <w:br/>
+        <w:t xml:space="preserve">       Isaco and Volffgango                                                12</w:t>
+        <w:br/>
+        <w:t xml:space="preserve">    Same place: a poor man named Jacobus</w:t>
+      </w:r>
+    </w:p>
+    <w:p>
+      <w:r>
+        <w:br/>
+        <w:t xml:space="preserve">    166</w:t>
+      </w:r>
+    </w:p>
+    <w:p>
+      <w:pPr>
+        <w:pStyle w:val="Heading1"/>
+      </w:pPr>
+      <w:r>
+        <w:t>PDF viewer page 169</w:t>
+      </w:r>
+    </w:p>
+    <w:p>
+      <w:r>
+        <w:t>https://real-eod.mtak.hu/2973/1/Magyar_zsido_okleveltar_VII.pdf#page=169</w:t>
+      </w:r>
+    </w:p>
+    <w:p>
+      <w:r>
+        <w:t xml:space="preserve">                                                        Paid for dwellings [a hospitiis]</w:t>
+        <w:br/>
+        <w:t xml:space="preserve">                                                              fl.    den.</w:t>
+      </w:r>
+    </w:p>
+    <w:p>
+      <w:r>
+        <w:t>Galgoczy.</w:t>
+        <w:br/>
+        <w:t>Marék Suchter                                                        25</w:t>
+        <w:br/>
+        <w:t>Jacub Mojses with sons Hersll and Mojse                              30</w:t>
+        <w:br/>
+        <w:t>Gabriel Volff with sons HersIl and Marco                             30</w:t>
+        <w:br/>
+        <w:t>Aron Abraham with sons Isaco and Kerslj                              30</w:t>
+        <w:br/>
+        <w:t>HerslI Abraham with sons Abrahamo and Josepho                        40</w:t>
+        <w:br/>
+        <w:t>Michl with sons Samuele and Abrahamo                                 30</w:t>
+        <w:br/>
+        <w:t>Kalmon Salamon with son Mojso                                        15</w:t>
+        <w:br/>
+        <w:t>Lazincz LebI with son Jacobo                                          S [OCR unclear; possibly 8 or 5]</w:t>
+        <w:br/>
+        <w:t>Mojsis Izrahel with sons Izrahele and Emerieo                         7</w:t>
+        <w:br/>
+        <w:t>Marék with son Lebl                                                   6</w:t>
+      </w:r>
+    </w:p>
+    <w:p>
+      <w:r>
+        <w:t>Verbovy.</w:t>
+        <w:br/>
+        <w:t>Jacub Abraham with sons Mojse and Colomanno, and also servant [OCR: 'servili Ana', unclear]</w:t>
+        <w:br/>
+        <w:t xml:space="preserve">    Kolman                                                           22</w:t>
+        <w:br/>
+        <w:t>HersIl Jacob                                                          8</w:t>
+        <w:br/>
+        <w:t xml:space="preserve">       To the Illustrious County fl. 1 d. 25.</w:t>
+        <w:br/>
+        <w:t>Hersll Jonas with sons Samuele, Simone, Jona, Isaco and Josepho      22</w:t>
+        <w:br/>
+        <w:t>Moreover he leases the brewery of the Most Illustrious Lord Josephus Pestvármegyey, to whom he pays annually fl. 100.</w:t>
+      </w:r>
+    </w:p>
+    <w:p>
+      <w:r>
+        <w:t>[Column alignment of the following table is uncertain in the OCR; numbers kept in source order.]</w:t>
+      </w:r>
+    </w:p>
+    <w:p>
+      <w:r>
+        <w:t xml:space="preserve">                                                     Paid to the Illustrious     For dwellings</w:t>
+        <w:br/>
+        <w:t xml:space="preserve">                                                     County [OCR heading garbled]</w:t>
+        <w:br/>
+        <w:t xml:space="preserve">                                                       fl.     den.               fl.   den.</w:t>
+        <w:br/>
+        <w:t>Marok Hersll with son IIersll                           2      50                 II [OCR; possibly 11]</w:t>
+        <w:br/>
+        <w:t>Isak Lebl with sons Tsaco, Samuele and Marco            1      30                 17</w:t>
+        <w:br/>
+        <w:t>Joseph Mojses, butcher, with sons Jacobo and Marco      1                          6</w:t>
+        <w:br/>
+        <w:t>Mojses Kokrhel and Isac Lebl with son Isaco             1      25                  9</w:t>
+        <w:br/>
+        <w:t>Isac Hersll, tailor, with sons Isaco, Jacobo,</w:t>
+        <w:br/>
+        <w:t xml:space="preserve">    Colomanno and Josepho                                      75                  7</w:t>
+        <w:br/>
+        <w:t>Marek Lebl with son Marco and Volfgango                 1                          8</w:t>
+        <w:br/>
+        <w:t>Hrsll(') Bolff and Joseph Levko with sons</w:t>
+        <w:br/>
+        <w:t xml:space="preserve">    Mojsc, Colomanno and Josepho                        1                          7     -50 [position unclear]</w:t>
+        <w:br/>
+        <w:t>Joseph Bolff                                                                       3</w:t>
+        <w:br/>
+        <w:t>Isae Jal;ob                                                    50                  4</w:t>
+        <w:br/>
+        <w:t>Adamus Mojsos                                                                      5</w:t>
+        <w:br/>
+        <w:t>Salarnon Bolff                                                 50                  6</w:t>
+        <w:br/>
+        <w:t>Jacobus Mandl with son Israele</w:t>
+        <w:br/>
+        <w:t>Marce Abraham                                                  50                  5</w:t>
+        <w:br/>
+        <w:t>Abraham Marec                                                  50                  5</w:t>
+        <w:br/>
+        <w:t>Abraham Mojses with sons Bernardo and Mojse                     3                 12</w:t>
+        <w:br/>
+        <w:t>Abraharn Salamon with sons 3,</w:t>
+        <w:br/>
+        <w:t>Abraham Jacub with sons Samuele and Volfgango</w:t>
+      </w:r>
+    </w:p>
+    <w:p>
+      <w:r>
+        <w:t>Those who arrived recently.</w:t>
+        <w:br/>
+        <w:t>Marcus Mojses, a newcomer from Nagy Tapolesan, with sons l\1ojse and</w:t>
+        <w:br/>
+        <w:t xml:space="preserve">   Hersll</w:t>
+        <w:br/>
+        <w:t>Salamon Lebl arrived from Nit.tria with son Simone</w:t>
+        <w:br/>
+        <w:t>Abraham Aron arrived from Gellénfalva</w:t>
+        <w:br/>
+        <w:t>Israhel Abraham arrived from Nagy Tapolcsán with son Abra-</w:t>
+        <w:br/>
+        <w:t xml:space="preserve">   hamo</w:t>
+      </w:r>
+    </w:p>
+    <w:p>
+      <w:r>
+        <w:t xml:space="preserve">     And these, on account of their recent arrival, neither pay to the Illustrious County nor have made an agreement for dwellings.</w:t>
+      </w:r>
+    </w:p>
+    <w:p>
+      <w:r>
+        <w:t xml:space="preserve">                                                                                                    167</w:t>
+      </w:r>
+    </w:p>
+    <w:p>
+      <w:pPr>
+        <w:pStyle w:val="Heading1"/>
+      </w:pPr>
+      <w:r>
+        <w:t>PDF viewer page 170</w:t>
+      </w:r>
+    </w:p>
+    <w:p>
+      <w:r>
+        <w:t>https://real-eod.mtak.hu/2973/1/Magyar_zsido_okleveltar_VII.pdf#page=170</w:t>
+      </w:r>
+    </w:p>
+    <w:p>
+      <w:r>
+        <w:t xml:space="preserve">                                         II.</w:t>
+      </w:r>
+    </w:p>
+    <w:p>
+      <w:r>
+        <w:t xml:space="preserve">    In the year 1727 a census was made of the Jews residing in the Szakolcza district [Processus Szakolczensis], in the following order, namely</w:t>
+      </w:r>
+    </w:p>
+    <w:p>
+      <w:r>
+        <w:t xml:space="preserve">       In the domain of Berencs.</w:t>
+        <w:br/>
+        <w:t xml:space="preserve">       In the market town of Szenicze.</w:t>
+        <w:br/>
+        <w:t xml:space="preserve">                                                          Payment to the        Payment to the</w:t>
+        <w:br/>
+        <w:t xml:space="preserve">                                                          Illustrious County    Landlord [Dominus Terrestris]</w:t>
+        <w:br/>
+        <w:t xml:space="preserve">                                                           fl.    den.            fl.    den.</w:t>
+        <w:br/>
+        <w:t>David Jakub, has 2 sons, leases one house, pays             1     50              57</w:t>
+        <w:br/>
+        <w:t>Salamon Abraham has 2 sons, pays                            4     50              40</w:t>
+        <w:br/>
+        <w:t>Lebl Salamon has 3 sons, pays                               4                     20</w:t>
+        <w:br/>
+        <w:t>Widow [Rel.] of Mojsis has 5 sons, leases a house           5     50             100</w:t>
+        <w:br/>
+        <w:t>Joseph Jacub has 2 sons, pays                               1     50              55</w:t>
+        <w:br/>
+        <w:t>Hersl Salamon                                               4                     12</w:t>
+        <w:br/>
+        <w:t>Joseph Abraharn has 1 son                                   3                     27</w:t>
+        <w:br/>
+        <w:t>Mojses Jacub has 1 son                                      3                     30</w:t>
+        <w:br/>
+        <w:t>Jakub Salamon has 2 sons                                    1     50               7</w:t>
+        <w:br/>
+        <w:t>Marok Abraham has 4 sons                                    4                     25</w:t>
+        <w:br/>
+        <w:t>Samue! Nathan has 2 sons                                    2                     50</w:t>
+        <w:br/>
+        <w:t>Isak Abra.harn has 2 sons                                   1                      ti [OCR; possibly 6]</w:t>
+        <w:br/>
+        <w:t>Jacobus Sprastyegova                                        1     50              12</w:t>
+        <w:br/>
+        <w:t>Abraham Garbir has 2 sons                                         50              10</w:t>
+        <w:br/>
+        <w:t>Marcus Leb! has 2 sons                                      1                      9</w:t>
+        <w:br/>
+        <w:t>Petrselka has 1 son                                         1     25               7</w:t>
+        <w:br/>
+        <w:t>Abraham Jakub                                               1                     13</w:t>
+        <w:br/>
+        <w:t>Moises Isak pays                                            1                      ti</w:t>
+        <w:br/>
+        <w:t>Samue! Jakub has 2 sons                                     1</w:t>
+        <w:br/>
+        <w:t>Jakub Laibl has 1 son                                             50               ti</w:t>
+      </w:r>
+    </w:p>
+    <w:p>
+      <w:r>
+        <w:t xml:space="preserve">     Appended are the most destitute residing in Szenicz.</w:t>
+        <w:br/>
+        <w:t>Jakub Prostyegowa, lodger [inquilinus], pays                                       e [OCR unclear]</w:t>
+        <w:br/>
+        <w:t>Isak Sklenar has 1 son                                                             5</w:t>
+        <w:br/>
+        <w:t>Jakubek pays                                                                      .5</w:t>
+        <w:br/>
+        <w:t>Abraham Sklonar has 1 son                                                          (j [OCR unclear]</w:t>
+      </w:r>
+    </w:p>
+    <w:p>
+      <w:r>
+        <w:t>Paisl has 2 sons.</w:t>
+        <w:br/>
+        <w:t>Salamon Lasar has 2 sons                                                           fl [OCR unclear]</w:t>
+        <w:br/>
+        <w:t>Elias Barech has 2 sons                                                            ti</w:t>
+        <w:br/>
+        <w:t>Simon Barucz has 2 sons                                                            ti</w:t>
+        <w:br/>
+        <w:t>Hersl 7.. [OCR unclear] Busovics has 1 son                                         ti</w:t>
+        <w:br/>
+        <w:t>Bernatek pays                                                                      4.</w:t>
+        <w:br/>
+        <w:t>Hersl Sleszky has 1 son.</w:t>
+        <w:br/>
+        <w:t>Elias Samuel</w:t>
+      </w:r>
+    </w:p>
+    <w:p>
+      <w:r>
+        <w:t>In Rovenszko.</w:t>
+        <w:br/>
+        <w:t>Abraham .Hersl has 5 sons                                   3                     40</w:t>
+        <w:br/>
+        <w:t>Jelen Abraham has 1 son                                     2                      4</w:t>
+      </w:r>
+    </w:p>
+    <w:p>
+      <w:r>
+        <w:t xml:space="preserve">     In the market town of Szobotistya.</w:t>
+        <w:br/>
+        <w:t>Jakub Markes has 1 son                                      3                     40</w:t>
+        <w:br/>
+        <w:t>Mausel Lebl has 3 sons                                      3                     10</w:t>
+        <w:br/>
+        <w:t>David Lebl has 3 sons                                       3                     20</w:t>
+      </w:r>
+    </w:p>
+    <w:p>
+      <w:r>
+        <w:br/>
+        <w:t>168</w:t>
+      </w:r>
+    </w:p>
+    <w:p>
+      <w:pPr>
+        <w:pStyle w:val="Heading1"/>
+      </w:pPr>
+      <w:r>
+        <w:t>PDF viewer page 171</w:t>
+      </w:r>
+    </w:p>
+    <w:p>
+      <w:r>
+        <w:t>https://real-eod.mtak.hu/2973/1/Magyar_zsido_okleveltar_VII.pdf#page=171</w:t>
+      </w:r>
+    </w:p>
+    <w:p>
+      <w:r>
+        <w:t xml:space="preserve">                                                          Payment to the        Payment to the</w:t>
+        <w:br/>
+        <w:t xml:space="preserve">                                                          Illustrious County    Landlord</w:t>
+        <w:br/>
+        <w:t xml:space="preserve">                                                           fl.    den.            fl.    den.</w:t>
+      </w:r>
+    </w:p>
+    <w:p>
+      <w:r>
+        <w:t>Joseph Lebl has 4 sons                                      1     50               7</w:t>
+        <w:br/>
+        <w:t>Joseph !sak has 1 son, lodger                               3                      6</w:t>
+        <w:br/>
+        <w:t>Marok Isak, his son, pays                                   1     50</w:t>
+        <w:br/>
+        <w:t>Abraham LevI has 2 sons                                           50               7</w:t>
+        <w:br/>
+        <w:t>Moises Salamun has 3 sons                                                          4     50</w:t>
+        <w:br/>
+        <w:t>David AngerIe, lodger                                             50               5</w:t>
+        <w:br/>
+        <w:t>Israel Jakub pays                                                 so [OCR; possibly 50]   4   50</w:t>
+        <w:br/>
+        <w:t>Jakub Jelen, lodger, at whose house a widow has 2 sons            50               4     50</w:t>
+        <w:br/>
+        <w:t>Marok Czapak, lodger, has 1 son                             1                      5</w:t>
+        <w:br/>
+        <w:t>Mojses Abraham, lodger                                            50              :2 [OCR; possibly 2]</w:t>
+        <w:br/>
+        <w:t>Josoph Mojsos, lodger                                             50               3</w:t>
+      </w:r>
+    </w:p>
+    <w:p>
+      <w:r>
+        <w:t xml:space="preserve">  In the domain of Korláth</w:t>
+      </w:r>
+    </w:p>
+    <w:p>
+      <w:r>
+        <w:t>In Jabloncza:</w:t>
+        <w:br/>
+        <w:t>Abraham Hersl has 3 sons, leases the steward's house [domum curatoriam] and</w:t>
+        <w:br/>
+        <w:t xml:space="preserve">  the tavern as regards the distilling [educilla quoad crematum]                   2     FiO [OCR; possibly 50]</w:t>
+        <w:br/>
+        <w:t>In Sandorff.</w:t>
+        <w:br/>
+        <w:t>Samuol Pinkes has 2 sons                                                           3     10</w:t>
+        <w:br/>
+        <w:t>In Lsszko.</w:t>
+        <w:br/>
+        <w:t>Marok Masar pays                                                  50              12</w:t>
+      </w:r>
+    </w:p>
+    <w:p>
+      <w:r>
+        <w:t xml:space="preserve">  In the domain of Holics.</w:t>
+      </w:r>
+    </w:p>
+    <w:p>
+      <w:r>
+        <w:t>Jakub Kohut, has 2 sons, Hoindl and .Iaehin, likewise one</w:t>
+        <w:br/>
+        <w:t xml:space="preserve">  brother named Bernat Kohut; has his own house</w:t>
+        <w:br/>
+        <w:t xml:space="preserve">  on peasant land [fundus rusticus] of liS. [OCR; probably 1/8] session, pays to the Domain     4</w:t>
+        <w:br/>
+        <w:t>In the same house resides his relative by marriage, called Moisis Praesivy</w:t>
+        <w:br/>
+        <w:t>Samuel Salamon has 2 sons, HOl'S1 and Lebl, moreover a lodger</w:t>
+        <w:br/>
+        <w:t xml:space="preserve">   Lsak HeI'Sl, otherwise called Smolcz; has his own house</w:t>
+        <w:br/>
+        <w:t xml:space="preserve">   on peasant land of 1/8 session, pays to the Domain</w:t>
+        <w:br/>
+        <w:t>Marcus Simrlik has 1 son, called Lebl; his brother</w:t>
+        <w:br/>
+        <w:t xml:space="preserve">   serving with him, named Philippus Simrlik; in a house</w:t>
+        <w:br/>
+        <w:t xml:space="preserve">   of the Domain of 1/8 session, but resides on peasant land, pays</w:t>
+        <w:br/>
+        <w:t xml:space="preserve">   to the Domain                                                                   4</w:t>
+        <w:br/>
+        <w:t xml:space="preserve">   he has moreover one lodger named Joachim Joseph;</w:t>
+        <w:br/>
+        <w:t xml:space="preserve">   has 2 cows.</w:t>
+        <w:br/>
+        <w:t>Mojses Szimeclik, residing in a house of the Domain and on peasant land</w:t>
+        <w:br/>
+        <w:t xml:space="preserve">   of 1/8 session, pays                                                            4</w:t>
+        <w:br/>
+        <w:t>Has lodgers Lebl Simrlik, Fisel Jaknb, and a widow</w:t>
+        <w:br/>
+        <w:t xml:space="preserve">   called Lida, who has 1 son, called Samoel Lebl</w:t>
+      </w:r>
+    </w:p>
+    <w:p>
+      <w:r>
+        <w:br/>
+        <w:t xml:space="preserve">      Mendl Salamon has his own house of ]/4 [OCR; 1/4] session, pays from it to the Domain fl. 4.; has 4 sons, called Lebl, Hcrsl, BersI and Lasar.</w:t>
+        <w:br/>
+        <w:t xml:space="preserve">      Israel Iczek. Possesses his own house on peasant land of 1/4 session, pays from it to the Domain fl. 2.; has 1 son, named Lebl.</w:t>
+        <w:br/>
+        <w:t xml:space="preserve">      Bernat Leebl, living in a certain cellar, pays for lodging fl. 2. to the Domain; has 1 son, called Lebl.</w:t>
+        <w:br/>
+        <w:t xml:space="preserve">      David SkIenar has his own house on peasant land, pays to the Domain fl. 2.; with him are found lodgers, namely David Styassny, having 1 son,</w:t>
+      </w:r>
+    </w:p>
+    <w:p>
+      <w:r>
+        <w:t xml:space="preserve">                                                                                                    169</w:t>
+      </w:r>
+    </w:p>
+    <w:p>
+      <w:pPr>
+        <w:pStyle w:val="Heading1"/>
+      </w:pPr>
+      <w:r>
+        <w:t>PDF viewer page 172</w:t>
+      </w:r>
+    </w:p>
+    <w:p>
+      <w:r>
+        <w:t>https://real-eod.mtak.hu/2973/1/Magyar_zsido_okleveltar_VII.pdf#page=172</w:t>
+      </w:r>
+    </w:p>
+    <w:p>
+      <w:r>
+        <w:t xml:space="preserve">   called Abraham; the second, Mojsis Sklenar; the third, Kopel Jakub; likewise in the same house resides the widow Sz ilka with her son called Kalman.</w:t>
+        <w:br/>
+        <w:t xml:space="preserve">           Iczek David, lodger in a deserted peasant house of 1(2 [OCR; probably 1/2] session, pays to the Domain fl. 4.; has 2 sons, called Lebl and Ábraham, and one horse.</w:t>
+        <w:br/>
+        <w:t xml:space="preserve">          .Iakobus Simerlik, lodger in a deserted peasant house of 1(4 [1/4] session, pays to the Domain 4 florins; has 3 sons, Lebl, Simon Bolff and Iczek. The widow called Dluha Anka has 3 sons, Jakobum, Kopel and Borek; resides in a deserted peasant house of 1(4 session, pays to the Domain fl. 4.; in the same house there is 1 lodger, having 2 sons called Adarnum and Jakobum.</w:t>
+        <w:br/>
+        <w:t xml:space="preserve">          LebI Barian has 3 sons, Simonom, CzaleI and Bolff; resides in his own house and on peasant land of 1/4 session, pays to the Domain fl. 4.</w:t>
+        <w:br/>
+        <w:t xml:space="preserve">          Mojsis Chlamptacs resides in his own house and on peasant land of 1(4 session, pays to the Domain fl. 4.; has 2 sons, Jacobum Lebl and Joachim; in the same house there is a lodger Mendl, called Peszck; has 1 cow.</w:t>
+        <w:br/>
+        <w:t xml:space="preserve">          Iczek Chyrurgus [surgeon] resides in his own house and on peasant land of 1(8 session, pays to the Domain fl. 4.; has 1 son Leibmon and a parent-in-law [socrum] called Pinkas Mendl. Has 2 cows.</w:t>
+        <w:br/>
+        <w:t xml:space="preserve">         Jacobus Hersl possesses peasant land of 1/8 'possessionis' [sic in OCR; probably for sessionis], from which he pays to the Domain fl. 4.; has a lodger named Isakalman, who has a son named Ábraham; in the same house of this lodger lives a kinsman, Israel Kalman. Has 2 cows.</w:t>
+        <w:br/>
+        <w:t xml:space="preserve">          Israel Chlamptacs possesses peasant land of 1(8 session, pays to the Domain fl. 4.; has 3 sons, Izrahelem, Jacobum and Marcum; also has 2 cows.</w:t>
+        <w:br/>
+        <w:t xml:space="preserve">          Borek, butcher, in Kopcsan resides on peasant land of 1(4 session, pays to the Domain fl. 4.; has 1 son, called Jakub Lebl.</w:t>
+        <w:br/>
+        <w:t xml:space="preserve">         .Toseph Izrahel has his own house on peasant land of 1(8 session, pays to the Domain fl. 4.; has 2 sons, Mojsem and Davidem, moreover one cow.</w:t>
+        <w:br/>
+        <w:t xml:space="preserve">  Jacobus Kalman possesses peasant land of 1(4 session, pays to the Domain fl. 4.; has 2 sons, Simeonem and Kalmari.</w:t>
+        <w:br/>
+        <w:t xml:space="preserve">         Izrahel Jakub possesses peasant land of 1(4 session, pays to the Domain fl. 4.</w:t>
+        <w:br/>
+        <w:t xml:space="preserve">         Iczek Sklenar resides on deserted peasant land of 1/8 session, pays to the Domain fl. 2.</w:t>
+        <w:br/>
+        <w:t xml:space="preserve">         Mojeis Jakub resides in a peasant house of 1(4 session, pays to the Lord [Domino] fl. 2.</w:t>
+        <w:br/>
+        <w:t xml:space="preserve">         Mojsis Knotany possesses a deserted peasant house of 1/8 session, pays to the Domain fl. 2.; has a son called Libermon.</w:t>
+        <w:br/>
+        <w:t xml:space="preserve">         Lodgers in the Noble House [OCR: '~Tobilitari'].</w:t>
+        <w:br/>
+        <w:t xml:space="preserve">         Marcus KaIman has 4 sons, Kalmari Lebl, Vibder, Samuelem and Josephum.</w:t>
+        <w:br/>
+        <w:t xml:space="preserve">        .Jakob Gajdos has 1 son, called Mendl. Daniel Chyrurgus [surgeon].</w:t>
+        <w:br/>
+        <w:t xml:space="preserve">          In the estate of Katto.</w:t>
+        <w:br/>
+        <w:t xml:space="preserve">         David, butcher, resides in a house of the Domain and on peasant land of 1(4 session, pays to the Domain fl. 2.; has a son Samuelem.</w:t>
+        <w:br/>
+        <w:t xml:space="preserve">         Jewish schoolmaster Mendl Hersl. His assistants Borek, Marék, Noszek, Marék, Elias.</w:t>
+        <w:br/>
+        <w:t xml:space="preserve">          This Jewish Community of Holics, besides the census already specified, pays to the Domain fl. 46O [OCR garbled: 'fl~46O(Ya~0iiíltariíS:Pl1riter'; possibly 'fl. 460, to the County likewise']; together annually pays fl. 45.</w:t>
+      </w:r>
+    </w:p>
+    <w:p>
+      <w:r>
+        <w:t xml:space="preserve"> 170</w:t>
+      </w:r>
+    </w:p>
+    <w:p>
+      <w:pPr>
+        <w:pStyle w:val="Heading1"/>
+      </w:pPr>
+      <w:r>
+        <w:t>PDF viewer page 173</w:t>
+      </w:r>
+    </w:p>
+    <w:p>
+      <w:r>
+        <w:t>https://real-eod.mtak.hu/2973/1/Magyar_zsido_okleveltar_VII.pdf#page=173</w:t>
+      </w:r>
+    </w:p>
+    <w:p>
+      <w:r>
+        <w:t xml:space="preserve">     In the domain of Sassin.</w:t>
+        <w:br/>
+        <w:t xml:space="preserve">        And in the market town of Sassin. Jakob Michl resides on peasant land, sows the lands belonging to the holding with 1/4 measure [metreta], pays to the Domain 8 fl.; his son Isak, servant Salamon, a lodger called Marok. This lodger has 2 sons, namely called Isak and Joseph; he also has 3 horses and 2 cows. Jakob Geczl possesses a peasant house, sows 3/4 measures, pays to the Domain fl. 8. His sons are called Geczl, Hersl, Alexander [Latin 'Fily hujus Geczl, Hersl, Alexander' is ambiguous: possibly 'the sons of this Geczl are Hersl, Alexander']. Has 4 horses, 2 cows. Lcibl .Iakob resides on peasant land, sows ]/4 [1/4] measure, pays to the Domain fl. 8. His son is called Marcus Hersl; has 1 horse, 1 cow. David Ábraham resides on peasant land, sows ]/4 measure, pays to the Domain fl. 8.; has 1 horse, 1 cow, 2 goats.</w:t>
+        <w:br/>
+        <w:t xml:space="preserve">        The widow Markowa resides on peasant land, sows ]/4 measure, moreover for one 'nyzkum' [OCR/term unclear] m. 2 1/2; pays to the Domain fl. 4.; has 2 sons called Volff and .Iakob, 2 cows.</w:t>
+        <w:br/>
+        <w:t xml:space="preserve">        Izrahel Herst resides in a peasant house, sows m. ]/4, pays to the Domain fl. 4.; has 1 son and 1 horse. Mendl David Jakub likewise resides on peasant land, sows m. ]/4, pays to the Domain fl. 8.; has 3 sons, named Jakub, Philip and Aron; has moreover meadows for 2 mowers, 2 cows.</w:t>
+        <w:br/>
+        <w:t xml:space="preserve">        Mojses Michl resides on peasant land, sows m. ]/4, pays to the Domain fl. 8.; has 1 son, Mendl, and a servant called Markes, moreover one horse.</w:t>
+        <w:br/>
+        <w:t xml:space="preserve">        The widow Adanka inhabits peasant land, sows m. ]/4, pays to the Domain fl. 8.; her 3 sons are called Jaeub, Majsis and Izak; has 1 horse and 2 cows.</w:t>
+        <w:br/>
+        <w:t xml:space="preserve">       .Joseph of Nikolsburg [Nikolspurghensis] inhabits peasant land, sows m. 1/4, pays to the Domain fl. 2.; has 4 sons, Aronem, Lebl, Hersl and Jacobum. Isak senior resides on peasant land, sows m. 1/4, pays to the Domain fl. 2.</w:t>
+        <w:br/>
+        <w:t xml:space="preserve">       .Jakob Svegda resides on peasant land, sows m. 1/4, pays to the Domain fl. 4.; has 1 son, called Bezl.</w:t>
+        <w:br/>
+        <w:t xml:space="preserve">        Isak Knez resides on peasant land, sows m. ]/4, pays to the Domain fl. o [OCR unclear]</w:t>
+        <w:br/>
+        <w:t xml:space="preserve">      Lebl Izak resides on peasant land, sows m. 1/4, pays to the Domain fl. 2.; has :1 [OCR; number unclear] sons, Mojzern, Izrahelem and .Iacoburn.</w:t>
+        <w:br/>
+        <w:t xml:space="preserve">     There follow the lodgers living with other Jews.</w:t>
+        <w:br/>
+        <w:t xml:space="preserve">     Rnbon, tailor, has 1 son, Michaelem.</w:t>
+        <w:br/>
+        <w:t xml:space="preserve">      Marcus Izak.</w:t>
+        <w:br/>
+        <w:t xml:space="preserve">      Volffgangus Szcgda.</w:t>
+        <w:br/>
+        <w:t xml:space="preserve">     .Jakob Polak has 2 sons, Izak and Faitl.</w:t>
+        <w:br/>
+        <w:t xml:space="preserve">    Ja.kob Vitrarius [glazier] has a son Abraham.</w:t>
+        <w:br/>
+        <w:t xml:space="preserve">     Michael :Vfojsis.</w:t>
+        <w:br/>
+        <w:t xml:space="preserve">      [OCR garbled: 'j-I..a.hc.t...l!.ape'; possibly 'Habet ...'] The Jewish Community [OCR garbled: 'Jud~l:-S;rna~'] has a tavern on peasant land, for which holdings it sows 3 measures. They pay to the Domain, besides the census specified above, together fl. 400. Likewise to the Illustrious County fl. 45.</w:t>
+      </w:r>
+    </w:p>
+    <w:p>
+      <w:r>
+        <w:br/>
+        <w:t xml:space="preserve">    O. L. Htt. Litt.</w:t>
+      </w:r>
+    </w:p>
+    <w:p>
+      <w:r>
+        <w:br/>
+        <w:t xml:space="preserve">                                                                                     lil [page number; OCR]</w:t>
+      </w:r>
+    </w:p>
+    <w:p>
+      <w:pPr>
+        <w:pStyle w:val="Heading1"/>
+      </w:pPr>
+      <w:r>
+        <w:t>PDF viewer page 174</w:t>
+      </w:r>
+    </w:p>
+    <w:p>
+      <w:r>
+        <w:t>https://real-eod.mtak.hu/2973/1/Magyar_zsido_okleveltar_VII.pdf#page=174</w:t>
+      </w:r>
+    </w:p>
+    <w:p>
+      <w:r>
+        <w:t>19.      1727, September 15. Pest. Pest County submits the census of the Jews.*</w:t>
+      </w:r>
+    </w:p>
+    <w:p>
+      <w:r>
+        <w:t xml:space="preserve">                                          Market town of Sámbék.</w:t>
+        <w:br/>
+        <w:t>Jacub Isák has a wife and</w:t>
+        <w:br/>
+        <w:t xml:space="preserve">      sons Eliam and Isak ............................................  No. 2.</w:t>
+        <w:br/>
+        <w:t xml:space="preserve">      No kinsman with him,</w:t>
+        <w:br/>
+        <w:t xml:space="preserve">      Jewish servant Jakub .............................................  No. 1.</w:t>
+        <w:br/>
+        <w:t xml:space="preserve">      Lives in his own house bought for fl. 30 from a certain shoemaker,</w:t>
+        <w:br/>
+        <w:t xml:space="preserve">           without appurtenances.</w:t>
+        <w:br/>
+        <w:t xml:space="preserve">      Came here this year.</w:t>
+        <w:br/>
+        <w:t xml:space="preserve">      To the treasury [gremium] of the County he at present pays nothing,</w:t>
+        <w:br/>
+        <w:t xml:space="preserve">      but to the Domain in common with others, as will be specified below.</w:t>
+      </w:r>
+    </w:p>
+    <w:p>
+      <w:r>
+        <w:t>Salonion, married, has</w:t>
+        <w:br/>
+        <w:t xml:space="preserve">      son Eliarn ........................................................  No. 1.</w:t>
+        <w:br/>
+        <w:t xml:space="preserve">      a relative by marriage with him, Isák ............................  No. 1.</w:t>
+        <w:br/>
+        <w:t xml:space="preserve">      who has a son Joseph .............................................  No. 1.</w:t>
+        <w:br/>
+        <w:t xml:space="preserve">      Has a Jewish servant Joannem ......................................  No. 1.</w:t>
+        <w:br/>
+        <w:t xml:space="preserve">      Possesses a house given to him free of charge by the Domain.</w:t>
+      </w:r>
+    </w:p>
+    <w:p>
+      <w:r>
+        <w:t>David Csasznek, married, has</w:t>
+        <w:br/>
+        <w:t xml:space="preserve">      son Bernard .......................................................  No. 1.</w:t>
+        <w:br/>
+        <w:t xml:space="preserve">      a lodger called Israel ............................................  No. 1.</w:t>
+        <w:br/>
+        <w:t xml:space="preserve">      House bought for 14 fl., without appurtenances.</w:t>
+      </w:r>
+    </w:p>
+    <w:p>
+      <w:r>
+        <w:t>Leb Csaszni, married, has</w:t>
+        <w:br/>
+        <w:t xml:space="preserve">     son Bernard ........................................................  No. 1.</w:t>
+        <w:br/>
+        <w:t xml:space="preserve">     a married brother without children, Jacub ..........................  No. 1.</w:t>
+        <w:br/>
+        <w:t xml:space="preserve">     likewise servants Leb and Salamon ..................................  No. 2.</w:t>
+        <w:br/>
+        <w:t xml:space="preserve">     Bought the house with ready cash, without appurtenances.</w:t>
+        <w:br/>
+        <w:t>Salamon the other, married, has</w:t>
+        <w:br/>
+        <w:t xml:space="preserve">     son Marcum ..........................................................</w:t>
+        <w:br/>
+        <w:t xml:space="preserve">     Besides that, no one.</w:t>
+        <w:br/>
+        <w:t xml:space="preserve">     Bought the house for 12 florins, without appurtenances.</w:t>
+        <w:br/>
+        <w:t>Ábraham Jakub, married, co-lodger [Cohospes]</w:t>
+        <w:br/>
+        <w:t xml:space="preserve">   of the former, has nothing.</w:t>
+      </w:r>
+    </w:p>
+    <w:p>
+      <w:r>
+        <w:t>Volff Ábraham, married, has</w:t>
+        <w:br/>
+        <w:t xml:space="preserve">      son Isak ..........................................................  No. 1.</w:t>
+        <w:br/>
+        <w:t xml:space="preserve">      moreover a son-in-law called Leb, without children ................  No. 1.</w:t>
+        <w:br/>
+        <w:t xml:space="preserve">      Jewish servant Abrahamum ..........................................  No. 1.</w:t>
+        <w:br/>
+        <w:t xml:space="preserve">      Bought the house for :~O [OCR; possibly 30] florins, without appurtenances.</w:t>
+      </w:r>
+    </w:p>
+    <w:p>
+      <w:r>
+        <w:t xml:space="preserve">   * The census of the Jewry of Óbuda is published in M. Zs. O. III, No. 312, and in Magyar Zsidó Szemle XXI [OCR: ',vf.' = évf., vol.], pp. 413–15, on the basis of Acta Part. 43.</w:t>
+      </w:r>
+    </w:p>
+    <w:p>
+      <w:r>
+        <w:br/>
+        <w:t>172</w:t>
+      </w:r>
+    </w:p>
+    <w:p>
+      <w:pPr>
+        <w:pStyle w:val="Heading1"/>
+      </w:pPr>
+      <w:r>
+        <w:t>PDF viewer page 175</w:t>
+      </w:r>
+    </w:p>
+    <w:p>
+      <w:r>
+        <w:t>https://real-eod.mtak.hu/2973/1/Magyar_zsido_okleveltar_VII.pdf#page=175</w:t>
+      </w:r>
+    </w:p>
+    <w:p>
+      <w:r>
+        <w:t>Jakob Isak, married, has</w:t>
+        <w:br/>
+        <w:t xml:space="preserve">    sons Isak and Hersl ..................................  No. 2.</w:t>
+        <w:br/>
+        <w:t xml:space="preserve">    moreover a uterine brother, unmarried, Ábraham .......  No. 1.</w:t>
+        <w:br/>
+        <w:t xml:space="preserve">    Jewish servant Michaelern ............................  No. 1.</w:t>
+        <w:br/>
+        <w:t xml:space="preserve">    a lodger having nothing, called Isac .................  No. 1.</w:t>
+        <w:br/>
+        <w:t xml:space="preserve">    Bought the house for 10 florins from a certain mason, without appurtenances.</w:t>
+        <w:br/>
+        <w:t>Isak David, married, has</w:t>
+        <w:br/>
+        <w:t xml:space="preserve">    son Isák .............................................  No. 1.</w:t>
+        <w:br/>
+        <w:t xml:space="preserve">    and a son-in-law Moyses Ábraham ......................  No. 1.</w:t>
+        <w:br/>
+        <w:t xml:space="preserve">    Besides that, no one.</w:t>
+        <w:br/>
+        <w:t xml:space="preserve">    Has a house bought for 12 florins.</w:t>
+        <w:br/>
+        <w:t>Samucl Jakob, married,</w:t>
+        <w:br/>
+        <w:t xml:space="preserve">    has son Eliam ........................................  No. 1. [OCR: number garbled]</w:t>
+        <w:br/>
+        <w:t xml:space="preserve">    lodger Volff Marcum ..................................  No. 1.</w:t>
+        <w:br/>
+        <w:t xml:space="preserve">    Besides that, no one.</w:t>
+        <w:br/>
+        <w:t xml:space="preserve">    Has a house from the Domain, given to him free of charge, without</w:t>
+        <w:br/>
+        <w:t xml:space="preserve">         appurtenances.</w:t>
+        <w:br/>
+        <w:t>Marcus Arun, married, has</w:t>
+        <w:br/>
+        <w:t xml:space="preserve">    sons Marcum and Salamon ..............................  No. 2.</w:t>
+        <w:br/>
+        <w:t xml:space="preserve">    lodger Eliam Jakob ...................................  No. 1.</w:t>
+        <w:br/>
+        <w:t xml:space="preserve">    who has a son .Iakob .................................  No. 1.</w:t>
+        <w:br/>
+        <w:t xml:space="preserve">    Bought the house for 13 florins, without appurtenances.</w:t>
+        <w:br/>
+        <w:t>Moyses Aron has a wife and</w:t>
+        <w:br/>
+        <w:t xml:space="preserve">    sons Adam and Isák ...................................  No. 2.</w:t>
+        <w:br/>
+        <w:t xml:space="preserve">    likewise one unmarried relative by marriage, Filippum  No. 1.</w:t>
+        <w:br/>
+        <w:t xml:space="preserve">    lodgers Salamon and Marcum ...........................  No. 2.</w:t>
+        <w:br/>
+        <w:t xml:space="preserve">    who have no children.</w:t>
+        <w:br/>
+        <w:t xml:space="preserve">    Bought the house for HJ [OCR unclear; possibly 10] florins, without appurtenances.</w:t>
+        <w:br/>
+        <w:t>The present [OCR: 'Praesenpti'] Jews of Sámbék all came to the aforementioned town this year; to the treasury of the County or of the Community they have so far paid nothing, but to the Domain, by agreement, namely with the Most Excellent Lady Countess Petra [sic in OCR] Zichy [Zichiana], they pay annually in total fl. 120. Besides these there are, separately, those who pay to the Domain, residing in the said town of Sámbék, namely:</w:t>
+        <w:br/>
+        <w:t>Michael, married, without children, having nothing.</w:t>
+        <w:br/>
+        <w:t xml:space="preserve">    Lives in a house bought for 4 florins.</w:t>
+        <w:br/>
+        <w:t xml:space="preserve">    Pays to the Domain annually by way of residence [OCR: 'marisionis', probably mansionis] and protection  fl. 3.</w:t>
+        <w:br/>
+        <w:t xml:space="preserve">    Besides that, nothing to anyone.</w:t>
+        <w:br/>
+        <w:t xml:space="preserve">    Came this year.</w:t>
+      </w:r>
+    </w:p>
+    <w:p>
+      <w:r>
+        <w:t>Michael the other, married, has with him his parent Jakub .......  No. 1.</w:t>
+        <w:br/>
+        <w:t xml:space="preserve">    Bought the house for 7 florins, without appurtenances.</w:t>
+        <w:br/>
+        <w:t xml:space="preserve">    Pays to the Domain like the former ................................  fl. 3.</w:t>
+      </w:r>
+    </w:p>
+    <w:p>
+      <w:r>
+        <w:t xml:space="preserve">                                                                                  173</w:t>
+      </w:r>
+    </w:p>
+    <w:p>
+      <w:pPr>
+        <w:pStyle w:val="Heading1"/>
+      </w:pPr>
+      <w:r>
+        <w:t>PDF viewer page 176</w:t>
+      </w:r>
+    </w:p>
+    <w:p>
+      <w:r>
+        <w:t>https://real-eod.mtak.hu/2973/1/Magyar_zsido_okleveltar_VII.pdf#page=176</w:t>
+      </w:r>
+    </w:p>
+    <w:p>
+      <w:r>
+        <w:t>Salomon Elias, married, has</w:t>
+        <w:br/>
+        <w:t>son Jaeobum ...........................................................</w:t>
+        <w:br/>
+        <w:t>likewise a lodger, Peszey Jakub .......................................</w:t>
+        <w:br/>
+        <w:t>House bought for II [OCR; possibly 11] florins, without appurtenances.</w:t>
+        <w:br/>
+        <w:t>To the Domain like the previous ones ..................................  fl. 3.</w:t>
+        <w:br/>
+        <w:t>Likewise came this year.</w:t>
+      </w:r>
+    </w:p>
+    <w:p>
+      <w:r>
+        <w:t>In Vőrősvár. A Jew named Perel lives alone, except [OCR: 'nisi in Domo Dominabi', unclear] in a house of the Domain, for which he pays to the Domain, the Reverend Fathers [P. P.], namely the Dominicans of Pest, by way of lease [Arendae]   fl. 20.</w:t>
+        <w:br/>
+        <w:t xml:space="preserve">    He has resided here for about twenty years.</w:t>
+      </w:r>
+    </w:p>
+    <w:p>
+      <w:r>
+        <w:t>Jews residing in the Vác district [Processus Vacziensis].</w:t>
+      </w:r>
+    </w:p>
+    <w:p>
+      <w:r>
+        <w:t>In Isaszegh.</w:t>
+        <w:br/>
+        <w:t xml:space="preserve">      Simon Moyses, married; his sons-in-law David and Isák, married;</w:t>
+        <w:br/>
+        <w:t xml:space="preserve">      son Gabriel. Leases a house from the Most Illustrious Lord Antonio</w:t>
+        <w:br/>
+        <w:t xml:space="preserve">      Grassalkovics annually for ...............................................  fl. 12.</w:t>
+        <w:br/>
+        <w:t xml:space="preserve">      Without appurtenances; has resided there for six years. His lodger</w:t>
+        <w:br/>
+        <w:t xml:space="preserve">      Lazárus, married. The first-named, with his sons-in-law,</w:t>
+        <w:br/>
+        <w:t xml:space="preserve">      trades through the villages in small wares. Pays nothing to the County.</w:t>
+      </w:r>
+    </w:p>
+    <w:p>
+      <w:r>
+        <w:t>In Saáp.</w:t>
+        <w:br/>
+        <w:t xml:space="preserve">      Adamus Sleszinger, married; sons Ábraham and Elias. Leases the distillery</w:t>
+        <w:br/>
+        <w:t xml:space="preserve">      house from the widowed Lady Sőtter</w:t>
+        <w:br/>
+        <w:t xml:space="preserve">      annually, without appurtenances, for .....................................  fl. 20.</w:t>
+        <w:br/>
+        <w:t xml:space="preserve">      Has lived there about five years; pays nothing to the County.</w:t>
+        <w:br/>
+        <w:t xml:space="preserve">      His lodgers Michael, unmarried, David and Jacobus, married,</w:t>
+        <w:br/>
+        <w:t xml:space="preserve">      live together; they lease one small house from the Lords Sőtter, without</w:t>
+        <w:br/>
+        <w:t xml:space="preserve">      appurtenances, annually for ..............................................  fl. 5.</w:t>
+        <w:br/>
+        <w:t xml:space="preserve">      His son Jacobus trades in small wares.</w:t>
+      </w:r>
+    </w:p>
+    <w:p>
+      <w:r>
+        <w:t xml:space="preserve">    The lodger Jacobus gives to the aforementioned Lords Sőtter for one small house annually one pound of pepper and one pound of 'Strategemata' [term unclear in OCR].</w:t>
+        <w:br/>
+        <w:t xml:space="preserve">    His son Samuel. Joannes, married; his sons Leeb</w:t>
+        <w:br/>
+        <w:t xml:space="preserve">    and Moysis; pays annually for a house to the Lords Sőtter  fl. 12.</w:t>
+        <w:br/>
+        <w:t xml:space="preserve">    Without appurtenances; has resided there for two years; has one</w:t>
+        <w:br/>
+        <w:t xml:space="preserve">    cauldron [Ahenum]. Pays nothing to the County.</w:t>
+        <w:br/>
+        <w:t xml:space="preserve">      Jacobus, married; his son Moyses; pays annually to the peasant Joannes Tóth</w:t>
+        <w:br/>
+        <w:t xml:space="preserve">       for a house ..............................................................  fl. 5.</w:t>
+        <w:br/>
+        <w:t xml:space="preserve">      To the County nothing; has resided there for two years.</w:t>
+        <w:br/>
+        <w:t xml:space="preserve">      Isák, married, leases a house from Lord Francisco Sőtter</w:t>
+        <w:br/>
+        <w:t xml:space="preserve">      annually for ..............................................................  fl. 7.</w:t>
+        <w:br/>
+        <w:t xml:space="preserve">      And leases the distillery house from Lord Gabrielo Sötter annually</w:t>
+        <w:br/>
+        <w:t xml:space="preserve">      for .......................................................................  fl. 15.</w:t>
+        <w:br/>
+        <w:t xml:space="preserve">      Having no appurtenances; came a year ago;</w:t>
+        <w:br/>
+        <w:t xml:space="preserve">      pays nothing to the County.</w:t>
+      </w:r>
+    </w:p>
+    <w:p>
+      <w:r>
+        <w:t>174</w:t>
       </w:r>
     </w:p>
     <w:sectPr>
